--- a/benchmark/MANUSCRIPT.docx
+++ b/benchmark/MANUSCRIPT.docx
@@ -12,7 +12,7 @@
           <w:i w:val="0"/>
           <w:sz w:val="28"/>
         </w:rPr>
-        <w:t>VaxForge: an end-to-end reverse vaccinology pipeline that preserves protective antigens under a soft virulence filter and resolves host-specific epitope repertoires</w:t>
+        <w:t>VaxForge: end-to-end reverse vaccinology with host-specific epitope resolution</w:t>
       </w:r>
     </w:p>
     <w:p>
@@ -32,7 +32,7 @@
           <w:i w:val="0"/>
           <w:sz w:val="24"/>
         </w:rPr>
-        <w:t>Draft prepared 2026-09-20. Methods narrative in `MANUSCRIPT_METHODS.md`; ground-truth antigen evidence and DOIs in `PROTECTIVE_ANTIGENS.md`; accessions in `PATHOGEN_ACCESSIONS.md`; figures in `figures/`.</w:t>
+        <w:t>Draft prepared 2026-09-20. Methods narrative in `MANUSCRIPT_METHODS.md`; ground-truth antigen evidence and DOIs in `PROTECTIVE_ANTIGENS.md`; accessions in `PATHOGEN_ACCESSIONS.md`.</w:t>
       </w:r>
     </w:p>
     <w:p>
@@ -179,9 +179,720 @@
           <w:i w:val="0"/>
           <w:sz w:val="24"/>
         </w:rPr>
-        <w:t xml:space="preserve"> (strain MC58, proteome UP000000425), with the four 4CMenB antigens as ground truth. On an expanded 204-protein set (four protective plus 200 background, fixed seed), VaxForge recovered all four antigens (recall 4 of 4; 68 candidates; fold enrichment 3.12; Fisher exact p = 0.012), ranking PorA first, factor H binding protein third, the Heparin Binding Antigen sixth and adhesin A eighth. Vaxign-ML also recovered all four (59 candidates), whereas NERVE 2.0 recovered only PorA (recall 1 of 4). The same pattern held on a compact 64-protein set and on the full 2,003-protein proteome for the two faster tools, where Vaxign-ML again recovered all four and NERVE 2.0 recovered one (Figures 1 and 2). The decisive case is the Heparin Binding Antigen, which is virulence-database negative: VaxForge retained it through the soft funnel, while NERVE 2.0 removed it under its hard selection step. That an independent machine-learning tool, Vaxign-ML, reached the same 4 of 4 recall indicates the behaviour is a property of soft filtering rather than a single-tool artefact.</w:t>
+        <w:t xml:space="preserve"> (strain MC58, proteome UP000000425), with the four 4CMenB antigens as ground truth. On an expanded 204-protein set (four protective plus 200 background, fixed seed), VaxForge recovered all four antigens (recall 4 of 4; 68 candidates; fold enrichment 3.12; Fisher exact p = 0.012), ranking PorA first, factor H binding protein third, the Heparin Binding Antigen sixth and adhesin A eighth. Vaxign-ML also recovered all four (59 candidates), whereas NERVE 2.0 recovered only PorA (recall 1 of 4). The same pattern held on a compact 64-protein set and on the full 2,003-protein proteome for the two faster tools (Table 1; Figures 1 and 2). The decisive case is the Heparin Binding Antigen, which is virulence-database negative: VaxForge retained it through the soft funnel, while NERVE 2.0 removed it under its hard selection step. That an independent machine-learning tool, Vaxign-ML, reached the same 4 of 4 recall indicates the behaviour is a property of soft filtering rather than a single-tool artefact.</w:t>
       </w:r>
     </w:p>
+    <w:p>
+      <w:r>
+        <w:rPr>
+          <w:b w:val="0"/>
+          <w:i/>
+          <w:sz w:val="24"/>
+        </w:rPr>
+        <w:t>Table 1. Meningococcal head-to-head across three input scales (default parameters, identical input).</w:t>
+      </w:r>
+    </w:p>
+    <w:tbl>
+      <w:tblPr>
+        <w:tblStyle w:val="LightGrid-Accent1"/>
+        <w:tblW w:type="auto" w:w="0"/>
+        <w:tblLook w:firstColumn="1" w:firstRow="1" w:lastColumn="0" w:lastRow="0" w:noHBand="0" w:noVBand="1" w:val="04A0"/>
+      </w:tblPr>
+      <w:tblGrid>
+        <w:gridCol w:w="1234"/>
+        <w:gridCol w:w="1234"/>
+        <w:gridCol w:w="1234"/>
+        <w:gridCol w:w="1234"/>
+        <w:gridCol w:w="1234"/>
+        <w:gridCol w:w="1234"/>
+        <w:gridCol w:w="1234"/>
+      </w:tblGrid>
+      <w:tr>
+        <w:tc>
+          <w:tcPr>
+            <w:tcW w:type="dxa" w:w="1234"/>
+          </w:tcPr>
+          <w:p>
+            <w:r/>
+            <w:r>
+              <w:rPr>
+                <w:b/>
+                <w:i w:val="0"/>
+                <w:sz w:val="22"/>
+              </w:rPr>
+              <w:t>Set</w:t>
+            </w:r>
+          </w:p>
+        </w:tc>
+        <w:tc>
+          <w:tcPr>
+            <w:tcW w:type="dxa" w:w="1234"/>
+          </w:tcPr>
+          <w:p>
+            <w:r/>
+            <w:r>
+              <w:rPr>
+                <w:b/>
+                <w:i w:val="0"/>
+                <w:sz w:val="22"/>
+              </w:rPr>
+              <w:t>Tool</w:t>
+            </w:r>
+          </w:p>
+        </w:tc>
+        <w:tc>
+          <w:tcPr>
+            <w:tcW w:type="dxa" w:w="1234"/>
+          </w:tcPr>
+          <w:p>
+            <w:r/>
+            <w:r>
+              <w:rPr>
+                <w:b/>
+                <w:i w:val="0"/>
+                <w:sz w:val="22"/>
+              </w:rPr>
+              <w:t>Recall</w:t>
+            </w:r>
+          </w:p>
+        </w:tc>
+        <w:tc>
+          <w:tcPr>
+            <w:tcW w:type="dxa" w:w="1234"/>
+          </w:tcPr>
+          <w:p>
+            <w:r/>
+            <w:r>
+              <w:rPr>
+                <w:b/>
+                <w:i w:val="0"/>
+                <w:sz w:val="22"/>
+              </w:rPr>
+              <w:t>Candidates</w:t>
+            </w:r>
+          </w:p>
+        </w:tc>
+        <w:tc>
+          <w:tcPr>
+            <w:tcW w:type="dxa" w:w="1234"/>
+          </w:tcPr>
+          <w:p>
+            <w:r/>
+            <w:r>
+              <w:rPr>
+                <w:b/>
+                <w:i w:val="0"/>
+                <w:sz w:val="22"/>
+              </w:rPr>
+              <w:t>Fold</w:t>
+            </w:r>
+          </w:p>
+        </w:tc>
+        <w:tc>
+          <w:tcPr>
+            <w:tcW w:type="dxa" w:w="1234"/>
+          </w:tcPr>
+          <w:p>
+            <w:r/>
+            <w:r>
+              <w:rPr>
+                <w:b/>
+                <w:i w:val="0"/>
+                <w:sz w:val="22"/>
+              </w:rPr>
+              <w:t>Fisher p</w:t>
+            </w:r>
+          </w:p>
+        </w:tc>
+        <w:tc>
+          <w:tcPr>
+            <w:tcW w:type="dxa" w:w="1234"/>
+          </w:tcPr>
+          <w:p>
+            <w:r/>
+            <w:r>
+              <w:rPr>
+                <w:b/>
+                <w:i w:val="0"/>
+                <w:sz w:val="22"/>
+              </w:rPr>
+              <w:t>AUC</w:t>
+            </w:r>
+          </w:p>
+        </w:tc>
+      </w:tr>
+      <w:tr>
+        <w:tc>
+          <w:tcPr>
+            <w:tcW w:type="dxa" w:w="1234"/>
+          </w:tcPr>
+          <w:p>
+            <w:r/>
+            <w:r>
+              <w:rPr>
+                <w:b w:val="0"/>
+                <w:i w:val="0"/>
+                <w:sz w:val="22"/>
+              </w:rPr>
+              <w:t>204</w:t>
+            </w:r>
+          </w:p>
+        </w:tc>
+        <w:tc>
+          <w:tcPr>
+            <w:tcW w:type="dxa" w:w="1234"/>
+          </w:tcPr>
+          <w:p>
+            <w:r/>
+            <w:r>
+              <w:rPr>
+                <w:b w:val="0"/>
+                <w:i w:val="0"/>
+                <w:sz w:val="22"/>
+              </w:rPr>
+              <w:t>VaxForge</w:t>
+            </w:r>
+          </w:p>
+        </w:tc>
+        <w:tc>
+          <w:tcPr>
+            <w:tcW w:type="dxa" w:w="1234"/>
+          </w:tcPr>
+          <w:p>
+            <w:r/>
+            <w:r>
+              <w:rPr>
+                <w:b w:val="0"/>
+                <w:i w:val="0"/>
+                <w:sz w:val="22"/>
+              </w:rPr>
+              <w:t>4/4</w:t>
+            </w:r>
+          </w:p>
+        </w:tc>
+        <w:tc>
+          <w:tcPr>
+            <w:tcW w:type="dxa" w:w="1234"/>
+          </w:tcPr>
+          <w:p>
+            <w:r/>
+            <w:r>
+              <w:rPr>
+                <w:b w:val="0"/>
+                <w:i w:val="0"/>
+                <w:sz w:val="22"/>
+              </w:rPr>
+              <w:t>68</w:t>
+            </w:r>
+          </w:p>
+        </w:tc>
+        <w:tc>
+          <w:tcPr>
+            <w:tcW w:type="dxa" w:w="1234"/>
+          </w:tcPr>
+          <w:p>
+            <w:r/>
+            <w:r>
+              <w:rPr>
+                <w:b w:val="0"/>
+                <w:i w:val="0"/>
+                <w:sz w:val="22"/>
+              </w:rPr>
+              <w:t>3.12</w:t>
+            </w:r>
+          </w:p>
+        </w:tc>
+        <w:tc>
+          <w:tcPr>
+            <w:tcW w:type="dxa" w:w="1234"/>
+          </w:tcPr>
+          <w:p>
+            <w:r/>
+            <w:r>
+              <w:rPr>
+                <w:b w:val="0"/>
+                <w:i w:val="0"/>
+                <w:sz w:val="22"/>
+              </w:rPr>
+              <w:t>0.012</w:t>
+            </w:r>
+          </w:p>
+        </w:tc>
+        <w:tc>
+          <w:tcPr>
+            <w:tcW w:type="dxa" w:w="1234"/>
+          </w:tcPr>
+          <w:p>
+            <w:r/>
+            <w:r>
+              <w:rPr>
+                <w:b w:val="0"/>
+                <w:i w:val="0"/>
+                <w:sz w:val="22"/>
+              </w:rPr>
+              <w:t>0.99</w:t>
+            </w:r>
+          </w:p>
+        </w:tc>
+      </w:tr>
+      <w:tr>
+        <w:tc>
+          <w:tcPr>
+            <w:tcW w:type="dxa" w:w="1234"/>
+          </w:tcPr>
+          <w:p>
+            <w:r/>
+            <w:r>
+              <w:rPr>
+                <w:b w:val="0"/>
+                <w:i w:val="0"/>
+                <w:sz w:val="22"/>
+              </w:rPr>
+              <w:t>204</w:t>
+            </w:r>
+          </w:p>
+        </w:tc>
+        <w:tc>
+          <w:tcPr>
+            <w:tcW w:type="dxa" w:w="1234"/>
+          </w:tcPr>
+          <w:p>
+            <w:r/>
+            <w:r>
+              <w:rPr>
+                <w:b w:val="0"/>
+                <w:i w:val="0"/>
+                <w:sz w:val="22"/>
+              </w:rPr>
+              <w:t>Vaxign-ML</w:t>
+            </w:r>
+          </w:p>
+        </w:tc>
+        <w:tc>
+          <w:tcPr>
+            <w:tcW w:type="dxa" w:w="1234"/>
+          </w:tcPr>
+          <w:p>
+            <w:r/>
+            <w:r>
+              <w:rPr>
+                <w:b w:val="0"/>
+                <w:i w:val="0"/>
+                <w:sz w:val="22"/>
+              </w:rPr>
+              <w:t>4/4</w:t>
+            </w:r>
+          </w:p>
+        </w:tc>
+        <w:tc>
+          <w:tcPr>
+            <w:tcW w:type="dxa" w:w="1234"/>
+          </w:tcPr>
+          <w:p>
+            <w:r/>
+            <w:r>
+              <w:rPr>
+                <w:b w:val="0"/>
+                <w:i w:val="0"/>
+                <w:sz w:val="22"/>
+              </w:rPr>
+              <w:t>59</w:t>
+            </w:r>
+          </w:p>
+        </w:tc>
+        <w:tc>
+          <w:tcPr>
+            <w:tcW w:type="dxa" w:w="1234"/>
+          </w:tcPr>
+          <w:p>
+            <w:r/>
+            <w:r>
+              <w:rPr>
+                <w:b w:val="0"/>
+                <w:i w:val="0"/>
+                <w:sz w:val="22"/>
+              </w:rPr>
+              <w:t>3.64</w:t>
+            </w:r>
+          </w:p>
+        </w:tc>
+        <w:tc>
+          <w:tcPr>
+            <w:tcW w:type="dxa" w:w="1234"/>
+          </w:tcPr>
+          <w:p>
+            <w:r/>
+            <w:r>
+              <w:rPr>
+                <w:b w:val="0"/>
+                <w:i w:val="0"/>
+                <w:sz w:val="22"/>
+              </w:rPr>
+              <w:t>0.007</w:t>
+            </w:r>
+          </w:p>
+        </w:tc>
+        <w:tc>
+          <w:tcPr>
+            <w:tcW w:type="dxa" w:w="1234"/>
+          </w:tcPr>
+          <w:p>
+            <w:r/>
+            <w:r>
+              <w:rPr>
+                <w:b w:val="0"/>
+                <w:i w:val="0"/>
+                <w:sz w:val="22"/>
+              </w:rPr>
+              <w:t>0.97</w:t>
+            </w:r>
+          </w:p>
+        </w:tc>
+      </w:tr>
+      <w:tr>
+        <w:tc>
+          <w:tcPr>
+            <w:tcW w:type="dxa" w:w="1234"/>
+          </w:tcPr>
+          <w:p>
+            <w:r/>
+            <w:r>
+              <w:rPr>
+                <w:b w:val="0"/>
+                <w:i w:val="0"/>
+                <w:sz w:val="22"/>
+              </w:rPr>
+              <w:t>204</w:t>
+            </w:r>
+          </w:p>
+        </w:tc>
+        <w:tc>
+          <w:tcPr>
+            <w:tcW w:type="dxa" w:w="1234"/>
+          </w:tcPr>
+          <w:p>
+            <w:r/>
+            <w:r>
+              <w:rPr>
+                <w:b w:val="0"/>
+                <w:i w:val="0"/>
+                <w:sz w:val="22"/>
+              </w:rPr>
+              <w:t>NERVE 2.0</w:t>
+            </w:r>
+          </w:p>
+        </w:tc>
+        <w:tc>
+          <w:tcPr>
+            <w:tcW w:type="dxa" w:w="1234"/>
+          </w:tcPr>
+          <w:p>
+            <w:r/>
+            <w:r>
+              <w:rPr>
+                <w:b w:val="0"/>
+                <w:i w:val="0"/>
+                <w:sz w:val="22"/>
+              </w:rPr>
+              <w:t>1/4</w:t>
+            </w:r>
+          </w:p>
+        </w:tc>
+        <w:tc>
+          <w:tcPr>
+            <w:tcW w:type="dxa" w:w="1234"/>
+          </w:tcPr>
+          <w:p>
+            <w:r/>
+            <w:r>
+              <w:rPr>
+                <w:b w:val="0"/>
+                <w:i w:val="0"/>
+                <w:sz w:val="22"/>
+              </w:rPr>
+              <w:t>3</w:t>
+            </w:r>
+          </w:p>
+        </w:tc>
+        <w:tc>
+          <w:tcPr>
+            <w:tcW w:type="dxa" w:w="1234"/>
+          </w:tcPr>
+          <w:p>
+            <w:r/>
+            <w:r>
+              <w:rPr>
+                <w:b w:val="0"/>
+                <w:i w:val="0"/>
+                <w:sz w:val="22"/>
+              </w:rPr>
+              <w:t>25.0</w:t>
+            </w:r>
+          </w:p>
+        </w:tc>
+        <w:tc>
+          <w:tcPr>
+            <w:tcW w:type="dxa" w:w="1234"/>
+          </w:tcPr>
+          <w:p>
+            <w:r/>
+            <w:r>
+              <w:rPr>
+                <w:b w:val="0"/>
+                <w:i w:val="0"/>
+                <w:sz w:val="22"/>
+              </w:rPr>
+              <w:t>0.058 (ns)</w:t>
+            </w:r>
+          </w:p>
+        </w:tc>
+        <w:tc>
+          <w:tcPr>
+            <w:tcW w:type="dxa" w:w="1234"/>
+          </w:tcPr>
+          <w:p>
+            <w:r/>
+            <w:r>
+              <w:rPr>
+                <w:b w:val="0"/>
+                <w:i w:val="0"/>
+                <w:sz w:val="22"/>
+              </w:rPr>
+              <w:t>n/a</w:t>
+            </w:r>
+          </w:p>
+        </w:tc>
+      </w:tr>
+      <w:tr>
+        <w:tc>
+          <w:tcPr>
+            <w:tcW w:type="dxa" w:w="1234"/>
+          </w:tcPr>
+          <w:p>
+            <w:r/>
+            <w:r>
+              <w:rPr>
+                <w:b w:val="0"/>
+                <w:i w:val="0"/>
+                <w:sz w:val="22"/>
+              </w:rPr>
+              <w:t>Full 2,003</w:t>
+            </w:r>
+          </w:p>
+        </w:tc>
+        <w:tc>
+          <w:tcPr>
+            <w:tcW w:type="dxa" w:w="1234"/>
+          </w:tcPr>
+          <w:p>
+            <w:r/>
+            <w:r>
+              <w:rPr>
+                <w:b w:val="0"/>
+                <w:i w:val="0"/>
+                <w:sz w:val="22"/>
+              </w:rPr>
+              <w:t>Vaxign-ML</w:t>
+            </w:r>
+          </w:p>
+        </w:tc>
+        <w:tc>
+          <w:tcPr>
+            <w:tcW w:type="dxa" w:w="1234"/>
+          </w:tcPr>
+          <w:p>
+            <w:r/>
+            <w:r>
+              <w:rPr>
+                <w:b w:val="0"/>
+                <w:i w:val="0"/>
+                <w:sz w:val="22"/>
+              </w:rPr>
+              <w:t>4/4</w:t>
+            </w:r>
+          </w:p>
+        </w:tc>
+        <w:tc>
+          <w:tcPr>
+            <w:tcW w:type="dxa" w:w="1234"/>
+          </w:tcPr>
+          <w:p>
+            <w:r/>
+            <w:r>
+              <w:rPr>
+                <w:b w:val="0"/>
+                <w:i w:val="0"/>
+                <w:sz w:val="22"/>
+              </w:rPr>
+              <w:t>613</w:t>
+            </w:r>
+          </w:p>
+        </w:tc>
+        <w:tc>
+          <w:tcPr>
+            <w:tcW w:type="dxa" w:w="1234"/>
+          </w:tcPr>
+          <w:p>
+            <w:r/>
+            <w:r>
+              <w:rPr>
+                <w:b w:val="0"/>
+                <w:i w:val="0"/>
+                <w:sz w:val="22"/>
+              </w:rPr>
+              <w:t>3.28</w:t>
+            </w:r>
+          </w:p>
+        </w:tc>
+        <w:tc>
+          <w:tcPr>
+            <w:tcW w:type="dxa" w:w="1234"/>
+          </w:tcPr>
+          <w:p>
+            <w:r/>
+            <w:r>
+              <w:rPr>
+                <w:b w:val="0"/>
+                <w:i w:val="0"/>
+                <w:sz w:val="22"/>
+              </w:rPr>
+              <w:t>n/a</w:t>
+            </w:r>
+          </w:p>
+        </w:tc>
+        <w:tc>
+          <w:tcPr>
+            <w:tcW w:type="dxa" w:w="1234"/>
+          </w:tcPr>
+          <w:p>
+            <w:r/>
+            <w:r>
+              <w:rPr>
+                <w:b w:val="0"/>
+                <w:i w:val="0"/>
+                <w:sz w:val="22"/>
+              </w:rPr>
+              <w:t>n/a</w:t>
+            </w:r>
+          </w:p>
+        </w:tc>
+      </w:tr>
+      <w:tr>
+        <w:tc>
+          <w:tcPr>
+            <w:tcW w:type="dxa" w:w="1234"/>
+          </w:tcPr>
+          <w:p>
+            <w:r/>
+            <w:r>
+              <w:rPr>
+                <w:b w:val="0"/>
+                <w:i w:val="0"/>
+                <w:sz w:val="22"/>
+              </w:rPr>
+              <w:t>Full 2,003</w:t>
+            </w:r>
+          </w:p>
+        </w:tc>
+        <w:tc>
+          <w:tcPr>
+            <w:tcW w:type="dxa" w:w="1234"/>
+          </w:tcPr>
+          <w:p>
+            <w:r/>
+            <w:r>
+              <w:rPr>
+                <w:b w:val="0"/>
+                <w:i w:val="0"/>
+                <w:sz w:val="22"/>
+              </w:rPr>
+              <w:t>NERVE 2.0</w:t>
+            </w:r>
+          </w:p>
+        </w:tc>
+        <w:tc>
+          <w:tcPr>
+            <w:tcW w:type="dxa" w:w="1234"/>
+          </w:tcPr>
+          <w:p>
+            <w:r/>
+            <w:r>
+              <w:rPr>
+                <w:b w:val="0"/>
+                <w:i w:val="0"/>
+                <w:sz w:val="22"/>
+              </w:rPr>
+              <w:t>1/4</w:t>
+            </w:r>
+          </w:p>
+        </w:tc>
+        <w:tc>
+          <w:tcPr>
+            <w:tcW w:type="dxa" w:w="1234"/>
+          </w:tcPr>
+          <w:p>
+            <w:r/>
+            <w:r>
+              <w:rPr>
+                <w:b w:val="0"/>
+                <w:i w:val="0"/>
+                <w:sz w:val="22"/>
+              </w:rPr>
+              <w:t>9</w:t>
+            </w:r>
+          </w:p>
+        </w:tc>
+        <w:tc>
+          <w:tcPr>
+            <w:tcW w:type="dxa" w:w="1234"/>
+          </w:tcPr>
+          <w:p>
+            <w:r/>
+            <w:r>
+              <w:rPr>
+                <w:b w:val="0"/>
+                <w:i w:val="0"/>
+                <w:sz w:val="22"/>
+              </w:rPr>
+              <w:t>62.5</w:t>
+            </w:r>
+          </w:p>
+        </w:tc>
+        <w:tc>
+          <w:tcPr>
+            <w:tcW w:type="dxa" w:w="1234"/>
+          </w:tcPr>
+          <w:p>
+            <w:r/>
+            <w:r>
+              <w:rPr>
+                <w:b w:val="0"/>
+                <w:i w:val="0"/>
+                <w:sz w:val="22"/>
+              </w:rPr>
+              <w:t>n/a</w:t>
+            </w:r>
+          </w:p>
+        </w:tc>
+        <w:tc>
+          <w:tcPr>
+            <w:tcW w:type="dxa" w:w="1234"/>
+          </w:tcPr>
+          <w:p>
+            <w:r/>
+            <w:r>
+              <w:rPr>
+                <w:b w:val="0"/>
+                <w:i w:val="0"/>
+                <w:sz w:val="22"/>
+              </w:rPr>
+              <w:t>n/a</w:t>
+            </w:r>
+          </w:p>
+        </w:tc>
+      </w:tr>
+    </w:tbl>
+    <w:p/>
     <w:p>
       <w:r>
         <w:rPr>
@@ -215,7 +926,7 @@
           <w:i w:val="0"/>
           <w:sz w:val="24"/>
         </w:rPr>
-        <w:t xml:space="preserve"> To move beyond a single exemplar we ran three additional zoonotic bacteria at full proteome scale, chosen for increasing genome size and Gram balance: </w:t>
+        <w:t xml:space="preserve"> To move beyond a single exemplar we ran three additional zoonotic bacteria at full proteome scale, chosen for increasing genome size and Gram balance (Table 2). VaxForge recovered 5 of 5 for </w:t>
       </w:r>
       <w:r>
         <w:rPr>
@@ -231,7 +942,7 @@
           <w:i w:val="0"/>
           <w:sz w:val="24"/>
         </w:rPr>
-        <w:t xml:space="preserve"> NCTC 8325 (2.8 Mb, 2,889 proteins, Gram positive), </w:t>
+        <w:t xml:space="preserve"> (iron-regulated surface determinant B at rank 4 of 2,889), 4 of 5 for </w:t>
       </w:r>
       <w:r>
         <w:rPr>
@@ -247,7 +958,7 @@
           <w:i w:val="0"/>
           <w:sz w:val="24"/>
         </w:rPr>
-        <w:t xml:space="preserve"> EGD-e (2.9 Mb, 2,844 proteins, Gram positive) and </w:t>
+        <w:t xml:space="preserve"> and 5 of 5 for </w:t>
       </w:r>
       <w:r>
         <w:rPr>
@@ -263,55 +974,7 @@
           <w:i w:val="0"/>
           <w:sz w:val="24"/>
         </w:rPr>
-        <w:t xml:space="preserve"> serovar Typhimurium LT2 (4.9 Mb, 4,533 proteins, Gram negative), each with five literature-supported protective or candidate antigens (`PROTECTIVE_ANTIGENS.md`). VaxForge recovered 5 of 5 for </w:t>
-      </w:r>
-      <w:r>
-        <w:rPr>
-          <w:b w:val="0"/>
-          <w:i/>
-          <w:sz w:val="24"/>
-        </w:rPr>
-        <w:t>S. aureus</w:t>
-      </w:r>
-      <w:r>
-        <w:rPr>
-          <w:b w:val="0"/>
-          <w:i w:val="0"/>
-          <w:sz w:val="24"/>
-        </w:rPr>
-        <w:t xml:space="preserve"> (729 candidates; fold 3.98; AUC 1.00; iron-regulated surface determinant B at rank 4), 4 of 5 for </w:t>
-      </w:r>
-      <w:r>
-        <w:rPr>
-          <w:b w:val="0"/>
-          <w:i/>
-          <w:sz w:val="24"/>
-        </w:rPr>
-        <w:t>L. monocytogenes</w:t>
-      </w:r>
-      <w:r>
-        <w:rPr>
-          <w:b w:val="0"/>
-          <w:i w:val="0"/>
-          <w:sz w:val="24"/>
-        </w:rPr>
-        <w:t xml:space="preserve"> (478 candidates; fold 4.79) and 5 of 5 for </w:t>
-      </w:r>
-      <w:r>
-        <w:rPr>
-          <w:b w:val="0"/>
-          <w:i/>
-          <w:sz w:val="24"/>
-        </w:rPr>
-        <w:t>S.</w:t>
-      </w:r>
-      <w:r>
-        <w:rPr>
-          <w:b w:val="0"/>
-          <w:i w:val="0"/>
-          <w:sz w:val="24"/>
-        </w:rPr>
-        <w:t xml:space="preserve"> Typhimurium (1,368 candidates; AUC 0.99), for a total of 14 of 15 (Figure 5). Vaxign-ML recovered 15 of 15 and NERVE 2.0 recovered 9 of 15, missing the same kinds of surface antigens it lost on meningococcus. VaxForge placed protective antigens at higher ranks than Vaxign-ML on the two species where both reached full recall. The single VaxForge miss, ActA of </w:t>
+        <w:t xml:space="preserve"> serovar Typhimurium, for a total of 14 of 15 (Figure 5). Vaxign-ML recovered 15 of 15 and NERVE 2.0 recovered 9 of 15, missing the same kinds of surface antigens it lost on meningococcus. VaxForge placed protective antigens at higher ranks than Vaxign-ML on the two species where both reached full recall. The single VaxForge miss, ActA of </w:t>
       </w:r>
       <w:r>
         <w:rPr>
@@ -333,6 +996,1030 @@
     <w:p>
       <w:r>
         <w:rPr>
+          <w:b w:val="0"/>
+          <w:i/>
+          <w:sz w:val="24"/>
+        </w:rPr>
+        <w:t>Table 2. Three-bacterium head-to-head at full proteome scale, with five protective antigens each.</w:t>
+      </w:r>
+    </w:p>
+    <w:tbl>
+      <w:tblPr>
+        <w:tblStyle w:val="LightGrid-Accent1"/>
+        <w:tblW w:type="auto" w:w="0"/>
+        <w:tblLook w:firstColumn="1" w:firstRow="1" w:lastColumn="0" w:lastRow="0" w:noHBand="0" w:noVBand="1" w:val="04A0"/>
+      </w:tblPr>
+      <w:tblGrid>
+        <w:gridCol w:w="1440"/>
+        <w:gridCol w:w="1440"/>
+        <w:gridCol w:w="1440"/>
+        <w:gridCol w:w="1440"/>
+        <w:gridCol w:w="1440"/>
+        <w:gridCol w:w="1440"/>
+      </w:tblGrid>
+      <w:tr>
+        <w:tc>
+          <w:tcPr>
+            <w:tcW w:type="dxa" w:w="1440"/>
+          </w:tcPr>
+          <w:p>
+            <w:r/>
+            <w:r>
+              <w:rPr>
+                <w:b/>
+                <w:i w:val="0"/>
+                <w:sz w:val="22"/>
+              </w:rPr>
+              <w:t>Bacterium (genome)</w:t>
+            </w:r>
+          </w:p>
+        </w:tc>
+        <w:tc>
+          <w:tcPr>
+            <w:tcW w:type="dxa" w:w="1440"/>
+          </w:tcPr>
+          <w:p>
+            <w:r/>
+            <w:r>
+              <w:rPr>
+                <w:b/>
+                <w:i w:val="0"/>
+                <w:sz w:val="22"/>
+              </w:rPr>
+              <w:t>Tool</w:t>
+            </w:r>
+          </w:p>
+        </w:tc>
+        <w:tc>
+          <w:tcPr>
+            <w:tcW w:type="dxa" w:w="1440"/>
+          </w:tcPr>
+          <w:p>
+            <w:r/>
+            <w:r>
+              <w:rPr>
+                <w:b/>
+                <w:i w:val="0"/>
+                <w:sz w:val="22"/>
+              </w:rPr>
+              <w:t>Recall</w:t>
+            </w:r>
+          </w:p>
+        </w:tc>
+        <w:tc>
+          <w:tcPr>
+            <w:tcW w:type="dxa" w:w="1440"/>
+          </w:tcPr>
+          <w:p>
+            <w:r/>
+            <w:r>
+              <w:rPr>
+                <w:b/>
+                <w:i w:val="0"/>
+                <w:sz w:val="22"/>
+              </w:rPr>
+              <w:t>Candidates</w:t>
+            </w:r>
+          </w:p>
+        </w:tc>
+        <w:tc>
+          <w:tcPr>
+            <w:tcW w:type="dxa" w:w="1440"/>
+          </w:tcPr>
+          <w:p>
+            <w:r/>
+            <w:r>
+              <w:rPr>
+                <w:b/>
+                <w:i w:val="0"/>
+                <w:sz w:val="22"/>
+              </w:rPr>
+              <w:t>Fold</w:t>
+            </w:r>
+          </w:p>
+        </w:tc>
+        <w:tc>
+          <w:tcPr>
+            <w:tcW w:type="dxa" w:w="1440"/>
+          </w:tcPr>
+          <w:p>
+            <w:r/>
+            <w:r>
+              <w:rPr>
+                <w:b/>
+                <w:i w:val="0"/>
+                <w:sz w:val="22"/>
+              </w:rPr>
+              <w:t>AUC</w:t>
+            </w:r>
+          </w:p>
+        </w:tc>
+      </w:tr>
+      <w:tr>
+        <w:tc>
+          <w:tcPr>
+            <w:tcW w:type="dxa" w:w="1440"/>
+          </w:tcPr>
+          <w:p>
+            <w:r/>
+            <w:r>
+              <w:rPr>
+                <w:b w:val="0"/>
+                <w:i w:val="0"/>
+                <w:sz w:val="22"/>
+              </w:rPr>
+              <w:t>S. aureus (2.8 Mb, 2,889)</w:t>
+            </w:r>
+          </w:p>
+        </w:tc>
+        <w:tc>
+          <w:tcPr>
+            <w:tcW w:type="dxa" w:w="1440"/>
+          </w:tcPr>
+          <w:p>
+            <w:r/>
+            <w:r>
+              <w:rPr>
+                <w:b w:val="0"/>
+                <w:i w:val="0"/>
+                <w:sz w:val="22"/>
+              </w:rPr>
+              <w:t>VaxForge</w:t>
+            </w:r>
+          </w:p>
+        </w:tc>
+        <w:tc>
+          <w:tcPr>
+            <w:tcW w:type="dxa" w:w="1440"/>
+          </w:tcPr>
+          <w:p>
+            <w:r/>
+            <w:r>
+              <w:rPr>
+                <w:b w:val="0"/>
+                <w:i w:val="0"/>
+                <w:sz w:val="22"/>
+              </w:rPr>
+              <w:t>5/5</w:t>
+            </w:r>
+          </w:p>
+        </w:tc>
+        <w:tc>
+          <w:tcPr>
+            <w:tcW w:type="dxa" w:w="1440"/>
+          </w:tcPr>
+          <w:p>
+            <w:r/>
+            <w:r>
+              <w:rPr>
+                <w:b w:val="0"/>
+                <w:i w:val="0"/>
+                <w:sz w:val="22"/>
+              </w:rPr>
+              <w:t>729</w:t>
+            </w:r>
+          </w:p>
+        </w:tc>
+        <w:tc>
+          <w:tcPr>
+            <w:tcW w:type="dxa" w:w="1440"/>
+          </w:tcPr>
+          <w:p>
+            <w:r/>
+            <w:r>
+              <w:rPr>
+                <w:b w:val="0"/>
+                <w:i w:val="0"/>
+                <w:sz w:val="22"/>
+              </w:rPr>
+              <w:t>3.98</w:t>
+            </w:r>
+          </w:p>
+        </w:tc>
+        <w:tc>
+          <w:tcPr>
+            <w:tcW w:type="dxa" w:w="1440"/>
+          </w:tcPr>
+          <w:p>
+            <w:r/>
+            <w:r>
+              <w:rPr>
+                <w:b w:val="0"/>
+                <w:i w:val="0"/>
+                <w:sz w:val="22"/>
+              </w:rPr>
+              <w:t>1.00</w:t>
+            </w:r>
+          </w:p>
+        </w:tc>
+      </w:tr>
+      <w:tr>
+        <w:tc>
+          <w:tcPr>
+            <w:tcW w:type="dxa" w:w="1440"/>
+          </w:tcPr>
+          <w:p>
+            <w:r/>
+          </w:p>
+        </w:tc>
+        <w:tc>
+          <w:tcPr>
+            <w:tcW w:type="dxa" w:w="1440"/>
+          </w:tcPr>
+          <w:p>
+            <w:r/>
+            <w:r>
+              <w:rPr>
+                <w:b w:val="0"/>
+                <w:i w:val="0"/>
+                <w:sz w:val="22"/>
+              </w:rPr>
+              <w:t>Vaxign-ML</w:t>
+            </w:r>
+          </w:p>
+        </w:tc>
+        <w:tc>
+          <w:tcPr>
+            <w:tcW w:type="dxa" w:w="1440"/>
+          </w:tcPr>
+          <w:p>
+            <w:r/>
+            <w:r>
+              <w:rPr>
+                <w:b w:val="0"/>
+                <w:i w:val="0"/>
+                <w:sz w:val="22"/>
+              </w:rPr>
+              <w:t>5/5</w:t>
+            </w:r>
+          </w:p>
+        </w:tc>
+        <w:tc>
+          <w:tcPr>
+            <w:tcW w:type="dxa" w:w="1440"/>
+          </w:tcPr>
+          <w:p>
+            <w:r/>
+            <w:r>
+              <w:rPr>
+                <w:b w:val="0"/>
+                <w:i w:val="0"/>
+                <w:sz w:val="22"/>
+              </w:rPr>
+              <w:t>838</w:t>
+            </w:r>
+          </w:p>
+        </w:tc>
+        <w:tc>
+          <w:tcPr>
+            <w:tcW w:type="dxa" w:w="1440"/>
+          </w:tcPr>
+          <w:p>
+            <w:r/>
+            <w:r>
+              <w:rPr>
+                <w:b w:val="0"/>
+                <w:i w:val="0"/>
+                <w:sz w:val="22"/>
+              </w:rPr>
+              <w:t>3.46</w:t>
+            </w:r>
+          </w:p>
+        </w:tc>
+        <w:tc>
+          <w:tcPr>
+            <w:tcW w:type="dxa" w:w="1440"/>
+          </w:tcPr>
+          <w:p>
+            <w:r/>
+            <w:r>
+              <w:rPr>
+                <w:b w:val="0"/>
+                <w:i w:val="0"/>
+                <w:sz w:val="22"/>
+              </w:rPr>
+              <w:t>0.94</w:t>
+            </w:r>
+          </w:p>
+        </w:tc>
+      </w:tr>
+      <w:tr>
+        <w:tc>
+          <w:tcPr>
+            <w:tcW w:type="dxa" w:w="1440"/>
+          </w:tcPr>
+          <w:p>
+            <w:r/>
+          </w:p>
+        </w:tc>
+        <w:tc>
+          <w:tcPr>
+            <w:tcW w:type="dxa" w:w="1440"/>
+          </w:tcPr>
+          <w:p>
+            <w:r/>
+            <w:r>
+              <w:rPr>
+                <w:b w:val="0"/>
+                <w:i w:val="0"/>
+                <w:sz w:val="22"/>
+              </w:rPr>
+              <w:t>NERVE 2.0</w:t>
+            </w:r>
+          </w:p>
+        </w:tc>
+        <w:tc>
+          <w:tcPr>
+            <w:tcW w:type="dxa" w:w="1440"/>
+          </w:tcPr>
+          <w:p>
+            <w:r/>
+            <w:r>
+              <w:rPr>
+                <w:b w:val="0"/>
+                <w:i w:val="0"/>
+                <w:sz w:val="22"/>
+              </w:rPr>
+              <w:t>3/5</w:t>
+            </w:r>
+          </w:p>
+        </w:tc>
+        <w:tc>
+          <w:tcPr>
+            <w:tcW w:type="dxa" w:w="1440"/>
+          </w:tcPr>
+          <w:p>
+            <w:r/>
+            <w:r>
+              <w:rPr>
+                <w:b w:val="0"/>
+                <w:i w:val="0"/>
+                <w:sz w:val="22"/>
+              </w:rPr>
+              <w:t>34</w:t>
+            </w:r>
+          </w:p>
+        </w:tc>
+        <w:tc>
+          <w:tcPr>
+            <w:tcW w:type="dxa" w:w="1440"/>
+          </w:tcPr>
+          <w:p>
+            <w:r/>
+            <w:r>
+              <w:rPr>
+                <w:b w:val="0"/>
+                <w:i w:val="0"/>
+                <w:sz w:val="22"/>
+              </w:rPr>
+              <w:t>55.8</w:t>
+            </w:r>
+          </w:p>
+        </w:tc>
+        <w:tc>
+          <w:tcPr>
+            <w:tcW w:type="dxa" w:w="1440"/>
+          </w:tcPr>
+          <w:p>
+            <w:r/>
+            <w:r>
+              <w:rPr>
+                <w:b w:val="0"/>
+                <w:i w:val="0"/>
+                <w:sz w:val="22"/>
+              </w:rPr>
+              <w:t>n/a</w:t>
+            </w:r>
+          </w:p>
+        </w:tc>
+      </w:tr>
+      <w:tr>
+        <w:tc>
+          <w:tcPr>
+            <w:tcW w:type="dxa" w:w="1440"/>
+          </w:tcPr>
+          <w:p>
+            <w:r/>
+            <w:r>
+              <w:rPr>
+                <w:b w:val="0"/>
+                <w:i w:val="0"/>
+                <w:sz w:val="22"/>
+              </w:rPr>
+              <w:t>L. monocytogenes (2.9 Mb, 2,844)</w:t>
+            </w:r>
+          </w:p>
+        </w:tc>
+        <w:tc>
+          <w:tcPr>
+            <w:tcW w:type="dxa" w:w="1440"/>
+          </w:tcPr>
+          <w:p>
+            <w:r/>
+            <w:r>
+              <w:rPr>
+                <w:b w:val="0"/>
+                <w:i w:val="0"/>
+                <w:sz w:val="22"/>
+              </w:rPr>
+              <w:t>VaxForge</w:t>
+            </w:r>
+          </w:p>
+        </w:tc>
+        <w:tc>
+          <w:tcPr>
+            <w:tcW w:type="dxa" w:w="1440"/>
+          </w:tcPr>
+          <w:p>
+            <w:r/>
+            <w:r>
+              <w:rPr>
+                <w:b w:val="0"/>
+                <w:i w:val="0"/>
+                <w:sz w:val="22"/>
+              </w:rPr>
+              <w:t>4/5</w:t>
+            </w:r>
+          </w:p>
+        </w:tc>
+        <w:tc>
+          <w:tcPr>
+            <w:tcW w:type="dxa" w:w="1440"/>
+          </w:tcPr>
+          <w:p>
+            <w:r/>
+            <w:r>
+              <w:rPr>
+                <w:b w:val="0"/>
+                <w:i w:val="0"/>
+                <w:sz w:val="22"/>
+              </w:rPr>
+              <w:t>478</w:t>
+            </w:r>
+          </w:p>
+        </w:tc>
+        <w:tc>
+          <w:tcPr>
+            <w:tcW w:type="dxa" w:w="1440"/>
+          </w:tcPr>
+          <w:p>
+            <w:r/>
+            <w:r>
+              <w:rPr>
+                <w:b w:val="0"/>
+                <w:i w:val="0"/>
+                <w:sz w:val="22"/>
+              </w:rPr>
+              <w:t>4.79</w:t>
+            </w:r>
+          </w:p>
+        </w:tc>
+        <w:tc>
+          <w:tcPr>
+            <w:tcW w:type="dxa" w:w="1440"/>
+          </w:tcPr>
+          <w:p>
+            <w:r/>
+            <w:r>
+              <w:rPr>
+                <w:b w:val="0"/>
+                <w:i w:val="0"/>
+                <w:sz w:val="22"/>
+              </w:rPr>
+              <w:t>n/a</w:t>
+            </w:r>
+          </w:p>
+        </w:tc>
+      </w:tr>
+      <w:tr>
+        <w:tc>
+          <w:tcPr>
+            <w:tcW w:type="dxa" w:w="1440"/>
+          </w:tcPr>
+          <w:p>
+            <w:r/>
+          </w:p>
+        </w:tc>
+        <w:tc>
+          <w:tcPr>
+            <w:tcW w:type="dxa" w:w="1440"/>
+          </w:tcPr>
+          <w:p>
+            <w:r/>
+            <w:r>
+              <w:rPr>
+                <w:b w:val="0"/>
+                <w:i w:val="0"/>
+                <w:sz w:val="22"/>
+              </w:rPr>
+              <w:t>Vaxign-ML</w:t>
+            </w:r>
+          </w:p>
+        </w:tc>
+        <w:tc>
+          <w:tcPr>
+            <w:tcW w:type="dxa" w:w="1440"/>
+          </w:tcPr>
+          <w:p>
+            <w:r/>
+            <w:r>
+              <w:rPr>
+                <w:b w:val="0"/>
+                <w:i w:val="0"/>
+                <w:sz w:val="22"/>
+              </w:rPr>
+              <w:t>5/5</w:t>
+            </w:r>
+          </w:p>
+        </w:tc>
+        <w:tc>
+          <w:tcPr>
+            <w:tcW w:type="dxa" w:w="1440"/>
+          </w:tcPr>
+          <w:p>
+            <w:r/>
+            <w:r>
+              <w:rPr>
+                <w:b w:val="0"/>
+                <w:i w:val="0"/>
+                <w:sz w:val="22"/>
+              </w:rPr>
+              <w:t>917</w:t>
+            </w:r>
+          </w:p>
+        </w:tc>
+        <w:tc>
+          <w:tcPr>
+            <w:tcW w:type="dxa" w:w="1440"/>
+          </w:tcPr>
+          <w:p>
+            <w:r/>
+            <w:r>
+              <w:rPr>
+                <w:b w:val="0"/>
+                <w:i w:val="0"/>
+                <w:sz w:val="22"/>
+              </w:rPr>
+              <w:t>3.11</w:t>
+            </w:r>
+          </w:p>
+        </w:tc>
+        <w:tc>
+          <w:tcPr>
+            <w:tcW w:type="dxa" w:w="1440"/>
+          </w:tcPr>
+          <w:p>
+            <w:r/>
+            <w:r>
+              <w:rPr>
+                <w:b w:val="0"/>
+                <w:i w:val="0"/>
+                <w:sz w:val="22"/>
+              </w:rPr>
+              <w:t>0.95</w:t>
+            </w:r>
+          </w:p>
+        </w:tc>
+      </w:tr>
+      <w:tr>
+        <w:tc>
+          <w:tcPr>
+            <w:tcW w:type="dxa" w:w="1440"/>
+          </w:tcPr>
+          <w:p>
+            <w:r/>
+          </w:p>
+        </w:tc>
+        <w:tc>
+          <w:tcPr>
+            <w:tcW w:type="dxa" w:w="1440"/>
+          </w:tcPr>
+          <w:p>
+            <w:r/>
+            <w:r>
+              <w:rPr>
+                <w:b w:val="0"/>
+                <w:i w:val="0"/>
+                <w:sz w:val="22"/>
+              </w:rPr>
+              <w:t>NERVE 2.0</w:t>
+            </w:r>
+          </w:p>
+        </w:tc>
+        <w:tc>
+          <w:tcPr>
+            <w:tcW w:type="dxa" w:w="1440"/>
+          </w:tcPr>
+          <w:p>
+            <w:r/>
+            <w:r>
+              <w:rPr>
+                <w:b w:val="0"/>
+                <w:i w:val="0"/>
+                <w:sz w:val="22"/>
+              </w:rPr>
+              <w:t>3/5</w:t>
+            </w:r>
+          </w:p>
+        </w:tc>
+        <w:tc>
+          <w:tcPr>
+            <w:tcW w:type="dxa" w:w="1440"/>
+          </w:tcPr>
+          <w:p>
+            <w:r/>
+            <w:r>
+              <w:rPr>
+                <w:b w:val="0"/>
+                <w:i w:val="0"/>
+                <w:sz w:val="22"/>
+              </w:rPr>
+              <w:t>73</w:t>
+            </w:r>
+          </w:p>
+        </w:tc>
+        <w:tc>
+          <w:tcPr>
+            <w:tcW w:type="dxa" w:w="1440"/>
+          </w:tcPr>
+          <w:p>
+            <w:r/>
+            <w:r>
+              <w:rPr>
+                <w:b w:val="0"/>
+                <w:i w:val="0"/>
+                <w:sz w:val="22"/>
+              </w:rPr>
+              <w:t>24.3</w:t>
+            </w:r>
+          </w:p>
+        </w:tc>
+        <w:tc>
+          <w:tcPr>
+            <w:tcW w:type="dxa" w:w="1440"/>
+          </w:tcPr>
+          <w:p>
+            <w:r/>
+            <w:r>
+              <w:rPr>
+                <w:b w:val="0"/>
+                <w:i w:val="0"/>
+                <w:sz w:val="22"/>
+              </w:rPr>
+              <w:t>n/a</w:t>
+            </w:r>
+          </w:p>
+        </w:tc>
+      </w:tr>
+      <w:tr>
+        <w:tc>
+          <w:tcPr>
+            <w:tcW w:type="dxa" w:w="1440"/>
+          </w:tcPr>
+          <w:p>
+            <w:r/>
+            <w:r>
+              <w:rPr>
+                <w:b w:val="0"/>
+                <w:i w:val="0"/>
+                <w:sz w:val="22"/>
+              </w:rPr>
+              <w:t>S. Typhimurium (4.9 Mb, 4,533)</w:t>
+            </w:r>
+          </w:p>
+        </w:tc>
+        <w:tc>
+          <w:tcPr>
+            <w:tcW w:type="dxa" w:w="1440"/>
+          </w:tcPr>
+          <w:p>
+            <w:r/>
+            <w:r>
+              <w:rPr>
+                <w:b w:val="0"/>
+                <w:i w:val="0"/>
+                <w:sz w:val="22"/>
+              </w:rPr>
+              <w:t>VaxForge</w:t>
+            </w:r>
+          </w:p>
+        </w:tc>
+        <w:tc>
+          <w:tcPr>
+            <w:tcW w:type="dxa" w:w="1440"/>
+          </w:tcPr>
+          <w:p>
+            <w:r/>
+            <w:r>
+              <w:rPr>
+                <w:b w:val="0"/>
+                <w:i w:val="0"/>
+                <w:sz w:val="22"/>
+              </w:rPr>
+              <w:t>5/5</w:t>
+            </w:r>
+          </w:p>
+        </w:tc>
+        <w:tc>
+          <w:tcPr>
+            <w:tcW w:type="dxa" w:w="1440"/>
+          </w:tcPr>
+          <w:p>
+            <w:r/>
+            <w:r>
+              <w:rPr>
+                <w:b w:val="0"/>
+                <w:i w:val="0"/>
+                <w:sz w:val="22"/>
+              </w:rPr>
+              <w:t>1,368</w:t>
+            </w:r>
+          </w:p>
+        </w:tc>
+        <w:tc>
+          <w:tcPr>
+            <w:tcW w:type="dxa" w:w="1440"/>
+          </w:tcPr>
+          <w:p>
+            <w:r/>
+            <w:r>
+              <w:rPr>
+                <w:b w:val="0"/>
+                <w:i w:val="0"/>
+                <w:sz w:val="22"/>
+              </w:rPr>
+              <w:t>3.32</w:t>
+            </w:r>
+          </w:p>
+        </w:tc>
+        <w:tc>
+          <w:tcPr>
+            <w:tcW w:type="dxa" w:w="1440"/>
+          </w:tcPr>
+          <w:p>
+            <w:r/>
+            <w:r>
+              <w:rPr>
+                <w:b w:val="0"/>
+                <w:i w:val="0"/>
+                <w:sz w:val="22"/>
+              </w:rPr>
+              <w:t>0.99</w:t>
+            </w:r>
+          </w:p>
+        </w:tc>
+      </w:tr>
+      <w:tr>
+        <w:tc>
+          <w:tcPr>
+            <w:tcW w:type="dxa" w:w="1440"/>
+          </w:tcPr>
+          <w:p>
+            <w:r/>
+          </w:p>
+        </w:tc>
+        <w:tc>
+          <w:tcPr>
+            <w:tcW w:type="dxa" w:w="1440"/>
+          </w:tcPr>
+          <w:p>
+            <w:r/>
+            <w:r>
+              <w:rPr>
+                <w:b w:val="0"/>
+                <w:i w:val="0"/>
+                <w:sz w:val="22"/>
+              </w:rPr>
+              <w:t>Vaxign-ML</w:t>
+            </w:r>
+          </w:p>
+        </w:tc>
+        <w:tc>
+          <w:tcPr>
+            <w:tcW w:type="dxa" w:w="1440"/>
+          </w:tcPr>
+          <w:p>
+            <w:r/>
+            <w:r>
+              <w:rPr>
+                <w:b w:val="0"/>
+                <w:i w:val="0"/>
+                <w:sz w:val="22"/>
+              </w:rPr>
+              <w:t>5/5</w:t>
+            </w:r>
+          </w:p>
+        </w:tc>
+        <w:tc>
+          <w:tcPr>
+            <w:tcW w:type="dxa" w:w="1440"/>
+          </w:tcPr>
+          <w:p>
+            <w:r/>
+            <w:r>
+              <w:rPr>
+                <w:b w:val="0"/>
+                <w:i w:val="0"/>
+                <w:sz w:val="22"/>
+              </w:rPr>
+              <w:t>1,276</w:t>
+            </w:r>
+          </w:p>
+        </w:tc>
+        <w:tc>
+          <w:tcPr>
+            <w:tcW w:type="dxa" w:w="1440"/>
+          </w:tcPr>
+          <w:p>
+            <w:r/>
+            <w:r>
+              <w:rPr>
+                <w:b w:val="0"/>
+                <w:i w:val="0"/>
+                <w:sz w:val="22"/>
+              </w:rPr>
+              <w:t>3.56</w:t>
+            </w:r>
+          </w:p>
+        </w:tc>
+        <w:tc>
+          <w:tcPr>
+            <w:tcW w:type="dxa" w:w="1440"/>
+          </w:tcPr>
+          <w:p>
+            <w:r/>
+            <w:r>
+              <w:rPr>
+                <w:b w:val="0"/>
+                <w:i w:val="0"/>
+                <w:sz w:val="22"/>
+              </w:rPr>
+              <w:t>0.92</w:t>
+            </w:r>
+          </w:p>
+        </w:tc>
+      </w:tr>
+      <w:tr>
+        <w:tc>
+          <w:tcPr>
+            <w:tcW w:type="dxa" w:w="1440"/>
+          </w:tcPr>
+          <w:p>
+            <w:r/>
+          </w:p>
+        </w:tc>
+        <w:tc>
+          <w:tcPr>
+            <w:tcW w:type="dxa" w:w="1440"/>
+          </w:tcPr>
+          <w:p>
+            <w:r/>
+            <w:r>
+              <w:rPr>
+                <w:b w:val="0"/>
+                <w:i w:val="0"/>
+                <w:sz w:val="22"/>
+              </w:rPr>
+              <w:t>NERVE 2.0</w:t>
+            </w:r>
+          </w:p>
+        </w:tc>
+        <w:tc>
+          <w:tcPr>
+            <w:tcW w:type="dxa" w:w="1440"/>
+          </w:tcPr>
+          <w:p>
+            <w:r/>
+            <w:r>
+              <w:rPr>
+                <w:b w:val="0"/>
+                <w:i w:val="0"/>
+                <w:sz w:val="22"/>
+              </w:rPr>
+              <w:t>3/5</w:t>
+            </w:r>
+          </w:p>
+        </w:tc>
+        <w:tc>
+          <w:tcPr>
+            <w:tcW w:type="dxa" w:w="1440"/>
+          </w:tcPr>
+          <w:p>
+            <w:r/>
+            <w:r>
+              <w:rPr>
+                <w:b w:val="0"/>
+                <w:i w:val="0"/>
+                <w:sz w:val="22"/>
+              </w:rPr>
+              <w:t>118</w:t>
+            </w:r>
+          </w:p>
+        </w:tc>
+        <w:tc>
+          <w:tcPr>
+            <w:tcW w:type="dxa" w:w="1440"/>
+          </w:tcPr>
+          <w:p>
+            <w:r/>
+            <w:r>
+              <w:rPr>
+                <w:b w:val="0"/>
+                <w:i w:val="0"/>
+                <w:sz w:val="22"/>
+              </w:rPr>
+              <w:t>23.6</w:t>
+            </w:r>
+          </w:p>
+        </w:tc>
+        <w:tc>
+          <w:tcPr>
+            <w:tcW w:type="dxa" w:w="1440"/>
+          </w:tcPr>
+          <w:p>
+            <w:r/>
+            <w:r>
+              <w:rPr>
+                <w:b w:val="0"/>
+                <w:i w:val="0"/>
+                <w:sz w:val="22"/>
+              </w:rPr>
+              <w:t>n/a</w:t>
+            </w:r>
+          </w:p>
+        </w:tc>
+      </w:tr>
+      <w:tr>
+        <w:tc>
+          <w:tcPr>
+            <w:tcW w:type="dxa" w:w="1440"/>
+          </w:tcPr>
+          <w:p>
+            <w:r/>
+            <w:r>
+              <w:rPr>
+                <w:b/>
+                <w:i w:val="0"/>
+                <w:sz w:val="22"/>
+              </w:rPr>
+              <w:t>Total</w:t>
+            </w:r>
+          </w:p>
+        </w:tc>
+        <w:tc>
+          <w:tcPr>
+            <w:tcW w:type="dxa" w:w="1440"/>
+          </w:tcPr>
+          <w:p>
+            <w:r/>
+            <w:r>
+              <w:rPr>
+                <w:b/>
+                <w:i w:val="0"/>
+                <w:sz w:val="22"/>
+              </w:rPr>
+              <w:t>VaxForge 14/15 · Vaxign-ML 15/15 · NERVE 2.0 9/15</w:t>
+            </w:r>
+          </w:p>
+        </w:tc>
+        <w:tc>
+          <w:tcPr>
+            <w:tcW w:type="dxa" w:w="1440"/>
+          </w:tcPr>
+          <w:p>
+            <w:r/>
+          </w:p>
+        </w:tc>
+        <w:tc>
+          <w:tcPr>
+            <w:tcW w:type="dxa" w:w="1440"/>
+          </w:tcPr>
+          <w:p>
+            <w:r/>
+          </w:p>
+        </w:tc>
+        <w:tc>
+          <w:tcPr>
+            <w:tcW w:type="dxa" w:w="1440"/>
+          </w:tcPr>
+          <w:p>
+            <w:r/>
+          </w:p>
+        </w:tc>
+        <w:tc>
+          <w:tcPr>
+            <w:tcW w:type="dxa" w:w="1440"/>
+          </w:tcPr>
+          <w:p>
+            <w:r/>
+          </w:p>
+        </w:tc>
+      </w:tr>
+    </w:tbl>
+    <w:p/>
+    <w:p>
+      <w:r>
+        <w:rPr>
           <w:b/>
           <w:i w:val="0"/>
           <w:sz w:val="24"/>
@@ -345,9 +2032,297 @@
           <w:i w:val="0"/>
           <w:sz w:val="24"/>
         </w:rPr>
-        <w:t xml:space="preserve"> The viral arm was built to exercise host-specific presentation. Using rabies virus (RefSeq NC_001542), whose glycoprotein G is the only structural protein that elicits neutralising, protective antibodies (Cox et al., 1977), VaxForge ranked G second of five proteins and, more importantly, produced different bound-epitope sets for each of four natural mammalian hosts (glycoprotein G: 8 epitopes in mouse, 7 in human, 7 in bovine, 5 in pig). Pairwise host overlap of the glycoprotein G epitopes was well below unity (Jaccard 0.75 for human and bovine, 0.67 for human and mouse, 0.50 for human and pig), so the choice of host materially changed the predicted repertoire. Two further four-host viruses reproduced the effect: vesicular stomatitis virus, a rhabdovirus relative of rabies, again placed glycoprotein G at rank 2 of 5 with human and pig overlap as low as 0.33, and encephalomyocarditis virus placed capsid VP1 at rank 3 of 11 with no shared epitopes at all between bovine and pig (Jaccard 0.00). NERVE 2.0 is bacterial only and Vaxign-ML has no host dimension (it ranked rabies glycoprotein G fourth of five with no host resolution), so this capability is unique to VaxForge among the three. Because rabies presents a single protective antigen, the rank statistic here is descriptive rather than inferential (permutation p = 0.40, n = 1), and population-coverage data were reported as unavailable for non-human hosts rather than imputed.</w:t>
+        <w:t xml:space="preserve"> The viral arm was built to exercise host-specific presentation. Using rabies virus (RefSeq NC_001542), whose glycoprotein G is the only structural protein that elicits neutralising, protective antibodies (Cox et al., 1977), VaxForge ranked G second of five proteins and, more importantly, produced different bound-epitope sets for each of four natural mammalian hosts (glycoprotein G: 8 epitopes in mouse, 7 in human, 7 in bovine, 5 in pig). Pairwise host overlap of the glycoprotein G epitopes was well below unity (Table 3), so the choice of host materially changed the predicted repertoire. Two further four-host viruses reproduced the effect: vesicular stomatitis virus, a rhabdovirus relative of rabies, again placed glycoprotein G at rank 2 of 5 with human and pig overlap as low as 0.33, and encephalomyocarditis virus placed capsid VP1 at rank 3 of 11 with no shared epitopes at all between bovine and pig. NERVE 2.0 is bacterial only and Vaxign-ML has no host dimension (it ranked rabies glycoprotein G fourth of five with no host resolution), so this capability is unique to VaxForge among the three. Because rabies presents a single protective antigen, the rank statistic here is descriptive rather than inferential (permutation p = 0.40, n = 1), and population-coverage data were reported as unavailable for non-human hosts rather than imputed.</w:t>
       </w:r>
     </w:p>
+    <w:p>
+      <w:r>
+        <w:rPr>
+          <w:b w:val="0"/>
+          <w:i/>
+          <w:sz w:val="24"/>
+        </w:rPr>
+        <w:t>Table 3. Host-specific epitope resolution across three four-host viruses (VaxForge).</w:t>
+      </w:r>
+    </w:p>
+    <w:tbl>
+      <w:tblPr>
+        <w:tblStyle w:val="LightGrid-Accent1"/>
+        <w:tblW w:type="auto" w:w="0"/>
+        <w:tblLook w:firstColumn="1" w:firstRow="1" w:lastColumn="0" w:lastRow="0" w:noHBand="0" w:noVBand="1" w:val="04A0"/>
+      </w:tblPr>
+      <w:tblGrid>
+        <w:gridCol w:w="2160"/>
+        <w:gridCol w:w="2160"/>
+        <w:gridCol w:w="2160"/>
+        <w:gridCol w:w="2160"/>
+      </w:tblGrid>
+      <w:tr>
+        <w:tc>
+          <w:tcPr>
+            <w:tcW w:type="dxa" w:w="2160"/>
+          </w:tcPr>
+          <w:p>
+            <w:r/>
+            <w:r>
+              <w:rPr>
+                <w:b/>
+                <w:i w:val="0"/>
+                <w:sz w:val="22"/>
+              </w:rPr>
+              <w:t>Virus</w:t>
+            </w:r>
+          </w:p>
+        </w:tc>
+        <w:tc>
+          <w:tcPr>
+            <w:tcW w:type="dxa" w:w="2160"/>
+          </w:tcPr>
+          <w:p>
+            <w:r/>
+            <w:r>
+              <w:rPr>
+                <w:b/>
+                <w:i w:val="0"/>
+                <w:sz w:val="22"/>
+              </w:rPr>
+              <w:t>Ground-truth antigen</w:t>
+            </w:r>
+          </w:p>
+        </w:tc>
+        <w:tc>
+          <w:tcPr>
+            <w:tcW w:type="dxa" w:w="2160"/>
+          </w:tcPr>
+          <w:p>
+            <w:r/>
+            <w:r>
+              <w:rPr>
+                <w:b/>
+                <w:i w:val="0"/>
+                <w:sz w:val="22"/>
+              </w:rPr>
+              <w:t>Rank</w:t>
+            </w:r>
+          </w:p>
+        </w:tc>
+        <w:tc>
+          <w:tcPr>
+            <w:tcW w:type="dxa" w:w="2160"/>
+          </w:tcPr>
+          <w:p>
+            <w:r/>
+            <w:r>
+              <w:rPr>
+                <w:b/>
+                <w:i w:val="0"/>
+                <w:sz w:val="22"/>
+              </w:rPr>
+              <w:t>Host-pair epitope overlap (Jaccard)</w:t>
+            </w:r>
+          </w:p>
+        </w:tc>
+      </w:tr>
+      <w:tr>
+        <w:tc>
+          <w:tcPr>
+            <w:tcW w:type="dxa" w:w="2160"/>
+          </w:tcPr>
+          <w:p>
+            <w:r/>
+            <w:r>
+              <w:rPr>
+                <w:b w:val="0"/>
+                <w:i w:val="0"/>
+                <w:sz w:val="22"/>
+              </w:rPr>
+              <w:t>Rabies virus</w:t>
+            </w:r>
+          </w:p>
+        </w:tc>
+        <w:tc>
+          <w:tcPr>
+            <w:tcW w:type="dxa" w:w="2160"/>
+          </w:tcPr>
+          <w:p>
+            <w:r/>
+            <w:r>
+              <w:rPr>
+                <w:b w:val="0"/>
+                <w:i w:val="0"/>
+                <w:sz w:val="22"/>
+              </w:rPr>
+              <w:t>glycoprotein G</w:t>
+            </w:r>
+          </w:p>
+        </w:tc>
+        <w:tc>
+          <w:tcPr>
+            <w:tcW w:type="dxa" w:w="2160"/>
+          </w:tcPr>
+          <w:p>
+            <w:r/>
+            <w:r>
+              <w:rPr>
+                <w:b w:val="0"/>
+                <w:i w:val="0"/>
+                <w:sz w:val="22"/>
+              </w:rPr>
+              <w:t>2/5</w:t>
+            </w:r>
+          </w:p>
+        </w:tc>
+        <w:tc>
+          <w:tcPr>
+            <w:tcW w:type="dxa" w:w="2160"/>
+          </w:tcPr>
+          <w:p>
+            <w:r/>
+            <w:r>
+              <w:rPr>
+                <w:b w:val="0"/>
+                <w:i w:val="0"/>
+                <w:sz w:val="22"/>
+              </w:rPr>
+              <w:t>human~bovine 0.75; human~mouse 0.67; human~pig 0.50</w:t>
+            </w:r>
+          </w:p>
+        </w:tc>
+      </w:tr>
+      <w:tr>
+        <w:tc>
+          <w:tcPr>
+            <w:tcW w:type="dxa" w:w="2160"/>
+          </w:tcPr>
+          <w:p>
+            <w:r/>
+            <w:r>
+              <w:rPr>
+                <w:b w:val="0"/>
+                <w:i w:val="0"/>
+                <w:sz w:val="22"/>
+              </w:rPr>
+              <w:t>Vesicular stomatitis virus</w:t>
+            </w:r>
+          </w:p>
+        </w:tc>
+        <w:tc>
+          <w:tcPr>
+            <w:tcW w:type="dxa" w:w="2160"/>
+          </w:tcPr>
+          <w:p>
+            <w:r/>
+            <w:r>
+              <w:rPr>
+                <w:b w:val="0"/>
+                <w:i w:val="0"/>
+                <w:sz w:val="22"/>
+              </w:rPr>
+              <w:t>glycoprotein G</w:t>
+            </w:r>
+          </w:p>
+        </w:tc>
+        <w:tc>
+          <w:tcPr>
+            <w:tcW w:type="dxa" w:w="2160"/>
+          </w:tcPr>
+          <w:p>
+            <w:r/>
+            <w:r>
+              <w:rPr>
+                <w:b w:val="0"/>
+                <w:i w:val="0"/>
+                <w:sz w:val="22"/>
+              </w:rPr>
+              <w:t>2/5</w:t>
+            </w:r>
+          </w:p>
+        </w:tc>
+        <w:tc>
+          <w:tcPr>
+            <w:tcW w:type="dxa" w:w="2160"/>
+          </w:tcPr>
+          <w:p>
+            <w:r/>
+            <w:r>
+              <w:rPr>
+                <w:b w:val="0"/>
+                <w:i w:val="0"/>
+                <w:sz w:val="22"/>
+              </w:rPr>
+              <w:t>human~bovine 0.78; human~pig 0.33</w:t>
+            </w:r>
+          </w:p>
+        </w:tc>
+      </w:tr>
+      <w:tr>
+        <w:tc>
+          <w:tcPr>
+            <w:tcW w:type="dxa" w:w="2160"/>
+          </w:tcPr>
+          <w:p>
+            <w:r/>
+            <w:r>
+              <w:rPr>
+                <w:b w:val="0"/>
+                <w:i w:val="0"/>
+                <w:sz w:val="22"/>
+              </w:rPr>
+              <w:t>Encephalomyocarditis virus</w:t>
+            </w:r>
+          </w:p>
+        </w:tc>
+        <w:tc>
+          <w:tcPr>
+            <w:tcW w:type="dxa" w:w="2160"/>
+          </w:tcPr>
+          <w:p>
+            <w:r/>
+            <w:r>
+              <w:rPr>
+                <w:b w:val="0"/>
+                <w:i w:val="0"/>
+                <w:sz w:val="22"/>
+              </w:rPr>
+              <w:t>capsid VP1</w:t>
+            </w:r>
+          </w:p>
+        </w:tc>
+        <w:tc>
+          <w:tcPr>
+            <w:tcW w:type="dxa" w:w="2160"/>
+          </w:tcPr>
+          <w:p>
+            <w:r/>
+            <w:r>
+              <w:rPr>
+                <w:b w:val="0"/>
+                <w:i w:val="0"/>
+                <w:sz w:val="22"/>
+              </w:rPr>
+              <w:t>3/11</w:t>
+            </w:r>
+          </w:p>
+        </w:tc>
+        <w:tc>
+          <w:tcPr>
+            <w:tcW w:type="dxa" w:w="2160"/>
+          </w:tcPr>
+          <w:p>
+            <w:r/>
+            <w:r>
+              <w:rPr>
+                <w:b w:val="0"/>
+                <w:i w:val="0"/>
+                <w:sz w:val="22"/>
+              </w:rPr>
+              <w:t>human~mouse 0.78; bovine~pig 0.00</w:t>
+            </w:r>
+          </w:p>
+        </w:tc>
+      </w:tr>
+    </w:tbl>
+    <w:p/>
     <w:p>
       <w:pPr>
         <w:spacing w:before="200"/>
@@ -411,14 +2386,53 @@
           <w:i w:val="0"/>
           <w:sz w:val="26"/>
         </w:rPr>
-        <w:t>Figure legends</w:t>
+        <w:t>Figures</w:t>
+      </w:r>
+    </w:p>
+    <w:p>
+      <w:pPr>
+        <w:jc w:val="center"/>
+      </w:pPr>
+      <w:r>
+        <w:drawing>
+          <wp:inline xmlns:a="http://schemas.openxmlformats.org/drawingml/2006/main" xmlns:pic="http://schemas.openxmlformats.org/drawingml/2006/picture">
+            <wp:extent cx="5669280" cy="2591671"/>
+            <wp:docPr id="1" name="Picture 1"/>
+            <wp:cNvGraphicFramePr>
+              <a:graphicFrameLocks noChangeAspect="1"/>
+            </wp:cNvGraphicFramePr>
+            <a:graphic>
+              <a:graphicData uri="http://schemas.openxmlformats.org/drawingml/2006/picture">
+                <pic:pic>
+                  <pic:nvPicPr>
+                    <pic:cNvPr id="0" name="fig1_antigen_recovery.png"/>
+                    <pic:cNvPicPr/>
+                  </pic:nvPicPr>
+                  <pic:blipFill>
+                    <a:blip r:embed="rId9"/>
+                    <a:stretch>
+                      <a:fillRect/>
+                    </a:stretch>
+                  </pic:blipFill>
+                  <pic:spPr>
+                    <a:xfrm>
+                      <a:off x="0" y="0"/>
+                      <a:ext cx="5669280" cy="2591671"/>
+                    </a:xfrm>
+                    <a:prstGeom prst="rect"/>
+                  </pic:spPr>
+                </pic:pic>
+              </a:graphicData>
+            </a:graphic>
+          </wp:inline>
+        </w:drawing>
       </w:r>
     </w:p>
     <w:p>
       <w:r>
         <w:rPr>
-          <w:b/>
-          <w:i w:val="0"/>
+          <w:b w:val="0"/>
+          <w:i/>
           <w:sz w:val="24"/>
         </w:rPr>
         <w:t>Figure 1. VaxForge and Vaxign-ML recover all four licensed meningococcal antigens, whereas NERVE 2.0 recovers only PorA.</w:t>
@@ -429,14 +2443,53 @@
           <w:i w:val="0"/>
           <w:sz w:val="24"/>
         </w:rPr>
-        <w:t xml:space="preserve"> Antigen-by-tool recovery matrix for the four 4CMenB antigens on the meningococcal benchmark; filled cells mark recovered antigens and the three red cells mark antigens discarded by the NERVE 2.0 selection step. Recall and candidate counts are computed under default parameters on identical input.</w:t>
+        <w:t xml:space="preserve"> Antigen-by-tool recovery matrix for the four 4CMenB antigens; filled cells mark recovered antigens and the red cells mark antigens discarded by the NERVE 2.0 selection step. Recall and candidate counts are computed under default parameters on identical input.</w:t>
+      </w:r>
+    </w:p>
+    <w:p>
+      <w:pPr>
+        <w:jc w:val="center"/>
+      </w:pPr>
+      <w:r>
+        <w:drawing>
+          <wp:inline xmlns:a="http://schemas.openxmlformats.org/drawingml/2006/main" xmlns:pic="http://schemas.openxmlformats.org/drawingml/2006/picture">
+            <wp:extent cx="5669280" cy="3779520"/>
+            <wp:docPr id="2" name="Picture 2"/>
+            <wp:cNvGraphicFramePr>
+              <a:graphicFrameLocks noChangeAspect="1"/>
+            </wp:cNvGraphicFramePr>
+            <a:graphic>
+              <a:graphicData uri="http://schemas.openxmlformats.org/drawingml/2006/picture">
+                <pic:pic>
+                  <pic:nvPicPr>
+                    <pic:cNvPr id="0" name="fig2_recall_bar.png"/>
+                    <pic:cNvPicPr/>
+                  </pic:nvPicPr>
+                  <pic:blipFill>
+                    <a:blip r:embed="rId10"/>
+                    <a:stretch>
+                      <a:fillRect/>
+                    </a:stretch>
+                  </pic:blipFill>
+                  <pic:spPr>
+                    <a:xfrm>
+                      <a:off x="0" y="0"/>
+                      <a:ext cx="5669280" cy="3779520"/>
+                    </a:xfrm>
+                    <a:prstGeom prst="rect"/>
+                  </pic:spPr>
+                </pic:pic>
+              </a:graphicData>
+            </a:graphic>
+          </wp:inline>
+        </w:drawing>
       </w:r>
     </w:p>
     <w:p>
       <w:r>
         <w:rPr>
-          <w:b/>
-          <w:i w:val="0"/>
+          <w:b w:val="0"/>
+          <w:i/>
           <w:sz w:val="24"/>
         </w:rPr>
         <w:t>Figure 2. Recall over known antigens separates the tools more clearly than area-under-curve.</w:t>
@@ -447,14 +2500,53 @@
           <w:i w:val="0"/>
           <w:sz w:val="24"/>
         </w:rPr>
-        <w:t xml:space="preserve"> Per-tool recall of the four meningococcal antigens with secondary AUC annotation; AUC is shown with its small-sample caveat and is not used as the headline metric (n = 4 positives).</w:t>
+        <w:t xml:space="preserve"> Per-tool recall of the four meningococcal antigens with secondary AUC annotation; AUC carries a small-sample caveat and is not used as the headline metric (n = 4 positives).</w:t>
+      </w:r>
+    </w:p>
+    <w:p>
+      <w:pPr>
+        <w:jc w:val="center"/>
+      </w:pPr>
+      <w:r>
+        <w:drawing>
+          <wp:inline xmlns:a="http://schemas.openxmlformats.org/drawingml/2006/main" xmlns:pic="http://schemas.openxmlformats.org/drawingml/2006/picture">
+            <wp:extent cx="5669280" cy="4074795"/>
+            <wp:docPr id="3" name="Picture 3"/>
+            <wp:cNvGraphicFramePr>
+              <a:graphicFrameLocks noChangeAspect="1"/>
+            </wp:cNvGraphicFramePr>
+            <a:graphic>
+              <a:graphicData uri="http://schemas.openxmlformats.org/drawingml/2006/picture">
+                <pic:pic>
+                  <pic:nvPicPr>
+                    <pic:cNvPr id="0" name="fig3_fold_vs_recall.png"/>
+                    <pic:cNvPicPr/>
+                  </pic:nvPicPr>
+                  <pic:blipFill>
+                    <a:blip r:embed="rId11"/>
+                    <a:stretch>
+                      <a:fillRect/>
+                    </a:stretch>
+                  </pic:blipFill>
+                  <pic:spPr>
+                    <a:xfrm>
+                      <a:off x="0" y="0"/>
+                      <a:ext cx="5669280" cy="4074795"/>
+                    </a:xfrm>
+                    <a:prstGeom prst="rect"/>
+                  </pic:spPr>
+                </pic:pic>
+              </a:graphicData>
+            </a:graphic>
+          </wp:inline>
+        </w:drawing>
       </w:r>
     </w:p>
     <w:p>
       <w:r>
         <w:rPr>
-          <w:b/>
-          <w:i w:val="0"/>
+          <w:b w:val="0"/>
+          <w:i/>
           <w:sz w:val="24"/>
         </w:rPr>
         <w:t>Figure 3. High fold enrichment tracks selectivity, not recall.</w:t>
@@ -465,14 +2557,53 @@
           <w:i w:val="0"/>
           <w:sz w:val="24"/>
         </w:rPr>
-        <w:t xml:space="preserve"> Fold enrichment against recall over known antigens for the three tools on the 204-protein set (filled points) and the full proteome (open points); the dashed line marks the published NERVE 2.0 fold value of 16.6. NERVE 2.0 sits at high fold and low recall, while VaxForge and Vaxign-ML sit at full recall and moderate fold.</w:t>
+        <w:t xml:space="preserve"> Fold enrichment against recall for the three tools on the 204-protein set (filled points) and the full proteome (open points); the dashed line marks the published NERVE 2.0 fold value of 16.6. NERVE 2.0 sits at high fold and low recall, while VaxForge and Vaxign-ML sit at full recall and moderate fold.</w:t>
+      </w:r>
+    </w:p>
+    <w:p>
+      <w:pPr>
+        <w:jc w:val="center"/>
+      </w:pPr>
+      <w:r>
+        <w:drawing>
+          <wp:inline xmlns:a="http://schemas.openxmlformats.org/drawingml/2006/main" xmlns:pic="http://schemas.openxmlformats.org/drawingml/2006/picture">
+            <wp:extent cx="5669280" cy="4762195"/>
+            <wp:docPr id="4" name="Picture 4"/>
+            <wp:cNvGraphicFramePr>
+              <a:graphicFrameLocks noChangeAspect="1"/>
+            </wp:cNvGraphicFramePr>
+            <a:graphic>
+              <a:graphicData uri="http://schemas.openxmlformats.org/drawingml/2006/picture">
+                <pic:pic>
+                  <pic:nvPicPr>
+                    <pic:cNvPr id="0" name="fig4_multihost_jaccard.png"/>
+                    <pic:cNvPicPr/>
+                  </pic:nvPicPr>
+                  <pic:blipFill>
+                    <a:blip r:embed="rId12"/>
+                    <a:stretch>
+                      <a:fillRect/>
+                    </a:stretch>
+                  </pic:blipFill>
+                  <pic:spPr>
+                    <a:xfrm>
+                      <a:off x="0" y="0"/>
+                      <a:ext cx="5669280" cy="4762195"/>
+                    </a:xfrm>
+                    <a:prstGeom prst="rect"/>
+                  </pic:spPr>
+                </pic:pic>
+              </a:graphicData>
+            </a:graphic>
+          </wp:inline>
+        </w:drawing>
       </w:r>
     </w:p>
     <w:p>
       <w:r>
         <w:rPr>
-          <w:b/>
-          <w:i w:val="0"/>
+          <w:b w:val="0"/>
+          <w:i/>
           <w:sz w:val="24"/>
         </w:rPr>
         <w:t>Figure 4. Host selection reshapes the rabies glycoprotein G epitope repertoire.</w:t>
@@ -483,14 +2614,53 @@
           <w:i w:val="0"/>
           <w:sz w:val="24"/>
         </w:rPr>
-        <w:t xml:space="preserve"> Pairwise Jaccard overlap of glycoprotein G class I epitopes across human, bovine, mouse and pig; values below one indicate that the predicted repertoire depends on the chosen host, a dimension the bacterial comparators do not provide.</w:t>
+        <w:t xml:space="preserve"> Pairwise Jaccard overlap of glycoprotein G class I epitopes across human, bovine, mouse and pig; values below one indicate that the predicted repertoire depends on the chosen host.</w:t>
+      </w:r>
+    </w:p>
+    <w:p>
+      <w:pPr>
+        <w:jc w:val="center"/>
+      </w:pPr>
+      <w:r>
+        <w:drawing>
+          <wp:inline xmlns:a="http://schemas.openxmlformats.org/drawingml/2006/main" xmlns:pic="http://schemas.openxmlformats.org/drawingml/2006/picture">
+            <wp:extent cx="5669280" cy="3042053"/>
+            <wp:docPr id="5" name="Picture 5"/>
+            <wp:cNvGraphicFramePr>
+              <a:graphicFrameLocks noChangeAspect="1"/>
+            </wp:cNvGraphicFramePr>
+            <a:graphic>
+              <a:graphicData uri="http://schemas.openxmlformats.org/drawingml/2006/picture">
+                <pic:pic>
+                  <pic:nvPicPr>
+                    <pic:cNvPr id="0" name="fig5_bacteria_panel.png"/>
+                    <pic:cNvPicPr/>
+                  </pic:nvPicPr>
+                  <pic:blipFill>
+                    <a:blip r:embed="rId13"/>
+                    <a:stretch>
+                      <a:fillRect/>
+                    </a:stretch>
+                  </pic:blipFill>
+                  <pic:spPr>
+                    <a:xfrm>
+                      <a:off x="0" y="0"/>
+                      <a:ext cx="5669280" cy="3042053"/>
+                    </a:xfrm>
+                    <a:prstGeom prst="rect"/>
+                  </pic:spPr>
+                </pic:pic>
+              </a:graphicData>
+            </a:graphic>
+          </wp:inline>
+        </w:drawing>
       </w:r>
     </w:p>
     <w:p>
       <w:r>
         <w:rPr>
-          <w:b/>
-          <w:i w:val="0"/>
+          <w:b w:val="0"/>
+          <w:i/>
           <w:sz w:val="24"/>
         </w:rPr>
         <w:t>Figure 5. The recall pattern generalises across three genome scales.</w:t>
@@ -553,6 +2723,16 @@
       </w:r>
     </w:p>
     <w:p>
+      <w:r>
+        <w:rPr>
+          <w:b w:val="0"/>
+          <w:i w:val="0"/>
+          <w:sz w:val="24"/>
+        </w:rPr>
+        <w:t>Note: figure panels currently carry Turkish axis and title text; English-labelled versions can be regenerated from `make_figures.py` if required by the target journal.</w:t>
+      </w:r>
+    </w:p>
+    <w:p>
       <w:pPr>
         <w:spacing w:before="200"/>
       </w:pPr>
@@ -572,20 +2752,7 @@
           <w:i w:val="0"/>
           <w:sz w:val="24"/>
         </w:rPr>
-        <w:t>Selection and antigen references are DOI-verified and listed in full in `PROTECTIVE_ANTIGENS.md` (18 antigen references) and `SELECTION_RATIONALE.md`; pipeline-method references are listed in `vaxforge/citations.py`. Key citations used above:</w:t>
-      </w:r>
-    </w:p>
-    <w:p>
-      <w:pPr>
-        <w:pStyle w:val="ListBullet"/>
-      </w:pPr>
-      <w:r>
-        <w:rPr>
-          <w:b w:val="0"/>
-          <w:i w:val="0"/>
-          <w:sz w:val="24"/>
-        </w:rPr>
-        <w:t xml:space="preserve">Pizza M, et al. </w:t>
+        <w:t xml:space="preserve">Almagro Armenteros, J. J., Tsirigos, K. D., Sønderby, C. K., Petersen, T. N., Winther, O., Brunak, S., von Heijne, G., &amp; Nielsen, H. (2019). SignalP 5.0 improves signal peptide predictions using deep neural networks. </w:t>
       </w:r>
       <w:r>
         <w:rPr>
@@ -593,7 +2760,7 @@
           <w:i/>
           <w:sz w:val="24"/>
         </w:rPr>
-        <w:t>Science</w:t>
+        <w:t>Nature Biotechnology, 37</w:t>
       </w:r>
       <w:r>
         <w:rPr>
@@ -601,20 +2768,17 @@
           <w:i w:val="0"/>
           <w:sz w:val="24"/>
         </w:rPr>
-        <w:t>. 2000;287(5459):1816–1820. doi:10.1126/science.287.5459.1816</w:t>
+        <w:t>, 420–423. https://doi.org/10.1038/s41587-019-0036-z</w:t>
       </w:r>
     </w:p>
     <w:p>
-      <w:pPr>
-        <w:pStyle w:val="ListBullet"/>
-      </w:pPr>
       <w:r>
         <w:rPr>
           <w:b w:val="0"/>
           <w:i w:val="0"/>
           <w:sz w:val="24"/>
         </w:rPr>
-        <w:t xml:space="preserve">Giuliani MM, et al. </w:t>
+        <w:t xml:space="preserve">Buchfink, B., Reuter, K., &amp; Drost, H. G. (2021). Sensitive protein alignments at tree-of-life scale using DIAMOND. </w:t>
       </w:r>
       <w:r>
         <w:rPr>
@@ -622,7 +2786,7 @@
           <w:i/>
           <w:sz w:val="24"/>
         </w:rPr>
-        <w:t>PNAS</w:t>
+        <w:t>Nature Methods, 18</w:t>
       </w:r>
       <w:r>
         <w:rPr>
@@ -630,20 +2794,17 @@
           <w:i w:val="0"/>
           <w:sz w:val="24"/>
         </w:rPr>
-        <w:t>. 2006;103(29):10834–10839. doi:10.1073/pnas.0603940103</w:t>
+        <w:t>, 366–368. https://doi.org/10.1038/s41592-021-01101-x</w:t>
       </w:r>
     </w:p>
     <w:p>
-      <w:pPr>
-        <w:pStyle w:val="ListBullet"/>
-      </w:pPr>
       <w:r>
         <w:rPr>
           <w:b w:val="0"/>
           <w:i w:val="0"/>
           <w:sz w:val="24"/>
         </w:rPr>
-        <w:t xml:space="preserve">Cox JH, Dietzschold B, Schneider LG. </w:t>
+        <w:t xml:space="preserve">Calis, J. J. A., Maybeno, M., Greenbaum, J. A., Weiskopf, D., De Silva, A. D., Sette, A., Keşmir, C., &amp; Peters, B. (2013). Properties of MHC class I presented peptides that enhance immunogenicity. </w:t>
       </w:r>
       <w:r>
         <w:rPr>
@@ -651,7 +2812,7 @@
           <w:i/>
           <w:sz w:val="24"/>
         </w:rPr>
-        <w:t>Infect Immun</w:t>
+        <w:t>PLoS Computational Biology, 9</w:t>
       </w:r>
       <w:r>
         <w:rPr>
@@ -659,20 +2820,17 @@
           <w:i w:val="0"/>
           <w:sz w:val="24"/>
         </w:rPr>
-        <w:t>. 1977;16(3):754–759. doi:10.1128/iai.16.3.754-759.1977</w:t>
+        <w:t>(10), e1003266. https://doi.org/10.1371/journal.pcbi.1003266</w:t>
       </w:r>
     </w:p>
     <w:p>
-      <w:pPr>
-        <w:pStyle w:val="ListBullet"/>
-      </w:pPr>
       <w:r>
         <w:rPr>
           <w:b w:val="0"/>
           <w:i w:val="0"/>
           <w:sz w:val="24"/>
         </w:rPr>
-        <w:t xml:space="preserve">Fooks AR, et al. </w:t>
+        <w:t xml:space="preserve">Clifford, J. N., Høie, M. H., Deleuran, S., Peters, B., Nielsen, M., &amp; Marcatili, P. (2022). BepiPred-3.0: Improved B-cell epitope prediction using protein language models. </w:t>
       </w:r>
       <w:r>
         <w:rPr>
@@ -680,7 +2838,7 @@
           <w:i/>
           <w:sz w:val="24"/>
         </w:rPr>
-        <w:t>Nat Rev Dis Primers</w:t>
+        <w:t>Protein Science, 31</w:t>
       </w:r>
       <w:r>
         <w:rPr>
@@ -688,20 +2846,17 @@
           <w:i w:val="0"/>
           <w:sz w:val="24"/>
         </w:rPr>
-        <w:t>. 2017;3:17091. doi:10.1038/nrdp.2017.91</w:t>
+        <w:t>(12), e4497. https://doi.org/10.1002/pro.4497</w:t>
       </w:r>
     </w:p>
     <w:p>
-      <w:pPr>
-        <w:pStyle w:val="ListBullet"/>
-      </w:pPr>
       <w:r>
         <w:rPr>
           <w:b w:val="0"/>
           <w:i w:val="0"/>
           <w:sz w:val="24"/>
         </w:rPr>
-        <w:t xml:space="preserve">Hampson K, et al. </w:t>
+        <w:t xml:space="preserve">Conte, A., Gulmini, N., Costa, F., Cartura, M., Bröhl, F., Patanè, F., &amp; Filippini, F. (2024). NERVE 2.0: boosting the new enhanced reverse vaccinology environment via artificial intelligence and a user-friendly web interface. </w:t>
       </w:r>
       <w:r>
         <w:rPr>
@@ -709,7 +2864,7 @@
           <w:i/>
           <w:sz w:val="24"/>
         </w:rPr>
-        <w:t>PLoS Negl Trop Dis</w:t>
+        <w:t>BMC Bioinformatics, 25</w:t>
       </w:r>
       <w:r>
         <w:rPr>
@@ -717,20 +2872,17 @@
           <w:i w:val="0"/>
           <w:sz w:val="24"/>
         </w:rPr>
-        <w:t>. 2015;9(4):e0003709. doi:10.1371/journal.pntd.0003709</w:t>
+        <w:t>, 378. https://doi.org/10.1186/s12859-024-06004-0</w:t>
       </w:r>
     </w:p>
     <w:p>
-      <w:pPr>
-        <w:pStyle w:val="ListBullet"/>
-      </w:pPr>
       <w:r>
         <w:rPr>
           <w:b w:val="0"/>
           <w:i w:val="0"/>
           <w:sz w:val="24"/>
         </w:rPr>
-        <w:t xml:space="preserve">Conte A, et al. </w:t>
+        <w:t xml:space="preserve">Cox, J. H., Dietzschold, B., &amp; Schneider, L. G. (1977). Rabies virus glycoprotein. II. Biological and serological characterization. </w:t>
       </w:r>
       <w:r>
         <w:rPr>
@@ -738,7 +2890,7 @@
           <w:i/>
           <w:sz w:val="24"/>
         </w:rPr>
-        <w:t>BMC Bioinformatics</w:t>
+        <w:t>Infection and Immunity, 16</w:t>
       </w:r>
       <w:r>
         <w:rPr>
@@ -746,20 +2898,17 @@
           <w:i w:val="0"/>
           <w:sz w:val="24"/>
         </w:rPr>
-        <w:t>. 2024;25:377. doi:10.1186/s12859-024-06004-0</w:t>
+        <w:t>(3), 754–759. https://doi.org/10.1128/iai.16.3.754-759.1977</w:t>
       </w:r>
     </w:p>
     <w:p>
-      <w:pPr>
-        <w:pStyle w:val="ListBullet"/>
-      </w:pPr>
       <w:r>
         <w:rPr>
           <w:b w:val="0"/>
           <w:i w:val="0"/>
           <w:sz w:val="24"/>
         </w:rPr>
-        <w:t xml:space="preserve">Ong E, et al. </w:t>
+        <w:t xml:space="preserve">Fooks, A. R., Cliquet, F., Finke, S., Freuling, C., Hemachudha, T., Mani, R. S., Müller, T., Nadin-Davis, S., Picard-Meyer, E., Wilde, H., &amp; Banyard, A. C. (2017). Rabies. </w:t>
       </w:r>
       <w:r>
         <w:rPr>
@@ -767,7 +2916,7 @@
           <w:i/>
           <w:sz w:val="24"/>
         </w:rPr>
-        <w:t>Bioinformatics</w:t>
+        <w:t>Nature Reviews Disease Primers, 3</w:t>
       </w:r>
       <w:r>
         <w:rPr>
@@ -775,20 +2924,17 @@
           <w:i w:val="0"/>
           <w:sz w:val="24"/>
         </w:rPr>
-        <w:t>. 2020;36(10):3185–3191. doi:10.1093/bioinformatics/btaa119</w:t>
+        <w:t>, 17091. https://doi.org/10.1038/nrdp.2017.91</w:t>
       </w:r>
     </w:p>
     <w:p>
-      <w:pPr>
-        <w:pStyle w:val="ListBullet"/>
-      </w:pPr>
       <w:r>
         <w:rPr>
           <w:b w:val="0"/>
           <w:i w:val="0"/>
           <w:sz w:val="24"/>
         </w:rPr>
-        <w:t xml:space="preserve">Buchfink B, Reuter K, Drost HG. </w:t>
+        <w:t xml:space="preserve">Giuliani, M. M., Adu-Bobie, J., Comanducci, M., Aricò, B., Savino, S., Santini, L., Brunelli, B., Bambini, S., Biolchi, A., Capecchi, B., Cartocci, E., Ciucchi, L., Di Marcello, F., Ferlicca, F., Galli, B., Luzzi, E., Masignani, V., Serruto, D., Veggi, D., … Pizza, M. (2006). A universal vaccine for serogroup B meningococcus. </w:t>
       </w:r>
       <w:r>
         <w:rPr>
@@ -796,7 +2942,7 @@
           <w:i/>
           <w:sz w:val="24"/>
         </w:rPr>
-        <w:t>Nat Methods</w:t>
+        <w:t>Proceedings of the National Academy of Sciences, 103</w:t>
       </w:r>
       <w:r>
         <w:rPr>
@@ -804,20 +2950,17 @@
           <w:i w:val="0"/>
           <w:sz w:val="24"/>
         </w:rPr>
-        <w:t>. 2021;18:366–368. doi:10.1038/s41592-021-01101-x</w:t>
+        <w:t>(29), 10834–10839. https://doi.org/10.1073/pnas.0603940103</w:t>
       </w:r>
     </w:p>
     <w:p>
-      <w:pPr>
-        <w:pStyle w:val="ListBullet"/>
-      </w:pPr>
       <w:r>
         <w:rPr>
           <w:b w:val="0"/>
           <w:i w:val="0"/>
           <w:sz w:val="24"/>
         </w:rPr>
-        <w:t xml:space="preserve">Liu B, et al. </w:t>
+        <w:t xml:space="preserve">Hampson, K., Coudeville, L., Lembo, T., Sambo, M., Kieffer, A., Attlan, M., Barrat, J., Blanton, J. D., Briggs, D. J., Cleaveland, S., Costa, P., Freuling, C. M., Hiby, E., Knopf, L., &amp; Leanes, F. (2015). Estimating the global burden of endemic canine rabies. </w:t>
       </w:r>
       <w:r>
         <w:rPr>
@@ -825,7 +2968,7 @@
           <w:i/>
           <w:sz w:val="24"/>
         </w:rPr>
-        <w:t>Nucleic Acids Res</w:t>
+        <w:t>PLoS Neglected Tropical Diseases, 9</w:t>
       </w:r>
       <w:r>
         <w:rPr>
@@ -833,20 +2976,17 @@
           <w:i w:val="0"/>
           <w:sz w:val="24"/>
         </w:rPr>
-        <w:t>. 2022;50(D1):D912–D917. doi:10.1093/nar/gkab1107</w:t>
+        <w:t>(4), e0003709. https://doi.org/10.1371/journal.pntd.0003709</w:t>
       </w:r>
     </w:p>
     <w:p>
-      <w:pPr>
-        <w:pStyle w:val="ListBullet"/>
-      </w:pPr>
       <w:r>
         <w:rPr>
           <w:b w:val="0"/>
           <w:i w:val="0"/>
           <w:sz w:val="24"/>
         </w:rPr>
-        <w:t xml:space="preserve">Yu NY, et al. </w:t>
+        <w:t xml:space="preserve">Krogh, A., Larsson, B., von Heijne, G., &amp; Sonnhammer, E. L. L. (2001). Predicting transmembrane protein topology with a hidden Markov model: application to complete genomes. </w:t>
       </w:r>
       <w:r>
         <w:rPr>
@@ -854,7 +2994,7 @@
           <w:i/>
           <w:sz w:val="24"/>
         </w:rPr>
-        <w:t>Bioinformatics</w:t>
+        <w:t>Journal of Molecular Biology, 305</w:t>
       </w:r>
       <w:r>
         <w:rPr>
@@ -862,20 +3002,17 @@
           <w:i w:val="0"/>
           <w:sz w:val="24"/>
         </w:rPr>
-        <w:t>. 2010;26(13):1608–1615. doi:10.1093/bioinformatics/btq249</w:t>
+        <w:t>(3), 567–580. https://doi.org/10.1006/jmbi.2000.4315</w:t>
       </w:r>
     </w:p>
     <w:p>
-      <w:pPr>
-        <w:pStyle w:val="ListBullet"/>
-      </w:pPr>
       <w:r>
         <w:rPr>
           <w:b w:val="0"/>
           <w:i w:val="0"/>
           <w:sz w:val="24"/>
         </w:rPr>
-        <w:t xml:space="preserve">Thumuluri V, et al. </w:t>
+        <w:t xml:space="preserve">Larsen, M. V., Lundegaard, C., Lund, O., &amp; Nielsen, M. (2005). An integrative approach to CTL epitope prediction: a combined algorithm integrating MHC class I binding, TAP transport efficiency, and proteasomal cleavage predictions. </w:t>
       </w:r>
       <w:r>
         <w:rPr>
@@ -883,7 +3020,7 @@
           <w:i/>
           <w:sz w:val="24"/>
         </w:rPr>
-        <w:t>Nucleic Acids Res</w:t>
+        <w:t>European Journal of Immunology, 35</w:t>
       </w:r>
       <w:r>
         <w:rPr>
@@ -891,20 +3028,17 @@
           <w:i w:val="0"/>
           <w:sz w:val="24"/>
         </w:rPr>
-        <w:t>. 2022;50(W1):W228–W234. doi:10.1093/nar/gkac278</w:t>
+        <w:t>(8), 2295–2303. https://doi.org/10.1002/eji.200425811</w:t>
       </w:r>
     </w:p>
     <w:p>
-      <w:pPr>
-        <w:pStyle w:val="ListBullet"/>
-      </w:pPr>
       <w:r>
         <w:rPr>
           <w:b w:val="0"/>
           <w:i w:val="0"/>
           <w:sz w:val="24"/>
         </w:rPr>
-        <w:t xml:space="preserve">Krogh A, et al. </w:t>
+        <w:t xml:space="preserve">Liu, B., Zheng, D., Zhou, S., Chen, L., &amp; Yang, J. (2022). VFDB 2022: a general classification scheme for bacterial virulence factors. </w:t>
       </w:r>
       <w:r>
         <w:rPr>
@@ -912,7 +3046,7 @@
           <w:i/>
           <w:sz w:val="24"/>
         </w:rPr>
-        <w:t>J Mol Biol</w:t>
+        <w:t>Nucleic Acids Research, 50</w:t>
       </w:r>
       <w:r>
         <w:rPr>
@@ -920,49 +3054,17 @@
           <w:i w:val="0"/>
           <w:sz w:val="24"/>
         </w:rPr>
-        <w:t>. 2001;305(3):567–580. doi:10.1006/jmbi.2000.4315</w:t>
+        <w:t>(D1), D912–D917. https://doi.org/10.1093/nar/gkab1107</w:t>
       </w:r>
     </w:p>
     <w:p>
-      <w:pPr>
-        <w:pStyle w:val="ListBullet"/>
-      </w:pPr>
       <w:r>
         <w:rPr>
           <w:b w:val="0"/>
           <w:i w:val="0"/>
           <w:sz w:val="24"/>
         </w:rPr>
-        <w:t xml:space="preserve">Almagro Armenteros JJ, et al. </w:t>
-      </w:r>
-      <w:r>
-        <w:rPr>
-          <w:b w:val="0"/>
-          <w:i/>
-          <w:sz w:val="24"/>
-        </w:rPr>
-        <w:t>Nat Biotechnol</w:t>
-      </w:r>
-      <w:r>
-        <w:rPr>
-          <w:b w:val="0"/>
-          <w:i w:val="0"/>
-          <w:sz w:val="24"/>
-        </w:rPr>
-        <w:t>. 2019;37:420–423. doi:10.1038/s41587-019-0036-z</w:t>
-      </w:r>
-    </w:p>
-    <w:p>
-      <w:pPr>
-        <w:pStyle w:val="ListBullet"/>
-      </w:pPr>
-      <w:r>
-        <w:rPr>
-          <w:b w:val="0"/>
-          <w:i w:val="0"/>
-          <w:sz w:val="24"/>
-        </w:rPr>
-        <w:t xml:space="preserve">Miles S, et al. </w:t>
+        <w:t xml:space="preserve">Miles, S., Menafra, G., Iriarte, A., &amp; Chabalgoity, J. A. (2025). IApred: A versatile open-source tool for predicting protein antigenicity across diverse pathogens. </w:t>
       </w:r>
       <w:r>
         <w:rPr>
@@ -978,20 +3080,17 @@
           <w:i w:val="0"/>
           <w:sz w:val="24"/>
         </w:rPr>
-        <w:t>. 2025. doi:10.1016/j.immuno.2025.100014</w:t>
+        <w:t>. https://doi.org/10.1016/j.immuno.2025.100014</w:t>
       </w:r>
     </w:p>
     <w:p>
-      <w:pPr>
-        <w:pStyle w:val="ListBullet"/>
-      </w:pPr>
       <w:r>
         <w:rPr>
           <w:b w:val="0"/>
           <w:i w:val="0"/>
           <w:sz w:val="24"/>
         </w:rPr>
-        <w:t xml:space="preserve">Reynisson B, et al. </w:t>
+        <w:t xml:space="preserve">Ong, E., Wang, H., Wong, M. U., Seetharaman, M., Valdez, N., &amp; He, Y. (2020). Vaxign-ML: supervised machine learning reverse vaccinology model for improved prediction of bacterial protective antigens. </w:t>
       </w:r>
       <w:r>
         <w:rPr>
@@ -999,7 +3098,7 @@
           <w:i/>
           <w:sz w:val="24"/>
         </w:rPr>
-        <w:t>Nucleic Acids Res</w:t>
+        <w:t>Bioinformatics, 36</w:t>
       </w:r>
       <w:r>
         <w:rPr>
@@ -1007,20 +3106,17 @@
           <w:i w:val="0"/>
           <w:sz w:val="24"/>
         </w:rPr>
-        <w:t>. 2020;48(W1):W449–W454. doi:10.1093/nar/gkaa379</w:t>
+        <w:t>(10), 3185–3191. https://doi.org/10.1093/bioinformatics/btaa119</w:t>
       </w:r>
     </w:p>
     <w:p>
-      <w:pPr>
-        <w:pStyle w:val="ListBullet"/>
-      </w:pPr>
       <w:r>
         <w:rPr>
           <w:b w:val="0"/>
           <w:i w:val="0"/>
           <w:sz w:val="24"/>
         </w:rPr>
-        <w:t xml:space="preserve">Calis JJA, et al. </w:t>
+        <w:t xml:space="preserve">Pizza, M., Scarlato, V., Masignani, V., Giuliani, M. M., Aricò, B., Comanducci, M., Jennings, G. T., Baldi, L., Bartolini, E., Capecchi, B., Galeotti, C. L., Luzzi, E., Manetti, R., Marchetti, E., Mora, M., Nuti, S., Ratti, G., Santini, L., Savino, S., … Rappuoli, R. (2000). Identification of vaccine candidates against serogroup B meningococcus by whole-genome sequencing. </w:t>
       </w:r>
       <w:r>
         <w:rPr>
@@ -1028,7 +3124,7 @@
           <w:i/>
           <w:sz w:val="24"/>
         </w:rPr>
-        <w:t>PLoS Comput Biol</w:t>
+        <w:t>Science, 287</w:t>
       </w:r>
       <w:r>
         <w:rPr>
@@ -1036,20 +3132,17 @@
           <w:i w:val="0"/>
           <w:sz w:val="24"/>
         </w:rPr>
-        <w:t>. 2013;9(10):e1003266. doi:10.1371/journal.pcbi.1003266</w:t>
+        <w:t>(5459), 1816–1820. https://doi.org/10.1126/science.287.5459.1816</w:t>
       </w:r>
     </w:p>
     <w:p>
-      <w:pPr>
-        <w:pStyle w:val="ListBullet"/>
-      </w:pPr>
       <w:r>
         <w:rPr>
           <w:b w:val="0"/>
           <w:i w:val="0"/>
           <w:sz w:val="24"/>
         </w:rPr>
-        <w:t xml:space="preserve">Larsen MV, et al. </w:t>
+        <w:t xml:space="preserve">Reynisson, B., Alvarez, B., Paul, S., Peters, B., &amp; Nielsen, M. (2020). NetMHCpan-4.1 and NetMHCIIpan-4.0: improved predictions of MHC antigen presentation by concurrent motif deconvolution and integration of MS MHC eluted ligand data. </w:t>
       </w:r>
       <w:r>
         <w:rPr>
@@ -1057,7 +3150,7 @@
           <w:i/>
           <w:sz w:val="24"/>
         </w:rPr>
-        <w:t>Eur J Immunol</w:t>
+        <w:t>Nucleic Acids Research, 48</w:t>
       </w:r>
       <w:r>
         <w:rPr>
@@ -1065,20 +3158,17 @@
           <w:i w:val="0"/>
           <w:sz w:val="24"/>
         </w:rPr>
-        <w:t>. 2005;35(8):2295–2303. doi:10.1002/eji.200425811</w:t>
+        <w:t>(W1), W449–W454. https://doi.org/10.1093/nar/gkaa379</w:t>
       </w:r>
     </w:p>
     <w:p>
-      <w:pPr>
-        <w:pStyle w:val="ListBullet"/>
-      </w:pPr>
       <w:r>
         <w:rPr>
           <w:b w:val="0"/>
           <w:i w:val="0"/>
           <w:sz w:val="24"/>
         </w:rPr>
-        <w:t xml:space="preserve">Clifford JN, et al. </w:t>
+        <w:t xml:space="preserve">Thumuluri, V., Almagro Armenteros, J. J., Johansen, A. R., Nielsen, H., &amp; Winther, O. (2022). DeepLoc 2.0: multi-label subcellular localization prediction using protein language models. </w:t>
       </w:r>
       <w:r>
         <w:rPr>
@@ -1086,7 +3176,7 @@
           <w:i/>
           <w:sz w:val="24"/>
         </w:rPr>
-        <w:t>Protein Sci</w:t>
+        <w:t>Nucleic Acids Research, 50</w:t>
       </w:r>
       <w:r>
         <w:rPr>
@@ -1094,7 +3184,33 @@
           <w:i w:val="0"/>
           <w:sz w:val="24"/>
         </w:rPr>
-        <w:t>. 2022;31(12):e4497. doi:10.1002/pro.4497</w:t>
+        <w:t>(W1), W228–W234. https://doi.org/10.1093/nar/gkac278</w:t>
+      </w:r>
+    </w:p>
+    <w:p>
+      <w:r>
+        <w:rPr>
+          <w:b w:val="0"/>
+          <w:i w:val="0"/>
+          <w:sz w:val="24"/>
+        </w:rPr>
+        <w:t xml:space="preserve">Yu, N. Y., Wagner, J. R., Laird, M. R., Melli, G., Rey, S., Lo, R., Dao, P., Sahinalp, S. C., Ester, M., Foster, L. J., &amp; Brinkman, F. S. L. (2010). PSORTb 3.0: improved protein subcellular localization prediction with refined localization subcategories and predictive capabilities for all prokaryotes. </w:t>
+      </w:r>
+      <w:r>
+        <w:rPr>
+          <w:b w:val="0"/>
+          <w:i/>
+          <w:sz w:val="24"/>
+        </w:rPr>
+        <w:t>Bioinformatics, 26</w:t>
+      </w:r>
+      <w:r>
+        <w:rPr>
+          <w:b w:val="0"/>
+          <w:i w:val="0"/>
+          <w:sz w:val="24"/>
+        </w:rPr>
+        <w:t>(13), 1608–1615. https://doi.org/10.1093/bioinformatics/btq249</w:t>
       </w:r>
     </w:p>
     <w:sectPr>

--- a/benchmark/MANUSCRIPT.docx
+++ b/benchmark/MANUSCRIPT.docx
@@ -19,10 +19,30 @@
       <w:r>
         <w:rPr>
           <w:b w:val="0"/>
-          <w:i/>
+          <w:i w:val="0"/>
           <w:sz w:val="24"/>
         </w:rPr>
-        <w:t>Author list and affiliations to be completed. Corresponding author placeholder.</w:t>
+        <w:t>Ali Arslan</w:t>
+      </w:r>
+    </w:p>
+    <w:p>
+      <w:r>
+        <w:rPr>
+          <w:b w:val="0"/>
+          <w:i w:val="0"/>
+          <w:sz w:val="24"/>
+        </w:rPr>
+        <w:t>Department of Molecular Biology and Genetics, Institute of Natural Sciences, Yıldız Technical University, Istanbul 34220, Turkey</w:t>
+      </w:r>
+    </w:p>
+    <w:p>
+      <w:r>
+        <w:rPr>
+          <w:b w:val="0"/>
+          <w:i w:val="0"/>
+          <w:sz w:val="24"/>
+        </w:rPr>
+        <w:t>Correspondence: aliarslan47@gmail.com</w:t>
       </w:r>
     </w:p>
     <w:p>

--- a/benchmark/MANUSCRIPT.docx
+++ b/benchmark/MANUSCRIPT.docx
@@ -233,6 +233,10 @@
             <w:tcW w:type="dxa" w:w="1234"/>
           </w:tcPr>
           <w:p>
+            <w:pPr>
+              <w:spacing w:line="240" w:lineRule="auto"/>
+              <w:jc w:val="left"/>
+            </w:pPr>
             <w:r/>
             <w:r>
               <w:rPr>
@@ -249,6 +253,10 @@
             <w:tcW w:type="dxa" w:w="1234"/>
           </w:tcPr>
           <w:p>
+            <w:pPr>
+              <w:spacing w:line="240" w:lineRule="auto"/>
+              <w:jc w:val="left"/>
+            </w:pPr>
             <w:r/>
             <w:r>
               <w:rPr>
@@ -265,6 +273,10 @@
             <w:tcW w:type="dxa" w:w="1234"/>
           </w:tcPr>
           <w:p>
+            <w:pPr>
+              <w:spacing w:line="240" w:lineRule="auto"/>
+              <w:jc w:val="left"/>
+            </w:pPr>
             <w:r/>
             <w:r>
               <w:rPr>
@@ -281,6 +293,10 @@
             <w:tcW w:type="dxa" w:w="1234"/>
           </w:tcPr>
           <w:p>
+            <w:pPr>
+              <w:spacing w:line="240" w:lineRule="auto"/>
+              <w:jc w:val="left"/>
+            </w:pPr>
             <w:r/>
             <w:r>
               <w:rPr>
@@ -297,6 +313,10 @@
             <w:tcW w:type="dxa" w:w="1234"/>
           </w:tcPr>
           <w:p>
+            <w:pPr>
+              <w:spacing w:line="240" w:lineRule="auto"/>
+              <w:jc w:val="left"/>
+            </w:pPr>
             <w:r/>
             <w:r>
               <w:rPr>
@@ -313,6 +333,10 @@
             <w:tcW w:type="dxa" w:w="1234"/>
           </w:tcPr>
           <w:p>
+            <w:pPr>
+              <w:spacing w:line="240" w:lineRule="auto"/>
+              <w:jc w:val="left"/>
+            </w:pPr>
             <w:r/>
             <w:r>
               <w:rPr>
@@ -329,6 +353,10 @@
             <w:tcW w:type="dxa" w:w="1234"/>
           </w:tcPr>
           <w:p>
+            <w:pPr>
+              <w:spacing w:line="240" w:lineRule="auto"/>
+              <w:jc w:val="left"/>
+            </w:pPr>
             <w:r/>
             <w:r>
               <w:rPr>
@@ -347,6 +375,10 @@
             <w:tcW w:type="dxa" w:w="1234"/>
           </w:tcPr>
           <w:p>
+            <w:pPr>
+              <w:spacing w:line="240" w:lineRule="auto"/>
+              <w:jc w:val="left"/>
+            </w:pPr>
             <w:r/>
             <w:r>
               <w:rPr>
@@ -363,6 +395,10 @@
             <w:tcW w:type="dxa" w:w="1234"/>
           </w:tcPr>
           <w:p>
+            <w:pPr>
+              <w:spacing w:line="240" w:lineRule="auto"/>
+              <w:jc w:val="left"/>
+            </w:pPr>
             <w:r/>
             <w:r>
               <w:rPr>
@@ -379,6 +415,10 @@
             <w:tcW w:type="dxa" w:w="1234"/>
           </w:tcPr>
           <w:p>
+            <w:pPr>
+              <w:spacing w:line="240" w:lineRule="auto"/>
+              <w:jc w:val="left"/>
+            </w:pPr>
             <w:r/>
             <w:r>
               <w:rPr>
@@ -395,6 +435,10 @@
             <w:tcW w:type="dxa" w:w="1234"/>
           </w:tcPr>
           <w:p>
+            <w:pPr>
+              <w:spacing w:line="240" w:lineRule="auto"/>
+              <w:jc w:val="left"/>
+            </w:pPr>
             <w:r/>
             <w:r>
               <w:rPr>
@@ -411,6 +455,10 @@
             <w:tcW w:type="dxa" w:w="1234"/>
           </w:tcPr>
           <w:p>
+            <w:pPr>
+              <w:spacing w:line="240" w:lineRule="auto"/>
+              <w:jc w:val="left"/>
+            </w:pPr>
             <w:r/>
             <w:r>
               <w:rPr>
@@ -427,6 +475,10 @@
             <w:tcW w:type="dxa" w:w="1234"/>
           </w:tcPr>
           <w:p>
+            <w:pPr>
+              <w:spacing w:line="240" w:lineRule="auto"/>
+              <w:jc w:val="left"/>
+            </w:pPr>
             <w:r/>
             <w:r>
               <w:rPr>
@@ -443,6 +495,10 @@
             <w:tcW w:type="dxa" w:w="1234"/>
           </w:tcPr>
           <w:p>
+            <w:pPr>
+              <w:spacing w:line="240" w:lineRule="auto"/>
+              <w:jc w:val="left"/>
+            </w:pPr>
             <w:r/>
             <w:r>
               <w:rPr>
@@ -461,6 +517,10 @@
             <w:tcW w:type="dxa" w:w="1234"/>
           </w:tcPr>
           <w:p>
+            <w:pPr>
+              <w:spacing w:line="240" w:lineRule="auto"/>
+              <w:jc w:val="left"/>
+            </w:pPr>
             <w:r/>
             <w:r>
               <w:rPr>
@@ -477,6 +537,10 @@
             <w:tcW w:type="dxa" w:w="1234"/>
           </w:tcPr>
           <w:p>
+            <w:pPr>
+              <w:spacing w:line="240" w:lineRule="auto"/>
+              <w:jc w:val="left"/>
+            </w:pPr>
             <w:r/>
             <w:r>
               <w:rPr>
@@ -493,6 +557,10 @@
             <w:tcW w:type="dxa" w:w="1234"/>
           </w:tcPr>
           <w:p>
+            <w:pPr>
+              <w:spacing w:line="240" w:lineRule="auto"/>
+              <w:jc w:val="left"/>
+            </w:pPr>
             <w:r/>
             <w:r>
               <w:rPr>
@@ -509,6 +577,10 @@
             <w:tcW w:type="dxa" w:w="1234"/>
           </w:tcPr>
           <w:p>
+            <w:pPr>
+              <w:spacing w:line="240" w:lineRule="auto"/>
+              <w:jc w:val="left"/>
+            </w:pPr>
             <w:r/>
             <w:r>
               <w:rPr>
@@ -525,6 +597,10 @@
             <w:tcW w:type="dxa" w:w="1234"/>
           </w:tcPr>
           <w:p>
+            <w:pPr>
+              <w:spacing w:line="240" w:lineRule="auto"/>
+              <w:jc w:val="left"/>
+            </w:pPr>
             <w:r/>
             <w:r>
               <w:rPr>
@@ -541,6 +617,10 @@
             <w:tcW w:type="dxa" w:w="1234"/>
           </w:tcPr>
           <w:p>
+            <w:pPr>
+              <w:spacing w:line="240" w:lineRule="auto"/>
+              <w:jc w:val="left"/>
+            </w:pPr>
             <w:r/>
             <w:r>
               <w:rPr>
@@ -557,6 +637,10 @@
             <w:tcW w:type="dxa" w:w="1234"/>
           </w:tcPr>
           <w:p>
+            <w:pPr>
+              <w:spacing w:line="240" w:lineRule="auto"/>
+              <w:jc w:val="left"/>
+            </w:pPr>
             <w:r/>
             <w:r>
               <w:rPr>
@@ -575,6 +659,10 @@
             <w:tcW w:type="dxa" w:w="1234"/>
           </w:tcPr>
           <w:p>
+            <w:pPr>
+              <w:spacing w:line="240" w:lineRule="auto"/>
+              <w:jc w:val="left"/>
+            </w:pPr>
             <w:r/>
             <w:r>
               <w:rPr>
@@ -591,6 +679,10 @@
             <w:tcW w:type="dxa" w:w="1234"/>
           </w:tcPr>
           <w:p>
+            <w:pPr>
+              <w:spacing w:line="240" w:lineRule="auto"/>
+              <w:jc w:val="left"/>
+            </w:pPr>
             <w:r/>
             <w:r>
               <w:rPr>
@@ -607,6 +699,10 @@
             <w:tcW w:type="dxa" w:w="1234"/>
           </w:tcPr>
           <w:p>
+            <w:pPr>
+              <w:spacing w:line="240" w:lineRule="auto"/>
+              <w:jc w:val="left"/>
+            </w:pPr>
             <w:r/>
             <w:r>
               <w:rPr>
@@ -623,6 +719,10 @@
             <w:tcW w:type="dxa" w:w="1234"/>
           </w:tcPr>
           <w:p>
+            <w:pPr>
+              <w:spacing w:line="240" w:lineRule="auto"/>
+              <w:jc w:val="left"/>
+            </w:pPr>
             <w:r/>
             <w:r>
               <w:rPr>
@@ -639,6 +739,10 @@
             <w:tcW w:type="dxa" w:w="1234"/>
           </w:tcPr>
           <w:p>
+            <w:pPr>
+              <w:spacing w:line="240" w:lineRule="auto"/>
+              <w:jc w:val="left"/>
+            </w:pPr>
             <w:r/>
             <w:r>
               <w:rPr>
@@ -655,6 +759,10 @@
             <w:tcW w:type="dxa" w:w="1234"/>
           </w:tcPr>
           <w:p>
+            <w:pPr>
+              <w:spacing w:line="240" w:lineRule="auto"/>
+              <w:jc w:val="left"/>
+            </w:pPr>
             <w:r/>
             <w:r>
               <w:rPr>
@@ -671,6 +779,10 @@
             <w:tcW w:type="dxa" w:w="1234"/>
           </w:tcPr>
           <w:p>
+            <w:pPr>
+              <w:spacing w:line="240" w:lineRule="auto"/>
+              <w:jc w:val="left"/>
+            </w:pPr>
             <w:r/>
             <w:r>
               <w:rPr>
@@ -689,6 +801,10 @@
             <w:tcW w:type="dxa" w:w="1234"/>
           </w:tcPr>
           <w:p>
+            <w:pPr>
+              <w:spacing w:line="240" w:lineRule="auto"/>
+              <w:jc w:val="left"/>
+            </w:pPr>
             <w:r/>
             <w:r>
               <w:rPr>
@@ -705,6 +821,10 @@
             <w:tcW w:type="dxa" w:w="1234"/>
           </w:tcPr>
           <w:p>
+            <w:pPr>
+              <w:spacing w:line="240" w:lineRule="auto"/>
+              <w:jc w:val="left"/>
+            </w:pPr>
             <w:r/>
             <w:r>
               <w:rPr>
@@ -721,6 +841,10 @@
             <w:tcW w:type="dxa" w:w="1234"/>
           </w:tcPr>
           <w:p>
+            <w:pPr>
+              <w:spacing w:line="240" w:lineRule="auto"/>
+              <w:jc w:val="left"/>
+            </w:pPr>
             <w:r/>
             <w:r>
               <w:rPr>
@@ -737,6 +861,10 @@
             <w:tcW w:type="dxa" w:w="1234"/>
           </w:tcPr>
           <w:p>
+            <w:pPr>
+              <w:spacing w:line="240" w:lineRule="auto"/>
+              <w:jc w:val="left"/>
+            </w:pPr>
             <w:r/>
             <w:r>
               <w:rPr>
@@ -753,6 +881,10 @@
             <w:tcW w:type="dxa" w:w="1234"/>
           </w:tcPr>
           <w:p>
+            <w:pPr>
+              <w:spacing w:line="240" w:lineRule="auto"/>
+              <w:jc w:val="left"/>
+            </w:pPr>
             <w:r/>
             <w:r>
               <w:rPr>
@@ -769,6 +901,10 @@
             <w:tcW w:type="dxa" w:w="1234"/>
           </w:tcPr>
           <w:p>
+            <w:pPr>
+              <w:spacing w:line="240" w:lineRule="auto"/>
+              <w:jc w:val="left"/>
+            </w:pPr>
             <w:r/>
             <w:r>
               <w:rPr>
@@ -785,6 +921,10 @@
             <w:tcW w:type="dxa" w:w="1234"/>
           </w:tcPr>
           <w:p>
+            <w:pPr>
+              <w:spacing w:line="240" w:lineRule="auto"/>
+              <w:jc w:val="left"/>
+            </w:pPr>
             <w:r/>
             <w:r>
               <w:rPr>
@@ -803,6 +943,10 @@
             <w:tcW w:type="dxa" w:w="1234"/>
           </w:tcPr>
           <w:p>
+            <w:pPr>
+              <w:spacing w:line="240" w:lineRule="auto"/>
+              <w:jc w:val="left"/>
+            </w:pPr>
             <w:r/>
             <w:r>
               <w:rPr>
@@ -819,6 +963,10 @@
             <w:tcW w:type="dxa" w:w="1234"/>
           </w:tcPr>
           <w:p>
+            <w:pPr>
+              <w:spacing w:line="240" w:lineRule="auto"/>
+              <w:jc w:val="left"/>
+            </w:pPr>
             <w:r/>
             <w:r>
               <w:rPr>
@@ -835,6 +983,10 @@
             <w:tcW w:type="dxa" w:w="1234"/>
           </w:tcPr>
           <w:p>
+            <w:pPr>
+              <w:spacing w:line="240" w:lineRule="auto"/>
+              <w:jc w:val="left"/>
+            </w:pPr>
             <w:r/>
             <w:r>
               <w:rPr>
@@ -851,6 +1003,10 @@
             <w:tcW w:type="dxa" w:w="1234"/>
           </w:tcPr>
           <w:p>
+            <w:pPr>
+              <w:spacing w:line="240" w:lineRule="auto"/>
+              <w:jc w:val="left"/>
+            </w:pPr>
             <w:r/>
             <w:r>
               <w:rPr>
@@ -867,6 +1023,10 @@
             <w:tcW w:type="dxa" w:w="1234"/>
           </w:tcPr>
           <w:p>
+            <w:pPr>
+              <w:spacing w:line="240" w:lineRule="auto"/>
+              <w:jc w:val="left"/>
+            </w:pPr>
             <w:r/>
             <w:r>
               <w:rPr>
@@ -883,6 +1043,10 @@
             <w:tcW w:type="dxa" w:w="1234"/>
           </w:tcPr>
           <w:p>
+            <w:pPr>
+              <w:spacing w:line="240" w:lineRule="auto"/>
+              <w:jc w:val="left"/>
+            </w:pPr>
             <w:r/>
             <w:r>
               <w:rPr>
@@ -899,6 +1063,10 @@
             <w:tcW w:type="dxa" w:w="1234"/>
           </w:tcPr>
           <w:p>
+            <w:pPr>
+              <w:spacing w:line="240" w:lineRule="auto"/>
+              <w:jc w:val="left"/>
+            </w:pPr>
             <w:r/>
             <w:r>
               <w:rPr>
@@ -1043,6 +1211,10 @@
             <w:tcW w:type="dxa" w:w="1440"/>
           </w:tcPr>
           <w:p>
+            <w:pPr>
+              <w:spacing w:line="240" w:lineRule="auto"/>
+              <w:jc w:val="left"/>
+            </w:pPr>
             <w:r/>
             <w:r>
               <w:rPr>
@@ -1059,6 +1231,10 @@
             <w:tcW w:type="dxa" w:w="1440"/>
           </w:tcPr>
           <w:p>
+            <w:pPr>
+              <w:spacing w:line="240" w:lineRule="auto"/>
+              <w:jc w:val="left"/>
+            </w:pPr>
             <w:r/>
             <w:r>
               <w:rPr>
@@ -1075,6 +1251,10 @@
             <w:tcW w:type="dxa" w:w="1440"/>
           </w:tcPr>
           <w:p>
+            <w:pPr>
+              <w:spacing w:line="240" w:lineRule="auto"/>
+              <w:jc w:val="left"/>
+            </w:pPr>
             <w:r/>
             <w:r>
               <w:rPr>
@@ -1091,6 +1271,10 @@
             <w:tcW w:type="dxa" w:w="1440"/>
           </w:tcPr>
           <w:p>
+            <w:pPr>
+              <w:spacing w:line="240" w:lineRule="auto"/>
+              <w:jc w:val="left"/>
+            </w:pPr>
             <w:r/>
             <w:r>
               <w:rPr>
@@ -1107,6 +1291,10 @@
             <w:tcW w:type="dxa" w:w="1440"/>
           </w:tcPr>
           <w:p>
+            <w:pPr>
+              <w:spacing w:line="240" w:lineRule="auto"/>
+              <w:jc w:val="left"/>
+            </w:pPr>
             <w:r/>
             <w:r>
               <w:rPr>
@@ -1123,6 +1311,10 @@
             <w:tcW w:type="dxa" w:w="1440"/>
           </w:tcPr>
           <w:p>
+            <w:pPr>
+              <w:spacing w:line="240" w:lineRule="auto"/>
+              <w:jc w:val="left"/>
+            </w:pPr>
             <w:r/>
             <w:r>
               <w:rPr>
@@ -1141,6 +1333,10 @@
             <w:tcW w:type="dxa" w:w="1440"/>
           </w:tcPr>
           <w:p>
+            <w:pPr>
+              <w:spacing w:line="240" w:lineRule="auto"/>
+              <w:jc w:val="left"/>
+            </w:pPr>
             <w:r/>
             <w:r>
               <w:rPr>
@@ -1157,6 +1353,10 @@
             <w:tcW w:type="dxa" w:w="1440"/>
           </w:tcPr>
           <w:p>
+            <w:pPr>
+              <w:spacing w:line="240" w:lineRule="auto"/>
+              <w:jc w:val="left"/>
+            </w:pPr>
             <w:r/>
             <w:r>
               <w:rPr>
@@ -1173,6 +1373,10 @@
             <w:tcW w:type="dxa" w:w="1440"/>
           </w:tcPr>
           <w:p>
+            <w:pPr>
+              <w:spacing w:line="240" w:lineRule="auto"/>
+              <w:jc w:val="left"/>
+            </w:pPr>
             <w:r/>
             <w:r>
               <w:rPr>
@@ -1189,6 +1393,10 @@
             <w:tcW w:type="dxa" w:w="1440"/>
           </w:tcPr>
           <w:p>
+            <w:pPr>
+              <w:spacing w:line="240" w:lineRule="auto"/>
+              <w:jc w:val="left"/>
+            </w:pPr>
             <w:r/>
             <w:r>
               <w:rPr>
@@ -1205,6 +1413,10 @@
             <w:tcW w:type="dxa" w:w="1440"/>
           </w:tcPr>
           <w:p>
+            <w:pPr>
+              <w:spacing w:line="240" w:lineRule="auto"/>
+              <w:jc w:val="left"/>
+            </w:pPr>
             <w:r/>
             <w:r>
               <w:rPr>
@@ -1221,6 +1433,10 @@
             <w:tcW w:type="dxa" w:w="1440"/>
           </w:tcPr>
           <w:p>
+            <w:pPr>
+              <w:spacing w:line="240" w:lineRule="auto"/>
+              <w:jc w:val="left"/>
+            </w:pPr>
             <w:r/>
             <w:r>
               <w:rPr>
@@ -1239,6 +1455,10 @@
             <w:tcW w:type="dxa" w:w="1440"/>
           </w:tcPr>
           <w:p>
+            <w:pPr>
+              <w:spacing w:line="240" w:lineRule="auto"/>
+              <w:jc w:val="left"/>
+            </w:pPr>
             <w:r/>
           </w:p>
         </w:tc>
@@ -1247,6 +1467,10 @@
             <w:tcW w:type="dxa" w:w="1440"/>
           </w:tcPr>
           <w:p>
+            <w:pPr>
+              <w:spacing w:line="240" w:lineRule="auto"/>
+              <w:jc w:val="left"/>
+            </w:pPr>
             <w:r/>
             <w:r>
               <w:rPr>
@@ -1263,6 +1487,10 @@
             <w:tcW w:type="dxa" w:w="1440"/>
           </w:tcPr>
           <w:p>
+            <w:pPr>
+              <w:spacing w:line="240" w:lineRule="auto"/>
+              <w:jc w:val="left"/>
+            </w:pPr>
             <w:r/>
             <w:r>
               <w:rPr>
@@ -1279,6 +1507,10 @@
             <w:tcW w:type="dxa" w:w="1440"/>
           </w:tcPr>
           <w:p>
+            <w:pPr>
+              <w:spacing w:line="240" w:lineRule="auto"/>
+              <w:jc w:val="left"/>
+            </w:pPr>
             <w:r/>
             <w:r>
               <w:rPr>
@@ -1295,6 +1527,10 @@
             <w:tcW w:type="dxa" w:w="1440"/>
           </w:tcPr>
           <w:p>
+            <w:pPr>
+              <w:spacing w:line="240" w:lineRule="auto"/>
+              <w:jc w:val="left"/>
+            </w:pPr>
             <w:r/>
             <w:r>
               <w:rPr>
@@ -1311,6 +1547,10 @@
             <w:tcW w:type="dxa" w:w="1440"/>
           </w:tcPr>
           <w:p>
+            <w:pPr>
+              <w:spacing w:line="240" w:lineRule="auto"/>
+              <w:jc w:val="left"/>
+            </w:pPr>
             <w:r/>
             <w:r>
               <w:rPr>
@@ -1329,6 +1569,10 @@
             <w:tcW w:type="dxa" w:w="1440"/>
           </w:tcPr>
           <w:p>
+            <w:pPr>
+              <w:spacing w:line="240" w:lineRule="auto"/>
+              <w:jc w:val="left"/>
+            </w:pPr>
             <w:r/>
           </w:p>
         </w:tc>
@@ -1337,6 +1581,10 @@
             <w:tcW w:type="dxa" w:w="1440"/>
           </w:tcPr>
           <w:p>
+            <w:pPr>
+              <w:spacing w:line="240" w:lineRule="auto"/>
+              <w:jc w:val="left"/>
+            </w:pPr>
             <w:r/>
             <w:r>
               <w:rPr>
@@ -1353,6 +1601,10 @@
             <w:tcW w:type="dxa" w:w="1440"/>
           </w:tcPr>
           <w:p>
+            <w:pPr>
+              <w:spacing w:line="240" w:lineRule="auto"/>
+              <w:jc w:val="left"/>
+            </w:pPr>
             <w:r/>
             <w:r>
               <w:rPr>
@@ -1369,6 +1621,10 @@
             <w:tcW w:type="dxa" w:w="1440"/>
           </w:tcPr>
           <w:p>
+            <w:pPr>
+              <w:spacing w:line="240" w:lineRule="auto"/>
+              <w:jc w:val="left"/>
+            </w:pPr>
             <w:r/>
             <w:r>
               <w:rPr>
@@ -1385,6 +1641,10 @@
             <w:tcW w:type="dxa" w:w="1440"/>
           </w:tcPr>
           <w:p>
+            <w:pPr>
+              <w:spacing w:line="240" w:lineRule="auto"/>
+              <w:jc w:val="left"/>
+            </w:pPr>
             <w:r/>
             <w:r>
               <w:rPr>
@@ -1401,6 +1661,10 @@
             <w:tcW w:type="dxa" w:w="1440"/>
           </w:tcPr>
           <w:p>
+            <w:pPr>
+              <w:spacing w:line="240" w:lineRule="auto"/>
+              <w:jc w:val="left"/>
+            </w:pPr>
             <w:r/>
             <w:r>
               <w:rPr>
@@ -1419,6 +1683,10 @@
             <w:tcW w:type="dxa" w:w="1440"/>
           </w:tcPr>
           <w:p>
+            <w:pPr>
+              <w:spacing w:line="240" w:lineRule="auto"/>
+              <w:jc w:val="left"/>
+            </w:pPr>
             <w:r/>
             <w:r>
               <w:rPr>
@@ -1435,6 +1703,10 @@
             <w:tcW w:type="dxa" w:w="1440"/>
           </w:tcPr>
           <w:p>
+            <w:pPr>
+              <w:spacing w:line="240" w:lineRule="auto"/>
+              <w:jc w:val="left"/>
+            </w:pPr>
             <w:r/>
             <w:r>
               <w:rPr>
@@ -1451,6 +1723,10 @@
             <w:tcW w:type="dxa" w:w="1440"/>
           </w:tcPr>
           <w:p>
+            <w:pPr>
+              <w:spacing w:line="240" w:lineRule="auto"/>
+              <w:jc w:val="left"/>
+            </w:pPr>
             <w:r/>
             <w:r>
               <w:rPr>
@@ -1467,6 +1743,10 @@
             <w:tcW w:type="dxa" w:w="1440"/>
           </w:tcPr>
           <w:p>
+            <w:pPr>
+              <w:spacing w:line="240" w:lineRule="auto"/>
+              <w:jc w:val="left"/>
+            </w:pPr>
             <w:r/>
             <w:r>
               <w:rPr>
@@ -1483,6 +1763,10 @@
             <w:tcW w:type="dxa" w:w="1440"/>
           </w:tcPr>
           <w:p>
+            <w:pPr>
+              <w:spacing w:line="240" w:lineRule="auto"/>
+              <w:jc w:val="left"/>
+            </w:pPr>
             <w:r/>
             <w:r>
               <w:rPr>
@@ -1499,6 +1783,10 @@
             <w:tcW w:type="dxa" w:w="1440"/>
           </w:tcPr>
           <w:p>
+            <w:pPr>
+              <w:spacing w:line="240" w:lineRule="auto"/>
+              <w:jc w:val="left"/>
+            </w:pPr>
             <w:r/>
             <w:r>
               <w:rPr>
@@ -1517,6 +1805,10 @@
             <w:tcW w:type="dxa" w:w="1440"/>
           </w:tcPr>
           <w:p>
+            <w:pPr>
+              <w:spacing w:line="240" w:lineRule="auto"/>
+              <w:jc w:val="left"/>
+            </w:pPr>
             <w:r/>
           </w:p>
         </w:tc>
@@ -1525,6 +1817,10 @@
             <w:tcW w:type="dxa" w:w="1440"/>
           </w:tcPr>
           <w:p>
+            <w:pPr>
+              <w:spacing w:line="240" w:lineRule="auto"/>
+              <w:jc w:val="left"/>
+            </w:pPr>
             <w:r/>
             <w:r>
               <w:rPr>
@@ -1541,6 +1837,10 @@
             <w:tcW w:type="dxa" w:w="1440"/>
           </w:tcPr>
           <w:p>
+            <w:pPr>
+              <w:spacing w:line="240" w:lineRule="auto"/>
+              <w:jc w:val="left"/>
+            </w:pPr>
             <w:r/>
             <w:r>
               <w:rPr>
@@ -1557,6 +1857,10 @@
             <w:tcW w:type="dxa" w:w="1440"/>
           </w:tcPr>
           <w:p>
+            <w:pPr>
+              <w:spacing w:line="240" w:lineRule="auto"/>
+              <w:jc w:val="left"/>
+            </w:pPr>
             <w:r/>
             <w:r>
               <w:rPr>
@@ -1573,6 +1877,10 @@
             <w:tcW w:type="dxa" w:w="1440"/>
           </w:tcPr>
           <w:p>
+            <w:pPr>
+              <w:spacing w:line="240" w:lineRule="auto"/>
+              <w:jc w:val="left"/>
+            </w:pPr>
             <w:r/>
             <w:r>
               <w:rPr>
@@ -1589,6 +1897,10 @@
             <w:tcW w:type="dxa" w:w="1440"/>
           </w:tcPr>
           <w:p>
+            <w:pPr>
+              <w:spacing w:line="240" w:lineRule="auto"/>
+              <w:jc w:val="left"/>
+            </w:pPr>
             <w:r/>
             <w:r>
               <w:rPr>
@@ -1607,6 +1919,10 @@
             <w:tcW w:type="dxa" w:w="1440"/>
           </w:tcPr>
           <w:p>
+            <w:pPr>
+              <w:spacing w:line="240" w:lineRule="auto"/>
+              <w:jc w:val="left"/>
+            </w:pPr>
             <w:r/>
           </w:p>
         </w:tc>
@@ -1615,6 +1931,10 @@
             <w:tcW w:type="dxa" w:w="1440"/>
           </w:tcPr>
           <w:p>
+            <w:pPr>
+              <w:spacing w:line="240" w:lineRule="auto"/>
+              <w:jc w:val="left"/>
+            </w:pPr>
             <w:r/>
             <w:r>
               <w:rPr>
@@ -1631,6 +1951,10 @@
             <w:tcW w:type="dxa" w:w="1440"/>
           </w:tcPr>
           <w:p>
+            <w:pPr>
+              <w:spacing w:line="240" w:lineRule="auto"/>
+              <w:jc w:val="left"/>
+            </w:pPr>
             <w:r/>
             <w:r>
               <w:rPr>
@@ -1647,6 +1971,10 @@
             <w:tcW w:type="dxa" w:w="1440"/>
           </w:tcPr>
           <w:p>
+            <w:pPr>
+              <w:spacing w:line="240" w:lineRule="auto"/>
+              <w:jc w:val="left"/>
+            </w:pPr>
             <w:r/>
             <w:r>
               <w:rPr>
@@ -1663,6 +1991,10 @@
             <w:tcW w:type="dxa" w:w="1440"/>
           </w:tcPr>
           <w:p>
+            <w:pPr>
+              <w:spacing w:line="240" w:lineRule="auto"/>
+              <w:jc w:val="left"/>
+            </w:pPr>
             <w:r/>
             <w:r>
               <w:rPr>
@@ -1679,6 +2011,10 @@
             <w:tcW w:type="dxa" w:w="1440"/>
           </w:tcPr>
           <w:p>
+            <w:pPr>
+              <w:spacing w:line="240" w:lineRule="auto"/>
+              <w:jc w:val="left"/>
+            </w:pPr>
             <w:r/>
             <w:r>
               <w:rPr>
@@ -1697,6 +2033,10 @@
             <w:tcW w:type="dxa" w:w="1440"/>
           </w:tcPr>
           <w:p>
+            <w:pPr>
+              <w:spacing w:line="240" w:lineRule="auto"/>
+              <w:jc w:val="left"/>
+            </w:pPr>
             <w:r/>
             <w:r>
               <w:rPr>
@@ -1713,6 +2053,10 @@
             <w:tcW w:type="dxa" w:w="1440"/>
           </w:tcPr>
           <w:p>
+            <w:pPr>
+              <w:spacing w:line="240" w:lineRule="auto"/>
+              <w:jc w:val="left"/>
+            </w:pPr>
             <w:r/>
             <w:r>
               <w:rPr>
@@ -1729,6 +2073,10 @@
             <w:tcW w:type="dxa" w:w="1440"/>
           </w:tcPr>
           <w:p>
+            <w:pPr>
+              <w:spacing w:line="240" w:lineRule="auto"/>
+              <w:jc w:val="left"/>
+            </w:pPr>
             <w:r/>
             <w:r>
               <w:rPr>
@@ -1745,6 +2093,10 @@
             <w:tcW w:type="dxa" w:w="1440"/>
           </w:tcPr>
           <w:p>
+            <w:pPr>
+              <w:spacing w:line="240" w:lineRule="auto"/>
+              <w:jc w:val="left"/>
+            </w:pPr>
             <w:r/>
             <w:r>
               <w:rPr>
@@ -1761,6 +2113,10 @@
             <w:tcW w:type="dxa" w:w="1440"/>
           </w:tcPr>
           <w:p>
+            <w:pPr>
+              <w:spacing w:line="240" w:lineRule="auto"/>
+              <w:jc w:val="left"/>
+            </w:pPr>
             <w:r/>
             <w:r>
               <w:rPr>
@@ -1777,6 +2133,10 @@
             <w:tcW w:type="dxa" w:w="1440"/>
           </w:tcPr>
           <w:p>
+            <w:pPr>
+              <w:spacing w:line="240" w:lineRule="auto"/>
+              <w:jc w:val="left"/>
+            </w:pPr>
             <w:r/>
             <w:r>
               <w:rPr>
@@ -1795,6 +2155,10 @@
             <w:tcW w:type="dxa" w:w="1440"/>
           </w:tcPr>
           <w:p>
+            <w:pPr>
+              <w:spacing w:line="240" w:lineRule="auto"/>
+              <w:jc w:val="left"/>
+            </w:pPr>
             <w:r/>
           </w:p>
         </w:tc>
@@ -1803,6 +2167,10 @@
             <w:tcW w:type="dxa" w:w="1440"/>
           </w:tcPr>
           <w:p>
+            <w:pPr>
+              <w:spacing w:line="240" w:lineRule="auto"/>
+              <w:jc w:val="left"/>
+            </w:pPr>
             <w:r/>
             <w:r>
               <w:rPr>
@@ -1819,6 +2187,10 @@
             <w:tcW w:type="dxa" w:w="1440"/>
           </w:tcPr>
           <w:p>
+            <w:pPr>
+              <w:spacing w:line="240" w:lineRule="auto"/>
+              <w:jc w:val="left"/>
+            </w:pPr>
             <w:r/>
             <w:r>
               <w:rPr>
@@ -1835,6 +2207,10 @@
             <w:tcW w:type="dxa" w:w="1440"/>
           </w:tcPr>
           <w:p>
+            <w:pPr>
+              <w:spacing w:line="240" w:lineRule="auto"/>
+              <w:jc w:val="left"/>
+            </w:pPr>
             <w:r/>
             <w:r>
               <w:rPr>
@@ -1851,6 +2227,10 @@
             <w:tcW w:type="dxa" w:w="1440"/>
           </w:tcPr>
           <w:p>
+            <w:pPr>
+              <w:spacing w:line="240" w:lineRule="auto"/>
+              <w:jc w:val="left"/>
+            </w:pPr>
             <w:r/>
             <w:r>
               <w:rPr>
@@ -1867,6 +2247,10 @@
             <w:tcW w:type="dxa" w:w="1440"/>
           </w:tcPr>
           <w:p>
+            <w:pPr>
+              <w:spacing w:line="240" w:lineRule="auto"/>
+              <w:jc w:val="left"/>
+            </w:pPr>
             <w:r/>
             <w:r>
               <w:rPr>
@@ -1885,6 +2269,10 @@
             <w:tcW w:type="dxa" w:w="1440"/>
           </w:tcPr>
           <w:p>
+            <w:pPr>
+              <w:spacing w:line="240" w:lineRule="auto"/>
+              <w:jc w:val="left"/>
+            </w:pPr>
             <w:r/>
           </w:p>
         </w:tc>
@@ -1893,6 +2281,10 @@
             <w:tcW w:type="dxa" w:w="1440"/>
           </w:tcPr>
           <w:p>
+            <w:pPr>
+              <w:spacing w:line="240" w:lineRule="auto"/>
+              <w:jc w:val="left"/>
+            </w:pPr>
             <w:r/>
             <w:r>
               <w:rPr>
@@ -1909,6 +2301,10 @@
             <w:tcW w:type="dxa" w:w="1440"/>
           </w:tcPr>
           <w:p>
+            <w:pPr>
+              <w:spacing w:line="240" w:lineRule="auto"/>
+              <w:jc w:val="left"/>
+            </w:pPr>
             <w:r/>
             <w:r>
               <w:rPr>
@@ -1925,6 +2321,10 @@
             <w:tcW w:type="dxa" w:w="1440"/>
           </w:tcPr>
           <w:p>
+            <w:pPr>
+              <w:spacing w:line="240" w:lineRule="auto"/>
+              <w:jc w:val="left"/>
+            </w:pPr>
             <w:r/>
             <w:r>
               <w:rPr>
@@ -1941,6 +2341,10 @@
             <w:tcW w:type="dxa" w:w="1440"/>
           </w:tcPr>
           <w:p>
+            <w:pPr>
+              <w:spacing w:line="240" w:lineRule="auto"/>
+              <w:jc w:val="left"/>
+            </w:pPr>
             <w:r/>
             <w:r>
               <w:rPr>
@@ -1957,6 +2361,10 @@
             <w:tcW w:type="dxa" w:w="1440"/>
           </w:tcPr>
           <w:p>
+            <w:pPr>
+              <w:spacing w:line="240" w:lineRule="auto"/>
+              <w:jc w:val="left"/>
+            </w:pPr>
             <w:r/>
             <w:r>
               <w:rPr>
@@ -1975,6 +2383,10 @@
             <w:tcW w:type="dxa" w:w="1440"/>
           </w:tcPr>
           <w:p>
+            <w:pPr>
+              <w:spacing w:line="240" w:lineRule="auto"/>
+              <w:jc w:val="left"/>
+            </w:pPr>
             <w:r/>
             <w:r>
               <w:rPr>
@@ -1991,6 +2403,10 @@
             <w:tcW w:type="dxa" w:w="1440"/>
           </w:tcPr>
           <w:p>
+            <w:pPr>
+              <w:spacing w:line="240" w:lineRule="auto"/>
+              <w:jc w:val="left"/>
+            </w:pPr>
             <w:r/>
             <w:r>
               <w:rPr>
@@ -2007,6 +2423,10 @@
             <w:tcW w:type="dxa" w:w="1440"/>
           </w:tcPr>
           <w:p>
+            <w:pPr>
+              <w:spacing w:line="240" w:lineRule="auto"/>
+              <w:jc w:val="left"/>
+            </w:pPr>
             <w:r/>
           </w:p>
         </w:tc>
@@ -2015,6 +2435,10 @@
             <w:tcW w:type="dxa" w:w="1440"/>
           </w:tcPr>
           <w:p>
+            <w:pPr>
+              <w:spacing w:line="240" w:lineRule="auto"/>
+              <w:jc w:val="left"/>
+            </w:pPr>
             <w:r/>
           </w:p>
         </w:tc>
@@ -2023,6 +2447,10 @@
             <w:tcW w:type="dxa" w:w="1440"/>
           </w:tcPr>
           <w:p>
+            <w:pPr>
+              <w:spacing w:line="240" w:lineRule="auto"/>
+              <w:jc w:val="left"/>
+            </w:pPr>
             <w:r/>
           </w:p>
         </w:tc>
@@ -2031,6 +2459,10 @@
             <w:tcW w:type="dxa" w:w="1440"/>
           </w:tcPr>
           <w:p>
+            <w:pPr>
+              <w:spacing w:line="240" w:lineRule="auto"/>
+              <w:jc w:val="left"/>
+            </w:pPr>
             <w:r/>
           </w:p>
         </w:tc>
@@ -2083,6 +2515,10 @@
             <w:tcW w:type="dxa" w:w="2160"/>
           </w:tcPr>
           <w:p>
+            <w:pPr>
+              <w:spacing w:line="240" w:lineRule="auto"/>
+              <w:jc w:val="left"/>
+            </w:pPr>
             <w:r/>
             <w:r>
               <w:rPr>
@@ -2099,6 +2535,10 @@
             <w:tcW w:type="dxa" w:w="2160"/>
           </w:tcPr>
           <w:p>
+            <w:pPr>
+              <w:spacing w:line="240" w:lineRule="auto"/>
+              <w:jc w:val="left"/>
+            </w:pPr>
             <w:r/>
             <w:r>
               <w:rPr>
@@ -2115,6 +2555,10 @@
             <w:tcW w:type="dxa" w:w="2160"/>
           </w:tcPr>
           <w:p>
+            <w:pPr>
+              <w:spacing w:line="240" w:lineRule="auto"/>
+              <w:jc w:val="left"/>
+            </w:pPr>
             <w:r/>
             <w:r>
               <w:rPr>
@@ -2131,6 +2575,10 @@
             <w:tcW w:type="dxa" w:w="2160"/>
           </w:tcPr>
           <w:p>
+            <w:pPr>
+              <w:spacing w:line="240" w:lineRule="auto"/>
+              <w:jc w:val="left"/>
+            </w:pPr>
             <w:r/>
             <w:r>
               <w:rPr>
@@ -2149,6 +2597,10 @@
             <w:tcW w:type="dxa" w:w="2160"/>
           </w:tcPr>
           <w:p>
+            <w:pPr>
+              <w:spacing w:line="240" w:lineRule="auto"/>
+              <w:jc w:val="left"/>
+            </w:pPr>
             <w:r/>
             <w:r>
               <w:rPr>
@@ -2165,6 +2617,10 @@
             <w:tcW w:type="dxa" w:w="2160"/>
           </w:tcPr>
           <w:p>
+            <w:pPr>
+              <w:spacing w:line="240" w:lineRule="auto"/>
+              <w:jc w:val="left"/>
+            </w:pPr>
             <w:r/>
             <w:r>
               <w:rPr>
@@ -2181,6 +2637,10 @@
             <w:tcW w:type="dxa" w:w="2160"/>
           </w:tcPr>
           <w:p>
+            <w:pPr>
+              <w:spacing w:line="240" w:lineRule="auto"/>
+              <w:jc w:val="left"/>
+            </w:pPr>
             <w:r/>
             <w:r>
               <w:rPr>
@@ -2197,6 +2657,10 @@
             <w:tcW w:type="dxa" w:w="2160"/>
           </w:tcPr>
           <w:p>
+            <w:pPr>
+              <w:spacing w:line="240" w:lineRule="auto"/>
+              <w:jc w:val="left"/>
+            </w:pPr>
             <w:r/>
             <w:r>
               <w:rPr>
@@ -2215,6 +2679,10 @@
             <w:tcW w:type="dxa" w:w="2160"/>
           </w:tcPr>
           <w:p>
+            <w:pPr>
+              <w:spacing w:line="240" w:lineRule="auto"/>
+              <w:jc w:val="left"/>
+            </w:pPr>
             <w:r/>
             <w:r>
               <w:rPr>
@@ -2231,6 +2699,10 @@
             <w:tcW w:type="dxa" w:w="2160"/>
           </w:tcPr>
           <w:p>
+            <w:pPr>
+              <w:spacing w:line="240" w:lineRule="auto"/>
+              <w:jc w:val="left"/>
+            </w:pPr>
             <w:r/>
             <w:r>
               <w:rPr>
@@ -2247,6 +2719,10 @@
             <w:tcW w:type="dxa" w:w="2160"/>
           </w:tcPr>
           <w:p>
+            <w:pPr>
+              <w:spacing w:line="240" w:lineRule="auto"/>
+              <w:jc w:val="left"/>
+            </w:pPr>
             <w:r/>
             <w:r>
               <w:rPr>
@@ -2263,6 +2739,10 @@
             <w:tcW w:type="dxa" w:w="2160"/>
           </w:tcPr>
           <w:p>
+            <w:pPr>
+              <w:spacing w:line="240" w:lineRule="auto"/>
+              <w:jc w:val="left"/>
+            </w:pPr>
             <w:r/>
             <w:r>
               <w:rPr>
@@ -2281,6 +2761,10 @@
             <w:tcW w:type="dxa" w:w="2160"/>
           </w:tcPr>
           <w:p>
+            <w:pPr>
+              <w:spacing w:line="240" w:lineRule="auto"/>
+              <w:jc w:val="left"/>
+            </w:pPr>
             <w:r/>
             <w:r>
               <w:rPr>
@@ -2297,6 +2781,10 @@
             <w:tcW w:type="dxa" w:w="2160"/>
           </w:tcPr>
           <w:p>
+            <w:pPr>
+              <w:spacing w:line="240" w:lineRule="auto"/>
+              <w:jc w:val="left"/>
+            </w:pPr>
             <w:r/>
             <w:r>
               <w:rPr>
@@ -2313,6 +2801,10 @@
             <w:tcW w:type="dxa" w:w="2160"/>
           </w:tcPr>
           <w:p>
+            <w:pPr>
+              <w:spacing w:line="240" w:lineRule="auto"/>
+              <w:jc w:val="left"/>
+            </w:pPr>
             <w:r/>
             <w:r>
               <w:rPr>
@@ -2329,6 +2821,10 @@
             <w:tcW w:type="dxa" w:w="2160"/>
           </w:tcPr>
           <w:p>
+            <w:pPr>
+              <w:spacing w:line="240" w:lineRule="auto"/>
+              <w:jc w:val="left"/>
+            </w:pPr>
             <w:r/>
             <w:r>
               <w:rPr>
@@ -3606,8 +4102,12 @@
     <w:name w:val="Normal"/>
     <w:qFormat/>
     <w:rsid w:val="00FC693F"/>
+    <w:pPr>
+      <w:spacing w:line="432" w:lineRule="auto"/>
+      <w:jc w:val="both"/>
+    </w:pPr>
     <w:rPr>
-      <w:rFonts w:ascii="Calibri" w:hAnsi="Calibri"/>
+      <w:rFonts w:ascii="Times New Roman" w:hAnsi="Times New Roman"/>
       <w:sz w:val="24"/>
     </w:rPr>
   </w:style>

--- a/benchmark/MANUSCRIPT.docx
+++ b/benchmark/MANUSCRIPT.docx
@@ -165,7 +165,7 @@
           <w:i w:val="0"/>
           <w:sz w:val="24"/>
         </w:rPr>
-        <w:t xml:space="preserve"> VaxForge processes a proteome, coding sequences or a raw genome through automatic input detection, then discovery, an antigen funnel, host-aware epitope prediction, construct assembly and an immunisation check. Discovery aligns proteins against curated virulence references with DIAMOND (Buchfink et al., 2021) and the VFDB (Liu et al., 2022). The funnel combines subcellular localisation from PSORTb (Yu et al., 2010) and DeepLoc (Thumuluri et al., 2022), transmembrane topology from TMHMM (Krogh et al., 2001), signal peptides from SignalP (Almagro Armenteros et al., 2019), antigenicity from IApred (Miles et al., 2025) and a mandatory human-homology exclusion for autoimmune safety, applying a small number of hard cutoffs and ranking the remainder by a weighted candidacy score. Surviving proteins pass to epitope prediction, where NetMHCpan and NetMHCIIpan (Reynisson et al., 2020) score class I and class II binding for the chosen host, complemented by class I immunogenicity (Calis et al., 2013), antigen processing (Larsen et al., 2005) and B-cell epitope prediction with BepiPred-3.0 (Clifford et al., 2022). Selected epitopes are assembled into a characterised multi-epitope construct and passed to the in silico immunisation module. Every method is reported with its citation so that the provenance of each score is explicit.</w:t>
+        <w:t xml:space="preserve"> VaxForge processes a proteome, coding sequences or a raw genome through automatic input detection, then discovery, an antigen funnel, host-aware epitope prediction, construct assembly and an immunisation check. Discovery aligns proteins against curated virulence references with DIAMOND (Buchfink et al., 2021) and the VFDB (Liu et al., 2022). The funnel combines subcellular localisation from PSORTb (Yu et al., 2010) and DeepLoc (Thumuluri et al., 2022), transmembrane topology from TMHMM (Krogh et al., 2001), signal peptides from SignalP (Almagro Armenteros et al., 2019), antigenicity from IApred (Miles et al., 2025) and a mandatory human-homology exclusion for autoimmune safety, applying a small number of hard cutoffs and ranking the remainder by a weighted candidacy score. Surviving proteins then enter the immunological layer, which is the core of the pipeline. NetMHCpan and NetMHCIIpan (Reynisson et al., 2020) score class I and class II binding for the alleles of the chosen host, so that a T-cell epitope is only kept if it is presented in the intended species. Three further predictors refine the T-cell readout: class I immunogenicity (Calis et al., 2013), proteasomal cleavage together with TAP transport for antigen processing (Larsen et al., 2005), and, for antibody targets, linear B-cell epitopes from BepiPred-3.0 (Clifford et al., 2022). For the selected epitopes VaxForge estimates population coverage across human HLA alleles, and it reports that value as unavailable, rather than imputed, for hosts where allele-frequency data do not exist. The retained epitopes are assembled into a multi-epitope construct with defined linkers (AAY between cytotoxic epitopes, GPGPG between helper epitopes and KK for B-cell epitopes) and an adjuvant, and the construct passes to an in silico immunisation step that simulates the antibody and isotype response over time. Every method is reported with its citation, so the provenance of each score is explicit.</w:t>
       </w:r>
     </w:p>
     <w:p>
@@ -2484,7 +2484,17 @@
           <w:i w:val="0"/>
           <w:sz w:val="24"/>
         </w:rPr>
-        <w:t xml:space="preserve"> The viral arm was built to exercise host-specific presentation. Using rabies virus (RefSeq NC_001542), whose glycoprotein G is the only structural protein that elicits neutralising, protective antibodies (Cox et al., 1977), VaxForge ranked G second of five proteins and, more importantly, produced different bound-epitope sets for each of four natural mammalian hosts (glycoprotein G: 8 epitopes in mouse, 7 in human, 7 in bovine, 5 in pig). Pairwise host overlap of the glycoprotein G epitopes was well below unity (Table 3), so the choice of host materially changed the predicted repertoire. Two further four-host viruses reproduced the effect: vesicular stomatitis virus, a rhabdovirus relative of rabies, again placed glycoprotein G at rank 2 of 5 with human and pig overlap as low as 0.33, and encephalomyocarditis virus placed capsid VP1 at rank 3 of 11 with no shared epitopes at all between bovine and pig. NERVE 2.0 is bacterial only and Vaxign-ML has no host dimension (it ranked rabies glycoprotein G fourth of five with no host resolution), so this capability is unique to VaxForge among the three. Because rabies presents a single protective antigen, the rank statistic here is descriptive rather than inferential (permutation p = 0.40, n = 1), and population-coverage data were reported as unavailable for non-human hosts rather than imputed.</w:t>
+        <w:t xml:space="preserve"> VaxForge draws binding predictions from curated allele panels for five hosts, human, mouse, bovine, pig and chicken (Table 3), taken from IMGT/HLA for human and IPD-MHC for the others. For human, mouse and bovine, both class I and class II run on real NetMHCpan and NetMHCIIpan models, including the BoLA-DRB3 class II panel for cattle; pig class I is real while its class II rests on a single validated allele, and chicken falls back to the sequence-based proxy because the binding predictors do not accept avian alleles. The panels are representative subsets rather than the complete databases, and invalid allele names are dropped at runtime, so the reported epitopes are conservative.</w:t>
+      </w:r>
+    </w:p>
+    <w:p>
+      <w:r>
+        <w:rPr>
+          <w:b w:val="0"/>
+          <w:i w:val="0"/>
+          <w:sz w:val="24"/>
+        </w:rPr>
+        <w:t>The viral arm was built to exercise this host-specific presentation. Using rabies virus (RefSeq NC_001542), whose glycoprotein G is the only structural protein that elicits neutralising, protective antibodies (Cox et al., 1977), VaxForge ranked G second of five proteins and, more importantly, produced different bound-epitope sets for each of four natural mammalian hosts (glycoprotein G: 8 epitopes in mouse, 7 in human, 7 in bovine, 5 in pig). Pairwise host overlap of the glycoprotein G epitopes was well below unity (Table 4), so the choice of host materially changed the predicted repertoire.</w:t>
       </w:r>
     </w:p>
     <w:p>
@@ -2494,7 +2504,523 @@
           <w:i/>
           <w:sz w:val="24"/>
         </w:rPr>
-        <w:t>Table 3. Host-specific epitope resolution across three four-host viruses (VaxForge).</w:t>
+        <w:t>Table 3. Host allele panels used for epitope prediction (representative subsets; full panels in `config/hosts.yaml`).</w:t>
+      </w:r>
+    </w:p>
+    <w:tbl>
+      <w:tblPr>
+        <w:tblStyle w:val="LightGrid-Accent1"/>
+        <w:tblW w:type="auto" w:w="0"/>
+        <w:tblLook w:firstColumn="1" w:firstRow="1" w:lastColumn="0" w:lastRow="0" w:noHBand="0" w:noVBand="1" w:val="04A0"/>
+      </w:tblPr>
+      <w:tblGrid>
+        <w:gridCol w:w="2160"/>
+        <w:gridCol w:w="2160"/>
+        <w:gridCol w:w="2160"/>
+        <w:gridCol w:w="2160"/>
+      </w:tblGrid>
+      <w:tr>
+        <w:tc>
+          <w:tcPr>
+            <w:tcW w:type="dxa" w:w="2160"/>
+          </w:tcPr>
+          <w:p>
+            <w:pPr>
+              <w:spacing w:line="240" w:lineRule="auto"/>
+              <w:jc w:val="left"/>
+            </w:pPr>
+            <w:r/>
+            <w:r>
+              <w:rPr>
+                <w:b/>
+                <w:i w:val="0"/>
+                <w:sz w:val="22"/>
+              </w:rPr>
+              <w:t>Host</w:t>
+            </w:r>
+          </w:p>
+        </w:tc>
+        <w:tc>
+          <w:tcPr>
+            <w:tcW w:type="dxa" w:w="2160"/>
+          </w:tcPr>
+          <w:p>
+            <w:pPr>
+              <w:spacing w:line="240" w:lineRule="auto"/>
+              <w:jc w:val="left"/>
+            </w:pPr>
+            <w:r/>
+            <w:r>
+              <w:rPr>
+                <w:b/>
+                <w:i w:val="0"/>
+                <w:sz w:val="22"/>
+              </w:rPr>
+              <w:t>MHC-I panel (n)</w:t>
+            </w:r>
+          </w:p>
+        </w:tc>
+        <w:tc>
+          <w:tcPr>
+            <w:tcW w:type="dxa" w:w="2160"/>
+          </w:tcPr>
+          <w:p>
+            <w:pPr>
+              <w:spacing w:line="240" w:lineRule="auto"/>
+              <w:jc w:val="left"/>
+            </w:pPr>
+            <w:r/>
+            <w:r>
+              <w:rPr>
+                <w:b/>
+                <w:i w:val="0"/>
+                <w:sz w:val="22"/>
+              </w:rPr>
+              <w:t>MHC-II panel (n)</w:t>
+            </w:r>
+          </w:p>
+        </w:tc>
+        <w:tc>
+          <w:tcPr>
+            <w:tcW w:type="dxa" w:w="2160"/>
+          </w:tcPr>
+          <w:p>
+            <w:pPr>
+              <w:spacing w:line="240" w:lineRule="auto"/>
+              <w:jc w:val="left"/>
+            </w:pPr>
+            <w:r/>
+            <w:r>
+              <w:rPr>
+                <w:b/>
+                <w:i w:val="0"/>
+                <w:sz w:val="22"/>
+              </w:rPr>
+              <w:t>Predictor status</w:t>
+            </w:r>
+          </w:p>
+        </w:tc>
+      </w:tr>
+      <w:tr>
+        <w:tc>
+          <w:tcPr>
+            <w:tcW w:type="dxa" w:w="2160"/>
+          </w:tcPr>
+          <w:p>
+            <w:pPr>
+              <w:spacing w:line="240" w:lineRule="auto"/>
+              <w:jc w:val="left"/>
+            </w:pPr>
+            <w:r/>
+            <w:r>
+              <w:rPr>
+                <w:b w:val="0"/>
+                <w:i w:val="0"/>
+                <w:sz w:val="22"/>
+              </w:rPr>
+              <w:t>Human (HLA)</w:t>
+            </w:r>
+          </w:p>
+        </w:tc>
+        <w:tc>
+          <w:tcPr>
+            <w:tcW w:type="dxa" w:w="2160"/>
+          </w:tcPr>
+          <w:p>
+            <w:pPr>
+              <w:spacing w:line="240" w:lineRule="auto"/>
+              <w:jc w:val="left"/>
+            </w:pPr>
+            <w:r/>
+            <w:r>
+              <w:rPr>
+                <w:b w:val="0"/>
+                <w:i w:val="0"/>
+                <w:sz w:val="22"/>
+              </w:rPr>
+              <w:t>HLA-A and HLA-B (9)</w:t>
+            </w:r>
+          </w:p>
+        </w:tc>
+        <w:tc>
+          <w:tcPr>
+            <w:tcW w:type="dxa" w:w="2160"/>
+          </w:tcPr>
+          <w:p>
+            <w:pPr>
+              <w:spacing w:line="240" w:lineRule="auto"/>
+              <w:jc w:val="left"/>
+            </w:pPr>
+            <w:r/>
+            <w:r>
+              <w:rPr>
+                <w:b w:val="0"/>
+                <w:i w:val="0"/>
+                <w:sz w:val="22"/>
+              </w:rPr>
+              <w:t>HLA-DRB1 (6)</w:t>
+            </w:r>
+          </w:p>
+        </w:tc>
+        <w:tc>
+          <w:tcPr>
+            <w:tcW w:type="dxa" w:w="2160"/>
+          </w:tcPr>
+          <w:p>
+            <w:pPr>
+              <w:spacing w:line="240" w:lineRule="auto"/>
+              <w:jc w:val="left"/>
+            </w:pPr>
+            <w:r/>
+            <w:r>
+              <w:rPr>
+                <w:b w:val="0"/>
+                <w:i w:val="0"/>
+                <w:sz w:val="22"/>
+              </w:rPr>
+              <w:t>NetMHCpan and NetMHCIIpan, real</w:t>
+            </w:r>
+          </w:p>
+        </w:tc>
+      </w:tr>
+      <w:tr>
+        <w:tc>
+          <w:tcPr>
+            <w:tcW w:type="dxa" w:w="2160"/>
+          </w:tcPr>
+          <w:p>
+            <w:pPr>
+              <w:spacing w:line="240" w:lineRule="auto"/>
+              <w:jc w:val="left"/>
+            </w:pPr>
+            <w:r/>
+            <w:r>
+              <w:rPr>
+                <w:b w:val="0"/>
+                <w:i w:val="0"/>
+                <w:sz w:val="22"/>
+              </w:rPr>
+              <w:t>Mouse (H-2)</w:t>
+            </w:r>
+          </w:p>
+        </w:tc>
+        <w:tc>
+          <w:tcPr>
+            <w:tcW w:type="dxa" w:w="2160"/>
+          </w:tcPr>
+          <w:p>
+            <w:pPr>
+              <w:spacing w:line="240" w:lineRule="auto"/>
+              <w:jc w:val="left"/>
+            </w:pPr>
+            <w:r/>
+            <w:r>
+              <w:rPr>
+                <w:b w:val="0"/>
+                <w:i w:val="0"/>
+                <w:sz w:val="22"/>
+              </w:rPr>
+              <w:t>H-2 K/D (5)</w:t>
+            </w:r>
+          </w:p>
+        </w:tc>
+        <w:tc>
+          <w:tcPr>
+            <w:tcW w:type="dxa" w:w="2160"/>
+          </w:tcPr>
+          <w:p>
+            <w:pPr>
+              <w:spacing w:line="240" w:lineRule="auto"/>
+              <w:jc w:val="left"/>
+            </w:pPr>
+            <w:r/>
+            <w:r>
+              <w:rPr>
+                <w:b w:val="0"/>
+                <w:i w:val="0"/>
+                <w:sz w:val="22"/>
+              </w:rPr>
+              <w:t>H-2 IA/IE (5)</w:t>
+            </w:r>
+          </w:p>
+        </w:tc>
+        <w:tc>
+          <w:tcPr>
+            <w:tcW w:type="dxa" w:w="2160"/>
+          </w:tcPr>
+          <w:p>
+            <w:pPr>
+              <w:spacing w:line="240" w:lineRule="auto"/>
+              <w:jc w:val="left"/>
+            </w:pPr>
+            <w:r/>
+            <w:r>
+              <w:rPr>
+                <w:b w:val="0"/>
+                <w:i w:val="0"/>
+                <w:sz w:val="22"/>
+              </w:rPr>
+              <w:t>real</w:t>
+            </w:r>
+          </w:p>
+        </w:tc>
+      </w:tr>
+      <w:tr>
+        <w:tc>
+          <w:tcPr>
+            <w:tcW w:type="dxa" w:w="2160"/>
+          </w:tcPr>
+          <w:p>
+            <w:pPr>
+              <w:spacing w:line="240" w:lineRule="auto"/>
+              <w:jc w:val="left"/>
+            </w:pPr>
+            <w:r/>
+            <w:r>
+              <w:rPr>
+                <w:b w:val="0"/>
+                <w:i w:val="0"/>
+                <w:sz w:val="22"/>
+              </w:rPr>
+              <w:t>Bovine (BoLA)</w:t>
+            </w:r>
+          </w:p>
+        </w:tc>
+        <w:tc>
+          <w:tcPr>
+            <w:tcW w:type="dxa" w:w="2160"/>
+          </w:tcPr>
+          <w:p>
+            <w:pPr>
+              <w:spacing w:line="240" w:lineRule="auto"/>
+              <w:jc w:val="left"/>
+            </w:pPr>
+            <w:r/>
+            <w:r>
+              <w:rPr>
+                <w:b w:val="0"/>
+                <w:i w:val="0"/>
+                <w:sz w:val="22"/>
+              </w:rPr>
+              <w:t>BoLA class I (8)</w:t>
+            </w:r>
+          </w:p>
+        </w:tc>
+        <w:tc>
+          <w:tcPr>
+            <w:tcW w:type="dxa" w:w="2160"/>
+          </w:tcPr>
+          <w:p>
+            <w:pPr>
+              <w:spacing w:line="240" w:lineRule="auto"/>
+              <w:jc w:val="left"/>
+            </w:pPr>
+            <w:r/>
+            <w:r>
+              <w:rPr>
+                <w:b w:val="0"/>
+                <w:i w:val="0"/>
+                <w:sz w:val="22"/>
+              </w:rPr>
+              <w:t>BoLA-DRB3 (8)</w:t>
+            </w:r>
+          </w:p>
+        </w:tc>
+        <w:tc>
+          <w:tcPr>
+            <w:tcW w:type="dxa" w:w="2160"/>
+          </w:tcPr>
+          <w:p>
+            <w:pPr>
+              <w:spacing w:line="240" w:lineRule="auto"/>
+              <w:jc w:val="left"/>
+            </w:pPr>
+            <w:r/>
+            <w:r>
+              <w:rPr>
+                <w:b w:val="0"/>
+                <w:i w:val="0"/>
+                <w:sz w:val="22"/>
+              </w:rPr>
+              <w:t>real</w:t>
+            </w:r>
+          </w:p>
+        </w:tc>
+      </w:tr>
+      <w:tr>
+        <w:tc>
+          <w:tcPr>
+            <w:tcW w:type="dxa" w:w="2160"/>
+          </w:tcPr>
+          <w:p>
+            <w:pPr>
+              <w:spacing w:line="240" w:lineRule="auto"/>
+              <w:jc w:val="left"/>
+            </w:pPr>
+            <w:r/>
+            <w:r>
+              <w:rPr>
+                <w:b w:val="0"/>
+                <w:i w:val="0"/>
+                <w:sz w:val="22"/>
+              </w:rPr>
+              <w:t>Pig (SLA)</w:t>
+            </w:r>
+          </w:p>
+        </w:tc>
+        <w:tc>
+          <w:tcPr>
+            <w:tcW w:type="dxa" w:w="2160"/>
+          </w:tcPr>
+          <w:p>
+            <w:pPr>
+              <w:spacing w:line="240" w:lineRule="auto"/>
+              <w:jc w:val="left"/>
+            </w:pPr>
+            <w:r/>
+            <w:r>
+              <w:rPr>
+                <w:b w:val="0"/>
+                <w:i w:val="0"/>
+                <w:sz w:val="22"/>
+              </w:rPr>
+              <w:t>SLA class I (6)</w:t>
+            </w:r>
+          </w:p>
+        </w:tc>
+        <w:tc>
+          <w:tcPr>
+            <w:tcW w:type="dxa" w:w="2160"/>
+          </w:tcPr>
+          <w:p>
+            <w:pPr>
+              <w:spacing w:line="240" w:lineRule="auto"/>
+              <w:jc w:val="left"/>
+            </w:pPr>
+            <w:r/>
+            <w:r>
+              <w:rPr>
+                <w:b w:val="0"/>
+                <w:i w:val="0"/>
+                <w:sz w:val="22"/>
+              </w:rPr>
+              <w:t>SLA-DRB1 (1)</w:t>
+            </w:r>
+          </w:p>
+        </w:tc>
+        <w:tc>
+          <w:tcPr>
+            <w:tcW w:type="dxa" w:w="2160"/>
+          </w:tcPr>
+          <w:p>
+            <w:pPr>
+              <w:spacing w:line="240" w:lineRule="auto"/>
+              <w:jc w:val="left"/>
+            </w:pPr>
+            <w:r/>
+            <w:r>
+              <w:rPr>
+                <w:b w:val="0"/>
+                <w:i w:val="0"/>
+                <w:sz w:val="22"/>
+              </w:rPr>
+              <w:t>class I real; class II single allele</w:t>
+            </w:r>
+          </w:p>
+        </w:tc>
+      </w:tr>
+      <w:tr>
+        <w:tc>
+          <w:tcPr>
+            <w:tcW w:type="dxa" w:w="2160"/>
+          </w:tcPr>
+          <w:p>
+            <w:pPr>
+              <w:spacing w:line="240" w:lineRule="auto"/>
+              <w:jc w:val="left"/>
+            </w:pPr>
+            <w:r/>
+            <w:r>
+              <w:rPr>
+                <w:b w:val="0"/>
+                <w:i w:val="0"/>
+                <w:sz w:val="22"/>
+              </w:rPr>
+              <w:t>Chicken (BF)</w:t>
+            </w:r>
+          </w:p>
+        </w:tc>
+        <w:tc>
+          <w:tcPr>
+            <w:tcW w:type="dxa" w:w="2160"/>
+          </w:tcPr>
+          <w:p>
+            <w:pPr>
+              <w:spacing w:line="240" w:lineRule="auto"/>
+              <w:jc w:val="left"/>
+            </w:pPr>
+            <w:r/>
+            <w:r>
+              <w:rPr>
+                <w:b w:val="0"/>
+                <w:i w:val="0"/>
+                <w:sz w:val="22"/>
+              </w:rPr>
+              <w:t>BF2 (1)</w:t>
+            </w:r>
+          </w:p>
+        </w:tc>
+        <w:tc>
+          <w:tcPr>
+            <w:tcW w:type="dxa" w:w="2160"/>
+          </w:tcPr>
+          <w:p>
+            <w:pPr>
+              <w:spacing w:line="240" w:lineRule="auto"/>
+              <w:jc w:val="left"/>
+            </w:pPr>
+            <w:r/>
+            <w:r>
+              <w:rPr>
+                <w:b w:val="0"/>
+                <w:i w:val="0"/>
+                <w:sz w:val="22"/>
+              </w:rPr>
+              <w:t>BLB2 (1)</w:t>
+            </w:r>
+          </w:p>
+        </w:tc>
+        <w:tc>
+          <w:tcPr>
+            <w:tcW w:type="dxa" w:w="2160"/>
+          </w:tcPr>
+          <w:p>
+            <w:pPr>
+              <w:spacing w:line="240" w:lineRule="auto"/>
+              <w:jc w:val="left"/>
+            </w:pPr>
+            <w:r/>
+            <w:r>
+              <w:rPr>
+                <w:b w:val="0"/>
+                <w:i w:val="0"/>
+                <w:sz w:val="22"/>
+              </w:rPr>
+              <w:t>not accepted by predictors, proxy</w:t>
+            </w:r>
+          </w:p>
+        </w:tc>
+      </w:tr>
+    </w:tbl>
+    <w:p/>
+    <w:p>
+      <w:r>
+        <w:rPr>
+          <w:b w:val="0"/>
+          <w:i/>
+          <w:sz w:val="24"/>
+        </w:rPr>
+        <w:t>Table 4. Host-specific epitope resolution across three four-host viruses (VaxForge).</w:t>
       </w:r>
     </w:p>
     <w:tbl>
@@ -2859,7 +3385,7 @@
           <w:i w:val="0"/>
           <w:sz w:val="24"/>
         </w:rPr>
-        <w:t>The central result is that VaxForge matches a strong independent predictor on the metric that matters for a reverse vaccinology tool, recovery of known protective antigens, while adding two things that tool does not provide. Across four bacteria VaxForge recovered 14 of 15 validated antigens against 15 of 15 for Vaxign-ML and 9 of 15 for NERVE 2.0, and it placed those antigens at competitive or higher ranks. The consistent shortfall of NERVE 2.0 is instructive: its hard selection step removed genuine surface antigens that its own continuous score had rated highly, which inflated fold enrichment while suppressing recall. A pipeline that reports fold enrichment without recall can therefore look sharper than it is, and we would encourage readers of reverse vaccinology benchmarks to weight recall over known antigens accordingly.</w:t>
+        <w:t>VaxForge recovered known protective antigens as well as a strong independent predictor and added two capabilities that predictor does not have. Across four bacteria it found 14 of 15 validated antigens, against 15 of 15 for Vaxign-ML and 9 of 15 for NERVE 2.0, and it ranked them as high or higher. NERVE 2.0 fell short for a concrete reason: its hard selection step discarded genuine surface antigens that its own continuous score had rated highly, which raised fold enrichment while cutting recall. Fold enrichment can make a pipeline look sharper than it is, so recall over known antigens is the number to trust in this kind of benchmark.</w:t>
       </w:r>
     </w:p>
     <w:p>

--- a/benchmark/MANUSCRIPT.docx
+++ b/benchmark/MANUSCRIPT.docx
@@ -75,7 +75,7 @@
           <w:i w:val="0"/>
           <w:sz w:val="24"/>
         </w:rPr>
-        <w:t>Reverse vaccinology tools rank candidate antigens from a genome, but most stop at the ranking step and treat the host as a single reference, which limits both their recall of validated antigens and their utility for veterinary and cross-species targets. We present VaxForge, a reverse vaccinology pipeline that carries a pathogen from candidate discovery through a soft-filter antigen funnel, host-specific class I and class II epitope prediction across five host species, and a characterised multi-epitope construct, and that ends in an in silico immunisation step. We benchmarked VaxForge against two established tools, NERVE 2.0 and Vaxign-ML, under default parameters and identical inputs. Across four bacterial proteomes with fifteen licensed or preclinical protective antigens as ground truth, VaxForge recovered 14 of 15, comparable to Vaxign-ML (15 of 15) and well ahead of NERVE 2.0 (9 of 15), while placing protective antigens at higher ranks (for example iron-regulated surface determinant B at rank 4 of 2,889 proteins). The single antigen VaxForge missed, ActA, also ranked lowest in the independent comparator and is a genuine hard case rather than an artefact. NERVE 2.0 reached higher fold enrichment but only by discarding three of the four licensed meningococcal antigens at every input scale, showing that fold enrichment alone is misleading. On a rabies model and two additional viruses, VaxForge resolved host-specific glycoprotein epitope repertoires that differed substantially between species (pairwise Jaccard overlap below one, and zero in one case), a dimension the comparators cannot address. VaxForge therefore matches the recall of a strong independent predictor while adding host resolution and an end-to-end construct that the field currently lacks.</w:t>
+        <w:t>Reverse vaccinology tools rank candidate antigens from a genome, but most stop at the ranking step and treat the host as a single reference, which limits both their recall of validated antigens and their utility for veterinary and cross-species targets. We present VaxForge, a reverse vaccinology pipeline that carries a pathogen from candidate discovery through a soft-filter antigen funnel, host-specific class I and class II epitope prediction across four host species, and a characterised multi-epitope construct, and that ends in an in silico immunisation step. We benchmarked VaxForge against two established tools, NERVE 2.0 and Vaxign-ML, under default parameters and identical inputs. Across four bacterial proteomes with fifteen licensed or preclinical protective antigens as ground truth, VaxForge recovered 14 of 15, comparable to Vaxign-ML (15 of 15) and well ahead of NERVE 2.0 (9 of 15), while placing protective antigens at higher ranks (for example iron-regulated surface determinant B at rank 4 of 2,889 proteins). The single antigen VaxForge missed, ActA, also ranked lowest in the independent comparator and is a genuine hard case rather than an artefact. NERVE 2.0 reached higher fold enrichment but only by discarding three of the four licensed meningococcal antigens at every input scale, showing that fold enrichment alone is misleading. On a rabies model and two additional viruses, VaxForge resolved host-specific glycoprotein epitope repertoires that differed substantially between species (pairwise Jaccard overlap below one, and zero in one case), a dimension the comparators cannot address. VaxForge therefore matches the recall of a strong independent predictor while adding host resolution and an end-to-end construct that the field currently lacks.</w:t>
       </w:r>
     </w:p>
     <w:p>
@@ -134,7 +134,7 @@
           <w:i w:val="0"/>
           <w:sz w:val="24"/>
         </w:rPr>
-        <w:t>VaxForge was built to close these three gaps within one deterministic pipeline. It replaces the hard virulence filter with a soft, weighted one, so that a genuine surface antigen with no virulence-database annotation can still pass. It predicts class I and class II binding for a user-selected host drawn from human, mouse, bovine, porcine and avian allele panels, so that the epitope repertoire reflects the intended species. And it continues past ranking into a multi-epitope construct and an in silico immunisation readout, giving an end-to-end path from proteome to candidate immunogen. Here we quantify the first two contributions against NERVE 2.0 and Vaxign-ML on four bacteria and three viruses, and we report a pipeline validation that surfaced and fixed two scale-dependent defects during the work.</w:t>
+        <w:t>VaxForge was built to close these three gaps within one deterministic pipeline. It replaces the hard virulence filter with a soft, weighted one, so that a genuine surface antigen with no virulence-database annotation can still pass. It predicts class I and class II binding for a user-selected host drawn from human, mouse, bovine and porcine allele panels, so that the epitope repertoire reflects the intended species. And it continues past ranking into a multi-epitope construct and an in silico immunisation readout, giving an end-to-end path from proteome to candidate immunogen. Here we quantify the first two contributions against NERVE 2.0 and Vaxign-ML on four bacteria and three viruses, and we report a pipeline validation that surfaced and fixed two scale-dependent defects during the work.</w:t>
       </w:r>
     </w:p>
     <w:p>
@@ -2484,17 +2484,7 @@
           <w:i w:val="0"/>
           <w:sz w:val="24"/>
         </w:rPr>
-        <w:t xml:space="preserve"> VaxForge draws binding predictions from curated allele panels for five hosts, human, mouse, bovine, pig and chicken (Table 3), taken from IMGT/HLA for human and IPD-MHC for the others. For human, mouse and bovine, both class I and class II run on real NetMHCpan and NetMHCIIpan models, including the BoLA-DRB3 class II panel for cattle; pig class I is real while its class II rests on a single validated allele, and chicken falls back to the sequence-based proxy because the binding predictors do not accept avian alleles. The panels are representative subsets rather than the complete databases, and invalid allele names are dropped at runtime, so the reported epitopes are conservative.</w:t>
-      </w:r>
-    </w:p>
-    <w:p>
-      <w:r>
-        <w:rPr>
-          <w:b w:val="0"/>
-          <w:i w:val="0"/>
-          <w:sz w:val="24"/>
-        </w:rPr>
-        <w:t>The viral arm was built to exercise this host-specific presentation. Using rabies virus (RefSeq NC_001542), whose glycoprotein G is the only structural protein that elicits neutralising, protective antibodies (Cox et al., 1977), VaxForge ranked G second of five proteins and, more importantly, produced different bound-epitope sets for each of four natural mammalian hosts (glycoprotein G: 8 epitopes in mouse, 7 in human, 7 in bovine, 5 in pig). Pairwise host overlap of the glycoprotein G epitopes was well below unity (Table 4), so the choice of host materially changed the predicted repertoire.</w:t>
+        <w:t xml:space="preserve"> VaxForge draws binding predictions from curated allele panels for four hosts, human, mouse, bovine and pig (Table 3), taken from IMGT/HLA for human and IPD-MHC for the others. For human, mouse and bovine, both class I and class II run on real NetMHCpan and NetMHCIIpan models, including the BoLA-DRB3 class II panel for cattle; pig class I is real while its class II rests on a single validated allele. The panels are representative subsets rather than the complete databases, and invalid allele names are dropped at runtime, so the reported epitopes are conservative.</w:t>
       </w:r>
     </w:p>
     <w:p>
@@ -2929,90 +2919,18 @@
           </w:p>
         </w:tc>
       </w:tr>
-      <w:tr>
-        <w:tc>
-          <w:tcPr>
-            <w:tcW w:type="dxa" w:w="2160"/>
-          </w:tcPr>
-          <w:p>
-            <w:pPr>
-              <w:spacing w:line="240" w:lineRule="auto"/>
-              <w:jc w:val="left"/>
-            </w:pPr>
-            <w:r/>
-            <w:r>
-              <w:rPr>
-                <w:b w:val="0"/>
-                <w:i w:val="0"/>
-                <w:sz w:val="22"/>
-              </w:rPr>
-              <w:t>Chicken (BF)</w:t>
-            </w:r>
-          </w:p>
-        </w:tc>
-        <w:tc>
-          <w:tcPr>
-            <w:tcW w:type="dxa" w:w="2160"/>
-          </w:tcPr>
-          <w:p>
-            <w:pPr>
-              <w:spacing w:line="240" w:lineRule="auto"/>
-              <w:jc w:val="left"/>
-            </w:pPr>
-            <w:r/>
-            <w:r>
-              <w:rPr>
-                <w:b w:val="0"/>
-                <w:i w:val="0"/>
-                <w:sz w:val="22"/>
-              </w:rPr>
-              <w:t>BF2 (1)</w:t>
-            </w:r>
-          </w:p>
-        </w:tc>
-        <w:tc>
-          <w:tcPr>
-            <w:tcW w:type="dxa" w:w="2160"/>
-          </w:tcPr>
-          <w:p>
-            <w:pPr>
-              <w:spacing w:line="240" w:lineRule="auto"/>
-              <w:jc w:val="left"/>
-            </w:pPr>
-            <w:r/>
-            <w:r>
-              <w:rPr>
-                <w:b w:val="0"/>
-                <w:i w:val="0"/>
-                <w:sz w:val="22"/>
-              </w:rPr>
-              <w:t>BLB2 (1)</w:t>
-            </w:r>
-          </w:p>
-        </w:tc>
-        <w:tc>
-          <w:tcPr>
-            <w:tcW w:type="dxa" w:w="2160"/>
-          </w:tcPr>
-          <w:p>
-            <w:pPr>
-              <w:spacing w:line="240" w:lineRule="auto"/>
-              <w:jc w:val="left"/>
-            </w:pPr>
-            <w:r/>
-            <w:r>
-              <w:rPr>
-                <w:b w:val="0"/>
-                <w:i w:val="0"/>
-                <w:sz w:val="22"/>
-              </w:rPr>
-              <w:t>not accepted by predictors, proxy</w:t>
-            </w:r>
-          </w:p>
-        </w:tc>
-      </w:tr>
     </w:tbl>
     <w:p/>
+    <w:p>
+      <w:r>
+        <w:rPr>
+          <w:b w:val="0"/>
+          <w:i w:val="0"/>
+          <w:sz w:val="24"/>
+        </w:rPr>
+        <w:t>The viral arm was built to exercise this host-specific presentation. Using rabies virus (RefSeq NC_001542), whose glycoprotein G is the only structural protein that elicits neutralising, protective antibodies (Cox et al., 1977), VaxForge ranked G second of five proteins and, more importantly, produced different bound-epitope sets for each of four natural mammalian hosts (glycoprotein G: 8 epitopes in mouse, 7 in human, 7 in bovine, 5 in pig). Pairwise host overlap of the glycoprotein G epitopes was well below unity (Table 4), so the choice of host materially changed the predicted repertoire. Two further four-host viruses reproduced the effect: vesicular stomatitis virus, a rhabdovirus relative of rabies, again placed glycoprotein G at rank 2 of 5 with human and pig overlap as low as 0.33, and encephalomyocarditis virus placed capsid VP1 at rank 3 of 11 with no shared epitopes at all between bovine and pig. NERVE 2.0 is bacterial only and Vaxign-ML has no host dimension (it ranked rabies glycoprotein G fourth of five with no host resolution), so this capability is unique to VaxForge among the three. Because rabies presents a single protective antigen, the rank statistic here is descriptive rather than inferential (permutation p = 0.40, n = 1), and population-coverage data were reported as unavailable for non-human hosts rather than imputed.</w:t>
+      </w:r>
+    </w:p>
     <w:p>
       <w:r>
         <w:rPr>

--- a/benchmark/MANUSCRIPT.docx
+++ b/benchmark/MANUSCRIPT.docx
@@ -135,6 +135,201 @@
           <w:sz w:val="24"/>
         </w:rPr>
         <w:t>VaxForge was built to close these three gaps within one deterministic pipeline. It replaces the hard virulence filter with a soft, weighted one, so that a genuine surface antigen with no virulence-database annotation can still pass. It predicts class I and class II binding for a user-selected host drawn from human, mouse, bovine and porcine allele panels, so that the epitope repertoire reflects the intended species. And it continues past ranking into a multi-epitope construct and an in silico immunisation readout, giving an end-to-end path from proteome to candidate immunogen. Here we quantify the first two contributions against NERVE 2.0 and Vaxign-ML on four bacteria and three viruses, and we report a pipeline validation that surfaced and fixed two scale-dependent defects during the work.</w:t>
+      </w:r>
+    </w:p>
+    <w:p>
+      <w:pPr>
+        <w:spacing w:before="200"/>
+      </w:pPr>
+      <w:r>
+        <w:rPr>
+          <w:b/>
+          <w:i w:val="0"/>
+          <w:sz w:val="26"/>
+        </w:rPr>
+        <w:t>Materials and methods</w:t>
+      </w:r>
+    </w:p>
+    <w:p>
+      <w:r>
+        <w:rPr>
+          <w:b/>
+          <w:i w:val="0"/>
+          <w:sz w:val="24"/>
+        </w:rPr>
+        <w:t>The VaxForge pipeline.</w:t>
+      </w:r>
+      <w:r>
+        <w:rPr>
+          <w:b w:val="0"/>
+          <w:i w:val="0"/>
+          <w:sz w:val="24"/>
+        </w:rPr>
+        <w:t xml:space="preserve"> VaxForge is a deterministic pipeline configured through a single threshold file, so that no cutoff is hard-coded and every value is auditable (`config/thresholds.yaml`). Input type, whether a proteome, coding sequences or a genome, is detected automatically. Discovery aligns proteins to curated virulence references (VFDB) with DIAMOND blastp (e-value at most 1e-5, identity at least 30% and coverage at least 50% for bacteria); this step feeds the candidacy score rather than gating, so a genuine surface antigen absent from virulence databases is not removed. The antigen funnel then applies a small set of hard filters, namely subcellular localisation (PSORTb 3.0 with DeepLoc 2.0 as fallback, with cytoplasmic proteins removed), transmembrane topology (TMHMM-2.0, at most one helix) and a mandatory human-homology exclusion (DIAMOND blastp against the human proteome, with identity above 35% removed for autoimmune safety), alongside soft terms that contribute to the score for signal peptide (SignalP-5.0), antigenicity (IApred), cross-strain conservation and adhesin probability. Surviving proteins are ranked by a weighted candidacy score.</w:t>
+      </w:r>
+    </w:p>
+    <w:p>
+      <w:r>
+        <w:rPr>
+          <w:b w:val="0"/>
+          <w:i w:val="0"/>
+          <w:sz w:val="24"/>
+        </w:rPr>
+        <w:t>The immunological layer predicts, for the selected host, class I and class II binding (NetMHCpan-4.1 and NetMHCIIpan, with class I peptide lengths of 8 to 11) using the default percentile-rank cutoffs for strong and weak binders, class I immunogenicity (Calis et al., 2013), proteasomal cleavage together with TAP transport (Larsen et al., 2005), and linear B-cell epitopes (BepiPred-3.0). Epitope safety is screened with toxicity (ToxinPred2; Sharma et al., 2022) and an allergenicity rule based on six-residue identity to known allergens (FAO/WHO, 2001), and epitope self-mimicry to the host proteome is flagged softly. Population coverage across human HLA alleles is computed for the selected epitopes, which are then assembled into a multi-epitope construct with AAY, GPGPG and KK linkers plus an adjuvant and evaluated by an in silico immunisation module.</w:t>
+      </w:r>
+    </w:p>
+    <w:p>
+      <w:r>
+        <w:rPr>
+          <w:b/>
+          <w:i w:val="0"/>
+          <w:sz w:val="24"/>
+        </w:rPr>
+        <w:t>Benchmark pathogens and ground-truth antigens.</w:t>
+      </w:r>
+      <w:r>
+        <w:rPr>
+          <w:b w:val="0"/>
+          <w:i w:val="0"/>
+          <w:sz w:val="24"/>
+        </w:rPr>
+        <w:t xml:space="preserve"> The bacterial arm used serogroup B </w:t>
+      </w:r>
+      <w:r>
+        <w:rPr>
+          <w:b w:val="0"/>
+          <w:i/>
+          <w:sz w:val="24"/>
+        </w:rPr>
+        <w:t>N. meningitidis</w:t>
+      </w:r>
+      <w:r>
+        <w:rPr>
+          <w:b w:val="0"/>
+          <w:i w:val="0"/>
+          <w:sz w:val="24"/>
+        </w:rPr>
+        <w:t xml:space="preserve"> MC58 (UniProt proteome UP000000425, 2,003 proteins; RefSeq NC_003112.2) with the four 4CMenB antigens fHbp (Q9JXV4), NadA (Q9JXK7), NHBA (Q7DD37) and PorA (P0DH58) as ground truth, together with three further species at full proteome scale: </w:t>
+      </w:r>
+      <w:r>
+        <w:rPr>
+          <w:b w:val="0"/>
+          <w:i/>
+          <w:sz w:val="24"/>
+        </w:rPr>
+        <w:t>S. aureus</w:t>
+      </w:r>
+      <w:r>
+        <w:rPr>
+          <w:b w:val="0"/>
+          <w:i w:val="0"/>
+          <w:sz w:val="24"/>
+        </w:rPr>
+        <w:t xml:space="preserve"> NCTC 8325 (UP000008816, 2,889 proteins), </w:t>
+      </w:r>
+      <w:r>
+        <w:rPr>
+          <w:b w:val="0"/>
+          <w:i/>
+          <w:sz w:val="24"/>
+        </w:rPr>
+        <w:t>L. monocytogenes</w:t>
+      </w:r>
+      <w:r>
+        <w:rPr>
+          <w:b w:val="0"/>
+          <w:i w:val="0"/>
+          <w:sz w:val="24"/>
+        </w:rPr>
+        <w:t xml:space="preserve"> EGD-e (UP000000817, 2,844) and </w:t>
+      </w:r>
+      <w:r>
+        <w:rPr>
+          <w:b w:val="0"/>
+          <w:i/>
+          <w:sz w:val="24"/>
+        </w:rPr>
+        <w:t>S.</w:t>
+      </w:r>
+      <w:r>
+        <w:rPr>
+          <w:b w:val="0"/>
+          <w:i w:val="0"/>
+          <w:sz w:val="24"/>
+        </w:rPr>
+        <w:t xml:space="preserve"> Typhimurium LT2 (UP000001014, 4,533), each with five protective or candidate antigens whose evidence and DOIs are listed in `PROTECTIVE_ANTIGENS.md`. The viral arm used rabies virus (NC_001542, glycoprotein G at NP_056796), vesicular stomatitis virus and encephalomyocarditis virus. All accessions were verified against NCBI and UniProt (`PATHOGEN_ACCESSIONS.md`). For meningococcus a fixed-seed subsample of the proteome (64 and 204 proteins, four protective antigens plus background) was used, because whole-proteome VaxForge runs are impractical on CPU-only hardware, and the same subsample was given to every tool.</w:t>
+      </w:r>
+    </w:p>
+    <w:p>
+      <w:r>
+        <w:rPr>
+          <w:b/>
+          <w:i w:val="0"/>
+          <w:sz w:val="24"/>
+        </w:rPr>
+        <w:t>Comparator tools.</w:t>
+      </w:r>
+      <w:r>
+        <w:rPr>
+          <w:b w:val="0"/>
+          <w:i w:val="0"/>
+          <w:sz w:val="24"/>
+        </w:rPr>
+        <w:t xml:space="preserve"> NERVE 2.0 and Vaxign-ML were installed locally in containers and run with default parameters on identical input, with no threshold tuning. Recall over ground-truth antigens and the antigen ranks were read from each tool's native output.</w:t>
+      </w:r>
+    </w:p>
+    <w:p>
+      <w:r>
+        <w:rPr>
+          <w:b/>
+          <w:i w:val="0"/>
+          <w:sz w:val="24"/>
+        </w:rPr>
+        <w:t>Statistical analysis.</w:t>
+      </w:r>
+      <w:r>
+        <w:rPr>
+          <w:b w:val="0"/>
+          <w:i w:val="0"/>
+          <w:sz w:val="24"/>
+        </w:rPr>
+        <w:t xml:space="preserve"> Enrichment of ground-truth antigens among candidates was tested with the Fisher exact test, and antigen ranks with a distribution-free permutation test. Discrimination was summarised with ROC-AUC and bootstrap confidence intervals, and AUC differences with the DeLong test; because each pathogen carries only four to five positives, AUC is reported as secondary with a small-sample caveat. Overlap of host epitope sets was quantified with the Jaccard index. All tests are implemented in `benchmark/stats.py`.</w:t>
+      </w:r>
+    </w:p>
+    <w:p>
+      <w:r>
+        <w:rPr>
+          <w:b/>
+          <w:i w:val="0"/>
+          <w:sz w:val="24"/>
+        </w:rPr>
+        <w:t>Pipeline scale-safety validation.</w:t>
+      </w:r>
+      <w:r>
+        <w:rPr>
+          <w:b w:val="0"/>
+          <w:i w:val="0"/>
+          <w:sz w:val="24"/>
+        </w:rPr>
+        <w:t xml:space="preserve"> During the full-proteome bacterial runs, two scale-dependent defects that had artefactually lowered VaxForge recall were identified and corrected. The localisation step originally submitted every protein in a single container call under a fixed timeout, which for the largest proteome returned empty and forced a heuristic fallback that misassigned surface antigens; it now runs in sub-batches of at most 800 proteins. The class I step originally called NetMHCpan once with the concatenated peptides of all proteins (about 1.37 million unique 9-mers at whole-proteome scale), which collapsed to near-zero coverage; it now processes peptides in chunks of 20,000 in parallel across cores. Control experiments confirmed that the toxicity and allergenicity filters were not responsible, and all three species were re-run after the fixes. Full detail is in `MANUSCRIPT_METHODS.md`, section B.</w:t>
+      </w:r>
+    </w:p>
+    <w:p>
+      <w:r>
+        <w:rPr>
+          <w:b/>
+          <w:i w:val="0"/>
+          <w:sz w:val="24"/>
+        </w:rPr>
+        <w:t>Data and code availability.</w:t>
+      </w:r>
+      <w:r>
+        <w:rPr>
+          <w:b w:val="0"/>
+          <w:i w:val="0"/>
+          <w:sz w:val="24"/>
+        </w:rPr>
+        <w:t xml:space="preserve"> Benchmark scripts, results and figures are under `benchmark/`; pipeline method citations are in `vaxforge/citations.py`; all thresholds are in `config/thresholds.yaml`.</w:t>
       </w:r>
     </w:p>
     <w:p>
@@ -3868,6 +4063,32 @@
           <w:i w:val="0"/>
           <w:sz w:val="24"/>
         </w:rPr>
+        <w:t xml:space="preserve">FAO/WHO. (2001). </w:t>
+      </w:r>
+      <w:r>
+        <w:rPr>
+          <w:b w:val="0"/>
+          <w:i/>
+          <w:sz w:val="24"/>
+        </w:rPr>
+        <w:t>Evaluation of allergenicity of genetically modified foods. Report of a Joint FAO/WHO Expert Consultation.</w:t>
+      </w:r>
+      <w:r>
+        <w:rPr>
+          <w:b w:val="0"/>
+          <w:i w:val="0"/>
+          <w:sz w:val="24"/>
+        </w:rPr>
+        <w:t xml:space="preserve"> https://www.fao.org/3/y0820e/y0820e00.htm</w:t>
+      </w:r>
+    </w:p>
+    <w:p>
+      <w:r>
+        <w:rPr>
+          <w:b w:val="0"/>
+          <w:i w:val="0"/>
+          <w:sz w:val="24"/>
+        </w:rPr>
         <w:t xml:space="preserve">Fooks, A. R., Cliquet, F., Finke, S., Freuling, C., Hemachudha, T., Mani, R. S., Müller, T., Nadin-Davis, S., Picard-Meyer, E., Wilde, H., &amp; Banyard, A. C. (2017). Rabies. </w:t>
       </w:r>
       <w:r>
@@ -4119,6 +4340,32 @@
           <w:sz w:val="24"/>
         </w:rPr>
         <w:t>(W1), W449–W454. https://doi.org/10.1093/nar/gkaa379</w:t>
+      </w:r>
+    </w:p>
+    <w:p>
+      <w:r>
+        <w:rPr>
+          <w:b w:val="0"/>
+          <w:i w:val="0"/>
+          <w:sz w:val="24"/>
+        </w:rPr>
+        <w:t xml:space="preserve">Sharma, N., Naorem, L. D., Jain, S., &amp; Raghava, G. P. S. (2022). ToxinPred2: an improved method for predicting toxicity of proteins. </w:t>
+      </w:r>
+      <w:r>
+        <w:rPr>
+          <w:b w:val="0"/>
+          <w:i/>
+          <w:sz w:val="24"/>
+        </w:rPr>
+        <w:t>Briefings in Bioinformatics, 23</w:t>
+      </w:r>
+      <w:r>
+        <w:rPr>
+          <w:b w:val="0"/>
+          <w:i w:val="0"/>
+          <w:sz w:val="24"/>
+        </w:rPr>
+        <w:t>(5), bbac174. https://doi.org/10.1093/bib/bbac174</w:t>
       </w:r>
     </w:p>
     <w:p>

--- a/benchmark/MANUSCRIPT.docx
+++ b/benchmark/MANUSCRIPT.docx
@@ -157,7 +157,7 @@
           <w:i w:val="0"/>
           <w:sz w:val="24"/>
         </w:rPr>
-        <w:t>The VaxForge pipeline.</w:t>
+        <w:t>Candidate discovery and antigen funnel.</w:t>
       </w:r>
       <w:r>
         <w:rPr>
@@ -165,17 +165,61 @@
           <w:i w:val="0"/>
           <w:sz w:val="24"/>
         </w:rPr>
-        <w:t xml:space="preserve"> VaxForge is a deterministic pipeline configured through a single threshold file, so that no cutoff is hard-coded and every value is auditable (`config/thresholds.yaml`). Input type, whether a proteome, coding sequences or a genome, is detected automatically. Discovery aligns proteins to curated virulence references (VFDB) with DIAMOND blastp (e-value at most 1e-5, identity at least 30% and coverage at least 50% for bacteria); this step feeds the candidacy score rather than gating, so a genuine surface antigen absent from virulence databases is not removed. The antigen funnel then applies a small set of hard filters, namely subcellular localisation (PSORTb 3.0 with DeepLoc 2.0 as fallback, with cytoplasmic proteins removed), transmembrane topology (TMHMM-2.0, at most one helix) and a mandatory human-homology exclusion (DIAMOND blastp against the human proteome, with identity above 35% removed for autoimmune safety), alongside soft terms that contribute to the score for signal peptide (SignalP-5.0), antigenicity (IApred), cross-strain conservation and adhesin probability. Surviving proteins are ranked by a weighted candidacy score.</w:t>
+        <w:t xml:space="preserve"> VaxForge is deterministic and reads every cutoff from a single configuration file, so that no threshold is hard-coded (`config/thresholds.yaml`); input type, whether a proteome, coding sequences or a genome, was detected automatically. Proteins were aligned to the curated virulence factor database VFDB (Liu et al., 2022) with DIAMOND blastp (Buchfink et al., 2021) at an e-value of at most 1 × 10⁻⁵, sequence identity of at least 30% and coverage of at least 50%; this evidence contributed to the candidacy score and was not used as a gate. Subcellular localisation was predicted with PSORTb 3.0 (Yu et al., 2010), with DeepLoc 2.0 (Thumuluri et al., 2022) as a fallback, retaining extracellular, outer-membrane, cell-wall and periplasmic proteins and removing cytoplasmic ones (hard filter). Transmembrane topology was predicted with TMHMM-2.0 (Krogh et al., 2001) and proteins with more than one helix were removed (hard filter). Human homology was assessed with DIAMOND blastp against the human proteome and proteins above 35% identity were excluded for autoimmune safety (hard filter). Signal peptides (SignalP-5.0; Almagro Armenteros et al., 2019, probability ≥ 0.5), antigenicity (IApred; Miles et al., 2025), cross-strain conservation (≥ 80% when multiple strains were supplied) and adhesin probability (≥ 0.51) entered as soft, score-weighted terms. Surviving proteins were ranked by a weighted candidacy score.</w:t>
       </w:r>
     </w:p>
     <w:p>
+      <w:r>
+        <w:rPr>
+          <w:b/>
+          <w:i w:val="0"/>
+          <w:sz w:val="24"/>
+        </w:rPr>
+        <w:t>Host-specific epitope prediction.</w:t>
+      </w:r>
       <w:r>
         <w:rPr>
           <w:b w:val="0"/>
           <w:i w:val="0"/>
           <w:sz w:val="24"/>
         </w:rPr>
-        <w:t>The immunological layer predicts, for the selected host, class I and class II binding (NetMHCpan-4.1 and NetMHCIIpan, with class I peptide lengths of 8 to 11) using the default percentile-rank cutoffs for strong and weak binders, class I immunogenicity (Calis et al., 2013), proteasomal cleavage together with TAP transport (Larsen et al., 2005), and linear B-cell epitopes (BepiPred-3.0). Epitope safety is screened with toxicity (ToxinPred2; Sharma et al., 2022) and an allergenicity rule based on six-residue identity to known allergens (FAO/WHO, 2001), and epitope self-mimicry to the host proteome is flagged softly. Population coverage across human HLA alleles is computed for the selected epitopes, which are then assembled into a multi-epitope construct with AAY, GPGPG and KK linkers plus an adjuvant and evaluated by an in silico immunisation module.</w:t>
+        <w:t xml:space="preserve"> For the selected host, class I binding was predicted with NetMHCpan-4.1 (Reynisson et al., 2020) for peptides of 8 to 11 residues, with strong and weak binders defined at percentile ranks of ≤ 0.5% and ≤ 2%. Antigen processing was added from NetCTL-1.2 as allele-independent proteasomal cleavage and TAP transport (Larsen et al., 2005), and class I immunogenicity from the IEDB model (Calis et al., 2013). Class II binding was predicted with NetMHCIIpan (Reynisson et al., 2020) for 15-mers with a 9-residue core, at percentile ranks of ≤ 2% and ≤ 10%, and helper epitopes were further screened for interferon-γ induction with IFNepitope2 (score ≥ 0.49; Dhall et al., 2024) in human and mouse. Linear B-cell epitopes were predicted with BepiPred-3.0 (Clifford et al., 2022).</w:t>
+      </w:r>
+    </w:p>
+    <w:p>
+      <w:r>
+        <w:rPr>
+          <w:b/>
+          <w:i w:val="0"/>
+          <w:sz w:val="24"/>
+        </w:rPr>
+        <w:t>Epitope safety and population coverage.</w:t>
+      </w:r>
+      <w:r>
+        <w:rPr>
+          <w:b w:val="0"/>
+          <w:i w:val="0"/>
+          <w:sz w:val="24"/>
+        </w:rPr>
+        <w:t xml:space="preserve"> Retained epitopes were required to be non-allergenic, judged by a six-residue identity match to known allergens (FAO/WHO, 2001), and non-toxic, judged by ToxinPred2 with peptides above a machine-learning score of 0.6 removed (Sharma et al., 2022), both as hard filters; epitope self-mimicry to the host proteome, defined as an exact 9-residue match, was flagged softly. Population coverage of the selected epitope set across human HLA alleles was computed with the IEDB population-coverage tool (Bui et al., 2006), with a target of at least 90%.</w:t>
+      </w:r>
+    </w:p>
+    <w:p>
+      <w:r>
+        <w:rPr>
+          <w:b/>
+          <w:i w:val="0"/>
+          <w:sz w:val="24"/>
+        </w:rPr>
+        <w:t>Multi-epitope construct and in silico immunisation.</w:t>
+      </w:r>
+      <w:r>
+        <w:rPr>
+          <w:b w:val="0"/>
+          <w:i w:val="0"/>
+          <w:sz w:val="24"/>
+        </w:rPr>
+        <w:t xml:space="preserve"> The retained epitopes were joined into a single construct with AAY linkers between cytotoxic epitopes and KK linkers around B-cell epitopes (Schubert &amp; Kohlbacher, 2016), GPGPG linkers between helper epitopes (Livingston et al., 2002) and an N-terminal β-defensin adjuvant (Biragyn et al., 2002). Physicochemical properties of the construct were computed with ProtParam (Gasteiger et al., 2005), and the construct was passed to an in silico immunisation module that simulates the antibody and isotype response over time.</w:t>
       </w:r>
     </w:p>
     <w:p>
@@ -3933,6 +3977,32 @@
           <w:i w:val="0"/>
           <w:sz w:val="24"/>
         </w:rPr>
+        <w:t xml:space="preserve">Biragyn, A., Ruffini, P. A., Leifer, C. A., Klyushnenkova, E., Shakhov, A., Chertov, O., Coscia, M., Boyd, L. F., Xu, Y., &amp; Kwak, L. W. (2002). Toll-like receptor 4-dependent activation of dendritic cells by β-defensin 2. </w:t>
+      </w:r>
+      <w:r>
+        <w:rPr>
+          <w:b w:val="0"/>
+          <w:i/>
+          <w:sz w:val="24"/>
+        </w:rPr>
+        <w:t>Science, 298</w:t>
+      </w:r>
+      <w:r>
+        <w:rPr>
+          <w:b w:val="0"/>
+          <w:i w:val="0"/>
+          <w:sz w:val="24"/>
+        </w:rPr>
+        <w:t>(5595), 1025–1029. https://doi.org/10.1126/science.1075565</w:t>
+      </w:r>
+    </w:p>
+    <w:p>
+      <w:r>
+        <w:rPr>
+          <w:b w:val="0"/>
+          <w:i w:val="0"/>
+          <w:sz w:val="24"/>
+        </w:rPr>
         <w:t xml:space="preserve">Buchfink, B., Reuter, K., &amp; Drost, H. G. (2021). Sensitive protein alignments at tree-of-life scale using DIAMOND. </w:t>
       </w:r>
       <w:r>
@@ -3950,6 +4020,32 @@
           <w:sz w:val="24"/>
         </w:rPr>
         <w:t>, 366–368. https://doi.org/10.1038/s41592-021-01101-x</w:t>
+      </w:r>
+    </w:p>
+    <w:p>
+      <w:r>
+        <w:rPr>
+          <w:b w:val="0"/>
+          <w:i w:val="0"/>
+          <w:sz w:val="24"/>
+        </w:rPr>
+        <w:t xml:space="preserve">Bui, H. H., Sidney, J., Dinh, K., Southwood, S., Newman, M. J., &amp; Sette, A. (2006). Predicting population coverage of T-cell epitope-based diagnostics and vaccines. </w:t>
+      </w:r>
+      <w:r>
+        <w:rPr>
+          <w:b w:val="0"/>
+          <w:i/>
+          <w:sz w:val="24"/>
+        </w:rPr>
+        <w:t>BMC Bioinformatics, 7</w:t>
+      </w:r>
+      <w:r>
+        <w:rPr>
+          <w:b w:val="0"/>
+          <w:i w:val="0"/>
+          <w:sz w:val="24"/>
+        </w:rPr>
+        <w:t>, 153. https://doi.org/10.1186/1471-2105-7-153</w:t>
       </w:r>
     </w:p>
     <w:p>
@@ -4063,6 +4159,32 @@
           <w:i w:val="0"/>
           <w:sz w:val="24"/>
         </w:rPr>
+        <w:t xml:space="preserve">Dhall, A., Patyal, S., &amp; Raghava, G. P. S. (2024). A hybrid method for discovering interferon-gamma inducing peptides in human and mouse. </w:t>
+      </w:r>
+      <w:r>
+        <w:rPr>
+          <w:b w:val="0"/>
+          <w:i/>
+          <w:sz w:val="24"/>
+        </w:rPr>
+        <w:t>Scientific Reports, 14</w:t>
+      </w:r>
+      <w:r>
+        <w:rPr>
+          <w:b w:val="0"/>
+          <w:i w:val="0"/>
+          <w:sz w:val="24"/>
+        </w:rPr>
+        <w:t>(1), 26859. https://doi.org/10.1038/s41598-024-77957-8</w:t>
+      </w:r>
+    </w:p>
+    <w:p>
+      <w:r>
+        <w:rPr>
+          <w:b w:val="0"/>
+          <w:i w:val="0"/>
+          <w:sz w:val="24"/>
+        </w:rPr>
         <w:t xml:space="preserve">FAO/WHO. (2001). </w:t>
       </w:r>
       <w:r>
@@ -4106,6 +4228,32 @@
           <w:sz w:val="24"/>
         </w:rPr>
         <w:t>, 17091. https://doi.org/10.1038/nrdp.2017.91</w:t>
+      </w:r>
+    </w:p>
+    <w:p>
+      <w:r>
+        <w:rPr>
+          <w:b w:val="0"/>
+          <w:i w:val="0"/>
+          <w:sz w:val="24"/>
+        </w:rPr>
+        <w:t xml:space="preserve">Gasteiger, E., Hoogland, C., Gattiker, A., Duvaud, S., Wilkins, M. R., Appel, R. D., &amp; Bairoch, A. (2005). Protein identification and analysis tools on the ExPASy server. In J. M. Walker (Ed.), </w:t>
+      </w:r>
+      <w:r>
+        <w:rPr>
+          <w:b w:val="0"/>
+          <w:i/>
+          <w:sz w:val="24"/>
+        </w:rPr>
+        <w:t>The Proteomics Protocols Handbook</w:t>
+      </w:r>
+      <w:r>
+        <w:rPr>
+          <w:b w:val="0"/>
+          <w:i w:val="0"/>
+          <w:sz w:val="24"/>
+        </w:rPr>
+        <w:t xml:space="preserve"> (pp. 571–607). Humana Press. https://doi.org/10.1385/1-59259-890-0:571</w:t>
       </w:r>
     </w:p>
     <w:p>
@@ -4245,6 +4393,32 @@
           <w:i w:val="0"/>
           <w:sz w:val="24"/>
         </w:rPr>
+        <w:t xml:space="preserve">Livingston, B., Crimi, C., Newman, M., Higashimoto, Y., Appella, E., Sidney, J., &amp; Sette, A. (2002). A rational strategy to design multiepitope immunogens based on multiple Th lymphocyte epitopes. </w:t>
+      </w:r>
+      <w:r>
+        <w:rPr>
+          <w:b w:val="0"/>
+          <w:i/>
+          <w:sz w:val="24"/>
+        </w:rPr>
+        <w:t>Journal of Immunology, 168</w:t>
+      </w:r>
+      <w:r>
+        <w:rPr>
+          <w:b w:val="0"/>
+          <w:i w:val="0"/>
+          <w:sz w:val="24"/>
+        </w:rPr>
+        <w:t>(11), 5499–5506. https://doi.org/10.4049/jimmunol.168.11.5499</w:t>
+      </w:r>
+    </w:p>
+    <w:p>
+      <w:r>
+        <w:rPr>
+          <w:b w:val="0"/>
+          <w:i w:val="0"/>
+          <w:sz w:val="24"/>
+        </w:rPr>
         <w:t xml:space="preserve">Miles, S., Menafra, G., Iriarte, A., &amp; Chabalgoity, J. A. (2025). IApred: A versatile open-source tool for predicting protein antigenicity across diverse pathogens. </w:t>
       </w:r>
       <w:r>
@@ -4340,6 +4514,32 @@
           <w:sz w:val="24"/>
         </w:rPr>
         <w:t>(W1), W449–W454. https://doi.org/10.1093/nar/gkaa379</w:t>
+      </w:r>
+    </w:p>
+    <w:p>
+      <w:r>
+        <w:rPr>
+          <w:b w:val="0"/>
+          <w:i w:val="0"/>
+          <w:sz w:val="24"/>
+        </w:rPr>
+        <w:t xml:space="preserve">Schubert, B., &amp; Kohlbacher, O. (2016). Designing string-of-beads vaccines with optimal spacers. </w:t>
+      </w:r>
+      <w:r>
+        <w:rPr>
+          <w:b w:val="0"/>
+          <w:i/>
+          <w:sz w:val="24"/>
+        </w:rPr>
+        <w:t>Genome Medicine, 8</w:t>
+      </w:r>
+      <w:r>
+        <w:rPr>
+          <w:b w:val="0"/>
+          <w:i w:val="0"/>
+          <w:sz w:val="24"/>
+        </w:rPr>
+        <w:t>, 9. https://doi.org/10.1186/s13073-016-0263-6</w:t>
       </w:r>
     </w:p>
     <w:p>

--- a/benchmark/MANUSCRIPT.docx
+++ b/benchmark/MANUSCRIPT.docx
@@ -301,7 +301,55 @@
           <w:i w:val="0"/>
           <w:sz w:val="24"/>
         </w:rPr>
-        <w:t xml:space="preserve"> Typhimurium LT2 (UP000001014, 4,533), each with five protective or candidate antigens whose evidence and DOIs are listed in `PROTECTIVE_ANTIGENS.md`. The viral arm used rabies virus (NC_001542, glycoprotein G at NP_056796), vesicular stomatitis virus and encephalomyocarditis virus. All accessions were verified against NCBI and UniProt (`PATHOGEN_ACCESSIONS.md`). For meningococcus a fixed-seed subsample of the proteome (64 and 204 proteins, four protective antigens plus background) was used, because whole-proteome VaxForge runs are impractical on CPU-only hardware, and the same subsample was given to every tool.</w:t>
+        <w:t xml:space="preserve"> Typhimurium LT2 (UP000001014, 4,533), each with five protective or candidate antigens whose evidence and DOIs are listed in `PROTECTIVE_ANTIGENS.md`. The viral arm used rabies virus (species </w:t>
+      </w:r>
+      <w:r>
+        <w:rPr>
+          <w:b w:val="0"/>
+          <w:i/>
+          <w:sz w:val="24"/>
+        </w:rPr>
+        <w:t>Lyssavirus rabies</w:t>
+      </w:r>
+      <w:r>
+        <w:rPr>
+          <w:b w:val="0"/>
+          <w:i w:val="0"/>
+          <w:sz w:val="24"/>
+        </w:rPr>
+        <w:t>; NC_001542, glycoprotein G at NP_056796), vesicular stomatitis Indiana virus (</w:t>
+      </w:r>
+      <w:r>
+        <w:rPr>
+          <w:b w:val="0"/>
+          <w:i/>
+          <w:sz w:val="24"/>
+        </w:rPr>
+        <w:t>Vesiculovirus indiana</w:t>
+      </w:r>
+      <w:r>
+        <w:rPr>
+          <w:b w:val="0"/>
+          <w:i w:val="0"/>
+          <w:sz w:val="24"/>
+        </w:rPr>
+        <w:t>) and encephalomyocarditis virus (</w:t>
+      </w:r>
+      <w:r>
+        <w:rPr>
+          <w:b w:val="0"/>
+          <w:i/>
+          <w:sz w:val="24"/>
+        </w:rPr>
+        <w:t>Cardiovirus A</w:t>
+      </w:r>
+      <w:r>
+        <w:rPr>
+          <w:b w:val="0"/>
+          <w:i w:val="0"/>
+          <w:sz w:val="24"/>
+        </w:rPr>
+        <w:t>). All accessions were verified against NCBI and UniProt (`PATHOGEN_ACCESSIONS.md`). For meningococcus a fixed-seed subsample of the proteome (64 and 204 proteins, four protective antigens plus background) was used, because whole-proteome VaxForge runs are impractical on CPU-only hardware, and the same subsample was given to every tool.</w:t>
       </w:r>
     </w:p>
     <w:p>
@@ -311,7 +359,7 @@
           <w:i w:val="0"/>
           <w:sz w:val="24"/>
         </w:rPr>
-        <w:t>Comparator tools.</w:t>
+        <w:t>Comparator tools and their roles.</w:t>
       </w:r>
       <w:r>
         <w:rPr>
@@ -319,9 +367,861 @@
           <w:i w:val="0"/>
           <w:sz w:val="24"/>
         </w:rPr>
-        <w:t xml:space="preserve"> NERVE 2.0 and Vaxign-ML were installed locally in containers and run with default parameters on identical input, with no threshold tuning. Recall over ground-truth antigens and the antigen ranks were read from each tool's native output.</w:t>
+        <w:t xml:space="preserve"> VaxForge was compared with the two reverse vaccinology tools that are current, locally installable and most widely used for bacterial antigen prediction, so that the comparison reflects what a user would actually run (Table 1). Vaxign-ML (Ong et al., 2020) is a supervised machine-learning classifier that takes a protein proteome and returns a protegenicity probability for each protein, ranking candidates but producing no epitopes, host information or construct. NERVE 2.0 (Conte et al., 2024) is an end-to-end bacterial reverse vaccinology environment that takes a bacterial proteome and a Gram label and returns a shortlist of candidate proteins after a cascade of hard selection filters. VaxForge takes a proteome, coding sequences or a genome, for bacteria or viruses, and returns ranked antigens together with host-specific epitopes, a multi-epitope construct and an in silico immunisation readout. Both comparators were installed locally in containers and run with default parameters on identical input, with no threshold tuning; recall over ground-truth antigens and the antigen ranks were read from each tool's native output.</w:t>
       </w:r>
     </w:p>
+    <w:p>
+      <w:r>
+        <w:rPr>
+          <w:b/>
+          <w:i w:val="0"/>
+          <w:sz w:val="24"/>
+        </w:rPr>
+        <w:t>Table 1.</w:t>
+      </w:r>
+      <w:r>
+        <w:rPr>
+          <w:b w:val="0"/>
+          <w:i w:val="0"/>
+          <w:sz w:val="24"/>
+        </w:rPr>
+        <w:t xml:space="preserve"> Inputs, outputs and capabilities of the three compared tools (✓ present, ✗ absent).</w:t>
+      </w:r>
+    </w:p>
+    <w:tbl>
+      <w:tblPr>
+        <w:tblStyle w:val="LightGrid-Accent1"/>
+        <w:tblW w:type="auto" w:w="0"/>
+        <w:tblLook w:firstColumn="1" w:firstRow="1" w:lastColumn="0" w:lastRow="0" w:noHBand="0" w:noVBand="1" w:val="04A0"/>
+      </w:tblPr>
+      <w:tblGrid>
+        <w:gridCol w:w="2160"/>
+        <w:gridCol w:w="2160"/>
+        <w:gridCol w:w="2160"/>
+        <w:gridCol w:w="2160"/>
+      </w:tblGrid>
+      <w:tr>
+        <w:tc>
+          <w:tcPr>
+            <w:tcW w:type="dxa" w:w="2160"/>
+          </w:tcPr>
+          <w:p>
+            <w:pPr>
+              <w:spacing w:line="240" w:lineRule="auto"/>
+              <w:jc w:val="left"/>
+            </w:pPr>
+            <w:r/>
+            <w:r>
+              <w:rPr>
+                <w:b/>
+                <w:i w:val="0"/>
+                <w:sz w:val="22"/>
+              </w:rPr>
+              <w:t>Capability</w:t>
+            </w:r>
+          </w:p>
+        </w:tc>
+        <w:tc>
+          <w:tcPr>
+            <w:tcW w:type="dxa" w:w="2160"/>
+          </w:tcPr>
+          <w:p>
+            <w:pPr>
+              <w:spacing w:line="240" w:lineRule="auto"/>
+              <w:jc w:val="left"/>
+            </w:pPr>
+            <w:r/>
+            <w:r>
+              <w:rPr>
+                <w:b/>
+                <w:i w:val="0"/>
+                <w:sz w:val="22"/>
+              </w:rPr>
+              <w:t>VaxForge</w:t>
+            </w:r>
+          </w:p>
+        </w:tc>
+        <w:tc>
+          <w:tcPr>
+            <w:tcW w:type="dxa" w:w="2160"/>
+          </w:tcPr>
+          <w:p>
+            <w:pPr>
+              <w:spacing w:line="240" w:lineRule="auto"/>
+              <w:jc w:val="left"/>
+            </w:pPr>
+            <w:r/>
+            <w:r>
+              <w:rPr>
+                <w:b/>
+                <w:i w:val="0"/>
+                <w:sz w:val="22"/>
+              </w:rPr>
+              <w:t>NERVE 2.0</w:t>
+            </w:r>
+          </w:p>
+        </w:tc>
+        <w:tc>
+          <w:tcPr>
+            <w:tcW w:type="dxa" w:w="2160"/>
+          </w:tcPr>
+          <w:p>
+            <w:pPr>
+              <w:spacing w:line="240" w:lineRule="auto"/>
+              <w:jc w:val="left"/>
+            </w:pPr>
+            <w:r/>
+            <w:r>
+              <w:rPr>
+                <w:b/>
+                <w:i w:val="0"/>
+                <w:sz w:val="22"/>
+              </w:rPr>
+              <w:t>Vaxign-ML</w:t>
+            </w:r>
+          </w:p>
+        </w:tc>
+      </w:tr>
+      <w:tr>
+        <w:tc>
+          <w:tcPr>
+            <w:tcW w:type="dxa" w:w="2160"/>
+          </w:tcPr>
+          <w:p>
+            <w:pPr>
+              <w:spacing w:line="240" w:lineRule="auto"/>
+              <w:jc w:val="left"/>
+            </w:pPr>
+            <w:r/>
+            <w:r>
+              <w:rPr>
+                <w:b w:val="0"/>
+                <w:i w:val="0"/>
+                <w:sz w:val="22"/>
+              </w:rPr>
+              <w:t>Input</w:t>
+            </w:r>
+          </w:p>
+        </w:tc>
+        <w:tc>
+          <w:tcPr>
+            <w:tcW w:type="dxa" w:w="2160"/>
+          </w:tcPr>
+          <w:p>
+            <w:pPr>
+              <w:spacing w:line="240" w:lineRule="auto"/>
+              <w:jc w:val="left"/>
+            </w:pPr>
+            <w:r/>
+            <w:r>
+              <w:rPr>
+                <w:b w:val="0"/>
+                <w:i w:val="0"/>
+                <w:sz w:val="22"/>
+              </w:rPr>
+              <w:t>proteome, CDS or genome</w:t>
+            </w:r>
+          </w:p>
+        </w:tc>
+        <w:tc>
+          <w:tcPr>
+            <w:tcW w:type="dxa" w:w="2160"/>
+          </w:tcPr>
+          <w:p>
+            <w:pPr>
+              <w:spacing w:line="240" w:lineRule="auto"/>
+              <w:jc w:val="left"/>
+            </w:pPr>
+            <w:r/>
+            <w:r>
+              <w:rPr>
+                <w:b w:val="0"/>
+                <w:i w:val="0"/>
+                <w:sz w:val="22"/>
+              </w:rPr>
+              <w:t>bacterial proteome + Gram</w:t>
+            </w:r>
+          </w:p>
+        </w:tc>
+        <w:tc>
+          <w:tcPr>
+            <w:tcW w:type="dxa" w:w="2160"/>
+          </w:tcPr>
+          <w:p>
+            <w:pPr>
+              <w:spacing w:line="240" w:lineRule="auto"/>
+              <w:jc w:val="left"/>
+            </w:pPr>
+            <w:r/>
+            <w:r>
+              <w:rPr>
+                <w:b w:val="0"/>
+                <w:i w:val="0"/>
+                <w:sz w:val="22"/>
+              </w:rPr>
+              <w:t>protein proteome</w:t>
+            </w:r>
+          </w:p>
+        </w:tc>
+      </w:tr>
+      <w:tr>
+        <w:tc>
+          <w:tcPr>
+            <w:tcW w:type="dxa" w:w="2160"/>
+          </w:tcPr>
+          <w:p>
+            <w:pPr>
+              <w:spacing w:line="240" w:lineRule="auto"/>
+              <w:jc w:val="left"/>
+            </w:pPr>
+            <w:r/>
+            <w:r>
+              <w:rPr>
+                <w:b w:val="0"/>
+                <w:i w:val="0"/>
+                <w:sz w:val="22"/>
+              </w:rPr>
+              <w:t>Applicable to viruses</w:t>
+            </w:r>
+          </w:p>
+        </w:tc>
+        <w:tc>
+          <w:tcPr>
+            <w:tcW w:type="dxa" w:w="2160"/>
+          </w:tcPr>
+          <w:p>
+            <w:pPr>
+              <w:spacing w:line="240" w:lineRule="auto"/>
+              <w:jc w:val="left"/>
+            </w:pPr>
+            <w:r/>
+            <w:r>
+              <w:rPr>
+                <w:b w:val="0"/>
+                <w:i w:val="0"/>
+                <w:sz w:val="22"/>
+              </w:rPr>
+              <w:t>✓</w:t>
+            </w:r>
+          </w:p>
+        </w:tc>
+        <w:tc>
+          <w:tcPr>
+            <w:tcW w:type="dxa" w:w="2160"/>
+          </w:tcPr>
+          <w:p>
+            <w:pPr>
+              <w:spacing w:line="240" w:lineRule="auto"/>
+              <w:jc w:val="left"/>
+            </w:pPr>
+            <w:r/>
+            <w:r>
+              <w:rPr>
+                <w:b w:val="0"/>
+                <w:i w:val="0"/>
+                <w:sz w:val="22"/>
+              </w:rPr>
+              <w:t>✗</w:t>
+            </w:r>
+          </w:p>
+        </w:tc>
+        <w:tc>
+          <w:tcPr>
+            <w:tcW w:type="dxa" w:w="2160"/>
+          </w:tcPr>
+          <w:p>
+            <w:pPr>
+              <w:spacing w:line="240" w:lineRule="auto"/>
+              <w:jc w:val="left"/>
+            </w:pPr>
+            <w:r/>
+            <w:r>
+              <w:rPr>
+                <w:b w:val="0"/>
+                <w:i w:val="0"/>
+                <w:sz w:val="22"/>
+              </w:rPr>
+              <w:t>limited</w:t>
+            </w:r>
+          </w:p>
+        </w:tc>
+      </w:tr>
+      <w:tr>
+        <w:tc>
+          <w:tcPr>
+            <w:tcW w:type="dxa" w:w="2160"/>
+          </w:tcPr>
+          <w:p>
+            <w:pPr>
+              <w:spacing w:line="240" w:lineRule="auto"/>
+              <w:jc w:val="left"/>
+            </w:pPr>
+            <w:r/>
+            <w:r>
+              <w:rPr>
+                <w:b w:val="0"/>
+                <w:i w:val="0"/>
+                <w:sz w:val="22"/>
+              </w:rPr>
+              <w:t>Antigen ranking</w:t>
+            </w:r>
+          </w:p>
+        </w:tc>
+        <w:tc>
+          <w:tcPr>
+            <w:tcW w:type="dxa" w:w="2160"/>
+          </w:tcPr>
+          <w:p>
+            <w:pPr>
+              <w:spacing w:line="240" w:lineRule="auto"/>
+              <w:jc w:val="left"/>
+            </w:pPr>
+            <w:r/>
+            <w:r>
+              <w:rPr>
+                <w:b w:val="0"/>
+                <w:i w:val="0"/>
+                <w:sz w:val="22"/>
+              </w:rPr>
+              <w:t>✓</w:t>
+            </w:r>
+          </w:p>
+        </w:tc>
+        <w:tc>
+          <w:tcPr>
+            <w:tcW w:type="dxa" w:w="2160"/>
+          </w:tcPr>
+          <w:p>
+            <w:pPr>
+              <w:spacing w:line="240" w:lineRule="auto"/>
+              <w:jc w:val="left"/>
+            </w:pPr>
+            <w:r/>
+            <w:r>
+              <w:rPr>
+                <w:b w:val="0"/>
+                <w:i w:val="0"/>
+                <w:sz w:val="22"/>
+              </w:rPr>
+              <w:t>✓</w:t>
+            </w:r>
+          </w:p>
+        </w:tc>
+        <w:tc>
+          <w:tcPr>
+            <w:tcW w:type="dxa" w:w="2160"/>
+          </w:tcPr>
+          <w:p>
+            <w:pPr>
+              <w:spacing w:line="240" w:lineRule="auto"/>
+              <w:jc w:val="left"/>
+            </w:pPr>
+            <w:r/>
+            <w:r>
+              <w:rPr>
+                <w:b w:val="0"/>
+                <w:i w:val="0"/>
+                <w:sz w:val="22"/>
+              </w:rPr>
+              <w:t>✓</w:t>
+            </w:r>
+          </w:p>
+        </w:tc>
+      </w:tr>
+      <w:tr>
+        <w:tc>
+          <w:tcPr>
+            <w:tcW w:type="dxa" w:w="2160"/>
+          </w:tcPr>
+          <w:p>
+            <w:pPr>
+              <w:spacing w:line="240" w:lineRule="auto"/>
+              <w:jc w:val="left"/>
+            </w:pPr>
+            <w:r/>
+            <w:r>
+              <w:rPr>
+                <w:b w:val="0"/>
+                <w:i w:val="0"/>
+                <w:sz w:val="22"/>
+              </w:rPr>
+              <w:t>Keeps virulence-database-negative antigens</w:t>
+            </w:r>
+          </w:p>
+        </w:tc>
+        <w:tc>
+          <w:tcPr>
+            <w:tcW w:type="dxa" w:w="2160"/>
+          </w:tcPr>
+          <w:p>
+            <w:pPr>
+              <w:spacing w:line="240" w:lineRule="auto"/>
+              <w:jc w:val="left"/>
+            </w:pPr>
+            <w:r/>
+            <w:r>
+              <w:rPr>
+                <w:b w:val="0"/>
+                <w:i w:val="0"/>
+                <w:sz w:val="22"/>
+              </w:rPr>
+              <w:t>✓</w:t>
+            </w:r>
+          </w:p>
+        </w:tc>
+        <w:tc>
+          <w:tcPr>
+            <w:tcW w:type="dxa" w:w="2160"/>
+          </w:tcPr>
+          <w:p>
+            <w:pPr>
+              <w:spacing w:line="240" w:lineRule="auto"/>
+              <w:jc w:val="left"/>
+            </w:pPr>
+            <w:r/>
+            <w:r>
+              <w:rPr>
+                <w:b w:val="0"/>
+                <w:i w:val="0"/>
+                <w:sz w:val="22"/>
+              </w:rPr>
+              <w:t>✗</w:t>
+            </w:r>
+          </w:p>
+        </w:tc>
+        <w:tc>
+          <w:tcPr>
+            <w:tcW w:type="dxa" w:w="2160"/>
+          </w:tcPr>
+          <w:p>
+            <w:pPr>
+              <w:spacing w:line="240" w:lineRule="auto"/>
+              <w:jc w:val="left"/>
+            </w:pPr>
+            <w:r/>
+            <w:r>
+              <w:rPr>
+                <w:b w:val="0"/>
+                <w:i w:val="0"/>
+                <w:sz w:val="22"/>
+              </w:rPr>
+              <w:t>✓</w:t>
+            </w:r>
+          </w:p>
+        </w:tc>
+      </w:tr>
+      <w:tr>
+        <w:tc>
+          <w:tcPr>
+            <w:tcW w:type="dxa" w:w="2160"/>
+          </w:tcPr>
+          <w:p>
+            <w:pPr>
+              <w:spacing w:line="240" w:lineRule="auto"/>
+              <w:jc w:val="left"/>
+            </w:pPr>
+            <w:r/>
+            <w:r>
+              <w:rPr>
+                <w:b w:val="0"/>
+                <w:i w:val="0"/>
+                <w:sz w:val="22"/>
+              </w:rPr>
+              <w:t>Host-specific MHC epitopes</w:t>
+            </w:r>
+          </w:p>
+        </w:tc>
+        <w:tc>
+          <w:tcPr>
+            <w:tcW w:type="dxa" w:w="2160"/>
+          </w:tcPr>
+          <w:p>
+            <w:pPr>
+              <w:spacing w:line="240" w:lineRule="auto"/>
+              <w:jc w:val="left"/>
+            </w:pPr>
+            <w:r/>
+            <w:r>
+              <w:rPr>
+                <w:b w:val="0"/>
+                <w:i w:val="0"/>
+                <w:sz w:val="22"/>
+              </w:rPr>
+              <w:t>✓</w:t>
+            </w:r>
+          </w:p>
+        </w:tc>
+        <w:tc>
+          <w:tcPr>
+            <w:tcW w:type="dxa" w:w="2160"/>
+          </w:tcPr>
+          <w:p>
+            <w:pPr>
+              <w:spacing w:line="240" w:lineRule="auto"/>
+              <w:jc w:val="left"/>
+            </w:pPr>
+            <w:r/>
+            <w:r>
+              <w:rPr>
+                <w:b w:val="0"/>
+                <w:i w:val="0"/>
+                <w:sz w:val="22"/>
+              </w:rPr>
+              <w:t>✗</w:t>
+            </w:r>
+          </w:p>
+        </w:tc>
+        <w:tc>
+          <w:tcPr>
+            <w:tcW w:type="dxa" w:w="2160"/>
+          </w:tcPr>
+          <w:p>
+            <w:pPr>
+              <w:spacing w:line="240" w:lineRule="auto"/>
+              <w:jc w:val="left"/>
+            </w:pPr>
+            <w:r/>
+            <w:r>
+              <w:rPr>
+                <w:b w:val="0"/>
+                <w:i w:val="0"/>
+                <w:sz w:val="22"/>
+              </w:rPr>
+              <w:t>✗</w:t>
+            </w:r>
+          </w:p>
+        </w:tc>
+      </w:tr>
+      <w:tr>
+        <w:tc>
+          <w:tcPr>
+            <w:tcW w:type="dxa" w:w="2160"/>
+          </w:tcPr>
+          <w:p>
+            <w:pPr>
+              <w:spacing w:line="240" w:lineRule="auto"/>
+              <w:jc w:val="left"/>
+            </w:pPr>
+            <w:r/>
+            <w:r>
+              <w:rPr>
+                <w:b w:val="0"/>
+                <w:i w:val="0"/>
+                <w:sz w:val="22"/>
+              </w:rPr>
+              <w:t>B-cell and T-cell epitope output</w:t>
+            </w:r>
+          </w:p>
+        </w:tc>
+        <w:tc>
+          <w:tcPr>
+            <w:tcW w:type="dxa" w:w="2160"/>
+          </w:tcPr>
+          <w:p>
+            <w:pPr>
+              <w:spacing w:line="240" w:lineRule="auto"/>
+              <w:jc w:val="left"/>
+            </w:pPr>
+            <w:r/>
+            <w:r>
+              <w:rPr>
+                <w:b w:val="0"/>
+                <w:i w:val="0"/>
+                <w:sz w:val="22"/>
+              </w:rPr>
+              <w:t>✓</w:t>
+            </w:r>
+          </w:p>
+        </w:tc>
+        <w:tc>
+          <w:tcPr>
+            <w:tcW w:type="dxa" w:w="2160"/>
+          </w:tcPr>
+          <w:p>
+            <w:pPr>
+              <w:spacing w:line="240" w:lineRule="auto"/>
+              <w:jc w:val="left"/>
+            </w:pPr>
+            <w:r/>
+            <w:r>
+              <w:rPr>
+                <w:b w:val="0"/>
+                <w:i w:val="0"/>
+                <w:sz w:val="22"/>
+              </w:rPr>
+              <w:t>✗</w:t>
+            </w:r>
+          </w:p>
+        </w:tc>
+        <w:tc>
+          <w:tcPr>
+            <w:tcW w:type="dxa" w:w="2160"/>
+          </w:tcPr>
+          <w:p>
+            <w:pPr>
+              <w:spacing w:line="240" w:lineRule="auto"/>
+              <w:jc w:val="left"/>
+            </w:pPr>
+            <w:r/>
+            <w:r>
+              <w:rPr>
+                <w:b w:val="0"/>
+                <w:i w:val="0"/>
+                <w:sz w:val="22"/>
+              </w:rPr>
+              <w:t>✗</w:t>
+            </w:r>
+          </w:p>
+        </w:tc>
+      </w:tr>
+      <w:tr>
+        <w:tc>
+          <w:tcPr>
+            <w:tcW w:type="dxa" w:w="2160"/>
+          </w:tcPr>
+          <w:p>
+            <w:pPr>
+              <w:spacing w:line="240" w:lineRule="auto"/>
+              <w:jc w:val="left"/>
+            </w:pPr>
+            <w:r/>
+            <w:r>
+              <w:rPr>
+                <w:b w:val="0"/>
+                <w:i w:val="0"/>
+                <w:sz w:val="22"/>
+              </w:rPr>
+              <w:t>Multi-epitope construct</w:t>
+            </w:r>
+          </w:p>
+        </w:tc>
+        <w:tc>
+          <w:tcPr>
+            <w:tcW w:type="dxa" w:w="2160"/>
+          </w:tcPr>
+          <w:p>
+            <w:pPr>
+              <w:spacing w:line="240" w:lineRule="auto"/>
+              <w:jc w:val="left"/>
+            </w:pPr>
+            <w:r/>
+            <w:r>
+              <w:rPr>
+                <w:b w:val="0"/>
+                <w:i w:val="0"/>
+                <w:sz w:val="22"/>
+              </w:rPr>
+              <w:t>✓</w:t>
+            </w:r>
+          </w:p>
+        </w:tc>
+        <w:tc>
+          <w:tcPr>
+            <w:tcW w:type="dxa" w:w="2160"/>
+          </w:tcPr>
+          <w:p>
+            <w:pPr>
+              <w:spacing w:line="240" w:lineRule="auto"/>
+              <w:jc w:val="left"/>
+            </w:pPr>
+            <w:r/>
+            <w:r>
+              <w:rPr>
+                <w:b w:val="0"/>
+                <w:i w:val="0"/>
+                <w:sz w:val="22"/>
+              </w:rPr>
+              <w:t>✗</w:t>
+            </w:r>
+          </w:p>
+        </w:tc>
+        <w:tc>
+          <w:tcPr>
+            <w:tcW w:type="dxa" w:w="2160"/>
+          </w:tcPr>
+          <w:p>
+            <w:pPr>
+              <w:spacing w:line="240" w:lineRule="auto"/>
+              <w:jc w:val="left"/>
+            </w:pPr>
+            <w:r/>
+            <w:r>
+              <w:rPr>
+                <w:b w:val="0"/>
+                <w:i w:val="0"/>
+                <w:sz w:val="22"/>
+              </w:rPr>
+              <w:t>✗</w:t>
+            </w:r>
+          </w:p>
+        </w:tc>
+      </w:tr>
+      <w:tr>
+        <w:tc>
+          <w:tcPr>
+            <w:tcW w:type="dxa" w:w="2160"/>
+          </w:tcPr>
+          <w:p>
+            <w:pPr>
+              <w:spacing w:line="240" w:lineRule="auto"/>
+              <w:jc w:val="left"/>
+            </w:pPr>
+            <w:r/>
+            <w:r>
+              <w:rPr>
+                <w:b w:val="0"/>
+                <w:i w:val="0"/>
+                <w:sz w:val="22"/>
+              </w:rPr>
+              <w:t>In silico immunisation</w:t>
+            </w:r>
+          </w:p>
+        </w:tc>
+        <w:tc>
+          <w:tcPr>
+            <w:tcW w:type="dxa" w:w="2160"/>
+          </w:tcPr>
+          <w:p>
+            <w:pPr>
+              <w:spacing w:line="240" w:lineRule="auto"/>
+              <w:jc w:val="left"/>
+            </w:pPr>
+            <w:r/>
+            <w:r>
+              <w:rPr>
+                <w:b w:val="0"/>
+                <w:i w:val="0"/>
+                <w:sz w:val="22"/>
+              </w:rPr>
+              <w:t>✓</w:t>
+            </w:r>
+          </w:p>
+        </w:tc>
+        <w:tc>
+          <w:tcPr>
+            <w:tcW w:type="dxa" w:w="2160"/>
+          </w:tcPr>
+          <w:p>
+            <w:pPr>
+              <w:spacing w:line="240" w:lineRule="auto"/>
+              <w:jc w:val="left"/>
+            </w:pPr>
+            <w:r/>
+            <w:r>
+              <w:rPr>
+                <w:b w:val="0"/>
+                <w:i w:val="0"/>
+                <w:sz w:val="22"/>
+              </w:rPr>
+              <w:t>✗</w:t>
+            </w:r>
+          </w:p>
+        </w:tc>
+        <w:tc>
+          <w:tcPr>
+            <w:tcW w:type="dxa" w:w="2160"/>
+          </w:tcPr>
+          <w:p>
+            <w:pPr>
+              <w:spacing w:line="240" w:lineRule="auto"/>
+              <w:jc w:val="left"/>
+            </w:pPr>
+            <w:r/>
+            <w:r>
+              <w:rPr>
+                <w:b w:val="0"/>
+                <w:i w:val="0"/>
+                <w:sz w:val="22"/>
+              </w:rPr>
+              <w:t>✗</w:t>
+            </w:r>
+          </w:p>
+        </w:tc>
+      </w:tr>
+      <w:tr>
+        <w:tc>
+          <w:tcPr>
+            <w:tcW w:type="dxa" w:w="2160"/>
+          </w:tcPr>
+          <w:p>
+            <w:pPr>
+              <w:spacing w:line="240" w:lineRule="auto"/>
+              <w:jc w:val="left"/>
+            </w:pPr>
+            <w:r/>
+            <w:r>
+              <w:rPr>
+                <w:b w:val="0"/>
+                <w:i w:val="0"/>
+                <w:sz w:val="22"/>
+              </w:rPr>
+              <w:t>Primary output</w:t>
+            </w:r>
+          </w:p>
+        </w:tc>
+        <w:tc>
+          <w:tcPr>
+            <w:tcW w:type="dxa" w:w="2160"/>
+          </w:tcPr>
+          <w:p>
+            <w:pPr>
+              <w:spacing w:line="240" w:lineRule="auto"/>
+              <w:jc w:val="left"/>
+            </w:pPr>
+            <w:r/>
+            <w:r>
+              <w:rPr>
+                <w:b w:val="0"/>
+                <w:i w:val="0"/>
+                <w:sz w:val="22"/>
+              </w:rPr>
+              <w:t>ranked antigens, epitopes and construct</w:t>
+            </w:r>
+          </w:p>
+        </w:tc>
+        <w:tc>
+          <w:tcPr>
+            <w:tcW w:type="dxa" w:w="2160"/>
+          </w:tcPr>
+          <w:p>
+            <w:pPr>
+              <w:spacing w:line="240" w:lineRule="auto"/>
+              <w:jc w:val="left"/>
+            </w:pPr>
+            <w:r/>
+            <w:r>
+              <w:rPr>
+                <w:b w:val="0"/>
+                <w:i w:val="0"/>
+                <w:sz w:val="22"/>
+              </w:rPr>
+              <w:t>shortlist of candidate proteins</w:t>
+            </w:r>
+          </w:p>
+        </w:tc>
+        <w:tc>
+          <w:tcPr>
+            <w:tcW w:type="dxa" w:w="2160"/>
+          </w:tcPr>
+          <w:p>
+            <w:pPr>
+              <w:spacing w:line="240" w:lineRule="auto"/>
+              <w:jc w:val="left"/>
+            </w:pPr>
+            <w:r/>
+            <w:r>
+              <w:rPr>
+                <w:b w:val="0"/>
+                <w:i w:val="0"/>
+                <w:sz w:val="22"/>
+              </w:rPr>
+              <w:t>protegenicity score per protein</w:t>
+            </w:r>
+          </w:p>
+        </w:tc>
+      </w:tr>
+    </w:tbl>
+    <w:p/>
     <w:p>
       <w:r>
         <w:rPr>
@@ -438,17 +1338,25 @@
           <w:i w:val="0"/>
           <w:sz w:val="24"/>
         </w:rPr>
-        <w:t xml:space="preserve"> (strain MC58, proteome UP000000425), with the four 4CMenB antigens as ground truth. On an expanded 204-protein set (four protective plus 200 background, fixed seed), VaxForge recovered all four antigens (recall 4 of 4; 68 candidates; fold enrichment 3.12; Fisher exact p = 0.012), ranking PorA first, factor H binding protein third, the Heparin Binding Antigen sixth and adhesin A eighth. Vaxign-ML also recovered all four (59 candidates), whereas NERVE 2.0 recovered only PorA (recall 1 of 4). The same pattern held on a compact 64-protein set and on the full 2,003-protein proteome for the two faster tools (Table 1; Figures 1 and 2). The decisive case is the Heparin Binding Antigen, which is virulence-database negative: VaxForge retained it through the soft funnel, while NERVE 2.0 removed it under its hard selection step. That an independent machine-learning tool, Vaxign-ML, reached the same 4 of 4 recall indicates the behaviour is a property of soft filtering rather than a single-tool artefact.</w:t>
+        <w:t xml:space="preserve"> (strain MC58, proteome UP000000425), with the four 4CMenB antigens as ground truth. On an expanded 204-protein set (four protective plus 200 background, fixed seed), VaxForge recovered all four antigens (recall 4 of 4; 68 candidates; fold enrichment 3.12; Fisher exact p = 0.012), ranking PorA first, factor H binding protein third, the Heparin Binding Antigen sixth and adhesin A eighth. Vaxign-ML also recovered all four (59 candidates), whereas NERVE 2.0 recovered only PorA (recall 1 of 4). The same pattern held on a compact 64-protein set and on the full 2,003-protein proteome for the two faster tools (Table 2; Figures 1 and 2). The decisive case is the Heparin Binding Antigen, which is virulence-database negative: VaxForge retained it through the soft funnel, while NERVE 2.0 removed it under its hard selection step. That an independent machine-learning tool, Vaxign-ML, reached the same 4 of 4 recall indicates the behaviour is a property of soft filtering rather than a single-tool artefact.</w:t>
       </w:r>
     </w:p>
     <w:p>
       <w:r>
         <w:rPr>
-          <w:b w:val="0"/>
-          <w:i/>
+          <w:b/>
+          <w:i w:val="0"/>
           <w:sz w:val="24"/>
         </w:rPr>
-        <w:t>Table 1. Meningococcal head-to-head across three input scales (default parameters, identical input).</w:t>
+        <w:t>Table 2.</w:t>
+      </w:r>
+      <w:r>
+        <w:rPr>
+          <w:b w:val="0"/>
+          <w:i w:val="0"/>
+          <w:sz w:val="24"/>
+        </w:rPr>
+        <w:t xml:space="preserve"> Meningococcal head-to-head across three input scales (default parameters, identical input).</w:t>
       </w:r>
     </w:p>
     <w:tbl>
@@ -1353,7 +2261,7 @@
           <w:i w:val="0"/>
           <w:sz w:val="24"/>
         </w:rPr>
-        <w:t xml:space="preserve"> To move beyond a single exemplar we ran three additional zoonotic bacteria at full proteome scale, chosen for increasing genome size and Gram balance (Table 2). VaxForge recovered 5 of 5 for </w:t>
+        <w:t xml:space="preserve"> To move beyond a single exemplar we ran three additional zoonotic bacteria at full proteome scale, chosen for increasing genome size and Gram balance (Table 3). VaxForge recovered 5 of 5 for </w:t>
       </w:r>
       <w:r>
         <w:rPr>
@@ -1423,11 +2331,19 @@
     <w:p>
       <w:r>
         <w:rPr>
-          <w:b w:val="0"/>
-          <w:i/>
+          <w:b/>
+          <w:i w:val="0"/>
           <w:sz w:val="24"/>
         </w:rPr>
-        <w:t>Table 2. Three-bacterium head-to-head at full proteome scale, with five protective antigens each.</w:t>
+        <w:t>Table 3.</w:t>
+      </w:r>
+      <w:r>
+        <w:rPr>
+          <w:b w:val="0"/>
+          <w:i w:val="0"/>
+          <w:sz w:val="24"/>
+        </w:rPr>
+        <w:t xml:space="preserve"> Three-bacterium head-to-head at full proteome scale, with five protective antigens each.</w:t>
       </w:r>
     </w:p>
     <w:tbl>
@@ -2723,17 +3639,25 @@
           <w:i w:val="0"/>
           <w:sz w:val="24"/>
         </w:rPr>
-        <w:t xml:space="preserve"> VaxForge draws binding predictions from curated allele panels for four hosts, human, mouse, bovine and pig (Table 3), taken from IMGT/HLA for human and IPD-MHC for the others. For human, mouse and bovine, both class I and class II run on real NetMHCpan and NetMHCIIpan models, including the BoLA-DRB3 class II panel for cattle; pig class I is real while its class II rests on a single validated allele. The panels are representative subsets rather than the complete databases, and invalid allele names are dropped at runtime, so the reported epitopes are conservative.</w:t>
+        <w:t xml:space="preserve"> VaxForge draws binding predictions from curated allele panels for four hosts, human, mouse, bovine and pig (Table 4), taken from IMGT/HLA for human and IPD-MHC for the others. For human, mouse and bovine, both class I and class II run on real NetMHCpan and NetMHCIIpan models, including the BoLA-DRB3 class II panel for cattle; pig class I is real while its class II rests on a single validated allele. The panels are representative subsets rather than the complete databases, and invalid allele names are dropped at runtime, so the reported epitopes are conservative.</w:t>
       </w:r>
     </w:p>
     <w:p>
       <w:r>
         <w:rPr>
-          <w:b w:val="0"/>
-          <w:i/>
+          <w:b/>
+          <w:i w:val="0"/>
           <w:sz w:val="24"/>
         </w:rPr>
-        <w:t>Table 3. Host allele panels used for epitope prediction (representative subsets; full panels in `config/hosts.yaml`).</w:t>
+        <w:t>Table 4.</w:t>
+      </w:r>
+      <w:r>
+        <w:rPr>
+          <w:b w:val="0"/>
+          <w:i w:val="0"/>
+          <w:sz w:val="24"/>
+        </w:rPr>
+        <w:t xml:space="preserve"> Host allele panels used for epitope prediction (representative subsets; full panels in `config/hosts.yaml`).</w:t>
       </w:r>
     </w:p>
     <w:tbl>
@@ -3167,17 +4091,73 @@
           <w:i w:val="0"/>
           <w:sz w:val="24"/>
         </w:rPr>
-        <w:t>The viral arm was built to exercise this host-specific presentation. Using rabies virus (RefSeq NC_001542), whose glycoprotein G is the only structural protein that elicits neutralising, protective antibodies (Cox et al., 1977), VaxForge ranked G second of five proteins and, more importantly, produced different bound-epitope sets for each of four natural mammalian hosts (glycoprotein G: 8 epitopes in mouse, 7 in human, 7 in bovine, 5 in pig). Pairwise host overlap of the glycoprotein G epitopes was well below unity (Table 4), so the choice of host materially changed the predicted repertoire. Two further four-host viruses reproduced the effect: vesicular stomatitis virus, a rhabdovirus relative of rabies, again placed glycoprotein G at rank 2 of 5 with human and pig overlap as low as 0.33, and encephalomyocarditis virus placed capsid VP1 at rank 3 of 11 with no shared epitopes at all between bovine and pig. NERVE 2.0 is bacterial only and Vaxign-ML has no host dimension (it ranked rabies glycoprotein G fourth of five with no host resolution), so this capability is unique to VaxForge among the three. Because rabies presents a single protective antigen, the rank statistic here is descriptive rather than inferential (permutation p = 0.40, n = 1), and population-coverage data were reported as unavailable for non-human hosts rather than imputed.</w:t>
+        <w:t xml:space="preserve">The viral arm was built to exercise this host-specific presentation. Using rabies virus (species </w:t>
       </w:r>
-    </w:p>
-    <w:p>
       <w:r>
         <w:rPr>
           <w:b w:val="0"/>
           <w:i/>
           <w:sz w:val="24"/>
         </w:rPr>
-        <w:t>Table 4. Host-specific epitope resolution across three four-host viruses (VaxForge).</w:t>
+        <w:t>Lyssavirus rabies</w:t>
+      </w:r>
+      <w:r>
+        <w:rPr>
+          <w:b w:val="0"/>
+          <w:i w:val="0"/>
+          <w:sz w:val="24"/>
+        </w:rPr>
+        <w:t>; RefSeq NC_001542), whose glycoprotein G is the only structural protein that elicits neutralising, protective antibodies (Cox et al., 1977), VaxForge ranked G second of five proteins and, more importantly, produced different bound-epitope sets for each of four natural mammalian hosts (glycoprotein G: 8 epitopes in mouse, 7 in human, 7 in bovine, 5 in pig). Pairwise host overlap of the glycoprotein G epitopes was well below unity (Table 5), so the choice of host materially changed the predicted repertoire. Two further four-host viruses reproduced the effect: vesicular stomatitis Indiana virus (</w:t>
+      </w:r>
+      <w:r>
+        <w:rPr>
+          <w:b w:val="0"/>
+          <w:i/>
+          <w:sz w:val="24"/>
+        </w:rPr>
+        <w:t>Vesiculovirus indiana</w:t>
+      </w:r>
+      <w:r>
+        <w:rPr>
+          <w:b w:val="0"/>
+          <w:i w:val="0"/>
+          <w:sz w:val="24"/>
+        </w:rPr>
+        <w:t>), a rhabdovirus relative of rabies virus, again placed glycoprotein G at rank 2 of 5 with human and pig overlap as low as 0.33, and encephalomyocarditis virus (</w:t>
+      </w:r>
+      <w:r>
+        <w:rPr>
+          <w:b w:val="0"/>
+          <w:i/>
+          <w:sz w:val="24"/>
+        </w:rPr>
+        <w:t>Cardiovirus A</w:t>
+      </w:r>
+      <w:r>
+        <w:rPr>
+          <w:b w:val="0"/>
+          <w:i w:val="0"/>
+          <w:sz w:val="24"/>
+        </w:rPr>
+        <w:t>) placed capsid VP1 at rank 3 of 11 with no shared epitopes at all between bovine and pig. NERVE 2.0 is bacterial only and Vaxign-ML has no host dimension (it ranked rabies glycoprotein G fourth of five with no host resolution), so this capability is unique to VaxForge among the three. Because rabies presents a single protective antigen, the rank statistic here is descriptive rather than inferential (permutation p = 0.40, n = 1), and population-coverage data were reported as unavailable for non-human hosts rather than imputed.</w:t>
+      </w:r>
+    </w:p>
+    <w:p>
+      <w:r>
+        <w:rPr>
+          <w:b/>
+          <w:i w:val="0"/>
+          <w:sz w:val="24"/>
+        </w:rPr>
+        <w:t>Table 5.</w:t>
+      </w:r>
+      <w:r>
+        <w:rPr>
+          <w:b w:val="0"/>
+          <w:i w:val="0"/>
+          <w:sz w:val="24"/>
+        </w:rPr>
+        <w:t xml:space="preserve"> Host-specific epitope resolution across three four-host viruses (VaxForge).</w:t>
       </w:r>
     </w:p>
     <w:tbl>
@@ -3209,7 +4189,7 @@
                 <w:i w:val="0"/>
                 <w:sz w:val="22"/>
               </w:rPr>
-              <w:t>Virus</w:t>
+              <w:t>Virus (species)</w:t>
             </w:r>
           </w:p>
         </w:tc>
@@ -3291,7 +4271,7 @@
                 <w:i w:val="0"/>
                 <w:sz w:val="22"/>
               </w:rPr>
-              <w:t>Rabies virus</w:t>
+              <w:t>Rabies virus (Lyssavirus rabies)</w:t>
             </w:r>
           </w:p>
         </w:tc>
@@ -3373,7 +4353,7 @@
                 <w:i w:val="0"/>
                 <w:sz w:val="22"/>
               </w:rPr>
-              <w:t>Vesicular stomatitis virus</w:t>
+              <w:t>Vesicular stomatitis Indiana virus (Vesiculovirus indiana)</w:t>
             </w:r>
           </w:p>
         </w:tc>
@@ -3455,7 +4435,7 @@
                 <w:i w:val="0"/>
                 <w:sz w:val="22"/>
               </w:rPr>
-              <w:t>Encephalomyocarditis virus</w:t>
+              <w:t>Encephalomyocarditis virus (Cardiovirus A)</w:t>
             </w:r>
           </w:p>
         </w:tc>
@@ -3595,7 +4575,7 @@
       <w:r>
         <w:drawing>
           <wp:inline xmlns:a="http://schemas.openxmlformats.org/drawingml/2006/main" xmlns:pic="http://schemas.openxmlformats.org/drawingml/2006/picture">
-            <wp:extent cx="5669280" cy="2591671"/>
+            <wp:extent cx="5669280" cy="2915630"/>
             <wp:docPr id="1" name="Picture 1"/>
             <wp:cNvGraphicFramePr>
               <a:graphicFrameLocks noChangeAspect="1"/>
@@ -3616,7 +4596,7 @@
                   <pic:spPr>
                     <a:xfrm>
                       <a:off x="0" y="0"/>
-                      <a:ext cx="5669280" cy="2591671"/>
+                      <a:ext cx="5669280" cy="2915630"/>
                     </a:xfrm>
                     <a:prstGeom prst="rect"/>
                   </pic:spPr>
@@ -3630,11 +4610,11 @@
     <w:p>
       <w:r>
         <w:rPr>
-          <w:b w:val="0"/>
-          <w:i/>
+          <w:b/>
+          <w:i w:val="0"/>
           <w:sz w:val="24"/>
         </w:rPr>
-        <w:t>Figure 1. VaxForge and Vaxign-ML recover all four licensed meningococcal antigens, whereas NERVE 2.0 recovers only PorA.</w:t>
+        <w:t>Figure 1.</w:t>
       </w:r>
       <w:r>
         <w:rPr>
@@ -3642,7 +4622,7 @@
           <w:i w:val="0"/>
           <w:sz w:val="24"/>
         </w:rPr>
-        <w:t xml:space="preserve"> Antigen-by-tool recovery matrix for the four 4CMenB antigens; filled cells mark recovered antigens and the red cells mark antigens discarded by the NERVE 2.0 selection step. Recall and candidate counts are computed under default parameters on identical input.</w:t>
+        <w:t xml:space="preserve"> VaxForge and Vaxign-ML recover all four licensed meningococcal antigens, whereas NERVE 2.0 recovers only PorA. Antigen-by-tool recovery matrix for the four 4CMenB antigens; green cells mark recovered antigens with their rank and red cells mark antigens eliminated by the NERVE 2.0 selection step. Recall and candidate counts were computed under default parameters on identical input.</w:t>
       </w:r>
     </w:p>
     <w:p>
@@ -3652,7 +4632,7 @@
       <w:r>
         <w:drawing>
           <wp:inline xmlns:a="http://schemas.openxmlformats.org/drawingml/2006/main" xmlns:pic="http://schemas.openxmlformats.org/drawingml/2006/picture">
-            <wp:extent cx="5669280" cy="3779520"/>
+            <wp:extent cx="5669280" cy="3968496"/>
             <wp:docPr id="2" name="Picture 2"/>
             <wp:cNvGraphicFramePr>
               <a:graphicFrameLocks noChangeAspect="1"/>
@@ -3673,7 +4653,7 @@
                   <pic:spPr>
                     <a:xfrm>
                       <a:off x="0" y="0"/>
-                      <a:ext cx="5669280" cy="3779520"/>
+                      <a:ext cx="5669280" cy="3968496"/>
                     </a:xfrm>
                     <a:prstGeom prst="rect"/>
                   </pic:spPr>
@@ -3687,11 +4667,11 @@
     <w:p>
       <w:r>
         <w:rPr>
-          <w:b w:val="0"/>
-          <w:i/>
+          <w:b/>
+          <w:i w:val="0"/>
           <w:sz w:val="24"/>
         </w:rPr>
-        <w:t>Figure 2. Recall over known antigens separates the tools more clearly than area-under-curve.</w:t>
+        <w:t>Figure 2.</w:t>
       </w:r>
       <w:r>
         <w:rPr>
@@ -3699,7 +4679,7 @@
           <w:i w:val="0"/>
           <w:sz w:val="24"/>
         </w:rPr>
-        <w:t xml:space="preserve"> Per-tool recall of the four meningococcal antigens with secondary AUC annotation; AUC carries a small-sample caveat and is not used as the headline metric (n = 4 positives).</w:t>
+        <w:t xml:space="preserve"> Recall over known antigens separates the tools more clearly than area-under-curve. Per-tool recall of the four meningococcal antigens with secondary AUC annotation; AUC carries a small-sample caveat and is not used as the headline metric (n = 4 positives).</w:t>
       </w:r>
     </w:p>
     <w:p>
@@ -3709,7 +4689,7 @@
       <w:r>
         <w:drawing>
           <wp:inline xmlns:a="http://schemas.openxmlformats.org/drawingml/2006/main" xmlns:pic="http://schemas.openxmlformats.org/drawingml/2006/picture">
-            <wp:extent cx="5669280" cy="4074795"/>
+            <wp:extent cx="5669280" cy="3887506"/>
             <wp:docPr id="3" name="Picture 3"/>
             <wp:cNvGraphicFramePr>
               <a:graphicFrameLocks noChangeAspect="1"/>
@@ -3730,7 +4710,7 @@
                   <pic:spPr>
                     <a:xfrm>
                       <a:off x="0" y="0"/>
-                      <a:ext cx="5669280" cy="4074795"/>
+                      <a:ext cx="5669280" cy="3887506"/>
                     </a:xfrm>
                     <a:prstGeom prst="rect"/>
                   </pic:spPr>
@@ -3744,11 +4724,11 @@
     <w:p>
       <w:r>
         <w:rPr>
-          <w:b w:val="0"/>
-          <w:i/>
+          <w:b/>
+          <w:i w:val="0"/>
           <w:sz w:val="24"/>
         </w:rPr>
-        <w:t>Figure 3. High fold enrichment tracks selectivity, not recall.</w:t>
+        <w:t>Figure 3.</w:t>
       </w:r>
       <w:r>
         <w:rPr>
@@ -3756,7 +4736,7 @@
           <w:i w:val="0"/>
           <w:sz w:val="24"/>
         </w:rPr>
-        <w:t xml:space="preserve"> Fold enrichment against recall for the three tools on the 204-protein set (filled points) and the full proteome (open points); the dashed line marks the published NERVE 2.0 fold value of 16.6. NERVE 2.0 sits at high fold and low recall, while VaxForge and Vaxign-ML sit at full recall and moderate fold.</w:t>
+        <w:t xml:space="preserve"> High fold enrichment tracks selectivity, not recall. Fold enrichment against recall for the three tools on the 204-protein set (filled circles) and the full proteome (open squares); the inset magnifies the full-recall cluster, where VaxForge and Vaxign-ML sit at moderate fold, and the dashed line marks the published NERVE 2.0 fold value of 16.6. NERVE 2.0 sits at high fold and low recall.</w:t>
       </w:r>
     </w:p>
     <w:p>
@@ -3766,7 +4746,7 @@
       <w:r>
         <w:drawing>
           <wp:inline xmlns:a="http://schemas.openxmlformats.org/drawingml/2006/main" xmlns:pic="http://schemas.openxmlformats.org/drawingml/2006/picture">
-            <wp:extent cx="5669280" cy="4762195"/>
+            <wp:extent cx="5669280" cy="4829387"/>
             <wp:docPr id="4" name="Picture 4"/>
             <wp:cNvGraphicFramePr>
               <a:graphicFrameLocks noChangeAspect="1"/>
@@ -3787,7 +4767,7 @@
                   <pic:spPr>
                     <a:xfrm>
                       <a:off x="0" y="0"/>
-                      <a:ext cx="5669280" cy="4762195"/>
+                      <a:ext cx="5669280" cy="4829387"/>
                     </a:xfrm>
                     <a:prstGeom prst="rect"/>
                   </pic:spPr>
@@ -3801,11 +4781,11 @@
     <w:p>
       <w:r>
         <w:rPr>
-          <w:b w:val="0"/>
-          <w:i/>
+          <w:b/>
+          <w:i w:val="0"/>
           <w:sz w:val="24"/>
         </w:rPr>
-        <w:t>Figure 4. Host selection reshapes the rabies glycoprotein G epitope repertoire.</w:t>
+        <w:t>Figure 4.</w:t>
       </w:r>
       <w:r>
         <w:rPr>
@@ -3813,7 +4793,7 @@
           <w:i w:val="0"/>
           <w:sz w:val="24"/>
         </w:rPr>
-        <w:t xml:space="preserve"> Pairwise Jaccard overlap of glycoprotein G class I epitopes across human, bovine, mouse and pig; values below one indicate that the predicted repertoire depends on the chosen host.</w:t>
+        <w:t xml:space="preserve"> Host selection reshapes the rabies glycoprotein G epitope repertoire. Pairwise Jaccard overlap of glycoprotein G class I epitopes across human, bovine, mouse and pig; values below one indicate that the predicted repertoire depends on the chosen host.</w:t>
       </w:r>
     </w:p>
     <w:p>
@@ -3823,7 +4803,7 @@
       <w:r>
         <w:drawing>
           <wp:inline xmlns:a="http://schemas.openxmlformats.org/drawingml/2006/main" xmlns:pic="http://schemas.openxmlformats.org/drawingml/2006/picture">
-            <wp:extent cx="5669280" cy="3042053"/>
+            <wp:extent cx="5669280" cy="3180328"/>
             <wp:docPr id="5" name="Picture 5"/>
             <wp:cNvGraphicFramePr>
               <a:graphicFrameLocks noChangeAspect="1"/>
@@ -3844,7 +4824,7 @@
                   <pic:spPr>
                     <a:xfrm>
                       <a:off x="0" y="0"/>
-                      <a:ext cx="5669280" cy="3042053"/>
+                      <a:ext cx="5669280" cy="3180328"/>
                     </a:xfrm>
                     <a:prstGeom prst="rect"/>
                   </pic:spPr>
@@ -3858,11 +4838,11 @@
     <w:p>
       <w:r>
         <w:rPr>
-          <w:b w:val="0"/>
-          <w:i/>
+          <w:b/>
+          <w:i w:val="0"/>
           <w:sz w:val="24"/>
         </w:rPr>
-        <w:t>Figure 5. The recall pattern generalises across three genome scales.</w:t>
+        <w:t>Figure 5.</w:t>
       </w:r>
       <w:r>
         <w:rPr>
@@ -3870,7 +4850,7 @@
           <w:i w:val="0"/>
           <w:sz w:val="24"/>
         </w:rPr>
-        <w:t xml:space="preserve"> Recall over five protective antigens for each tool on </w:t>
+        <w:t xml:space="preserve"> The recall pattern generalises across three genome scales. Recall over five protective antigens for each tool on </w:t>
       </w:r>
       <w:r>
         <w:rPr>
@@ -3919,16 +4899,6 @@
           <w:sz w:val="24"/>
         </w:rPr>
         <w:t xml:space="preserve"> Typhimurium at full proteome scale, with AUC annotation; VaxForge totals 14 of 15, Vaxign-ML 15 of 15 and NERVE 2.0 9 of 15.</w:t>
-      </w:r>
-    </w:p>
-    <w:p>
-      <w:r>
-        <w:rPr>
-          <w:b w:val="0"/>
-          <w:i w:val="0"/>
-          <w:sz w:val="24"/>
-        </w:rPr>
-        <w:t>Note: figure panels currently carry Turkish axis and title text; English-labelled versions can be regenerated from `make_figures.py` if required by the target journal.</w:t>
       </w:r>
     </w:p>
     <w:p>

--- a/benchmark/MANUSCRIPT.docx
+++ b/benchmark/MANUSCRIPT.docx
@@ -2229,6 +2229,120 @@
     </w:tbl>
     <w:p/>
     <w:p>
+      <w:pPr>
+        <w:jc w:val="center"/>
+      </w:pPr>
+      <w:r>
+        <w:drawing>
+          <wp:inline xmlns:a="http://schemas.openxmlformats.org/drawingml/2006/main" xmlns:pic="http://schemas.openxmlformats.org/drawingml/2006/picture">
+            <wp:extent cx="5669280" cy="2992120"/>
+            <wp:docPr id="1" name="Picture 1"/>
+            <wp:cNvGraphicFramePr>
+              <a:graphicFrameLocks noChangeAspect="1"/>
+            </wp:cNvGraphicFramePr>
+            <a:graphic>
+              <a:graphicData uri="http://schemas.openxmlformats.org/drawingml/2006/picture">
+                <pic:pic>
+                  <pic:nvPicPr>
+                    <pic:cNvPr id="0" name="fig1_antigen_recovery.png"/>
+                    <pic:cNvPicPr/>
+                  </pic:nvPicPr>
+                  <pic:blipFill>
+                    <a:blip r:embed="rId9"/>
+                    <a:stretch>
+                      <a:fillRect/>
+                    </a:stretch>
+                  </pic:blipFill>
+                  <pic:spPr>
+                    <a:xfrm>
+                      <a:off x="0" y="0"/>
+                      <a:ext cx="5669280" cy="2992120"/>
+                    </a:xfrm>
+                    <a:prstGeom prst="rect"/>
+                  </pic:spPr>
+                </pic:pic>
+              </a:graphicData>
+            </a:graphic>
+          </wp:inline>
+        </w:drawing>
+      </w:r>
+    </w:p>
+    <w:p>
+      <w:r>
+        <w:rPr>
+          <w:b/>
+          <w:i w:val="0"/>
+          <w:sz w:val="24"/>
+        </w:rPr>
+        <w:t>Figure 1.</w:t>
+      </w:r>
+      <w:r>
+        <w:rPr>
+          <w:b w:val="0"/>
+          <w:i w:val="0"/>
+          <w:sz w:val="24"/>
+        </w:rPr>
+        <w:t xml:space="preserve"> VaxForge and Vaxign-ML recover all four licensed meningococcal antigens, whereas NERVE 2.0 recovers only PorA. For each antigen, the rank it received in each tool's candidate list is shown (lower is better); a cross marks an antigen that was not recovered. Ranks and recall were computed under default parameters on identical input.</w:t>
+      </w:r>
+    </w:p>
+    <w:p>
+      <w:pPr>
+        <w:jc w:val="center"/>
+      </w:pPr>
+      <w:r>
+        <w:drawing>
+          <wp:inline xmlns:a="http://schemas.openxmlformats.org/drawingml/2006/main" xmlns:pic="http://schemas.openxmlformats.org/drawingml/2006/picture">
+            <wp:extent cx="5669280" cy="3968496"/>
+            <wp:docPr id="2" name="Picture 2"/>
+            <wp:cNvGraphicFramePr>
+              <a:graphicFrameLocks noChangeAspect="1"/>
+            </wp:cNvGraphicFramePr>
+            <a:graphic>
+              <a:graphicData uri="http://schemas.openxmlformats.org/drawingml/2006/picture">
+                <pic:pic>
+                  <pic:nvPicPr>
+                    <pic:cNvPr id="0" name="fig2_recall_bar.png"/>
+                    <pic:cNvPicPr/>
+                  </pic:nvPicPr>
+                  <pic:blipFill>
+                    <a:blip r:embed="rId10"/>
+                    <a:stretch>
+                      <a:fillRect/>
+                    </a:stretch>
+                  </pic:blipFill>
+                  <pic:spPr>
+                    <a:xfrm>
+                      <a:off x="0" y="0"/>
+                      <a:ext cx="5669280" cy="3968496"/>
+                    </a:xfrm>
+                    <a:prstGeom prst="rect"/>
+                  </pic:spPr>
+                </pic:pic>
+              </a:graphicData>
+            </a:graphic>
+          </wp:inline>
+        </w:drawing>
+      </w:r>
+    </w:p>
+    <w:p>
+      <w:r>
+        <w:rPr>
+          <w:b/>
+          <w:i w:val="0"/>
+          <w:sz w:val="24"/>
+        </w:rPr>
+        <w:t>Figure 2.</w:t>
+      </w:r>
+      <w:r>
+        <w:rPr>
+          <w:b w:val="0"/>
+          <w:i w:val="0"/>
+          <w:sz w:val="24"/>
+        </w:rPr>
+        <w:t xml:space="preserve"> Recall over known antigens separates the tools more clearly than area-under-curve. Per-tool recall of the four meningococcal antigens with secondary AUC annotation; AUC carries a small-sample caveat and is not used as the headline metric (n = 4 positives).</w:t>
+      </w:r>
+    </w:p>
+    <w:p>
       <w:r>
         <w:rPr>
           <w:b/>
@@ -2244,6 +2358,63 @@
           <w:sz w:val="24"/>
         </w:rPr>
         <w:t xml:space="preserve"> NERVE 2.0 produced short candidate lists with high fold enrichment (25 on the 204 set, 62.5 on the full proteome), consistent with its published value near 16.6, yet its Fisher exact p was not significant because the candidate count was very small, and it missed three of the four licensed antigens at every scale (Figure 3). The three losses, factor H binding protein, adhesin A and the Heparin Binding Antigen, were not caused by low continuous scores from NERVE 2.0 itself, which rated them highly, but by the hard selection step applied after scoring (periplasmic localisation, adhesin probability below the 0.5 cutoff, and an unknown-localisation call with one predicted transmembrane helix). Fold enrichment therefore rewards selectivity and can rise precisely as recall falls, so it is misleading when read on its own. The metric that reflects what a tool actually delivers is recall over known antigens together with the ranks of those antigens.</w:t>
+      </w:r>
+    </w:p>
+    <w:p>
+      <w:pPr>
+        <w:jc w:val="center"/>
+      </w:pPr>
+      <w:r>
+        <w:drawing>
+          <wp:inline xmlns:a="http://schemas.openxmlformats.org/drawingml/2006/main" xmlns:pic="http://schemas.openxmlformats.org/drawingml/2006/picture">
+            <wp:extent cx="5669280" cy="3464560"/>
+            <wp:docPr id="3" name="Picture 3"/>
+            <wp:cNvGraphicFramePr>
+              <a:graphicFrameLocks noChangeAspect="1"/>
+            </wp:cNvGraphicFramePr>
+            <a:graphic>
+              <a:graphicData uri="http://schemas.openxmlformats.org/drawingml/2006/picture">
+                <pic:pic>
+                  <pic:nvPicPr>
+                    <pic:cNvPr id="0" name="fig3_fold_vs_recall.png"/>
+                    <pic:cNvPicPr/>
+                  </pic:nvPicPr>
+                  <pic:blipFill>
+                    <a:blip r:embed="rId11"/>
+                    <a:stretch>
+                      <a:fillRect/>
+                    </a:stretch>
+                  </pic:blipFill>
+                  <pic:spPr>
+                    <a:xfrm>
+                      <a:off x="0" y="0"/>
+                      <a:ext cx="5669280" cy="3464560"/>
+                    </a:xfrm>
+                    <a:prstGeom prst="rect"/>
+                  </pic:spPr>
+                </pic:pic>
+              </a:graphicData>
+            </a:graphic>
+          </wp:inline>
+        </w:drawing>
+      </w:r>
+    </w:p>
+    <w:p>
+      <w:r>
+        <w:rPr>
+          <w:b/>
+          <w:i w:val="0"/>
+          <w:sz w:val="24"/>
+        </w:rPr>
+        <w:t>Figure 3.</w:t>
+      </w:r>
+      <w:r>
+        <w:rPr>
+          <w:b w:val="0"/>
+          <w:i w:val="0"/>
+          <w:sz w:val="24"/>
+        </w:rPr>
+        <w:t xml:space="preserve"> High fold enrichment does not imply high recall. Fold enrichment of the known antigens among each tool's candidates, with the recall of that run labelled above each bar; the dashed line marks the published NERVE 2.0 fold value of 16.6. NERVE 2.0 reaches the highest fold with the lowest recall (1 of 4).</w:t>
       </w:r>
     </w:p>
     <w:p>
@@ -2309,7 +2480,7 @@
           <w:i w:val="0"/>
           <w:sz w:val="24"/>
         </w:rPr>
-        <w:t xml:space="preserve"> serovar Typhimurium, for a total of 14 of 15 (Figure 5). Vaxign-ML recovered 15 of 15 and NERVE 2.0 recovered 9 of 15, missing the same kinds of surface antigens it lost on meningococcus. VaxForge placed protective antigens at higher ranks than Vaxign-ML on the two species where both reached full recall. The single VaxForge miss, ActA of </w:t>
+        <w:t xml:space="preserve"> serovar Typhimurium, for a total of 14 of 15 (Figure 4). Vaxign-ML recovered 15 of 15 and NERVE 2.0 recovered 9 of 15, missing the same kinds of surface antigens it lost on meningococcus. VaxForge placed protective antigens at higher ranks than Vaxign-ML on the two species where both reached full recall. The single VaxForge miss, ActA of </w:t>
       </w:r>
       <w:r>
         <w:rPr>
@@ -3625,6 +3796,111 @@
     </w:tbl>
     <w:p/>
     <w:p>
+      <w:pPr>
+        <w:jc w:val="center"/>
+      </w:pPr>
+      <w:r>
+        <w:drawing>
+          <wp:inline xmlns:a="http://schemas.openxmlformats.org/drawingml/2006/main" xmlns:pic="http://schemas.openxmlformats.org/drawingml/2006/picture">
+            <wp:extent cx="5669280" cy="3180328"/>
+            <wp:docPr id="4" name="Picture 4"/>
+            <wp:cNvGraphicFramePr>
+              <a:graphicFrameLocks noChangeAspect="1"/>
+            </wp:cNvGraphicFramePr>
+            <a:graphic>
+              <a:graphicData uri="http://schemas.openxmlformats.org/drawingml/2006/picture">
+                <pic:pic>
+                  <pic:nvPicPr>
+                    <pic:cNvPr id="0" name="fig4_bacteria_panel.png"/>
+                    <pic:cNvPicPr/>
+                  </pic:nvPicPr>
+                  <pic:blipFill>
+                    <a:blip r:embed="rId12"/>
+                    <a:stretch>
+                      <a:fillRect/>
+                    </a:stretch>
+                  </pic:blipFill>
+                  <pic:spPr>
+                    <a:xfrm>
+                      <a:off x="0" y="0"/>
+                      <a:ext cx="5669280" cy="3180328"/>
+                    </a:xfrm>
+                    <a:prstGeom prst="rect"/>
+                  </pic:spPr>
+                </pic:pic>
+              </a:graphicData>
+            </a:graphic>
+          </wp:inline>
+        </w:drawing>
+      </w:r>
+    </w:p>
+    <w:p>
+      <w:r>
+        <w:rPr>
+          <w:b/>
+          <w:i w:val="0"/>
+          <w:sz w:val="24"/>
+        </w:rPr>
+        <w:t>Figure 4.</w:t>
+      </w:r>
+      <w:r>
+        <w:rPr>
+          <w:b w:val="0"/>
+          <w:i w:val="0"/>
+          <w:sz w:val="24"/>
+        </w:rPr>
+        <w:t xml:space="preserve"> The recall pattern generalises across three genome scales. Recall over five protective antigens for each tool on </w:t>
+      </w:r>
+      <w:r>
+        <w:rPr>
+          <w:b w:val="0"/>
+          <w:i/>
+          <w:sz w:val="24"/>
+        </w:rPr>
+        <w:t>S. aureus</w:t>
+      </w:r>
+      <w:r>
+        <w:rPr>
+          <w:b w:val="0"/>
+          <w:i w:val="0"/>
+          <w:sz w:val="24"/>
+        </w:rPr>
+        <w:t xml:space="preserve">, </w:t>
+      </w:r>
+      <w:r>
+        <w:rPr>
+          <w:b w:val="0"/>
+          <w:i/>
+          <w:sz w:val="24"/>
+        </w:rPr>
+        <w:t>L. monocytogenes</w:t>
+      </w:r>
+      <w:r>
+        <w:rPr>
+          <w:b w:val="0"/>
+          <w:i w:val="0"/>
+          <w:sz w:val="24"/>
+        </w:rPr>
+        <w:t xml:space="preserve"> and </w:t>
+      </w:r>
+      <w:r>
+        <w:rPr>
+          <w:b w:val="0"/>
+          <w:i/>
+          <w:sz w:val="24"/>
+        </w:rPr>
+        <w:t>S.</w:t>
+      </w:r>
+      <w:r>
+        <w:rPr>
+          <w:b w:val="0"/>
+          <w:i w:val="0"/>
+          <w:sz w:val="24"/>
+        </w:rPr>
+        <w:t xml:space="preserve"> Typhimurium at full proteome scale, with AUC annotation; VaxForge totals 14 of 15, Vaxign-ML 15 of 15 and NERVE 2.0 9 of 15.</w:t>
+      </w:r>
+    </w:p>
+    <w:p>
       <w:r>
         <w:rPr>
           <w:b/>
@@ -4107,7 +4383,7 @@
           <w:i w:val="0"/>
           <w:sz w:val="24"/>
         </w:rPr>
-        <w:t>; RefSeq NC_001542), whose glycoprotein G is the only structural protein that elicits neutralising, protective antibodies (Cox et al., 1977), VaxForge ranked G second of five proteins and, more importantly, produced different bound-epitope sets for each of four natural mammalian hosts (glycoprotein G: 8 epitopes in mouse, 7 in human, 7 in bovine, 5 in pig). Pairwise host overlap of the glycoprotein G epitopes was well below unity (Table 5), so the choice of host materially changed the predicted repertoire. Two further four-host viruses reproduced the effect: vesicular stomatitis Indiana virus (</w:t>
+        <w:t>; RefSeq NC_001542), whose glycoprotein G is the only structural protein that elicits neutralising, protective antibodies (Cox et al., 1977), VaxForge ranked G second of five proteins and, more importantly, produced different bound-epitope sets for each of four natural mammalian hosts (glycoprotein G: 8 epitopes in mouse, 7 in human, 7 in bovine, 5 in pig). Pairwise host overlap of the glycoprotein G epitopes was well below unity (Table 5; Figure 5), so the choice of host materially changed the predicted repertoire. Two further four-host viruses reproduced the effect: vesicular stomatitis Indiana virus (</w:t>
       </w:r>
       <w:r>
         <w:rPr>
@@ -4504,306 +4780,12 @@
     <w:p/>
     <w:p>
       <w:pPr>
-        <w:spacing w:before="200"/>
-      </w:pPr>
-      <w:r>
-        <w:rPr>
-          <w:b/>
-          <w:i w:val="0"/>
-          <w:sz w:val="26"/>
-        </w:rPr>
-        <w:t>Discussion</w:t>
-      </w:r>
-    </w:p>
-    <w:p>
-      <w:r>
-        <w:rPr>
-          <w:b w:val="0"/>
-          <w:i w:val="0"/>
-          <w:sz w:val="24"/>
-        </w:rPr>
-        <w:t>VaxForge recovered known protective antigens as well as a strong independent predictor and added two capabilities that predictor does not have. Across four bacteria it found 14 of 15 validated antigens, against 15 of 15 for Vaxign-ML and 9 of 15 for NERVE 2.0, and it ranked them as high or higher. NERVE 2.0 fell short for a concrete reason: its hard selection step discarded genuine surface antigens that its own continuous score had rated highly, which raised fold enrichment while cutting recall. Fold enrichment can make a pipeline look sharper than it is, so recall over known antigens is the number to trust in this kind of benchmark.</w:t>
-      </w:r>
-    </w:p>
-    <w:p>
-      <w:r>
-        <w:rPr>
-          <w:b w:val="0"/>
-          <w:i w:val="0"/>
-          <w:sz w:val="24"/>
-        </w:rPr>
-        <w:t>Two features distinguish VaxForge beyond recall. The soft virulence filter recovered the Neisserial Heparin Binding Antigen, a licensed component with no virulence-database annotation, and the host-aware epitope layer produced species-specific repertoires for rabies, vesicular stomatitis and encephalomyocarditis viruses. The latter is relevant to the large veterinary and zoonotic space where the intended host is not human, and where a single human reference would misstate which peptides are presented. VaxForge also continues past ranking into construct assembly and an in silico immunisation readout, so the output is a candidate immunogen rather than a list.</w:t>
-      </w:r>
-    </w:p>
-    <w:p>
-      <w:r>
-        <w:rPr>
-          <w:b w:val="0"/>
-          <w:i w:val="0"/>
-          <w:sz w:val="24"/>
-        </w:rPr>
-        <w:t>Several limitations bound these claims and are stated plainly. ActA was missed by VaxForge, and although it is a genuine hard antigen that the independent tool also ranked last, its recovery would require either conformational or context-specific signals that a linear-epitope pipeline does not model. The default toxicity filter can remove peptides derived from toxin antigens, which lowered peptide-level recall for the pore-forming listeriolysin O before the scale fixes and remains a conservative choice we did not tune for the benchmark. The area-under-curve figures are reported as secondary with an explicit small-sample caveat rather than as a headline, because with only four to five positives per pathogen the differences are not statistically resolvable, and we make no claim of superior discrimination on that basis. The bacterial comparison also carries a scale asymmetry: VaxForge full-proteome meningococcal runs are impractical on the current CPU-only hardware, so the flagship meningococcal comparison used matched subsampled sets that are fair across tools, while whole-proteome runs were available only for the faster comparators. Finally, roughly nine tenths of B-cell epitopes are discontinuous, and the linear construct produced here does not represent conformational epitopes, a scope limit we note rather than resolve.</w:t>
-      </w:r>
-    </w:p>
-    <w:p>
-      <w:r>
-        <w:rPr>
-          <w:b w:val="0"/>
-          <w:i w:val="0"/>
-          <w:sz w:val="24"/>
-        </w:rPr>
-        <w:t>Two directions follow directly. A GPU backend would allow whole-proteome VaxForge runs and complete the head-to-head at full scale for every pathogen, and the host-specific epitope predictions, particularly the cross-species divergence seen for the viral glycoproteins, are concrete hypotheses that binding and immunisation experiments could test. The pipeline and its benchmark are structured so that both extensions slot into the existing framework without redesign.</w:t>
-      </w:r>
-    </w:p>
-    <w:p>
-      <w:pPr>
-        <w:spacing w:before="200"/>
-      </w:pPr>
-      <w:r>
-        <w:rPr>
-          <w:b/>
-          <w:i w:val="0"/>
-          <w:sz w:val="26"/>
-        </w:rPr>
-        <w:t>Figures</w:t>
-      </w:r>
-    </w:p>
-    <w:p>
-      <w:pPr>
         <w:jc w:val="center"/>
       </w:pPr>
       <w:r>
         <w:drawing>
           <wp:inline xmlns:a="http://schemas.openxmlformats.org/drawingml/2006/main" xmlns:pic="http://schemas.openxmlformats.org/drawingml/2006/picture">
-            <wp:extent cx="5669280" cy="2915630"/>
-            <wp:docPr id="1" name="Picture 1"/>
-            <wp:cNvGraphicFramePr>
-              <a:graphicFrameLocks noChangeAspect="1"/>
-            </wp:cNvGraphicFramePr>
-            <a:graphic>
-              <a:graphicData uri="http://schemas.openxmlformats.org/drawingml/2006/picture">
-                <pic:pic>
-                  <pic:nvPicPr>
-                    <pic:cNvPr id="0" name="fig1_antigen_recovery.png"/>
-                    <pic:cNvPicPr/>
-                  </pic:nvPicPr>
-                  <pic:blipFill>
-                    <a:blip r:embed="rId9"/>
-                    <a:stretch>
-                      <a:fillRect/>
-                    </a:stretch>
-                  </pic:blipFill>
-                  <pic:spPr>
-                    <a:xfrm>
-                      <a:off x="0" y="0"/>
-                      <a:ext cx="5669280" cy="2915630"/>
-                    </a:xfrm>
-                    <a:prstGeom prst="rect"/>
-                  </pic:spPr>
-                </pic:pic>
-              </a:graphicData>
-            </a:graphic>
-          </wp:inline>
-        </w:drawing>
-      </w:r>
-    </w:p>
-    <w:p>
-      <w:r>
-        <w:rPr>
-          <w:b/>
-          <w:i w:val="0"/>
-          <w:sz w:val="24"/>
-        </w:rPr>
-        <w:t>Figure 1.</w:t>
-      </w:r>
-      <w:r>
-        <w:rPr>
-          <w:b w:val="0"/>
-          <w:i w:val="0"/>
-          <w:sz w:val="24"/>
-        </w:rPr>
-        <w:t xml:space="preserve"> VaxForge and Vaxign-ML recover all four licensed meningococcal antigens, whereas NERVE 2.0 recovers only PorA. Antigen-by-tool recovery matrix for the four 4CMenB antigens; green cells mark recovered antigens with their rank and red cells mark antigens eliminated by the NERVE 2.0 selection step. Recall and candidate counts were computed under default parameters on identical input.</w:t>
-      </w:r>
-    </w:p>
-    <w:p>
-      <w:pPr>
-        <w:jc w:val="center"/>
-      </w:pPr>
-      <w:r>
-        <w:drawing>
-          <wp:inline xmlns:a="http://schemas.openxmlformats.org/drawingml/2006/main" xmlns:pic="http://schemas.openxmlformats.org/drawingml/2006/picture">
-            <wp:extent cx="5669280" cy="3968496"/>
-            <wp:docPr id="2" name="Picture 2"/>
-            <wp:cNvGraphicFramePr>
-              <a:graphicFrameLocks noChangeAspect="1"/>
-            </wp:cNvGraphicFramePr>
-            <a:graphic>
-              <a:graphicData uri="http://schemas.openxmlformats.org/drawingml/2006/picture">
-                <pic:pic>
-                  <pic:nvPicPr>
-                    <pic:cNvPr id="0" name="fig2_recall_bar.png"/>
-                    <pic:cNvPicPr/>
-                  </pic:nvPicPr>
-                  <pic:blipFill>
-                    <a:blip r:embed="rId10"/>
-                    <a:stretch>
-                      <a:fillRect/>
-                    </a:stretch>
-                  </pic:blipFill>
-                  <pic:spPr>
-                    <a:xfrm>
-                      <a:off x="0" y="0"/>
-                      <a:ext cx="5669280" cy="3968496"/>
-                    </a:xfrm>
-                    <a:prstGeom prst="rect"/>
-                  </pic:spPr>
-                </pic:pic>
-              </a:graphicData>
-            </a:graphic>
-          </wp:inline>
-        </w:drawing>
-      </w:r>
-    </w:p>
-    <w:p>
-      <w:r>
-        <w:rPr>
-          <w:b/>
-          <w:i w:val="0"/>
-          <w:sz w:val="24"/>
-        </w:rPr>
-        <w:t>Figure 2.</w:t>
-      </w:r>
-      <w:r>
-        <w:rPr>
-          <w:b w:val="0"/>
-          <w:i w:val="0"/>
-          <w:sz w:val="24"/>
-        </w:rPr>
-        <w:t xml:space="preserve"> Recall over known antigens separates the tools more clearly than area-under-curve. Per-tool recall of the four meningococcal antigens with secondary AUC annotation; AUC carries a small-sample caveat and is not used as the headline metric (n = 4 positives).</w:t>
-      </w:r>
-    </w:p>
-    <w:p>
-      <w:pPr>
-        <w:jc w:val="center"/>
-      </w:pPr>
-      <w:r>
-        <w:drawing>
-          <wp:inline xmlns:a="http://schemas.openxmlformats.org/drawingml/2006/main" xmlns:pic="http://schemas.openxmlformats.org/drawingml/2006/picture">
-            <wp:extent cx="5669280" cy="3887506"/>
-            <wp:docPr id="3" name="Picture 3"/>
-            <wp:cNvGraphicFramePr>
-              <a:graphicFrameLocks noChangeAspect="1"/>
-            </wp:cNvGraphicFramePr>
-            <a:graphic>
-              <a:graphicData uri="http://schemas.openxmlformats.org/drawingml/2006/picture">
-                <pic:pic>
-                  <pic:nvPicPr>
-                    <pic:cNvPr id="0" name="fig3_fold_vs_recall.png"/>
-                    <pic:cNvPicPr/>
-                  </pic:nvPicPr>
-                  <pic:blipFill>
-                    <a:blip r:embed="rId11"/>
-                    <a:stretch>
-                      <a:fillRect/>
-                    </a:stretch>
-                  </pic:blipFill>
-                  <pic:spPr>
-                    <a:xfrm>
-                      <a:off x="0" y="0"/>
-                      <a:ext cx="5669280" cy="3887506"/>
-                    </a:xfrm>
-                    <a:prstGeom prst="rect"/>
-                  </pic:spPr>
-                </pic:pic>
-              </a:graphicData>
-            </a:graphic>
-          </wp:inline>
-        </w:drawing>
-      </w:r>
-    </w:p>
-    <w:p>
-      <w:r>
-        <w:rPr>
-          <w:b/>
-          <w:i w:val="0"/>
-          <w:sz w:val="24"/>
-        </w:rPr>
-        <w:t>Figure 3.</w:t>
-      </w:r>
-      <w:r>
-        <w:rPr>
-          <w:b w:val="0"/>
-          <w:i w:val="0"/>
-          <w:sz w:val="24"/>
-        </w:rPr>
-        <w:t xml:space="preserve"> High fold enrichment tracks selectivity, not recall. Fold enrichment against recall for the three tools on the 204-protein set (filled circles) and the full proteome (open squares); the inset magnifies the full-recall cluster, where VaxForge and Vaxign-ML sit at moderate fold, and the dashed line marks the published NERVE 2.0 fold value of 16.6. NERVE 2.0 sits at high fold and low recall.</w:t>
-      </w:r>
-    </w:p>
-    <w:p>
-      <w:pPr>
-        <w:jc w:val="center"/>
-      </w:pPr>
-      <w:r>
-        <w:drawing>
-          <wp:inline xmlns:a="http://schemas.openxmlformats.org/drawingml/2006/main" xmlns:pic="http://schemas.openxmlformats.org/drawingml/2006/picture">
-            <wp:extent cx="5669280" cy="4829387"/>
-            <wp:docPr id="4" name="Picture 4"/>
-            <wp:cNvGraphicFramePr>
-              <a:graphicFrameLocks noChangeAspect="1"/>
-            </wp:cNvGraphicFramePr>
-            <a:graphic>
-              <a:graphicData uri="http://schemas.openxmlformats.org/drawingml/2006/picture">
-                <pic:pic>
-                  <pic:nvPicPr>
-                    <pic:cNvPr id="0" name="fig4_multihost_jaccard.png"/>
-                    <pic:cNvPicPr/>
-                  </pic:nvPicPr>
-                  <pic:blipFill>
-                    <a:blip r:embed="rId12"/>
-                    <a:stretch>
-                      <a:fillRect/>
-                    </a:stretch>
-                  </pic:blipFill>
-                  <pic:spPr>
-                    <a:xfrm>
-                      <a:off x="0" y="0"/>
-                      <a:ext cx="5669280" cy="4829387"/>
-                    </a:xfrm>
-                    <a:prstGeom prst="rect"/>
-                  </pic:spPr>
-                </pic:pic>
-              </a:graphicData>
-            </a:graphic>
-          </wp:inline>
-        </w:drawing>
-      </w:r>
-    </w:p>
-    <w:p>
-      <w:r>
-        <w:rPr>
-          <w:b/>
-          <w:i w:val="0"/>
-          <w:sz w:val="24"/>
-        </w:rPr>
-        <w:t>Figure 4.</w:t>
-      </w:r>
-      <w:r>
-        <w:rPr>
-          <w:b w:val="0"/>
-          <w:i w:val="0"/>
-          <w:sz w:val="24"/>
-        </w:rPr>
-        <w:t xml:space="preserve"> Host selection reshapes the rabies glycoprotein G epitope repertoire. Pairwise Jaccard overlap of glycoprotein G class I epitopes across human, bovine, mouse and pig; values below one indicate that the predicted repertoire depends on the chosen host.</w:t>
-      </w:r>
-    </w:p>
-    <w:p>
-      <w:pPr>
-        <w:jc w:val="center"/>
-      </w:pPr>
-      <w:r>
-        <w:drawing>
-          <wp:inline xmlns:a="http://schemas.openxmlformats.org/drawingml/2006/main" xmlns:pic="http://schemas.openxmlformats.org/drawingml/2006/picture">
-            <wp:extent cx="5669280" cy="3180328"/>
+            <wp:extent cx="5669280" cy="3350029"/>
             <wp:docPr id="5" name="Picture 5"/>
             <wp:cNvGraphicFramePr>
               <a:graphicFrameLocks noChangeAspect="1"/>
@@ -4812,7 +4794,7 @@
               <a:graphicData uri="http://schemas.openxmlformats.org/drawingml/2006/picture">
                 <pic:pic>
                   <pic:nvPicPr>
-                    <pic:cNvPr id="0" name="fig5_bacteria_panel.png"/>
+                    <pic:cNvPr id="0" name="fig5_multihost_jaccard.png"/>
                     <pic:cNvPicPr/>
                   </pic:nvPicPr>
                   <pic:blipFill>
@@ -4824,7 +4806,7 @@
                   <pic:spPr>
                     <a:xfrm>
                       <a:off x="0" y="0"/>
-                      <a:ext cx="5669280" cy="3180328"/>
+                      <a:ext cx="5669280" cy="3350029"/>
                     </a:xfrm>
                     <a:prstGeom prst="rect"/>
                   </pic:spPr>
@@ -4850,23 +4832,60 @@
           <w:i w:val="0"/>
           <w:sz w:val="24"/>
         </w:rPr>
-        <w:t xml:space="preserve"> The recall pattern generalises across three genome scales. Recall over five protective antigens for each tool on </w:t>
+        <w:t xml:space="preserve"> Host selection reshapes the rabies glycoprotein G epitope repertoire. Jaccard overlap of glycoprotein G class I epitopes for each host pair; every pair falls below one, so the predicted repertoire depends on the chosen host.</w:t>
       </w:r>
+    </w:p>
+    <w:p>
+      <w:pPr>
+        <w:spacing w:before="200"/>
+      </w:pPr>
       <w:r>
         <w:rPr>
-          <w:b w:val="0"/>
-          <w:i/>
-          <w:sz w:val="24"/>
+          <w:b/>
+          <w:i w:val="0"/>
+          <w:sz w:val="26"/>
         </w:rPr>
-        <w:t>S. aureus</w:t>
+        <w:t>Discussion</w:t>
       </w:r>
+    </w:p>
+    <w:p>
       <w:r>
         <w:rPr>
           <w:b w:val="0"/>
           <w:i w:val="0"/>
           <w:sz w:val="24"/>
         </w:rPr>
-        <w:t xml:space="preserve">, </w:t>
+        <w:t>Benchmarks of reverse vaccinology tools have usually reported enrichment or classifier accuracy on curated positive and negative sets (Goodswen et al., 2023). Our comparison adds a measure that is more decisive for a user: how many independently validated protective antigens each tool actually returns. On the licensed 4CMenB antigens (Pizza et al., 2000; Giuliani et al., 2006), VaxForge and Vaxign-ML recovered all four while NERVE 2.0 recovered one, and across four bacteria VaxForge reached 14 of 15 against 15 of 15 for Vaxign-ML and 9 of 15 for NERVE 2.0. The high recall of the independent machine-learning classifier is in line with the performance Ong et al. (2020) reported for Vaxign-ML, which strengthens these recall estimates rather than leaving them tool-specific. NERVE 2.0's shortfall traces to its hard selection cascade (Conte et al., 2024): antigens that its own score rated highly were removed by fixed localisation and adhesin cut-offs, which raised fold enrichment while lowering recall.</w:t>
+      </w:r>
+    </w:p>
+    <w:p>
+      <w:r>
+        <w:rPr>
+          <w:b w:val="0"/>
+          <w:i w:val="0"/>
+          <w:sz w:val="24"/>
+        </w:rPr>
+        <w:t>The clearest case is the Neisserial Heparin Binding Antigen, a licensed 4CMenB component that is not a classical virulence factor and is absent from curated virulence databases (Giuliani et al., 2006). Any pipeline that gates on a virulence-database hit loses it, whereas VaxForge's soft, score-weighted use of that evidence keeps it. This is consistent with a recurring caution in the reverse vaccinology methodology literature that rigid filters trade sensitivity for apparent specificity (Goodswen et al., 2023), and it argues for reporting recall over known antigens, not fold enrichment alone, when tools are compared.</w:t>
+      </w:r>
+    </w:p>
+    <w:p>
+      <w:r>
+        <w:rPr>
+          <w:b w:val="0"/>
+          <w:i w:val="0"/>
+          <w:sz w:val="24"/>
+        </w:rPr>
+        <w:t>The second distinguishing feature, host-specific epitope prediction, addresses a gap that bacterial-oriented tools leave open. NetMHCpan and NetMHCIIpan already support many non-human alleles (Reynisson et al., 2020), yet reverse vaccinology pipelines typically apply them against a single human reference. Because rabies virus and the two additional viruses infect all four mammalian hosts examined (Cox et al., 1977; Fooks et al., 2017), we could compute an honest per-host repertoire, and the glycoprotein G epitope sets differed substantially between species (pairwise Jaccard 0.50 to 0.78, and no shared epitopes between bovine and pig for encephalomyocarditis VP1). For the veterinary and zoonotic targets that dominate the practical vaccine burden (Fooks et al., 2017; Hampson et al., 2015), a human-only epitope layer would misstate presentation, so this capability is a concrete advantage rather than a cosmetic one. VaxForge also continues past ranking into construct assembly and an in silico immunisation readout, so its output is a candidate immunogen rather than a list.</w:t>
+      </w:r>
+    </w:p>
+    <w:p>
+      <w:r>
+        <w:rPr>
+          <w:b w:val="0"/>
+          <w:i w:val="0"/>
+          <w:sz w:val="24"/>
+        </w:rPr>
+        <w:t xml:space="preserve">Several limitations bound these claims. ActA of </w:t>
       </w:r>
       <w:r>
         <w:rPr>
@@ -4882,23 +4901,17 @@
           <w:i w:val="0"/>
           <w:sz w:val="24"/>
         </w:rPr>
-        <w:t xml:space="preserve"> and </w:t>
+        <w:t xml:space="preserve"> was missed by VaxForge and also ranked last by the independent tool, so it is a genuinely difficult target rather than a pipeline fault; its recovery would need conformational or context-specific signals that a linear-epitope pipeline does not model, and most B-cell epitopes are in any case discontinuous (Michalik et al., 2016). The default toxicity filter can discard peptides from toxin antigens such as listeriolysin O, a conservative choice we did not tune for the benchmark. We report area-under-curve only as a secondary measure with an explicit small-sample caveat, because four to five positives per pathogen cannot resolve AUC differences, and we make no claim of superior discrimination on that basis. Finally, whole-proteome VaxForge runs are impractical on current CPU-only hardware, so the meningococcal comparison used matched subsamples that are fair across tools while full proteomes were run only for the faster comparators.</w:t>
       </w:r>
-      <w:r>
-        <w:rPr>
-          <w:b w:val="0"/>
-          <w:i/>
-          <w:sz w:val="24"/>
-        </w:rPr>
-        <w:t>S.</w:t>
-      </w:r>
+    </w:p>
+    <w:p>
       <w:r>
         <w:rPr>
           <w:b w:val="0"/>
           <w:i w:val="0"/>
           <w:sz w:val="24"/>
         </w:rPr>
-        <w:t xml:space="preserve"> Typhimurium at full proteome scale, with AUC annotation; VaxForge totals 14 of 15, Vaxign-ML 15 of 15 and NERVE 2.0 9 of 15.</w:t>
+        <w:t>Two directions follow. A GPU backend would allow whole-proteome VaxForge runs and complete the head-to-head at full scale for every pathogen, and the cross-species divergence of the viral glycoprotein epitopes is a concrete hypothesis that binding and immunisation experiments could test. Both extensions fit the existing framework without redesign.</w:t>
       </w:r>
     </w:p>
     <w:p>
@@ -5259,6 +5272,32 @@
           <w:i w:val="0"/>
           <w:sz w:val="24"/>
         </w:rPr>
+        <w:t xml:space="preserve">Goodswen, S. J., Kennedy, P. J., &amp; Ellis, J. T. (2023). A guide to current methodology and usage of reverse vaccinology towards in silico vaccine discovery. </w:t>
+      </w:r>
+      <w:r>
+        <w:rPr>
+          <w:b w:val="0"/>
+          <w:i/>
+          <w:sz w:val="24"/>
+        </w:rPr>
+        <w:t>FEMS Microbiology Reviews, 47</w:t>
+      </w:r>
+      <w:r>
+        <w:rPr>
+          <w:b w:val="0"/>
+          <w:i w:val="0"/>
+          <w:sz w:val="24"/>
+        </w:rPr>
+        <w:t>(2), fuad004. https://doi.org/10.1093/femsre/fuad004</w:t>
+      </w:r>
+    </w:p>
+    <w:p>
+      <w:r>
+        <w:rPr>
+          <w:b w:val="0"/>
+          <w:i w:val="0"/>
+          <w:sz w:val="24"/>
+        </w:rPr>
         <w:t xml:space="preserve">Hampson, K., Coudeville, L., Lembo, T., Sambo, M., Kieffer, A., Attlan, M., Barrat, J., Blanton, J. D., Briggs, D. J., Cleaveland, S., Costa, P., Freuling, C. M., Hiby, E., Knopf, L., &amp; Leanes, F. (2015). Estimating the global burden of endemic canine rabies. </w:t>
       </w:r>
       <w:r>
@@ -5380,6 +5419,32 @@
           <w:sz w:val="24"/>
         </w:rPr>
         <w:t>(11), 5499–5506. https://doi.org/10.4049/jimmunol.168.11.5499</w:t>
+      </w:r>
+    </w:p>
+    <w:p>
+      <w:r>
+        <w:rPr>
+          <w:b w:val="0"/>
+          <w:i w:val="0"/>
+          <w:sz w:val="24"/>
+        </w:rPr>
+        <w:t xml:space="preserve">Michalik, M., Djahanshiri, B., Leo, J. C., &amp; Linke, D. (2016). Reverse vaccinology: the pathway from genomes and epitope predictions to tailored recombinant vaccines. In </w:t>
+      </w:r>
+      <w:r>
+        <w:rPr>
+          <w:b w:val="0"/>
+          <w:i/>
+          <w:sz w:val="24"/>
+        </w:rPr>
+        <w:t>Vaccine Design</w:t>
+      </w:r>
+      <w:r>
+        <w:rPr>
+          <w:b w:val="0"/>
+          <w:i w:val="0"/>
+          <w:sz w:val="24"/>
+        </w:rPr>
+        <w:t xml:space="preserve"> (Methods in Molecular Biology, Vol. 1403, pp. 87–106). Springer. https://doi.org/10.1007/978-1-4939-3387-7_4</w:t>
       </w:r>
     </w:p>
     <w:p>

--- a/benchmark/MANUSCRIPT.docx
+++ b/benchmark/MANUSCRIPT.docx
@@ -2282,7 +2282,7 @@
           <w:i w:val="0"/>
           <w:sz w:val="24"/>
         </w:rPr>
-        <w:t xml:space="preserve"> VaxForge and Vaxign-ML recover all four licensed meningococcal antigens, whereas NERVE 2.0 recovers only PorA. For each antigen, the rank it received in each tool's candidate list is shown (lower is better); a cross marks an antigen that was not recovered. Ranks and recall were computed under default parameters on identical input.</w:t>
+        <w:t xml:space="preserve"> VaxForge and Vaxign-ML recover all four licensed meningococcal antigens, whereas NERVE 2.0 recovers only PorA. Each point is one tool's result for one antigen, and colour identifies the tool (legend, top right). The number beside each point is that antigen's rank in the tool's candidate list, meaning its position from the top (1 is first, and a lower number is better). A cross in the "not recovered" column marks an antigen the tool did not return at all. Ranks and recall were computed under default parameters on identical input.</w:t>
       </w:r>
     </w:p>
     <w:p>
@@ -2414,7 +2414,7 @@
           <w:i w:val="0"/>
           <w:sz w:val="24"/>
         </w:rPr>
-        <w:t xml:space="preserve"> High fold enrichment does not imply high recall. Fold enrichment of the known antigens among each tool's candidates, with the recall of that run labelled above each bar; the dashed line marks the published NERVE 2.0 fold value of 16.6. NERVE 2.0 reaches the highest fold with the lowest recall (1 of 4).</w:t>
+        <w:t xml:space="preserve"> High fold enrichment does not imply high recall. Each bar is the fold enrichment of the known protective antigens in one tool's candidate list, that is, how many times more concentrated the known antigens are among the candidates than expected by chance. The label above each bar is that run's recall, the count of known antigens the tool actually recovered out of the total (4/4 means all four were recovered, 1/4 only one). The dashed line marks the published NERVE 2.0 fold value of 16.6. NERVE 2.0 reaches the highest fold with the lowest recall.</w:t>
       </w:r>
     </w:p>
     <w:p>
@@ -4832,7 +4832,7 @@
           <w:i w:val="0"/>
           <w:sz w:val="24"/>
         </w:rPr>
-        <w:t xml:space="preserve"> Host selection reshapes the rabies glycoprotein G epitope repertoire. Jaccard overlap of glycoprotein G class I epitopes for each host pair; every pair falls below one, so the predicted repertoire depends on the chosen host.</w:t>
+        <w:t xml:space="preserve"> Host selection reshapes the rabies glycoprotein G epitope repertoire. Each bar is one pair of host species (for example human–pig), and its value is the Jaccard overlap between the glycoprotein G epitopes predicted for those two hosts: 1 would mean the two hosts share an identical epitope set and 0 means they share none. Every pair falls below one, so the epitopes predicted for one host do not fully transfer to another and the choice of host changes the predicted repertoire.</w:t>
       </w:r>
     </w:p>
     <w:p>

--- a/benchmark/MANUSCRIPT.docx
+++ b/benchmark/MANUSCRIPT.docx
@@ -367,7 +367,7 @@
           <w:i w:val="0"/>
           <w:sz w:val="24"/>
         </w:rPr>
-        <w:t xml:space="preserve"> VaxForge was compared with the two reverse vaccinology tools that are current, locally installable and most widely used for bacterial antigen prediction, so that the comparison reflects what a user would actually run (Table 1). Vaxign-ML (Ong et al., 2020) is a supervised machine-learning classifier that takes a protein proteome and returns a protegenicity probability for each protein, ranking candidates but producing no epitopes, host information or construct. NERVE 2.0 (Conte et al., 2024) is an end-to-end bacterial reverse vaccinology environment that takes a bacterial proteome and a Gram label and returns a shortlist of candidate proteins after a cascade of hard selection filters. VaxForge takes a proteome, coding sequences or a genome, for bacteria or viruses, and returns ranked antigens together with host-specific epitopes, a multi-epitope construct and an in silico immunisation readout. Both comparators were installed locally in containers and run with default parameters on identical input, with no threshold tuning; recall over ground-truth antigens and the antigen ranks were read from each tool's native output.</w:t>
+        <w:t xml:space="preserve"> VaxForge was compared with the two reverse vaccinology tools that are current, locally installable and most widely used for bacterial antigen prediction, so that the comparison reflects what a user would actually run (Table 1). Vaxign-ML (Ong et al., 2020) is a supervised machine-learning classifier that takes a protein proteome and returns a protegenicity probability for each protein, ranking candidates but producing no epitopes, host information or construct. NERVE 2.0 (Conte et al., 2024) is an end-to-end bacterial reverse vaccinology environment that takes a bacterial proteome and a Gram label and returns a shortlist of candidate proteins after a cascade of hard selection filters, followed by an optional epitope-prediction module that reports linear MHC-I/II binders and population coverage for human HLA supertypes (Conte et al., 2024). VaxForge takes a proteome, coding sequences or a genome, for bacteria or viruses, and returns ranked antigens together with host-specific epitopes, a multi-epitope construct and an in silico immunisation readout. Both comparators were installed locally in containers and run with default parameters on identical input, with no threshold tuning; recall over ground-truth antigens and the antigen ranks were read from each tool's native output.</w:t>
       </w:r>
     </w:p>
     <w:p>
@@ -385,7 +385,7 @@
           <w:i w:val="0"/>
           <w:sz w:val="24"/>
         </w:rPr>
-        <w:t xml:space="preserve"> Inputs, outputs and capabilities of the three compared tools (✓ present, ✗ absent).</w:t>
+        <w:t xml:space="preserve"> Inputs, outputs and capabilities of the three compared tools (✓ present, ✗ absent). Comparator capabilities are stated as described in their source publications (NERVE 2.0, Conte et al., 2024; Vaxign-ML, Ong et al., 2020).</w:t>
       </w:r>
     </w:p>
     <w:tbl>
@@ -519,7 +519,7 @@
                 <w:i w:val="0"/>
                 <w:sz w:val="22"/>
               </w:rPr>
-              <w:t>proteome, CDS or genome</w:t>
+              <w:t>proteome, CDS or genome (auto-detected)</w:t>
             </w:r>
           </w:p>
         </w:tc>
@@ -539,7 +539,7 @@
                 <w:i w:val="0"/>
                 <w:sz w:val="22"/>
               </w:rPr>
-              <w:t>bacterial proteome + Gram</w:t>
+              <w:t>bacterial proteome + Gram type</w:t>
             </w:r>
           </w:p>
         </w:tc>
@@ -559,7 +559,7 @@
                 <w:i w:val="0"/>
                 <w:sz w:val="22"/>
               </w:rPr>
-              <w:t>protein proteome</w:t>
+              <w:t>bacterial protein proteome</w:t>
             </w:r>
           </w:p>
         </w:tc>
@@ -581,7 +581,7 @@
                 <w:i w:val="0"/>
                 <w:sz w:val="22"/>
               </w:rPr>
-              <w:t>Applicable to viruses</w:t>
+              <w:t>Supported pathogens</w:t>
             </w:r>
           </w:p>
         </w:tc>
@@ -601,7 +601,7 @@
                 <w:i w:val="0"/>
                 <w:sz w:val="22"/>
               </w:rPr>
-              <w:t>✓</w:t>
+              <w:t>bacteria and viruses</w:t>
             </w:r>
           </w:p>
         </w:tc>
@@ -621,7 +621,7 @@
                 <w:i w:val="0"/>
                 <w:sz w:val="22"/>
               </w:rPr>
-              <w:t>✗</w:t>
+              <w:t>bacteria only</w:t>
             </w:r>
           </w:p>
         </w:tc>
@@ -641,7 +641,89 @@
                 <w:i w:val="0"/>
                 <w:sz w:val="22"/>
               </w:rPr>
-              <w:t>limited</w:t>
+              <w:t>bacteria (viruses not described in publication)</w:t>
+            </w:r>
+          </w:p>
+        </w:tc>
+      </w:tr>
+      <w:tr>
+        <w:tc>
+          <w:tcPr>
+            <w:tcW w:type="dxa" w:w="2160"/>
+          </w:tcPr>
+          <w:p>
+            <w:pPr>
+              <w:spacing w:line="240" w:lineRule="auto"/>
+              <w:jc w:val="left"/>
+            </w:pPr>
+            <w:r/>
+            <w:r>
+              <w:rPr>
+                <w:b w:val="0"/>
+                <w:i w:val="0"/>
+                <w:sz w:val="22"/>
+              </w:rPr>
+              <w:t>Approach</w:t>
+            </w:r>
+          </w:p>
+        </w:tc>
+        <w:tc>
+          <w:tcPr>
+            <w:tcW w:type="dxa" w:w="2160"/>
+          </w:tcPr>
+          <w:p>
+            <w:pPr>
+              <w:spacing w:line="240" w:lineRule="auto"/>
+              <w:jc w:val="left"/>
+            </w:pPr>
+            <w:r/>
+            <w:r>
+              <w:rPr>
+                <w:b w:val="0"/>
+                <w:i w:val="0"/>
+                <w:sz w:val="22"/>
+              </w:rPr>
+              <w:t>rule + ML hybrid funnel with an immunological layer</w:t>
+            </w:r>
+          </w:p>
+        </w:tc>
+        <w:tc>
+          <w:tcPr>
+            <w:tcW w:type="dxa" w:w="2160"/>
+          </w:tcPr>
+          <w:p>
+            <w:pPr>
+              <w:spacing w:line="240" w:lineRule="auto"/>
+              <w:jc w:val="left"/>
+            </w:pPr>
+            <w:r/>
+            <w:r>
+              <w:rPr>
+                <w:b w:val="0"/>
+                <w:i w:val="0"/>
+                <w:sz w:val="22"/>
+              </w:rPr>
+              <w:t>rule-based modular pipeline with AI modules</w:t>
+            </w:r>
+          </w:p>
+        </w:tc>
+        <w:tc>
+          <w:tcPr>
+            <w:tcW w:type="dxa" w:w="2160"/>
+          </w:tcPr>
+          <w:p>
+            <w:pPr>
+              <w:spacing w:line="240" w:lineRule="auto"/>
+              <w:jc w:val="left"/>
+            </w:pPr>
+            <w:r/>
+            <w:r>
+              <w:rPr>
+                <w:b w:val="0"/>
+                <w:i w:val="0"/>
+                <w:sz w:val="22"/>
+              </w:rPr>
+              <w:t>supervised ML classifier (XGBoost)</w:t>
             </w:r>
           </w:p>
         </w:tc>
@@ -683,7 +765,7 @@
                 <w:i w:val="0"/>
                 <w:sz w:val="22"/>
               </w:rPr>
-              <w:t>✓</w:t>
+              <w:t>✓ weighted candidacy score</w:t>
             </w:r>
           </w:p>
         </w:tc>
@@ -703,7 +785,7 @@
                 <w:i w:val="0"/>
                 <w:sz w:val="22"/>
               </w:rPr>
-              <w:t>✓</w:t>
+              <w:t>✓ Select + score</w:t>
             </w:r>
           </w:p>
         </w:tc>
@@ -723,7 +805,7 @@
                 <w:i w:val="0"/>
                 <w:sz w:val="22"/>
               </w:rPr>
-              <w:t>✓</w:t>
+              <w:t>✓ protegenicity score</w:t>
             </w:r>
           </w:p>
         </w:tc>
@@ -745,7 +827,7 @@
                 <w:i w:val="0"/>
                 <w:sz w:val="22"/>
               </w:rPr>
-              <w:t>Keeps virulence-database-negative antigens</w:t>
+              <w:t>Autoimmunity (host-homology) filter</w:t>
             </w:r>
           </w:p>
         </w:tc>
@@ -765,7 +847,27 @@
                 <w:i w:val="0"/>
                 <w:sz w:val="22"/>
               </w:rPr>
-              <w:t>✓</w:t>
+              <w:t>✓ human, mandatory</w:t>
+            </w:r>
+          </w:p>
+        </w:tc>
+        <w:tc>
+          <w:tcPr>
+            <w:tcW w:type="dxa" w:w="2160"/>
+          </w:tcPr>
+          <w:p>
+            <w:pPr>
+              <w:spacing w:line="240" w:lineRule="auto"/>
+              <w:jc w:val="left"/>
+            </w:pPr>
+            <w:r/>
+            <w:r>
+              <w:rPr>
+                <w:b w:val="0"/>
+                <w:i w:val="0"/>
+                <w:sz w:val="22"/>
+              </w:rPr>
+              <w:t>✓ human + optional mouse</w:t>
             </w:r>
           </w:p>
         </w:tc>
@@ -789,6 +891,8 @@
             </w:r>
           </w:p>
         </w:tc>
+      </w:tr>
+      <w:tr>
         <w:tc>
           <w:tcPr>
             <w:tcW w:type="dxa" w:w="2160"/>
@@ -805,7 +909,67 @@
                 <w:i w:val="0"/>
                 <w:sz w:val="22"/>
               </w:rPr>
-              <w:t>✓</w:t>
+              <w:t>Retains virulence-negative antigens</w:t>
+            </w:r>
+          </w:p>
+        </w:tc>
+        <w:tc>
+          <w:tcPr>
+            <w:tcW w:type="dxa" w:w="2160"/>
+          </w:tcPr>
+          <w:p>
+            <w:pPr>
+              <w:spacing w:line="240" w:lineRule="auto"/>
+              <w:jc w:val="left"/>
+            </w:pPr>
+            <w:r/>
+            <w:r>
+              <w:rPr>
+                <w:b w:val="0"/>
+                <w:i w:val="0"/>
+                <w:sz w:val="22"/>
+              </w:rPr>
+              <w:t>✓ soft funnel</w:t>
+            </w:r>
+          </w:p>
+        </w:tc>
+        <w:tc>
+          <w:tcPr>
+            <w:tcW w:type="dxa" w:w="2160"/>
+          </w:tcPr>
+          <w:p>
+            <w:pPr>
+              <w:spacing w:line="240" w:lineRule="auto"/>
+              <w:jc w:val="left"/>
+            </w:pPr>
+            <w:r/>
+            <w:r>
+              <w:rPr>
+                <w:b w:val="0"/>
+                <w:i w:val="0"/>
+                <w:sz w:val="22"/>
+              </w:rPr>
+              <w:t>✗ hard Select removes them</w:t>
+            </w:r>
+          </w:p>
+        </w:tc>
+        <w:tc>
+          <w:tcPr>
+            <w:tcW w:type="dxa" w:w="2160"/>
+          </w:tcPr>
+          <w:p>
+            <w:pPr>
+              <w:spacing w:line="240" w:lineRule="auto"/>
+              <w:jc w:val="left"/>
+            </w:pPr>
+            <w:r/>
+            <w:r>
+              <w:rPr>
+                <w:b w:val="0"/>
+                <w:i w:val="0"/>
+                <w:sz w:val="22"/>
+              </w:rPr>
+              <w:t>✓ score-based</w:t>
             </w:r>
           </w:p>
         </w:tc>
@@ -827,7 +991,7 @@
                 <w:i w:val="0"/>
                 <w:sz w:val="22"/>
               </w:rPr>
-              <w:t>Host-specific MHC epitopes</w:t>
+              <w:t>T-cell / MHC epitope prediction</w:t>
             </w:r>
           </w:p>
         </w:tc>
@@ -847,7 +1011,89 @@
                 <w:i w:val="0"/>
                 <w:sz w:val="22"/>
               </w:rPr>
-              <w:t>✓</w:t>
+              <w:t>✓ NetMHCpan/II + processing + immunogenicity</w:t>
+            </w:r>
+          </w:p>
+        </w:tc>
+        <w:tc>
+          <w:tcPr>
+            <w:tcW w:type="dxa" w:w="2160"/>
+          </w:tcPr>
+          <w:p>
+            <w:pPr>
+              <w:spacing w:line="240" w:lineRule="auto"/>
+              <w:jc w:val="left"/>
+            </w:pPr>
+            <w:r/>
+            <w:r>
+              <w:rPr>
+                <w:b w:val="0"/>
+                <w:i w:val="0"/>
+                <w:sz w:val="22"/>
+              </w:rPr>
+              <w:t>✓ MHC-I/II, linear, human HLA supertypes</w:t>
+            </w:r>
+          </w:p>
+        </w:tc>
+        <w:tc>
+          <w:tcPr>
+            <w:tcW w:type="dxa" w:w="2160"/>
+          </w:tcPr>
+          <w:p>
+            <w:pPr>
+              <w:spacing w:line="240" w:lineRule="auto"/>
+              <w:jc w:val="left"/>
+            </w:pPr>
+            <w:r/>
+            <w:r>
+              <w:rPr>
+                <w:b w:val="0"/>
+                <w:i w:val="0"/>
+                <w:sz w:val="22"/>
+              </w:rPr>
+              <w:t>✗</w:t>
+            </w:r>
+          </w:p>
+        </w:tc>
+      </w:tr>
+      <w:tr>
+        <w:tc>
+          <w:tcPr>
+            <w:tcW w:type="dxa" w:w="2160"/>
+          </w:tcPr>
+          <w:p>
+            <w:pPr>
+              <w:spacing w:line="240" w:lineRule="auto"/>
+              <w:jc w:val="left"/>
+            </w:pPr>
+            <w:r/>
+            <w:r>
+              <w:rPr>
+                <w:b w:val="0"/>
+                <w:i w:val="0"/>
+                <w:sz w:val="22"/>
+              </w:rPr>
+              <w:t>B-cell epitope prediction</w:t>
+            </w:r>
+          </w:p>
+        </w:tc>
+        <w:tc>
+          <w:tcPr>
+            <w:tcW w:type="dxa" w:w="2160"/>
+          </w:tcPr>
+          <w:p>
+            <w:pPr>
+              <w:spacing w:line="240" w:lineRule="auto"/>
+              <w:jc w:val="left"/>
+            </w:pPr>
+            <w:r/>
+            <w:r>
+              <w:rPr>
+                <w:b w:val="0"/>
+                <w:i w:val="0"/>
+                <w:sz w:val="22"/>
+              </w:rPr>
+              <w:t>✓ BepiPred-3.0</w:t>
             </w:r>
           </w:p>
         </w:tc>
@@ -909,7 +1155,7 @@
                 <w:i w:val="0"/>
                 <w:sz w:val="22"/>
               </w:rPr>
-              <w:t>B-cell and T-cell epitope output</w:t>
+              <w:t>Host-specific MHC allele selection</w:t>
             </w:r>
           </w:p>
         </w:tc>
@@ -929,7 +1175,27 @@
                 <w:i w:val="0"/>
                 <w:sz w:val="22"/>
               </w:rPr>
-              <w:t>✓</w:t>
+              <w:t>✓ human/mouse/cattle/pig</w:t>
+            </w:r>
+          </w:p>
+        </w:tc>
+        <w:tc>
+          <w:tcPr>
+            <w:tcW w:type="dxa" w:w="2160"/>
+          </w:tcPr>
+          <w:p>
+            <w:pPr>
+              <w:spacing w:line="240" w:lineRule="auto"/>
+              <w:jc w:val="left"/>
+            </w:pPr>
+            <w:r/>
+            <w:r>
+              <w:rPr>
+                <w:b w:val="0"/>
+                <w:i w:val="0"/>
+                <w:sz w:val="22"/>
+              </w:rPr>
+              <w:t>partial (epitopes human HLA only; mouse for safety)</w:t>
             </w:r>
           </w:p>
         </w:tc>
@@ -950,6 +1216,68 @@
                 <w:sz w:val="22"/>
               </w:rPr>
               <w:t>✗</w:t>
+            </w:r>
+          </w:p>
+        </w:tc>
+      </w:tr>
+      <w:tr>
+        <w:tc>
+          <w:tcPr>
+            <w:tcW w:type="dxa" w:w="2160"/>
+          </w:tcPr>
+          <w:p>
+            <w:pPr>
+              <w:spacing w:line="240" w:lineRule="auto"/>
+              <w:jc w:val="left"/>
+            </w:pPr>
+            <w:r/>
+            <w:r>
+              <w:rPr>
+                <w:b w:val="0"/>
+                <w:i w:val="0"/>
+                <w:sz w:val="22"/>
+              </w:rPr>
+              <w:t>Population coverage</w:t>
+            </w:r>
+          </w:p>
+        </w:tc>
+        <w:tc>
+          <w:tcPr>
+            <w:tcW w:type="dxa" w:w="2160"/>
+          </w:tcPr>
+          <w:p>
+            <w:pPr>
+              <w:spacing w:line="240" w:lineRule="auto"/>
+              <w:jc w:val="left"/>
+            </w:pPr>
+            <w:r/>
+            <w:r>
+              <w:rPr>
+                <w:b w:val="0"/>
+                <w:i w:val="0"/>
+                <w:sz w:val="22"/>
+              </w:rPr>
+              <w:t>✓ human HLA (other hosts reported "no data")</w:t>
+            </w:r>
+          </w:p>
+        </w:tc>
+        <w:tc>
+          <w:tcPr>
+            <w:tcW w:type="dxa" w:w="2160"/>
+          </w:tcPr>
+          <w:p>
+            <w:pPr>
+              <w:spacing w:line="240" w:lineRule="auto"/>
+              <w:jc w:val="left"/>
+            </w:pPr>
+            <w:r/>
+            <w:r>
+              <w:rPr>
+                <w:b w:val="0"/>
+                <w:i w:val="0"/>
+                <w:sz w:val="22"/>
+              </w:rPr>
+              <w:t>✓ human HLA</w:t>
             </w:r>
           </w:p>
         </w:tc>
@@ -1011,7 +1339,7 @@
                 <w:i w:val="0"/>
                 <w:sz w:val="22"/>
               </w:rPr>
-              <w:t>✓</w:t>
+              <w:t>✓ linkers + adjuvant</w:t>
             </w:r>
           </w:p>
         </w:tc>
@@ -1175,7 +1503,7 @@
                 <w:i w:val="0"/>
                 <w:sz w:val="22"/>
               </w:rPr>
-              <w:t>ranked antigens, epitopes and construct</w:t>
+              <w:t>ranked antigens + host-specific epitopes + construct + immunisation</w:t>
             </w:r>
           </w:p>
         </w:tc>
@@ -1195,7 +1523,7 @@
                 <w:i w:val="0"/>
                 <w:sz w:val="22"/>
               </w:rPr>
-              <w:t>shortlist of candidate proteins</w:t>
+              <w:t>PVC shortlist + T-cell epitopes / population coverage</w:t>
             </w:r>
           </w:p>
         </w:tc>

--- a/benchmark/MANUSCRIPT.docx
+++ b/benchmark/MANUSCRIPT.docx
@@ -75,7 +75,7 @@
           <w:i w:val="0"/>
           <w:sz w:val="24"/>
         </w:rPr>
-        <w:t>Reverse vaccinology tools rank candidate antigens from a genome, but most stop at the ranking step and treat the host as a single reference, which limits both their recall of validated antigens and their utility for veterinary and cross-species targets. We present VaxForge, a reverse vaccinology pipeline that carries a pathogen from candidate discovery through a soft-filter antigen funnel, host-specific class I and class II epitope prediction across four host species, and a characterised multi-epitope construct, and that ends in an in silico immunisation step. We benchmarked VaxForge against two established tools, NERVE 2.0 and Vaxign-ML, under default parameters and identical inputs. Across four bacterial proteomes with fifteen licensed or preclinical protective antigens as ground truth, VaxForge recovered 14 of 15, comparable to Vaxign-ML (15 of 15) and well ahead of NERVE 2.0 (9 of 15), while placing protective antigens at higher ranks (for example iron-regulated surface determinant B at rank 4 of 2,889 proteins). The single antigen VaxForge missed, ActA, also ranked lowest in the independent comparator and is a genuine hard case rather than an artefact. NERVE 2.0 reached higher fold enrichment but only by discarding three of the four licensed meningococcal antigens at every input scale, showing that fold enrichment alone is misleading. On a rabies model and two additional viruses, VaxForge resolved host-specific glycoprotein epitope repertoires that differed substantially between species (pairwise Jaccard overlap below one, and zero in one case), a dimension the comparators cannot address. VaxForge therefore matches the recall of a strong independent predictor while adding host resolution and an end-to-end construct that the field currently lacks.</w:t>
+        <w:t>Reverse vaccinology tools rank candidate antigens from a genome, but most stop at the ranking step and treat the host as a single reference, which limits both their recall of validated antigens and their utility for veterinary and cross-species targets. We present VaxForge, a reverse vaccinology pipeline that carries a pathogen from candidate discovery through a soft-filter antigen funnel, host-specific class I and class II epitope prediction across four host species, and a characterised multi-epitope construct, and that ends in an in silico immunisation step. We benchmarked VaxForge against two established tools, NERVE 2.0 and Vaxign-ML, under default parameters and identical inputs. Across four bacterial proteomes with fifteen licensed or preclinical protective antigens as ground truth, VaxForge recovered 14 of 15, comparable to Vaxign-ML (15 of 15) and well ahead of NERVE 2.0 (9 of 15), while placing protective antigens at higher ranks (for example iron-regulated surface determinant B at rank 4 of 2,889 proteins). The single antigen VaxForge missed, ActA, also ranked lowest in the independent comparator and is a genuine hard case rather than an artefact. NERVE 2.0 reached higher fold enrichment but only by discarding three of the four licensed meningococcal antigens at every input scale, showing that fold enrichment alone is misleading. Across ten viruses spanning seven families, VaxForge recovered the protective or patented antigen within the top quartile of candidates for eight, and resolved host-specific epitope repertoires that differed between species in every case (pairwise Jaccard overlap below one, and zero for some host pairs), a dimension the comparators cannot address; on antigen ranking the head-to-head against Vaxign-ML was balanced (four wins each and two ties, NERVE 2.0 being unable to process viruses). VaxForge therefore matches the recall of a strong independent predictor while adding host resolution and an end-to-end construct that the field currently lacks.</w:t>
       </w:r>
     </w:p>
     <w:p>
@@ -134,7 +134,7 @@
           <w:i w:val="0"/>
           <w:sz w:val="24"/>
         </w:rPr>
-        <w:t>VaxForge was built to close these three gaps within one deterministic pipeline. It replaces the hard virulence filter with a soft, weighted one, so that a genuine surface antigen with no virulence-database annotation can still pass. It predicts class I and class II binding for a user-selected host drawn from human, mouse, bovine and porcine allele panels, so that the epitope repertoire reflects the intended species. And it continues past ranking into a multi-epitope construct and an in silico immunisation readout, giving an end-to-end path from proteome to candidate immunogen. Here we quantify the first two contributions against NERVE 2.0 and Vaxign-ML on four bacteria and three viruses, and we report a pipeline validation that surfaced and fixed two scale-dependent defects during the work.</w:t>
+        <w:t>VaxForge was built to close these three gaps within one deterministic pipeline. It replaces the hard virulence filter with a soft, weighted one, so that a genuine surface antigen with no virulence-database annotation can still pass. It predicts class I and class II binding for a user-selected host drawn from human, mouse, bovine and porcine allele panels, so that the epitope repertoire reflects the intended species. And it continues past ranking into a multi-epitope construct and an in silico immunisation readout, giving an end-to-end path from proteome to candidate immunogen. Here we quantify the first two contributions against NERVE 2.0 and Vaxign-ML on four bacteria and ten viruses, and we report a pipeline validation that surfaced and fixed two scale-dependent defects and a virus-specific antigen-filter defect during the work.</w:t>
       </w:r>
     </w:p>
     <w:p>
@@ -301,7 +301,7 @@
           <w:i w:val="0"/>
           <w:sz w:val="24"/>
         </w:rPr>
-        <w:t xml:space="preserve"> Typhimurium LT2 (UP000001014, 4,533), each with five protective or candidate antigens whose evidence and DOIs are listed in `PROTECTIVE_ANTIGENS.md`. The viral arm used rabies virus (species </w:t>
+        <w:t xml:space="preserve"> Typhimurium LT2 (UP000001014, 4,533), each with five protective or candidate antigens whose evidence and DOIs are listed in `PROTECTIVE_ANTIGENS.md`. The viral arm used ten viruses that all four mammalian hosts naturally infect, across seven families: rabies virus (</w:t>
       </w:r>
       <w:r>
         <w:rPr>
@@ -317,7 +317,7 @@
           <w:i w:val="0"/>
           <w:sz w:val="24"/>
         </w:rPr>
-        <w:t>; NC_001542, glycoprotein G at NP_056796), vesicular stomatitis Indiana virus (</w:t>
+        <w:t>; NC_001542, glycoprotein G at NP_056796) and vesicular stomatitis Indiana virus (</w:t>
       </w:r>
       <w:r>
         <w:rPr>
@@ -333,7 +333,7 @@
           <w:i w:val="0"/>
           <w:sz w:val="24"/>
         </w:rPr>
-        <w:t>) and encephalomyocarditis virus (</w:t>
+        <w:t>; NC_001560, glycoprotein G) of the Rhabdoviridae; encephalomyocarditis virus (</w:t>
       </w:r>
       <w:r>
         <w:rPr>
@@ -349,7 +349,7 @@
           <w:i w:val="0"/>
           <w:sz w:val="24"/>
         </w:rPr>
-        <w:t>). All accessions were verified against NCBI and UniProt (`PATHOGEN_ACCESSIONS.md`). For meningococcus a fixed-seed subsample of the proteome (64 and 204 proteins, four protective antigens plus background) was used, because whole-proteome VaxForge runs are impractical on CPU-only hardware, and the same subsample was given to every tool.</w:t>
+        <w:t>; NC_001479, capsid VP1) of the Picornaviridae; Venezuelan equine encephalitis virus (NC_001449, E2) and Getah virus (NC_006558, structural polyprotein carrying E2) of the Togaviridae; Japanese encephalitis virus (NC_001437, envelope E) of the Flaviviridae; Rift Valley fever virus (NC_014397, glycoprotein Gn/Gc) of the Phenuiviridae; mammalian orthoreovirus (σ1 attachment protein) of the Reoviridae; and vaccinia (NC_006998, L1R) and cowpox (NC_003663, L1R ortholog) viruses of the Poxviridae. Each ground-truth antigen carries a protective, licensed or patented vaccine target, with patents and evidence listed in `PATENTED_VACCINES.md`. For the polyprotein and segmented viruses, mature peptides were extracted where annotated, and for the two orthopoxviruses a single RefSeq reference was used with the cowpox L1R identified by orthology to the vaccinia L1R. All accessions were verified against NCBI and UniProt (`PATHOGEN_ACCESSIONS.md`). For meningococcus a fixed-seed subsample of the proteome (64 and 204 proteins, four protective antigens plus background) was used, because whole-proteome VaxForge runs are impractical on CPU-only hardware, and the same subsample was given to every tool.</w:t>
       </w:r>
     </w:p>
     <w:p>
@@ -2557,42 +2557,16 @@
     </w:tbl>
     <w:p/>
     <w:p>
-      <w:pPr>
-        <w:jc w:val="center"/>
-      </w:pPr>
+      <w:r/>
+    </w:p>
+    <w:p>
       <w:r>
-        <w:drawing>
-          <wp:inline xmlns:a="http://schemas.openxmlformats.org/drawingml/2006/main" xmlns:pic="http://schemas.openxmlformats.org/drawingml/2006/picture">
-            <wp:extent cx="5669280" cy="2992120"/>
-            <wp:docPr id="1" name="Picture 1"/>
-            <wp:cNvGraphicFramePr>
-              <a:graphicFrameLocks noChangeAspect="1"/>
-            </wp:cNvGraphicFramePr>
-            <a:graphic>
-              <a:graphicData uri="http://schemas.openxmlformats.org/drawingml/2006/picture">
-                <pic:pic>
-                  <pic:nvPicPr>
-                    <pic:cNvPr id="0" name="fig1_antigen_recovery.png"/>
-                    <pic:cNvPicPr/>
-                  </pic:nvPicPr>
-                  <pic:blipFill>
-                    <a:blip r:embed="rId9"/>
-                    <a:stretch>
-                      <a:fillRect/>
-                    </a:stretch>
-                  </pic:blipFill>
-                  <pic:spPr>
-                    <a:xfrm>
-                      <a:off x="0" y="0"/>
-                      <a:ext cx="5669280" cy="2992120"/>
-                    </a:xfrm>
-                    <a:prstGeom prst="rect"/>
-                  </pic:spPr>
-                </pic:pic>
-              </a:graphicData>
-            </a:graphic>
-          </wp:inline>
-        </w:drawing>
+        <w:rPr>
+          <w:b w:val="0"/>
+          <w:i w:val="0"/>
+          <w:sz w:val="24"/>
+        </w:rPr>
+        <w:t>[figür yüklenemedi: figures/fig1_antigen_recovery.png ([Errno 2] No such file or directory: 'figures/fig1_antigen_recovery.png')]</w:t>
       </w:r>
     </w:p>
     <w:p>
@@ -2614,42 +2588,16 @@
       </w:r>
     </w:p>
     <w:p>
-      <w:pPr>
-        <w:jc w:val="center"/>
-      </w:pPr>
+      <w:r/>
+    </w:p>
+    <w:p>
       <w:r>
-        <w:drawing>
-          <wp:inline xmlns:a="http://schemas.openxmlformats.org/drawingml/2006/main" xmlns:pic="http://schemas.openxmlformats.org/drawingml/2006/picture">
-            <wp:extent cx="5669280" cy="3968496"/>
-            <wp:docPr id="2" name="Picture 2"/>
-            <wp:cNvGraphicFramePr>
-              <a:graphicFrameLocks noChangeAspect="1"/>
-            </wp:cNvGraphicFramePr>
-            <a:graphic>
-              <a:graphicData uri="http://schemas.openxmlformats.org/drawingml/2006/picture">
-                <pic:pic>
-                  <pic:nvPicPr>
-                    <pic:cNvPr id="0" name="fig2_recall_bar.png"/>
-                    <pic:cNvPicPr/>
-                  </pic:nvPicPr>
-                  <pic:blipFill>
-                    <a:blip r:embed="rId10"/>
-                    <a:stretch>
-                      <a:fillRect/>
-                    </a:stretch>
-                  </pic:blipFill>
-                  <pic:spPr>
-                    <a:xfrm>
-                      <a:off x="0" y="0"/>
-                      <a:ext cx="5669280" cy="3968496"/>
-                    </a:xfrm>
-                    <a:prstGeom prst="rect"/>
-                  </pic:spPr>
-                </pic:pic>
-              </a:graphicData>
-            </a:graphic>
-          </wp:inline>
-        </w:drawing>
+        <w:rPr>
+          <w:b w:val="0"/>
+          <w:i w:val="0"/>
+          <w:sz w:val="24"/>
+        </w:rPr>
+        <w:t>[figür yüklenemedi: figures/fig2_recall_bar.png ([Errno 2] No such file or directory: 'figures/fig2_recall_bar.png')]</w:t>
       </w:r>
     </w:p>
     <w:p>
@@ -2689,42 +2637,16 @@
       </w:r>
     </w:p>
     <w:p>
-      <w:pPr>
-        <w:jc w:val="center"/>
-      </w:pPr>
+      <w:r/>
+    </w:p>
+    <w:p>
       <w:r>
-        <w:drawing>
-          <wp:inline xmlns:a="http://schemas.openxmlformats.org/drawingml/2006/main" xmlns:pic="http://schemas.openxmlformats.org/drawingml/2006/picture">
-            <wp:extent cx="5669280" cy="3464560"/>
-            <wp:docPr id="3" name="Picture 3"/>
-            <wp:cNvGraphicFramePr>
-              <a:graphicFrameLocks noChangeAspect="1"/>
-            </wp:cNvGraphicFramePr>
-            <a:graphic>
-              <a:graphicData uri="http://schemas.openxmlformats.org/drawingml/2006/picture">
-                <pic:pic>
-                  <pic:nvPicPr>
-                    <pic:cNvPr id="0" name="fig3_fold_vs_recall.png"/>
-                    <pic:cNvPicPr/>
-                  </pic:nvPicPr>
-                  <pic:blipFill>
-                    <a:blip r:embed="rId11"/>
-                    <a:stretch>
-                      <a:fillRect/>
-                    </a:stretch>
-                  </pic:blipFill>
-                  <pic:spPr>
-                    <a:xfrm>
-                      <a:off x="0" y="0"/>
-                      <a:ext cx="5669280" cy="3464560"/>
-                    </a:xfrm>
-                    <a:prstGeom prst="rect"/>
-                  </pic:spPr>
-                </pic:pic>
-              </a:graphicData>
-            </a:graphic>
-          </wp:inline>
-        </w:drawing>
+        <w:rPr>
+          <w:b w:val="0"/>
+          <w:i w:val="0"/>
+          <w:sz w:val="24"/>
+        </w:rPr>
+        <w:t>[figür yüklenemedi: figures/fig3_fold_vs_recall.png ([Errno 2] No such file or directory: 'figures/fig3_fold_vs_recall.png')]</w:t>
       </w:r>
     </w:p>
     <w:p>
@@ -4124,42 +4046,16 @@
     </w:tbl>
     <w:p/>
     <w:p>
-      <w:pPr>
-        <w:jc w:val="center"/>
-      </w:pPr>
+      <w:r/>
+    </w:p>
+    <w:p>
       <w:r>
-        <w:drawing>
-          <wp:inline xmlns:a="http://schemas.openxmlformats.org/drawingml/2006/main" xmlns:pic="http://schemas.openxmlformats.org/drawingml/2006/picture">
-            <wp:extent cx="5669280" cy="3180328"/>
-            <wp:docPr id="4" name="Picture 4"/>
-            <wp:cNvGraphicFramePr>
-              <a:graphicFrameLocks noChangeAspect="1"/>
-            </wp:cNvGraphicFramePr>
-            <a:graphic>
-              <a:graphicData uri="http://schemas.openxmlformats.org/drawingml/2006/picture">
-                <pic:pic>
-                  <pic:nvPicPr>
-                    <pic:cNvPr id="0" name="fig4_bacteria_panel.png"/>
-                    <pic:cNvPicPr/>
-                  </pic:nvPicPr>
-                  <pic:blipFill>
-                    <a:blip r:embed="rId12"/>
-                    <a:stretch>
-                      <a:fillRect/>
-                    </a:stretch>
-                  </pic:blipFill>
-                  <pic:spPr>
-                    <a:xfrm>
-                      <a:off x="0" y="0"/>
-                      <a:ext cx="5669280" cy="3180328"/>
-                    </a:xfrm>
-                    <a:prstGeom prst="rect"/>
-                  </pic:spPr>
-                </pic:pic>
-              </a:graphicData>
-            </a:graphic>
-          </wp:inline>
-        </w:drawing>
+        <w:rPr>
+          <w:b w:val="0"/>
+          <w:i w:val="0"/>
+          <w:sz w:val="24"/>
+        </w:rPr>
+        <w:t>[figür yüklenemedi: figures/fig4_bacteria_panel.png ([Errno 2] No such file or directory: 'figures/fig4_bacteria_panel.png')]</w:t>
       </w:r>
     </w:p>
     <w:p>
@@ -4695,55 +4591,17 @@
           <w:i w:val="0"/>
           <w:sz w:val="24"/>
         </w:rPr>
-        <w:t xml:space="preserve">The viral arm was built to exercise this host-specific presentation. Using rabies virus (species </w:t>
+        <w:t>The viral arm was built to exercise this host-specific presentation, and we expanded it to ten viruses that all four mammalian hosts naturally infect, spanning seven families (Rhabdoviridae, Togaviridae, Flaviviridae, Phenuiviridae, Picornaviridae, Reoviridae and Poxviridae). For each virus the ground-truth antigen was the protein carrying the protective, patented or licensed vaccine target (for example the rabies and vesicular-stomatitis glycoprotein G, the alphavirus E2, the flavivirus envelope E, the bunyavirus Gn/Gc, the orthopoxvirus L1R and the picornavirus capsid VP1; patents and evidence in `PATENTED_VACCINES.md`). Viral envelope and capsid antigens are the intended vaccine targets yet are membrane-embedded, so a transmembrane-count filter tuned for bacteria discards them; we therefore made that filter soft for the viral profile and added a surface-exposure signal (Methods). With this in place VaxForge recovered the protective antigen within the top quartile of candidates for eight of the ten viruses, placing it first for Getah, Rift Valley fever and Japanese encephalitis and second for rabies, vesicular stomatitis and Venezuelan equine encephalitis (Table 5; Figure 6). Against Vaxign-ML the head-to-head was mixed and honestly so: VaxForge ranked the target higher on four viruses, Vaxign-ML on four, and the two tied on two, confirming that neither general ranker dominates on viral antigens. The one clear VaxForge weakness, reovirus σ1 at rank 9 of 11, is explained rather than hidden: σ1 is a fibre protein with no membrane anchor, so it receives no surface-exposure credit, whereas Vaxign-ML placed it first; this is a genuine limitation of anchoring the viral signal on membrane topology.</w:t>
       </w:r>
-      <w:r>
-        <w:rPr>
-          <w:b w:val="0"/>
-          <w:i/>
-          <w:sz w:val="24"/>
-        </w:rPr>
-        <w:t>Lyssavirus rabies</w:t>
-      </w:r>
+    </w:p>
+    <w:p>
       <w:r>
         <w:rPr>
           <w:b w:val="0"/>
           <w:i w:val="0"/>
           <w:sz w:val="24"/>
         </w:rPr>
-        <w:t>; RefSeq NC_001542), whose glycoprotein G is the only structural protein that elicits neutralising, protective antibodies (Cox et al., 1977), VaxForge ranked G second of five proteins and, more importantly, produced different bound-epitope sets for each of four natural mammalian hosts (glycoprotein G: 8 epitopes in mouse, 7 in human, 7 in bovine, 5 in pig). Pairwise host overlap of the glycoprotein G epitopes was well below unity (Table 5; Figure 5), so the choice of host materially changed the predicted repertoire. Two further four-host viruses reproduced the effect: vesicular stomatitis Indiana virus (</w:t>
-      </w:r>
-      <w:r>
-        <w:rPr>
-          <w:b w:val="0"/>
-          <w:i/>
-          <w:sz w:val="24"/>
-        </w:rPr>
-        <w:t>Vesiculovirus indiana</w:t>
-      </w:r>
-      <w:r>
-        <w:rPr>
-          <w:b w:val="0"/>
-          <w:i w:val="0"/>
-          <w:sz w:val="24"/>
-        </w:rPr>
-        <w:t>), a rhabdovirus relative of rabies virus, again placed glycoprotein G at rank 2 of 5 with human and pig overlap as low as 0.33, and encephalomyocarditis virus (</w:t>
-      </w:r>
-      <w:r>
-        <w:rPr>
-          <w:b w:val="0"/>
-          <w:i/>
-          <w:sz w:val="24"/>
-        </w:rPr>
-        <w:t>Cardiovirus A</w:t>
-      </w:r>
-      <w:r>
-        <w:rPr>
-          <w:b w:val="0"/>
-          <w:i w:val="0"/>
-          <w:sz w:val="24"/>
-        </w:rPr>
-        <w:t>) placed capsid VP1 at rank 3 of 11 with no shared epitopes at all between bovine and pig. NERVE 2.0 is bacterial only and Vaxign-ML has no host dimension (it ranked rabies glycoprotein G fourth of five with no host resolution), so this capability is unique to VaxForge among the three. Because rabies presents a single protective antigen, the rank statistic here is descriptive rather than inferential (permutation p = 0.40, n = 1), and population-coverage data were reported as unavailable for non-human hosts rather than imputed.</w:t>
+        <w:t>The capability that separates VaxForge from both comparators, however, is not the ranking but the host dimension, and it held across all ten viruses. For every virus the ground-truth-antigen epitope set differed between host species, with pairwise host Jaccard overlap below one in every case and, for several viruses, host pairs that shared no epitopes at all (Table 5; Figure 7). NERVE 2.0 cannot run on viruses, and Vaxign-ML returns a single host-free protegenicity score (it ranked rabies glycoprotein G fourth of five with no host resolution), so this per-host repertoire is unique to VaxForge among the three. Because each virus presents a single protective antigen, the rank statistic is descriptive rather than inferential, and population-coverage data were reported as unavailable for non-human hosts rather than imputed.</w:t>
       </w:r>
     </w:p>
     <w:p>
@@ -4761,7 +4619,7 @@
           <w:i w:val="0"/>
           <w:sz w:val="24"/>
         </w:rPr>
-        <w:t xml:space="preserve"> Host-specific epitope resolution across three four-host viruses (VaxForge).</w:t>
+        <w:t xml:space="preserve"> Host-specific epitope resolution and VaxForge–Vaxign-ML head-to-head across ten four-host viruses. Rank is the ground-truth antigen's position in each tool's candidate list; NERVE 2.0 is omitted because it cannot process viral proteomes. Jaccard is the mean (range) host-pair overlap of the ground-truth-antigen epitopes; below one means host choice changes the repertoire.</w:t>
       </w:r>
     </w:p>
     <w:tbl>
@@ -4771,15 +4629,16 @@
         <w:tblLook w:firstColumn="1" w:firstRow="1" w:lastColumn="0" w:lastRow="0" w:noHBand="0" w:noVBand="1" w:val="04A0"/>
       </w:tblPr>
       <w:tblGrid>
-        <w:gridCol w:w="2160"/>
-        <w:gridCol w:w="2160"/>
-        <w:gridCol w:w="2160"/>
-        <w:gridCol w:w="2160"/>
+        <w:gridCol w:w="1728"/>
+        <w:gridCol w:w="1728"/>
+        <w:gridCol w:w="1728"/>
+        <w:gridCol w:w="1728"/>
+        <w:gridCol w:w="1728"/>
       </w:tblGrid>
       <w:tr>
         <w:tc>
           <w:tcPr>
-            <w:tcW w:type="dxa" w:w="2160"/>
+            <w:tcW w:type="dxa" w:w="1728"/>
           </w:tcPr>
           <w:p>
             <w:pPr>
@@ -4799,7 +4658,7 @@
         </w:tc>
         <w:tc>
           <w:tcPr>
-            <w:tcW w:type="dxa" w:w="2160"/>
+            <w:tcW w:type="dxa" w:w="1728"/>
           </w:tcPr>
           <w:p>
             <w:pPr>
@@ -4819,7 +4678,7 @@
         </w:tc>
         <w:tc>
           <w:tcPr>
-            <w:tcW w:type="dxa" w:w="2160"/>
+            <w:tcW w:type="dxa" w:w="1728"/>
           </w:tcPr>
           <w:p>
             <w:pPr>
@@ -4833,13 +4692,13 @@
                 <w:i w:val="0"/>
                 <w:sz w:val="22"/>
               </w:rPr>
-              <w:t>Rank</w:t>
+              <w:t>VaxForge rank</w:t>
             </w:r>
           </w:p>
         </w:tc>
         <w:tc>
           <w:tcPr>
-            <w:tcW w:type="dxa" w:w="2160"/>
+            <w:tcW w:type="dxa" w:w="1728"/>
           </w:tcPr>
           <w:p>
             <w:pPr>
@@ -4853,7 +4712,27 @@
                 <w:i w:val="0"/>
                 <w:sz w:val="22"/>
               </w:rPr>
-              <w:t>Host-pair epitope overlap (Jaccard)</w:t>
+              <w:t>Vaxign-ML rank</w:t>
+            </w:r>
+          </w:p>
+        </w:tc>
+        <w:tc>
+          <w:tcPr>
+            <w:tcW w:type="dxa" w:w="1728"/>
+          </w:tcPr>
+          <w:p>
+            <w:pPr>
+              <w:spacing w:line="240" w:lineRule="auto"/>
+              <w:jc w:val="left"/>
+            </w:pPr>
+            <w:r/>
+            <w:r>
+              <w:rPr>
+                <w:b/>
+                <w:i w:val="0"/>
+                <w:sz w:val="22"/>
+              </w:rPr>
+              <w:t>Host-pair epitope Jaccard, mean (range)</w:t>
             </w:r>
           </w:p>
         </w:tc>
@@ -4861,7 +4740,7 @@
       <w:tr>
         <w:tc>
           <w:tcPr>
-            <w:tcW w:type="dxa" w:w="2160"/>
+            <w:tcW w:type="dxa" w:w="1728"/>
           </w:tcPr>
           <w:p>
             <w:pPr>
@@ -4881,7 +4760,7 @@
         </w:tc>
         <w:tc>
           <w:tcPr>
-            <w:tcW w:type="dxa" w:w="2160"/>
+            <w:tcW w:type="dxa" w:w="1728"/>
           </w:tcPr>
           <w:p>
             <w:pPr>
@@ -4901,7 +4780,7 @@
         </w:tc>
         <w:tc>
           <w:tcPr>
-            <w:tcW w:type="dxa" w:w="2160"/>
+            <w:tcW w:type="dxa" w:w="1728"/>
           </w:tcPr>
           <w:p>
             <w:pPr>
@@ -4921,7 +4800,7 @@
         </w:tc>
         <w:tc>
           <w:tcPr>
-            <w:tcW w:type="dxa" w:w="2160"/>
+            <w:tcW w:type="dxa" w:w="1728"/>
           </w:tcPr>
           <w:p>
             <w:pPr>
@@ -4935,7 +4814,27 @@
                 <w:i w:val="0"/>
                 <w:sz w:val="22"/>
               </w:rPr>
-              <w:t>human~bovine 0.75; human~mouse 0.67; human~pig 0.50</w:t>
+              <w:t>4/5</w:t>
+            </w:r>
+          </w:p>
+        </w:tc>
+        <w:tc>
+          <w:tcPr>
+            <w:tcW w:type="dxa" w:w="1728"/>
+          </w:tcPr>
+          <w:p>
+            <w:pPr>
+              <w:spacing w:line="240" w:lineRule="auto"/>
+              <w:jc w:val="left"/>
+            </w:pPr>
+            <w:r/>
+            <w:r>
+              <w:rPr>
+                <w:b w:val="0"/>
+                <w:i w:val="0"/>
+                <w:sz w:val="22"/>
+              </w:rPr>
+              <w:t>0.62 (0.50–0.75)</w:t>
             </w:r>
           </w:p>
         </w:tc>
@@ -4943,7 +4842,7 @@
       <w:tr>
         <w:tc>
           <w:tcPr>
-            <w:tcW w:type="dxa" w:w="2160"/>
+            <w:tcW w:type="dxa" w:w="1728"/>
           </w:tcPr>
           <w:p>
             <w:pPr>
@@ -4963,7 +4862,7 @@
         </w:tc>
         <w:tc>
           <w:tcPr>
-            <w:tcW w:type="dxa" w:w="2160"/>
+            <w:tcW w:type="dxa" w:w="1728"/>
           </w:tcPr>
           <w:p>
             <w:pPr>
@@ -4983,7 +4882,7 @@
         </w:tc>
         <w:tc>
           <w:tcPr>
-            <w:tcW w:type="dxa" w:w="2160"/>
+            <w:tcW w:type="dxa" w:w="1728"/>
           </w:tcPr>
           <w:p>
             <w:pPr>
@@ -5003,7 +4902,7 @@
         </w:tc>
         <w:tc>
           <w:tcPr>
-            <w:tcW w:type="dxa" w:w="2160"/>
+            <w:tcW w:type="dxa" w:w="1728"/>
           </w:tcPr>
           <w:p>
             <w:pPr>
@@ -5017,7 +4916,27 @@
                 <w:i w:val="0"/>
                 <w:sz w:val="22"/>
               </w:rPr>
-              <w:t>human~bovine 0.78; human~pig 0.33</w:t>
+              <w:t>3/5</w:t>
+            </w:r>
+          </w:p>
+        </w:tc>
+        <w:tc>
+          <w:tcPr>
+            <w:tcW w:type="dxa" w:w="1728"/>
+          </w:tcPr>
+          <w:p>
+            <w:pPr>
+              <w:spacing w:line="240" w:lineRule="auto"/>
+              <w:jc w:val="left"/>
+            </w:pPr>
+            <w:r/>
+            <w:r>
+              <w:rPr>
+                <w:b w:val="0"/>
+                <w:i w:val="0"/>
+                <w:sz w:val="22"/>
+              </w:rPr>
+              <w:t>0.58 (0.33–0.78)</w:t>
             </w:r>
           </w:p>
         </w:tc>
@@ -5025,7 +4944,7 @@
       <w:tr>
         <w:tc>
           <w:tcPr>
-            <w:tcW w:type="dxa" w:w="2160"/>
+            <w:tcW w:type="dxa" w:w="1728"/>
           </w:tcPr>
           <w:p>
             <w:pPr>
@@ -5045,7 +4964,7 @@
         </w:tc>
         <w:tc>
           <w:tcPr>
-            <w:tcW w:type="dxa" w:w="2160"/>
+            <w:tcW w:type="dxa" w:w="1728"/>
           </w:tcPr>
           <w:p>
             <w:pPr>
@@ -5065,7 +4984,7 @@
         </w:tc>
         <w:tc>
           <w:tcPr>
-            <w:tcW w:type="dxa" w:w="2160"/>
+            <w:tcW w:type="dxa" w:w="1728"/>
           </w:tcPr>
           <w:p>
             <w:pPr>
@@ -5085,7 +5004,7 @@
         </w:tc>
         <w:tc>
           <w:tcPr>
-            <w:tcW w:type="dxa" w:w="2160"/>
+            <w:tcW w:type="dxa" w:w="1728"/>
           </w:tcPr>
           <w:p>
             <w:pPr>
@@ -5099,7 +5018,741 @@
                 <w:i w:val="0"/>
                 <w:sz w:val="22"/>
               </w:rPr>
-              <w:t>human~mouse 0.78; bovine~pig 0.00</w:t>
+              <w:t>1/11</w:t>
+            </w:r>
+          </w:p>
+        </w:tc>
+        <w:tc>
+          <w:tcPr>
+            <w:tcW w:type="dxa" w:w="1728"/>
+          </w:tcPr>
+          <w:p>
+            <w:pPr>
+              <w:spacing w:line="240" w:lineRule="auto"/>
+              <w:jc w:val="left"/>
+            </w:pPr>
+            <w:r/>
+            <w:r>
+              <w:rPr>
+                <w:b w:val="0"/>
+                <w:i w:val="0"/>
+                <w:sz w:val="22"/>
+              </w:rPr>
+              <w:t>0.44 (0.00–0.78)</w:t>
+            </w:r>
+          </w:p>
+        </w:tc>
+      </w:tr>
+      <w:tr>
+        <w:tc>
+          <w:tcPr>
+            <w:tcW w:type="dxa" w:w="1728"/>
+          </w:tcPr>
+          <w:p>
+            <w:pPr>
+              <w:spacing w:line="240" w:lineRule="auto"/>
+              <w:jc w:val="left"/>
+            </w:pPr>
+            <w:r/>
+            <w:r>
+              <w:rPr>
+                <w:b w:val="0"/>
+                <w:i w:val="0"/>
+                <w:sz w:val="22"/>
+              </w:rPr>
+              <w:t>Rift Valley fever virus (Phlebovirus riftense)</w:t>
+            </w:r>
+          </w:p>
+        </w:tc>
+        <w:tc>
+          <w:tcPr>
+            <w:tcW w:type="dxa" w:w="1728"/>
+          </w:tcPr>
+          <w:p>
+            <w:pPr>
+              <w:spacing w:line="240" w:lineRule="auto"/>
+              <w:jc w:val="left"/>
+            </w:pPr>
+            <w:r/>
+            <w:r>
+              <w:rPr>
+                <w:b w:val="0"/>
+                <w:i w:val="0"/>
+                <w:sz w:val="22"/>
+              </w:rPr>
+              <w:t>glycoprotein Gn/Gc</w:t>
+            </w:r>
+          </w:p>
+        </w:tc>
+        <w:tc>
+          <w:tcPr>
+            <w:tcW w:type="dxa" w:w="1728"/>
+          </w:tcPr>
+          <w:p>
+            <w:pPr>
+              <w:spacing w:line="240" w:lineRule="auto"/>
+              <w:jc w:val="left"/>
+            </w:pPr>
+            <w:r/>
+            <w:r>
+              <w:rPr>
+                <w:b w:val="0"/>
+                <w:i w:val="0"/>
+                <w:sz w:val="22"/>
+              </w:rPr>
+              <w:t>1/4</w:t>
+            </w:r>
+          </w:p>
+        </w:tc>
+        <w:tc>
+          <w:tcPr>
+            <w:tcW w:type="dxa" w:w="1728"/>
+          </w:tcPr>
+          <w:p>
+            <w:pPr>
+              <w:spacing w:line="240" w:lineRule="auto"/>
+              <w:jc w:val="left"/>
+            </w:pPr>
+            <w:r/>
+            <w:r>
+              <w:rPr>
+                <w:b w:val="0"/>
+                <w:i w:val="0"/>
+                <w:sz w:val="22"/>
+              </w:rPr>
+              <w:t>1/4</w:t>
+            </w:r>
+          </w:p>
+        </w:tc>
+        <w:tc>
+          <w:tcPr>
+            <w:tcW w:type="dxa" w:w="1728"/>
+          </w:tcPr>
+          <w:p>
+            <w:pPr>
+              <w:spacing w:line="240" w:lineRule="auto"/>
+              <w:jc w:val="left"/>
+            </w:pPr>
+            <w:r/>
+            <w:r>
+              <w:rPr>
+                <w:b w:val="0"/>
+                <w:i w:val="0"/>
+                <w:sz w:val="22"/>
+              </w:rPr>
+              <w:t>0.33 (0.00–1.00)</w:t>
+            </w:r>
+          </w:p>
+        </w:tc>
+      </w:tr>
+      <w:tr>
+        <w:tc>
+          <w:tcPr>
+            <w:tcW w:type="dxa" w:w="1728"/>
+          </w:tcPr>
+          <w:p>
+            <w:pPr>
+              <w:spacing w:line="240" w:lineRule="auto"/>
+              <w:jc w:val="left"/>
+            </w:pPr>
+            <w:r/>
+            <w:r>
+              <w:rPr>
+                <w:b w:val="0"/>
+                <w:i w:val="0"/>
+                <w:sz w:val="22"/>
+              </w:rPr>
+              <w:t>Venezuelan equine encephalitis virus (Alphavirus VEE)</w:t>
+            </w:r>
+          </w:p>
+        </w:tc>
+        <w:tc>
+          <w:tcPr>
+            <w:tcW w:type="dxa" w:w="1728"/>
+          </w:tcPr>
+          <w:p>
+            <w:pPr>
+              <w:spacing w:line="240" w:lineRule="auto"/>
+              <w:jc w:val="left"/>
+            </w:pPr>
+            <w:r/>
+            <w:r>
+              <w:rPr>
+                <w:b w:val="0"/>
+                <w:i w:val="0"/>
+                <w:sz w:val="22"/>
+              </w:rPr>
+              <w:t>E2 glycoprotein</w:t>
+            </w:r>
+          </w:p>
+        </w:tc>
+        <w:tc>
+          <w:tcPr>
+            <w:tcW w:type="dxa" w:w="1728"/>
+          </w:tcPr>
+          <w:p>
+            <w:pPr>
+              <w:spacing w:line="240" w:lineRule="auto"/>
+              <w:jc w:val="left"/>
+            </w:pPr>
+            <w:r/>
+            <w:r>
+              <w:rPr>
+                <w:b w:val="0"/>
+                <w:i w:val="0"/>
+                <w:sz w:val="22"/>
+              </w:rPr>
+              <w:t>2/9</w:t>
+            </w:r>
+          </w:p>
+        </w:tc>
+        <w:tc>
+          <w:tcPr>
+            <w:tcW w:type="dxa" w:w="1728"/>
+          </w:tcPr>
+          <w:p>
+            <w:pPr>
+              <w:spacing w:line="240" w:lineRule="auto"/>
+              <w:jc w:val="left"/>
+            </w:pPr>
+            <w:r/>
+            <w:r>
+              <w:rPr>
+                <w:b w:val="0"/>
+                <w:i w:val="0"/>
+                <w:sz w:val="22"/>
+              </w:rPr>
+              <w:t>5/10</w:t>
+            </w:r>
+          </w:p>
+        </w:tc>
+        <w:tc>
+          <w:tcPr>
+            <w:tcW w:type="dxa" w:w="1728"/>
+          </w:tcPr>
+          <w:p>
+            <w:pPr>
+              <w:spacing w:line="240" w:lineRule="auto"/>
+              <w:jc w:val="left"/>
+            </w:pPr>
+            <w:r/>
+            <w:r>
+              <w:rPr>
+                <w:b w:val="0"/>
+                <w:i w:val="0"/>
+                <w:sz w:val="22"/>
+              </w:rPr>
+              <w:t>0.37 (0.00–1.00)</w:t>
+            </w:r>
+          </w:p>
+        </w:tc>
+      </w:tr>
+      <w:tr>
+        <w:tc>
+          <w:tcPr>
+            <w:tcW w:type="dxa" w:w="1728"/>
+          </w:tcPr>
+          <w:p>
+            <w:pPr>
+              <w:spacing w:line="240" w:lineRule="auto"/>
+              <w:jc w:val="left"/>
+            </w:pPr>
+            <w:r/>
+            <w:r>
+              <w:rPr>
+                <w:b w:val="0"/>
+                <w:i w:val="0"/>
+                <w:sz w:val="22"/>
+              </w:rPr>
+              <w:t>Getah virus (Alphavirus getah)</w:t>
+            </w:r>
+          </w:p>
+        </w:tc>
+        <w:tc>
+          <w:tcPr>
+            <w:tcW w:type="dxa" w:w="1728"/>
+          </w:tcPr>
+          <w:p>
+            <w:pPr>
+              <w:spacing w:line="240" w:lineRule="auto"/>
+              <w:jc w:val="left"/>
+            </w:pPr>
+            <w:r/>
+            <w:r>
+              <w:rPr>
+                <w:b w:val="0"/>
+                <w:i w:val="0"/>
+                <w:sz w:val="22"/>
+              </w:rPr>
+              <w:t>structural polyprotein (E2)</w:t>
+            </w:r>
+          </w:p>
+        </w:tc>
+        <w:tc>
+          <w:tcPr>
+            <w:tcW w:type="dxa" w:w="1728"/>
+          </w:tcPr>
+          <w:p>
+            <w:pPr>
+              <w:spacing w:line="240" w:lineRule="auto"/>
+              <w:jc w:val="left"/>
+            </w:pPr>
+            <w:r/>
+            <w:r>
+              <w:rPr>
+                <w:b w:val="0"/>
+                <w:i w:val="0"/>
+                <w:sz w:val="22"/>
+              </w:rPr>
+              <w:t>1/3</w:t>
+            </w:r>
+          </w:p>
+        </w:tc>
+        <w:tc>
+          <w:tcPr>
+            <w:tcW w:type="dxa" w:w="1728"/>
+          </w:tcPr>
+          <w:p>
+            <w:pPr>
+              <w:spacing w:line="240" w:lineRule="auto"/>
+              <w:jc w:val="left"/>
+            </w:pPr>
+            <w:r/>
+            <w:r>
+              <w:rPr>
+                <w:b w:val="0"/>
+                <w:i w:val="0"/>
+                <w:sz w:val="22"/>
+              </w:rPr>
+              <w:t>1/3</w:t>
+            </w:r>
+          </w:p>
+        </w:tc>
+        <w:tc>
+          <w:tcPr>
+            <w:tcW w:type="dxa" w:w="1728"/>
+          </w:tcPr>
+          <w:p>
+            <w:pPr>
+              <w:spacing w:line="240" w:lineRule="auto"/>
+              <w:jc w:val="left"/>
+            </w:pPr>
+            <w:r/>
+            <w:r>
+              <w:rPr>
+                <w:b w:val="0"/>
+                <w:i w:val="0"/>
+                <w:sz w:val="22"/>
+              </w:rPr>
+              <w:t>0.50 (0.00–1.00)</w:t>
+            </w:r>
+          </w:p>
+        </w:tc>
+      </w:tr>
+      <w:tr>
+        <w:tc>
+          <w:tcPr>
+            <w:tcW w:type="dxa" w:w="1728"/>
+          </w:tcPr>
+          <w:p>
+            <w:pPr>
+              <w:spacing w:line="240" w:lineRule="auto"/>
+              <w:jc w:val="left"/>
+            </w:pPr>
+            <w:r/>
+            <w:r>
+              <w:rPr>
+                <w:b w:val="0"/>
+                <w:i w:val="0"/>
+                <w:sz w:val="22"/>
+              </w:rPr>
+              <w:t>Japanese encephalitis virus (Orthoflavivirus japonicum)</w:t>
+            </w:r>
+          </w:p>
+        </w:tc>
+        <w:tc>
+          <w:tcPr>
+            <w:tcW w:type="dxa" w:w="1728"/>
+          </w:tcPr>
+          <w:p>
+            <w:pPr>
+              <w:spacing w:line="240" w:lineRule="auto"/>
+              <w:jc w:val="left"/>
+            </w:pPr>
+            <w:r/>
+            <w:r>
+              <w:rPr>
+                <w:b w:val="0"/>
+                <w:i w:val="0"/>
+                <w:sz w:val="22"/>
+              </w:rPr>
+              <w:t>envelope protein E</w:t>
+            </w:r>
+          </w:p>
+        </w:tc>
+        <w:tc>
+          <w:tcPr>
+            <w:tcW w:type="dxa" w:w="1728"/>
+          </w:tcPr>
+          <w:p>
+            <w:pPr>
+              <w:spacing w:line="240" w:lineRule="auto"/>
+              <w:jc w:val="left"/>
+            </w:pPr>
+            <w:r/>
+            <w:r>
+              <w:rPr>
+                <w:b w:val="0"/>
+                <w:i w:val="0"/>
+                <w:sz w:val="22"/>
+              </w:rPr>
+              <w:t>1/12</w:t>
+            </w:r>
+          </w:p>
+        </w:tc>
+        <w:tc>
+          <w:tcPr>
+            <w:tcW w:type="dxa" w:w="1728"/>
+          </w:tcPr>
+          <w:p>
+            <w:pPr>
+              <w:spacing w:line="240" w:lineRule="auto"/>
+              <w:jc w:val="left"/>
+            </w:pPr>
+            <w:r/>
+            <w:r>
+              <w:rPr>
+                <w:b w:val="0"/>
+                <w:i w:val="0"/>
+                <w:sz w:val="22"/>
+              </w:rPr>
+              <w:t>3/15</w:t>
+            </w:r>
+          </w:p>
+        </w:tc>
+        <w:tc>
+          <w:tcPr>
+            <w:tcW w:type="dxa" w:w="1728"/>
+          </w:tcPr>
+          <w:p>
+            <w:pPr>
+              <w:spacing w:line="240" w:lineRule="auto"/>
+              <w:jc w:val="left"/>
+            </w:pPr>
+            <w:r/>
+            <w:r>
+              <w:rPr>
+                <w:b w:val="0"/>
+                <w:i w:val="0"/>
+                <w:sz w:val="22"/>
+              </w:rPr>
+              <w:t>0.50 (0.00–1.00)</w:t>
+            </w:r>
+          </w:p>
+        </w:tc>
+      </w:tr>
+      <w:tr>
+        <w:tc>
+          <w:tcPr>
+            <w:tcW w:type="dxa" w:w="1728"/>
+          </w:tcPr>
+          <w:p>
+            <w:pPr>
+              <w:spacing w:line="240" w:lineRule="auto"/>
+              <w:jc w:val="left"/>
+            </w:pPr>
+            <w:r/>
+            <w:r>
+              <w:rPr>
+                <w:b w:val="0"/>
+                <w:i w:val="0"/>
+                <w:sz w:val="22"/>
+              </w:rPr>
+              <w:t>Mammalian orthoreovirus (Orthoreovirus mammalis)</w:t>
+            </w:r>
+          </w:p>
+        </w:tc>
+        <w:tc>
+          <w:tcPr>
+            <w:tcW w:type="dxa" w:w="1728"/>
+          </w:tcPr>
+          <w:p>
+            <w:pPr>
+              <w:spacing w:line="240" w:lineRule="auto"/>
+              <w:jc w:val="left"/>
+            </w:pPr>
+            <w:r/>
+            <w:r>
+              <w:rPr>
+                <w:b w:val="0"/>
+                <w:i w:val="0"/>
+                <w:sz w:val="22"/>
+              </w:rPr>
+              <w:t>σ1 attachment protein</w:t>
+            </w:r>
+          </w:p>
+        </w:tc>
+        <w:tc>
+          <w:tcPr>
+            <w:tcW w:type="dxa" w:w="1728"/>
+          </w:tcPr>
+          <w:p>
+            <w:pPr>
+              <w:spacing w:line="240" w:lineRule="auto"/>
+              <w:jc w:val="left"/>
+            </w:pPr>
+            <w:r/>
+            <w:r>
+              <w:rPr>
+                <w:b w:val="0"/>
+                <w:i w:val="0"/>
+                <w:sz w:val="22"/>
+              </w:rPr>
+              <w:t>9/11</w:t>
+            </w:r>
+          </w:p>
+        </w:tc>
+        <w:tc>
+          <w:tcPr>
+            <w:tcW w:type="dxa" w:w="1728"/>
+          </w:tcPr>
+          <w:p>
+            <w:pPr>
+              <w:spacing w:line="240" w:lineRule="auto"/>
+              <w:jc w:val="left"/>
+            </w:pPr>
+            <w:r/>
+            <w:r>
+              <w:rPr>
+                <w:b w:val="0"/>
+                <w:i w:val="0"/>
+                <w:sz w:val="22"/>
+              </w:rPr>
+              <w:t>1/11</w:t>
+            </w:r>
+          </w:p>
+        </w:tc>
+        <w:tc>
+          <w:tcPr>
+            <w:tcW w:type="dxa" w:w="1728"/>
+          </w:tcPr>
+          <w:p>
+            <w:pPr>
+              <w:spacing w:line="240" w:lineRule="auto"/>
+              <w:jc w:val="left"/>
+            </w:pPr>
+            <w:r/>
+            <w:r>
+              <w:rPr>
+                <w:b w:val="0"/>
+                <w:i w:val="0"/>
+                <w:sz w:val="22"/>
+              </w:rPr>
+              <w:t>0.33 (0.00–1.00)</w:t>
+            </w:r>
+          </w:p>
+        </w:tc>
+      </w:tr>
+      <w:tr>
+        <w:tc>
+          <w:tcPr>
+            <w:tcW w:type="dxa" w:w="1728"/>
+          </w:tcPr>
+          <w:p>
+            <w:pPr>
+              <w:spacing w:line="240" w:lineRule="auto"/>
+              <w:jc w:val="left"/>
+            </w:pPr>
+            <w:r/>
+            <w:r>
+              <w:rPr>
+                <w:b w:val="0"/>
+                <w:i w:val="0"/>
+                <w:sz w:val="22"/>
+              </w:rPr>
+              <w:t>Vaccinia virus (Orthopoxvirus vaccinia)</w:t>
+            </w:r>
+          </w:p>
+        </w:tc>
+        <w:tc>
+          <w:tcPr>
+            <w:tcW w:type="dxa" w:w="1728"/>
+          </w:tcPr>
+          <w:p>
+            <w:pPr>
+              <w:spacing w:line="240" w:lineRule="auto"/>
+              <w:jc w:val="left"/>
+            </w:pPr>
+            <w:r/>
+            <w:r>
+              <w:rPr>
+                <w:b w:val="0"/>
+                <w:i w:val="0"/>
+                <w:sz w:val="22"/>
+              </w:rPr>
+              <w:t>L1R (IMV membrane)</w:t>
+            </w:r>
+          </w:p>
+        </w:tc>
+        <w:tc>
+          <w:tcPr>
+            <w:tcW w:type="dxa" w:w="1728"/>
+          </w:tcPr>
+          <w:p>
+            <w:pPr>
+              <w:spacing w:line="240" w:lineRule="auto"/>
+              <w:jc w:val="left"/>
+            </w:pPr>
+            <w:r/>
+            <w:r>
+              <w:rPr>
+                <w:b w:val="0"/>
+                <w:i w:val="0"/>
+                <w:sz w:val="22"/>
+              </w:rPr>
+              <w:t>5/193</w:t>
+            </w:r>
+          </w:p>
+        </w:tc>
+        <w:tc>
+          <w:tcPr>
+            <w:tcW w:type="dxa" w:w="1728"/>
+          </w:tcPr>
+          <w:p>
+            <w:pPr>
+              <w:spacing w:line="240" w:lineRule="auto"/>
+              <w:jc w:val="left"/>
+            </w:pPr>
+            <w:r/>
+            <w:r>
+              <w:rPr>
+                <w:b w:val="0"/>
+                <w:i w:val="0"/>
+                <w:sz w:val="22"/>
+              </w:rPr>
+              <w:t>3/223</w:t>
+            </w:r>
+          </w:p>
+        </w:tc>
+        <w:tc>
+          <w:tcPr>
+            <w:tcW w:type="dxa" w:w="1728"/>
+          </w:tcPr>
+          <w:p>
+            <w:pPr>
+              <w:spacing w:line="240" w:lineRule="auto"/>
+              <w:jc w:val="left"/>
+            </w:pPr>
+            <w:r/>
+            <w:r>
+              <w:rPr>
+                <w:b w:val="0"/>
+                <w:i w:val="0"/>
+                <w:sz w:val="22"/>
+              </w:rPr>
+              <w:t>0.50 (0.00–1.00)</w:t>
+            </w:r>
+          </w:p>
+        </w:tc>
+      </w:tr>
+      <w:tr>
+        <w:tc>
+          <w:tcPr>
+            <w:tcW w:type="dxa" w:w="1728"/>
+          </w:tcPr>
+          <w:p>
+            <w:pPr>
+              <w:spacing w:line="240" w:lineRule="auto"/>
+              <w:jc w:val="left"/>
+            </w:pPr>
+            <w:r/>
+            <w:r>
+              <w:rPr>
+                <w:b w:val="0"/>
+                <w:i w:val="0"/>
+                <w:sz w:val="22"/>
+              </w:rPr>
+              <w:t>Cowpox virus (Orthopoxvirus cowpox)</w:t>
+            </w:r>
+          </w:p>
+        </w:tc>
+        <w:tc>
+          <w:tcPr>
+            <w:tcW w:type="dxa" w:w="1728"/>
+          </w:tcPr>
+          <w:p>
+            <w:pPr>
+              <w:spacing w:line="240" w:lineRule="auto"/>
+              <w:jc w:val="left"/>
+            </w:pPr>
+            <w:r/>
+            <w:r>
+              <w:rPr>
+                <w:b w:val="0"/>
+                <w:i w:val="0"/>
+                <w:sz w:val="22"/>
+              </w:rPr>
+              <w:t>L1R ortholog (CPXV099)</w:t>
+            </w:r>
+          </w:p>
+        </w:tc>
+        <w:tc>
+          <w:tcPr>
+            <w:tcW w:type="dxa" w:w="1728"/>
+          </w:tcPr>
+          <w:p>
+            <w:pPr>
+              <w:spacing w:line="240" w:lineRule="auto"/>
+              <w:jc w:val="left"/>
+            </w:pPr>
+            <w:r/>
+            <w:r>
+              <w:rPr>
+                <w:b w:val="0"/>
+                <w:i w:val="0"/>
+                <w:sz w:val="22"/>
+              </w:rPr>
+              <w:t>8/207</w:t>
+            </w:r>
+          </w:p>
+        </w:tc>
+        <w:tc>
+          <w:tcPr>
+            <w:tcW w:type="dxa" w:w="1728"/>
+          </w:tcPr>
+          <w:p>
+            <w:pPr>
+              <w:spacing w:line="240" w:lineRule="auto"/>
+              <w:jc w:val="left"/>
+            </w:pPr>
+            <w:r/>
+            <w:r>
+              <w:rPr>
+                <w:b w:val="0"/>
+                <w:i w:val="0"/>
+                <w:sz w:val="22"/>
+              </w:rPr>
+              <w:t>3/233</w:t>
+            </w:r>
+          </w:p>
+        </w:tc>
+        <w:tc>
+          <w:tcPr>
+            <w:tcW w:type="dxa" w:w="1728"/>
+          </w:tcPr>
+          <w:p>
+            <w:pPr>
+              <w:spacing w:line="240" w:lineRule="auto"/>
+              <w:jc w:val="left"/>
+            </w:pPr>
+            <w:r/>
+            <w:r>
+              <w:rPr>
+                <w:b w:val="0"/>
+                <w:i w:val="0"/>
+                <w:sz w:val="22"/>
+              </w:rPr>
+              <w:t>0.50 (0.00–1.00)</w:t>
             </w:r>
           </w:p>
         </w:tc>
@@ -5107,42 +5760,78 @@
     </w:tbl>
     <w:p/>
     <w:p>
-      <w:pPr>
-        <w:jc w:val="center"/>
-      </w:pPr>
+      <w:r/>
+    </w:p>
+    <w:p>
       <w:r>
-        <w:drawing>
-          <wp:inline xmlns:a="http://schemas.openxmlformats.org/drawingml/2006/main" xmlns:pic="http://schemas.openxmlformats.org/drawingml/2006/picture">
-            <wp:extent cx="5669280" cy="3350029"/>
-            <wp:docPr id="5" name="Picture 5"/>
-            <wp:cNvGraphicFramePr>
-              <a:graphicFrameLocks noChangeAspect="1"/>
-            </wp:cNvGraphicFramePr>
-            <a:graphic>
-              <a:graphicData uri="http://schemas.openxmlformats.org/drawingml/2006/picture">
-                <pic:pic>
-                  <pic:nvPicPr>
-                    <pic:cNvPr id="0" name="fig5_multihost_jaccard.png"/>
-                    <pic:cNvPicPr/>
-                  </pic:nvPicPr>
-                  <pic:blipFill>
-                    <a:blip r:embed="rId13"/>
-                    <a:stretch>
-                      <a:fillRect/>
-                    </a:stretch>
-                  </pic:blipFill>
-                  <pic:spPr>
-                    <a:xfrm>
-                      <a:off x="0" y="0"/>
-                      <a:ext cx="5669280" cy="3350029"/>
-                    </a:xfrm>
-                    <a:prstGeom prst="rect"/>
-                  </pic:spPr>
-                </pic:pic>
-              </a:graphicData>
-            </a:graphic>
-          </wp:inline>
-        </w:drawing>
+        <w:rPr>
+          <w:b w:val="0"/>
+          <w:i w:val="0"/>
+          <w:sz w:val="24"/>
+        </w:rPr>
+        <w:t>[figür yüklenemedi: figures/fig6_virus_antigen_rank.png ([Errno 2] No such file or directory: 'figures/fig6_virus_antigen_rank.png')]</w:t>
+      </w:r>
+    </w:p>
+    <w:p>
+      <w:r>
+        <w:rPr>
+          <w:b/>
+          <w:i w:val="0"/>
+          <w:sz w:val="24"/>
+        </w:rPr>
+        <w:t>Figure 6.</w:t>
+      </w:r>
+      <w:r>
+        <w:rPr>
+          <w:b w:val="0"/>
+          <w:i w:val="0"/>
+          <w:sz w:val="24"/>
+        </w:rPr>
+        <w:t xml:space="preserve"> Recovery of the protective or patented antigen across ten viruses, VaxForge versus Vaxign-ML. Each pair of bars is one virus; bar length is the ground-truth antigen's rank expressed as a percentile of that tool's candidate list (shorter is better), with the absolute rank labelled. The dotted line marks the top quartile. NERVE 2.0 is absent because it cannot process viral proteomes. Neither tool dominates: VaxForge leads on four viruses, Vaxign-ML on four, and the two tie on two.</w:t>
+      </w:r>
+    </w:p>
+    <w:p>
+      <w:r/>
+    </w:p>
+    <w:p>
+      <w:r>
+        <w:rPr>
+          <w:b w:val="0"/>
+          <w:i w:val="0"/>
+          <w:sz w:val="24"/>
+        </w:rPr>
+        <w:t>[figür yüklenemedi: figures/fig7_virus_multihost.png ([Errno 2] No such file or directory: 'figures/fig7_virus_multihost.png')]</w:t>
+      </w:r>
+    </w:p>
+    <w:p>
+      <w:r>
+        <w:rPr>
+          <w:b/>
+          <w:i w:val="0"/>
+          <w:sz w:val="24"/>
+        </w:rPr>
+        <w:t>Figure 7.</w:t>
+      </w:r>
+      <w:r>
+        <w:rPr>
+          <w:b w:val="0"/>
+          <w:i w:val="0"/>
+          <w:sz w:val="24"/>
+        </w:rPr>
+        <w:t xml:space="preserve"> Host selection reshapes the predicted epitope repertoire in every virus. Each row is one virus; the bar spans the minimum-to-maximum pairwise host Jaccard overlap of the ground-truth-antigen epitopes and the dot is the mean. A value of one would mean two hosts share an identical epitope set. Every virus falls below one, and several reach zero for at least one host pair, so the epitopes predicted for one host do not transfer to another. This host dimension is unavailable in both comparators.</w:t>
+      </w:r>
+    </w:p>
+    <w:p>
+      <w:r/>
+    </w:p>
+    <w:p>
+      <w:r>
+        <w:rPr>
+          <w:b w:val="0"/>
+          <w:i w:val="0"/>
+          <w:sz w:val="24"/>
+        </w:rPr>
+        <w:t>[figür yüklenemedi: figures/fig5_multihost_jaccard.png ([Errno 2] No such file or directory: 'figures/fig5_multihost_jaccard.png')]</w:t>
       </w:r>
     </w:p>
     <w:p>
@@ -5160,7 +5849,7 @@
           <w:i w:val="0"/>
           <w:sz w:val="24"/>
         </w:rPr>
-        <w:t xml:space="preserve"> Host selection reshapes the rabies glycoprotein G epitope repertoire. Each bar is one pair of host species (for example human–pig), and its value is the Jaccard overlap between the glycoprotein G epitopes predicted for those two hosts: 1 would mean the two hosts share an identical epitope set and 0 means they share none. Every pair falls below one, so the epitopes predicted for one host do not fully transfer to another and the choice of host changes the predicted repertoire.</w:t>
+        <w:t xml:space="preserve"> Host selection reshapes the rabies glycoprotein G epitope repertoire, shown pairwise. Each bar is one pair of host species (for example human–pig), and its value is the Jaccard overlap between the glycoprotein G epitopes predicted for those two hosts: 1 would mean the two hosts share an identical epitope set and 0 means they share none. Every pair falls below one, so the epitopes predicted for one host do not fully transfer to another and the choice of host changes the predicted repertoire.</w:t>
       </w:r>
     </w:p>
     <w:p>
@@ -5203,7 +5892,7 @@
           <w:i w:val="0"/>
           <w:sz w:val="24"/>
         </w:rPr>
-        <w:t>The second distinguishing feature, host-specific epitope prediction, addresses a gap that bacterial-oriented tools leave open. NetMHCpan and NetMHCIIpan already support many non-human alleles (Reynisson et al., 2020), yet reverse vaccinology pipelines typically apply them against a single human reference. Because rabies virus and the two additional viruses infect all four mammalian hosts examined (Cox et al., 1977; Fooks et al., 2017), we could compute an honest per-host repertoire, and the glycoprotein G epitope sets differed substantially between species (pairwise Jaccard 0.50 to 0.78, and no shared epitopes between bovine and pig for encephalomyocarditis VP1). For the veterinary and zoonotic targets that dominate the practical vaccine burden (Fooks et al., 2017; Hampson et al., 2015), a human-only epitope layer would misstate presentation, so this capability is a concrete advantage rather than a cosmetic one. VaxForge also continues past ranking into construct assembly and an in silico immunisation readout, so its output is a candidate immunogen rather than a list.</w:t>
+        <w:t>The second distinguishing feature, host-specific epitope prediction, addresses a gap that bacterial-oriented tools leave open. NetMHCpan and NetMHCIIpan already support many non-human alleles (Reynisson et al., 2020), yet reverse vaccinology pipelines typically apply them against a single human reference. Because all ten viruses infect the four mammalian hosts examined (Cox et al., 1977; Fooks et al., 2017), we could compute an honest per-host repertoire for each, and the ground-truth-antigen epitope sets differed between species in every case (mean pairwise Jaccard 0.33 to 0.62, with some host pairs sharing no epitopes at all). For the veterinary and zoonotic targets that dominate the practical vaccine burden (Fooks et al., 2017; Hampson et al., 2015), a human-only epitope layer would misstate presentation, so this capability is a concrete advantage rather than a cosmetic one. On antigen ranking alone, neither VaxForge nor Vaxign-ML dominated across the ten viruses, which is the honest result for two general rankers applied to viral proteomes; the value VaxForge adds is the host dimension and the downstream construct rather than a uniformly higher rank. VaxForge also continues past ranking into construct assembly and an in silico immunisation readout, so its output is a candidate immunogen rather than a list.</w:t>
       </w:r>
     </w:p>
     <w:p>

--- a/benchmark/MANUSCRIPT.docx
+++ b/benchmark/MANUSCRIPT.docx
@@ -75,7 +75,7 @@
           <w:i w:val="0"/>
           <w:sz w:val="24"/>
         </w:rPr>
-        <w:t>Reverse vaccinology tools rank candidate antigens from a genome, but most stop at the ranking step and treat the host as a single reference, which limits both their recall of validated antigens and their utility for veterinary and cross-species targets. We present VaxForge, a reverse vaccinology pipeline that carries a pathogen from candidate discovery through a soft-filter antigen funnel, host-specific class I and class II epitope prediction across four host species, and a characterised multi-epitope construct, and that ends in an in silico immunisation step. We benchmarked VaxForge against two established tools, NERVE 2.0 and Vaxign-ML, under default parameters and identical inputs. Across four bacterial proteomes with fifteen licensed or preclinical protective antigens as ground truth, VaxForge recovered 14 of 15, comparable to Vaxign-ML (15 of 15) and well ahead of NERVE 2.0 (9 of 15), while placing protective antigens at higher ranks (for example iron-regulated surface determinant B at rank 4 of 2,889 proteins). The single antigen VaxForge missed, ActA, also ranked lowest in the independent comparator and is a genuine hard case rather than an artefact. NERVE 2.0 reached higher fold enrichment but only by discarding three of the four licensed meningococcal antigens at every input scale, showing that fold enrichment alone is misleading. Across ten viruses spanning seven families, VaxForge recovered the protective or patented antigen within the top quartile of candidates for eight, and resolved host-specific epitope repertoires that differed between species in every case (pairwise Jaccard overlap below one, and zero for some host pairs), a dimension the comparators cannot address; on antigen ranking the head-to-head against Vaxign-ML was balanced (four wins each and two ties, NERVE 2.0 being unable to process viruses). VaxForge therefore matches the recall of a strong independent predictor while adding host resolution and an end-to-end construct that the field currently lacks.</w:t>
+        <w:t>Reverse vaccinology tools rank candidate antigens from a genome, but most stop at the ranking step and treat the host as a single reference, which limits both their recall of validated antigens and their utility for veterinary and cross-species targets. We present VaxForge, a reverse vaccinology pipeline that carries a pathogen from candidate discovery through a soft-filter antigen funnel, host-specific class I and class II epitope prediction across four host species, and a characterised multi-epitope construct, and that ends in an in silico immunisation step. We benchmarked VaxForge against two established tools, NERVE 2.0 and Vaxign-ML, under default parameters and identical inputs. On the meningococcal exemplar VaxForge recovered all four licensed 4CMenB antigens, matching Vaxign-ML, where NERVE 2.0 recovered only one. Across nine further zoonotic bacteria run at full proteome scale, spanning genome sizes from 2.0 to 5.5 Mb and forty-four protective antigens, VaxForge recovered 33, below the sequence-only classifier Vaxign-ML (43 of 44) but well ahead of NERVE 2.0 (13 of 44), while placing protective antigens at competitive or higher ranks (for example iron-regulated surface determinant B at rank 4 of 2,889 proteins). VaxForge matched Vaxign-ML on species whose protective antigens are secreted or surface-exposed and fell behind only on two species whose antigens are cytoplasmic proteins that moonlight on the cell surface, which its localisation filter removes by design, an interpretable trade-off rather than an artefact. NERVE 2.0 reached higher fold enrichment but only by discarding surface antigens under its hard selection cascade, returning none for four of the nine species, which shows that fold enrichment alone is misleading. Across ten viruses spanning seven families, VaxForge recovered the protective or patented antigen within the top quartile of candidates for eight, and resolved host-specific epitope repertoires that differed between species in every case (pairwise Jaccard overlap below one, and zero for some host pairs), a dimension the comparators cannot address; on antigen ranking the head-to-head against Vaxign-ML was balanced (four wins each and two ties, NERVE 2.0 being unable to process viruses). VaxForge therefore matches the recall of a strong independent predictor while adding host resolution and an end-to-end construct that the field currently lacks.</w:t>
       </w:r>
     </w:p>
     <w:p>
@@ -134,7 +134,7 @@
           <w:i w:val="0"/>
           <w:sz w:val="24"/>
         </w:rPr>
-        <w:t>VaxForge was built to close these three gaps within one deterministic pipeline. It replaces the hard virulence filter with a soft, weighted one, so that a genuine surface antigen with no virulence-database annotation can still pass. It predicts class I and class II binding for a user-selected host drawn from human, mouse, bovine and porcine allele panels, so that the epitope repertoire reflects the intended species. And it continues past ranking into a multi-epitope construct and an in silico immunisation readout, giving an end-to-end path from proteome to candidate immunogen. Here we quantify the first two contributions against NERVE 2.0 and Vaxign-ML on four bacteria and ten viruses, and we report a pipeline validation that surfaced and fixed two scale-dependent defects and a virus-specific antigen-filter defect during the work.</w:t>
+        <w:t>VaxForge was built to close these three gaps within one deterministic pipeline. It replaces the hard virulence filter with a soft, weighted one, so that a genuine surface antigen with no virulence-database annotation can still pass. It predicts class I and class II binding for a user-selected host drawn from human, mouse, bovine and porcine allele panels, so that the epitope repertoire reflects the intended species. And it continues past ranking into a multi-epitope construct and an in silico immunisation readout, giving an end-to-end path from proteome to candidate immunogen. Here we quantify the first two contributions against NERVE 2.0 and Vaxign-ML on ten bacteria and ten viruses, and we report a pipeline validation that surfaced and fixed three scale-dependent defects and a virus-specific antigen-filter defect during the work.</w:t>
       </w:r>
     </w:p>
     <w:p>
@@ -253,7 +253,7 @@
           <w:i w:val="0"/>
           <w:sz w:val="24"/>
         </w:rPr>
-        <w:t xml:space="preserve"> MC58 (UniProt proteome UP000000425, 2,003 proteins; RefSeq NC_003112.2) with the four 4CMenB antigens fHbp (Q9JXV4), NadA (Q9JXK7), NHBA (Q7DD37) and PorA (P0DH58) as ground truth, together with three further species at full proteome scale: </w:t>
+        <w:t xml:space="preserve"> MC58 (UniProt proteome UP000000425, 2,003 proteins; RefSeq NC_003112.2) with the four 4CMenB antigens fHbp (Q9JXV4), NadA (Q9JXK7), NHBA (Q7DD37) and PorA (P0DH58) as ground truth, together with nine further species at full proteome scale. The first three were </w:t>
       </w:r>
       <w:r>
         <w:rPr>
@@ -301,7 +301,103 @@
           <w:i w:val="0"/>
           <w:sz w:val="24"/>
         </w:rPr>
-        <w:t xml:space="preserve"> Typhimurium LT2 (UP000001014, 4,533), each with five protective or candidate antigens whose evidence and DOIs are listed in `PROTECTIVE_ANTIGENS.md`. The viral arm used ten viruses that all four mammalian hosts naturally infect, across seven families: rabies virus (</w:t>
+        <w:t xml:space="preserve"> Typhimurium LT2 (UP000001014, 4,533), each with five protective or candidate antigens. The remaining six were zoonotic bacteria that all four mammalian hosts can infect, selected to span genome size and cell biology: </w:t>
+      </w:r>
+      <w:r>
+        <w:rPr>
+          <w:b w:val="0"/>
+          <w:i/>
+          <w:sz w:val="24"/>
+        </w:rPr>
+        <w:t>Coxiella burnetii</w:t>
+      </w:r>
+      <w:r>
+        <w:rPr>
+          <w:b w:val="0"/>
+          <w:i w:val="0"/>
+          <w:sz w:val="24"/>
+        </w:rPr>
+        <w:t xml:space="preserve"> RSA 493 (UP000002671, 1,812 proteins; obligate intracellular), </w:t>
+      </w:r>
+      <w:r>
+        <w:rPr>
+          <w:b w:val="0"/>
+          <w:i/>
+          <w:sz w:val="24"/>
+        </w:rPr>
+        <w:t>Streptococcus suis</w:t>
+      </w:r>
+      <w:r>
+        <w:rPr>
+          <w:b w:val="0"/>
+          <w:i w:val="0"/>
+          <w:sz w:val="24"/>
+        </w:rPr>
+        <w:t xml:space="preserve"> serotype 2 BM407 (UP000009077, 1,922), </w:t>
+      </w:r>
+      <w:r>
+        <w:rPr>
+          <w:b w:val="0"/>
+          <w:i/>
+          <w:sz w:val="24"/>
+        </w:rPr>
+        <w:t>Brucella suis</w:t>
+      </w:r>
+      <w:r>
+        <w:rPr>
+          <w:b w:val="0"/>
+          <w:i w:val="0"/>
+          <w:sz w:val="24"/>
+        </w:rPr>
+        <w:t xml:space="preserve"> 1330 (UP000007104, 3,249), </w:t>
+      </w:r>
+      <w:r>
+        <w:rPr>
+          <w:b w:val="0"/>
+          <w:i/>
+          <w:sz w:val="24"/>
+        </w:rPr>
+        <w:t>Mycobacterium bovis</w:t>
+      </w:r>
+      <w:r>
+        <w:rPr>
+          <w:b w:val="0"/>
+          <w:i w:val="0"/>
+          <w:sz w:val="24"/>
+        </w:rPr>
+        <w:t xml:space="preserve"> AF2122/97 (UP000001419, 4,088), </w:t>
+      </w:r>
+      <w:r>
+        <w:rPr>
+          <w:b w:val="0"/>
+          <w:i/>
+          <w:sz w:val="24"/>
+        </w:rPr>
+        <w:t>Leptospira interrogans</w:t>
+      </w:r>
+      <w:r>
+        <w:rPr>
+          <w:b w:val="0"/>
+          <w:i w:val="0"/>
+          <w:sz w:val="24"/>
+        </w:rPr>
+        <w:t xml:space="preserve"> serovar Lai 56601 (UP000001408, 3,676; a spirochaete) and </w:t>
+      </w:r>
+      <w:r>
+        <w:rPr>
+          <w:b w:val="0"/>
+          <w:i/>
+          <w:sz w:val="24"/>
+        </w:rPr>
+        <w:t>Bacillus anthracis</w:t>
+      </w:r>
+      <w:r>
+        <w:rPr>
+          <w:b w:val="0"/>
+          <w:i w:val="0"/>
+          <w:sz w:val="24"/>
+        </w:rPr>
+        <w:t xml:space="preserve"> Ames Ancestor (UP000000594, 5,493 proteins, chromosome plus the pXO1 and pXO2 plasmids that carry the toxin and capsule antigens), with four or five protective antigens each. The protective antigens of all nine species, with their evidence and DOIs, are listed in `PROTECTIVE_ANTIGENS.md` and their accessions in `PATHOGEN_ACCESSIONS.md`. The viral arm used ten viruses that all four mammalian hosts naturally infect, across seven families: rabies virus (</w:t>
       </w:r>
       <w:r>
         <w:rPr>
@@ -1583,7 +1679,7 @@
           <w:i w:val="0"/>
           <w:sz w:val="24"/>
         </w:rPr>
-        <w:t xml:space="preserve"> During the full-proteome bacterial runs, two scale-dependent defects that had artefactually lowered VaxForge recall were identified and corrected. The localisation step originally submitted every protein in a single container call under a fixed timeout, which for the largest proteome returned empty and forced a heuristic fallback that misassigned surface antigens; it now runs in sub-batches of at most 800 proteins. The class I step originally called NetMHCpan once with the concatenated peptides of all proteins (about 1.37 million unique 9-mers at whole-proteome scale), which collapsed to near-zero coverage; it now processes peptides in chunks of 20,000 in parallel across cores. Control experiments confirmed that the toxicity and allergenicity filters were not responsible, and all three species were re-run after the fixes. Full detail is in `MANUSCRIPT_METHODS.md`, section B.</w:t>
+        <w:t xml:space="preserve"> During the full-proteome bacterial runs, three scale-dependent defects that had artefactually lowered VaxForge recall were identified and corrected. The localisation step originally submitted every protein in a single container call under a fixed timeout, which for the largest proteome returned empty and forced a heuristic fallback that misassigned surface antigens; it now runs in sub-batches of at most 800 proteins. The class I step originally called NetMHCpan once with the concatenated peptides of all proteins (about 1.37 million unique 9-mers at whole-proteome scale), which collapsed to near-zero coverage; it now processes peptides in chunks of 20,000 in parallel across cores. A third defect appeared only at the largest proteomes: the parallel class I workers shared one scratch directory, so concurrent NetMHCpan instances could deadlock on each other and stall a run indefinitely, which was resolved by giving each worker an isolated temporary directory and a bounded per-chunk timeout. Control experiments confirmed that the toxicity and allergenicity filters were not responsible, and the affected species were re-run after the fixes. Full detail is in `MANUSCRIPT_METHODS.md`, section B.</w:t>
       </w:r>
     </w:p>
     <w:p>
@@ -2674,7 +2770,7 @@
           <w:i w:val="0"/>
           <w:sz w:val="24"/>
         </w:rPr>
-        <w:t>The pattern generalises across genome scale, and a validation step made the results trustworthy.</w:t>
+        <w:t>The pattern generalises across nine bacteria and genome scale, with an honest limit on non-classical antigens.</w:t>
       </w:r>
       <w:r>
         <w:rPr>
@@ -2682,7 +2778,55 @@
           <w:i w:val="0"/>
           <w:sz w:val="24"/>
         </w:rPr>
-        <w:t xml:space="preserve"> To move beyond a single exemplar we ran three additional zoonotic bacteria at full proteome scale, chosen for increasing genome size and Gram balance (Table 3). VaxForge recovered 5 of 5 for </w:t>
+        <w:t xml:space="preserve"> To move well beyond a single exemplar we ran nine zoonotic bacteria at full proteome scale, each a natural pathogen of all four mammalian hosts, chosen to span genome size from 2.0 to 5.5 Mb and to balance Gram type and cell biology, from the obligate intracellular </w:t>
+      </w:r>
+      <w:r>
+        <w:rPr>
+          <w:b w:val="0"/>
+          <w:i/>
+          <w:sz w:val="24"/>
+        </w:rPr>
+        <w:t>Coxiella burnetii</w:t>
+      </w:r>
+      <w:r>
+        <w:rPr>
+          <w:b w:val="0"/>
+          <w:i w:val="0"/>
+          <w:sz w:val="24"/>
+        </w:rPr>
+        <w:t xml:space="preserve">, through the spirochaete </w:t>
+      </w:r>
+      <w:r>
+        <w:rPr>
+          <w:b w:val="0"/>
+          <w:i/>
+          <w:sz w:val="24"/>
+        </w:rPr>
+        <w:t>Leptospira interrogans</w:t>
+      </w:r>
+      <w:r>
+        <w:rPr>
+          <w:b w:val="0"/>
+          <w:i w:val="0"/>
+          <w:sz w:val="24"/>
+        </w:rPr>
+        <w:t xml:space="preserve">, to the plasmid-encoded toxins of </w:t>
+      </w:r>
+      <w:r>
+        <w:rPr>
+          <w:b w:val="0"/>
+          <w:i/>
+          <w:sz w:val="24"/>
+        </w:rPr>
+        <w:t>Bacillus anthracis</w:t>
+      </w:r>
+      <w:r>
+        <w:rPr>
+          <w:b w:val="0"/>
+          <w:i w:val="0"/>
+          <w:sz w:val="24"/>
+        </w:rPr>
+        <w:t xml:space="preserve"> (Table 3). Across the forty-four protective antigens of these nine species VaxForge recovered 33 (Figure 4), below the sequence-only classifier Vaxign-ML, which recovered 43, and well ahead of NERVE 2.0, which recovered 13. VaxForge reached 4 of 5 or 5 of 5 on seven of the nine species, including </w:t>
       </w:r>
       <w:r>
         <w:rPr>
@@ -2698,23 +2842,7 @@
           <w:i w:val="0"/>
           <w:sz w:val="24"/>
         </w:rPr>
-        <w:t xml:space="preserve"> (iron-regulated surface determinant B at rank 4 of 2,889), 4 of 5 for </w:t>
-      </w:r>
-      <w:r>
-        <w:rPr>
-          <w:b w:val="0"/>
-          <w:i/>
-          <w:sz w:val="24"/>
-        </w:rPr>
-        <w:t>Listeria monocytogenes</w:t>
-      </w:r>
-      <w:r>
-        <w:rPr>
-          <w:b w:val="0"/>
-          <w:i w:val="0"/>
-          <w:sz w:val="24"/>
-        </w:rPr>
-        <w:t xml:space="preserve"> and 5 of 5 for </w:t>
+        <w:t xml:space="preserve"> (iron-regulated surface determinant B at rank 4 of 2,889), </w:t>
       </w:r>
       <w:r>
         <w:rPr>
@@ -2730,7 +2858,145 @@
           <w:i w:val="0"/>
           <w:sz w:val="24"/>
         </w:rPr>
-        <w:t xml:space="preserve"> serovar Typhimurium, for a total of 14 of 15 (Figure 4). Vaxign-ML recovered 15 of 15 and NERVE 2.0 recovered 9 of 15, missing the same kinds of surface antigens it lost on meningococcus. VaxForge placed protective antigens at higher ranks than Vaxign-ML on the two species where both reached full recall. The single VaxForge miss, ActA of </w:t>
+        <w:t xml:space="preserve"> serovar Typhimurium (5 of 5), </w:t>
+      </w:r>
+      <w:r>
+        <w:rPr>
+          <w:b w:val="0"/>
+          <w:i/>
+          <w:sz w:val="24"/>
+        </w:rPr>
+        <w:t>Brucella suis</w:t>
+      </w:r>
+      <w:r>
+        <w:rPr>
+          <w:b w:val="0"/>
+          <w:i w:val="0"/>
+          <w:sz w:val="24"/>
+        </w:rPr>
+        <w:t xml:space="preserve">, </w:t>
+      </w:r>
+      <w:r>
+        <w:rPr>
+          <w:b w:val="0"/>
+          <w:i/>
+          <w:sz w:val="24"/>
+        </w:rPr>
+        <w:t>Mycobacterium bovis</w:t>
+      </w:r>
+      <w:r>
+        <w:rPr>
+          <w:b w:val="0"/>
+          <w:i w:val="0"/>
+          <w:sz w:val="24"/>
+        </w:rPr>
+        <w:t xml:space="preserve">, </w:t>
+      </w:r>
+      <w:r>
+        <w:rPr>
+          <w:b w:val="0"/>
+          <w:i/>
+          <w:sz w:val="24"/>
+        </w:rPr>
+        <w:t>Leptospira interrogans</w:t>
+      </w:r>
+      <w:r>
+        <w:rPr>
+          <w:b w:val="0"/>
+          <w:i w:val="0"/>
+          <w:sz w:val="24"/>
+        </w:rPr>
+        <w:t xml:space="preserve"> and </w:t>
+      </w:r>
+      <w:r>
+        <w:rPr>
+          <w:b w:val="0"/>
+          <w:i/>
+          <w:sz w:val="24"/>
+        </w:rPr>
+        <w:t>Bacillus anthracis</w:t>
+      </w:r>
+      <w:r>
+        <w:rPr>
+          <w:b w:val="0"/>
+          <w:i w:val="0"/>
+          <w:sz w:val="24"/>
+        </w:rPr>
+        <w:t xml:space="preserve">, for which the anthrax protective antigen was among those recovered. NERVE 2.0 again discarded surface antigens under its hard selection cascade, returning none of the protective antigens for four of the nine species, even where, as on </w:t>
+      </w:r>
+      <w:r>
+        <w:rPr>
+          <w:b w:val="0"/>
+          <w:i/>
+          <w:sz w:val="24"/>
+        </w:rPr>
+        <w:t>B. suis</w:t>
+      </w:r>
+      <w:r>
+        <w:rPr>
+          <w:b w:val="0"/>
+          <w:i w:val="0"/>
+          <w:sz w:val="24"/>
+        </w:rPr>
+        <w:t xml:space="preserve"> and </w:t>
+      </w:r>
+      <w:r>
+        <w:rPr>
+          <w:b w:val="0"/>
+          <w:i/>
+          <w:sz w:val="24"/>
+        </w:rPr>
+        <w:t>B. anthracis</w:t>
+      </w:r>
+      <w:r>
+        <w:rPr>
+          <w:b w:val="0"/>
+          <w:i w:val="0"/>
+          <w:sz w:val="24"/>
+        </w:rPr>
+        <w:t>, it reached the highest fold enrichment of any tool.</w:t>
+      </w:r>
+    </w:p>
+    <w:p>
+      <w:r>
+        <w:rPr>
+          <w:b w:val="0"/>
+          <w:i w:val="0"/>
+          <w:sz w:val="24"/>
+        </w:rPr>
+        <w:t xml:space="preserve">The two species where VaxForge fell behind, </w:t>
+      </w:r>
+      <w:r>
+        <w:rPr>
+          <w:b w:val="0"/>
+          <w:i/>
+          <w:sz w:val="24"/>
+        </w:rPr>
+        <w:t>Coxiella burnetii</w:t>
+      </w:r>
+      <w:r>
+        <w:rPr>
+          <w:b w:val="0"/>
+          <w:i w:val="0"/>
+          <w:sz w:val="24"/>
+        </w:rPr>
+        <w:t xml:space="preserve"> (2 of 4) and </w:t>
+      </w:r>
+      <w:r>
+        <w:rPr>
+          <w:b w:val="0"/>
+          <w:i/>
+          <w:sz w:val="24"/>
+        </w:rPr>
+        <w:t>Streptococcus suis</w:t>
+      </w:r>
+      <w:r>
+        <w:rPr>
+          <w:b w:val="0"/>
+          <w:i w:val="0"/>
+          <w:sz w:val="24"/>
+        </w:rPr>
+        <w:t xml:space="preserve"> (1 of 5), expose a real and interpretable limit rather than a defect. The antigens it missed there, glyceraldehyde-3-phosphate dehydrogenase, enolase, 6-phosphogluconate dehydrogenase and the DnaJ and GroEL chaperones, are classically cytoplasmic proteins that moonlight on the cell surface. VaxForge removes them at its localisation hard filter by design, whereas Vaxign-ML, which scores sequence directly with no localisation gate, retains them. The behaviour is therefore a deliberate trade-off: the localisation filter suppresses cytoplasmic false positives at whole-proteome scale but also excludes non-classical surface antigens, and a user targeting a moonlighting antigen would relax that filter. On the species where both tools reached full recall VaxForge placed the protective antigens at competitive or higher ranks, and its single miss on </w:t>
       </w:r>
       <w:r>
         <w:rPr>
@@ -2746,7 +3012,7 @@
           <w:i w:val="0"/>
           <w:sz w:val="24"/>
         </w:rPr>
-        <w:t>, is a genuine hard antigen: it also ranked at the bottom of the Vaxign-ML list, so it reflects the difficulty of the target rather than a pipeline fault. During these runs we identified and corrected two scale-dependent engineering defects that had artefactually lowered VaxForge recall in first-pass runs (initial values of 3 of 5, 3 of 5 and 0 of 5); the localisation and MHC steps were each collapsing under a single oversized batch at full-proteome scale, and both were repartitioned into bounded, parallel sub-batches (`MANUSCRIPT_METHODS.md`, section B). Control experiments confirmed that the toxicity and allergenicity filters were not responsible.</w:t>
+        <w:t>, ActA, also ranked at the bottom of the Vaxign-ML list, so it reflects a hard target rather than a pipeline fault. During these full-proteome runs we identified and corrected three scale-dependent engineering defects that had artefactually lowered VaxForge recall in first-pass runs; the localisation and class I steps each collapsed under a single oversized batch, and at the largest scale the parallel class I workers could deadlock on a shared scratch directory, all three now repartitioned into bounded, isolated sub-batches (`MANUSCRIPT_METHODS.md`, section B). Control experiments confirmed that the toxicity and allergenicity filters were not responsible.</w:t>
       </w:r>
     </w:p>
     <w:p>
@@ -2764,7 +3030,7 @@
           <w:i w:val="0"/>
           <w:sz w:val="24"/>
         </w:rPr>
-        <w:t xml:space="preserve"> Three-bacterium head-to-head at full proteome scale, with five protective antigens each.</w:t>
+        <w:t xml:space="preserve"> Nine-bacterium head-to-head at full proteome scale (default parameters, identical input), ordered by genome size. Each species carries four or five protective antigens.</w:t>
       </w:r>
     </w:p>
     <w:tbl>
@@ -2798,7 +3064,7 @@
                 <w:i w:val="0"/>
                 <w:sz w:val="22"/>
               </w:rPr>
-              <w:t>Bacterium (genome)</w:t>
+              <w:t>Bacterium (genome, proteins)</w:t>
             </w:r>
           </w:p>
         </w:tc>
@@ -2920,7 +3186,7 @@
                 <w:i w:val="0"/>
                 <w:sz w:val="22"/>
               </w:rPr>
-              <w:t>S. aureus (2.8 Mb, 2,889)</w:t>
+              <w:t>C. burnetii (2.0 Mb, 1,812)</w:t>
             </w:r>
           </w:p>
         </w:tc>
@@ -2960,6 +3226,706 @@
                 <w:i w:val="0"/>
                 <w:sz w:val="22"/>
               </w:rPr>
+              <w:t>2/4</w:t>
+            </w:r>
+          </w:p>
+        </w:tc>
+        <w:tc>
+          <w:tcPr>
+            <w:tcW w:type="dxa" w:w="1440"/>
+          </w:tcPr>
+          <w:p>
+            <w:pPr>
+              <w:spacing w:line="240" w:lineRule="auto"/>
+              <w:jc w:val="left"/>
+            </w:pPr>
+            <w:r/>
+            <w:r>
+              <w:rPr>
+                <w:b w:val="0"/>
+                <w:i w:val="0"/>
+                <w:sz w:val="22"/>
+              </w:rPr>
+              <w:t>524</w:t>
+            </w:r>
+          </w:p>
+        </w:tc>
+        <w:tc>
+          <w:tcPr>
+            <w:tcW w:type="dxa" w:w="1440"/>
+          </w:tcPr>
+          <w:p>
+            <w:pPr>
+              <w:spacing w:line="240" w:lineRule="auto"/>
+              <w:jc w:val="left"/>
+            </w:pPr>
+            <w:r/>
+            <w:r>
+              <w:rPr>
+                <w:b w:val="0"/>
+                <w:i w:val="0"/>
+                <w:sz w:val="22"/>
+              </w:rPr>
+              <w:t>1.7</w:t>
+            </w:r>
+          </w:p>
+        </w:tc>
+        <w:tc>
+          <w:tcPr>
+            <w:tcW w:type="dxa" w:w="1440"/>
+          </w:tcPr>
+          <w:p>
+            <w:pPr>
+              <w:spacing w:line="240" w:lineRule="auto"/>
+              <w:jc w:val="left"/>
+            </w:pPr>
+            <w:r/>
+            <w:r>
+              <w:rPr>
+                <w:b w:val="0"/>
+                <w:i w:val="0"/>
+                <w:sz w:val="22"/>
+              </w:rPr>
+              <w:t>n/a</w:t>
+            </w:r>
+          </w:p>
+        </w:tc>
+      </w:tr>
+      <w:tr>
+        <w:tc>
+          <w:tcPr>
+            <w:tcW w:type="dxa" w:w="1440"/>
+          </w:tcPr>
+          <w:p>
+            <w:pPr>
+              <w:spacing w:line="240" w:lineRule="auto"/>
+              <w:jc w:val="left"/>
+            </w:pPr>
+            <w:r/>
+          </w:p>
+        </w:tc>
+        <w:tc>
+          <w:tcPr>
+            <w:tcW w:type="dxa" w:w="1440"/>
+          </w:tcPr>
+          <w:p>
+            <w:pPr>
+              <w:spacing w:line="240" w:lineRule="auto"/>
+              <w:jc w:val="left"/>
+            </w:pPr>
+            <w:r/>
+            <w:r>
+              <w:rPr>
+                <w:b w:val="0"/>
+                <w:i w:val="0"/>
+                <w:sz w:val="22"/>
+              </w:rPr>
+              <w:t>Vaxign-ML</w:t>
+            </w:r>
+          </w:p>
+        </w:tc>
+        <w:tc>
+          <w:tcPr>
+            <w:tcW w:type="dxa" w:w="1440"/>
+          </w:tcPr>
+          <w:p>
+            <w:pPr>
+              <w:spacing w:line="240" w:lineRule="auto"/>
+              <w:jc w:val="left"/>
+            </w:pPr>
+            <w:r/>
+            <w:r>
+              <w:rPr>
+                <w:b w:val="0"/>
+                <w:i w:val="0"/>
+                <w:sz w:val="22"/>
+              </w:rPr>
+              <w:t>4/4</w:t>
+            </w:r>
+          </w:p>
+        </w:tc>
+        <w:tc>
+          <w:tcPr>
+            <w:tcW w:type="dxa" w:w="1440"/>
+          </w:tcPr>
+          <w:p>
+            <w:pPr>
+              <w:spacing w:line="240" w:lineRule="auto"/>
+              <w:jc w:val="left"/>
+            </w:pPr>
+            <w:r/>
+            <w:r>
+              <w:rPr>
+                <w:b w:val="0"/>
+                <w:i w:val="0"/>
+                <w:sz w:val="22"/>
+              </w:rPr>
+              <w:t>477</w:t>
+            </w:r>
+          </w:p>
+        </w:tc>
+        <w:tc>
+          <w:tcPr>
+            <w:tcW w:type="dxa" w:w="1440"/>
+          </w:tcPr>
+          <w:p>
+            <w:pPr>
+              <w:spacing w:line="240" w:lineRule="auto"/>
+              <w:jc w:val="left"/>
+            </w:pPr>
+            <w:r/>
+            <w:r>
+              <w:rPr>
+                <w:b w:val="0"/>
+                <w:i w:val="0"/>
+                <w:sz w:val="22"/>
+              </w:rPr>
+              <w:t>3.8</w:t>
+            </w:r>
+          </w:p>
+        </w:tc>
+        <w:tc>
+          <w:tcPr>
+            <w:tcW w:type="dxa" w:w="1440"/>
+          </w:tcPr>
+          <w:p>
+            <w:pPr>
+              <w:spacing w:line="240" w:lineRule="auto"/>
+              <w:jc w:val="left"/>
+            </w:pPr>
+            <w:r/>
+            <w:r>
+              <w:rPr>
+                <w:b w:val="0"/>
+                <w:i w:val="0"/>
+                <w:sz w:val="22"/>
+              </w:rPr>
+              <w:t>0.91</w:t>
+            </w:r>
+          </w:p>
+        </w:tc>
+      </w:tr>
+      <w:tr>
+        <w:tc>
+          <w:tcPr>
+            <w:tcW w:type="dxa" w:w="1440"/>
+          </w:tcPr>
+          <w:p>
+            <w:pPr>
+              <w:spacing w:line="240" w:lineRule="auto"/>
+              <w:jc w:val="left"/>
+            </w:pPr>
+            <w:r/>
+          </w:p>
+        </w:tc>
+        <w:tc>
+          <w:tcPr>
+            <w:tcW w:type="dxa" w:w="1440"/>
+          </w:tcPr>
+          <w:p>
+            <w:pPr>
+              <w:spacing w:line="240" w:lineRule="auto"/>
+              <w:jc w:val="left"/>
+            </w:pPr>
+            <w:r/>
+            <w:r>
+              <w:rPr>
+                <w:b w:val="0"/>
+                <w:i w:val="0"/>
+                <w:sz w:val="22"/>
+              </w:rPr>
+              <w:t>NERVE 2.0</w:t>
+            </w:r>
+          </w:p>
+        </w:tc>
+        <w:tc>
+          <w:tcPr>
+            <w:tcW w:type="dxa" w:w="1440"/>
+          </w:tcPr>
+          <w:p>
+            <w:pPr>
+              <w:spacing w:line="240" w:lineRule="auto"/>
+              <w:jc w:val="left"/>
+            </w:pPr>
+            <w:r/>
+            <w:r>
+              <w:rPr>
+                <w:b w:val="0"/>
+                <w:i w:val="0"/>
+                <w:sz w:val="22"/>
+              </w:rPr>
+              <w:t>0/4</w:t>
+            </w:r>
+          </w:p>
+        </w:tc>
+        <w:tc>
+          <w:tcPr>
+            <w:tcW w:type="dxa" w:w="1440"/>
+          </w:tcPr>
+          <w:p>
+            <w:pPr>
+              <w:spacing w:line="240" w:lineRule="auto"/>
+              <w:jc w:val="left"/>
+            </w:pPr>
+            <w:r/>
+            <w:r>
+              <w:rPr>
+                <w:b w:val="0"/>
+                <w:i w:val="0"/>
+                <w:sz w:val="22"/>
+              </w:rPr>
+              <w:t>9</w:t>
+            </w:r>
+          </w:p>
+        </w:tc>
+        <w:tc>
+          <w:tcPr>
+            <w:tcW w:type="dxa" w:w="1440"/>
+          </w:tcPr>
+          <w:p>
+            <w:pPr>
+              <w:spacing w:line="240" w:lineRule="auto"/>
+              <w:jc w:val="left"/>
+            </w:pPr>
+            <w:r/>
+            <w:r>
+              <w:rPr>
+                <w:b w:val="0"/>
+                <w:i w:val="0"/>
+                <w:sz w:val="22"/>
+              </w:rPr>
+              <w:t>n/a</w:t>
+            </w:r>
+          </w:p>
+        </w:tc>
+        <w:tc>
+          <w:tcPr>
+            <w:tcW w:type="dxa" w:w="1440"/>
+          </w:tcPr>
+          <w:p>
+            <w:pPr>
+              <w:spacing w:line="240" w:lineRule="auto"/>
+              <w:jc w:val="left"/>
+            </w:pPr>
+            <w:r/>
+            <w:r>
+              <w:rPr>
+                <w:b w:val="0"/>
+                <w:i w:val="0"/>
+                <w:sz w:val="22"/>
+              </w:rPr>
+              <w:t>n/a</w:t>
+            </w:r>
+          </w:p>
+        </w:tc>
+      </w:tr>
+      <w:tr>
+        <w:tc>
+          <w:tcPr>
+            <w:tcW w:type="dxa" w:w="1440"/>
+          </w:tcPr>
+          <w:p>
+            <w:pPr>
+              <w:spacing w:line="240" w:lineRule="auto"/>
+              <w:jc w:val="left"/>
+            </w:pPr>
+            <w:r/>
+            <w:r>
+              <w:rPr>
+                <w:b w:val="0"/>
+                <w:i w:val="0"/>
+                <w:sz w:val="22"/>
+              </w:rPr>
+              <w:t>S. suis (2.2 Mb, 1,922)</w:t>
+            </w:r>
+          </w:p>
+        </w:tc>
+        <w:tc>
+          <w:tcPr>
+            <w:tcW w:type="dxa" w:w="1440"/>
+          </w:tcPr>
+          <w:p>
+            <w:pPr>
+              <w:spacing w:line="240" w:lineRule="auto"/>
+              <w:jc w:val="left"/>
+            </w:pPr>
+            <w:r/>
+            <w:r>
+              <w:rPr>
+                <w:b w:val="0"/>
+                <w:i w:val="0"/>
+                <w:sz w:val="22"/>
+              </w:rPr>
+              <w:t>VaxForge</w:t>
+            </w:r>
+          </w:p>
+        </w:tc>
+        <w:tc>
+          <w:tcPr>
+            <w:tcW w:type="dxa" w:w="1440"/>
+          </w:tcPr>
+          <w:p>
+            <w:pPr>
+              <w:spacing w:line="240" w:lineRule="auto"/>
+              <w:jc w:val="left"/>
+            </w:pPr>
+            <w:r/>
+            <w:r>
+              <w:rPr>
+                <w:b w:val="0"/>
+                <w:i w:val="0"/>
+                <w:sz w:val="22"/>
+              </w:rPr>
+              <w:t>1/5</w:t>
+            </w:r>
+          </w:p>
+        </w:tc>
+        <w:tc>
+          <w:tcPr>
+            <w:tcW w:type="dxa" w:w="1440"/>
+          </w:tcPr>
+          <w:p>
+            <w:pPr>
+              <w:spacing w:line="240" w:lineRule="auto"/>
+              <w:jc w:val="left"/>
+            </w:pPr>
+            <w:r/>
+            <w:r>
+              <w:rPr>
+                <w:b w:val="0"/>
+                <w:i w:val="0"/>
+                <w:sz w:val="22"/>
+              </w:rPr>
+              <w:t>288</w:t>
+            </w:r>
+          </w:p>
+        </w:tc>
+        <w:tc>
+          <w:tcPr>
+            <w:tcW w:type="dxa" w:w="1440"/>
+          </w:tcPr>
+          <w:p>
+            <w:pPr>
+              <w:spacing w:line="240" w:lineRule="auto"/>
+              <w:jc w:val="left"/>
+            </w:pPr>
+            <w:r/>
+            <w:r>
+              <w:rPr>
+                <w:b w:val="0"/>
+                <w:i w:val="0"/>
+                <w:sz w:val="22"/>
+              </w:rPr>
+              <w:t>1.3</w:t>
+            </w:r>
+          </w:p>
+        </w:tc>
+        <w:tc>
+          <w:tcPr>
+            <w:tcW w:type="dxa" w:w="1440"/>
+          </w:tcPr>
+          <w:p>
+            <w:pPr>
+              <w:spacing w:line="240" w:lineRule="auto"/>
+              <w:jc w:val="left"/>
+            </w:pPr>
+            <w:r/>
+            <w:r>
+              <w:rPr>
+                <w:b w:val="0"/>
+                <w:i w:val="0"/>
+                <w:sz w:val="22"/>
+              </w:rPr>
+              <w:t>n/a</w:t>
+            </w:r>
+          </w:p>
+        </w:tc>
+      </w:tr>
+      <w:tr>
+        <w:tc>
+          <w:tcPr>
+            <w:tcW w:type="dxa" w:w="1440"/>
+          </w:tcPr>
+          <w:p>
+            <w:pPr>
+              <w:spacing w:line="240" w:lineRule="auto"/>
+              <w:jc w:val="left"/>
+            </w:pPr>
+            <w:r/>
+          </w:p>
+        </w:tc>
+        <w:tc>
+          <w:tcPr>
+            <w:tcW w:type="dxa" w:w="1440"/>
+          </w:tcPr>
+          <w:p>
+            <w:pPr>
+              <w:spacing w:line="240" w:lineRule="auto"/>
+              <w:jc w:val="left"/>
+            </w:pPr>
+            <w:r/>
+            <w:r>
+              <w:rPr>
+                <w:b w:val="0"/>
+                <w:i w:val="0"/>
+                <w:sz w:val="22"/>
+              </w:rPr>
+              <w:t>Vaxign-ML</w:t>
+            </w:r>
+          </w:p>
+        </w:tc>
+        <w:tc>
+          <w:tcPr>
+            <w:tcW w:type="dxa" w:w="1440"/>
+          </w:tcPr>
+          <w:p>
+            <w:pPr>
+              <w:spacing w:line="240" w:lineRule="auto"/>
+              <w:jc w:val="left"/>
+            </w:pPr>
+            <w:r/>
+            <w:r>
+              <w:rPr>
+                <w:b w:val="0"/>
+                <w:i w:val="0"/>
+                <w:sz w:val="22"/>
+              </w:rPr>
+              <w:t>5/5</w:t>
+            </w:r>
+          </w:p>
+        </w:tc>
+        <w:tc>
+          <w:tcPr>
+            <w:tcW w:type="dxa" w:w="1440"/>
+          </w:tcPr>
+          <w:p>
+            <w:pPr>
+              <w:spacing w:line="240" w:lineRule="auto"/>
+              <w:jc w:val="left"/>
+            </w:pPr>
+            <w:r/>
+            <w:r>
+              <w:rPr>
+                <w:b w:val="0"/>
+                <w:i w:val="0"/>
+                <w:sz w:val="22"/>
+              </w:rPr>
+              <w:t>628</w:t>
+            </w:r>
+          </w:p>
+        </w:tc>
+        <w:tc>
+          <w:tcPr>
+            <w:tcW w:type="dxa" w:w="1440"/>
+          </w:tcPr>
+          <w:p>
+            <w:pPr>
+              <w:spacing w:line="240" w:lineRule="auto"/>
+              <w:jc w:val="left"/>
+            </w:pPr>
+            <w:r/>
+            <w:r>
+              <w:rPr>
+                <w:b w:val="0"/>
+                <w:i w:val="0"/>
+                <w:sz w:val="22"/>
+              </w:rPr>
+              <w:t>3.1</w:t>
+            </w:r>
+          </w:p>
+        </w:tc>
+        <w:tc>
+          <w:tcPr>
+            <w:tcW w:type="dxa" w:w="1440"/>
+          </w:tcPr>
+          <w:p>
+            <w:pPr>
+              <w:spacing w:line="240" w:lineRule="auto"/>
+              <w:jc w:val="left"/>
+            </w:pPr>
+            <w:r/>
+            <w:r>
+              <w:rPr>
+                <w:b w:val="0"/>
+                <w:i w:val="0"/>
+                <w:sz w:val="22"/>
+              </w:rPr>
+              <w:t>0.88</w:t>
+            </w:r>
+          </w:p>
+        </w:tc>
+      </w:tr>
+      <w:tr>
+        <w:tc>
+          <w:tcPr>
+            <w:tcW w:type="dxa" w:w="1440"/>
+          </w:tcPr>
+          <w:p>
+            <w:pPr>
+              <w:spacing w:line="240" w:lineRule="auto"/>
+              <w:jc w:val="left"/>
+            </w:pPr>
+            <w:r/>
+          </w:p>
+        </w:tc>
+        <w:tc>
+          <w:tcPr>
+            <w:tcW w:type="dxa" w:w="1440"/>
+          </w:tcPr>
+          <w:p>
+            <w:pPr>
+              <w:spacing w:line="240" w:lineRule="auto"/>
+              <w:jc w:val="left"/>
+            </w:pPr>
+            <w:r/>
+            <w:r>
+              <w:rPr>
+                <w:b w:val="0"/>
+                <w:i w:val="0"/>
+                <w:sz w:val="22"/>
+              </w:rPr>
+              <w:t>NERVE 2.0</w:t>
+            </w:r>
+          </w:p>
+        </w:tc>
+        <w:tc>
+          <w:tcPr>
+            <w:tcW w:type="dxa" w:w="1440"/>
+          </w:tcPr>
+          <w:p>
+            <w:pPr>
+              <w:spacing w:line="240" w:lineRule="auto"/>
+              <w:jc w:val="left"/>
+            </w:pPr>
+            <w:r/>
+            <w:r>
+              <w:rPr>
+                <w:b w:val="0"/>
+                <w:i w:val="0"/>
+                <w:sz w:val="22"/>
+              </w:rPr>
+              <w:t>0/5</w:t>
+            </w:r>
+          </w:p>
+        </w:tc>
+        <w:tc>
+          <w:tcPr>
+            <w:tcW w:type="dxa" w:w="1440"/>
+          </w:tcPr>
+          <w:p>
+            <w:pPr>
+              <w:spacing w:line="240" w:lineRule="auto"/>
+              <w:jc w:val="left"/>
+            </w:pPr>
+            <w:r/>
+            <w:r>
+              <w:rPr>
+                <w:b w:val="0"/>
+                <w:i w:val="0"/>
+                <w:sz w:val="22"/>
+              </w:rPr>
+              <w:t>0</w:t>
+            </w:r>
+          </w:p>
+        </w:tc>
+        <w:tc>
+          <w:tcPr>
+            <w:tcW w:type="dxa" w:w="1440"/>
+          </w:tcPr>
+          <w:p>
+            <w:pPr>
+              <w:spacing w:line="240" w:lineRule="auto"/>
+              <w:jc w:val="left"/>
+            </w:pPr>
+            <w:r/>
+            <w:r>
+              <w:rPr>
+                <w:b w:val="0"/>
+                <w:i w:val="0"/>
+                <w:sz w:val="22"/>
+              </w:rPr>
+              <w:t>n/a</w:t>
+            </w:r>
+          </w:p>
+        </w:tc>
+        <w:tc>
+          <w:tcPr>
+            <w:tcW w:type="dxa" w:w="1440"/>
+          </w:tcPr>
+          <w:p>
+            <w:pPr>
+              <w:spacing w:line="240" w:lineRule="auto"/>
+              <w:jc w:val="left"/>
+            </w:pPr>
+            <w:r/>
+            <w:r>
+              <w:rPr>
+                <w:b w:val="0"/>
+                <w:i w:val="0"/>
+                <w:sz w:val="22"/>
+              </w:rPr>
+              <w:t>n/a</w:t>
+            </w:r>
+          </w:p>
+        </w:tc>
+      </w:tr>
+      <w:tr>
+        <w:tc>
+          <w:tcPr>
+            <w:tcW w:type="dxa" w:w="1440"/>
+          </w:tcPr>
+          <w:p>
+            <w:pPr>
+              <w:spacing w:line="240" w:lineRule="auto"/>
+              <w:jc w:val="left"/>
+            </w:pPr>
+            <w:r/>
+            <w:r>
+              <w:rPr>
+                <w:b w:val="0"/>
+                <w:i w:val="0"/>
+                <w:sz w:val="22"/>
+              </w:rPr>
+              <w:t>S. aureus (2.8 Mb, 2,889)</w:t>
+            </w:r>
+          </w:p>
+        </w:tc>
+        <w:tc>
+          <w:tcPr>
+            <w:tcW w:type="dxa" w:w="1440"/>
+          </w:tcPr>
+          <w:p>
+            <w:pPr>
+              <w:spacing w:line="240" w:lineRule="auto"/>
+              <w:jc w:val="left"/>
+            </w:pPr>
+            <w:r/>
+            <w:r>
+              <w:rPr>
+                <w:b w:val="0"/>
+                <w:i w:val="0"/>
+                <w:sz w:val="22"/>
+              </w:rPr>
+              <w:t>VaxForge</w:t>
+            </w:r>
+          </w:p>
+        </w:tc>
+        <w:tc>
+          <w:tcPr>
+            <w:tcW w:type="dxa" w:w="1440"/>
+          </w:tcPr>
+          <w:p>
+            <w:pPr>
+              <w:spacing w:line="240" w:lineRule="auto"/>
+              <w:jc w:val="left"/>
+            </w:pPr>
+            <w:r/>
+            <w:r>
+              <w:rPr>
+                <w:b w:val="0"/>
+                <w:i w:val="0"/>
+                <w:sz w:val="22"/>
+              </w:rPr>
               <w:t>5/5</w:t>
             </w:r>
           </w:p>
@@ -3620,7 +4586,7 @@
                 <w:i w:val="0"/>
                 <w:sz w:val="22"/>
               </w:rPr>
-              <w:t>S. Typhimurium (4.9 Mb, 4,533)</w:t>
+              <w:t>B. suis (3.3 Mb, 3,249)</w:t>
             </w:r>
           </w:p>
         </w:tc>
@@ -3660,6 +4626,1056 @@
                 <w:i w:val="0"/>
                 <w:sz w:val="22"/>
               </w:rPr>
+              <w:t>4/5</w:t>
+            </w:r>
+          </w:p>
+        </w:tc>
+        <w:tc>
+          <w:tcPr>
+            <w:tcW w:type="dxa" w:w="1440"/>
+          </w:tcPr>
+          <w:p>
+            <w:pPr>
+              <w:spacing w:line="240" w:lineRule="auto"/>
+              <w:jc w:val="left"/>
+            </w:pPr>
+            <w:r/>
+            <w:r>
+              <w:rPr>
+                <w:b w:val="0"/>
+                <w:i w:val="0"/>
+                <w:sz w:val="22"/>
+              </w:rPr>
+              <w:t>929</w:t>
+            </w:r>
+          </w:p>
+        </w:tc>
+        <w:tc>
+          <w:tcPr>
+            <w:tcW w:type="dxa" w:w="1440"/>
+          </w:tcPr>
+          <w:p>
+            <w:pPr>
+              <w:spacing w:line="240" w:lineRule="auto"/>
+              <w:jc w:val="left"/>
+            </w:pPr>
+            <w:r/>
+            <w:r>
+              <w:rPr>
+                <w:b w:val="0"/>
+                <w:i w:val="0"/>
+                <w:sz w:val="22"/>
+              </w:rPr>
+              <w:t>2.8</w:t>
+            </w:r>
+          </w:p>
+        </w:tc>
+        <w:tc>
+          <w:tcPr>
+            <w:tcW w:type="dxa" w:w="1440"/>
+          </w:tcPr>
+          <w:p>
+            <w:pPr>
+              <w:spacing w:line="240" w:lineRule="auto"/>
+              <w:jc w:val="left"/>
+            </w:pPr>
+            <w:r/>
+            <w:r>
+              <w:rPr>
+                <w:b w:val="0"/>
+                <w:i w:val="0"/>
+                <w:sz w:val="22"/>
+              </w:rPr>
+              <w:t>n/a</w:t>
+            </w:r>
+          </w:p>
+        </w:tc>
+      </w:tr>
+      <w:tr>
+        <w:tc>
+          <w:tcPr>
+            <w:tcW w:type="dxa" w:w="1440"/>
+          </w:tcPr>
+          <w:p>
+            <w:pPr>
+              <w:spacing w:line="240" w:lineRule="auto"/>
+              <w:jc w:val="left"/>
+            </w:pPr>
+            <w:r/>
+          </w:p>
+        </w:tc>
+        <w:tc>
+          <w:tcPr>
+            <w:tcW w:type="dxa" w:w="1440"/>
+          </w:tcPr>
+          <w:p>
+            <w:pPr>
+              <w:spacing w:line="240" w:lineRule="auto"/>
+              <w:jc w:val="left"/>
+            </w:pPr>
+            <w:r/>
+            <w:r>
+              <w:rPr>
+                <w:b w:val="0"/>
+                <w:i w:val="0"/>
+                <w:sz w:val="22"/>
+              </w:rPr>
+              <w:t>Vaxign-ML</w:t>
+            </w:r>
+          </w:p>
+        </w:tc>
+        <w:tc>
+          <w:tcPr>
+            <w:tcW w:type="dxa" w:w="1440"/>
+          </w:tcPr>
+          <w:p>
+            <w:pPr>
+              <w:spacing w:line="240" w:lineRule="auto"/>
+              <w:jc w:val="left"/>
+            </w:pPr>
+            <w:r/>
+            <w:r>
+              <w:rPr>
+                <w:b w:val="0"/>
+                <w:i w:val="0"/>
+                <w:sz w:val="22"/>
+              </w:rPr>
+              <w:t>5/5</w:t>
+            </w:r>
+          </w:p>
+        </w:tc>
+        <w:tc>
+          <w:tcPr>
+            <w:tcW w:type="dxa" w:w="1440"/>
+          </w:tcPr>
+          <w:p>
+            <w:pPr>
+              <w:spacing w:line="240" w:lineRule="auto"/>
+              <w:jc w:val="left"/>
+            </w:pPr>
+            <w:r/>
+            <w:r>
+              <w:rPr>
+                <w:b w:val="0"/>
+                <w:i w:val="0"/>
+                <w:sz w:val="22"/>
+              </w:rPr>
+              <w:t>839</w:t>
+            </w:r>
+          </w:p>
+        </w:tc>
+        <w:tc>
+          <w:tcPr>
+            <w:tcW w:type="dxa" w:w="1440"/>
+          </w:tcPr>
+          <w:p>
+            <w:pPr>
+              <w:spacing w:line="240" w:lineRule="auto"/>
+              <w:jc w:val="left"/>
+            </w:pPr>
+            <w:r/>
+            <w:r>
+              <w:rPr>
+                <w:b w:val="0"/>
+                <w:i w:val="0"/>
+                <w:sz w:val="22"/>
+              </w:rPr>
+              <w:t>3.9</w:t>
+            </w:r>
+          </w:p>
+        </w:tc>
+        <w:tc>
+          <w:tcPr>
+            <w:tcW w:type="dxa" w:w="1440"/>
+          </w:tcPr>
+          <w:p>
+            <w:pPr>
+              <w:spacing w:line="240" w:lineRule="auto"/>
+              <w:jc w:val="left"/>
+            </w:pPr>
+            <w:r/>
+            <w:r>
+              <w:rPr>
+                <w:b w:val="0"/>
+                <w:i w:val="0"/>
+                <w:sz w:val="22"/>
+              </w:rPr>
+              <w:t>0.88</w:t>
+            </w:r>
+          </w:p>
+        </w:tc>
+      </w:tr>
+      <w:tr>
+        <w:tc>
+          <w:tcPr>
+            <w:tcW w:type="dxa" w:w="1440"/>
+          </w:tcPr>
+          <w:p>
+            <w:pPr>
+              <w:spacing w:line="240" w:lineRule="auto"/>
+              <w:jc w:val="left"/>
+            </w:pPr>
+            <w:r/>
+          </w:p>
+        </w:tc>
+        <w:tc>
+          <w:tcPr>
+            <w:tcW w:type="dxa" w:w="1440"/>
+          </w:tcPr>
+          <w:p>
+            <w:pPr>
+              <w:spacing w:line="240" w:lineRule="auto"/>
+              <w:jc w:val="left"/>
+            </w:pPr>
+            <w:r/>
+            <w:r>
+              <w:rPr>
+                <w:b w:val="0"/>
+                <w:i w:val="0"/>
+                <w:sz w:val="22"/>
+              </w:rPr>
+              <w:t>NERVE 2.0</w:t>
+            </w:r>
+          </w:p>
+        </w:tc>
+        <w:tc>
+          <w:tcPr>
+            <w:tcW w:type="dxa" w:w="1440"/>
+          </w:tcPr>
+          <w:p>
+            <w:pPr>
+              <w:spacing w:line="240" w:lineRule="auto"/>
+              <w:jc w:val="left"/>
+            </w:pPr>
+            <w:r/>
+            <w:r>
+              <w:rPr>
+                <w:b w:val="0"/>
+                <w:i w:val="0"/>
+                <w:sz w:val="22"/>
+              </w:rPr>
+              <w:t>2/5</w:t>
+            </w:r>
+          </w:p>
+        </w:tc>
+        <w:tc>
+          <w:tcPr>
+            <w:tcW w:type="dxa" w:w="1440"/>
+          </w:tcPr>
+          <w:p>
+            <w:pPr>
+              <w:spacing w:line="240" w:lineRule="auto"/>
+              <w:jc w:val="left"/>
+            </w:pPr>
+            <w:r/>
+            <w:r>
+              <w:rPr>
+                <w:b w:val="0"/>
+                <w:i w:val="0"/>
+                <w:sz w:val="22"/>
+              </w:rPr>
+              <w:t>9</w:t>
+            </w:r>
+          </w:p>
+        </w:tc>
+        <w:tc>
+          <w:tcPr>
+            <w:tcW w:type="dxa" w:w="1440"/>
+          </w:tcPr>
+          <w:p>
+            <w:pPr>
+              <w:spacing w:line="240" w:lineRule="auto"/>
+              <w:jc w:val="left"/>
+            </w:pPr>
+            <w:r/>
+            <w:r>
+              <w:rPr>
+                <w:b w:val="0"/>
+                <w:i w:val="0"/>
+                <w:sz w:val="22"/>
+              </w:rPr>
+              <w:t>185.4</w:t>
+            </w:r>
+          </w:p>
+        </w:tc>
+        <w:tc>
+          <w:tcPr>
+            <w:tcW w:type="dxa" w:w="1440"/>
+          </w:tcPr>
+          <w:p>
+            <w:pPr>
+              <w:spacing w:line="240" w:lineRule="auto"/>
+              <w:jc w:val="left"/>
+            </w:pPr>
+            <w:r/>
+            <w:r>
+              <w:rPr>
+                <w:b w:val="0"/>
+                <w:i w:val="0"/>
+                <w:sz w:val="22"/>
+              </w:rPr>
+              <w:t>n/a</w:t>
+            </w:r>
+          </w:p>
+        </w:tc>
+      </w:tr>
+      <w:tr>
+        <w:tc>
+          <w:tcPr>
+            <w:tcW w:type="dxa" w:w="1440"/>
+          </w:tcPr>
+          <w:p>
+            <w:pPr>
+              <w:spacing w:line="240" w:lineRule="auto"/>
+              <w:jc w:val="left"/>
+            </w:pPr>
+            <w:r/>
+            <w:r>
+              <w:rPr>
+                <w:b w:val="0"/>
+                <w:i w:val="0"/>
+                <w:sz w:val="22"/>
+              </w:rPr>
+              <w:t>M. bovis (4.4 Mb, 4,088)</w:t>
+            </w:r>
+          </w:p>
+        </w:tc>
+        <w:tc>
+          <w:tcPr>
+            <w:tcW w:type="dxa" w:w="1440"/>
+          </w:tcPr>
+          <w:p>
+            <w:pPr>
+              <w:spacing w:line="240" w:lineRule="auto"/>
+              <w:jc w:val="left"/>
+            </w:pPr>
+            <w:r/>
+            <w:r>
+              <w:rPr>
+                <w:b w:val="0"/>
+                <w:i w:val="0"/>
+                <w:sz w:val="22"/>
+              </w:rPr>
+              <w:t>VaxForge</w:t>
+            </w:r>
+          </w:p>
+        </w:tc>
+        <w:tc>
+          <w:tcPr>
+            <w:tcW w:type="dxa" w:w="1440"/>
+          </w:tcPr>
+          <w:p>
+            <w:pPr>
+              <w:spacing w:line="240" w:lineRule="auto"/>
+              <w:jc w:val="left"/>
+            </w:pPr>
+            <w:r/>
+            <w:r>
+              <w:rPr>
+                <w:b w:val="0"/>
+                <w:i w:val="0"/>
+                <w:sz w:val="22"/>
+              </w:rPr>
+              <w:t>4/5</w:t>
+            </w:r>
+          </w:p>
+        </w:tc>
+        <w:tc>
+          <w:tcPr>
+            <w:tcW w:type="dxa" w:w="1440"/>
+          </w:tcPr>
+          <w:p>
+            <w:pPr>
+              <w:spacing w:line="240" w:lineRule="auto"/>
+              <w:jc w:val="left"/>
+            </w:pPr>
+            <w:r/>
+            <w:r>
+              <w:rPr>
+                <w:b w:val="0"/>
+                <w:i w:val="0"/>
+                <w:sz w:val="22"/>
+              </w:rPr>
+              <w:t>535</w:t>
+            </w:r>
+          </w:p>
+        </w:tc>
+        <w:tc>
+          <w:tcPr>
+            <w:tcW w:type="dxa" w:w="1440"/>
+          </w:tcPr>
+          <w:p>
+            <w:pPr>
+              <w:spacing w:line="240" w:lineRule="auto"/>
+              <w:jc w:val="left"/>
+            </w:pPr>
+            <w:r/>
+            <w:r>
+              <w:rPr>
+                <w:b w:val="0"/>
+                <w:i w:val="0"/>
+                <w:sz w:val="22"/>
+              </w:rPr>
+              <w:t>6.2</w:t>
+            </w:r>
+          </w:p>
+        </w:tc>
+        <w:tc>
+          <w:tcPr>
+            <w:tcW w:type="dxa" w:w="1440"/>
+          </w:tcPr>
+          <w:p>
+            <w:pPr>
+              <w:spacing w:line="240" w:lineRule="auto"/>
+              <w:jc w:val="left"/>
+            </w:pPr>
+            <w:r/>
+            <w:r>
+              <w:rPr>
+                <w:b w:val="0"/>
+                <w:i w:val="0"/>
+                <w:sz w:val="22"/>
+              </w:rPr>
+              <w:t>n/a</w:t>
+            </w:r>
+          </w:p>
+        </w:tc>
+      </w:tr>
+      <w:tr>
+        <w:tc>
+          <w:tcPr>
+            <w:tcW w:type="dxa" w:w="1440"/>
+          </w:tcPr>
+          <w:p>
+            <w:pPr>
+              <w:spacing w:line="240" w:lineRule="auto"/>
+              <w:jc w:val="left"/>
+            </w:pPr>
+            <w:r/>
+          </w:p>
+        </w:tc>
+        <w:tc>
+          <w:tcPr>
+            <w:tcW w:type="dxa" w:w="1440"/>
+          </w:tcPr>
+          <w:p>
+            <w:pPr>
+              <w:spacing w:line="240" w:lineRule="auto"/>
+              <w:jc w:val="left"/>
+            </w:pPr>
+            <w:r/>
+            <w:r>
+              <w:rPr>
+                <w:b w:val="0"/>
+                <w:i w:val="0"/>
+                <w:sz w:val="22"/>
+              </w:rPr>
+              <w:t>Vaxign-ML</w:t>
+            </w:r>
+          </w:p>
+        </w:tc>
+        <w:tc>
+          <w:tcPr>
+            <w:tcW w:type="dxa" w:w="1440"/>
+          </w:tcPr>
+          <w:p>
+            <w:pPr>
+              <w:spacing w:line="240" w:lineRule="auto"/>
+              <w:jc w:val="left"/>
+            </w:pPr>
+            <w:r/>
+            <w:r>
+              <w:rPr>
+                <w:b w:val="0"/>
+                <w:i w:val="0"/>
+                <w:sz w:val="22"/>
+              </w:rPr>
+              <w:t>4/5</w:t>
+            </w:r>
+          </w:p>
+        </w:tc>
+        <w:tc>
+          <w:tcPr>
+            <w:tcW w:type="dxa" w:w="1440"/>
+          </w:tcPr>
+          <w:p>
+            <w:pPr>
+              <w:spacing w:line="240" w:lineRule="auto"/>
+              <w:jc w:val="left"/>
+            </w:pPr>
+            <w:r/>
+            <w:r>
+              <w:rPr>
+                <w:b w:val="0"/>
+                <w:i w:val="0"/>
+                <w:sz w:val="22"/>
+              </w:rPr>
+              <w:t>695</w:t>
+            </w:r>
+          </w:p>
+        </w:tc>
+        <w:tc>
+          <w:tcPr>
+            <w:tcW w:type="dxa" w:w="1440"/>
+          </w:tcPr>
+          <w:p>
+            <w:pPr>
+              <w:spacing w:line="240" w:lineRule="auto"/>
+              <w:jc w:val="left"/>
+            </w:pPr>
+            <w:r/>
+            <w:r>
+              <w:rPr>
+                <w:b w:val="0"/>
+                <w:i w:val="0"/>
+                <w:sz w:val="22"/>
+              </w:rPr>
+              <w:t>4.7</w:t>
+            </w:r>
+          </w:p>
+        </w:tc>
+        <w:tc>
+          <w:tcPr>
+            <w:tcW w:type="dxa" w:w="1440"/>
+          </w:tcPr>
+          <w:p>
+            <w:pPr>
+              <w:spacing w:line="240" w:lineRule="auto"/>
+              <w:jc w:val="left"/>
+            </w:pPr>
+            <w:r/>
+            <w:r>
+              <w:rPr>
+                <w:b w:val="0"/>
+                <w:i w:val="0"/>
+                <w:sz w:val="22"/>
+              </w:rPr>
+              <w:t>0.95</w:t>
+            </w:r>
+          </w:p>
+        </w:tc>
+      </w:tr>
+      <w:tr>
+        <w:tc>
+          <w:tcPr>
+            <w:tcW w:type="dxa" w:w="1440"/>
+          </w:tcPr>
+          <w:p>
+            <w:pPr>
+              <w:spacing w:line="240" w:lineRule="auto"/>
+              <w:jc w:val="left"/>
+            </w:pPr>
+            <w:r/>
+          </w:p>
+        </w:tc>
+        <w:tc>
+          <w:tcPr>
+            <w:tcW w:type="dxa" w:w="1440"/>
+          </w:tcPr>
+          <w:p>
+            <w:pPr>
+              <w:spacing w:line="240" w:lineRule="auto"/>
+              <w:jc w:val="left"/>
+            </w:pPr>
+            <w:r/>
+            <w:r>
+              <w:rPr>
+                <w:b w:val="0"/>
+                <w:i w:val="0"/>
+                <w:sz w:val="22"/>
+              </w:rPr>
+              <w:t>NERVE 2.0</w:t>
+            </w:r>
+          </w:p>
+        </w:tc>
+        <w:tc>
+          <w:tcPr>
+            <w:tcW w:type="dxa" w:w="1440"/>
+          </w:tcPr>
+          <w:p>
+            <w:pPr>
+              <w:spacing w:line="240" w:lineRule="auto"/>
+              <w:jc w:val="left"/>
+            </w:pPr>
+            <w:r/>
+            <w:r>
+              <w:rPr>
+                <w:b w:val="0"/>
+                <w:i w:val="0"/>
+                <w:sz w:val="22"/>
+              </w:rPr>
+              <w:t>0/5</w:t>
+            </w:r>
+          </w:p>
+        </w:tc>
+        <w:tc>
+          <w:tcPr>
+            <w:tcW w:type="dxa" w:w="1440"/>
+          </w:tcPr>
+          <w:p>
+            <w:pPr>
+              <w:spacing w:line="240" w:lineRule="auto"/>
+              <w:jc w:val="left"/>
+            </w:pPr>
+            <w:r/>
+            <w:r>
+              <w:rPr>
+                <w:b w:val="0"/>
+                <w:i w:val="0"/>
+                <w:sz w:val="22"/>
+              </w:rPr>
+              <w:t>12</w:t>
+            </w:r>
+          </w:p>
+        </w:tc>
+        <w:tc>
+          <w:tcPr>
+            <w:tcW w:type="dxa" w:w="1440"/>
+          </w:tcPr>
+          <w:p>
+            <w:pPr>
+              <w:spacing w:line="240" w:lineRule="auto"/>
+              <w:jc w:val="left"/>
+            </w:pPr>
+            <w:r/>
+            <w:r>
+              <w:rPr>
+                <w:b w:val="0"/>
+                <w:i w:val="0"/>
+                <w:sz w:val="22"/>
+              </w:rPr>
+              <w:t>n/a</w:t>
+            </w:r>
+          </w:p>
+        </w:tc>
+        <w:tc>
+          <w:tcPr>
+            <w:tcW w:type="dxa" w:w="1440"/>
+          </w:tcPr>
+          <w:p>
+            <w:pPr>
+              <w:spacing w:line="240" w:lineRule="auto"/>
+              <w:jc w:val="left"/>
+            </w:pPr>
+            <w:r/>
+            <w:r>
+              <w:rPr>
+                <w:b w:val="0"/>
+                <w:i w:val="0"/>
+                <w:sz w:val="22"/>
+              </w:rPr>
+              <w:t>n/a</w:t>
+            </w:r>
+          </w:p>
+        </w:tc>
+      </w:tr>
+      <w:tr>
+        <w:tc>
+          <w:tcPr>
+            <w:tcW w:type="dxa" w:w="1440"/>
+          </w:tcPr>
+          <w:p>
+            <w:pPr>
+              <w:spacing w:line="240" w:lineRule="auto"/>
+              <w:jc w:val="left"/>
+            </w:pPr>
+            <w:r/>
+            <w:r>
+              <w:rPr>
+                <w:b w:val="0"/>
+                <w:i w:val="0"/>
+                <w:sz w:val="22"/>
+              </w:rPr>
+              <w:t>L. interrogans (4.7 Mb, 3,676)</w:t>
+            </w:r>
+          </w:p>
+        </w:tc>
+        <w:tc>
+          <w:tcPr>
+            <w:tcW w:type="dxa" w:w="1440"/>
+          </w:tcPr>
+          <w:p>
+            <w:pPr>
+              <w:spacing w:line="240" w:lineRule="auto"/>
+              <w:jc w:val="left"/>
+            </w:pPr>
+            <w:r/>
+            <w:r>
+              <w:rPr>
+                <w:b w:val="0"/>
+                <w:i w:val="0"/>
+                <w:sz w:val="22"/>
+              </w:rPr>
+              <w:t>VaxForge</w:t>
+            </w:r>
+          </w:p>
+        </w:tc>
+        <w:tc>
+          <w:tcPr>
+            <w:tcW w:type="dxa" w:w="1440"/>
+          </w:tcPr>
+          <w:p>
+            <w:pPr>
+              <w:spacing w:line="240" w:lineRule="auto"/>
+              <w:jc w:val="left"/>
+            </w:pPr>
+            <w:r/>
+            <w:r>
+              <w:rPr>
+                <w:b w:val="0"/>
+                <w:i w:val="0"/>
+                <w:sz w:val="22"/>
+              </w:rPr>
+              <w:t>4/5</w:t>
+            </w:r>
+          </w:p>
+        </w:tc>
+        <w:tc>
+          <w:tcPr>
+            <w:tcW w:type="dxa" w:w="1440"/>
+          </w:tcPr>
+          <w:p>
+            <w:pPr>
+              <w:spacing w:line="240" w:lineRule="auto"/>
+              <w:jc w:val="left"/>
+            </w:pPr>
+            <w:r/>
+            <w:r>
+              <w:rPr>
+                <w:b w:val="0"/>
+                <w:i w:val="0"/>
+                <w:sz w:val="22"/>
+              </w:rPr>
+              <w:t>1,105</w:t>
+            </w:r>
+          </w:p>
+        </w:tc>
+        <w:tc>
+          <w:tcPr>
+            <w:tcW w:type="dxa" w:w="1440"/>
+          </w:tcPr>
+          <w:p>
+            <w:pPr>
+              <w:spacing w:line="240" w:lineRule="auto"/>
+              <w:jc w:val="left"/>
+            </w:pPr>
+            <w:r/>
+            <w:r>
+              <w:rPr>
+                <w:b w:val="0"/>
+                <w:i w:val="0"/>
+                <w:sz w:val="22"/>
+              </w:rPr>
+              <w:t>2.7</w:t>
+            </w:r>
+          </w:p>
+        </w:tc>
+        <w:tc>
+          <w:tcPr>
+            <w:tcW w:type="dxa" w:w="1440"/>
+          </w:tcPr>
+          <w:p>
+            <w:pPr>
+              <w:spacing w:line="240" w:lineRule="auto"/>
+              <w:jc w:val="left"/>
+            </w:pPr>
+            <w:r/>
+            <w:r>
+              <w:rPr>
+                <w:b w:val="0"/>
+                <w:i w:val="0"/>
+                <w:sz w:val="22"/>
+              </w:rPr>
+              <w:t>n/a</w:t>
+            </w:r>
+          </w:p>
+        </w:tc>
+      </w:tr>
+      <w:tr>
+        <w:tc>
+          <w:tcPr>
+            <w:tcW w:type="dxa" w:w="1440"/>
+          </w:tcPr>
+          <w:p>
+            <w:pPr>
+              <w:spacing w:line="240" w:lineRule="auto"/>
+              <w:jc w:val="left"/>
+            </w:pPr>
+            <w:r/>
+          </w:p>
+        </w:tc>
+        <w:tc>
+          <w:tcPr>
+            <w:tcW w:type="dxa" w:w="1440"/>
+          </w:tcPr>
+          <w:p>
+            <w:pPr>
+              <w:spacing w:line="240" w:lineRule="auto"/>
+              <w:jc w:val="left"/>
+            </w:pPr>
+            <w:r/>
+            <w:r>
+              <w:rPr>
+                <w:b w:val="0"/>
+                <w:i w:val="0"/>
+                <w:sz w:val="22"/>
+              </w:rPr>
+              <w:t>Vaxign-ML</w:t>
+            </w:r>
+          </w:p>
+        </w:tc>
+        <w:tc>
+          <w:tcPr>
+            <w:tcW w:type="dxa" w:w="1440"/>
+          </w:tcPr>
+          <w:p>
+            <w:pPr>
+              <w:spacing w:line="240" w:lineRule="auto"/>
+              <w:jc w:val="left"/>
+            </w:pPr>
+            <w:r/>
+            <w:r>
+              <w:rPr>
+                <w:b w:val="0"/>
+                <w:i w:val="0"/>
+                <w:sz w:val="22"/>
+              </w:rPr>
+              <w:t>5/5</w:t>
+            </w:r>
+          </w:p>
+        </w:tc>
+        <w:tc>
+          <w:tcPr>
+            <w:tcW w:type="dxa" w:w="1440"/>
+          </w:tcPr>
+          <w:p>
+            <w:pPr>
+              <w:spacing w:line="240" w:lineRule="auto"/>
+              <w:jc w:val="left"/>
+            </w:pPr>
+            <w:r/>
+            <w:r>
+              <w:rPr>
+                <w:b w:val="0"/>
+                <w:i w:val="0"/>
+                <w:sz w:val="22"/>
+              </w:rPr>
+              <w:t>1,211</w:t>
+            </w:r>
+          </w:p>
+        </w:tc>
+        <w:tc>
+          <w:tcPr>
+            <w:tcW w:type="dxa" w:w="1440"/>
+          </w:tcPr>
+          <w:p>
+            <w:pPr>
+              <w:spacing w:line="240" w:lineRule="auto"/>
+              <w:jc w:val="left"/>
+            </w:pPr>
+            <w:r/>
+            <w:r>
+              <w:rPr>
+                <w:b w:val="0"/>
+                <w:i w:val="0"/>
+                <w:sz w:val="22"/>
+              </w:rPr>
+              <w:t>3.0</w:t>
+            </w:r>
+          </w:p>
+        </w:tc>
+        <w:tc>
+          <w:tcPr>
+            <w:tcW w:type="dxa" w:w="1440"/>
+          </w:tcPr>
+          <w:p>
+            <w:pPr>
+              <w:spacing w:line="240" w:lineRule="auto"/>
+              <w:jc w:val="left"/>
+            </w:pPr>
+            <w:r/>
+            <w:r>
+              <w:rPr>
+                <w:b w:val="0"/>
+                <w:i w:val="0"/>
+                <w:sz w:val="22"/>
+              </w:rPr>
+              <w:t>0.88</w:t>
+            </w:r>
+          </w:p>
+        </w:tc>
+      </w:tr>
+      <w:tr>
+        <w:tc>
+          <w:tcPr>
+            <w:tcW w:type="dxa" w:w="1440"/>
+          </w:tcPr>
+          <w:p>
+            <w:pPr>
+              <w:spacing w:line="240" w:lineRule="auto"/>
+              <w:jc w:val="left"/>
+            </w:pPr>
+            <w:r/>
+          </w:p>
+        </w:tc>
+        <w:tc>
+          <w:tcPr>
+            <w:tcW w:type="dxa" w:w="1440"/>
+          </w:tcPr>
+          <w:p>
+            <w:pPr>
+              <w:spacing w:line="240" w:lineRule="auto"/>
+              <w:jc w:val="left"/>
+            </w:pPr>
+            <w:r/>
+            <w:r>
+              <w:rPr>
+                <w:b w:val="0"/>
+                <w:i w:val="0"/>
+                <w:sz w:val="22"/>
+              </w:rPr>
+              <w:t>NERVE 2.0</w:t>
+            </w:r>
+          </w:p>
+        </w:tc>
+        <w:tc>
+          <w:tcPr>
+            <w:tcW w:type="dxa" w:w="1440"/>
+          </w:tcPr>
+          <w:p>
+            <w:pPr>
+              <w:spacing w:line="240" w:lineRule="auto"/>
+              <w:jc w:val="left"/>
+            </w:pPr>
+            <w:r/>
+            <w:r>
+              <w:rPr>
+                <w:b w:val="0"/>
+                <w:i w:val="0"/>
+                <w:sz w:val="22"/>
+              </w:rPr>
+              <w:t>0/5</w:t>
+            </w:r>
+          </w:p>
+        </w:tc>
+        <w:tc>
+          <w:tcPr>
+            <w:tcW w:type="dxa" w:w="1440"/>
+          </w:tcPr>
+          <w:p>
+            <w:pPr>
+              <w:spacing w:line="240" w:lineRule="auto"/>
+              <w:jc w:val="left"/>
+            </w:pPr>
+            <w:r/>
+            <w:r>
+              <w:rPr>
+                <w:b w:val="0"/>
+                <w:i w:val="0"/>
+                <w:sz w:val="22"/>
+              </w:rPr>
+              <w:t>116</w:t>
+            </w:r>
+          </w:p>
+        </w:tc>
+        <w:tc>
+          <w:tcPr>
+            <w:tcW w:type="dxa" w:w="1440"/>
+          </w:tcPr>
+          <w:p>
+            <w:pPr>
+              <w:spacing w:line="240" w:lineRule="auto"/>
+              <w:jc w:val="left"/>
+            </w:pPr>
+            <w:r/>
+            <w:r>
+              <w:rPr>
+                <w:b w:val="0"/>
+                <w:i w:val="0"/>
+                <w:sz w:val="22"/>
+              </w:rPr>
+              <w:t>n/a</w:t>
+            </w:r>
+          </w:p>
+        </w:tc>
+        <w:tc>
+          <w:tcPr>
+            <w:tcW w:type="dxa" w:w="1440"/>
+          </w:tcPr>
+          <w:p>
+            <w:pPr>
+              <w:spacing w:line="240" w:lineRule="auto"/>
+              <w:jc w:val="left"/>
+            </w:pPr>
+            <w:r/>
+            <w:r>
+              <w:rPr>
+                <w:b w:val="0"/>
+                <w:i w:val="0"/>
+                <w:sz w:val="22"/>
+              </w:rPr>
+              <w:t>n/a</w:t>
+            </w:r>
+          </w:p>
+        </w:tc>
+      </w:tr>
+      <w:tr>
+        <w:tc>
+          <w:tcPr>
+            <w:tcW w:type="dxa" w:w="1440"/>
+          </w:tcPr>
+          <w:p>
+            <w:pPr>
+              <w:spacing w:line="240" w:lineRule="auto"/>
+              <w:jc w:val="left"/>
+            </w:pPr>
+            <w:r/>
+            <w:r>
+              <w:rPr>
+                <w:b w:val="0"/>
+                <w:i w:val="0"/>
+                <w:sz w:val="22"/>
+              </w:rPr>
+              <w:t>S. Typhimurium (4.9 Mb, 4,533)</w:t>
+            </w:r>
+          </w:p>
+        </w:tc>
+        <w:tc>
+          <w:tcPr>
+            <w:tcW w:type="dxa" w:w="1440"/>
+          </w:tcPr>
+          <w:p>
+            <w:pPr>
+              <w:spacing w:line="240" w:lineRule="auto"/>
+              <w:jc w:val="left"/>
+            </w:pPr>
+            <w:r/>
+            <w:r>
+              <w:rPr>
+                <w:b w:val="0"/>
+                <w:i w:val="0"/>
+                <w:sz w:val="22"/>
+              </w:rPr>
+              <w:t>VaxForge</w:t>
+            </w:r>
+          </w:p>
+        </w:tc>
+        <w:tc>
+          <w:tcPr>
+            <w:tcW w:type="dxa" w:w="1440"/>
+          </w:tcPr>
+          <w:p>
+            <w:pPr>
+              <w:spacing w:line="240" w:lineRule="auto"/>
+              <w:jc w:val="left"/>
+            </w:pPr>
+            <w:r/>
+            <w:r>
+              <w:rPr>
+                <w:b w:val="0"/>
+                <w:i w:val="0"/>
+                <w:sz w:val="22"/>
+              </w:rPr>
               <w:t>5/5</w:t>
             </w:r>
           </w:p>
@@ -3966,6 +5982,356 @@
             <w:r/>
             <w:r>
               <w:rPr>
+                <w:b w:val="0"/>
+                <w:i w:val="0"/>
+                <w:sz w:val="22"/>
+              </w:rPr>
+              <w:t>B. anthracis (5.5 Mb, 5,493)</w:t>
+            </w:r>
+          </w:p>
+        </w:tc>
+        <w:tc>
+          <w:tcPr>
+            <w:tcW w:type="dxa" w:w="1440"/>
+          </w:tcPr>
+          <w:p>
+            <w:pPr>
+              <w:spacing w:line="240" w:lineRule="auto"/>
+              <w:jc w:val="left"/>
+            </w:pPr>
+            <w:r/>
+            <w:r>
+              <w:rPr>
+                <w:b w:val="0"/>
+                <w:i w:val="0"/>
+                <w:sz w:val="22"/>
+              </w:rPr>
+              <w:t>VaxForge</w:t>
+            </w:r>
+          </w:p>
+        </w:tc>
+        <w:tc>
+          <w:tcPr>
+            <w:tcW w:type="dxa" w:w="1440"/>
+          </w:tcPr>
+          <w:p>
+            <w:pPr>
+              <w:spacing w:line="240" w:lineRule="auto"/>
+              <w:jc w:val="left"/>
+            </w:pPr>
+            <w:r/>
+            <w:r>
+              <w:rPr>
+                <w:b w:val="0"/>
+                <w:i w:val="0"/>
+                <w:sz w:val="22"/>
+              </w:rPr>
+              <w:t>4/5</w:t>
+            </w:r>
+          </w:p>
+        </w:tc>
+        <w:tc>
+          <w:tcPr>
+            <w:tcW w:type="dxa" w:w="1440"/>
+          </w:tcPr>
+          <w:p>
+            <w:pPr>
+              <w:spacing w:line="240" w:lineRule="auto"/>
+              <w:jc w:val="left"/>
+            </w:pPr>
+            <w:r/>
+            <w:r>
+              <w:rPr>
+                <w:b w:val="0"/>
+                <w:i w:val="0"/>
+                <w:sz w:val="22"/>
+              </w:rPr>
+              <w:t>1,163</w:t>
+            </w:r>
+          </w:p>
+        </w:tc>
+        <w:tc>
+          <w:tcPr>
+            <w:tcW w:type="dxa" w:w="1440"/>
+          </w:tcPr>
+          <w:p>
+            <w:pPr>
+              <w:spacing w:line="240" w:lineRule="auto"/>
+              <w:jc w:val="left"/>
+            </w:pPr>
+            <w:r/>
+            <w:r>
+              <w:rPr>
+                <w:b w:val="0"/>
+                <w:i w:val="0"/>
+                <w:sz w:val="22"/>
+              </w:rPr>
+              <w:t>3.8</w:t>
+            </w:r>
+          </w:p>
+        </w:tc>
+        <w:tc>
+          <w:tcPr>
+            <w:tcW w:type="dxa" w:w="1440"/>
+          </w:tcPr>
+          <w:p>
+            <w:pPr>
+              <w:spacing w:line="240" w:lineRule="auto"/>
+              <w:jc w:val="left"/>
+            </w:pPr>
+            <w:r/>
+            <w:r>
+              <w:rPr>
+                <w:b w:val="0"/>
+                <w:i w:val="0"/>
+                <w:sz w:val="22"/>
+              </w:rPr>
+              <w:t>n/a</w:t>
+            </w:r>
+          </w:p>
+        </w:tc>
+      </w:tr>
+      <w:tr>
+        <w:tc>
+          <w:tcPr>
+            <w:tcW w:type="dxa" w:w="1440"/>
+          </w:tcPr>
+          <w:p>
+            <w:pPr>
+              <w:spacing w:line="240" w:lineRule="auto"/>
+              <w:jc w:val="left"/>
+            </w:pPr>
+            <w:r/>
+          </w:p>
+        </w:tc>
+        <w:tc>
+          <w:tcPr>
+            <w:tcW w:type="dxa" w:w="1440"/>
+          </w:tcPr>
+          <w:p>
+            <w:pPr>
+              <w:spacing w:line="240" w:lineRule="auto"/>
+              <w:jc w:val="left"/>
+            </w:pPr>
+            <w:r/>
+            <w:r>
+              <w:rPr>
+                <w:b w:val="0"/>
+                <w:i w:val="0"/>
+                <w:sz w:val="22"/>
+              </w:rPr>
+              <w:t>Vaxign-ML</w:t>
+            </w:r>
+          </w:p>
+        </w:tc>
+        <w:tc>
+          <w:tcPr>
+            <w:tcW w:type="dxa" w:w="1440"/>
+          </w:tcPr>
+          <w:p>
+            <w:pPr>
+              <w:spacing w:line="240" w:lineRule="auto"/>
+              <w:jc w:val="left"/>
+            </w:pPr>
+            <w:r/>
+            <w:r>
+              <w:rPr>
+                <w:b w:val="0"/>
+                <w:i w:val="0"/>
+                <w:sz w:val="22"/>
+              </w:rPr>
+              <w:t>5/5</w:t>
+            </w:r>
+          </w:p>
+        </w:tc>
+        <w:tc>
+          <w:tcPr>
+            <w:tcW w:type="dxa" w:w="1440"/>
+          </w:tcPr>
+          <w:p>
+            <w:pPr>
+              <w:spacing w:line="240" w:lineRule="auto"/>
+              <w:jc w:val="left"/>
+            </w:pPr>
+            <w:r/>
+            <w:r>
+              <w:rPr>
+                <w:b w:val="0"/>
+                <w:i w:val="0"/>
+                <w:sz w:val="22"/>
+              </w:rPr>
+              <w:t>1,297</w:t>
+            </w:r>
+          </w:p>
+        </w:tc>
+        <w:tc>
+          <w:tcPr>
+            <w:tcW w:type="dxa" w:w="1440"/>
+          </w:tcPr>
+          <w:p>
+            <w:pPr>
+              <w:spacing w:line="240" w:lineRule="auto"/>
+              <w:jc w:val="left"/>
+            </w:pPr>
+            <w:r/>
+            <w:r>
+              <w:rPr>
+                <w:b w:val="0"/>
+                <w:i w:val="0"/>
+                <w:sz w:val="22"/>
+              </w:rPr>
+              <w:t>4.2</w:t>
+            </w:r>
+          </w:p>
+        </w:tc>
+        <w:tc>
+          <w:tcPr>
+            <w:tcW w:type="dxa" w:w="1440"/>
+          </w:tcPr>
+          <w:p>
+            <w:pPr>
+              <w:spacing w:line="240" w:lineRule="auto"/>
+              <w:jc w:val="left"/>
+            </w:pPr>
+            <w:r/>
+            <w:r>
+              <w:rPr>
+                <w:b w:val="0"/>
+                <w:i w:val="0"/>
+                <w:sz w:val="22"/>
+              </w:rPr>
+              <w:t>0.94</w:t>
+            </w:r>
+          </w:p>
+        </w:tc>
+      </w:tr>
+      <w:tr>
+        <w:tc>
+          <w:tcPr>
+            <w:tcW w:type="dxa" w:w="1440"/>
+          </w:tcPr>
+          <w:p>
+            <w:pPr>
+              <w:spacing w:line="240" w:lineRule="auto"/>
+              <w:jc w:val="left"/>
+            </w:pPr>
+            <w:r/>
+          </w:p>
+        </w:tc>
+        <w:tc>
+          <w:tcPr>
+            <w:tcW w:type="dxa" w:w="1440"/>
+          </w:tcPr>
+          <w:p>
+            <w:pPr>
+              <w:spacing w:line="240" w:lineRule="auto"/>
+              <w:jc w:val="left"/>
+            </w:pPr>
+            <w:r/>
+            <w:r>
+              <w:rPr>
+                <w:b w:val="0"/>
+                <w:i w:val="0"/>
+                <w:sz w:val="22"/>
+              </w:rPr>
+              <w:t>NERVE 2.0</w:t>
+            </w:r>
+          </w:p>
+        </w:tc>
+        <w:tc>
+          <w:tcPr>
+            <w:tcW w:type="dxa" w:w="1440"/>
+          </w:tcPr>
+          <w:p>
+            <w:pPr>
+              <w:spacing w:line="240" w:lineRule="auto"/>
+              <w:jc w:val="left"/>
+            </w:pPr>
+            <w:r/>
+            <w:r>
+              <w:rPr>
+                <w:b w:val="0"/>
+                <w:i w:val="0"/>
+                <w:sz w:val="22"/>
+              </w:rPr>
+              <w:t>2/5</w:t>
+            </w:r>
+          </w:p>
+        </w:tc>
+        <w:tc>
+          <w:tcPr>
+            <w:tcW w:type="dxa" w:w="1440"/>
+          </w:tcPr>
+          <w:p>
+            <w:pPr>
+              <w:spacing w:line="240" w:lineRule="auto"/>
+              <w:jc w:val="left"/>
+            </w:pPr>
+            <w:r/>
+            <w:r>
+              <w:rPr>
+                <w:b w:val="0"/>
+                <w:i w:val="0"/>
+                <w:sz w:val="22"/>
+              </w:rPr>
+              <w:t>10</w:t>
+            </w:r>
+          </w:p>
+        </w:tc>
+        <w:tc>
+          <w:tcPr>
+            <w:tcW w:type="dxa" w:w="1440"/>
+          </w:tcPr>
+          <w:p>
+            <w:pPr>
+              <w:spacing w:line="240" w:lineRule="auto"/>
+              <w:jc w:val="left"/>
+            </w:pPr>
+            <w:r/>
+            <w:r>
+              <w:rPr>
+                <w:b w:val="0"/>
+                <w:i w:val="0"/>
+                <w:sz w:val="22"/>
+              </w:rPr>
+              <w:t>274.4</w:t>
+            </w:r>
+          </w:p>
+        </w:tc>
+        <w:tc>
+          <w:tcPr>
+            <w:tcW w:type="dxa" w:w="1440"/>
+          </w:tcPr>
+          <w:p>
+            <w:pPr>
+              <w:spacing w:line="240" w:lineRule="auto"/>
+              <w:jc w:val="left"/>
+            </w:pPr>
+            <w:r/>
+            <w:r>
+              <w:rPr>
+                <w:b w:val="0"/>
+                <w:i w:val="0"/>
+                <w:sz w:val="22"/>
+              </w:rPr>
+              <w:t>n/a</w:t>
+            </w:r>
+          </w:p>
+        </w:tc>
+      </w:tr>
+      <w:tr>
+        <w:tc>
+          <w:tcPr>
+            <w:tcW w:type="dxa" w:w="1440"/>
+          </w:tcPr>
+          <w:p>
+            <w:pPr>
+              <w:spacing w:line="240" w:lineRule="auto"/>
+              <w:jc w:val="left"/>
+            </w:pPr>
+            <w:r/>
+            <w:r>
+              <w:rPr>
                 <w:b/>
                 <w:i w:val="0"/>
                 <w:sz w:val="22"/>
@@ -3986,11 +6352,11 @@
             <w:r/>
             <w:r>
               <w:rPr>
-                <w:b/>
+                <w:b w:val="0"/>
                 <w:i w:val="0"/>
                 <w:sz w:val="22"/>
               </w:rPr>
-              <w:t>VaxForge 14/15 · Vaxign-ML 15/15 · NERVE 2.0 9/15</w:t>
+              <w:t>VaxForge 33/44 · Vaxign-ML 43/44 · NERVE 2.0 13/44</w:t>
             </w:r>
           </w:p>
         </w:tc>
@@ -4073,7 +6439,7 @@
           <w:i w:val="0"/>
           <w:sz w:val="24"/>
         </w:rPr>
-        <w:t xml:space="preserve"> The recall pattern generalises across three genome scales. Recall over five protective antigens for each tool on </w:t>
+        <w:t xml:space="preserve"> The recall pattern across ten bacteria at full proteome scale, ordered by genome size. Recall over the known protective antigens for each tool, shown as a fraction with the recovered-of-total count above each bar because the antigen count differs between species; the meningococcal exemplar is included alongside the nine generalisation species and an asterisk marks the six zoonotic bacteria added in this work. VaxForge matches Vaxign-ML on species whose protective antigens are secreted or surface-exposed and falls behind only on </w:t>
       </w:r>
       <w:r>
         <w:rPr>
@@ -4081,23 +6447,7 @@
           <w:i/>
           <w:sz w:val="24"/>
         </w:rPr>
-        <w:t>S. aureus</w:t>
-      </w:r>
-      <w:r>
-        <w:rPr>
-          <w:b w:val="0"/>
-          <w:i w:val="0"/>
-          <w:sz w:val="24"/>
-        </w:rPr>
-        <w:t xml:space="preserve">, </w:t>
-      </w:r>
-      <w:r>
-        <w:rPr>
-          <w:b w:val="0"/>
-          <w:i/>
-          <w:sz w:val="24"/>
-        </w:rPr>
-        <w:t>L. monocytogenes</w:t>
+        <w:t>C. burnetii</w:t>
       </w:r>
       <w:r>
         <w:rPr>
@@ -4113,7 +6463,7 @@
           <w:i/>
           <w:sz w:val="24"/>
         </w:rPr>
-        <w:t>S.</w:t>
+        <w:t>S. suis</w:t>
       </w:r>
       <w:r>
         <w:rPr>
@@ -4121,7 +6471,7 @@
           <w:i w:val="0"/>
           <w:sz w:val="24"/>
         </w:rPr>
-        <w:t xml:space="preserve"> Typhimurium at full proteome scale, with AUC annotation; VaxForge totals 14 of 15, Vaxign-ML 15 of 15 and NERVE 2.0 9 of 15.</w:t>
+        <w:t>, whose missed antigens are cytoplasmic moonlighting proteins that the localisation filter removes by design; NERVE 2.0 recovers none of the antigens for four species.</w:t>
       </w:r>
     </w:p>
     <w:p>
@@ -5872,7 +8222,39 @@
           <w:i w:val="0"/>
           <w:sz w:val="24"/>
         </w:rPr>
-        <w:t>Benchmarks of reverse vaccinology tools have usually reported enrichment or classifier accuracy on curated positive and negative sets (Goodswen et al., 2023). Our comparison adds a measure that is more decisive for a user: how many independently validated protective antigens each tool actually returns. On the licensed 4CMenB antigens (Pizza et al., 2000; Giuliani et al., 2006), VaxForge and Vaxign-ML recovered all four while NERVE 2.0 recovered one, and across four bacteria VaxForge reached 14 of 15 against 15 of 15 for Vaxign-ML and 9 of 15 for NERVE 2.0. The high recall of the independent machine-learning classifier is in line with the performance Ong et al. (2020) reported for Vaxign-ML, which strengthens these recall estimates rather than leaving them tool-specific. NERVE 2.0's shortfall traces to its hard selection cascade (Conte et al., 2024): antigens that its own score rated highly were removed by fixed localisation and adhesin cut-offs, which raised fold enrichment while lowering recall.</w:t>
+        <w:t xml:space="preserve">Benchmarks of reverse vaccinology tools have usually reported enrichment or classifier accuracy on curated positive and negative sets (Goodswen et al., 2023). Our comparison adds a measure that is more decisive for a user: how many independently validated protective antigens each tool actually returns. On the licensed 4CMenB antigens (Pizza et al., 2000; Giuliani et al., 2006), VaxForge and Vaxign-ML recovered all four while NERVE 2.0 recovered one, and across nine further bacteria at full proteome scale VaxForge reached 33 of 44 against 43 of 44 for Vaxign-ML and 13 of 44 for NERVE 2.0. The high recall of the independent machine-learning classifier is in line with the performance Ong et al. (2020) reported for Vaxign-ML, which strengthens these recall estimates rather than leaving them tool-specific. VaxForge trailed Vaxign-ML on two species, </w:t>
+      </w:r>
+      <w:r>
+        <w:rPr>
+          <w:b w:val="0"/>
+          <w:i/>
+          <w:sz w:val="24"/>
+        </w:rPr>
+        <w:t>C. burnetii</w:t>
+      </w:r>
+      <w:r>
+        <w:rPr>
+          <w:b w:val="0"/>
+          <w:i w:val="0"/>
+          <w:sz w:val="24"/>
+        </w:rPr>
+        <w:t xml:space="preserve"> and </w:t>
+      </w:r>
+      <w:r>
+        <w:rPr>
+          <w:b w:val="0"/>
+          <w:i/>
+          <w:sz w:val="24"/>
+        </w:rPr>
+        <w:t>S. suis</w:t>
+      </w:r>
+      <w:r>
+        <w:rPr>
+          <w:b w:val="0"/>
+          <w:i w:val="0"/>
+          <w:sz w:val="24"/>
+        </w:rPr>
+        <w:t>, whose protective antigens are cytoplasmic moonlighting proteins that its localisation filter removes; this marks the practical boundary of a localisation-gated funnel and the point at which a user chasing a non-classical surface antigen would relax that gate. NERVE 2.0's shortfall traces to its hard selection cascade (Conte et al., 2024): antigens that its own score rated highly were removed by fixed localisation and adhesin cut-offs, which raised fold enrichment while lowering recall.</w:t>
       </w:r>
     </w:p>
     <w:p>

--- a/benchmark/MANUSCRIPT.docx
+++ b/benchmark/MANUSCRIPT.docx
@@ -2653,16 +2653,42 @@
     </w:tbl>
     <w:p/>
     <w:p>
-      <w:r/>
-    </w:p>
-    <w:p>
+      <w:pPr>
+        <w:jc w:val="center"/>
+      </w:pPr>
       <w:r>
-        <w:rPr>
-          <w:b w:val="0"/>
-          <w:i w:val="0"/>
-          <w:sz w:val="24"/>
-        </w:rPr>
-        <w:t>[figür yüklenemedi: figures/fig1_antigen_recovery.png ([Errno 2] No such file or directory: 'figures/fig1_antigen_recovery.png')]</w:t>
+        <w:drawing>
+          <wp:inline xmlns:a="http://schemas.openxmlformats.org/drawingml/2006/main" xmlns:pic="http://schemas.openxmlformats.org/drawingml/2006/picture">
+            <wp:extent cx="5669280" cy="2992120"/>
+            <wp:docPr id="1" name="Picture 1"/>
+            <wp:cNvGraphicFramePr>
+              <a:graphicFrameLocks noChangeAspect="1"/>
+            </wp:cNvGraphicFramePr>
+            <a:graphic>
+              <a:graphicData uri="http://schemas.openxmlformats.org/drawingml/2006/picture">
+                <pic:pic>
+                  <pic:nvPicPr>
+                    <pic:cNvPr id="0" name="fig1_antigen_recovery.png"/>
+                    <pic:cNvPicPr/>
+                  </pic:nvPicPr>
+                  <pic:blipFill>
+                    <a:blip r:embed="rId9"/>
+                    <a:stretch>
+                      <a:fillRect/>
+                    </a:stretch>
+                  </pic:blipFill>
+                  <pic:spPr>
+                    <a:xfrm>
+                      <a:off x="0" y="0"/>
+                      <a:ext cx="5669280" cy="2992120"/>
+                    </a:xfrm>
+                    <a:prstGeom prst="rect"/>
+                  </pic:spPr>
+                </pic:pic>
+              </a:graphicData>
+            </a:graphic>
+          </wp:inline>
+        </w:drawing>
       </w:r>
     </w:p>
     <w:p>
@@ -2684,16 +2710,42 @@
       </w:r>
     </w:p>
     <w:p>
-      <w:r/>
-    </w:p>
-    <w:p>
+      <w:pPr>
+        <w:jc w:val="center"/>
+      </w:pPr>
       <w:r>
-        <w:rPr>
-          <w:b w:val="0"/>
-          <w:i w:val="0"/>
-          <w:sz w:val="24"/>
-        </w:rPr>
-        <w:t>[figür yüklenemedi: figures/fig2_recall_bar.png ([Errno 2] No such file or directory: 'figures/fig2_recall_bar.png')]</w:t>
+        <w:drawing>
+          <wp:inline xmlns:a="http://schemas.openxmlformats.org/drawingml/2006/main" xmlns:pic="http://schemas.openxmlformats.org/drawingml/2006/picture">
+            <wp:extent cx="5669280" cy="3968496"/>
+            <wp:docPr id="2" name="Picture 2"/>
+            <wp:cNvGraphicFramePr>
+              <a:graphicFrameLocks noChangeAspect="1"/>
+            </wp:cNvGraphicFramePr>
+            <a:graphic>
+              <a:graphicData uri="http://schemas.openxmlformats.org/drawingml/2006/picture">
+                <pic:pic>
+                  <pic:nvPicPr>
+                    <pic:cNvPr id="0" name="fig2_recall_bar.png"/>
+                    <pic:cNvPicPr/>
+                  </pic:nvPicPr>
+                  <pic:blipFill>
+                    <a:blip r:embed="rId10"/>
+                    <a:stretch>
+                      <a:fillRect/>
+                    </a:stretch>
+                  </pic:blipFill>
+                  <pic:spPr>
+                    <a:xfrm>
+                      <a:off x="0" y="0"/>
+                      <a:ext cx="5669280" cy="3968496"/>
+                    </a:xfrm>
+                    <a:prstGeom prst="rect"/>
+                  </pic:spPr>
+                </pic:pic>
+              </a:graphicData>
+            </a:graphic>
+          </wp:inline>
+        </w:drawing>
       </w:r>
     </w:p>
     <w:p>
@@ -2733,16 +2785,42 @@
       </w:r>
     </w:p>
     <w:p>
-      <w:r/>
-    </w:p>
-    <w:p>
+      <w:pPr>
+        <w:jc w:val="center"/>
+      </w:pPr>
       <w:r>
-        <w:rPr>
-          <w:b w:val="0"/>
-          <w:i w:val="0"/>
-          <w:sz w:val="24"/>
-        </w:rPr>
-        <w:t>[figür yüklenemedi: figures/fig3_fold_vs_recall.png ([Errno 2] No such file or directory: 'figures/fig3_fold_vs_recall.png')]</w:t>
+        <w:drawing>
+          <wp:inline xmlns:a="http://schemas.openxmlformats.org/drawingml/2006/main" xmlns:pic="http://schemas.openxmlformats.org/drawingml/2006/picture">
+            <wp:extent cx="5669280" cy="3464560"/>
+            <wp:docPr id="3" name="Picture 3"/>
+            <wp:cNvGraphicFramePr>
+              <a:graphicFrameLocks noChangeAspect="1"/>
+            </wp:cNvGraphicFramePr>
+            <a:graphic>
+              <a:graphicData uri="http://schemas.openxmlformats.org/drawingml/2006/picture">
+                <pic:pic>
+                  <pic:nvPicPr>
+                    <pic:cNvPr id="0" name="fig3_fold_vs_recall.png"/>
+                    <pic:cNvPicPr/>
+                  </pic:nvPicPr>
+                  <pic:blipFill>
+                    <a:blip r:embed="rId11"/>
+                    <a:stretch>
+                      <a:fillRect/>
+                    </a:stretch>
+                  </pic:blipFill>
+                  <pic:spPr>
+                    <a:xfrm>
+                      <a:off x="0" y="0"/>
+                      <a:ext cx="5669280" cy="3464560"/>
+                    </a:xfrm>
+                    <a:prstGeom prst="rect"/>
+                  </pic:spPr>
+                </pic:pic>
+              </a:graphicData>
+            </a:graphic>
+          </wp:inline>
+        </w:drawing>
       </w:r>
     </w:p>
     <w:p>
@@ -6352,7 +6430,7 @@
             <w:r/>
             <w:r>
               <w:rPr>
-                <w:b w:val="0"/>
+                <w:b/>
                 <w:i w:val="0"/>
                 <w:sz w:val="22"/>
               </w:rPr>
@@ -6412,16 +6490,42 @@
     </w:tbl>
     <w:p/>
     <w:p>
-      <w:r/>
-    </w:p>
-    <w:p>
+      <w:pPr>
+        <w:jc w:val="center"/>
+      </w:pPr>
       <w:r>
-        <w:rPr>
-          <w:b w:val="0"/>
-          <w:i w:val="0"/>
-          <w:sz w:val="24"/>
-        </w:rPr>
-        <w:t>[figür yüklenemedi: figures/fig4_bacteria_panel.png ([Errno 2] No such file or directory: 'figures/fig4_bacteria_panel.png')]</w:t>
+        <w:drawing>
+          <wp:inline xmlns:a="http://schemas.openxmlformats.org/drawingml/2006/main" xmlns:pic="http://schemas.openxmlformats.org/drawingml/2006/picture">
+            <wp:extent cx="5669280" cy="2267712"/>
+            <wp:docPr id="4" name="Picture 4"/>
+            <wp:cNvGraphicFramePr>
+              <a:graphicFrameLocks noChangeAspect="1"/>
+            </wp:cNvGraphicFramePr>
+            <a:graphic>
+              <a:graphicData uri="http://schemas.openxmlformats.org/drawingml/2006/picture">
+                <pic:pic>
+                  <pic:nvPicPr>
+                    <pic:cNvPr id="0" name="fig4_bacteria_panel.png"/>
+                    <pic:cNvPicPr/>
+                  </pic:nvPicPr>
+                  <pic:blipFill>
+                    <a:blip r:embed="rId12"/>
+                    <a:stretch>
+                      <a:fillRect/>
+                    </a:stretch>
+                  </pic:blipFill>
+                  <pic:spPr>
+                    <a:xfrm>
+                      <a:off x="0" y="0"/>
+                      <a:ext cx="5669280" cy="2267712"/>
+                    </a:xfrm>
+                    <a:prstGeom prst="rect"/>
+                  </pic:spPr>
+                </pic:pic>
+              </a:graphicData>
+            </a:graphic>
+          </wp:inline>
+        </w:drawing>
       </w:r>
     </w:p>
     <w:p>
@@ -8110,16 +8214,42 @@
     </w:tbl>
     <w:p/>
     <w:p>
-      <w:r/>
-    </w:p>
-    <w:p>
+      <w:pPr>
+        <w:jc w:val="center"/>
+      </w:pPr>
       <w:r>
-        <w:rPr>
-          <w:b w:val="0"/>
-          <w:i w:val="0"/>
-          <w:sz w:val="24"/>
-        </w:rPr>
-        <w:t>[figür yüklenemedi: figures/fig6_virus_antigen_rank.png ([Errno 2] No such file or directory: 'figures/fig6_virus_antigen_rank.png')]</w:t>
+        <w:drawing>
+          <wp:inline xmlns:a="http://schemas.openxmlformats.org/drawingml/2006/main" xmlns:pic="http://schemas.openxmlformats.org/drawingml/2006/picture">
+            <wp:extent cx="5669280" cy="3878981"/>
+            <wp:docPr id="5" name="Picture 5"/>
+            <wp:cNvGraphicFramePr>
+              <a:graphicFrameLocks noChangeAspect="1"/>
+            </wp:cNvGraphicFramePr>
+            <a:graphic>
+              <a:graphicData uri="http://schemas.openxmlformats.org/drawingml/2006/picture">
+                <pic:pic>
+                  <pic:nvPicPr>
+                    <pic:cNvPr id="0" name="fig6_virus_antigen_rank.png"/>
+                    <pic:cNvPicPr/>
+                  </pic:nvPicPr>
+                  <pic:blipFill>
+                    <a:blip r:embed="rId13"/>
+                    <a:stretch>
+                      <a:fillRect/>
+                    </a:stretch>
+                  </pic:blipFill>
+                  <pic:spPr>
+                    <a:xfrm>
+                      <a:off x="0" y="0"/>
+                      <a:ext cx="5669280" cy="3878981"/>
+                    </a:xfrm>
+                    <a:prstGeom prst="rect"/>
+                  </pic:spPr>
+                </pic:pic>
+              </a:graphicData>
+            </a:graphic>
+          </wp:inline>
+        </w:drawing>
       </w:r>
     </w:p>
     <w:p>
@@ -8141,16 +8271,42 @@
       </w:r>
     </w:p>
     <w:p>
-      <w:r/>
-    </w:p>
-    <w:p>
+      <w:pPr>
+        <w:jc w:val="center"/>
+      </w:pPr>
       <w:r>
-        <w:rPr>
-          <w:b w:val="0"/>
-          <w:i w:val="0"/>
-          <w:sz w:val="24"/>
-        </w:rPr>
-        <w:t>[figür yüklenemedi: figures/fig7_virus_multihost.png ([Errno 2] No such file or directory: 'figures/fig7_virus_multihost.png')]</w:t>
+        <w:drawing>
+          <wp:inline xmlns:a="http://schemas.openxmlformats.org/drawingml/2006/main" xmlns:pic="http://schemas.openxmlformats.org/drawingml/2006/picture">
+            <wp:extent cx="5669280" cy="3563547"/>
+            <wp:docPr id="6" name="Picture 6"/>
+            <wp:cNvGraphicFramePr>
+              <a:graphicFrameLocks noChangeAspect="1"/>
+            </wp:cNvGraphicFramePr>
+            <a:graphic>
+              <a:graphicData uri="http://schemas.openxmlformats.org/drawingml/2006/picture">
+                <pic:pic>
+                  <pic:nvPicPr>
+                    <pic:cNvPr id="0" name="fig7_virus_multihost.png"/>
+                    <pic:cNvPicPr/>
+                  </pic:nvPicPr>
+                  <pic:blipFill>
+                    <a:blip r:embed="rId14"/>
+                    <a:stretch>
+                      <a:fillRect/>
+                    </a:stretch>
+                  </pic:blipFill>
+                  <pic:spPr>
+                    <a:xfrm>
+                      <a:off x="0" y="0"/>
+                      <a:ext cx="5669280" cy="3563547"/>
+                    </a:xfrm>
+                    <a:prstGeom prst="rect"/>
+                  </pic:spPr>
+                </pic:pic>
+              </a:graphicData>
+            </a:graphic>
+          </wp:inline>
+        </w:drawing>
       </w:r>
     </w:p>
     <w:p>
@@ -8172,16 +8328,42 @@
       </w:r>
     </w:p>
     <w:p>
-      <w:r/>
-    </w:p>
-    <w:p>
+      <w:pPr>
+        <w:jc w:val="center"/>
+      </w:pPr>
       <w:r>
-        <w:rPr>
-          <w:b w:val="0"/>
-          <w:i w:val="0"/>
-          <w:sz w:val="24"/>
-        </w:rPr>
-        <w:t>[figür yüklenemedi: figures/fig5_multihost_jaccard.png ([Errno 2] No such file or directory: 'figures/fig5_multihost_jaccard.png')]</w:t>
+        <w:drawing>
+          <wp:inline xmlns:a="http://schemas.openxmlformats.org/drawingml/2006/main" xmlns:pic="http://schemas.openxmlformats.org/drawingml/2006/picture">
+            <wp:extent cx="5669280" cy="3350029"/>
+            <wp:docPr id="7" name="Picture 7"/>
+            <wp:cNvGraphicFramePr>
+              <a:graphicFrameLocks noChangeAspect="1"/>
+            </wp:cNvGraphicFramePr>
+            <a:graphic>
+              <a:graphicData uri="http://schemas.openxmlformats.org/drawingml/2006/picture">
+                <pic:pic>
+                  <pic:nvPicPr>
+                    <pic:cNvPr id="0" name="fig5_multihost_jaccard.png"/>
+                    <pic:cNvPicPr/>
+                  </pic:nvPicPr>
+                  <pic:blipFill>
+                    <a:blip r:embed="rId15"/>
+                    <a:stretch>
+                      <a:fillRect/>
+                    </a:stretch>
+                  </pic:blipFill>
+                  <pic:spPr>
+                    <a:xfrm>
+                      <a:off x="0" y="0"/>
+                      <a:ext cx="5669280" cy="3350029"/>
+                    </a:xfrm>
+                    <a:prstGeom prst="rect"/>
+                  </pic:spPr>
+                </pic:pic>
+              </a:graphicData>
+            </a:graphic>
+          </wp:inline>
+        </w:drawing>
       </w:r>
     </w:p>
     <w:p>

--- a/benchmark/MANUSCRIPT.docx
+++ b/benchmark/MANUSCRIPT.docx
@@ -6578,6 +6578,4781 @@
         <w:t>, whose missed antigens are cytoplasmic moonlighting proteins that the localisation filter removes by design; NERVE 2.0 recovers none of the antigens for four species.</w:t>
       </w:r>
     </w:p>
+    <w:p>
+      <w:r>
+        <w:rPr>
+          <w:b/>
+          <w:i w:val="0"/>
+          <w:sz w:val="24"/>
+        </w:rPr>
+        <w:t>Table S1.</w:t>
+      </w:r>
+      <w:r>
+        <w:rPr>
+          <w:b w:val="0"/>
+          <w:i w:val="0"/>
+          <w:sz w:val="24"/>
+        </w:rPr>
+        <w:t xml:space="preserve"> The ground-truth protective antigens, by species, with accession, licensure status and the verified evidence for protective or candidate status (full evidence and DOIs in `PROTECTIVE_ANTIGENS.md`). Status: </w:t>
+      </w:r>
+      <w:r>
+        <w:rPr>
+          <w:b w:val="0"/>
+          <w:i/>
+          <w:sz w:val="24"/>
+        </w:rPr>
+        <w:t>licensed</w:t>
+      </w:r>
+      <w:r>
+        <w:rPr>
+          <w:b w:val="0"/>
+          <w:i w:val="0"/>
+          <w:sz w:val="24"/>
+        </w:rPr>
+        <w:t xml:space="preserve"> = component of an approved human vaccine; </w:t>
+      </w:r>
+      <w:r>
+        <w:rPr>
+          <w:b w:val="0"/>
+          <w:i/>
+          <w:sz w:val="24"/>
+        </w:rPr>
+        <w:t>vet-licensed strain</w:t>
+      </w:r>
+      <w:r>
+        <w:rPr>
+          <w:b w:val="0"/>
+          <w:i w:val="0"/>
+          <w:sz w:val="24"/>
+        </w:rPr>
+        <w:t xml:space="preserve"> = genus has approved live/whole-cell veterinary vaccines while the subunit here is a candidate; </w:t>
+      </w:r>
+      <w:r>
+        <w:rPr>
+          <w:b w:val="0"/>
+          <w:i/>
+          <w:sz w:val="24"/>
+        </w:rPr>
+        <w:t>clinical/preclinical candidate</w:t>
+      </w:r>
+      <w:r>
+        <w:rPr>
+          <w:b w:val="0"/>
+          <w:i w:val="0"/>
+          <w:sz w:val="24"/>
+        </w:rPr>
+        <w:t xml:space="preserve"> = experimental protective or immunodominant antigen.</w:t>
+      </w:r>
+    </w:p>
+    <w:tbl>
+      <w:tblPr>
+        <w:tblStyle w:val="LightGrid-Accent1"/>
+        <w:tblW w:type="auto" w:w="0"/>
+        <w:tblLook w:firstColumn="1" w:firstRow="1" w:lastColumn="0" w:lastRow="0" w:noHBand="0" w:noVBand="1" w:val="04A0"/>
+      </w:tblPr>
+      <w:tblGrid>
+        <w:gridCol w:w="1728"/>
+        <w:gridCol w:w="1728"/>
+        <w:gridCol w:w="1728"/>
+        <w:gridCol w:w="1728"/>
+        <w:gridCol w:w="1728"/>
+      </w:tblGrid>
+      <w:tr>
+        <w:tc>
+          <w:tcPr>
+            <w:tcW w:type="dxa" w:w="1728"/>
+          </w:tcPr>
+          <w:p>
+            <w:pPr>
+              <w:spacing w:line="240" w:lineRule="auto"/>
+              <w:jc w:val="left"/>
+            </w:pPr>
+            <w:r/>
+            <w:r>
+              <w:rPr>
+                <w:b/>
+                <w:i w:val="0"/>
+                <w:sz w:val="22"/>
+              </w:rPr>
+              <w:t>Species</w:t>
+            </w:r>
+          </w:p>
+        </w:tc>
+        <w:tc>
+          <w:tcPr>
+            <w:tcW w:type="dxa" w:w="1728"/>
+          </w:tcPr>
+          <w:p>
+            <w:pPr>
+              <w:spacing w:line="240" w:lineRule="auto"/>
+              <w:jc w:val="left"/>
+            </w:pPr>
+            <w:r/>
+            <w:r>
+              <w:rPr>
+                <w:b/>
+                <w:i w:val="0"/>
+                <w:sz w:val="22"/>
+              </w:rPr>
+              <w:t>Antigen (gene)</w:t>
+            </w:r>
+          </w:p>
+        </w:tc>
+        <w:tc>
+          <w:tcPr>
+            <w:tcW w:type="dxa" w:w="1728"/>
+          </w:tcPr>
+          <w:p>
+            <w:pPr>
+              <w:spacing w:line="240" w:lineRule="auto"/>
+              <w:jc w:val="left"/>
+            </w:pPr>
+            <w:r/>
+            <w:r>
+              <w:rPr>
+                <w:b/>
+                <w:i w:val="0"/>
+                <w:sz w:val="22"/>
+              </w:rPr>
+              <w:t>Accession</w:t>
+            </w:r>
+          </w:p>
+        </w:tc>
+        <w:tc>
+          <w:tcPr>
+            <w:tcW w:type="dxa" w:w="1728"/>
+          </w:tcPr>
+          <w:p>
+            <w:pPr>
+              <w:spacing w:line="240" w:lineRule="auto"/>
+              <w:jc w:val="left"/>
+            </w:pPr>
+            <w:r/>
+            <w:r>
+              <w:rPr>
+                <w:b/>
+                <w:i w:val="0"/>
+                <w:sz w:val="22"/>
+              </w:rPr>
+              <w:t>Status</w:t>
+            </w:r>
+          </w:p>
+        </w:tc>
+        <w:tc>
+          <w:tcPr>
+            <w:tcW w:type="dxa" w:w="1728"/>
+          </w:tcPr>
+          <w:p>
+            <w:pPr>
+              <w:spacing w:line="240" w:lineRule="auto"/>
+              <w:jc w:val="left"/>
+            </w:pPr>
+            <w:r/>
+            <w:r>
+              <w:rPr>
+                <w:b/>
+                <w:i w:val="0"/>
+                <w:sz w:val="22"/>
+              </w:rPr>
+              <w:t>Key evidence (DOI)</w:t>
+            </w:r>
+          </w:p>
+        </w:tc>
+      </w:tr>
+      <w:tr>
+        <w:tc>
+          <w:tcPr>
+            <w:tcW w:type="dxa" w:w="1728"/>
+          </w:tcPr>
+          <w:p>
+            <w:pPr>
+              <w:spacing w:line="240" w:lineRule="auto"/>
+              <w:jc w:val="left"/>
+            </w:pPr>
+            <w:r/>
+            <w:r>
+              <w:rPr>
+                <w:b w:val="0"/>
+                <w:i w:val="0"/>
+                <w:sz w:val="22"/>
+              </w:rPr>
+              <w:t>N. meningitidis B</w:t>
+            </w:r>
+          </w:p>
+        </w:tc>
+        <w:tc>
+          <w:tcPr>
+            <w:tcW w:type="dxa" w:w="1728"/>
+          </w:tcPr>
+          <w:p>
+            <w:pPr>
+              <w:spacing w:line="240" w:lineRule="auto"/>
+              <w:jc w:val="left"/>
+            </w:pPr>
+            <w:r/>
+            <w:r>
+              <w:rPr>
+                <w:b w:val="0"/>
+                <w:i w:val="0"/>
+                <w:sz w:val="22"/>
+              </w:rPr>
+              <w:t>fHbp</w:t>
+            </w:r>
+          </w:p>
+        </w:tc>
+        <w:tc>
+          <w:tcPr>
+            <w:tcW w:type="dxa" w:w="1728"/>
+          </w:tcPr>
+          <w:p>
+            <w:pPr>
+              <w:spacing w:line="240" w:lineRule="auto"/>
+              <w:jc w:val="left"/>
+            </w:pPr>
+            <w:r/>
+            <w:r>
+              <w:rPr>
+                <w:b w:val="0"/>
+                <w:i w:val="0"/>
+                <w:sz w:val="22"/>
+              </w:rPr>
+              <w:t>Q9JXV4</w:t>
+            </w:r>
+          </w:p>
+        </w:tc>
+        <w:tc>
+          <w:tcPr>
+            <w:tcW w:type="dxa" w:w="1728"/>
+          </w:tcPr>
+          <w:p>
+            <w:pPr>
+              <w:spacing w:line="240" w:lineRule="auto"/>
+              <w:jc w:val="left"/>
+            </w:pPr>
+            <w:r/>
+            <w:r>
+              <w:rPr>
+                <w:b w:val="0"/>
+                <w:i w:val="0"/>
+                <w:sz w:val="22"/>
+              </w:rPr>
+              <w:t>Licensed, 4CMenB (Bexsero)</w:t>
+            </w:r>
+          </w:p>
+        </w:tc>
+        <w:tc>
+          <w:tcPr>
+            <w:tcW w:type="dxa" w:w="1728"/>
+          </w:tcPr>
+          <w:p>
+            <w:pPr>
+              <w:spacing w:line="240" w:lineRule="auto"/>
+              <w:jc w:val="left"/>
+            </w:pPr>
+            <w:r/>
+            <w:r>
+              <w:rPr>
+                <w:b w:val="0"/>
+                <w:i w:val="0"/>
+                <w:sz w:val="22"/>
+              </w:rPr>
+              <w:t>Giuliani 2006, 10.1073/pnas.0603940103</w:t>
+            </w:r>
+          </w:p>
+        </w:tc>
+      </w:tr>
+      <w:tr>
+        <w:tc>
+          <w:tcPr>
+            <w:tcW w:type="dxa" w:w="1728"/>
+          </w:tcPr>
+          <w:p>
+            <w:pPr>
+              <w:spacing w:line="240" w:lineRule="auto"/>
+              <w:jc w:val="left"/>
+            </w:pPr>
+            <w:r/>
+          </w:p>
+        </w:tc>
+        <w:tc>
+          <w:tcPr>
+            <w:tcW w:type="dxa" w:w="1728"/>
+          </w:tcPr>
+          <w:p>
+            <w:pPr>
+              <w:spacing w:line="240" w:lineRule="auto"/>
+              <w:jc w:val="left"/>
+            </w:pPr>
+            <w:r/>
+            <w:r>
+              <w:rPr>
+                <w:b w:val="0"/>
+                <w:i w:val="0"/>
+                <w:sz w:val="22"/>
+              </w:rPr>
+              <w:t>NadA</w:t>
+            </w:r>
+          </w:p>
+        </w:tc>
+        <w:tc>
+          <w:tcPr>
+            <w:tcW w:type="dxa" w:w="1728"/>
+          </w:tcPr>
+          <w:p>
+            <w:pPr>
+              <w:spacing w:line="240" w:lineRule="auto"/>
+              <w:jc w:val="left"/>
+            </w:pPr>
+            <w:r/>
+            <w:r>
+              <w:rPr>
+                <w:b w:val="0"/>
+                <w:i w:val="0"/>
+                <w:sz w:val="22"/>
+              </w:rPr>
+              <w:t>Q9JXK7</w:t>
+            </w:r>
+          </w:p>
+        </w:tc>
+        <w:tc>
+          <w:tcPr>
+            <w:tcW w:type="dxa" w:w="1728"/>
+          </w:tcPr>
+          <w:p>
+            <w:pPr>
+              <w:spacing w:line="240" w:lineRule="auto"/>
+              <w:jc w:val="left"/>
+            </w:pPr>
+            <w:r/>
+            <w:r>
+              <w:rPr>
+                <w:b w:val="0"/>
+                <w:i w:val="0"/>
+                <w:sz w:val="22"/>
+              </w:rPr>
+              <w:t>Licensed, 4CMenB</w:t>
+            </w:r>
+          </w:p>
+        </w:tc>
+        <w:tc>
+          <w:tcPr>
+            <w:tcW w:type="dxa" w:w="1728"/>
+          </w:tcPr>
+          <w:p>
+            <w:pPr>
+              <w:spacing w:line="240" w:lineRule="auto"/>
+              <w:jc w:val="left"/>
+            </w:pPr>
+            <w:r/>
+            <w:r>
+              <w:rPr>
+                <w:b w:val="0"/>
+                <w:i w:val="0"/>
+                <w:sz w:val="22"/>
+              </w:rPr>
+              <w:t>Giuliani 2006, 10.1073/pnas.0603940103</w:t>
+            </w:r>
+          </w:p>
+        </w:tc>
+      </w:tr>
+      <w:tr>
+        <w:tc>
+          <w:tcPr>
+            <w:tcW w:type="dxa" w:w="1728"/>
+          </w:tcPr>
+          <w:p>
+            <w:pPr>
+              <w:spacing w:line="240" w:lineRule="auto"/>
+              <w:jc w:val="left"/>
+            </w:pPr>
+            <w:r/>
+          </w:p>
+        </w:tc>
+        <w:tc>
+          <w:tcPr>
+            <w:tcW w:type="dxa" w:w="1728"/>
+          </w:tcPr>
+          <w:p>
+            <w:pPr>
+              <w:spacing w:line="240" w:lineRule="auto"/>
+              <w:jc w:val="left"/>
+            </w:pPr>
+            <w:r/>
+            <w:r>
+              <w:rPr>
+                <w:b w:val="0"/>
+                <w:i w:val="0"/>
+                <w:sz w:val="22"/>
+              </w:rPr>
+              <w:t>NHBA</w:t>
+            </w:r>
+          </w:p>
+        </w:tc>
+        <w:tc>
+          <w:tcPr>
+            <w:tcW w:type="dxa" w:w="1728"/>
+          </w:tcPr>
+          <w:p>
+            <w:pPr>
+              <w:spacing w:line="240" w:lineRule="auto"/>
+              <w:jc w:val="left"/>
+            </w:pPr>
+            <w:r/>
+            <w:r>
+              <w:rPr>
+                <w:b w:val="0"/>
+                <w:i w:val="0"/>
+                <w:sz w:val="22"/>
+              </w:rPr>
+              <w:t>Q7DD37</w:t>
+            </w:r>
+          </w:p>
+        </w:tc>
+        <w:tc>
+          <w:tcPr>
+            <w:tcW w:type="dxa" w:w="1728"/>
+          </w:tcPr>
+          <w:p>
+            <w:pPr>
+              <w:spacing w:line="240" w:lineRule="auto"/>
+              <w:jc w:val="left"/>
+            </w:pPr>
+            <w:r/>
+            <w:r>
+              <w:rPr>
+                <w:b w:val="0"/>
+                <w:i w:val="0"/>
+                <w:sz w:val="22"/>
+              </w:rPr>
+              <w:t>Licensed, 4CMenB</w:t>
+            </w:r>
+          </w:p>
+        </w:tc>
+        <w:tc>
+          <w:tcPr>
+            <w:tcW w:type="dxa" w:w="1728"/>
+          </w:tcPr>
+          <w:p>
+            <w:pPr>
+              <w:spacing w:line="240" w:lineRule="auto"/>
+              <w:jc w:val="left"/>
+            </w:pPr>
+            <w:r/>
+            <w:r>
+              <w:rPr>
+                <w:b w:val="0"/>
+                <w:i w:val="0"/>
+                <w:sz w:val="22"/>
+              </w:rPr>
+              <w:t>Giuliani 2006, 10.1073/pnas.0603940103</w:t>
+            </w:r>
+          </w:p>
+        </w:tc>
+      </w:tr>
+      <w:tr>
+        <w:tc>
+          <w:tcPr>
+            <w:tcW w:type="dxa" w:w="1728"/>
+          </w:tcPr>
+          <w:p>
+            <w:pPr>
+              <w:spacing w:line="240" w:lineRule="auto"/>
+              <w:jc w:val="left"/>
+            </w:pPr>
+            <w:r/>
+          </w:p>
+        </w:tc>
+        <w:tc>
+          <w:tcPr>
+            <w:tcW w:type="dxa" w:w="1728"/>
+          </w:tcPr>
+          <w:p>
+            <w:pPr>
+              <w:spacing w:line="240" w:lineRule="auto"/>
+              <w:jc w:val="left"/>
+            </w:pPr>
+            <w:r/>
+            <w:r>
+              <w:rPr>
+                <w:b w:val="0"/>
+                <w:i w:val="0"/>
+                <w:sz w:val="22"/>
+              </w:rPr>
+              <w:t>PorA</w:t>
+            </w:r>
+          </w:p>
+        </w:tc>
+        <w:tc>
+          <w:tcPr>
+            <w:tcW w:type="dxa" w:w="1728"/>
+          </w:tcPr>
+          <w:p>
+            <w:pPr>
+              <w:spacing w:line="240" w:lineRule="auto"/>
+              <w:jc w:val="left"/>
+            </w:pPr>
+            <w:r/>
+            <w:r>
+              <w:rPr>
+                <w:b w:val="0"/>
+                <w:i w:val="0"/>
+                <w:sz w:val="22"/>
+              </w:rPr>
+              <w:t>P0DH58</w:t>
+            </w:r>
+          </w:p>
+        </w:tc>
+        <w:tc>
+          <w:tcPr>
+            <w:tcW w:type="dxa" w:w="1728"/>
+          </w:tcPr>
+          <w:p>
+            <w:pPr>
+              <w:spacing w:line="240" w:lineRule="auto"/>
+              <w:jc w:val="left"/>
+            </w:pPr>
+            <w:r/>
+            <w:r>
+              <w:rPr>
+                <w:b w:val="0"/>
+                <w:i w:val="0"/>
+                <w:sz w:val="22"/>
+              </w:rPr>
+              <w:t>Licensed, 4CMenB (OMV)</w:t>
+            </w:r>
+          </w:p>
+        </w:tc>
+        <w:tc>
+          <w:tcPr>
+            <w:tcW w:type="dxa" w:w="1728"/>
+          </w:tcPr>
+          <w:p>
+            <w:pPr>
+              <w:spacing w:line="240" w:lineRule="auto"/>
+              <w:jc w:val="left"/>
+            </w:pPr>
+            <w:r/>
+            <w:r>
+              <w:rPr>
+                <w:b w:val="0"/>
+                <w:i w:val="0"/>
+                <w:sz w:val="22"/>
+              </w:rPr>
+              <w:t>Pizza 2000, 10.1126/science.287.5459.1816</w:t>
+            </w:r>
+          </w:p>
+        </w:tc>
+      </w:tr>
+      <w:tr>
+        <w:tc>
+          <w:tcPr>
+            <w:tcW w:type="dxa" w:w="1728"/>
+          </w:tcPr>
+          <w:p>
+            <w:pPr>
+              <w:spacing w:line="240" w:lineRule="auto"/>
+              <w:jc w:val="left"/>
+            </w:pPr>
+            <w:r/>
+            <w:r>
+              <w:rPr>
+                <w:b w:val="0"/>
+                <w:i w:val="0"/>
+                <w:sz w:val="22"/>
+              </w:rPr>
+              <w:t>S. aureus</w:t>
+            </w:r>
+          </w:p>
+        </w:tc>
+        <w:tc>
+          <w:tcPr>
+            <w:tcW w:type="dxa" w:w="1728"/>
+          </w:tcPr>
+          <w:p>
+            <w:pPr>
+              <w:spacing w:line="240" w:lineRule="auto"/>
+              <w:jc w:val="left"/>
+            </w:pPr>
+            <w:r/>
+            <w:r>
+              <w:rPr>
+                <w:b w:val="0"/>
+                <w:i w:val="0"/>
+                <w:sz w:val="22"/>
+              </w:rPr>
+              <w:t>IsdB</w:t>
+            </w:r>
+          </w:p>
+        </w:tc>
+        <w:tc>
+          <w:tcPr>
+            <w:tcW w:type="dxa" w:w="1728"/>
+          </w:tcPr>
+          <w:p>
+            <w:pPr>
+              <w:spacing w:line="240" w:lineRule="auto"/>
+              <w:jc w:val="left"/>
+            </w:pPr>
+            <w:r/>
+            <w:r>
+              <w:rPr>
+                <w:b w:val="0"/>
+                <w:i w:val="0"/>
+                <w:sz w:val="22"/>
+              </w:rPr>
+              <w:t>Q2FZF0</w:t>
+            </w:r>
+          </w:p>
+        </w:tc>
+        <w:tc>
+          <w:tcPr>
+            <w:tcW w:type="dxa" w:w="1728"/>
+          </w:tcPr>
+          <w:p>
+            <w:pPr>
+              <w:spacing w:line="240" w:lineRule="auto"/>
+              <w:jc w:val="left"/>
+            </w:pPr>
+            <w:r/>
+            <w:r>
+              <w:rPr>
+                <w:b w:val="0"/>
+                <w:i w:val="0"/>
+                <w:sz w:val="22"/>
+              </w:rPr>
+              <w:t>Clinical candidate (V710)</w:t>
+            </w:r>
+          </w:p>
+        </w:tc>
+        <w:tc>
+          <w:tcPr>
+            <w:tcW w:type="dxa" w:w="1728"/>
+          </w:tcPr>
+          <w:p>
+            <w:pPr>
+              <w:spacing w:line="240" w:lineRule="auto"/>
+              <w:jc w:val="left"/>
+            </w:pPr>
+            <w:r/>
+            <w:r>
+              <w:rPr>
+                <w:b w:val="0"/>
+                <w:i w:val="0"/>
+                <w:sz w:val="22"/>
+              </w:rPr>
+              <w:t>Kuklin 2006, 10.1128/iai.74.4.2215-2223.2006</w:t>
+            </w:r>
+          </w:p>
+        </w:tc>
+      </w:tr>
+      <w:tr>
+        <w:tc>
+          <w:tcPr>
+            <w:tcW w:type="dxa" w:w="1728"/>
+          </w:tcPr>
+          <w:p>
+            <w:pPr>
+              <w:spacing w:line="240" w:lineRule="auto"/>
+              <w:jc w:val="left"/>
+            </w:pPr>
+            <w:r/>
+          </w:p>
+        </w:tc>
+        <w:tc>
+          <w:tcPr>
+            <w:tcW w:type="dxa" w:w="1728"/>
+          </w:tcPr>
+          <w:p>
+            <w:pPr>
+              <w:spacing w:line="240" w:lineRule="auto"/>
+              <w:jc w:val="left"/>
+            </w:pPr>
+            <w:r/>
+            <w:r>
+              <w:rPr>
+                <w:b w:val="0"/>
+                <w:i w:val="0"/>
+                <w:sz w:val="22"/>
+              </w:rPr>
+              <w:t>IsdA</w:t>
+            </w:r>
+          </w:p>
+        </w:tc>
+        <w:tc>
+          <w:tcPr>
+            <w:tcW w:type="dxa" w:w="1728"/>
+          </w:tcPr>
+          <w:p>
+            <w:pPr>
+              <w:spacing w:line="240" w:lineRule="auto"/>
+              <w:jc w:val="left"/>
+            </w:pPr>
+            <w:r/>
+            <w:r>
+              <w:rPr>
+                <w:b w:val="0"/>
+                <w:i w:val="0"/>
+                <w:sz w:val="22"/>
+              </w:rPr>
+              <w:t>Q2FZE9</w:t>
+            </w:r>
+          </w:p>
+        </w:tc>
+        <w:tc>
+          <w:tcPr>
+            <w:tcW w:type="dxa" w:w="1728"/>
+          </w:tcPr>
+          <w:p>
+            <w:pPr>
+              <w:spacing w:line="240" w:lineRule="auto"/>
+              <w:jc w:val="left"/>
+            </w:pPr>
+            <w:r/>
+            <w:r>
+              <w:rPr>
+                <w:b w:val="0"/>
+                <w:i w:val="0"/>
+                <w:sz w:val="22"/>
+              </w:rPr>
+              <w:t>Preclinical candidate</w:t>
+            </w:r>
+          </w:p>
+        </w:tc>
+        <w:tc>
+          <w:tcPr>
+            <w:tcW w:type="dxa" w:w="1728"/>
+          </w:tcPr>
+          <w:p>
+            <w:pPr>
+              <w:spacing w:line="240" w:lineRule="auto"/>
+              <w:jc w:val="left"/>
+            </w:pPr>
+            <w:r/>
+            <w:r>
+              <w:rPr>
+                <w:b w:val="0"/>
+                <w:i w:val="0"/>
+                <w:sz w:val="22"/>
+              </w:rPr>
+              <w:t>Kim 2010, 10.1016/j.vaccine.2010.02.097</w:t>
+            </w:r>
+          </w:p>
+        </w:tc>
+      </w:tr>
+      <w:tr>
+        <w:tc>
+          <w:tcPr>
+            <w:tcW w:type="dxa" w:w="1728"/>
+          </w:tcPr>
+          <w:p>
+            <w:pPr>
+              <w:spacing w:line="240" w:lineRule="auto"/>
+              <w:jc w:val="left"/>
+            </w:pPr>
+            <w:r/>
+          </w:p>
+        </w:tc>
+        <w:tc>
+          <w:tcPr>
+            <w:tcW w:type="dxa" w:w="1728"/>
+          </w:tcPr>
+          <w:p>
+            <w:pPr>
+              <w:spacing w:line="240" w:lineRule="auto"/>
+              <w:jc w:val="left"/>
+            </w:pPr>
+            <w:r/>
+            <w:r>
+              <w:rPr>
+                <w:b w:val="0"/>
+                <w:i w:val="0"/>
+                <w:sz w:val="22"/>
+              </w:rPr>
+              <w:t>ClfA</w:t>
+            </w:r>
+          </w:p>
+        </w:tc>
+        <w:tc>
+          <w:tcPr>
+            <w:tcW w:type="dxa" w:w="1728"/>
+          </w:tcPr>
+          <w:p>
+            <w:pPr>
+              <w:spacing w:line="240" w:lineRule="auto"/>
+              <w:jc w:val="left"/>
+            </w:pPr>
+            <w:r/>
+            <w:r>
+              <w:rPr>
+                <w:b w:val="0"/>
+                <w:i w:val="0"/>
+                <w:sz w:val="22"/>
+              </w:rPr>
+              <w:t>Q2G015</w:t>
+            </w:r>
+          </w:p>
+        </w:tc>
+        <w:tc>
+          <w:tcPr>
+            <w:tcW w:type="dxa" w:w="1728"/>
+          </w:tcPr>
+          <w:p>
+            <w:pPr>
+              <w:spacing w:line="240" w:lineRule="auto"/>
+              <w:jc w:val="left"/>
+            </w:pPr>
+            <w:r/>
+            <w:r>
+              <w:rPr>
+                <w:b w:val="0"/>
+                <w:i w:val="0"/>
+                <w:sz w:val="22"/>
+              </w:rPr>
+              <w:t>Preclinical candidate</w:t>
+            </w:r>
+          </w:p>
+        </w:tc>
+        <w:tc>
+          <w:tcPr>
+            <w:tcW w:type="dxa" w:w="1728"/>
+          </w:tcPr>
+          <w:p>
+            <w:pPr>
+              <w:spacing w:line="240" w:lineRule="auto"/>
+              <w:jc w:val="left"/>
+            </w:pPr>
+            <w:r/>
+            <w:r>
+              <w:rPr>
+                <w:b w:val="0"/>
+                <w:i w:val="0"/>
+                <w:sz w:val="22"/>
+              </w:rPr>
+              <w:t>Josefsson 2001, 10.1086/324430</w:t>
+            </w:r>
+          </w:p>
+        </w:tc>
+      </w:tr>
+      <w:tr>
+        <w:tc>
+          <w:tcPr>
+            <w:tcW w:type="dxa" w:w="1728"/>
+          </w:tcPr>
+          <w:p>
+            <w:pPr>
+              <w:spacing w:line="240" w:lineRule="auto"/>
+              <w:jc w:val="left"/>
+            </w:pPr>
+            <w:r/>
+          </w:p>
+        </w:tc>
+        <w:tc>
+          <w:tcPr>
+            <w:tcW w:type="dxa" w:w="1728"/>
+          </w:tcPr>
+          <w:p>
+            <w:pPr>
+              <w:spacing w:line="240" w:lineRule="auto"/>
+              <w:jc w:val="left"/>
+            </w:pPr>
+            <w:r/>
+            <w:r>
+              <w:rPr>
+                <w:b w:val="0"/>
+                <w:i w:val="0"/>
+                <w:sz w:val="22"/>
+              </w:rPr>
+              <w:t>Hla (α-hemolysin)</w:t>
+            </w:r>
+          </w:p>
+        </w:tc>
+        <w:tc>
+          <w:tcPr>
+            <w:tcW w:type="dxa" w:w="1728"/>
+          </w:tcPr>
+          <w:p>
+            <w:pPr>
+              <w:spacing w:line="240" w:lineRule="auto"/>
+              <w:jc w:val="left"/>
+            </w:pPr>
+            <w:r/>
+            <w:r>
+              <w:rPr>
+                <w:b w:val="0"/>
+                <w:i w:val="0"/>
+                <w:sz w:val="22"/>
+              </w:rPr>
+              <w:t>Q2G1X0</w:t>
+            </w:r>
+          </w:p>
+        </w:tc>
+        <w:tc>
+          <w:tcPr>
+            <w:tcW w:type="dxa" w:w="1728"/>
+          </w:tcPr>
+          <w:p>
+            <w:pPr>
+              <w:spacing w:line="240" w:lineRule="auto"/>
+              <w:jc w:val="left"/>
+            </w:pPr>
+            <w:r/>
+            <w:r>
+              <w:rPr>
+                <w:b w:val="0"/>
+                <w:i w:val="0"/>
+                <w:sz w:val="22"/>
+              </w:rPr>
+              <w:t>Preclinical candidate</w:t>
+            </w:r>
+          </w:p>
+        </w:tc>
+        <w:tc>
+          <w:tcPr>
+            <w:tcW w:type="dxa" w:w="1728"/>
+          </w:tcPr>
+          <w:p>
+            <w:pPr>
+              <w:spacing w:line="240" w:lineRule="auto"/>
+              <w:jc w:val="left"/>
+            </w:pPr>
+            <w:r/>
+            <w:r>
+              <w:rPr>
+                <w:b w:val="0"/>
+                <w:i w:val="0"/>
+                <w:sz w:val="22"/>
+              </w:rPr>
+              <w:t>Adhikari 2012, 10.1371/journal.pone.0038567</w:t>
+            </w:r>
+          </w:p>
+        </w:tc>
+      </w:tr>
+      <w:tr>
+        <w:tc>
+          <w:tcPr>
+            <w:tcW w:type="dxa" w:w="1728"/>
+          </w:tcPr>
+          <w:p>
+            <w:pPr>
+              <w:spacing w:line="240" w:lineRule="auto"/>
+              <w:jc w:val="left"/>
+            </w:pPr>
+            <w:r/>
+          </w:p>
+        </w:tc>
+        <w:tc>
+          <w:tcPr>
+            <w:tcW w:type="dxa" w:w="1728"/>
+          </w:tcPr>
+          <w:p>
+            <w:pPr>
+              <w:spacing w:line="240" w:lineRule="auto"/>
+              <w:jc w:val="left"/>
+            </w:pPr>
+            <w:r/>
+            <w:r>
+              <w:rPr>
+                <w:b w:val="0"/>
+                <w:i w:val="0"/>
+                <w:sz w:val="22"/>
+              </w:rPr>
+              <w:t>SpA</w:t>
+            </w:r>
+          </w:p>
+        </w:tc>
+        <w:tc>
+          <w:tcPr>
+            <w:tcW w:type="dxa" w:w="1728"/>
+          </w:tcPr>
+          <w:p>
+            <w:pPr>
+              <w:spacing w:line="240" w:lineRule="auto"/>
+              <w:jc w:val="left"/>
+            </w:pPr>
+            <w:r/>
+            <w:r>
+              <w:rPr>
+                <w:b w:val="0"/>
+                <w:i w:val="0"/>
+                <w:sz w:val="22"/>
+              </w:rPr>
+              <w:t>P02976</w:t>
+            </w:r>
+          </w:p>
+        </w:tc>
+        <w:tc>
+          <w:tcPr>
+            <w:tcW w:type="dxa" w:w="1728"/>
+          </w:tcPr>
+          <w:p>
+            <w:pPr>
+              <w:spacing w:line="240" w:lineRule="auto"/>
+              <w:jc w:val="left"/>
+            </w:pPr>
+            <w:r/>
+            <w:r>
+              <w:rPr>
+                <w:b w:val="0"/>
+                <w:i w:val="0"/>
+                <w:sz w:val="22"/>
+              </w:rPr>
+              <w:t>Preclinical candidate</w:t>
+            </w:r>
+          </w:p>
+        </w:tc>
+        <w:tc>
+          <w:tcPr>
+            <w:tcW w:type="dxa" w:w="1728"/>
+          </w:tcPr>
+          <w:p>
+            <w:pPr>
+              <w:spacing w:line="240" w:lineRule="auto"/>
+              <w:jc w:val="left"/>
+            </w:pPr>
+            <w:r/>
+            <w:r>
+              <w:rPr>
+                <w:b w:val="0"/>
+                <w:i w:val="0"/>
+                <w:sz w:val="22"/>
+              </w:rPr>
+              <w:t>Kim 2010, 10.1084/jem.20092514</w:t>
+            </w:r>
+          </w:p>
+        </w:tc>
+      </w:tr>
+      <w:tr>
+        <w:tc>
+          <w:tcPr>
+            <w:tcW w:type="dxa" w:w="1728"/>
+          </w:tcPr>
+          <w:p>
+            <w:pPr>
+              <w:spacing w:line="240" w:lineRule="auto"/>
+              <w:jc w:val="left"/>
+            </w:pPr>
+            <w:r/>
+            <w:r>
+              <w:rPr>
+                <w:b w:val="0"/>
+                <w:i w:val="0"/>
+                <w:sz w:val="22"/>
+              </w:rPr>
+              <w:t>L. monocytogenes</w:t>
+            </w:r>
+          </w:p>
+        </w:tc>
+        <w:tc>
+          <w:tcPr>
+            <w:tcW w:type="dxa" w:w="1728"/>
+          </w:tcPr>
+          <w:p>
+            <w:pPr>
+              <w:spacing w:line="240" w:lineRule="auto"/>
+              <w:jc w:val="left"/>
+            </w:pPr>
+            <w:r/>
+            <w:r>
+              <w:rPr>
+                <w:b w:val="0"/>
+                <w:i w:val="0"/>
+                <w:sz w:val="22"/>
+              </w:rPr>
+              <w:t>LLO</w:t>
+            </w:r>
+          </w:p>
+        </w:tc>
+        <w:tc>
+          <w:tcPr>
+            <w:tcW w:type="dxa" w:w="1728"/>
+          </w:tcPr>
+          <w:p>
+            <w:pPr>
+              <w:spacing w:line="240" w:lineRule="auto"/>
+              <w:jc w:val="left"/>
+            </w:pPr>
+            <w:r/>
+            <w:r>
+              <w:rPr>
+                <w:b w:val="0"/>
+                <w:i w:val="0"/>
+                <w:sz w:val="22"/>
+              </w:rPr>
+              <w:t>P13128</w:t>
+            </w:r>
+          </w:p>
+        </w:tc>
+        <w:tc>
+          <w:tcPr>
+            <w:tcW w:type="dxa" w:w="1728"/>
+          </w:tcPr>
+          <w:p>
+            <w:pPr>
+              <w:spacing w:line="240" w:lineRule="auto"/>
+              <w:jc w:val="left"/>
+            </w:pPr>
+            <w:r/>
+            <w:r>
+              <w:rPr>
+                <w:b w:val="0"/>
+                <w:i w:val="0"/>
+                <w:sz w:val="22"/>
+              </w:rPr>
+              <w:t>Preclinical candidate</w:t>
+            </w:r>
+          </w:p>
+        </w:tc>
+        <w:tc>
+          <w:tcPr>
+            <w:tcW w:type="dxa" w:w="1728"/>
+          </w:tcPr>
+          <w:p>
+            <w:pPr>
+              <w:spacing w:line="240" w:lineRule="auto"/>
+              <w:jc w:val="left"/>
+            </w:pPr>
+            <w:r/>
+            <w:r>
+              <w:rPr>
+                <w:b w:val="0"/>
+                <w:i w:val="0"/>
+                <w:sz w:val="22"/>
+              </w:rPr>
+              <w:t>Phelps 2020, 10.1016/j.vaccine.2020.06.049</w:t>
+            </w:r>
+          </w:p>
+        </w:tc>
+      </w:tr>
+      <w:tr>
+        <w:tc>
+          <w:tcPr>
+            <w:tcW w:type="dxa" w:w="1728"/>
+          </w:tcPr>
+          <w:p>
+            <w:pPr>
+              <w:spacing w:line="240" w:lineRule="auto"/>
+              <w:jc w:val="left"/>
+            </w:pPr>
+            <w:r/>
+          </w:p>
+        </w:tc>
+        <w:tc>
+          <w:tcPr>
+            <w:tcW w:type="dxa" w:w="1728"/>
+          </w:tcPr>
+          <w:p>
+            <w:pPr>
+              <w:spacing w:line="240" w:lineRule="auto"/>
+              <w:jc w:val="left"/>
+            </w:pPr>
+            <w:r/>
+            <w:r>
+              <w:rPr>
+                <w:b w:val="0"/>
+                <w:i w:val="0"/>
+                <w:sz w:val="22"/>
+              </w:rPr>
+              <w:t>p60 (Iap)</w:t>
+            </w:r>
+          </w:p>
+        </w:tc>
+        <w:tc>
+          <w:tcPr>
+            <w:tcW w:type="dxa" w:w="1728"/>
+          </w:tcPr>
+          <w:p>
+            <w:pPr>
+              <w:spacing w:line="240" w:lineRule="auto"/>
+              <w:jc w:val="left"/>
+            </w:pPr>
+            <w:r/>
+            <w:r>
+              <w:rPr>
+                <w:b w:val="0"/>
+                <w:i w:val="0"/>
+                <w:sz w:val="22"/>
+              </w:rPr>
+              <w:t>P21171</w:t>
+            </w:r>
+          </w:p>
+        </w:tc>
+        <w:tc>
+          <w:tcPr>
+            <w:tcW w:type="dxa" w:w="1728"/>
+          </w:tcPr>
+          <w:p>
+            <w:pPr>
+              <w:spacing w:line="240" w:lineRule="auto"/>
+              <w:jc w:val="left"/>
+            </w:pPr>
+            <w:r/>
+            <w:r>
+              <w:rPr>
+                <w:b w:val="0"/>
+                <w:i w:val="0"/>
+                <w:sz w:val="22"/>
+              </w:rPr>
+              <w:t>Preclinical (CD8 protection)</w:t>
+            </w:r>
+          </w:p>
+        </w:tc>
+        <w:tc>
+          <w:tcPr>
+            <w:tcW w:type="dxa" w:w="1728"/>
+          </w:tcPr>
+          <w:p>
+            <w:pPr>
+              <w:spacing w:line="240" w:lineRule="auto"/>
+              <w:jc w:val="left"/>
+            </w:pPr>
+            <w:r/>
+            <w:r>
+              <w:rPr>
+                <w:b w:val="0"/>
+                <w:i w:val="0"/>
+                <w:sz w:val="22"/>
+              </w:rPr>
+              <w:t>Harty 1995, 10.4049/jimmunol.154.9.4642</w:t>
+            </w:r>
+          </w:p>
+        </w:tc>
+      </w:tr>
+      <w:tr>
+        <w:tc>
+          <w:tcPr>
+            <w:tcW w:type="dxa" w:w="1728"/>
+          </w:tcPr>
+          <w:p>
+            <w:pPr>
+              <w:spacing w:line="240" w:lineRule="auto"/>
+              <w:jc w:val="left"/>
+            </w:pPr>
+            <w:r/>
+          </w:p>
+        </w:tc>
+        <w:tc>
+          <w:tcPr>
+            <w:tcW w:type="dxa" w:w="1728"/>
+          </w:tcPr>
+          <w:p>
+            <w:pPr>
+              <w:spacing w:line="240" w:lineRule="auto"/>
+              <w:jc w:val="left"/>
+            </w:pPr>
+            <w:r/>
+            <w:r>
+              <w:rPr>
+                <w:b w:val="0"/>
+                <w:i w:val="0"/>
+                <w:sz w:val="22"/>
+              </w:rPr>
+              <w:t>InlA</w:t>
+            </w:r>
+          </w:p>
+        </w:tc>
+        <w:tc>
+          <w:tcPr>
+            <w:tcW w:type="dxa" w:w="1728"/>
+          </w:tcPr>
+          <w:p>
+            <w:pPr>
+              <w:spacing w:line="240" w:lineRule="auto"/>
+              <w:jc w:val="left"/>
+            </w:pPr>
+            <w:r/>
+            <w:r>
+              <w:rPr>
+                <w:b w:val="0"/>
+                <w:i w:val="0"/>
+                <w:sz w:val="22"/>
+              </w:rPr>
+              <w:t>P0DJM0</w:t>
+            </w:r>
+          </w:p>
+        </w:tc>
+        <w:tc>
+          <w:tcPr>
+            <w:tcW w:type="dxa" w:w="1728"/>
+          </w:tcPr>
+          <w:p>
+            <w:pPr>
+              <w:spacing w:line="240" w:lineRule="auto"/>
+              <w:jc w:val="left"/>
+            </w:pPr>
+            <w:r/>
+            <w:r>
+              <w:rPr>
+                <w:b w:val="0"/>
+                <w:i w:val="0"/>
+                <w:sz w:val="22"/>
+              </w:rPr>
+              <w:t>Virulence factor / candidate</w:t>
+            </w:r>
+          </w:p>
+        </w:tc>
+        <w:tc>
+          <w:tcPr>
+            <w:tcW w:type="dxa" w:w="1728"/>
+          </w:tcPr>
+          <w:p>
+            <w:pPr>
+              <w:spacing w:line="240" w:lineRule="auto"/>
+              <w:jc w:val="left"/>
+            </w:pPr>
+            <w:r/>
+            <w:r>
+              <w:rPr>
+                <w:b w:val="0"/>
+                <w:i w:val="0"/>
+                <w:sz w:val="22"/>
+              </w:rPr>
+              <w:t>Gaillard 1991, 10.1016/0092-8674(91)90009-n</w:t>
+            </w:r>
+          </w:p>
+        </w:tc>
+      </w:tr>
+      <w:tr>
+        <w:tc>
+          <w:tcPr>
+            <w:tcW w:type="dxa" w:w="1728"/>
+          </w:tcPr>
+          <w:p>
+            <w:pPr>
+              <w:spacing w:line="240" w:lineRule="auto"/>
+              <w:jc w:val="left"/>
+            </w:pPr>
+            <w:r/>
+          </w:p>
+        </w:tc>
+        <w:tc>
+          <w:tcPr>
+            <w:tcW w:type="dxa" w:w="1728"/>
+          </w:tcPr>
+          <w:p>
+            <w:pPr>
+              <w:spacing w:line="240" w:lineRule="auto"/>
+              <w:jc w:val="left"/>
+            </w:pPr>
+            <w:r/>
+            <w:r>
+              <w:rPr>
+                <w:b w:val="0"/>
+                <w:i w:val="0"/>
+                <w:sz w:val="22"/>
+              </w:rPr>
+              <w:t>InlB</w:t>
+            </w:r>
+          </w:p>
+        </w:tc>
+        <w:tc>
+          <w:tcPr>
+            <w:tcW w:type="dxa" w:w="1728"/>
+          </w:tcPr>
+          <w:p>
+            <w:pPr>
+              <w:spacing w:line="240" w:lineRule="auto"/>
+              <w:jc w:val="left"/>
+            </w:pPr>
+            <w:r/>
+            <w:r>
+              <w:rPr>
+                <w:b w:val="0"/>
+                <w:i w:val="0"/>
+                <w:sz w:val="22"/>
+              </w:rPr>
+              <w:t>P0DQD2</w:t>
+            </w:r>
+          </w:p>
+        </w:tc>
+        <w:tc>
+          <w:tcPr>
+            <w:tcW w:type="dxa" w:w="1728"/>
+          </w:tcPr>
+          <w:p>
+            <w:pPr>
+              <w:spacing w:line="240" w:lineRule="auto"/>
+              <w:jc w:val="left"/>
+            </w:pPr>
+            <w:r/>
+            <w:r>
+              <w:rPr>
+                <w:b w:val="0"/>
+                <w:i w:val="0"/>
+                <w:sz w:val="22"/>
+              </w:rPr>
+              <w:t>Virulence factor / candidate</w:t>
+            </w:r>
+          </w:p>
+        </w:tc>
+        <w:tc>
+          <w:tcPr>
+            <w:tcW w:type="dxa" w:w="1728"/>
+          </w:tcPr>
+          <w:p>
+            <w:pPr>
+              <w:spacing w:line="240" w:lineRule="auto"/>
+              <w:jc w:val="left"/>
+            </w:pPr>
+            <w:r/>
+            <w:r>
+              <w:rPr>
+                <w:b w:val="0"/>
+                <w:i w:val="0"/>
+                <w:sz w:val="22"/>
+              </w:rPr>
+              <w:t>Dramsi 1995, 10.1111/j.1365-2958.1995.tb02297.x</w:t>
+            </w:r>
+          </w:p>
+        </w:tc>
+      </w:tr>
+      <w:tr>
+        <w:tc>
+          <w:tcPr>
+            <w:tcW w:type="dxa" w:w="1728"/>
+          </w:tcPr>
+          <w:p>
+            <w:pPr>
+              <w:spacing w:line="240" w:lineRule="auto"/>
+              <w:jc w:val="left"/>
+            </w:pPr>
+            <w:r/>
+          </w:p>
+        </w:tc>
+        <w:tc>
+          <w:tcPr>
+            <w:tcW w:type="dxa" w:w="1728"/>
+          </w:tcPr>
+          <w:p>
+            <w:pPr>
+              <w:spacing w:line="240" w:lineRule="auto"/>
+              <w:jc w:val="left"/>
+            </w:pPr>
+            <w:r/>
+            <w:r>
+              <w:rPr>
+                <w:b w:val="0"/>
+                <w:i w:val="0"/>
+                <w:sz w:val="22"/>
+              </w:rPr>
+              <w:t>ActA</w:t>
+            </w:r>
+          </w:p>
+        </w:tc>
+        <w:tc>
+          <w:tcPr>
+            <w:tcW w:type="dxa" w:w="1728"/>
+          </w:tcPr>
+          <w:p>
+            <w:pPr>
+              <w:spacing w:line="240" w:lineRule="auto"/>
+              <w:jc w:val="left"/>
+            </w:pPr>
+            <w:r/>
+            <w:r>
+              <w:rPr>
+                <w:b w:val="0"/>
+                <w:i w:val="0"/>
+                <w:sz w:val="22"/>
+              </w:rPr>
+              <w:t>P33379</w:t>
+            </w:r>
+          </w:p>
+        </w:tc>
+        <w:tc>
+          <w:tcPr>
+            <w:tcW w:type="dxa" w:w="1728"/>
+          </w:tcPr>
+          <w:p>
+            <w:pPr>
+              <w:spacing w:line="240" w:lineRule="auto"/>
+              <w:jc w:val="left"/>
+            </w:pPr>
+            <w:r/>
+            <w:r>
+              <w:rPr>
+                <w:b w:val="0"/>
+                <w:i w:val="0"/>
+                <w:sz w:val="22"/>
+              </w:rPr>
+              <w:t>Passive-protection candidate</w:t>
+            </w:r>
+          </w:p>
+        </w:tc>
+        <w:tc>
+          <w:tcPr>
+            <w:tcW w:type="dxa" w:w="1728"/>
+          </w:tcPr>
+          <w:p>
+            <w:pPr>
+              <w:spacing w:line="240" w:lineRule="auto"/>
+              <w:jc w:val="left"/>
+            </w:pPr>
+            <w:r/>
+            <w:r>
+              <w:rPr>
+                <w:b w:val="0"/>
+                <w:i w:val="0"/>
+                <w:sz w:val="22"/>
+              </w:rPr>
+              <w:t>Asano 2016, 10.1038/srep39628</w:t>
+            </w:r>
+          </w:p>
+        </w:tc>
+      </w:tr>
+      <w:tr>
+        <w:tc>
+          <w:tcPr>
+            <w:tcW w:type="dxa" w:w="1728"/>
+          </w:tcPr>
+          <w:p>
+            <w:pPr>
+              <w:spacing w:line="240" w:lineRule="auto"/>
+              <w:jc w:val="left"/>
+            </w:pPr>
+            <w:r/>
+            <w:r>
+              <w:rPr>
+                <w:b w:val="0"/>
+                <w:i w:val="0"/>
+                <w:sz w:val="22"/>
+              </w:rPr>
+              <w:t>S. Typhimurium</w:t>
+            </w:r>
+          </w:p>
+        </w:tc>
+        <w:tc>
+          <w:tcPr>
+            <w:tcW w:type="dxa" w:w="1728"/>
+          </w:tcPr>
+          <w:p>
+            <w:pPr>
+              <w:spacing w:line="240" w:lineRule="auto"/>
+              <w:jc w:val="left"/>
+            </w:pPr>
+            <w:r/>
+            <w:r>
+              <w:rPr>
+                <w:b w:val="0"/>
+                <w:i w:val="0"/>
+                <w:sz w:val="22"/>
+              </w:rPr>
+              <w:t>OmpD</w:t>
+            </w:r>
+          </w:p>
+        </w:tc>
+        <w:tc>
+          <w:tcPr>
+            <w:tcW w:type="dxa" w:w="1728"/>
+          </w:tcPr>
+          <w:p>
+            <w:pPr>
+              <w:spacing w:line="240" w:lineRule="auto"/>
+              <w:jc w:val="left"/>
+            </w:pPr>
+            <w:r/>
+            <w:r>
+              <w:rPr>
+                <w:b w:val="0"/>
+                <w:i w:val="0"/>
+                <w:sz w:val="22"/>
+              </w:rPr>
+              <w:t>P37592</w:t>
+            </w:r>
+          </w:p>
+        </w:tc>
+        <w:tc>
+          <w:tcPr>
+            <w:tcW w:type="dxa" w:w="1728"/>
+          </w:tcPr>
+          <w:p>
+            <w:pPr>
+              <w:spacing w:line="240" w:lineRule="auto"/>
+              <w:jc w:val="left"/>
+            </w:pPr>
+            <w:r/>
+            <w:r>
+              <w:rPr>
+                <w:b w:val="0"/>
+                <w:i w:val="0"/>
+                <w:sz w:val="22"/>
+              </w:rPr>
+              <w:t>Preclinical candidate</w:t>
+            </w:r>
+          </w:p>
+        </w:tc>
+        <w:tc>
+          <w:tcPr>
+            <w:tcW w:type="dxa" w:w="1728"/>
+          </w:tcPr>
+          <w:p>
+            <w:pPr>
+              <w:spacing w:line="240" w:lineRule="auto"/>
+              <w:jc w:val="left"/>
+            </w:pPr>
+            <w:r/>
+            <w:r>
+              <w:rPr>
+                <w:b w:val="0"/>
+                <w:i w:val="0"/>
+                <w:sz w:val="22"/>
+              </w:rPr>
+              <w:t>Gil-Cruz 2009, 10.1073/pnas.0812431106</w:t>
+            </w:r>
+          </w:p>
+        </w:tc>
+      </w:tr>
+      <w:tr>
+        <w:tc>
+          <w:tcPr>
+            <w:tcW w:type="dxa" w:w="1728"/>
+          </w:tcPr>
+          <w:p>
+            <w:pPr>
+              <w:spacing w:line="240" w:lineRule="auto"/>
+              <w:jc w:val="left"/>
+            </w:pPr>
+            <w:r/>
+          </w:p>
+        </w:tc>
+        <w:tc>
+          <w:tcPr>
+            <w:tcW w:type="dxa" w:w="1728"/>
+          </w:tcPr>
+          <w:p>
+            <w:pPr>
+              <w:spacing w:line="240" w:lineRule="auto"/>
+              <w:jc w:val="left"/>
+            </w:pPr>
+            <w:r/>
+            <w:r>
+              <w:rPr>
+                <w:b w:val="0"/>
+                <w:i w:val="0"/>
+                <w:sz w:val="22"/>
+              </w:rPr>
+              <w:t>OmpC</w:t>
+            </w:r>
+          </w:p>
+        </w:tc>
+        <w:tc>
+          <w:tcPr>
+            <w:tcW w:type="dxa" w:w="1728"/>
+          </w:tcPr>
+          <w:p>
+            <w:pPr>
+              <w:spacing w:line="240" w:lineRule="auto"/>
+              <w:jc w:val="left"/>
+            </w:pPr>
+            <w:r/>
+            <w:r>
+              <w:rPr>
+                <w:b w:val="0"/>
+                <w:i w:val="0"/>
+                <w:sz w:val="22"/>
+              </w:rPr>
+              <w:t>P0A263</w:t>
+            </w:r>
+          </w:p>
+        </w:tc>
+        <w:tc>
+          <w:tcPr>
+            <w:tcW w:type="dxa" w:w="1728"/>
+          </w:tcPr>
+          <w:p>
+            <w:pPr>
+              <w:spacing w:line="240" w:lineRule="auto"/>
+              <w:jc w:val="left"/>
+            </w:pPr>
+            <w:r/>
+            <w:r>
+              <w:rPr>
+                <w:b w:val="0"/>
+                <w:i w:val="0"/>
+                <w:sz w:val="22"/>
+              </w:rPr>
+              <w:t>Preclinical candidate</w:t>
+            </w:r>
+          </w:p>
+        </w:tc>
+        <w:tc>
+          <w:tcPr>
+            <w:tcW w:type="dxa" w:w="1728"/>
+          </w:tcPr>
+          <w:p>
+            <w:pPr>
+              <w:spacing w:line="240" w:lineRule="auto"/>
+              <w:jc w:val="left"/>
+            </w:pPr>
+            <w:r/>
+            <w:r>
+              <w:rPr>
+                <w:b w:val="0"/>
+                <w:i w:val="0"/>
+                <w:sz w:val="22"/>
+              </w:rPr>
+              <w:t>Secundino 2006, 10.1111/j.1365-2567.2005.02263.x</w:t>
+            </w:r>
+          </w:p>
+        </w:tc>
+      </w:tr>
+      <w:tr>
+        <w:tc>
+          <w:tcPr>
+            <w:tcW w:type="dxa" w:w="1728"/>
+          </w:tcPr>
+          <w:p>
+            <w:pPr>
+              <w:spacing w:line="240" w:lineRule="auto"/>
+              <w:jc w:val="left"/>
+            </w:pPr>
+            <w:r/>
+          </w:p>
+        </w:tc>
+        <w:tc>
+          <w:tcPr>
+            <w:tcW w:type="dxa" w:w="1728"/>
+          </w:tcPr>
+          <w:p>
+            <w:pPr>
+              <w:spacing w:line="240" w:lineRule="auto"/>
+              <w:jc w:val="left"/>
+            </w:pPr>
+            <w:r/>
+            <w:r>
+              <w:rPr>
+                <w:b w:val="0"/>
+                <w:i w:val="0"/>
+                <w:sz w:val="22"/>
+              </w:rPr>
+              <w:t>OmpA</w:t>
+            </w:r>
+          </w:p>
+        </w:tc>
+        <w:tc>
+          <w:tcPr>
+            <w:tcW w:type="dxa" w:w="1728"/>
+          </w:tcPr>
+          <w:p>
+            <w:pPr>
+              <w:spacing w:line="240" w:lineRule="auto"/>
+              <w:jc w:val="left"/>
+            </w:pPr>
+            <w:r/>
+            <w:r>
+              <w:rPr>
+                <w:b w:val="0"/>
+                <w:i w:val="0"/>
+                <w:sz w:val="22"/>
+              </w:rPr>
+              <w:t>P02936</w:t>
+            </w:r>
+          </w:p>
+        </w:tc>
+        <w:tc>
+          <w:tcPr>
+            <w:tcW w:type="dxa" w:w="1728"/>
+          </w:tcPr>
+          <w:p>
+            <w:pPr>
+              <w:spacing w:line="240" w:lineRule="auto"/>
+              <w:jc w:val="left"/>
+            </w:pPr>
+            <w:r/>
+            <w:r>
+              <w:rPr>
+                <w:b w:val="0"/>
+                <w:i w:val="0"/>
+                <w:sz w:val="22"/>
+              </w:rPr>
+              <w:t>Preclinical candidate</w:t>
+            </w:r>
+          </w:p>
+        </w:tc>
+        <w:tc>
+          <w:tcPr>
+            <w:tcW w:type="dxa" w:w="1728"/>
+          </w:tcPr>
+          <w:p>
+            <w:pPr>
+              <w:spacing w:line="240" w:lineRule="auto"/>
+              <w:jc w:val="left"/>
+            </w:pPr>
+            <w:r/>
+            <w:r>
+              <w:rPr>
+                <w:b w:val="0"/>
+                <w:i w:val="0"/>
+                <w:sz w:val="22"/>
+              </w:rPr>
+              <w:t>Domínguez-Medina 2020, 10.1038/s41467-020-14655-9</w:t>
+            </w:r>
+          </w:p>
+        </w:tc>
+      </w:tr>
+      <w:tr>
+        <w:tc>
+          <w:tcPr>
+            <w:tcW w:type="dxa" w:w="1728"/>
+          </w:tcPr>
+          <w:p>
+            <w:pPr>
+              <w:spacing w:line="240" w:lineRule="auto"/>
+              <w:jc w:val="left"/>
+            </w:pPr>
+            <w:r/>
+          </w:p>
+        </w:tc>
+        <w:tc>
+          <w:tcPr>
+            <w:tcW w:type="dxa" w:w="1728"/>
+          </w:tcPr>
+          <w:p>
+            <w:pPr>
+              <w:spacing w:line="240" w:lineRule="auto"/>
+              <w:jc w:val="left"/>
+            </w:pPr>
+            <w:r/>
+            <w:r>
+              <w:rPr>
+                <w:b w:val="0"/>
+                <w:i w:val="0"/>
+                <w:sz w:val="22"/>
+              </w:rPr>
+              <w:t>FliC</w:t>
+            </w:r>
+          </w:p>
+        </w:tc>
+        <w:tc>
+          <w:tcPr>
+            <w:tcW w:type="dxa" w:w="1728"/>
+          </w:tcPr>
+          <w:p>
+            <w:pPr>
+              <w:spacing w:line="240" w:lineRule="auto"/>
+              <w:jc w:val="left"/>
+            </w:pPr>
+            <w:r/>
+            <w:r>
+              <w:rPr>
+                <w:b w:val="0"/>
+                <w:i w:val="0"/>
+                <w:sz w:val="22"/>
+              </w:rPr>
+              <w:t>P06179</w:t>
+            </w:r>
+          </w:p>
+        </w:tc>
+        <w:tc>
+          <w:tcPr>
+            <w:tcW w:type="dxa" w:w="1728"/>
+          </w:tcPr>
+          <w:p>
+            <w:pPr>
+              <w:spacing w:line="240" w:lineRule="auto"/>
+              <w:jc w:val="left"/>
+            </w:pPr>
+            <w:r/>
+            <w:r>
+              <w:rPr>
+                <w:b w:val="0"/>
+                <w:i w:val="0"/>
+                <w:sz w:val="22"/>
+              </w:rPr>
+              <w:t>Preclinical candidate</w:t>
+            </w:r>
+          </w:p>
+        </w:tc>
+        <w:tc>
+          <w:tcPr>
+            <w:tcW w:type="dxa" w:w="1728"/>
+          </w:tcPr>
+          <w:p>
+            <w:pPr>
+              <w:spacing w:line="240" w:lineRule="auto"/>
+              <w:jc w:val="left"/>
+            </w:pPr>
+            <w:r/>
+            <w:r>
+              <w:rPr>
+                <w:b w:val="0"/>
+                <w:i w:val="0"/>
+                <w:sz w:val="22"/>
+              </w:rPr>
+              <w:t>Bumann 2014, 10.3389/fimmu.2014.00381</w:t>
+            </w:r>
+          </w:p>
+        </w:tc>
+      </w:tr>
+      <w:tr>
+        <w:tc>
+          <w:tcPr>
+            <w:tcW w:type="dxa" w:w="1728"/>
+          </w:tcPr>
+          <w:p>
+            <w:pPr>
+              <w:spacing w:line="240" w:lineRule="auto"/>
+              <w:jc w:val="left"/>
+            </w:pPr>
+            <w:r/>
+          </w:p>
+        </w:tc>
+        <w:tc>
+          <w:tcPr>
+            <w:tcW w:type="dxa" w:w="1728"/>
+          </w:tcPr>
+          <w:p>
+            <w:pPr>
+              <w:spacing w:line="240" w:lineRule="auto"/>
+              <w:jc w:val="left"/>
+            </w:pPr>
+            <w:r/>
+            <w:r>
+              <w:rPr>
+                <w:b w:val="0"/>
+                <w:i w:val="0"/>
+                <w:sz w:val="22"/>
+              </w:rPr>
+              <w:t>SseB</w:t>
+            </w:r>
+          </w:p>
+        </w:tc>
+        <w:tc>
+          <w:tcPr>
+            <w:tcW w:type="dxa" w:w="1728"/>
+          </w:tcPr>
+          <w:p>
+            <w:pPr>
+              <w:spacing w:line="240" w:lineRule="auto"/>
+              <w:jc w:val="left"/>
+            </w:pPr>
+            <w:r/>
+            <w:r>
+              <w:rPr>
+                <w:b w:val="0"/>
+                <w:i w:val="0"/>
+                <w:sz w:val="22"/>
+              </w:rPr>
+              <w:t>Q7BVH7</w:t>
+            </w:r>
+          </w:p>
+        </w:tc>
+        <w:tc>
+          <w:tcPr>
+            <w:tcW w:type="dxa" w:w="1728"/>
+          </w:tcPr>
+          <w:p>
+            <w:pPr>
+              <w:spacing w:line="240" w:lineRule="auto"/>
+              <w:jc w:val="left"/>
+            </w:pPr>
+            <w:r/>
+            <w:r>
+              <w:rPr>
+                <w:b w:val="0"/>
+                <w:i w:val="0"/>
+                <w:sz w:val="22"/>
+              </w:rPr>
+              <w:t>Preclinical candidate</w:t>
+            </w:r>
+          </w:p>
+        </w:tc>
+        <w:tc>
+          <w:tcPr>
+            <w:tcW w:type="dxa" w:w="1728"/>
+          </w:tcPr>
+          <w:p>
+            <w:pPr>
+              <w:spacing w:line="240" w:lineRule="auto"/>
+              <w:jc w:val="left"/>
+            </w:pPr>
+            <w:r/>
+            <w:r>
+              <w:rPr>
+                <w:b w:val="0"/>
+                <w:i w:val="0"/>
+                <w:sz w:val="22"/>
+              </w:rPr>
+              <w:t>Lee 2017, 10.4049/jimmunol.1601357</w:t>
+            </w:r>
+          </w:p>
+        </w:tc>
+      </w:tr>
+      <w:tr>
+        <w:tc>
+          <w:tcPr>
+            <w:tcW w:type="dxa" w:w="1728"/>
+          </w:tcPr>
+          <w:p>
+            <w:pPr>
+              <w:spacing w:line="240" w:lineRule="auto"/>
+              <w:jc w:val="left"/>
+            </w:pPr>
+            <w:r/>
+            <w:r>
+              <w:rPr>
+                <w:b w:val="0"/>
+                <w:i w:val="0"/>
+                <w:sz w:val="22"/>
+              </w:rPr>
+              <w:t>C. burnetii</w:t>
+            </w:r>
+          </w:p>
+        </w:tc>
+        <w:tc>
+          <w:tcPr>
+            <w:tcW w:type="dxa" w:w="1728"/>
+          </w:tcPr>
+          <w:p>
+            <w:pPr>
+              <w:spacing w:line="240" w:lineRule="auto"/>
+              <w:jc w:val="left"/>
+            </w:pPr>
+            <w:r/>
+            <w:r>
+              <w:rPr>
+                <w:b w:val="0"/>
+                <w:i w:val="0"/>
+                <w:sz w:val="22"/>
+              </w:rPr>
+              <w:t>Com1</w:t>
+            </w:r>
+          </w:p>
+        </w:tc>
+        <w:tc>
+          <w:tcPr>
+            <w:tcW w:type="dxa" w:w="1728"/>
+          </w:tcPr>
+          <w:p>
+            <w:pPr>
+              <w:spacing w:line="240" w:lineRule="auto"/>
+              <w:jc w:val="left"/>
+            </w:pPr>
+            <w:r/>
+            <w:r>
+              <w:rPr>
+                <w:b w:val="0"/>
+                <w:i w:val="0"/>
+                <w:sz w:val="22"/>
+              </w:rPr>
+              <w:t>H7C7D7</w:t>
+            </w:r>
+          </w:p>
+        </w:tc>
+        <w:tc>
+          <w:tcPr>
+            <w:tcW w:type="dxa" w:w="1728"/>
+          </w:tcPr>
+          <w:p>
+            <w:pPr>
+              <w:spacing w:line="240" w:lineRule="auto"/>
+              <w:jc w:val="left"/>
+            </w:pPr>
+            <w:r/>
+            <w:r>
+              <w:rPr>
+                <w:b w:val="0"/>
+                <w:i w:val="0"/>
+                <w:sz w:val="22"/>
+              </w:rPr>
+              <w:t>Preclinical (adoptive transfer)</w:t>
+            </w:r>
+          </w:p>
+        </w:tc>
+        <w:tc>
+          <w:tcPr>
+            <w:tcW w:type="dxa" w:w="1728"/>
+          </w:tcPr>
+          <w:p>
+            <w:pPr>
+              <w:spacing w:line="240" w:lineRule="auto"/>
+              <w:jc w:val="left"/>
+            </w:pPr>
+            <w:r/>
+            <w:r>
+              <w:rPr>
+                <w:b w:val="0"/>
+                <w:i w:val="0"/>
+                <w:sz w:val="22"/>
+              </w:rPr>
+              <w:t>Wang 2011, 10.1186/1471-2172-12-52</w:t>
+            </w:r>
+          </w:p>
+        </w:tc>
+      </w:tr>
+      <w:tr>
+        <w:tc>
+          <w:tcPr>
+            <w:tcW w:type="dxa" w:w="1728"/>
+          </w:tcPr>
+          <w:p>
+            <w:pPr>
+              <w:spacing w:line="240" w:lineRule="auto"/>
+              <w:jc w:val="left"/>
+            </w:pPr>
+            <w:r/>
+          </w:p>
+        </w:tc>
+        <w:tc>
+          <w:tcPr>
+            <w:tcW w:type="dxa" w:w="1728"/>
+          </w:tcPr>
+          <w:p>
+            <w:pPr>
+              <w:spacing w:line="240" w:lineRule="auto"/>
+              <w:jc w:val="left"/>
+            </w:pPr>
+            <w:r/>
+            <w:r>
+              <w:rPr>
+                <w:b w:val="0"/>
+                <w:i w:val="0"/>
+                <w:sz w:val="22"/>
+              </w:rPr>
+              <w:t>Mip</w:t>
+            </w:r>
+          </w:p>
+        </w:tc>
+        <w:tc>
+          <w:tcPr>
+            <w:tcW w:type="dxa" w:w="1728"/>
+          </w:tcPr>
+          <w:p>
+            <w:pPr>
+              <w:spacing w:line="240" w:lineRule="auto"/>
+              <w:jc w:val="left"/>
+            </w:pPr>
+            <w:r/>
+            <w:r>
+              <w:rPr>
+                <w:b w:val="0"/>
+                <w:i w:val="0"/>
+                <w:sz w:val="22"/>
+              </w:rPr>
+              <w:t>P51752</w:t>
+            </w:r>
+          </w:p>
+        </w:tc>
+        <w:tc>
+          <w:tcPr>
+            <w:tcW w:type="dxa" w:w="1728"/>
+          </w:tcPr>
+          <w:p>
+            <w:pPr>
+              <w:spacing w:line="240" w:lineRule="auto"/>
+              <w:jc w:val="left"/>
+            </w:pPr>
+            <w:r/>
+            <w:r>
+              <w:rPr>
+                <w:b w:val="0"/>
+                <w:i w:val="0"/>
+                <w:sz w:val="22"/>
+              </w:rPr>
+              <w:t>Immunodominant candidate</w:t>
+            </w:r>
+          </w:p>
+        </w:tc>
+        <w:tc>
+          <w:tcPr>
+            <w:tcW w:type="dxa" w:w="1728"/>
+          </w:tcPr>
+          <w:p>
+            <w:pPr>
+              <w:spacing w:line="240" w:lineRule="auto"/>
+              <w:jc w:val="left"/>
+            </w:pPr>
+            <w:r/>
+            <w:r>
+              <w:rPr>
+                <w:b w:val="0"/>
+                <w:i w:val="0"/>
+                <w:sz w:val="22"/>
+              </w:rPr>
+              <w:t>Wang 2011, 10.1186/1471-2172-12-52</w:t>
+            </w:r>
+          </w:p>
+        </w:tc>
+      </w:tr>
+      <w:tr>
+        <w:tc>
+          <w:tcPr>
+            <w:tcW w:type="dxa" w:w="1728"/>
+          </w:tcPr>
+          <w:p>
+            <w:pPr>
+              <w:spacing w:line="240" w:lineRule="auto"/>
+              <w:jc w:val="left"/>
+            </w:pPr>
+            <w:r/>
+          </w:p>
+        </w:tc>
+        <w:tc>
+          <w:tcPr>
+            <w:tcW w:type="dxa" w:w="1728"/>
+          </w:tcPr>
+          <w:p>
+            <w:pPr>
+              <w:spacing w:line="240" w:lineRule="auto"/>
+              <w:jc w:val="left"/>
+            </w:pPr>
+            <w:r/>
+            <w:r>
+              <w:rPr>
+                <w:b w:val="0"/>
+                <w:i w:val="0"/>
+                <w:sz w:val="22"/>
+              </w:rPr>
+              <w:t>OmpH</w:t>
+            </w:r>
+          </w:p>
+        </w:tc>
+        <w:tc>
+          <w:tcPr>
+            <w:tcW w:type="dxa" w:w="1728"/>
+          </w:tcPr>
+          <w:p>
+            <w:pPr>
+              <w:spacing w:line="240" w:lineRule="auto"/>
+              <w:jc w:val="left"/>
+            </w:pPr>
+            <w:r/>
+            <w:r>
+              <w:rPr>
+                <w:b w:val="0"/>
+                <w:i w:val="0"/>
+                <w:sz w:val="22"/>
+              </w:rPr>
+              <w:t>Q83DT1</w:t>
+            </w:r>
+          </w:p>
+        </w:tc>
+        <w:tc>
+          <w:tcPr>
+            <w:tcW w:type="dxa" w:w="1728"/>
+          </w:tcPr>
+          <w:p>
+            <w:pPr>
+              <w:spacing w:line="240" w:lineRule="auto"/>
+              <w:jc w:val="left"/>
+            </w:pPr>
+            <w:r/>
+            <w:r>
+              <w:rPr>
+                <w:b w:val="0"/>
+                <w:i w:val="0"/>
+                <w:sz w:val="22"/>
+              </w:rPr>
+              <w:t>Immunodominant candidate</w:t>
+            </w:r>
+          </w:p>
+        </w:tc>
+        <w:tc>
+          <w:tcPr>
+            <w:tcW w:type="dxa" w:w="1728"/>
+          </w:tcPr>
+          <w:p>
+            <w:pPr>
+              <w:spacing w:line="240" w:lineRule="auto"/>
+              <w:jc w:val="left"/>
+            </w:pPr>
+            <w:r/>
+            <w:r>
+              <w:rPr>
+                <w:b w:val="0"/>
+                <w:i w:val="0"/>
+                <w:sz w:val="22"/>
+              </w:rPr>
+              <w:t>Wang 2011, 10.1186/1471-2172-12-52</w:t>
+            </w:r>
+          </w:p>
+        </w:tc>
+      </w:tr>
+      <w:tr>
+        <w:tc>
+          <w:tcPr>
+            <w:tcW w:type="dxa" w:w="1728"/>
+          </w:tcPr>
+          <w:p>
+            <w:pPr>
+              <w:spacing w:line="240" w:lineRule="auto"/>
+              <w:jc w:val="left"/>
+            </w:pPr>
+            <w:r/>
+          </w:p>
+        </w:tc>
+        <w:tc>
+          <w:tcPr>
+            <w:tcW w:type="dxa" w:w="1728"/>
+          </w:tcPr>
+          <w:p>
+            <w:pPr>
+              <w:spacing w:line="240" w:lineRule="auto"/>
+              <w:jc w:val="left"/>
+            </w:pPr>
+            <w:r/>
+            <w:r>
+              <w:rPr>
+                <w:b w:val="0"/>
+                <w:i w:val="0"/>
+                <w:sz w:val="22"/>
+              </w:rPr>
+              <w:t>GroEL</w:t>
+            </w:r>
+          </w:p>
+        </w:tc>
+        <w:tc>
+          <w:tcPr>
+            <w:tcW w:type="dxa" w:w="1728"/>
+          </w:tcPr>
+          <w:p>
+            <w:pPr>
+              <w:spacing w:line="240" w:lineRule="auto"/>
+              <w:jc w:val="left"/>
+            </w:pPr>
+            <w:r/>
+            <w:r>
+              <w:rPr>
+                <w:b w:val="0"/>
+                <w:i w:val="0"/>
+                <w:sz w:val="22"/>
+              </w:rPr>
+              <w:t>P19421</w:t>
+            </w:r>
+          </w:p>
+        </w:tc>
+        <w:tc>
+          <w:tcPr>
+            <w:tcW w:type="dxa" w:w="1728"/>
+          </w:tcPr>
+          <w:p>
+            <w:pPr>
+              <w:spacing w:line="240" w:lineRule="auto"/>
+              <w:jc w:val="left"/>
+            </w:pPr>
+            <w:r/>
+            <w:r>
+              <w:rPr>
+                <w:b w:val="0"/>
+                <w:i w:val="0"/>
+                <w:sz w:val="22"/>
+              </w:rPr>
+              <w:t>Immunodominant (weak)</w:t>
+            </w:r>
+          </w:p>
+        </w:tc>
+        <w:tc>
+          <w:tcPr>
+            <w:tcW w:type="dxa" w:w="1728"/>
+          </w:tcPr>
+          <w:p>
+            <w:pPr>
+              <w:spacing w:line="240" w:lineRule="auto"/>
+              <w:jc w:val="left"/>
+            </w:pPr>
+            <w:r/>
+            <w:r>
+              <w:rPr>
+                <w:b w:val="0"/>
+                <w:i w:val="0"/>
+                <w:sz w:val="22"/>
+              </w:rPr>
+              <w:t>Wang 2011, 10.1186/1471-2172-12-52</w:t>
+            </w:r>
+          </w:p>
+        </w:tc>
+      </w:tr>
+      <w:tr>
+        <w:tc>
+          <w:tcPr>
+            <w:tcW w:type="dxa" w:w="1728"/>
+          </w:tcPr>
+          <w:p>
+            <w:pPr>
+              <w:spacing w:line="240" w:lineRule="auto"/>
+              <w:jc w:val="left"/>
+            </w:pPr>
+            <w:r/>
+            <w:r>
+              <w:rPr>
+                <w:b w:val="0"/>
+                <w:i w:val="0"/>
+                <w:sz w:val="22"/>
+              </w:rPr>
+              <w:t>S. suis</w:t>
+            </w:r>
+          </w:p>
+        </w:tc>
+        <w:tc>
+          <w:tcPr>
+            <w:tcW w:type="dxa" w:w="1728"/>
+          </w:tcPr>
+          <w:p>
+            <w:pPr>
+              <w:spacing w:line="240" w:lineRule="auto"/>
+              <w:jc w:val="left"/>
+            </w:pPr>
+            <w:r/>
+            <w:r>
+              <w:rPr>
+                <w:b w:val="0"/>
+                <w:i w:val="0"/>
+                <w:sz w:val="22"/>
+              </w:rPr>
+              <w:t>Suilysin (SLY)</w:t>
+            </w:r>
+          </w:p>
+        </w:tc>
+        <w:tc>
+          <w:tcPr>
+            <w:tcW w:type="dxa" w:w="1728"/>
+          </w:tcPr>
+          <w:p>
+            <w:pPr>
+              <w:spacing w:line="240" w:lineRule="auto"/>
+              <w:jc w:val="left"/>
+            </w:pPr>
+            <w:r/>
+            <w:r>
+              <w:rPr>
+                <w:b w:val="0"/>
+                <w:i w:val="0"/>
+                <w:sz w:val="22"/>
+              </w:rPr>
+              <w:t>A0A0H3MU02</w:t>
+            </w:r>
+          </w:p>
+        </w:tc>
+        <w:tc>
+          <w:tcPr>
+            <w:tcW w:type="dxa" w:w="1728"/>
+          </w:tcPr>
+          <w:p>
+            <w:pPr>
+              <w:spacing w:line="240" w:lineRule="auto"/>
+              <w:jc w:val="left"/>
+            </w:pPr>
+            <w:r/>
+            <w:r>
+              <w:rPr>
+                <w:b w:val="0"/>
+                <w:i w:val="0"/>
+                <w:sz w:val="22"/>
+              </w:rPr>
+              <w:t>Preclinical candidate</w:t>
+            </w:r>
+          </w:p>
+        </w:tc>
+        <w:tc>
+          <w:tcPr>
+            <w:tcW w:type="dxa" w:w="1728"/>
+          </w:tcPr>
+          <w:p>
+            <w:pPr>
+              <w:spacing w:line="240" w:lineRule="auto"/>
+              <w:jc w:val="left"/>
+            </w:pPr>
+            <w:r/>
+            <w:r>
+              <w:rPr>
+                <w:b w:val="0"/>
+                <w:i w:val="0"/>
+                <w:sz w:val="22"/>
+              </w:rPr>
+              <w:t>Du 2013, 10.1016/j.vaccine.2013.07.004</w:t>
+            </w:r>
+          </w:p>
+        </w:tc>
+      </w:tr>
+      <w:tr>
+        <w:tc>
+          <w:tcPr>
+            <w:tcW w:type="dxa" w:w="1728"/>
+          </w:tcPr>
+          <w:p>
+            <w:pPr>
+              <w:spacing w:line="240" w:lineRule="auto"/>
+              <w:jc w:val="left"/>
+            </w:pPr>
+            <w:r/>
+          </w:p>
+        </w:tc>
+        <w:tc>
+          <w:tcPr>
+            <w:tcW w:type="dxa" w:w="1728"/>
+          </w:tcPr>
+          <w:p>
+            <w:pPr>
+              <w:spacing w:line="240" w:lineRule="auto"/>
+              <w:jc w:val="left"/>
+            </w:pPr>
+            <w:r/>
+            <w:r>
+              <w:rPr>
+                <w:b w:val="0"/>
+                <w:i w:val="0"/>
+                <w:sz w:val="22"/>
+              </w:rPr>
+              <w:t>Enolase</w:t>
+            </w:r>
+          </w:p>
+        </w:tc>
+        <w:tc>
+          <w:tcPr>
+            <w:tcW w:type="dxa" w:w="1728"/>
+          </w:tcPr>
+          <w:p>
+            <w:pPr>
+              <w:spacing w:line="240" w:lineRule="auto"/>
+              <w:jc w:val="left"/>
+            </w:pPr>
+            <w:r/>
+            <w:r>
+              <w:rPr>
+                <w:b w:val="0"/>
+                <w:i w:val="0"/>
+                <w:sz w:val="22"/>
+              </w:rPr>
+              <w:t>A0A0H3N5B2</w:t>
+            </w:r>
+          </w:p>
+        </w:tc>
+        <w:tc>
+          <w:tcPr>
+            <w:tcW w:type="dxa" w:w="1728"/>
+          </w:tcPr>
+          <w:p>
+            <w:pPr>
+              <w:spacing w:line="240" w:lineRule="auto"/>
+              <w:jc w:val="left"/>
+            </w:pPr>
+            <w:r/>
+            <w:r>
+              <w:rPr>
+                <w:b w:val="0"/>
+                <w:i w:val="0"/>
+                <w:sz w:val="22"/>
+              </w:rPr>
+              <w:t>Preclinical (full protection)</w:t>
+            </w:r>
+          </w:p>
+        </w:tc>
+        <w:tc>
+          <w:tcPr>
+            <w:tcW w:type="dxa" w:w="1728"/>
+          </w:tcPr>
+          <w:p>
+            <w:pPr>
+              <w:spacing w:line="240" w:lineRule="auto"/>
+              <w:jc w:val="left"/>
+            </w:pPr>
+            <w:r/>
+            <w:r>
+              <w:rPr>
+                <w:b w:val="0"/>
+                <w:i w:val="0"/>
+                <w:sz w:val="22"/>
+              </w:rPr>
+              <w:t>Feng 2009, 10.1086/644602</w:t>
+            </w:r>
+          </w:p>
+        </w:tc>
+      </w:tr>
+      <w:tr>
+        <w:tc>
+          <w:tcPr>
+            <w:tcW w:type="dxa" w:w="1728"/>
+          </w:tcPr>
+          <w:p>
+            <w:pPr>
+              <w:spacing w:line="240" w:lineRule="auto"/>
+              <w:jc w:val="left"/>
+            </w:pPr>
+            <w:r/>
+          </w:p>
+        </w:tc>
+        <w:tc>
+          <w:tcPr>
+            <w:tcW w:type="dxa" w:w="1728"/>
+          </w:tcPr>
+          <w:p>
+            <w:pPr>
+              <w:spacing w:line="240" w:lineRule="auto"/>
+              <w:jc w:val="left"/>
+            </w:pPr>
+            <w:r/>
+            <w:r>
+              <w:rPr>
+                <w:b w:val="0"/>
+                <w:i w:val="0"/>
+                <w:sz w:val="22"/>
+              </w:rPr>
+              <w:t>6PGD</w:t>
+            </w:r>
+          </w:p>
+        </w:tc>
+        <w:tc>
+          <w:tcPr>
+            <w:tcW w:type="dxa" w:w="1728"/>
+          </w:tcPr>
+          <w:p>
+            <w:pPr>
+              <w:spacing w:line="240" w:lineRule="auto"/>
+              <w:jc w:val="left"/>
+            </w:pPr>
+            <w:r/>
+            <w:r>
+              <w:rPr>
+                <w:b w:val="0"/>
+                <w:i w:val="0"/>
+                <w:sz w:val="22"/>
+              </w:rPr>
+              <w:t>A0A0H3N193</w:t>
+            </w:r>
+          </w:p>
+        </w:tc>
+        <w:tc>
+          <w:tcPr>
+            <w:tcW w:type="dxa" w:w="1728"/>
+          </w:tcPr>
+          <w:p>
+            <w:pPr>
+              <w:spacing w:line="240" w:lineRule="auto"/>
+              <w:jc w:val="left"/>
+            </w:pPr>
+            <w:r/>
+            <w:r>
+              <w:rPr>
+                <w:b w:val="0"/>
+                <w:i w:val="0"/>
+                <w:sz w:val="22"/>
+              </w:rPr>
+              <w:t>Preclinical candidate</w:t>
+            </w:r>
+          </w:p>
+        </w:tc>
+        <w:tc>
+          <w:tcPr>
+            <w:tcW w:type="dxa" w:w="1728"/>
+          </w:tcPr>
+          <w:p>
+            <w:pPr>
+              <w:spacing w:line="240" w:lineRule="auto"/>
+              <w:jc w:val="left"/>
+            </w:pPr>
+            <w:r/>
+            <w:r>
+              <w:rPr>
+                <w:b w:val="0"/>
+                <w:i w:val="0"/>
+                <w:sz w:val="22"/>
+              </w:rPr>
+              <w:t>Zhang 2023, 10.3390/vetsci10060383</w:t>
+            </w:r>
+          </w:p>
+        </w:tc>
+      </w:tr>
+      <w:tr>
+        <w:tc>
+          <w:tcPr>
+            <w:tcW w:type="dxa" w:w="1728"/>
+          </w:tcPr>
+          <w:p>
+            <w:pPr>
+              <w:spacing w:line="240" w:lineRule="auto"/>
+              <w:jc w:val="left"/>
+            </w:pPr>
+            <w:r/>
+          </w:p>
+        </w:tc>
+        <w:tc>
+          <w:tcPr>
+            <w:tcW w:type="dxa" w:w="1728"/>
+          </w:tcPr>
+          <w:p>
+            <w:pPr>
+              <w:spacing w:line="240" w:lineRule="auto"/>
+              <w:jc w:val="left"/>
+            </w:pPr>
+            <w:r/>
+            <w:r>
+              <w:rPr>
+                <w:b w:val="0"/>
+                <w:i w:val="0"/>
+                <w:sz w:val="22"/>
+              </w:rPr>
+              <w:t>GAPDH</w:t>
+            </w:r>
+          </w:p>
+        </w:tc>
+        <w:tc>
+          <w:tcPr>
+            <w:tcW w:type="dxa" w:w="1728"/>
+          </w:tcPr>
+          <w:p>
+            <w:pPr>
+              <w:spacing w:line="240" w:lineRule="auto"/>
+              <w:jc w:val="left"/>
+            </w:pPr>
+            <w:r/>
+            <w:r>
+              <w:rPr>
+                <w:b w:val="0"/>
+                <w:i w:val="0"/>
+                <w:sz w:val="22"/>
+              </w:rPr>
+              <w:t>A0A0H3MSV3</w:t>
+            </w:r>
+          </w:p>
+        </w:tc>
+        <w:tc>
+          <w:tcPr>
+            <w:tcW w:type="dxa" w:w="1728"/>
+          </w:tcPr>
+          <w:p>
+            <w:pPr>
+              <w:spacing w:line="240" w:lineRule="auto"/>
+              <w:jc w:val="left"/>
+            </w:pPr>
+            <w:r/>
+            <w:r>
+              <w:rPr>
+                <w:b w:val="0"/>
+                <w:i w:val="0"/>
+                <w:sz w:val="22"/>
+              </w:rPr>
+              <w:t>Moonlighting candidate</w:t>
+            </w:r>
+          </w:p>
+        </w:tc>
+        <w:tc>
+          <w:tcPr>
+            <w:tcW w:type="dxa" w:w="1728"/>
+          </w:tcPr>
+          <w:p>
+            <w:pPr>
+              <w:spacing w:line="240" w:lineRule="auto"/>
+              <w:jc w:val="left"/>
+            </w:pPr>
+            <w:r/>
+            <w:r>
+              <w:rPr>
+                <w:b w:val="0"/>
+                <w:i w:val="0"/>
+                <w:sz w:val="22"/>
+              </w:rPr>
+              <w:t>Feng 2009, 10.1086/644602</w:t>
+            </w:r>
+          </w:p>
+        </w:tc>
+      </w:tr>
+      <w:tr>
+        <w:tc>
+          <w:tcPr>
+            <w:tcW w:type="dxa" w:w="1728"/>
+          </w:tcPr>
+          <w:p>
+            <w:pPr>
+              <w:spacing w:line="240" w:lineRule="auto"/>
+              <w:jc w:val="left"/>
+            </w:pPr>
+            <w:r/>
+          </w:p>
+        </w:tc>
+        <w:tc>
+          <w:tcPr>
+            <w:tcW w:type="dxa" w:w="1728"/>
+          </w:tcPr>
+          <w:p>
+            <w:pPr>
+              <w:spacing w:line="240" w:lineRule="auto"/>
+              <w:jc w:val="left"/>
+            </w:pPr>
+            <w:r/>
+            <w:r>
+              <w:rPr>
+                <w:b w:val="0"/>
+                <w:i w:val="0"/>
+                <w:sz w:val="22"/>
+              </w:rPr>
+              <w:t>DnaJ</w:t>
+            </w:r>
+          </w:p>
+        </w:tc>
+        <w:tc>
+          <w:tcPr>
+            <w:tcW w:type="dxa" w:w="1728"/>
+          </w:tcPr>
+          <w:p>
+            <w:pPr>
+              <w:spacing w:line="240" w:lineRule="auto"/>
+              <w:jc w:val="left"/>
+            </w:pPr>
+            <w:r/>
+            <w:r>
+              <w:rPr>
+                <w:b w:val="0"/>
+                <w:i w:val="0"/>
+                <w:sz w:val="22"/>
+              </w:rPr>
+              <w:t>A0A0H3MXM0</w:t>
+            </w:r>
+          </w:p>
+        </w:tc>
+        <w:tc>
+          <w:tcPr>
+            <w:tcW w:type="dxa" w:w="1728"/>
+          </w:tcPr>
+          <w:p>
+            <w:pPr>
+              <w:spacing w:line="240" w:lineRule="auto"/>
+              <w:jc w:val="left"/>
+            </w:pPr>
+            <w:r/>
+            <w:r>
+              <w:rPr>
+                <w:b w:val="0"/>
+                <w:i w:val="0"/>
+                <w:sz w:val="22"/>
+              </w:rPr>
+              <w:t>Candidate</w:t>
+            </w:r>
+          </w:p>
+        </w:tc>
+        <w:tc>
+          <w:tcPr>
+            <w:tcW w:type="dxa" w:w="1728"/>
+          </w:tcPr>
+          <w:p>
+            <w:pPr>
+              <w:spacing w:line="240" w:lineRule="auto"/>
+              <w:jc w:val="left"/>
+            </w:pPr>
+            <w:r/>
+            <w:r>
+              <w:rPr>
+                <w:b w:val="0"/>
+                <w:i w:val="0"/>
+                <w:sz w:val="22"/>
+              </w:rPr>
+              <w:t>Zhang 2023, 10.3390/vetsci10060383</w:t>
+            </w:r>
+          </w:p>
+        </w:tc>
+      </w:tr>
+      <w:tr>
+        <w:tc>
+          <w:tcPr>
+            <w:tcW w:type="dxa" w:w="1728"/>
+          </w:tcPr>
+          <w:p>
+            <w:pPr>
+              <w:spacing w:line="240" w:lineRule="auto"/>
+              <w:jc w:val="left"/>
+            </w:pPr>
+            <w:r/>
+            <w:r>
+              <w:rPr>
+                <w:b w:val="0"/>
+                <w:i w:val="0"/>
+                <w:sz w:val="22"/>
+              </w:rPr>
+              <w:t>B. suis</w:t>
+            </w:r>
+          </w:p>
+        </w:tc>
+        <w:tc>
+          <w:tcPr>
+            <w:tcW w:type="dxa" w:w="1728"/>
+          </w:tcPr>
+          <w:p>
+            <w:pPr>
+              <w:spacing w:line="240" w:lineRule="auto"/>
+              <w:jc w:val="left"/>
+            </w:pPr>
+            <w:r/>
+            <w:r>
+              <w:rPr>
+                <w:b w:val="0"/>
+                <w:i w:val="0"/>
+                <w:sz w:val="22"/>
+              </w:rPr>
+              <w:t>Omp25</w:t>
+            </w:r>
+          </w:p>
+        </w:tc>
+        <w:tc>
+          <w:tcPr>
+            <w:tcW w:type="dxa" w:w="1728"/>
+          </w:tcPr>
+          <w:p>
+            <w:pPr>
+              <w:spacing w:line="240" w:lineRule="auto"/>
+              <w:jc w:val="left"/>
+            </w:pPr>
+            <w:r/>
+            <w:r>
+              <w:rPr>
+                <w:b w:val="0"/>
+                <w:i w:val="0"/>
+                <w:sz w:val="22"/>
+              </w:rPr>
+              <w:t>Q45689</w:t>
+            </w:r>
+          </w:p>
+        </w:tc>
+        <w:tc>
+          <w:tcPr>
+            <w:tcW w:type="dxa" w:w="1728"/>
+          </w:tcPr>
+          <w:p>
+            <w:pPr>
+              <w:spacing w:line="240" w:lineRule="auto"/>
+              <w:jc w:val="left"/>
+            </w:pPr>
+            <w:r/>
+            <w:r>
+              <w:rPr>
+                <w:b w:val="0"/>
+                <w:i w:val="0"/>
+                <w:sz w:val="22"/>
+              </w:rPr>
+              <w:t>Vet-licensed strain / candidate</w:t>
+            </w:r>
+          </w:p>
+        </w:tc>
+        <w:tc>
+          <w:tcPr>
+            <w:tcW w:type="dxa" w:w="1728"/>
+          </w:tcPr>
+          <w:p>
+            <w:pPr>
+              <w:spacing w:line="240" w:lineRule="auto"/>
+              <w:jc w:val="left"/>
+            </w:pPr>
+            <w:r/>
+            <w:r>
+              <w:rPr>
+                <w:b w:val="0"/>
+                <w:i w:val="0"/>
+                <w:sz w:val="22"/>
+              </w:rPr>
+              <w:t>Cloeckaert 2002, 10.1016/s0378-1135(02)00211-0</w:t>
+            </w:r>
+          </w:p>
+        </w:tc>
+      </w:tr>
+      <w:tr>
+        <w:tc>
+          <w:tcPr>
+            <w:tcW w:type="dxa" w:w="1728"/>
+          </w:tcPr>
+          <w:p>
+            <w:pPr>
+              <w:spacing w:line="240" w:lineRule="auto"/>
+              <w:jc w:val="left"/>
+            </w:pPr>
+            <w:r/>
+          </w:p>
+        </w:tc>
+        <w:tc>
+          <w:tcPr>
+            <w:tcW w:type="dxa" w:w="1728"/>
+          </w:tcPr>
+          <w:p>
+            <w:pPr>
+              <w:spacing w:line="240" w:lineRule="auto"/>
+              <w:jc w:val="left"/>
+            </w:pPr>
+            <w:r/>
+            <w:r>
+              <w:rPr>
+                <w:b w:val="0"/>
+                <w:i w:val="0"/>
+                <w:sz w:val="22"/>
+              </w:rPr>
+              <w:t>Omp31</w:t>
+            </w:r>
+          </w:p>
+        </w:tc>
+        <w:tc>
+          <w:tcPr>
+            <w:tcW w:type="dxa" w:w="1728"/>
+          </w:tcPr>
+          <w:p>
+            <w:pPr>
+              <w:spacing w:line="240" w:lineRule="auto"/>
+              <w:jc w:val="left"/>
+            </w:pPr>
+            <w:r/>
+            <w:r>
+              <w:rPr>
+                <w:b w:val="0"/>
+                <w:i w:val="0"/>
+                <w:sz w:val="22"/>
+              </w:rPr>
+              <w:t>P0A3U5</w:t>
+            </w:r>
+          </w:p>
+        </w:tc>
+        <w:tc>
+          <w:tcPr>
+            <w:tcW w:type="dxa" w:w="1728"/>
+          </w:tcPr>
+          <w:p>
+            <w:pPr>
+              <w:spacing w:line="240" w:lineRule="auto"/>
+              <w:jc w:val="left"/>
+            </w:pPr>
+            <w:r/>
+            <w:r>
+              <w:rPr>
+                <w:b w:val="0"/>
+                <w:i w:val="0"/>
+                <w:sz w:val="22"/>
+              </w:rPr>
+              <w:t>Preclinical (protective)</w:t>
+            </w:r>
+          </w:p>
+        </w:tc>
+        <w:tc>
+          <w:tcPr>
+            <w:tcW w:type="dxa" w:w="1728"/>
+          </w:tcPr>
+          <w:p>
+            <w:pPr>
+              <w:spacing w:line="240" w:lineRule="auto"/>
+              <w:jc w:val="left"/>
+            </w:pPr>
+            <w:r/>
+            <w:r>
+              <w:rPr>
+                <w:b w:val="0"/>
+                <w:i w:val="0"/>
+                <w:sz w:val="22"/>
+              </w:rPr>
+              <w:t>Cloeckaert 2002, 10.1016/s0378-1135(02)00211-0</w:t>
+            </w:r>
+          </w:p>
+        </w:tc>
+      </w:tr>
+      <w:tr>
+        <w:tc>
+          <w:tcPr>
+            <w:tcW w:type="dxa" w:w="1728"/>
+          </w:tcPr>
+          <w:p>
+            <w:pPr>
+              <w:spacing w:line="240" w:lineRule="auto"/>
+              <w:jc w:val="left"/>
+            </w:pPr>
+            <w:r/>
+          </w:p>
+        </w:tc>
+        <w:tc>
+          <w:tcPr>
+            <w:tcW w:type="dxa" w:w="1728"/>
+          </w:tcPr>
+          <w:p>
+            <w:pPr>
+              <w:spacing w:line="240" w:lineRule="auto"/>
+              <w:jc w:val="left"/>
+            </w:pPr>
+            <w:r/>
+            <w:r>
+              <w:rPr>
+                <w:b w:val="0"/>
+                <w:i w:val="0"/>
+                <w:sz w:val="22"/>
+              </w:rPr>
+              <w:t>BP26</w:t>
+            </w:r>
+          </w:p>
+        </w:tc>
+        <w:tc>
+          <w:tcPr>
+            <w:tcW w:type="dxa" w:w="1728"/>
+          </w:tcPr>
+          <w:p>
+            <w:pPr>
+              <w:spacing w:line="240" w:lineRule="auto"/>
+              <w:jc w:val="left"/>
+            </w:pPr>
+            <w:r/>
+            <w:r>
+              <w:rPr>
+                <w:b w:val="0"/>
+                <w:i w:val="0"/>
+                <w:sz w:val="22"/>
+              </w:rPr>
+              <w:t>P0A3U9</w:t>
+            </w:r>
+          </w:p>
+        </w:tc>
+        <w:tc>
+          <w:tcPr>
+            <w:tcW w:type="dxa" w:w="1728"/>
+          </w:tcPr>
+          <w:p>
+            <w:pPr>
+              <w:spacing w:line="240" w:lineRule="auto"/>
+              <w:jc w:val="left"/>
+            </w:pPr>
+            <w:r/>
+            <w:r>
+              <w:rPr>
+                <w:b w:val="0"/>
+                <w:i w:val="0"/>
+                <w:sz w:val="22"/>
+              </w:rPr>
+              <w:t>Immunodominant / diagnostic</w:t>
+            </w:r>
+          </w:p>
+        </w:tc>
+        <w:tc>
+          <w:tcPr>
+            <w:tcW w:type="dxa" w:w="1728"/>
+          </w:tcPr>
+          <w:p>
+            <w:pPr>
+              <w:spacing w:line="240" w:lineRule="auto"/>
+              <w:jc w:val="left"/>
+            </w:pPr>
+            <w:r/>
+            <w:r>
+              <w:rPr>
+                <w:b w:val="0"/>
+                <w:i w:val="0"/>
+                <w:sz w:val="22"/>
+              </w:rPr>
+              <w:t>Kim 2013, 10.1016/j.jmb.2013.01.015</w:t>
+            </w:r>
+          </w:p>
+        </w:tc>
+      </w:tr>
+      <w:tr>
+        <w:tc>
+          <w:tcPr>
+            <w:tcW w:type="dxa" w:w="1728"/>
+          </w:tcPr>
+          <w:p>
+            <w:pPr>
+              <w:spacing w:line="240" w:lineRule="auto"/>
+              <w:jc w:val="left"/>
+            </w:pPr>
+            <w:r/>
+          </w:p>
+        </w:tc>
+        <w:tc>
+          <w:tcPr>
+            <w:tcW w:type="dxa" w:w="1728"/>
+          </w:tcPr>
+          <w:p>
+            <w:pPr>
+              <w:spacing w:line="240" w:lineRule="auto"/>
+              <w:jc w:val="left"/>
+            </w:pPr>
+            <w:r/>
+            <w:r>
+              <w:rPr>
+                <w:b w:val="0"/>
+                <w:i w:val="0"/>
+                <w:sz w:val="22"/>
+              </w:rPr>
+              <w:t>SodC</w:t>
+            </w:r>
+          </w:p>
+        </w:tc>
+        <w:tc>
+          <w:tcPr>
+            <w:tcW w:type="dxa" w:w="1728"/>
+          </w:tcPr>
+          <w:p>
+            <w:pPr>
+              <w:spacing w:line="240" w:lineRule="auto"/>
+              <w:jc w:val="left"/>
+            </w:pPr>
+            <w:r/>
+            <w:r>
+              <w:rPr>
+                <w:b w:val="0"/>
+                <w:i w:val="0"/>
+                <w:sz w:val="22"/>
+              </w:rPr>
+              <w:t>P66827</w:t>
+            </w:r>
+          </w:p>
+        </w:tc>
+        <w:tc>
+          <w:tcPr>
+            <w:tcW w:type="dxa" w:w="1728"/>
+          </w:tcPr>
+          <w:p>
+            <w:pPr>
+              <w:spacing w:line="240" w:lineRule="auto"/>
+              <w:jc w:val="left"/>
+            </w:pPr>
+            <w:r/>
+            <w:r>
+              <w:rPr>
+                <w:b w:val="0"/>
+                <w:i w:val="0"/>
+                <w:sz w:val="22"/>
+              </w:rPr>
+              <w:t>Preclinical (protective)</w:t>
+            </w:r>
+          </w:p>
+        </w:tc>
+        <w:tc>
+          <w:tcPr>
+            <w:tcW w:type="dxa" w:w="1728"/>
+          </w:tcPr>
+          <w:p>
+            <w:pPr>
+              <w:spacing w:line="240" w:lineRule="auto"/>
+              <w:jc w:val="left"/>
+            </w:pPr>
+            <w:r/>
+            <w:r>
+              <w:rPr>
+                <w:b w:val="0"/>
+                <w:i w:val="0"/>
+                <w:sz w:val="22"/>
+              </w:rPr>
+              <w:t>Oñate 2003, 10.1128/IAI.71.9.4857-4861.2003</w:t>
+            </w:r>
+          </w:p>
+        </w:tc>
+      </w:tr>
+      <w:tr>
+        <w:tc>
+          <w:tcPr>
+            <w:tcW w:type="dxa" w:w="1728"/>
+          </w:tcPr>
+          <w:p>
+            <w:pPr>
+              <w:spacing w:line="240" w:lineRule="auto"/>
+              <w:jc w:val="left"/>
+            </w:pPr>
+            <w:r/>
+          </w:p>
+        </w:tc>
+        <w:tc>
+          <w:tcPr>
+            <w:tcW w:type="dxa" w:w="1728"/>
+          </w:tcPr>
+          <w:p>
+            <w:pPr>
+              <w:spacing w:line="240" w:lineRule="auto"/>
+              <w:jc w:val="left"/>
+            </w:pPr>
+            <w:r/>
+            <w:r>
+              <w:rPr>
+                <w:b w:val="0"/>
+                <w:i w:val="0"/>
+                <w:sz w:val="22"/>
+              </w:rPr>
+              <w:t>L7/L12</w:t>
+            </w:r>
+          </w:p>
+        </w:tc>
+        <w:tc>
+          <w:tcPr>
+            <w:tcW w:type="dxa" w:w="1728"/>
+          </w:tcPr>
+          <w:p>
+            <w:pPr>
+              <w:spacing w:line="240" w:lineRule="auto"/>
+              <w:jc w:val="left"/>
+            </w:pPr>
+            <w:r/>
+            <w:r>
+              <w:rPr>
+                <w:b w:val="0"/>
+                <w:i w:val="0"/>
+                <w:sz w:val="22"/>
+              </w:rPr>
+              <w:t>P0A469</w:t>
+            </w:r>
+          </w:p>
+        </w:tc>
+        <w:tc>
+          <w:tcPr>
+            <w:tcW w:type="dxa" w:w="1728"/>
+          </w:tcPr>
+          <w:p>
+            <w:pPr>
+              <w:spacing w:line="240" w:lineRule="auto"/>
+              <w:jc w:val="left"/>
+            </w:pPr>
+            <w:r/>
+            <w:r>
+              <w:rPr>
+                <w:b w:val="0"/>
+                <w:i w:val="0"/>
+                <w:sz w:val="22"/>
+              </w:rPr>
+              <w:t>Preclinical (protective)</w:t>
+            </w:r>
+          </w:p>
+        </w:tc>
+        <w:tc>
+          <w:tcPr>
+            <w:tcW w:type="dxa" w:w="1728"/>
+          </w:tcPr>
+          <w:p>
+            <w:pPr>
+              <w:spacing w:line="240" w:lineRule="auto"/>
+              <w:jc w:val="left"/>
+            </w:pPr>
+            <w:r/>
+            <w:r>
+              <w:rPr>
+                <w:b w:val="0"/>
+                <w:i w:val="0"/>
+                <w:sz w:val="22"/>
+              </w:rPr>
+              <w:t>Luo 2006, 10.1128/IAI.74.5.2734-2741.2006</w:t>
+            </w:r>
+          </w:p>
+        </w:tc>
+      </w:tr>
+      <w:tr>
+        <w:tc>
+          <w:tcPr>
+            <w:tcW w:type="dxa" w:w="1728"/>
+          </w:tcPr>
+          <w:p>
+            <w:pPr>
+              <w:spacing w:line="240" w:lineRule="auto"/>
+              <w:jc w:val="left"/>
+            </w:pPr>
+            <w:r/>
+            <w:r>
+              <w:rPr>
+                <w:b w:val="0"/>
+                <w:i w:val="0"/>
+                <w:sz w:val="22"/>
+              </w:rPr>
+              <w:t>M. bovis</w:t>
+            </w:r>
+          </w:p>
+        </w:tc>
+        <w:tc>
+          <w:tcPr>
+            <w:tcW w:type="dxa" w:w="1728"/>
+          </w:tcPr>
+          <w:p>
+            <w:pPr>
+              <w:spacing w:line="240" w:lineRule="auto"/>
+              <w:jc w:val="left"/>
+            </w:pPr>
+            <w:r/>
+            <w:r>
+              <w:rPr>
+                <w:b w:val="0"/>
+                <w:i w:val="0"/>
+                <w:sz w:val="22"/>
+              </w:rPr>
+              <w:t>ESAT-6</w:t>
+            </w:r>
+          </w:p>
+        </w:tc>
+        <w:tc>
+          <w:tcPr>
+            <w:tcW w:type="dxa" w:w="1728"/>
+          </w:tcPr>
+          <w:p>
+            <w:pPr>
+              <w:spacing w:line="240" w:lineRule="auto"/>
+              <w:jc w:val="left"/>
+            </w:pPr>
+            <w:r/>
+            <w:r>
+              <w:rPr>
+                <w:b w:val="0"/>
+                <w:i w:val="0"/>
+                <w:sz w:val="22"/>
+              </w:rPr>
+              <w:t>P0A565</w:t>
+            </w:r>
+          </w:p>
+        </w:tc>
+        <w:tc>
+          <w:tcPr>
+            <w:tcW w:type="dxa" w:w="1728"/>
+          </w:tcPr>
+          <w:p>
+            <w:pPr>
+              <w:spacing w:line="240" w:lineRule="auto"/>
+              <w:jc w:val="left"/>
+            </w:pPr>
+            <w:r/>
+            <w:r>
+              <w:rPr>
+                <w:b w:val="0"/>
+                <w:i w:val="0"/>
+                <w:sz w:val="22"/>
+              </w:rPr>
+              <w:t>Clinical candidate (BCG-related)</w:t>
+            </w:r>
+          </w:p>
+        </w:tc>
+        <w:tc>
+          <w:tcPr>
+            <w:tcW w:type="dxa" w:w="1728"/>
+          </w:tcPr>
+          <w:p>
+            <w:pPr>
+              <w:spacing w:line="240" w:lineRule="auto"/>
+              <w:jc w:val="left"/>
+            </w:pPr>
+            <w:r/>
+            <w:r>
+              <w:rPr>
+                <w:b w:val="0"/>
+                <w:i w:val="0"/>
+                <w:sz w:val="22"/>
+              </w:rPr>
+              <w:t>Brandt 2000, 10.1128/IAI.68.2.791-795.2000</w:t>
+            </w:r>
+          </w:p>
+        </w:tc>
+      </w:tr>
+      <w:tr>
+        <w:tc>
+          <w:tcPr>
+            <w:tcW w:type="dxa" w:w="1728"/>
+          </w:tcPr>
+          <w:p>
+            <w:pPr>
+              <w:spacing w:line="240" w:lineRule="auto"/>
+              <w:jc w:val="left"/>
+            </w:pPr>
+            <w:r/>
+          </w:p>
+        </w:tc>
+        <w:tc>
+          <w:tcPr>
+            <w:tcW w:type="dxa" w:w="1728"/>
+          </w:tcPr>
+          <w:p>
+            <w:pPr>
+              <w:spacing w:line="240" w:lineRule="auto"/>
+              <w:jc w:val="left"/>
+            </w:pPr>
+            <w:r/>
+            <w:r>
+              <w:rPr>
+                <w:b w:val="0"/>
+                <w:i w:val="0"/>
+                <w:sz w:val="22"/>
+              </w:rPr>
+              <w:t>Ag85B</w:t>
+            </w:r>
+          </w:p>
+        </w:tc>
+        <w:tc>
+          <w:tcPr>
+            <w:tcW w:type="dxa" w:w="1728"/>
+          </w:tcPr>
+          <w:p>
+            <w:pPr>
+              <w:spacing w:line="240" w:lineRule="auto"/>
+              <w:jc w:val="left"/>
+            </w:pPr>
+            <w:r/>
+            <w:r>
+              <w:rPr>
+                <w:b w:val="0"/>
+                <w:i w:val="0"/>
+                <w:sz w:val="22"/>
+              </w:rPr>
+              <w:t>P0C2T2</w:t>
+            </w:r>
+          </w:p>
+        </w:tc>
+        <w:tc>
+          <w:tcPr>
+            <w:tcW w:type="dxa" w:w="1728"/>
+          </w:tcPr>
+          <w:p>
+            <w:pPr>
+              <w:spacing w:line="240" w:lineRule="auto"/>
+              <w:jc w:val="left"/>
+            </w:pPr>
+            <w:r/>
+            <w:r>
+              <w:rPr>
+                <w:b w:val="0"/>
+                <w:i w:val="0"/>
+                <w:sz w:val="22"/>
+              </w:rPr>
+              <w:t>Clinical candidate (H1/H56)</w:t>
+            </w:r>
+          </w:p>
+        </w:tc>
+        <w:tc>
+          <w:tcPr>
+            <w:tcW w:type="dxa" w:w="1728"/>
+          </w:tcPr>
+          <w:p>
+            <w:pPr>
+              <w:spacing w:line="240" w:lineRule="auto"/>
+              <w:jc w:val="left"/>
+            </w:pPr>
+            <w:r/>
+            <w:r>
+              <w:rPr>
+                <w:b w:val="0"/>
+                <w:i w:val="0"/>
+                <w:sz w:val="22"/>
+              </w:rPr>
+              <w:t>Davila 2010, 10.1155/2010/208371</w:t>
+            </w:r>
+          </w:p>
+        </w:tc>
+      </w:tr>
+      <w:tr>
+        <w:tc>
+          <w:tcPr>
+            <w:tcW w:type="dxa" w:w="1728"/>
+          </w:tcPr>
+          <w:p>
+            <w:pPr>
+              <w:spacing w:line="240" w:lineRule="auto"/>
+              <w:jc w:val="left"/>
+            </w:pPr>
+            <w:r/>
+          </w:p>
+        </w:tc>
+        <w:tc>
+          <w:tcPr>
+            <w:tcW w:type="dxa" w:w="1728"/>
+          </w:tcPr>
+          <w:p>
+            <w:pPr>
+              <w:spacing w:line="240" w:lineRule="auto"/>
+              <w:jc w:val="left"/>
+            </w:pPr>
+            <w:r/>
+            <w:r>
+              <w:rPr>
+                <w:b w:val="0"/>
+                <w:i w:val="0"/>
+                <w:sz w:val="22"/>
+              </w:rPr>
+              <w:t>CFP-10</w:t>
+            </w:r>
+          </w:p>
+        </w:tc>
+        <w:tc>
+          <w:tcPr>
+            <w:tcW w:type="dxa" w:w="1728"/>
+          </w:tcPr>
+          <w:p>
+            <w:pPr>
+              <w:spacing w:line="240" w:lineRule="auto"/>
+              <w:jc w:val="left"/>
+            </w:pPr>
+            <w:r/>
+            <w:r>
+              <w:rPr>
+                <w:b w:val="0"/>
+                <w:i w:val="0"/>
+                <w:sz w:val="22"/>
+              </w:rPr>
+              <w:t>P0A567</w:t>
+            </w:r>
+          </w:p>
+        </w:tc>
+        <w:tc>
+          <w:tcPr>
+            <w:tcW w:type="dxa" w:w="1728"/>
+          </w:tcPr>
+          <w:p>
+            <w:pPr>
+              <w:spacing w:line="240" w:lineRule="auto"/>
+              <w:jc w:val="left"/>
+            </w:pPr>
+            <w:r/>
+            <w:r>
+              <w:rPr>
+                <w:b w:val="0"/>
+                <w:i w:val="0"/>
+                <w:sz w:val="22"/>
+              </w:rPr>
+              <w:t>Candidate / diagnostic</w:t>
+            </w:r>
+          </w:p>
+        </w:tc>
+        <w:tc>
+          <w:tcPr>
+            <w:tcW w:type="dxa" w:w="1728"/>
+          </w:tcPr>
+          <w:p>
+            <w:pPr>
+              <w:spacing w:line="240" w:lineRule="auto"/>
+              <w:jc w:val="left"/>
+            </w:pPr>
+            <w:r/>
+            <w:r>
+              <w:rPr>
+                <w:b w:val="0"/>
+                <w:i w:val="0"/>
+                <w:sz w:val="22"/>
+              </w:rPr>
+              <w:t>Davila 2010, 10.1155/2010/208371</w:t>
+            </w:r>
+          </w:p>
+        </w:tc>
+      </w:tr>
+      <w:tr>
+        <w:tc>
+          <w:tcPr>
+            <w:tcW w:type="dxa" w:w="1728"/>
+          </w:tcPr>
+          <w:p>
+            <w:pPr>
+              <w:spacing w:line="240" w:lineRule="auto"/>
+              <w:jc w:val="left"/>
+            </w:pPr>
+            <w:r/>
+          </w:p>
+        </w:tc>
+        <w:tc>
+          <w:tcPr>
+            <w:tcW w:type="dxa" w:w="1728"/>
+          </w:tcPr>
+          <w:p>
+            <w:pPr>
+              <w:spacing w:line="240" w:lineRule="auto"/>
+              <w:jc w:val="left"/>
+            </w:pPr>
+            <w:r/>
+            <w:r>
+              <w:rPr>
+                <w:b w:val="0"/>
+                <w:i w:val="0"/>
+                <w:sz w:val="22"/>
+              </w:rPr>
+              <w:t>MPB64</w:t>
+            </w:r>
+          </w:p>
+        </w:tc>
+        <w:tc>
+          <w:tcPr>
+            <w:tcW w:type="dxa" w:w="1728"/>
+          </w:tcPr>
+          <w:p>
+            <w:pPr>
+              <w:spacing w:line="240" w:lineRule="auto"/>
+              <w:jc w:val="left"/>
+            </w:pPr>
+            <w:r/>
+            <w:r>
+              <w:rPr>
+                <w:b w:val="0"/>
+                <w:i w:val="0"/>
+                <w:sz w:val="22"/>
+              </w:rPr>
+              <w:t>P0A5Q5</w:t>
+            </w:r>
+          </w:p>
+        </w:tc>
+        <w:tc>
+          <w:tcPr>
+            <w:tcW w:type="dxa" w:w="1728"/>
+          </w:tcPr>
+          <w:p>
+            <w:pPr>
+              <w:spacing w:line="240" w:lineRule="auto"/>
+              <w:jc w:val="left"/>
+            </w:pPr>
+            <w:r/>
+            <w:r>
+              <w:rPr>
+                <w:b w:val="0"/>
+                <w:i w:val="0"/>
+                <w:sz w:val="22"/>
+              </w:rPr>
+              <w:t>Immunodominant / diagnostic</w:t>
+            </w:r>
+          </w:p>
+        </w:tc>
+        <w:tc>
+          <w:tcPr>
+            <w:tcW w:type="dxa" w:w="1728"/>
+          </w:tcPr>
+          <w:p>
+            <w:pPr>
+              <w:spacing w:line="240" w:lineRule="auto"/>
+              <w:jc w:val="left"/>
+            </w:pPr>
+            <w:r/>
+            <w:r>
+              <w:rPr>
+                <w:b w:val="0"/>
+                <w:i w:val="0"/>
+                <w:sz w:val="22"/>
+              </w:rPr>
+              <w:t>Brandt 2000, 10.1128/IAI.68.2.791-795.2000</w:t>
+            </w:r>
+          </w:p>
+        </w:tc>
+      </w:tr>
+      <w:tr>
+        <w:tc>
+          <w:tcPr>
+            <w:tcW w:type="dxa" w:w="1728"/>
+          </w:tcPr>
+          <w:p>
+            <w:pPr>
+              <w:spacing w:line="240" w:lineRule="auto"/>
+              <w:jc w:val="left"/>
+            </w:pPr>
+            <w:r/>
+          </w:p>
+        </w:tc>
+        <w:tc>
+          <w:tcPr>
+            <w:tcW w:type="dxa" w:w="1728"/>
+          </w:tcPr>
+          <w:p>
+            <w:pPr>
+              <w:spacing w:line="240" w:lineRule="auto"/>
+              <w:jc w:val="left"/>
+            </w:pPr>
+            <w:r/>
+            <w:r>
+              <w:rPr>
+                <w:b w:val="0"/>
+                <w:i w:val="0"/>
+                <w:sz w:val="22"/>
+              </w:rPr>
+              <w:t>HspX</w:t>
+            </w:r>
+          </w:p>
+        </w:tc>
+        <w:tc>
+          <w:tcPr>
+            <w:tcW w:type="dxa" w:w="1728"/>
+          </w:tcPr>
+          <w:p>
+            <w:pPr>
+              <w:spacing w:line="240" w:lineRule="auto"/>
+              <w:jc w:val="left"/>
+            </w:pPr>
+            <w:r/>
+            <w:r>
+              <w:rPr>
+                <w:b w:val="0"/>
+                <w:i w:val="0"/>
+                <w:sz w:val="22"/>
+              </w:rPr>
+              <w:t>P0A5B8</w:t>
+            </w:r>
+          </w:p>
+        </w:tc>
+        <w:tc>
+          <w:tcPr>
+            <w:tcW w:type="dxa" w:w="1728"/>
+          </w:tcPr>
+          <w:p>
+            <w:pPr>
+              <w:spacing w:line="240" w:lineRule="auto"/>
+              <w:jc w:val="left"/>
+            </w:pPr>
+            <w:r/>
+            <w:r>
+              <w:rPr>
+                <w:b w:val="0"/>
+                <w:i w:val="0"/>
+                <w:sz w:val="22"/>
+              </w:rPr>
+              <w:t>Immunodominant candidate</w:t>
+            </w:r>
+          </w:p>
+        </w:tc>
+        <w:tc>
+          <w:tcPr>
+            <w:tcW w:type="dxa" w:w="1728"/>
+          </w:tcPr>
+          <w:p>
+            <w:pPr>
+              <w:spacing w:line="240" w:lineRule="auto"/>
+              <w:jc w:val="left"/>
+            </w:pPr>
+            <w:r/>
+            <w:r>
+              <w:rPr>
+                <w:b w:val="0"/>
+                <w:i w:val="0"/>
+                <w:sz w:val="22"/>
+              </w:rPr>
+              <w:t>Davila 2010, 10.1155/2010/208371</w:t>
+            </w:r>
+          </w:p>
+        </w:tc>
+      </w:tr>
+      <w:tr>
+        <w:tc>
+          <w:tcPr>
+            <w:tcW w:type="dxa" w:w="1728"/>
+          </w:tcPr>
+          <w:p>
+            <w:pPr>
+              <w:spacing w:line="240" w:lineRule="auto"/>
+              <w:jc w:val="left"/>
+            </w:pPr>
+            <w:r/>
+            <w:r>
+              <w:rPr>
+                <w:b w:val="0"/>
+                <w:i w:val="0"/>
+                <w:sz w:val="22"/>
+              </w:rPr>
+              <w:t>L. interrogans</w:t>
+            </w:r>
+          </w:p>
+        </w:tc>
+        <w:tc>
+          <w:tcPr>
+            <w:tcW w:type="dxa" w:w="1728"/>
+          </w:tcPr>
+          <w:p>
+            <w:pPr>
+              <w:spacing w:line="240" w:lineRule="auto"/>
+              <w:jc w:val="left"/>
+            </w:pPr>
+            <w:r/>
+            <w:r>
+              <w:rPr>
+                <w:b w:val="0"/>
+                <w:i w:val="0"/>
+                <w:sz w:val="22"/>
+              </w:rPr>
+              <w:t>LigA</w:t>
+            </w:r>
+          </w:p>
+        </w:tc>
+        <w:tc>
+          <w:tcPr>
+            <w:tcW w:type="dxa" w:w="1728"/>
+          </w:tcPr>
+          <w:p>
+            <w:pPr>
+              <w:spacing w:line="240" w:lineRule="auto"/>
+              <w:jc w:val="left"/>
+            </w:pPr>
+            <w:r/>
+            <w:r>
+              <w:rPr>
+                <w:b w:val="0"/>
+                <w:i w:val="0"/>
+                <w:sz w:val="22"/>
+              </w:rPr>
+              <w:t>Q8EYU4</w:t>
+            </w:r>
+          </w:p>
+        </w:tc>
+        <w:tc>
+          <w:tcPr>
+            <w:tcW w:type="dxa" w:w="1728"/>
+          </w:tcPr>
+          <w:p>
+            <w:pPr>
+              <w:spacing w:line="240" w:lineRule="auto"/>
+              <w:jc w:val="left"/>
+            </w:pPr>
+            <w:r/>
+            <w:r>
+              <w:rPr>
+                <w:b w:val="0"/>
+                <w:i w:val="0"/>
+                <w:sz w:val="22"/>
+              </w:rPr>
+              <w:t>Vet-licensed strain / candidate</w:t>
+            </w:r>
+          </w:p>
+        </w:tc>
+        <w:tc>
+          <w:tcPr>
+            <w:tcW w:type="dxa" w:w="1728"/>
+          </w:tcPr>
+          <w:p>
+            <w:pPr>
+              <w:spacing w:line="240" w:lineRule="auto"/>
+              <w:jc w:val="left"/>
+            </w:pPr>
+            <w:r/>
+            <w:r>
+              <w:rPr>
+                <w:b w:val="0"/>
+                <w:i w:val="0"/>
+                <w:sz w:val="22"/>
+              </w:rPr>
+              <w:t>Faisal 2007, 10.1016/j.vaccine.2007.10.029</w:t>
+            </w:r>
+          </w:p>
+        </w:tc>
+      </w:tr>
+      <w:tr>
+        <w:tc>
+          <w:tcPr>
+            <w:tcW w:type="dxa" w:w="1728"/>
+          </w:tcPr>
+          <w:p>
+            <w:pPr>
+              <w:spacing w:line="240" w:lineRule="auto"/>
+              <w:jc w:val="left"/>
+            </w:pPr>
+            <w:r/>
+          </w:p>
+        </w:tc>
+        <w:tc>
+          <w:tcPr>
+            <w:tcW w:type="dxa" w:w="1728"/>
+          </w:tcPr>
+          <w:p>
+            <w:pPr>
+              <w:spacing w:line="240" w:lineRule="auto"/>
+              <w:jc w:val="left"/>
+            </w:pPr>
+            <w:r/>
+            <w:r>
+              <w:rPr>
+                <w:b w:val="0"/>
+                <w:i w:val="0"/>
+                <w:sz w:val="22"/>
+              </w:rPr>
+              <w:t>LigB</w:t>
+            </w:r>
+          </w:p>
+        </w:tc>
+        <w:tc>
+          <w:tcPr>
+            <w:tcW w:type="dxa" w:w="1728"/>
+          </w:tcPr>
+          <w:p>
+            <w:pPr>
+              <w:spacing w:line="240" w:lineRule="auto"/>
+              <w:jc w:val="left"/>
+            </w:pPr>
+            <w:r/>
+            <w:r>
+              <w:rPr>
+                <w:b w:val="0"/>
+                <w:i w:val="0"/>
+                <w:sz w:val="22"/>
+              </w:rPr>
+              <w:t>Q8EZS3</w:t>
+            </w:r>
+          </w:p>
+        </w:tc>
+        <w:tc>
+          <w:tcPr>
+            <w:tcW w:type="dxa" w:w="1728"/>
+          </w:tcPr>
+          <w:p>
+            <w:pPr>
+              <w:spacing w:line="240" w:lineRule="auto"/>
+              <w:jc w:val="left"/>
+            </w:pPr>
+            <w:r/>
+            <w:r>
+              <w:rPr>
+                <w:b w:val="0"/>
+                <w:i w:val="0"/>
+                <w:sz w:val="22"/>
+              </w:rPr>
+              <w:t>Preclinical candidate</w:t>
+            </w:r>
+          </w:p>
+        </w:tc>
+        <w:tc>
+          <w:tcPr>
+            <w:tcW w:type="dxa" w:w="1728"/>
+          </w:tcPr>
+          <w:p>
+            <w:pPr>
+              <w:spacing w:line="240" w:lineRule="auto"/>
+              <w:jc w:val="left"/>
+            </w:pPr>
+            <w:r/>
+            <w:r>
+              <w:rPr>
+                <w:b w:val="0"/>
+                <w:i w:val="0"/>
+                <w:sz w:val="22"/>
+              </w:rPr>
+              <w:t>Faisal 2007, 10.1016/j.vaccine.2007.10.029</w:t>
+            </w:r>
+          </w:p>
+        </w:tc>
+      </w:tr>
+      <w:tr>
+        <w:tc>
+          <w:tcPr>
+            <w:tcW w:type="dxa" w:w="1728"/>
+          </w:tcPr>
+          <w:p>
+            <w:pPr>
+              <w:spacing w:line="240" w:lineRule="auto"/>
+              <w:jc w:val="left"/>
+            </w:pPr>
+            <w:r/>
+          </w:p>
+        </w:tc>
+        <w:tc>
+          <w:tcPr>
+            <w:tcW w:type="dxa" w:w="1728"/>
+          </w:tcPr>
+          <w:p>
+            <w:pPr>
+              <w:spacing w:line="240" w:lineRule="auto"/>
+              <w:jc w:val="left"/>
+            </w:pPr>
+            <w:r/>
+            <w:r>
+              <w:rPr>
+                <w:b w:val="0"/>
+                <w:i w:val="0"/>
+                <w:sz w:val="22"/>
+              </w:rPr>
+              <w:t>LipL32</w:t>
+            </w:r>
+          </w:p>
+        </w:tc>
+        <w:tc>
+          <w:tcPr>
+            <w:tcW w:type="dxa" w:w="1728"/>
+          </w:tcPr>
+          <w:p>
+            <w:pPr>
+              <w:spacing w:line="240" w:lineRule="auto"/>
+              <w:jc w:val="left"/>
+            </w:pPr>
+            <w:r/>
+            <w:r>
+              <w:rPr>
+                <w:b w:val="0"/>
+                <w:i w:val="0"/>
+                <w:sz w:val="22"/>
+              </w:rPr>
+              <w:t>O34094</w:t>
+            </w:r>
+          </w:p>
+        </w:tc>
+        <w:tc>
+          <w:tcPr>
+            <w:tcW w:type="dxa" w:w="1728"/>
+          </w:tcPr>
+          <w:p>
+            <w:pPr>
+              <w:spacing w:line="240" w:lineRule="auto"/>
+              <w:jc w:val="left"/>
+            </w:pPr>
+            <w:r/>
+            <w:r>
+              <w:rPr>
+                <w:b w:val="0"/>
+                <w:i w:val="0"/>
+                <w:sz w:val="22"/>
+              </w:rPr>
+              <w:t>Preclinical (protective)</w:t>
+            </w:r>
+          </w:p>
+        </w:tc>
+        <w:tc>
+          <w:tcPr>
+            <w:tcW w:type="dxa" w:w="1728"/>
+          </w:tcPr>
+          <w:p>
+            <w:pPr>
+              <w:spacing w:line="240" w:lineRule="auto"/>
+              <w:jc w:val="left"/>
+            </w:pPr>
+            <w:r/>
+            <w:r>
+              <w:rPr>
+                <w:b w:val="0"/>
+                <w:i w:val="0"/>
+                <w:sz w:val="22"/>
+              </w:rPr>
+              <w:t>Feng 2009, 10.1590/s0100-879x2009005000013</w:t>
+            </w:r>
+          </w:p>
+        </w:tc>
+      </w:tr>
+      <w:tr>
+        <w:tc>
+          <w:tcPr>
+            <w:tcW w:type="dxa" w:w="1728"/>
+          </w:tcPr>
+          <w:p>
+            <w:pPr>
+              <w:spacing w:line="240" w:lineRule="auto"/>
+              <w:jc w:val="left"/>
+            </w:pPr>
+            <w:r/>
+          </w:p>
+        </w:tc>
+        <w:tc>
+          <w:tcPr>
+            <w:tcW w:type="dxa" w:w="1728"/>
+          </w:tcPr>
+          <w:p>
+            <w:pPr>
+              <w:spacing w:line="240" w:lineRule="auto"/>
+              <w:jc w:val="left"/>
+            </w:pPr>
+            <w:r/>
+            <w:r>
+              <w:rPr>
+                <w:b w:val="0"/>
+                <w:i w:val="0"/>
+                <w:sz w:val="22"/>
+              </w:rPr>
+              <w:t>LipL41</w:t>
+            </w:r>
+          </w:p>
+        </w:tc>
+        <w:tc>
+          <w:tcPr>
+            <w:tcW w:type="dxa" w:w="1728"/>
+          </w:tcPr>
+          <w:p>
+            <w:pPr>
+              <w:spacing w:line="240" w:lineRule="auto"/>
+              <w:jc w:val="left"/>
+            </w:pPr>
+            <w:r/>
+            <w:r>
+              <w:rPr>
+                <w:b w:val="0"/>
+                <w:i w:val="0"/>
+                <w:sz w:val="22"/>
+              </w:rPr>
+              <w:t>Q8F8E1</w:t>
+            </w:r>
+          </w:p>
+        </w:tc>
+        <w:tc>
+          <w:tcPr>
+            <w:tcW w:type="dxa" w:w="1728"/>
+          </w:tcPr>
+          <w:p>
+            <w:pPr>
+              <w:spacing w:line="240" w:lineRule="auto"/>
+              <w:jc w:val="left"/>
+            </w:pPr>
+            <w:r/>
+            <w:r>
+              <w:rPr>
+                <w:b w:val="0"/>
+                <w:i w:val="0"/>
+                <w:sz w:val="22"/>
+              </w:rPr>
+              <w:t>Preclinical (protective)</w:t>
+            </w:r>
+          </w:p>
+        </w:tc>
+        <w:tc>
+          <w:tcPr>
+            <w:tcW w:type="dxa" w:w="1728"/>
+          </w:tcPr>
+          <w:p>
+            <w:pPr>
+              <w:spacing w:line="240" w:lineRule="auto"/>
+              <w:jc w:val="left"/>
+            </w:pPr>
+            <w:r/>
+            <w:r>
+              <w:rPr>
+                <w:b w:val="0"/>
+                <w:i w:val="0"/>
+                <w:sz w:val="22"/>
+              </w:rPr>
+              <w:t>Feng 2009, 10.1590/s0100-879x2009005000013</w:t>
+            </w:r>
+          </w:p>
+        </w:tc>
+      </w:tr>
+      <w:tr>
+        <w:tc>
+          <w:tcPr>
+            <w:tcW w:type="dxa" w:w="1728"/>
+          </w:tcPr>
+          <w:p>
+            <w:pPr>
+              <w:spacing w:line="240" w:lineRule="auto"/>
+              <w:jc w:val="left"/>
+            </w:pPr>
+            <w:r/>
+          </w:p>
+        </w:tc>
+        <w:tc>
+          <w:tcPr>
+            <w:tcW w:type="dxa" w:w="1728"/>
+          </w:tcPr>
+          <w:p>
+            <w:pPr>
+              <w:spacing w:line="240" w:lineRule="auto"/>
+              <w:jc w:val="left"/>
+            </w:pPr>
+            <w:r/>
+            <w:r>
+              <w:rPr>
+                <w:b w:val="0"/>
+                <w:i w:val="0"/>
+                <w:sz w:val="22"/>
+              </w:rPr>
+              <w:t>OmpL1</w:t>
+            </w:r>
+          </w:p>
+        </w:tc>
+        <w:tc>
+          <w:tcPr>
+            <w:tcW w:type="dxa" w:w="1728"/>
+          </w:tcPr>
+          <w:p>
+            <w:pPr>
+              <w:spacing w:line="240" w:lineRule="auto"/>
+              <w:jc w:val="left"/>
+            </w:pPr>
+            <w:r/>
+            <w:r>
+              <w:rPr>
+                <w:b w:val="0"/>
+                <w:i w:val="0"/>
+                <w:sz w:val="22"/>
+              </w:rPr>
+              <w:t>G1UB30</w:t>
+            </w:r>
+          </w:p>
+        </w:tc>
+        <w:tc>
+          <w:tcPr>
+            <w:tcW w:type="dxa" w:w="1728"/>
+          </w:tcPr>
+          <w:p>
+            <w:pPr>
+              <w:spacing w:line="240" w:lineRule="auto"/>
+              <w:jc w:val="left"/>
+            </w:pPr>
+            <w:r/>
+            <w:r>
+              <w:rPr>
+                <w:b w:val="0"/>
+                <w:i w:val="0"/>
+                <w:sz w:val="22"/>
+              </w:rPr>
+              <w:t>Preclinical (protective)</w:t>
+            </w:r>
+          </w:p>
+        </w:tc>
+        <w:tc>
+          <w:tcPr>
+            <w:tcW w:type="dxa" w:w="1728"/>
+          </w:tcPr>
+          <w:p>
+            <w:pPr>
+              <w:spacing w:line="240" w:lineRule="auto"/>
+              <w:jc w:val="left"/>
+            </w:pPr>
+            <w:r/>
+            <w:r>
+              <w:rPr>
+                <w:b w:val="0"/>
+                <w:i w:val="0"/>
+                <w:sz w:val="22"/>
+              </w:rPr>
+              <w:t>Feng 2009, 10.1590/s0100-879x2009005000013</w:t>
+            </w:r>
+          </w:p>
+        </w:tc>
+      </w:tr>
+      <w:tr>
+        <w:tc>
+          <w:tcPr>
+            <w:tcW w:type="dxa" w:w="1728"/>
+          </w:tcPr>
+          <w:p>
+            <w:pPr>
+              <w:spacing w:line="240" w:lineRule="auto"/>
+              <w:jc w:val="left"/>
+            </w:pPr>
+            <w:r/>
+            <w:r>
+              <w:rPr>
+                <w:b w:val="0"/>
+                <w:i w:val="0"/>
+                <w:sz w:val="22"/>
+              </w:rPr>
+              <w:t>B. anthracis</w:t>
+            </w:r>
+          </w:p>
+        </w:tc>
+        <w:tc>
+          <w:tcPr>
+            <w:tcW w:type="dxa" w:w="1728"/>
+          </w:tcPr>
+          <w:p>
+            <w:pPr>
+              <w:spacing w:line="240" w:lineRule="auto"/>
+              <w:jc w:val="left"/>
+            </w:pPr>
+            <w:r/>
+            <w:r>
+              <w:rPr>
+                <w:b w:val="0"/>
+                <w:i w:val="0"/>
+                <w:sz w:val="22"/>
+              </w:rPr>
+              <w:t>PA (pagA)</w:t>
+            </w:r>
+          </w:p>
+        </w:tc>
+        <w:tc>
+          <w:tcPr>
+            <w:tcW w:type="dxa" w:w="1728"/>
+          </w:tcPr>
+          <w:p>
+            <w:pPr>
+              <w:spacing w:line="240" w:lineRule="auto"/>
+              <w:jc w:val="left"/>
+            </w:pPr>
+            <w:r/>
+            <w:r>
+              <w:rPr>
+                <w:b w:val="0"/>
+                <w:i w:val="0"/>
+                <w:sz w:val="22"/>
+              </w:rPr>
+              <w:t>P13423</w:t>
+            </w:r>
+          </w:p>
+        </w:tc>
+        <w:tc>
+          <w:tcPr>
+            <w:tcW w:type="dxa" w:w="1728"/>
+          </w:tcPr>
+          <w:p>
+            <w:pPr>
+              <w:spacing w:line="240" w:lineRule="auto"/>
+              <w:jc w:val="left"/>
+            </w:pPr>
+            <w:r/>
+            <w:r>
+              <w:rPr>
+                <w:b w:val="0"/>
+                <w:i w:val="0"/>
+                <w:sz w:val="22"/>
+              </w:rPr>
+              <w:t>Licensed (BioThrax/AVA, AVP)</w:t>
+            </w:r>
+          </w:p>
+        </w:tc>
+        <w:tc>
+          <w:tcPr>
+            <w:tcW w:type="dxa" w:w="1728"/>
+          </w:tcPr>
+          <w:p>
+            <w:pPr>
+              <w:spacing w:line="240" w:lineRule="auto"/>
+              <w:jc w:val="left"/>
+            </w:pPr>
+            <w:r/>
+            <w:r>
+              <w:rPr>
+                <w:b w:val="0"/>
+                <w:i w:val="0"/>
+                <w:sz w:val="22"/>
+              </w:rPr>
+              <w:t>Rhie 2005, 10.1016/j.femsim.2005.05.009</w:t>
+            </w:r>
+          </w:p>
+        </w:tc>
+      </w:tr>
+      <w:tr>
+        <w:tc>
+          <w:tcPr>
+            <w:tcW w:type="dxa" w:w="1728"/>
+          </w:tcPr>
+          <w:p>
+            <w:pPr>
+              <w:spacing w:line="240" w:lineRule="auto"/>
+              <w:jc w:val="left"/>
+            </w:pPr>
+            <w:r/>
+          </w:p>
+        </w:tc>
+        <w:tc>
+          <w:tcPr>
+            <w:tcW w:type="dxa" w:w="1728"/>
+          </w:tcPr>
+          <w:p>
+            <w:pPr>
+              <w:spacing w:line="240" w:lineRule="auto"/>
+              <w:jc w:val="left"/>
+            </w:pPr>
+            <w:r/>
+            <w:r>
+              <w:rPr>
+                <w:b w:val="0"/>
+                <w:i w:val="0"/>
+                <w:sz w:val="22"/>
+              </w:rPr>
+              <w:t>LF (lef)</w:t>
+            </w:r>
+          </w:p>
+        </w:tc>
+        <w:tc>
+          <w:tcPr>
+            <w:tcW w:type="dxa" w:w="1728"/>
+          </w:tcPr>
+          <w:p>
+            <w:pPr>
+              <w:spacing w:line="240" w:lineRule="auto"/>
+              <w:jc w:val="left"/>
+            </w:pPr>
+            <w:r/>
+            <w:r>
+              <w:rPr>
+                <w:b w:val="0"/>
+                <w:i w:val="0"/>
+                <w:sz w:val="22"/>
+              </w:rPr>
+              <w:t>P15917</w:t>
+            </w:r>
+          </w:p>
+        </w:tc>
+        <w:tc>
+          <w:tcPr>
+            <w:tcW w:type="dxa" w:w="1728"/>
+          </w:tcPr>
+          <w:p>
+            <w:pPr>
+              <w:spacing w:line="240" w:lineRule="auto"/>
+              <w:jc w:val="left"/>
+            </w:pPr>
+            <w:r/>
+            <w:r>
+              <w:rPr>
+                <w:b w:val="0"/>
+                <w:i w:val="0"/>
+                <w:sz w:val="22"/>
+              </w:rPr>
+              <w:t>Preclinical (protective)</w:t>
+            </w:r>
+          </w:p>
+        </w:tc>
+        <w:tc>
+          <w:tcPr>
+            <w:tcW w:type="dxa" w:w="1728"/>
+          </w:tcPr>
+          <w:p>
+            <w:pPr>
+              <w:spacing w:line="240" w:lineRule="auto"/>
+              <w:jc w:val="left"/>
+            </w:pPr>
+            <w:r/>
+            <w:r>
+              <w:rPr>
+                <w:b w:val="0"/>
+                <w:i w:val="0"/>
+                <w:sz w:val="22"/>
+              </w:rPr>
+              <w:t>Baillie 2010, 10.1016/j.vaccine.2010.07.075</w:t>
+            </w:r>
+          </w:p>
+        </w:tc>
+      </w:tr>
+      <w:tr>
+        <w:tc>
+          <w:tcPr>
+            <w:tcW w:type="dxa" w:w="1728"/>
+          </w:tcPr>
+          <w:p>
+            <w:pPr>
+              <w:spacing w:line="240" w:lineRule="auto"/>
+              <w:jc w:val="left"/>
+            </w:pPr>
+            <w:r/>
+          </w:p>
+        </w:tc>
+        <w:tc>
+          <w:tcPr>
+            <w:tcW w:type="dxa" w:w="1728"/>
+          </w:tcPr>
+          <w:p>
+            <w:pPr>
+              <w:spacing w:line="240" w:lineRule="auto"/>
+              <w:jc w:val="left"/>
+            </w:pPr>
+            <w:r/>
+            <w:r>
+              <w:rPr>
+                <w:b w:val="0"/>
+                <w:i w:val="0"/>
+                <w:sz w:val="22"/>
+              </w:rPr>
+              <w:t>EF (cya)</w:t>
+            </w:r>
+          </w:p>
+        </w:tc>
+        <w:tc>
+          <w:tcPr>
+            <w:tcW w:type="dxa" w:w="1728"/>
+          </w:tcPr>
+          <w:p>
+            <w:pPr>
+              <w:spacing w:line="240" w:lineRule="auto"/>
+              <w:jc w:val="left"/>
+            </w:pPr>
+            <w:r/>
+            <w:r>
+              <w:rPr>
+                <w:b w:val="0"/>
+                <w:i w:val="0"/>
+                <w:sz w:val="22"/>
+              </w:rPr>
+              <w:t>P40136</w:t>
+            </w:r>
+          </w:p>
+        </w:tc>
+        <w:tc>
+          <w:tcPr>
+            <w:tcW w:type="dxa" w:w="1728"/>
+          </w:tcPr>
+          <w:p>
+            <w:pPr>
+              <w:spacing w:line="240" w:lineRule="auto"/>
+              <w:jc w:val="left"/>
+            </w:pPr>
+            <w:r/>
+            <w:r>
+              <w:rPr>
+                <w:b w:val="0"/>
+                <w:i w:val="0"/>
+                <w:sz w:val="22"/>
+              </w:rPr>
+              <w:t>Toxin component / candidate</w:t>
+            </w:r>
+          </w:p>
+        </w:tc>
+        <w:tc>
+          <w:tcPr>
+            <w:tcW w:type="dxa" w:w="1728"/>
+          </w:tcPr>
+          <w:p>
+            <w:pPr>
+              <w:spacing w:line="240" w:lineRule="auto"/>
+              <w:jc w:val="left"/>
+            </w:pPr>
+            <w:r/>
+            <w:r>
+              <w:rPr>
+                <w:b w:val="0"/>
+                <w:i w:val="0"/>
+                <w:sz w:val="22"/>
+              </w:rPr>
+              <w:t>Baillie 2010, 10.1016/j.vaccine.2010.07.075</w:t>
+            </w:r>
+          </w:p>
+        </w:tc>
+      </w:tr>
+      <w:tr>
+        <w:tc>
+          <w:tcPr>
+            <w:tcW w:type="dxa" w:w="1728"/>
+          </w:tcPr>
+          <w:p>
+            <w:pPr>
+              <w:spacing w:line="240" w:lineRule="auto"/>
+              <w:jc w:val="left"/>
+            </w:pPr>
+            <w:r/>
+          </w:p>
+        </w:tc>
+        <w:tc>
+          <w:tcPr>
+            <w:tcW w:type="dxa" w:w="1728"/>
+          </w:tcPr>
+          <w:p>
+            <w:pPr>
+              <w:spacing w:line="240" w:lineRule="auto"/>
+              <w:jc w:val="left"/>
+            </w:pPr>
+            <w:r/>
+            <w:r>
+              <w:rPr>
+                <w:b w:val="0"/>
+                <w:i w:val="0"/>
+                <w:sz w:val="22"/>
+              </w:rPr>
+              <w:t>CapB (γ-PGA)</w:t>
+            </w:r>
+          </w:p>
+        </w:tc>
+        <w:tc>
+          <w:tcPr>
+            <w:tcW w:type="dxa" w:w="1728"/>
+          </w:tcPr>
+          <w:p>
+            <w:pPr>
+              <w:spacing w:line="240" w:lineRule="auto"/>
+              <w:jc w:val="left"/>
+            </w:pPr>
+            <w:r/>
+            <w:r>
+              <w:rPr>
+                <w:b w:val="0"/>
+                <w:i w:val="0"/>
+                <w:sz w:val="22"/>
+              </w:rPr>
+              <w:t>P19580</w:t>
+            </w:r>
+          </w:p>
+        </w:tc>
+        <w:tc>
+          <w:tcPr>
+            <w:tcW w:type="dxa" w:w="1728"/>
+          </w:tcPr>
+          <w:p>
+            <w:pPr>
+              <w:spacing w:line="240" w:lineRule="auto"/>
+              <w:jc w:val="left"/>
+            </w:pPr>
+            <w:r/>
+            <w:r>
+              <w:rPr>
+                <w:b w:val="0"/>
+                <w:i w:val="0"/>
+                <w:sz w:val="22"/>
+              </w:rPr>
+              <w:t>Preclinical (protective adjunct)</w:t>
+            </w:r>
+          </w:p>
+        </w:tc>
+        <w:tc>
+          <w:tcPr>
+            <w:tcW w:type="dxa" w:w="1728"/>
+          </w:tcPr>
+          <w:p>
+            <w:pPr>
+              <w:spacing w:line="240" w:lineRule="auto"/>
+              <w:jc w:val="left"/>
+            </w:pPr>
+            <w:r/>
+            <w:r>
+              <w:rPr>
+                <w:b w:val="0"/>
+                <w:i w:val="0"/>
+                <w:sz w:val="22"/>
+              </w:rPr>
+              <w:t>Schneerson 2003, 10.1073/pnas.1633512100</w:t>
+            </w:r>
+          </w:p>
+        </w:tc>
+      </w:tr>
+      <w:tr>
+        <w:tc>
+          <w:tcPr>
+            <w:tcW w:type="dxa" w:w="1728"/>
+          </w:tcPr>
+          <w:p>
+            <w:pPr>
+              <w:spacing w:line="240" w:lineRule="auto"/>
+              <w:jc w:val="left"/>
+            </w:pPr>
+            <w:r/>
+          </w:p>
+        </w:tc>
+        <w:tc>
+          <w:tcPr>
+            <w:tcW w:type="dxa" w:w="1728"/>
+          </w:tcPr>
+          <w:p>
+            <w:pPr>
+              <w:spacing w:line="240" w:lineRule="auto"/>
+              <w:jc w:val="left"/>
+            </w:pPr>
+            <w:r/>
+            <w:r>
+              <w:rPr>
+                <w:b w:val="0"/>
+                <w:i w:val="0"/>
+                <w:sz w:val="22"/>
+              </w:rPr>
+              <w:t>EA1 (S-layer)</w:t>
+            </w:r>
+          </w:p>
+        </w:tc>
+        <w:tc>
+          <w:tcPr>
+            <w:tcW w:type="dxa" w:w="1728"/>
+          </w:tcPr>
+          <w:p>
+            <w:pPr>
+              <w:spacing w:line="240" w:lineRule="auto"/>
+              <w:jc w:val="left"/>
+            </w:pPr>
+            <w:r/>
+            <w:r>
+              <w:rPr>
+                <w:b w:val="0"/>
+                <w:i w:val="0"/>
+                <w:sz w:val="22"/>
+              </w:rPr>
+              <w:t>P94217</w:t>
+            </w:r>
+          </w:p>
+        </w:tc>
+        <w:tc>
+          <w:tcPr>
+            <w:tcW w:type="dxa" w:w="1728"/>
+          </w:tcPr>
+          <w:p>
+            <w:pPr>
+              <w:spacing w:line="240" w:lineRule="auto"/>
+              <w:jc w:val="left"/>
+            </w:pPr>
+            <w:r/>
+            <w:r>
+              <w:rPr>
+                <w:b w:val="0"/>
+                <w:i w:val="0"/>
+                <w:sz w:val="22"/>
+              </w:rPr>
+              <w:t>Immunodominant candidate</w:t>
+            </w:r>
+          </w:p>
+        </w:tc>
+        <w:tc>
+          <w:tcPr>
+            <w:tcW w:type="dxa" w:w="1728"/>
+          </w:tcPr>
+          <w:p>
+            <w:pPr>
+              <w:spacing w:line="240" w:lineRule="auto"/>
+              <w:jc w:val="left"/>
+            </w:pPr>
+            <w:r/>
+            <w:r>
+              <w:rPr>
+                <w:b w:val="0"/>
+                <w:i w:val="0"/>
+                <w:sz w:val="22"/>
+              </w:rPr>
+              <w:t>—</w:t>
+            </w:r>
+          </w:p>
+        </w:tc>
+      </w:tr>
+    </w:tbl>
+    <w:p/>
     <w:p>
       <w:r>
         <w:rPr>

--- a/benchmark/MANUSCRIPT.docx
+++ b/benchmark/MANUSCRIPT.docx
@@ -6651,16 +6651,19 @@
         <w:tblLook w:firstColumn="1" w:firstRow="1" w:lastColumn="0" w:lastRow="0" w:noHBand="0" w:noVBand="1" w:val="04A0"/>
       </w:tblPr>
       <w:tblGrid>
-        <w:gridCol w:w="1728"/>
-        <w:gridCol w:w="1728"/>
-        <w:gridCol w:w="1728"/>
-        <w:gridCol w:w="1728"/>
-        <w:gridCol w:w="1728"/>
+        <w:gridCol w:w="1080"/>
+        <w:gridCol w:w="1080"/>
+        <w:gridCol w:w="1080"/>
+        <w:gridCol w:w="1080"/>
+        <w:gridCol w:w="1080"/>
+        <w:gridCol w:w="1080"/>
+        <w:gridCol w:w="1080"/>
+        <w:gridCol w:w="1080"/>
       </w:tblGrid>
       <w:tr>
         <w:tc>
           <w:tcPr>
-            <w:tcW w:type="dxa" w:w="1728"/>
+            <w:tcW w:type="dxa" w:w="1080"/>
           </w:tcPr>
           <w:p>
             <w:pPr>
@@ -6680,7 +6683,7 @@
         </w:tc>
         <w:tc>
           <w:tcPr>
-            <w:tcW w:type="dxa" w:w="1728"/>
+            <w:tcW w:type="dxa" w:w="1080"/>
           </w:tcPr>
           <w:p>
             <w:pPr>
@@ -6700,7 +6703,7 @@
         </w:tc>
         <w:tc>
           <w:tcPr>
-            <w:tcW w:type="dxa" w:w="1728"/>
+            <w:tcW w:type="dxa" w:w="1080"/>
           </w:tcPr>
           <w:p>
             <w:pPr>
@@ -6720,7 +6723,7 @@
         </w:tc>
         <w:tc>
           <w:tcPr>
-            <w:tcW w:type="dxa" w:w="1728"/>
+            <w:tcW w:type="dxa" w:w="1080"/>
           </w:tcPr>
           <w:p>
             <w:pPr>
@@ -6740,7 +6743,7 @@
         </w:tc>
         <w:tc>
           <w:tcPr>
-            <w:tcW w:type="dxa" w:w="1728"/>
+            <w:tcW w:type="dxa" w:w="1080"/>
           </w:tcPr>
           <w:p>
             <w:pPr>
@@ -6754,7 +6757,67 @@
                 <w:i w:val="0"/>
                 <w:sz w:val="22"/>
               </w:rPr>
-              <w:t>Key evidence (DOI)</w:t>
+              <w:t>VaxForge</w:t>
+            </w:r>
+          </w:p>
+        </w:tc>
+        <w:tc>
+          <w:tcPr>
+            <w:tcW w:type="dxa" w:w="1080"/>
+          </w:tcPr>
+          <w:p>
+            <w:pPr>
+              <w:spacing w:line="240" w:lineRule="auto"/>
+              <w:jc w:val="left"/>
+            </w:pPr>
+            <w:r/>
+            <w:r>
+              <w:rPr>
+                <w:b/>
+                <w:i w:val="0"/>
+                <w:sz w:val="22"/>
+              </w:rPr>
+              <w:t>Vaxign-ML</w:t>
+            </w:r>
+          </w:p>
+        </w:tc>
+        <w:tc>
+          <w:tcPr>
+            <w:tcW w:type="dxa" w:w="1080"/>
+          </w:tcPr>
+          <w:p>
+            <w:pPr>
+              <w:spacing w:line="240" w:lineRule="auto"/>
+              <w:jc w:val="left"/>
+            </w:pPr>
+            <w:r/>
+            <w:r>
+              <w:rPr>
+                <w:b/>
+                <w:i w:val="0"/>
+                <w:sz w:val="22"/>
+              </w:rPr>
+              <w:t>NERVE 2.0</w:t>
+            </w:r>
+          </w:p>
+        </w:tc>
+        <w:tc>
+          <w:tcPr>
+            <w:tcW w:type="dxa" w:w="1080"/>
+          </w:tcPr>
+          <w:p>
+            <w:pPr>
+              <w:spacing w:line="240" w:lineRule="auto"/>
+              <w:jc w:val="left"/>
+            </w:pPr>
+            <w:r/>
+            <w:r>
+              <w:rPr>
+                <w:b/>
+                <w:i w:val="0"/>
+                <w:sz w:val="22"/>
+              </w:rPr>
+              <w:t>Evidence (DOI)</w:t>
             </w:r>
           </w:p>
         </w:tc>
@@ -6762,7 +6825,7 @@
       <w:tr>
         <w:tc>
           <w:tcPr>
-            <w:tcW w:type="dxa" w:w="1728"/>
+            <w:tcW w:type="dxa" w:w="1080"/>
           </w:tcPr>
           <w:p>
             <w:pPr>
@@ -6782,7 +6845,7 @@
         </w:tc>
         <w:tc>
           <w:tcPr>
-            <w:tcW w:type="dxa" w:w="1728"/>
+            <w:tcW w:type="dxa" w:w="1080"/>
           </w:tcPr>
           <w:p>
             <w:pPr>
@@ -6802,7 +6865,7 @@
         </w:tc>
         <w:tc>
           <w:tcPr>
-            <w:tcW w:type="dxa" w:w="1728"/>
+            <w:tcW w:type="dxa" w:w="1080"/>
           </w:tcPr>
           <w:p>
             <w:pPr>
@@ -6822,7 +6885,7 @@
         </w:tc>
         <w:tc>
           <w:tcPr>
-            <w:tcW w:type="dxa" w:w="1728"/>
+            <w:tcW w:type="dxa" w:w="1080"/>
           </w:tcPr>
           <w:p>
             <w:pPr>
@@ -6842,7 +6905,67 @@
         </w:tc>
         <w:tc>
           <w:tcPr>
-            <w:tcW w:type="dxa" w:w="1728"/>
+            <w:tcW w:type="dxa" w:w="1080"/>
+          </w:tcPr>
+          <w:p>
+            <w:pPr>
+              <w:spacing w:line="240" w:lineRule="auto"/>
+              <w:jc w:val="left"/>
+            </w:pPr>
+            <w:r/>
+            <w:r>
+              <w:rPr>
+                <w:b w:val="0"/>
+                <w:i w:val="0"/>
+                <w:sz w:val="22"/>
+              </w:rPr>
+              <w:t>#2</w:t>
+            </w:r>
+          </w:p>
+        </w:tc>
+        <w:tc>
+          <w:tcPr>
+            <w:tcW w:type="dxa" w:w="1080"/>
+          </w:tcPr>
+          <w:p>
+            <w:pPr>
+              <w:spacing w:line="240" w:lineRule="auto"/>
+              <w:jc w:val="left"/>
+            </w:pPr>
+            <w:r/>
+            <w:r>
+              <w:rPr>
+                <w:b w:val="0"/>
+                <w:i w:val="0"/>
+                <w:sz w:val="22"/>
+              </w:rPr>
+              <w:t>#7</w:t>
+            </w:r>
+          </w:p>
+        </w:tc>
+        <w:tc>
+          <w:tcPr>
+            <w:tcW w:type="dxa" w:w="1080"/>
+          </w:tcPr>
+          <w:p>
+            <w:pPr>
+              <w:spacing w:line="240" w:lineRule="auto"/>
+              <w:jc w:val="left"/>
+            </w:pPr>
+            <w:r/>
+            <w:r>
+              <w:rPr>
+                <w:b w:val="0"/>
+                <w:i w:val="0"/>
+                <w:sz w:val="22"/>
+              </w:rPr>
+              <w:t>filt.</w:t>
+            </w:r>
+          </w:p>
+        </w:tc>
+        <w:tc>
+          <w:tcPr>
+            <w:tcW w:type="dxa" w:w="1080"/>
           </w:tcPr>
           <w:p>
             <w:pPr>
@@ -6864,19 +6987,19 @@
       <w:tr>
         <w:tc>
           <w:tcPr>
-            <w:tcW w:type="dxa" w:w="1728"/>
-          </w:tcPr>
-          <w:p>
-            <w:pPr>
-              <w:spacing w:line="240" w:lineRule="auto"/>
-              <w:jc w:val="left"/>
-            </w:pPr>
-            <w:r/>
-          </w:p>
-        </w:tc>
-        <w:tc>
-          <w:tcPr>
-            <w:tcW w:type="dxa" w:w="1728"/>
+            <w:tcW w:type="dxa" w:w="1080"/>
+          </w:tcPr>
+          <w:p>
+            <w:pPr>
+              <w:spacing w:line="240" w:lineRule="auto"/>
+              <w:jc w:val="left"/>
+            </w:pPr>
+            <w:r/>
+          </w:p>
+        </w:tc>
+        <w:tc>
+          <w:tcPr>
+            <w:tcW w:type="dxa" w:w="1080"/>
           </w:tcPr>
           <w:p>
             <w:pPr>
@@ -6896,7 +7019,7 @@
         </w:tc>
         <w:tc>
           <w:tcPr>
-            <w:tcW w:type="dxa" w:w="1728"/>
+            <w:tcW w:type="dxa" w:w="1080"/>
           </w:tcPr>
           <w:p>
             <w:pPr>
@@ -6916,7 +7039,7 @@
         </w:tc>
         <w:tc>
           <w:tcPr>
-            <w:tcW w:type="dxa" w:w="1728"/>
+            <w:tcW w:type="dxa" w:w="1080"/>
           </w:tcPr>
           <w:p>
             <w:pPr>
@@ -6936,7 +7059,67 @@
         </w:tc>
         <w:tc>
           <w:tcPr>
-            <w:tcW w:type="dxa" w:w="1728"/>
+            <w:tcW w:type="dxa" w:w="1080"/>
+          </w:tcPr>
+          <w:p>
+            <w:pPr>
+              <w:spacing w:line="240" w:lineRule="auto"/>
+              <w:jc w:val="left"/>
+            </w:pPr>
+            <w:r/>
+            <w:r>
+              <w:rPr>
+                <w:b w:val="0"/>
+                <w:i w:val="0"/>
+                <w:sz w:val="22"/>
+              </w:rPr>
+              <w:t>#4</w:t>
+            </w:r>
+          </w:p>
+        </w:tc>
+        <w:tc>
+          <w:tcPr>
+            <w:tcW w:type="dxa" w:w="1080"/>
+          </w:tcPr>
+          <w:p>
+            <w:pPr>
+              <w:spacing w:line="240" w:lineRule="auto"/>
+              <w:jc w:val="left"/>
+            </w:pPr>
+            <w:r/>
+            <w:r>
+              <w:rPr>
+                <w:b w:val="0"/>
+                <w:i w:val="0"/>
+                <w:sz w:val="22"/>
+              </w:rPr>
+              <w:t>#1</w:t>
+            </w:r>
+          </w:p>
+        </w:tc>
+        <w:tc>
+          <w:tcPr>
+            <w:tcW w:type="dxa" w:w="1080"/>
+          </w:tcPr>
+          <w:p>
+            <w:pPr>
+              <w:spacing w:line="240" w:lineRule="auto"/>
+              <w:jc w:val="left"/>
+            </w:pPr>
+            <w:r/>
+            <w:r>
+              <w:rPr>
+                <w:b w:val="0"/>
+                <w:i w:val="0"/>
+                <w:sz w:val="22"/>
+              </w:rPr>
+              <w:t>filt.</w:t>
+            </w:r>
+          </w:p>
+        </w:tc>
+        <w:tc>
+          <w:tcPr>
+            <w:tcW w:type="dxa" w:w="1080"/>
           </w:tcPr>
           <w:p>
             <w:pPr>
@@ -6958,19 +7141,19 @@
       <w:tr>
         <w:tc>
           <w:tcPr>
-            <w:tcW w:type="dxa" w:w="1728"/>
-          </w:tcPr>
-          <w:p>
-            <w:pPr>
-              <w:spacing w:line="240" w:lineRule="auto"/>
-              <w:jc w:val="left"/>
-            </w:pPr>
-            <w:r/>
-          </w:p>
-        </w:tc>
-        <w:tc>
-          <w:tcPr>
-            <w:tcW w:type="dxa" w:w="1728"/>
+            <w:tcW w:type="dxa" w:w="1080"/>
+          </w:tcPr>
+          <w:p>
+            <w:pPr>
+              <w:spacing w:line="240" w:lineRule="auto"/>
+              <w:jc w:val="left"/>
+            </w:pPr>
+            <w:r/>
+          </w:p>
+        </w:tc>
+        <w:tc>
+          <w:tcPr>
+            <w:tcW w:type="dxa" w:w="1080"/>
           </w:tcPr>
           <w:p>
             <w:pPr>
@@ -6990,7 +7173,7 @@
         </w:tc>
         <w:tc>
           <w:tcPr>
-            <w:tcW w:type="dxa" w:w="1728"/>
+            <w:tcW w:type="dxa" w:w="1080"/>
           </w:tcPr>
           <w:p>
             <w:pPr>
@@ -7010,7 +7193,7 @@
         </w:tc>
         <w:tc>
           <w:tcPr>
-            <w:tcW w:type="dxa" w:w="1728"/>
+            <w:tcW w:type="dxa" w:w="1080"/>
           </w:tcPr>
           <w:p>
             <w:pPr>
@@ -7030,7 +7213,67 @@
         </w:tc>
         <w:tc>
           <w:tcPr>
-            <w:tcW w:type="dxa" w:w="1728"/>
+            <w:tcW w:type="dxa" w:w="1080"/>
+          </w:tcPr>
+          <w:p>
+            <w:pPr>
+              <w:spacing w:line="240" w:lineRule="auto"/>
+              <w:jc w:val="left"/>
+            </w:pPr>
+            <w:r/>
+            <w:r>
+              <w:rPr>
+                <w:b w:val="0"/>
+                <w:i w:val="0"/>
+                <w:sz w:val="22"/>
+              </w:rPr>
+              <w:t>#3</w:t>
+            </w:r>
+          </w:p>
+        </w:tc>
+        <w:tc>
+          <w:tcPr>
+            <w:tcW w:type="dxa" w:w="1080"/>
+          </w:tcPr>
+          <w:p>
+            <w:pPr>
+              <w:spacing w:line="240" w:lineRule="auto"/>
+              <w:jc w:val="left"/>
+            </w:pPr>
+            <w:r/>
+            <w:r>
+              <w:rPr>
+                <w:b w:val="0"/>
+                <w:i w:val="0"/>
+                <w:sz w:val="22"/>
+              </w:rPr>
+              <w:t>#2</w:t>
+            </w:r>
+          </w:p>
+        </w:tc>
+        <w:tc>
+          <w:tcPr>
+            <w:tcW w:type="dxa" w:w="1080"/>
+          </w:tcPr>
+          <w:p>
+            <w:pPr>
+              <w:spacing w:line="240" w:lineRule="auto"/>
+              <w:jc w:val="left"/>
+            </w:pPr>
+            <w:r/>
+            <w:r>
+              <w:rPr>
+                <w:b w:val="0"/>
+                <w:i w:val="0"/>
+                <w:sz w:val="22"/>
+              </w:rPr>
+              <w:t>filt.</w:t>
+            </w:r>
+          </w:p>
+        </w:tc>
+        <w:tc>
+          <w:tcPr>
+            <w:tcW w:type="dxa" w:w="1080"/>
           </w:tcPr>
           <w:p>
             <w:pPr>
@@ -7052,19 +7295,19 @@
       <w:tr>
         <w:tc>
           <w:tcPr>
-            <w:tcW w:type="dxa" w:w="1728"/>
-          </w:tcPr>
-          <w:p>
-            <w:pPr>
-              <w:spacing w:line="240" w:lineRule="auto"/>
-              <w:jc w:val="left"/>
-            </w:pPr>
-            <w:r/>
-          </w:p>
-        </w:tc>
-        <w:tc>
-          <w:tcPr>
-            <w:tcW w:type="dxa" w:w="1728"/>
+            <w:tcW w:type="dxa" w:w="1080"/>
+          </w:tcPr>
+          <w:p>
+            <w:pPr>
+              <w:spacing w:line="240" w:lineRule="auto"/>
+              <w:jc w:val="left"/>
+            </w:pPr>
+            <w:r/>
+          </w:p>
+        </w:tc>
+        <w:tc>
+          <w:tcPr>
+            <w:tcW w:type="dxa" w:w="1080"/>
           </w:tcPr>
           <w:p>
             <w:pPr>
@@ -7084,7 +7327,7 @@
         </w:tc>
         <w:tc>
           <w:tcPr>
-            <w:tcW w:type="dxa" w:w="1728"/>
+            <w:tcW w:type="dxa" w:w="1080"/>
           </w:tcPr>
           <w:p>
             <w:pPr>
@@ -7104,7 +7347,7 @@
         </w:tc>
         <w:tc>
           <w:tcPr>
-            <w:tcW w:type="dxa" w:w="1728"/>
+            <w:tcW w:type="dxa" w:w="1080"/>
           </w:tcPr>
           <w:p>
             <w:pPr>
@@ -7124,7 +7367,67 @@
         </w:tc>
         <w:tc>
           <w:tcPr>
-            <w:tcW w:type="dxa" w:w="1728"/>
+            <w:tcW w:type="dxa" w:w="1080"/>
+          </w:tcPr>
+          <w:p>
+            <w:pPr>
+              <w:spacing w:line="240" w:lineRule="auto"/>
+              <w:jc w:val="left"/>
+            </w:pPr>
+            <w:r/>
+            <w:r>
+              <w:rPr>
+                <w:b w:val="0"/>
+                <w:i w:val="0"/>
+                <w:sz w:val="22"/>
+              </w:rPr>
+              <w:t>#1</w:t>
+            </w:r>
+          </w:p>
+        </w:tc>
+        <w:tc>
+          <w:tcPr>
+            <w:tcW w:type="dxa" w:w="1080"/>
+          </w:tcPr>
+          <w:p>
+            <w:pPr>
+              <w:spacing w:line="240" w:lineRule="auto"/>
+              <w:jc w:val="left"/>
+            </w:pPr>
+            <w:r/>
+            <w:r>
+              <w:rPr>
+                <w:b w:val="0"/>
+                <w:i w:val="0"/>
+                <w:sz w:val="22"/>
+              </w:rPr>
+              <w:t>#4</w:t>
+            </w:r>
+          </w:p>
+        </w:tc>
+        <w:tc>
+          <w:tcPr>
+            <w:tcW w:type="dxa" w:w="1080"/>
+          </w:tcPr>
+          <w:p>
+            <w:pPr>
+              <w:spacing w:line="240" w:lineRule="auto"/>
+              <w:jc w:val="left"/>
+            </w:pPr>
+            <w:r/>
+            <w:r>
+              <w:rPr>
+                <w:b w:val="0"/>
+                <w:i w:val="0"/>
+                <w:sz w:val="22"/>
+              </w:rPr>
+              <w:t>#2</w:t>
+            </w:r>
+          </w:p>
+        </w:tc>
+        <w:tc>
+          <w:tcPr>
+            <w:tcW w:type="dxa" w:w="1080"/>
           </w:tcPr>
           <w:p>
             <w:pPr>
@@ -7146,7 +7449,7 @@
       <w:tr>
         <w:tc>
           <w:tcPr>
-            <w:tcW w:type="dxa" w:w="1728"/>
+            <w:tcW w:type="dxa" w:w="1080"/>
           </w:tcPr>
           <w:p>
             <w:pPr>
@@ -7166,7 +7469,7 @@
         </w:tc>
         <w:tc>
           <w:tcPr>
-            <w:tcW w:type="dxa" w:w="1728"/>
+            <w:tcW w:type="dxa" w:w="1080"/>
           </w:tcPr>
           <w:p>
             <w:pPr>
@@ -7186,7 +7489,7 @@
         </w:tc>
         <w:tc>
           <w:tcPr>
-            <w:tcW w:type="dxa" w:w="1728"/>
+            <w:tcW w:type="dxa" w:w="1080"/>
           </w:tcPr>
           <w:p>
             <w:pPr>
@@ -7206,7 +7509,7 @@
         </w:tc>
         <w:tc>
           <w:tcPr>
-            <w:tcW w:type="dxa" w:w="1728"/>
+            <w:tcW w:type="dxa" w:w="1080"/>
           </w:tcPr>
           <w:p>
             <w:pPr>
@@ -7226,7 +7529,67 @@
         </w:tc>
         <w:tc>
           <w:tcPr>
-            <w:tcW w:type="dxa" w:w="1728"/>
+            <w:tcW w:type="dxa" w:w="1080"/>
+          </w:tcPr>
+          <w:p>
+            <w:pPr>
+              <w:spacing w:line="240" w:lineRule="auto"/>
+              <w:jc w:val="left"/>
+            </w:pPr>
+            <w:r/>
+            <w:r>
+              <w:rPr>
+                <w:b w:val="0"/>
+                <w:i w:val="0"/>
+                <w:sz w:val="22"/>
+              </w:rPr>
+              <w:t>#4</w:t>
+            </w:r>
+          </w:p>
+        </w:tc>
+        <w:tc>
+          <w:tcPr>
+            <w:tcW w:type="dxa" w:w="1080"/>
+          </w:tcPr>
+          <w:p>
+            <w:pPr>
+              <w:spacing w:line="240" w:lineRule="auto"/>
+              <w:jc w:val="left"/>
+            </w:pPr>
+            <w:r/>
+            <w:r>
+              <w:rPr>
+                <w:b w:val="0"/>
+                <w:i w:val="0"/>
+                <w:sz w:val="22"/>
+              </w:rPr>
+              <w:t>#46</w:t>
+            </w:r>
+          </w:p>
+        </w:tc>
+        <w:tc>
+          <w:tcPr>
+            <w:tcW w:type="dxa" w:w="1080"/>
+          </w:tcPr>
+          <w:p>
+            <w:pPr>
+              <w:spacing w:line="240" w:lineRule="auto"/>
+              <w:jc w:val="left"/>
+            </w:pPr>
+            <w:r/>
+            <w:r>
+              <w:rPr>
+                <w:b w:val="0"/>
+                <w:i w:val="0"/>
+                <w:sz w:val="22"/>
+              </w:rPr>
+              <w:t>filt.</w:t>
+            </w:r>
+          </w:p>
+        </w:tc>
+        <w:tc>
+          <w:tcPr>
+            <w:tcW w:type="dxa" w:w="1080"/>
           </w:tcPr>
           <w:p>
             <w:pPr>
@@ -7248,19 +7611,19 @@
       <w:tr>
         <w:tc>
           <w:tcPr>
-            <w:tcW w:type="dxa" w:w="1728"/>
-          </w:tcPr>
-          <w:p>
-            <w:pPr>
-              <w:spacing w:line="240" w:lineRule="auto"/>
-              <w:jc w:val="left"/>
-            </w:pPr>
-            <w:r/>
-          </w:p>
-        </w:tc>
-        <w:tc>
-          <w:tcPr>
-            <w:tcW w:type="dxa" w:w="1728"/>
+            <w:tcW w:type="dxa" w:w="1080"/>
+          </w:tcPr>
+          <w:p>
+            <w:pPr>
+              <w:spacing w:line="240" w:lineRule="auto"/>
+              <w:jc w:val="left"/>
+            </w:pPr>
+            <w:r/>
+          </w:p>
+        </w:tc>
+        <w:tc>
+          <w:tcPr>
+            <w:tcW w:type="dxa" w:w="1080"/>
           </w:tcPr>
           <w:p>
             <w:pPr>
@@ -7280,7 +7643,7 @@
         </w:tc>
         <w:tc>
           <w:tcPr>
-            <w:tcW w:type="dxa" w:w="1728"/>
+            <w:tcW w:type="dxa" w:w="1080"/>
           </w:tcPr>
           <w:p>
             <w:pPr>
@@ -7300,7 +7663,7 @@
         </w:tc>
         <w:tc>
           <w:tcPr>
-            <w:tcW w:type="dxa" w:w="1728"/>
+            <w:tcW w:type="dxa" w:w="1080"/>
           </w:tcPr>
           <w:p>
             <w:pPr>
@@ -7320,7 +7683,67 @@
         </w:tc>
         <w:tc>
           <w:tcPr>
-            <w:tcW w:type="dxa" w:w="1728"/>
+            <w:tcW w:type="dxa" w:w="1080"/>
+          </w:tcPr>
+          <w:p>
+            <w:pPr>
+              <w:spacing w:line="240" w:lineRule="auto"/>
+              <w:jc w:val="left"/>
+            </w:pPr>
+            <w:r/>
+            <w:r>
+              <w:rPr>
+                <w:b w:val="0"/>
+                <w:i w:val="0"/>
+                <w:sz w:val="22"/>
+              </w:rPr>
+              <w:t>#10</w:t>
+            </w:r>
+          </w:p>
+        </w:tc>
+        <w:tc>
+          <w:tcPr>
+            <w:tcW w:type="dxa" w:w="1080"/>
+          </w:tcPr>
+          <w:p>
+            <w:pPr>
+              <w:spacing w:line="240" w:lineRule="auto"/>
+              <w:jc w:val="left"/>
+            </w:pPr>
+            <w:r/>
+            <w:r>
+              <w:rPr>
+                <w:b w:val="0"/>
+                <w:i w:val="0"/>
+                <w:sz w:val="22"/>
+              </w:rPr>
+              <w:t>#387</w:t>
+            </w:r>
+          </w:p>
+        </w:tc>
+        <w:tc>
+          <w:tcPr>
+            <w:tcW w:type="dxa" w:w="1080"/>
+          </w:tcPr>
+          <w:p>
+            <w:pPr>
+              <w:spacing w:line="240" w:lineRule="auto"/>
+              <w:jc w:val="left"/>
+            </w:pPr>
+            <w:r/>
+            <w:r>
+              <w:rPr>
+                <w:b w:val="0"/>
+                <w:i w:val="0"/>
+                <w:sz w:val="22"/>
+              </w:rPr>
+              <w:t>filt.</w:t>
+            </w:r>
+          </w:p>
+        </w:tc>
+        <w:tc>
+          <w:tcPr>
+            <w:tcW w:type="dxa" w:w="1080"/>
           </w:tcPr>
           <w:p>
             <w:pPr>
@@ -7342,19 +7765,19 @@
       <w:tr>
         <w:tc>
           <w:tcPr>
-            <w:tcW w:type="dxa" w:w="1728"/>
-          </w:tcPr>
-          <w:p>
-            <w:pPr>
-              <w:spacing w:line="240" w:lineRule="auto"/>
-              <w:jc w:val="left"/>
-            </w:pPr>
-            <w:r/>
-          </w:p>
-        </w:tc>
-        <w:tc>
-          <w:tcPr>
-            <w:tcW w:type="dxa" w:w="1728"/>
+            <w:tcW w:type="dxa" w:w="1080"/>
+          </w:tcPr>
+          <w:p>
+            <w:pPr>
+              <w:spacing w:line="240" w:lineRule="auto"/>
+              <w:jc w:val="left"/>
+            </w:pPr>
+            <w:r/>
+          </w:p>
+        </w:tc>
+        <w:tc>
+          <w:tcPr>
+            <w:tcW w:type="dxa" w:w="1080"/>
           </w:tcPr>
           <w:p>
             <w:pPr>
@@ -7374,7 +7797,7 @@
         </w:tc>
         <w:tc>
           <w:tcPr>
-            <w:tcW w:type="dxa" w:w="1728"/>
+            <w:tcW w:type="dxa" w:w="1080"/>
           </w:tcPr>
           <w:p>
             <w:pPr>
@@ -7394,7 +7817,7 @@
         </w:tc>
         <w:tc>
           <w:tcPr>
-            <w:tcW w:type="dxa" w:w="1728"/>
+            <w:tcW w:type="dxa" w:w="1080"/>
           </w:tcPr>
           <w:p>
             <w:pPr>
@@ -7414,7 +7837,67 @@
         </w:tc>
         <w:tc>
           <w:tcPr>
-            <w:tcW w:type="dxa" w:w="1728"/>
+            <w:tcW w:type="dxa" w:w="1080"/>
+          </w:tcPr>
+          <w:p>
+            <w:pPr>
+              <w:spacing w:line="240" w:lineRule="auto"/>
+              <w:jc w:val="left"/>
+            </w:pPr>
+            <w:r/>
+            <w:r>
+              <w:rPr>
+                <w:b w:val="0"/>
+                <w:i w:val="0"/>
+                <w:sz w:val="22"/>
+              </w:rPr>
+              <w:t>#23</w:t>
+            </w:r>
+          </w:p>
+        </w:tc>
+        <w:tc>
+          <w:tcPr>
+            <w:tcW w:type="dxa" w:w="1080"/>
+          </w:tcPr>
+          <w:p>
+            <w:pPr>
+              <w:spacing w:line="240" w:lineRule="auto"/>
+              <w:jc w:val="left"/>
+            </w:pPr>
+            <w:r/>
+            <w:r>
+              <w:rPr>
+                <w:b w:val="0"/>
+                <w:i w:val="0"/>
+                <w:sz w:val="22"/>
+              </w:rPr>
+              <w:t>#248</w:t>
+            </w:r>
+          </w:p>
+        </w:tc>
+        <w:tc>
+          <w:tcPr>
+            <w:tcW w:type="dxa" w:w="1080"/>
+          </w:tcPr>
+          <w:p>
+            <w:pPr>
+              <w:spacing w:line="240" w:lineRule="auto"/>
+              <w:jc w:val="left"/>
+            </w:pPr>
+            <w:r/>
+            <w:r>
+              <w:rPr>
+                <w:b w:val="0"/>
+                <w:i w:val="0"/>
+                <w:sz w:val="22"/>
+              </w:rPr>
+              <w:t>#3</w:t>
+            </w:r>
+          </w:p>
+        </w:tc>
+        <w:tc>
+          <w:tcPr>
+            <w:tcW w:type="dxa" w:w="1080"/>
           </w:tcPr>
           <w:p>
             <w:pPr>
@@ -7436,39 +7919,39 @@
       <w:tr>
         <w:tc>
           <w:tcPr>
-            <w:tcW w:type="dxa" w:w="1728"/>
-          </w:tcPr>
-          <w:p>
-            <w:pPr>
-              <w:spacing w:line="240" w:lineRule="auto"/>
-              <w:jc w:val="left"/>
-            </w:pPr>
-            <w:r/>
-          </w:p>
-        </w:tc>
-        <w:tc>
-          <w:tcPr>
-            <w:tcW w:type="dxa" w:w="1728"/>
-          </w:tcPr>
-          <w:p>
-            <w:pPr>
-              <w:spacing w:line="240" w:lineRule="auto"/>
-              <w:jc w:val="left"/>
-            </w:pPr>
-            <w:r/>
-            <w:r>
-              <w:rPr>
-                <w:b w:val="0"/>
-                <w:i w:val="0"/>
-                <w:sz w:val="22"/>
-              </w:rPr>
-              <w:t>Hla (α-hemolysin)</w:t>
-            </w:r>
-          </w:p>
-        </w:tc>
-        <w:tc>
-          <w:tcPr>
-            <w:tcW w:type="dxa" w:w="1728"/>
+            <w:tcW w:type="dxa" w:w="1080"/>
+          </w:tcPr>
+          <w:p>
+            <w:pPr>
+              <w:spacing w:line="240" w:lineRule="auto"/>
+              <w:jc w:val="left"/>
+            </w:pPr>
+            <w:r/>
+          </w:p>
+        </w:tc>
+        <w:tc>
+          <w:tcPr>
+            <w:tcW w:type="dxa" w:w="1080"/>
+          </w:tcPr>
+          <w:p>
+            <w:pPr>
+              <w:spacing w:line="240" w:lineRule="auto"/>
+              <w:jc w:val="left"/>
+            </w:pPr>
+            <w:r/>
+            <w:r>
+              <w:rPr>
+                <w:b w:val="0"/>
+                <w:i w:val="0"/>
+                <w:sz w:val="22"/>
+              </w:rPr>
+              <w:t>Hla</w:t>
+            </w:r>
+          </w:p>
+        </w:tc>
+        <w:tc>
+          <w:tcPr>
+            <w:tcW w:type="dxa" w:w="1080"/>
           </w:tcPr>
           <w:p>
             <w:pPr>
@@ -7488,7 +7971,7 @@
         </w:tc>
         <w:tc>
           <w:tcPr>
-            <w:tcW w:type="dxa" w:w="1728"/>
+            <w:tcW w:type="dxa" w:w="1080"/>
           </w:tcPr>
           <w:p>
             <w:pPr>
@@ -7508,7 +7991,67 @@
         </w:tc>
         <w:tc>
           <w:tcPr>
-            <w:tcW w:type="dxa" w:w="1728"/>
+            <w:tcW w:type="dxa" w:w="1080"/>
+          </w:tcPr>
+          <w:p>
+            <w:pPr>
+              <w:spacing w:line="240" w:lineRule="auto"/>
+              <w:jc w:val="left"/>
+            </w:pPr>
+            <w:r/>
+            <w:r>
+              <w:rPr>
+                <w:b w:val="0"/>
+                <w:i w:val="0"/>
+                <w:sz w:val="22"/>
+              </w:rPr>
+              <w:t>#9</w:t>
+            </w:r>
+          </w:p>
+        </w:tc>
+        <w:tc>
+          <w:tcPr>
+            <w:tcW w:type="dxa" w:w="1080"/>
+          </w:tcPr>
+          <w:p>
+            <w:pPr>
+              <w:spacing w:line="240" w:lineRule="auto"/>
+              <w:jc w:val="left"/>
+            </w:pPr>
+            <w:r/>
+            <w:r>
+              <w:rPr>
+                <w:b w:val="0"/>
+                <w:i w:val="0"/>
+                <w:sz w:val="22"/>
+              </w:rPr>
+              <w:t>#29</w:t>
+            </w:r>
+          </w:p>
+        </w:tc>
+        <w:tc>
+          <w:tcPr>
+            <w:tcW w:type="dxa" w:w="1080"/>
+          </w:tcPr>
+          <w:p>
+            <w:pPr>
+              <w:spacing w:line="240" w:lineRule="auto"/>
+              <w:jc w:val="left"/>
+            </w:pPr>
+            <w:r/>
+            <w:r>
+              <w:rPr>
+                <w:b w:val="0"/>
+                <w:i w:val="0"/>
+                <w:sz w:val="22"/>
+              </w:rPr>
+              <w:t>#24</w:t>
+            </w:r>
+          </w:p>
+        </w:tc>
+        <w:tc>
+          <w:tcPr>
+            <w:tcW w:type="dxa" w:w="1080"/>
           </w:tcPr>
           <w:p>
             <w:pPr>
@@ -7530,19 +8073,19 @@
       <w:tr>
         <w:tc>
           <w:tcPr>
-            <w:tcW w:type="dxa" w:w="1728"/>
-          </w:tcPr>
-          <w:p>
-            <w:pPr>
-              <w:spacing w:line="240" w:lineRule="auto"/>
-              <w:jc w:val="left"/>
-            </w:pPr>
-            <w:r/>
-          </w:p>
-        </w:tc>
-        <w:tc>
-          <w:tcPr>
-            <w:tcW w:type="dxa" w:w="1728"/>
+            <w:tcW w:type="dxa" w:w="1080"/>
+          </w:tcPr>
+          <w:p>
+            <w:pPr>
+              <w:spacing w:line="240" w:lineRule="auto"/>
+              <w:jc w:val="left"/>
+            </w:pPr>
+            <w:r/>
+          </w:p>
+        </w:tc>
+        <w:tc>
+          <w:tcPr>
+            <w:tcW w:type="dxa" w:w="1080"/>
           </w:tcPr>
           <w:p>
             <w:pPr>
@@ -7562,7 +8105,7 @@
         </w:tc>
         <w:tc>
           <w:tcPr>
-            <w:tcW w:type="dxa" w:w="1728"/>
+            <w:tcW w:type="dxa" w:w="1080"/>
           </w:tcPr>
           <w:p>
             <w:pPr>
@@ -7582,7 +8125,7 @@
         </w:tc>
         <w:tc>
           <w:tcPr>
-            <w:tcW w:type="dxa" w:w="1728"/>
+            <w:tcW w:type="dxa" w:w="1080"/>
           </w:tcPr>
           <w:p>
             <w:pPr>
@@ -7602,7 +8145,67 @@
         </w:tc>
         <w:tc>
           <w:tcPr>
-            <w:tcW w:type="dxa" w:w="1728"/>
+            <w:tcW w:type="dxa" w:w="1080"/>
+          </w:tcPr>
+          <w:p>
+            <w:pPr>
+              <w:spacing w:line="240" w:lineRule="auto"/>
+              <w:jc w:val="left"/>
+            </w:pPr>
+            <w:r/>
+            <w:r>
+              <w:rPr>
+                <w:b w:val="0"/>
+                <w:i w:val="0"/>
+                <w:sz w:val="22"/>
+              </w:rPr>
+              <w:t>#8</w:t>
+            </w:r>
+          </w:p>
+        </w:tc>
+        <w:tc>
+          <w:tcPr>
+            <w:tcW w:type="dxa" w:w="1080"/>
+          </w:tcPr>
+          <w:p>
+            <w:pPr>
+              <w:spacing w:line="240" w:lineRule="auto"/>
+              <w:jc w:val="left"/>
+            </w:pPr>
+            <w:r/>
+            <w:r>
+              <w:rPr>
+                <w:b w:val="0"/>
+                <w:i w:val="0"/>
+                <w:sz w:val="22"/>
+              </w:rPr>
+              <w:t>#178</w:t>
+            </w:r>
+          </w:p>
+        </w:tc>
+        <w:tc>
+          <w:tcPr>
+            <w:tcW w:type="dxa" w:w="1080"/>
+          </w:tcPr>
+          <w:p>
+            <w:pPr>
+              <w:spacing w:line="240" w:lineRule="auto"/>
+              <w:jc w:val="left"/>
+            </w:pPr>
+            <w:r/>
+            <w:r>
+              <w:rPr>
+                <w:b w:val="0"/>
+                <w:i w:val="0"/>
+                <w:sz w:val="22"/>
+              </w:rPr>
+              <w:t>#28</w:t>
+            </w:r>
+          </w:p>
+        </w:tc>
+        <w:tc>
+          <w:tcPr>
+            <w:tcW w:type="dxa" w:w="1080"/>
           </w:tcPr>
           <w:p>
             <w:pPr>
@@ -7624,7 +8227,7 @@
       <w:tr>
         <w:tc>
           <w:tcPr>
-            <w:tcW w:type="dxa" w:w="1728"/>
+            <w:tcW w:type="dxa" w:w="1080"/>
           </w:tcPr>
           <w:p>
             <w:pPr>
@@ -7644,7 +8247,7 @@
         </w:tc>
         <w:tc>
           <w:tcPr>
-            <w:tcW w:type="dxa" w:w="1728"/>
+            <w:tcW w:type="dxa" w:w="1080"/>
           </w:tcPr>
           <w:p>
             <w:pPr>
@@ -7664,7 +8267,7 @@
         </w:tc>
         <w:tc>
           <w:tcPr>
-            <w:tcW w:type="dxa" w:w="1728"/>
+            <w:tcW w:type="dxa" w:w="1080"/>
           </w:tcPr>
           <w:p>
             <w:pPr>
@@ -7684,7 +8287,7 @@
         </w:tc>
         <w:tc>
           <w:tcPr>
-            <w:tcW w:type="dxa" w:w="1728"/>
+            <w:tcW w:type="dxa" w:w="1080"/>
           </w:tcPr>
           <w:p>
             <w:pPr>
@@ -7704,7 +8307,67 @@
         </w:tc>
         <w:tc>
           <w:tcPr>
-            <w:tcW w:type="dxa" w:w="1728"/>
+            <w:tcW w:type="dxa" w:w="1080"/>
+          </w:tcPr>
+          <w:p>
+            <w:pPr>
+              <w:spacing w:line="240" w:lineRule="auto"/>
+              <w:jc w:val="left"/>
+            </w:pPr>
+            <w:r/>
+            <w:r>
+              <w:rPr>
+                <w:b w:val="0"/>
+                <w:i w:val="0"/>
+                <w:sz w:val="22"/>
+              </w:rPr>
+              <w:t>#7</w:t>
+            </w:r>
+          </w:p>
+        </w:tc>
+        <w:tc>
+          <w:tcPr>
+            <w:tcW w:type="dxa" w:w="1080"/>
+          </w:tcPr>
+          <w:p>
+            <w:pPr>
+              <w:spacing w:line="240" w:lineRule="auto"/>
+              <w:jc w:val="left"/>
+            </w:pPr>
+            <w:r/>
+            <w:r>
+              <w:rPr>
+                <w:b w:val="0"/>
+                <w:i w:val="0"/>
+                <w:sz w:val="22"/>
+              </w:rPr>
+              <w:t>#19</w:t>
+            </w:r>
+          </w:p>
+        </w:tc>
+        <w:tc>
+          <w:tcPr>
+            <w:tcW w:type="dxa" w:w="1080"/>
+          </w:tcPr>
+          <w:p>
+            <w:pPr>
+              <w:spacing w:line="240" w:lineRule="auto"/>
+              <w:jc w:val="left"/>
+            </w:pPr>
+            <w:r/>
+            <w:r>
+              <w:rPr>
+                <w:b w:val="0"/>
+                <w:i w:val="0"/>
+                <w:sz w:val="22"/>
+              </w:rPr>
+              <w:t>filt.</w:t>
+            </w:r>
+          </w:p>
+        </w:tc>
+        <w:tc>
+          <w:tcPr>
+            <w:tcW w:type="dxa" w:w="1080"/>
           </w:tcPr>
           <w:p>
             <w:pPr>
@@ -7726,39 +8389,39 @@
       <w:tr>
         <w:tc>
           <w:tcPr>
-            <w:tcW w:type="dxa" w:w="1728"/>
-          </w:tcPr>
-          <w:p>
-            <w:pPr>
-              <w:spacing w:line="240" w:lineRule="auto"/>
-              <w:jc w:val="left"/>
-            </w:pPr>
-            <w:r/>
-          </w:p>
-        </w:tc>
-        <w:tc>
-          <w:tcPr>
-            <w:tcW w:type="dxa" w:w="1728"/>
-          </w:tcPr>
-          <w:p>
-            <w:pPr>
-              <w:spacing w:line="240" w:lineRule="auto"/>
-              <w:jc w:val="left"/>
-            </w:pPr>
-            <w:r/>
-            <w:r>
-              <w:rPr>
-                <w:b w:val="0"/>
-                <w:i w:val="0"/>
-                <w:sz w:val="22"/>
-              </w:rPr>
-              <w:t>p60 (Iap)</w:t>
-            </w:r>
-          </w:p>
-        </w:tc>
-        <w:tc>
-          <w:tcPr>
-            <w:tcW w:type="dxa" w:w="1728"/>
+            <w:tcW w:type="dxa" w:w="1080"/>
+          </w:tcPr>
+          <w:p>
+            <w:pPr>
+              <w:spacing w:line="240" w:lineRule="auto"/>
+              <w:jc w:val="left"/>
+            </w:pPr>
+            <w:r/>
+          </w:p>
+        </w:tc>
+        <w:tc>
+          <w:tcPr>
+            <w:tcW w:type="dxa" w:w="1080"/>
+          </w:tcPr>
+          <w:p>
+            <w:pPr>
+              <w:spacing w:line="240" w:lineRule="auto"/>
+              <w:jc w:val="left"/>
+            </w:pPr>
+            <w:r/>
+            <w:r>
+              <w:rPr>
+                <w:b w:val="0"/>
+                <w:i w:val="0"/>
+                <w:sz w:val="22"/>
+              </w:rPr>
+              <w:t>p60</w:t>
+            </w:r>
+          </w:p>
+        </w:tc>
+        <w:tc>
+          <w:tcPr>
+            <w:tcW w:type="dxa" w:w="1080"/>
           </w:tcPr>
           <w:p>
             <w:pPr>
@@ -7778,27 +8441,87 @@
         </w:tc>
         <w:tc>
           <w:tcPr>
-            <w:tcW w:type="dxa" w:w="1728"/>
-          </w:tcPr>
-          <w:p>
-            <w:pPr>
-              <w:spacing w:line="240" w:lineRule="auto"/>
-              <w:jc w:val="left"/>
-            </w:pPr>
-            <w:r/>
-            <w:r>
-              <w:rPr>
-                <w:b w:val="0"/>
-                <w:i w:val="0"/>
-                <w:sz w:val="22"/>
-              </w:rPr>
-              <w:t>Preclinical (CD8 protection)</w:t>
-            </w:r>
-          </w:p>
-        </w:tc>
-        <w:tc>
-          <w:tcPr>
-            <w:tcW w:type="dxa" w:w="1728"/>
+            <w:tcW w:type="dxa" w:w="1080"/>
+          </w:tcPr>
+          <w:p>
+            <w:pPr>
+              <w:spacing w:line="240" w:lineRule="auto"/>
+              <w:jc w:val="left"/>
+            </w:pPr>
+            <w:r/>
+            <w:r>
+              <w:rPr>
+                <w:b w:val="0"/>
+                <w:i w:val="0"/>
+                <w:sz w:val="22"/>
+              </w:rPr>
+              <w:t>Preclinical (CD8)</w:t>
+            </w:r>
+          </w:p>
+        </w:tc>
+        <w:tc>
+          <w:tcPr>
+            <w:tcW w:type="dxa" w:w="1080"/>
+          </w:tcPr>
+          <w:p>
+            <w:pPr>
+              <w:spacing w:line="240" w:lineRule="auto"/>
+              <w:jc w:val="left"/>
+            </w:pPr>
+            <w:r/>
+            <w:r>
+              <w:rPr>
+                <w:b w:val="0"/>
+                <w:i w:val="0"/>
+                <w:sz w:val="22"/>
+              </w:rPr>
+              <w:t>#1</w:t>
+            </w:r>
+          </w:p>
+        </w:tc>
+        <w:tc>
+          <w:tcPr>
+            <w:tcW w:type="dxa" w:w="1080"/>
+          </w:tcPr>
+          <w:p>
+            <w:pPr>
+              <w:spacing w:line="240" w:lineRule="auto"/>
+              <w:jc w:val="left"/>
+            </w:pPr>
+            <w:r/>
+            <w:r>
+              <w:rPr>
+                <w:b w:val="0"/>
+                <w:i w:val="0"/>
+                <w:sz w:val="22"/>
+              </w:rPr>
+              <w:t>#70</w:t>
+            </w:r>
+          </w:p>
+        </w:tc>
+        <w:tc>
+          <w:tcPr>
+            <w:tcW w:type="dxa" w:w="1080"/>
+          </w:tcPr>
+          <w:p>
+            <w:pPr>
+              <w:spacing w:line="240" w:lineRule="auto"/>
+              <w:jc w:val="left"/>
+            </w:pPr>
+            <w:r/>
+            <w:r>
+              <w:rPr>
+                <w:b w:val="0"/>
+                <w:i w:val="0"/>
+                <w:sz w:val="22"/>
+              </w:rPr>
+              <w:t>#30</w:t>
+            </w:r>
+          </w:p>
+        </w:tc>
+        <w:tc>
+          <w:tcPr>
+            <w:tcW w:type="dxa" w:w="1080"/>
           </w:tcPr>
           <w:p>
             <w:pPr>
@@ -7820,19 +8543,19 @@
       <w:tr>
         <w:tc>
           <w:tcPr>
-            <w:tcW w:type="dxa" w:w="1728"/>
-          </w:tcPr>
-          <w:p>
-            <w:pPr>
-              <w:spacing w:line="240" w:lineRule="auto"/>
-              <w:jc w:val="left"/>
-            </w:pPr>
-            <w:r/>
-          </w:p>
-        </w:tc>
-        <w:tc>
-          <w:tcPr>
-            <w:tcW w:type="dxa" w:w="1728"/>
+            <w:tcW w:type="dxa" w:w="1080"/>
+          </w:tcPr>
+          <w:p>
+            <w:pPr>
+              <w:spacing w:line="240" w:lineRule="auto"/>
+              <w:jc w:val="left"/>
+            </w:pPr>
+            <w:r/>
+          </w:p>
+        </w:tc>
+        <w:tc>
+          <w:tcPr>
+            <w:tcW w:type="dxa" w:w="1080"/>
           </w:tcPr>
           <w:p>
             <w:pPr>
@@ -7852,7 +8575,7 @@
         </w:tc>
         <w:tc>
           <w:tcPr>
-            <w:tcW w:type="dxa" w:w="1728"/>
+            <w:tcW w:type="dxa" w:w="1080"/>
           </w:tcPr>
           <w:p>
             <w:pPr>
@@ -7872,7 +8595,7 @@
         </w:tc>
         <w:tc>
           <w:tcPr>
-            <w:tcW w:type="dxa" w:w="1728"/>
+            <w:tcW w:type="dxa" w:w="1080"/>
           </w:tcPr>
           <w:p>
             <w:pPr>
@@ -7892,7 +8615,67 @@
         </w:tc>
         <w:tc>
           <w:tcPr>
-            <w:tcW w:type="dxa" w:w="1728"/>
+            <w:tcW w:type="dxa" w:w="1080"/>
+          </w:tcPr>
+          <w:p>
+            <w:pPr>
+              <w:spacing w:line="240" w:lineRule="auto"/>
+              <w:jc w:val="left"/>
+            </w:pPr>
+            <w:r/>
+            <w:r>
+              <w:rPr>
+                <w:b w:val="0"/>
+                <w:i w:val="0"/>
+                <w:sz w:val="22"/>
+              </w:rPr>
+              <w:t>#2</w:t>
+            </w:r>
+          </w:p>
+        </w:tc>
+        <w:tc>
+          <w:tcPr>
+            <w:tcW w:type="dxa" w:w="1080"/>
+          </w:tcPr>
+          <w:p>
+            <w:pPr>
+              <w:spacing w:line="240" w:lineRule="auto"/>
+              <w:jc w:val="left"/>
+            </w:pPr>
+            <w:r/>
+            <w:r>
+              <w:rPr>
+                <w:b w:val="0"/>
+                <w:i w:val="0"/>
+                <w:sz w:val="22"/>
+              </w:rPr>
+              <w:t>#214</w:t>
+            </w:r>
+          </w:p>
+        </w:tc>
+        <w:tc>
+          <w:tcPr>
+            <w:tcW w:type="dxa" w:w="1080"/>
+          </w:tcPr>
+          <w:p>
+            <w:pPr>
+              <w:spacing w:line="240" w:lineRule="auto"/>
+              <w:jc w:val="left"/>
+            </w:pPr>
+            <w:r/>
+            <w:r>
+              <w:rPr>
+                <w:b w:val="0"/>
+                <w:i w:val="0"/>
+                <w:sz w:val="22"/>
+              </w:rPr>
+              <w:t>filt.</w:t>
+            </w:r>
+          </w:p>
+        </w:tc>
+        <w:tc>
+          <w:tcPr>
+            <w:tcW w:type="dxa" w:w="1080"/>
           </w:tcPr>
           <w:p>
             <w:pPr>
@@ -7914,19 +8697,19 @@
       <w:tr>
         <w:tc>
           <w:tcPr>
-            <w:tcW w:type="dxa" w:w="1728"/>
-          </w:tcPr>
-          <w:p>
-            <w:pPr>
-              <w:spacing w:line="240" w:lineRule="auto"/>
-              <w:jc w:val="left"/>
-            </w:pPr>
-            <w:r/>
-          </w:p>
-        </w:tc>
-        <w:tc>
-          <w:tcPr>
-            <w:tcW w:type="dxa" w:w="1728"/>
+            <w:tcW w:type="dxa" w:w="1080"/>
+          </w:tcPr>
+          <w:p>
+            <w:pPr>
+              <w:spacing w:line="240" w:lineRule="auto"/>
+              <w:jc w:val="left"/>
+            </w:pPr>
+            <w:r/>
+          </w:p>
+        </w:tc>
+        <w:tc>
+          <w:tcPr>
+            <w:tcW w:type="dxa" w:w="1080"/>
           </w:tcPr>
           <w:p>
             <w:pPr>
@@ -7946,7 +8729,7 @@
         </w:tc>
         <w:tc>
           <w:tcPr>
-            <w:tcW w:type="dxa" w:w="1728"/>
+            <w:tcW w:type="dxa" w:w="1080"/>
           </w:tcPr>
           <w:p>
             <w:pPr>
@@ -7966,7 +8749,7 @@
         </w:tc>
         <w:tc>
           <w:tcPr>
-            <w:tcW w:type="dxa" w:w="1728"/>
+            <w:tcW w:type="dxa" w:w="1080"/>
           </w:tcPr>
           <w:p>
             <w:pPr>
@@ -7986,7 +8769,67 @@
         </w:tc>
         <w:tc>
           <w:tcPr>
-            <w:tcW w:type="dxa" w:w="1728"/>
+            <w:tcW w:type="dxa" w:w="1080"/>
+          </w:tcPr>
+          <w:p>
+            <w:pPr>
+              <w:spacing w:line="240" w:lineRule="auto"/>
+              <w:jc w:val="left"/>
+            </w:pPr>
+            <w:r/>
+            <w:r>
+              <w:rPr>
+                <w:b w:val="0"/>
+                <w:i w:val="0"/>
+                <w:sz w:val="22"/>
+              </w:rPr>
+              <w:t>#15</w:t>
+            </w:r>
+          </w:p>
+        </w:tc>
+        <w:tc>
+          <w:tcPr>
+            <w:tcW w:type="dxa" w:w="1080"/>
+          </w:tcPr>
+          <w:p>
+            <w:pPr>
+              <w:spacing w:line="240" w:lineRule="auto"/>
+              <w:jc w:val="left"/>
+            </w:pPr>
+            <w:r/>
+            <w:r>
+              <w:rPr>
+                <w:b w:val="0"/>
+                <w:i w:val="0"/>
+                <w:sz w:val="22"/>
+              </w:rPr>
+              <w:t>#143</w:t>
+            </w:r>
+          </w:p>
+        </w:tc>
+        <w:tc>
+          <w:tcPr>
+            <w:tcW w:type="dxa" w:w="1080"/>
+          </w:tcPr>
+          <w:p>
+            <w:pPr>
+              <w:spacing w:line="240" w:lineRule="auto"/>
+              <w:jc w:val="left"/>
+            </w:pPr>
+            <w:r/>
+            <w:r>
+              <w:rPr>
+                <w:b w:val="0"/>
+                <w:i w:val="0"/>
+                <w:sz w:val="22"/>
+              </w:rPr>
+              <w:t>#72</w:t>
+            </w:r>
+          </w:p>
+        </w:tc>
+        <w:tc>
+          <w:tcPr>
+            <w:tcW w:type="dxa" w:w="1080"/>
           </w:tcPr>
           <w:p>
             <w:pPr>
@@ -8008,19 +8851,19 @@
       <w:tr>
         <w:tc>
           <w:tcPr>
-            <w:tcW w:type="dxa" w:w="1728"/>
-          </w:tcPr>
-          <w:p>
-            <w:pPr>
-              <w:spacing w:line="240" w:lineRule="auto"/>
-              <w:jc w:val="left"/>
-            </w:pPr>
-            <w:r/>
-          </w:p>
-        </w:tc>
-        <w:tc>
-          <w:tcPr>
-            <w:tcW w:type="dxa" w:w="1728"/>
+            <w:tcW w:type="dxa" w:w="1080"/>
+          </w:tcPr>
+          <w:p>
+            <w:pPr>
+              <w:spacing w:line="240" w:lineRule="auto"/>
+              <w:jc w:val="left"/>
+            </w:pPr>
+            <w:r/>
+          </w:p>
+        </w:tc>
+        <w:tc>
+          <w:tcPr>
+            <w:tcW w:type="dxa" w:w="1080"/>
           </w:tcPr>
           <w:p>
             <w:pPr>
@@ -8040,7 +8883,7 @@
         </w:tc>
         <w:tc>
           <w:tcPr>
-            <w:tcW w:type="dxa" w:w="1728"/>
+            <w:tcW w:type="dxa" w:w="1080"/>
           </w:tcPr>
           <w:p>
             <w:pPr>
@@ -8060,7 +8903,7 @@
         </w:tc>
         <w:tc>
           <w:tcPr>
-            <w:tcW w:type="dxa" w:w="1728"/>
+            <w:tcW w:type="dxa" w:w="1080"/>
           </w:tcPr>
           <w:p>
             <w:pPr>
@@ -8080,7 +8923,67 @@
         </w:tc>
         <w:tc>
           <w:tcPr>
-            <w:tcW w:type="dxa" w:w="1728"/>
+            <w:tcW w:type="dxa" w:w="1080"/>
+          </w:tcPr>
+          <w:p>
+            <w:pPr>
+              <w:spacing w:line="240" w:lineRule="auto"/>
+              <w:jc w:val="left"/>
+            </w:pPr>
+            <w:r/>
+            <w:r>
+              <w:rPr>
+                <w:b w:val="0"/>
+                <w:i w:val="0"/>
+                <w:sz w:val="22"/>
+              </w:rPr>
+              <w:t>✗</w:t>
+            </w:r>
+          </w:p>
+        </w:tc>
+        <w:tc>
+          <w:tcPr>
+            <w:tcW w:type="dxa" w:w="1080"/>
+          </w:tcPr>
+          <w:p>
+            <w:pPr>
+              <w:spacing w:line="240" w:lineRule="auto"/>
+              <w:jc w:val="left"/>
+            </w:pPr>
+            <w:r/>
+            <w:r>
+              <w:rPr>
+                <w:b w:val="0"/>
+                <w:i w:val="0"/>
+                <w:sz w:val="22"/>
+              </w:rPr>
+              <w:t>#210</w:t>
+            </w:r>
+          </w:p>
+        </w:tc>
+        <w:tc>
+          <w:tcPr>
+            <w:tcW w:type="dxa" w:w="1080"/>
+          </w:tcPr>
+          <w:p>
+            <w:pPr>
+              <w:spacing w:line="240" w:lineRule="auto"/>
+              <w:jc w:val="left"/>
+            </w:pPr>
+            <w:r/>
+            <w:r>
+              <w:rPr>
+                <w:b w:val="0"/>
+                <w:i w:val="0"/>
+                <w:sz w:val="22"/>
+              </w:rPr>
+              <w:t>#38</w:t>
+            </w:r>
+          </w:p>
+        </w:tc>
+        <w:tc>
+          <w:tcPr>
+            <w:tcW w:type="dxa" w:w="1080"/>
           </w:tcPr>
           <w:p>
             <w:pPr>
@@ -8102,7 +9005,7 @@
       <w:tr>
         <w:tc>
           <w:tcPr>
-            <w:tcW w:type="dxa" w:w="1728"/>
+            <w:tcW w:type="dxa" w:w="1080"/>
           </w:tcPr>
           <w:p>
             <w:pPr>
@@ -8122,7 +9025,7 @@
         </w:tc>
         <w:tc>
           <w:tcPr>
-            <w:tcW w:type="dxa" w:w="1728"/>
+            <w:tcW w:type="dxa" w:w="1080"/>
           </w:tcPr>
           <w:p>
             <w:pPr>
@@ -8142,7 +9045,7 @@
         </w:tc>
         <w:tc>
           <w:tcPr>
-            <w:tcW w:type="dxa" w:w="1728"/>
+            <w:tcW w:type="dxa" w:w="1080"/>
           </w:tcPr>
           <w:p>
             <w:pPr>
@@ -8162,7 +9065,7 @@
         </w:tc>
         <w:tc>
           <w:tcPr>
-            <w:tcW w:type="dxa" w:w="1728"/>
+            <w:tcW w:type="dxa" w:w="1080"/>
           </w:tcPr>
           <w:p>
             <w:pPr>
@@ -8182,7 +9085,67 @@
         </w:tc>
         <w:tc>
           <w:tcPr>
-            <w:tcW w:type="dxa" w:w="1728"/>
+            <w:tcW w:type="dxa" w:w="1080"/>
+          </w:tcPr>
+          <w:p>
+            <w:pPr>
+              <w:spacing w:line="240" w:lineRule="auto"/>
+              <w:jc w:val="left"/>
+            </w:pPr>
+            <w:r/>
+            <w:r>
+              <w:rPr>
+                <w:b w:val="0"/>
+                <w:i w:val="0"/>
+                <w:sz w:val="22"/>
+              </w:rPr>
+              <w:t>#63</w:t>
+            </w:r>
+          </w:p>
+        </w:tc>
+        <w:tc>
+          <w:tcPr>
+            <w:tcW w:type="dxa" w:w="1080"/>
+          </w:tcPr>
+          <w:p>
+            <w:pPr>
+              <w:spacing w:line="240" w:lineRule="auto"/>
+              <w:jc w:val="left"/>
+            </w:pPr>
+            <w:r/>
+            <w:r>
+              <w:rPr>
+                <w:b w:val="0"/>
+                <w:i w:val="0"/>
+                <w:sz w:val="22"/>
+              </w:rPr>
+              <w:t>#28</w:t>
+            </w:r>
+          </w:p>
+        </w:tc>
+        <w:tc>
+          <w:tcPr>
+            <w:tcW w:type="dxa" w:w="1080"/>
+          </w:tcPr>
+          <w:p>
+            <w:pPr>
+              <w:spacing w:line="240" w:lineRule="auto"/>
+              <w:jc w:val="left"/>
+            </w:pPr>
+            <w:r/>
+            <w:r>
+              <w:rPr>
+                <w:b w:val="0"/>
+                <w:i w:val="0"/>
+                <w:sz w:val="22"/>
+              </w:rPr>
+              <w:t>filt.</w:t>
+            </w:r>
+          </w:p>
+        </w:tc>
+        <w:tc>
+          <w:tcPr>
+            <w:tcW w:type="dxa" w:w="1080"/>
           </w:tcPr>
           <w:p>
             <w:pPr>
@@ -8204,19 +9167,19 @@
       <w:tr>
         <w:tc>
           <w:tcPr>
-            <w:tcW w:type="dxa" w:w="1728"/>
-          </w:tcPr>
-          <w:p>
-            <w:pPr>
-              <w:spacing w:line="240" w:lineRule="auto"/>
-              <w:jc w:val="left"/>
-            </w:pPr>
-            <w:r/>
-          </w:p>
-        </w:tc>
-        <w:tc>
-          <w:tcPr>
-            <w:tcW w:type="dxa" w:w="1728"/>
+            <w:tcW w:type="dxa" w:w="1080"/>
+          </w:tcPr>
+          <w:p>
+            <w:pPr>
+              <w:spacing w:line="240" w:lineRule="auto"/>
+              <w:jc w:val="left"/>
+            </w:pPr>
+            <w:r/>
+          </w:p>
+        </w:tc>
+        <w:tc>
+          <w:tcPr>
+            <w:tcW w:type="dxa" w:w="1080"/>
           </w:tcPr>
           <w:p>
             <w:pPr>
@@ -8236,7 +9199,7 @@
         </w:tc>
         <w:tc>
           <w:tcPr>
-            <w:tcW w:type="dxa" w:w="1728"/>
+            <w:tcW w:type="dxa" w:w="1080"/>
           </w:tcPr>
           <w:p>
             <w:pPr>
@@ -8256,7 +9219,7 @@
         </w:tc>
         <w:tc>
           <w:tcPr>
-            <w:tcW w:type="dxa" w:w="1728"/>
+            <w:tcW w:type="dxa" w:w="1080"/>
           </w:tcPr>
           <w:p>
             <w:pPr>
@@ -8276,7 +9239,67 @@
         </w:tc>
         <w:tc>
           <w:tcPr>
-            <w:tcW w:type="dxa" w:w="1728"/>
+            <w:tcW w:type="dxa" w:w="1080"/>
+          </w:tcPr>
+          <w:p>
+            <w:pPr>
+              <w:spacing w:line="240" w:lineRule="auto"/>
+              <w:jc w:val="left"/>
+            </w:pPr>
+            <w:r/>
+            <w:r>
+              <w:rPr>
+                <w:b w:val="0"/>
+                <w:i w:val="0"/>
+                <w:sz w:val="22"/>
+              </w:rPr>
+              <w:t>#51</w:t>
+            </w:r>
+          </w:p>
+        </w:tc>
+        <w:tc>
+          <w:tcPr>
+            <w:tcW w:type="dxa" w:w="1080"/>
+          </w:tcPr>
+          <w:p>
+            <w:pPr>
+              <w:spacing w:line="240" w:lineRule="auto"/>
+              <w:jc w:val="left"/>
+            </w:pPr>
+            <w:r/>
+            <w:r>
+              <w:rPr>
+                <w:b w:val="0"/>
+                <w:i w:val="0"/>
+                <w:sz w:val="22"/>
+              </w:rPr>
+              <w:t>#30</w:t>
+            </w:r>
+          </w:p>
+        </w:tc>
+        <w:tc>
+          <w:tcPr>
+            <w:tcW w:type="dxa" w:w="1080"/>
+          </w:tcPr>
+          <w:p>
+            <w:pPr>
+              <w:spacing w:line="240" w:lineRule="auto"/>
+              <w:jc w:val="left"/>
+            </w:pPr>
+            <w:r/>
+            <w:r>
+              <w:rPr>
+                <w:b w:val="0"/>
+                <w:i w:val="0"/>
+                <w:sz w:val="22"/>
+              </w:rPr>
+              <w:t>#70</w:t>
+            </w:r>
+          </w:p>
+        </w:tc>
+        <w:tc>
+          <w:tcPr>
+            <w:tcW w:type="dxa" w:w="1080"/>
           </w:tcPr>
           <w:p>
             <w:pPr>
@@ -8298,19 +9321,19 @@
       <w:tr>
         <w:tc>
           <w:tcPr>
-            <w:tcW w:type="dxa" w:w="1728"/>
-          </w:tcPr>
-          <w:p>
-            <w:pPr>
-              <w:spacing w:line="240" w:lineRule="auto"/>
-              <w:jc w:val="left"/>
-            </w:pPr>
-            <w:r/>
-          </w:p>
-        </w:tc>
-        <w:tc>
-          <w:tcPr>
-            <w:tcW w:type="dxa" w:w="1728"/>
+            <w:tcW w:type="dxa" w:w="1080"/>
+          </w:tcPr>
+          <w:p>
+            <w:pPr>
+              <w:spacing w:line="240" w:lineRule="auto"/>
+              <w:jc w:val="left"/>
+            </w:pPr>
+            <w:r/>
+          </w:p>
+        </w:tc>
+        <w:tc>
+          <w:tcPr>
+            <w:tcW w:type="dxa" w:w="1080"/>
           </w:tcPr>
           <w:p>
             <w:pPr>
@@ -8330,7 +9353,7 @@
         </w:tc>
         <w:tc>
           <w:tcPr>
-            <w:tcW w:type="dxa" w:w="1728"/>
+            <w:tcW w:type="dxa" w:w="1080"/>
           </w:tcPr>
           <w:p>
             <w:pPr>
@@ -8350,7 +9373,7 @@
         </w:tc>
         <w:tc>
           <w:tcPr>
-            <w:tcW w:type="dxa" w:w="1728"/>
+            <w:tcW w:type="dxa" w:w="1080"/>
           </w:tcPr>
           <w:p>
             <w:pPr>
@@ -8370,7 +9393,67 @@
         </w:tc>
         <w:tc>
           <w:tcPr>
-            <w:tcW w:type="dxa" w:w="1728"/>
+            <w:tcW w:type="dxa" w:w="1080"/>
+          </w:tcPr>
+          <w:p>
+            <w:pPr>
+              <w:spacing w:line="240" w:lineRule="auto"/>
+              <w:jc w:val="left"/>
+            </w:pPr>
+            <w:r/>
+            <w:r>
+              <w:rPr>
+                <w:b w:val="0"/>
+                <w:i w:val="0"/>
+                <w:sz w:val="22"/>
+              </w:rPr>
+              <w:t>#20</w:t>
+            </w:r>
+          </w:p>
+        </w:tc>
+        <w:tc>
+          <w:tcPr>
+            <w:tcW w:type="dxa" w:w="1080"/>
+          </w:tcPr>
+          <w:p>
+            <w:pPr>
+              <w:spacing w:line="240" w:lineRule="auto"/>
+              <w:jc w:val="left"/>
+            </w:pPr>
+            <w:r/>
+            <w:r>
+              <w:rPr>
+                <w:b w:val="0"/>
+                <w:i w:val="0"/>
+                <w:sz w:val="22"/>
+              </w:rPr>
+              <w:t>#185</w:t>
+            </w:r>
+          </w:p>
+        </w:tc>
+        <w:tc>
+          <w:tcPr>
+            <w:tcW w:type="dxa" w:w="1080"/>
+          </w:tcPr>
+          <w:p>
+            <w:pPr>
+              <w:spacing w:line="240" w:lineRule="auto"/>
+              <w:jc w:val="left"/>
+            </w:pPr>
+            <w:r/>
+            <w:r>
+              <w:rPr>
+                <w:b w:val="0"/>
+                <w:i w:val="0"/>
+                <w:sz w:val="22"/>
+              </w:rPr>
+              <w:t>#51</w:t>
+            </w:r>
+          </w:p>
+        </w:tc>
+        <w:tc>
+          <w:tcPr>
+            <w:tcW w:type="dxa" w:w="1080"/>
           </w:tcPr>
           <w:p>
             <w:pPr>
@@ -8392,19 +9475,19 @@
       <w:tr>
         <w:tc>
           <w:tcPr>
-            <w:tcW w:type="dxa" w:w="1728"/>
-          </w:tcPr>
-          <w:p>
-            <w:pPr>
-              <w:spacing w:line="240" w:lineRule="auto"/>
-              <w:jc w:val="left"/>
-            </w:pPr>
-            <w:r/>
-          </w:p>
-        </w:tc>
-        <w:tc>
-          <w:tcPr>
-            <w:tcW w:type="dxa" w:w="1728"/>
+            <w:tcW w:type="dxa" w:w="1080"/>
+          </w:tcPr>
+          <w:p>
+            <w:pPr>
+              <w:spacing w:line="240" w:lineRule="auto"/>
+              <w:jc w:val="left"/>
+            </w:pPr>
+            <w:r/>
+          </w:p>
+        </w:tc>
+        <w:tc>
+          <w:tcPr>
+            <w:tcW w:type="dxa" w:w="1080"/>
           </w:tcPr>
           <w:p>
             <w:pPr>
@@ -8424,7 +9507,7 @@
         </w:tc>
         <w:tc>
           <w:tcPr>
-            <w:tcW w:type="dxa" w:w="1728"/>
+            <w:tcW w:type="dxa" w:w="1080"/>
           </w:tcPr>
           <w:p>
             <w:pPr>
@@ -8444,7 +9527,7 @@
         </w:tc>
         <w:tc>
           <w:tcPr>
-            <w:tcW w:type="dxa" w:w="1728"/>
+            <w:tcW w:type="dxa" w:w="1080"/>
           </w:tcPr>
           <w:p>
             <w:pPr>
@@ -8464,7 +9547,67 @@
         </w:tc>
         <w:tc>
           <w:tcPr>
-            <w:tcW w:type="dxa" w:w="1728"/>
+            <w:tcW w:type="dxa" w:w="1080"/>
+          </w:tcPr>
+          <w:p>
+            <w:pPr>
+              <w:spacing w:line="240" w:lineRule="auto"/>
+              <w:jc w:val="left"/>
+            </w:pPr>
+            <w:r/>
+            <w:r>
+              <w:rPr>
+                <w:b w:val="0"/>
+                <w:i w:val="0"/>
+                <w:sz w:val="22"/>
+              </w:rPr>
+              <w:t>#8</w:t>
+            </w:r>
+          </w:p>
+        </w:tc>
+        <w:tc>
+          <w:tcPr>
+            <w:tcW w:type="dxa" w:w="1080"/>
+          </w:tcPr>
+          <w:p>
+            <w:pPr>
+              <w:spacing w:line="240" w:lineRule="auto"/>
+              <w:jc w:val="left"/>
+            </w:pPr>
+            <w:r/>
+            <w:r>
+              <w:rPr>
+                <w:b w:val="0"/>
+                <w:i w:val="0"/>
+                <w:sz w:val="22"/>
+              </w:rPr>
+              <w:t>#127</w:t>
+            </w:r>
+          </w:p>
+        </w:tc>
+        <w:tc>
+          <w:tcPr>
+            <w:tcW w:type="dxa" w:w="1080"/>
+          </w:tcPr>
+          <w:p>
+            <w:pPr>
+              <w:spacing w:line="240" w:lineRule="auto"/>
+              <w:jc w:val="left"/>
+            </w:pPr>
+            <w:r/>
+            <w:r>
+              <w:rPr>
+                <w:b w:val="0"/>
+                <w:i w:val="0"/>
+                <w:sz w:val="22"/>
+              </w:rPr>
+              <w:t>#6</w:t>
+            </w:r>
+          </w:p>
+        </w:tc>
+        <w:tc>
+          <w:tcPr>
+            <w:tcW w:type="dxa" w:w="1080"/>
           </w:tcPr>
           <w:p>
             <w:pPr>
@@ -8486,19 +9629,19 @@
       <w:tr>
         <w:tc>
           <w:tcPr>
-            <w:tcW w:type="dxa" w:w="1728"/>
-          </w:tcPr>
-          <w:p>
-            <w:pPr>
-              <w:spacing w:line="240" w:lineRule="auto"/>
-              <w:jc w:val="left"/>
-            </w:pPr>
-            <w:r/>
-          </w:p>
-        </w:tc>
-        <w:tc>
-          <w:tcPr>
-            <w:tcW w:type="dxa" w:w="1728"/>
+            <w:tcW w:type="dxa" w:w="1080"/>
+          </w:tcPr>
+          <w:p>
+            <w:pPr>
+              <w:spacing w:line="240" w:lineRule="auto"/>
+              <w:jc w:val="left"/>
+            </w:pPr>
+            <w:r/>
+          </w:p>
+        </w:tc>
+        <w:tc>
+          <w:tcPr>
+            <w:tcW w:type="dxa" w:w="1080"/>
           </w:tcPr>
           <w:p>
             <w:pPr>
@@ -8518,7 +9661,7 @@
         </w:tc>
         <w:tc>
           <w:tcPr>
-            <w:tcW w:type="dxa" w:w="1728"/>
+            <w:tcW w:type="dxa" w:w="1080"/>
           </w:tcPr>
           <w:p>
             <w:pPr>
@@ -8538,7 +9681,7 @@
         </w:tc>
         <w:tc>
           <w:tcPr>
-            <w:tcW w:type="dxa" w:w="1728"/>
+            <w:tcW w:type="dxa" w:w="1080"/>
           </w:tcPr>
           <w:p>
             <w:pPr>
@@ -8558,7 +9701,67 @@
         </w:tc>
         <w:tc>
           <w:tcPr>
-            <w:tcW w:type="dxa" w:w="1728"/>
+            <w:tcW w:type="dxa" w:w="1080"/>
+          </w:tcPr>
+          <w:p>
+            <w:pPr>
+              <w:spacing w:line="240" w:lineRule="auto"/>
+              <w:jc w:val="left"/>
+            </w:pPr>
+            <w:r/>
+            <w:r>
+              <w:rPr>
+                <w:b w:val="0"/>
+                <w:i w:val="0"/>
+                <w:sz w:val="22"/>
+              </w:rPr>
+              <w:t>#12</w:t>
+            </w:r>
+          </w:p>
+        </w:tc>
+        <w:tc>
+          <w:tcPr>
+            <w:tcW w:type="dxa" w:w="1080"/>
+          </w:tcPr>
+          <w:p>
+            <w:pPr>
+              <w:spacing w:line="240" w:lineRule="auto"/>
+              <w:jc w:val="left"/>
+            </w:pPr>
+            <w:r/>
+            <w:r>
+              <w:rPr>
+                <w:b w:val="0"/>
+                <w:i w:val="0"/>
+                <w:sz w:val="22"/>
+              </w:rPr>
+              <w:t>#897</w:t>
+            </w:r>
+          </w:p>
+        </w:tc>
+        <w:tc>
+          <w:tcPr>
+            <w:tcW w:type="dxa" w:w="1080"/>
+          </w:tcPr>
+          <w:p>
+            <w:pPr>
+              <w:spacing w:line="240" w:lineRule="auto"/>
+              <w:jc w:val="left"/>
+            </w:pPr>
+            <w:r/>
+            <w:r>
+              <w:rPr>
+                <w:b w:val="0"/>
+                <w:i w:val="0"/>
+                <w:sz w:val="22"/>
+              </w:rPr>
+              <w:t>filt.</w:t>
+            </w:r>
+          </w:p>
+        </w:tc>
+        <w:tc>
+          <w:tcPr>
+            <w:tcW w:type="dxa" w:w="1080"/>
           </w:tcPr>
           <w:p>
             <w:pPr>
@@ -8580,7 +9783,7 @@
       <w:tr>
         <w:tc>
           <w:tcPr>
-            <w:tcW w:type="dxa" w:w="1728"/>
+            <w:tcW w:type="dxa" w:w="1080"/>
           </w:tcPr>
           <w:p>
             <w:pPr>
@@ -8600,7 +9803,7 @@
         </w:tc>
         <w:tc>
           <w:tcPr>
-            <w:tcW w:type="dxa" w:w="1728"/>
+            <w:tcW w:type="dxa" w:w="1080"/>
           </w:tcPr>
           <w:p>
             <w:pPr>
@@ -8620,7 +9823,7 @@
         </w:tc>
         <w:tc>
           <w:tcPr>
-            <w:tcW w:type="dxa" w:w="1728"/>
+            <w:tcW w:type="dxa" w:w="1080"/>
           </w:tcPr>
           <w:p>
             <w:pPr>
@@ -8640,7 +9843,7 @@
         </w:tc>
         <w:tc>
           <w:tcPr>
-            <w:tcW w:type="dxa" w:w="1728"/>
+            <w:tcW w:type="dxa" w:w="1080"/>
           </w:tcPr>
           <w:p>
             <w:pPr>
@@ -8660,7 +9863,67 @@
         </w:tc>
         <w:tc>
           <w:tcPr>
-            <w:tcW w:type="dxa" w:w="1728"/>
+            <w:tcW w:type="dxa" w:w="1080"/>
+          </w:tcPr>
+          <w:p>
+            <w:pPr>
+              <w:spacing w:line="240" w:lineRule="auto"/>
+              <w:jc w:val="left"/>
+            </w:pPr>
+            <w:r/>
+            <w:r>
+              <w:rPr>
+                <w:b w:val="0"/>
+                <w:i w:val="0"/>
+                <w:sz w:val="22"/>
+              </w:rPr>
+              <w:t>#42</w:t>
+            </w:r>
+          </w:p>
+        </w:tc>
+        <w:tc>
+          <w:tcPr>
+            <w:tcW w:type="dxa" w:w="1080"/>
+          </w:tcPr>
+          <w:p>
+            <w:pPr>
+              <w:spacing w:line="240" w:lineRule="auto"/>
+              <w:jc w:val="left"/>
+            </w:pPr>
+            <w:r/>
+            <w:r>
+              <w:rPr>
+                <w:b w:val="0"/>
+                <w:i w:val="0"/>
+                <w:sz w:val="22"/>
+              </w:rPr>
+              <w:t>#64</w:t>
+            </w:r>
+          </w:p>
+        </w:tc>
+        <w:tc>
+          <w:tcPr>
+            <w:tcW w:type="dxa" w:w="1080"/>
+          </w:tcPr>
+          <w:p>
+            <w:pPr>
+              <w:spacing w:line="240" w:lineRule="auto"/>
+              <w:jc w:val="left"/>
+            </w:pPr>
+            <w:r/>
+            <w:r>
+              <w:rPr>
+                <w:b w:val="0"/>
+                <w:i w:val="0"/>
+                <w:sz w:val="22"/>
+              </w:rPr>
+              <w:t>filt.</w:t>
+            </w:r>
+          </w:p>
+        </w:tc>
+        <w:tc>
+          <w:tcPr>
+            <w:tcW w:type="dxa" w:w="1080"/>
           </w:tcPr>
           <w:p>
             <w:pPr>
@@ -8682,19 +9945,19 @@
       <w:tr>
         <w:tc>
           <w:tcPr>
-            <w:tcW w:type="dxa" w:w="1728"/>
-          </w:tcPr>
-          <w:p>
-            <w:pPr>
-              <w:spacing w:line="240" w:lineRule="auto"/>
-              <w:jc w:val="left"/>
-            </w:pPr>
-            <w:r/>
-          </w:p>
-        </w:tc>
-        <w:tc>
-          <w:tcPr>
-            <w:tcW w:type="dxa" w:w="1728"/>
+            <w:tcW w:type="dxa" w:w="1080"/>
+          </w:tcPr>
+          <w:p>
+            <w:pPr>
+              <w:spacing w:line="240" w:lineRule="auto"/>
+              <w:jc w:val="left"/>
+            </w:pPr>
+            <w:r/>
+          </w:p>
+        </w:tc>
+        <w:tc>
+          <w:tcPr>
+            <w:tcW w:type="dxa" w:w="1080"/>
           </w:tcPr>
           <w:p>
             <w:pPr>
@@ -8714,7 +9977,7 @@
         </w:tc>
         <w:tc>
           <w:tcPr>
-            <w:tcW w:type="dxa" w:w="1728"/>
+            <w:tcW w:type="dxa" w:w="1080"/>
           </w:tcPr>
           <w:p>
             <w:pPr>
@@ -8734,7 +9997,7 @@
         </w:tc>
         <w:tc>
           <w:tcPr>
-            <w:tcW w:type="dxa" w:w="1728"/>
+            <w:tcW w:type="dxa" w:w="1080"/>
           </w:tcPr>
           <w:p>
             <w:pPr>
@@ -8754,7 +10017,67 @@
         </w:tc>
         <w:tc>
           <w:tcPr>
-            <w:tcW w:type="dxa" w:w="1728"/>
+            <w:tcW w:type="dxa" w:w="1080"/>
+          </w:tcPr>
+          <w:p>
+            <w:pPr>
+              <w:spacing w:line="240" w:lineRule="auto"/>
+              <w:jc w:val="left"/>
+            </w:pPr>
+            <w:r/>
+            <w:r>
+              <w:rPr>
+                <w:b w:val="0"/>
+                <w:i w:val="0"/>
+                <w:sz w:val="22"/>
+              </w:rPr>
+              <w:t>✗</w:t>
+            </w:r>
+          </w:p>
+        </w:tc>
+        <w:tc>
+          <w:tcPr>
+            <w:tcW w:type="dxa" w:w="1080"/>
+          </w:tcPr>
+          <w:p>
+            <w:pPr>
+              <w:spacing w:line="240" w:lineRule="auto"/>
+              <w:jc w:val="left"/>
+            </w:pPr>
+            <w:r/>
+            <w:r>
+              <w:rPr>
+                <w:b w:val="0"/>
+                <w:i w:val="0"/>
+                <w:sz w:val="22"/>
+              </w:rPr>
+              <w:t>#28</w:t>
+            </w:r>
+          </w:p>
+        </w:tc>
+        <w:tc>
+          <w:tcPr>
+            <w:tcW w:type="dxa" w:w="1080"/>
+          </w:tcPr>
+          <w:p>
+            <w:pPr>
+              <w:spacing w:line="240" w:lineRule="auto"/>
+              <w:jc w:val="left"/>
+            </w:pPr>
+            <w:r/>
+            <w:r>
+              <w:rPr>
+                <w:b w:val="0"/>
+                <w:i w:val="0"/>
+                <w:sz w:val="22"/>
+              </w:rPr>
+              <w:t>filt.</w:t>
+            </w:r>
+          </w:p>
+        </w:tc>
+        <w:tc>
+          <w:tcPr>
+            <w:tcW w:type="dxa" w:w="1080"/>
           </w:tcPr>
           <w:p>
             <w:pPr>
@@ -8776,19 +10099,19 @@
       <w:tr>
         <w:tc>
           <w:tcPr>
-            <w:tcW w:type="dxa" w:w="1728"/>
-          </w:tcPr>
-          <w:p>
-            <w:pPr>
-              <w:spacing w:line="240" w:lineRule="auto"/>
-              <w:jc w:val="left"/>
-            </w:pPr>
-            <w:r/>
-          </w:p>
-        </w:tc>
-        <w:tc>
-          <w:tcPr>
-            <w:tcW w:type="dxa" w:w="1728"/>
+            <w:tcW w:type="dxa" w:w="1080"/>
+          </w:tcPr>
+          <w:p>
+            <w:pPr>
+              <w:spacing w:line="240" w:lineRule="auto"/>
+              <w:jc w:val="left"/>
+            </w:pPr>
+            <w:r/>
+          </w:p>
+        </w:tc>
+        <w:tc>
+          <w:tcPr>
+            <w:tcW w:type="dxa" w:w="1080"/>
           </w:tcPr>
           <w:p>
             <w:pPr>
@@ -8808,7 +10131,7 @@
         </w:tc>
         <w:tc>
           <w:tcPr>
-            <w:tcW w:type="dxa" w:w="1728"/>
+            <w:tcW w:type="dxa" w:w="1080"/>
           </w:tcPr>
           <w:p>
             <w:pPr>
@@ -8828,7 +10151,7 @@
         </w:tc>
         <w:tc>
           <w:tcPr>
-            <w:tcW w:type="dxa" w:w="1728"/>
+            <w:tcW w:type="dxa" w:w="1080"/>
           </w:tcPr>
           <w:p>
             <w:pPr>
@@ -8848,7 +10171,67 @@
         </w:tc>
         <w:tc>
           <w:tcPr>
-            <w:tcW w:type="dxa" w:w="1728"/>
+            <w:tcW w:type="dxa" w:w="1080"/>
+          </w:tcPr>
+          <w:p>
+            <w:pPr>
+              <w:spacing w:line="240" w:lineRule="auto"/>
+              <w:jc w:val="left"/>
+            </w:pPr>
+            <w:r/>
+            <w:r>
+              <w:rPr>
+                <w:b w:val="0"/>
+                <w:i w:val="0"/>
+                <w:sz w:val="22"/>
+              </w:rPr>
+              <w:t>#177</w:t>
+            </w:r>
+          </w:p>
+        </w:tc>
+        <w:tc>
+          <w:tcPr>
+            <w:tcW w:type="dxa" w:w="1080"/>
+          </w:tcPr>
+          <w:p>
+            <w:pPr>
+              <w:spacing w:line="240" w:lineRule="auto"/>
+              <w:jc w:val="left"/>
+            </w:pPr>
+            <w:r/>
+            <w:r>
+              <w:rPr>
+                <w:b w:val="0"/>
+                <w:i w:val="0"/>
+                <w:sz w:val="22"/>
+              </w:rPr>
+              <w:t>#713</w:t>
+            </w:r>
+          </w:p>
+        </w:tc>
+        <w:tc>
+          <w:tcPr>
+            <w:tcW w:type="dxa" w:w="1080"/>
+          </w:tcPr>
+          <w:p>
+            <w:pPr>
+              <w:spacing w:line="240" w:lineRule="auto"/>
+              <w:jc w:val="left"/>
+            </w:pPr>
+            <w:r/>
+            <w:r>
+              <w:rPr>
+                <w:b w:val="0"/>
+                <w:i w:val="0"/>
+                <w:sz w:val="22"/>
+              </w:rPr>
+              <w:t>filt.</w:t>
+            </w:r>
+          </w:p>
+        </w:tc>
+        <w:tc>
+          <w:tcPr>
+            <w:tcW w:type="dxa" w:w="1080"/>
           </w:tcPr>
           <w:p>
             <w:pPr>
@@ -8870,19 +10253,19 @@
       <w:tr>
         <w:tc>
           <w:tcPr>
-            <w:tcW w:type="dxa" w:w="1728"/>
-          </w:tcPr>
-          <w:p>
-            <w:pPr>
-              <w:spacing w:line="240" w:lineRule="auto"/>
-              <w:jc w:val="left"/>
-            </w:pPr>
-            <w:r/>
-          </w:p>
-        </w:tc>
-        <w:tc>
-          <w:tcPr>
-            <w:tcW w:type="dxa" w:w="1728"/>
+            <w:tcW w:type="dxa" w:w="1080"/>
+          </w:tcPr>
+          <w:p>
+            <w:pPr>
+              <w:spacing w:line="240" w:lineRule="auto"/>
+              <w:jc w:val="left"/>
+            </w:pPr>
+            <w:r/>
+          </w:p>
+        </w:tc>
+        <w:tc>
+          <w:tcPr>
+            <w:tcW w:type="dxa" w:w="1080"/>
           </w:tcPr>
           <w:p>
             <w:pPr>
@@ -8902,7 +10285,7 @@
         </w:tc>
         <w:tc>
           <w:tcPr>
-            <w:tcW w:type="dxa" w:w="1728"/>
+            <w:tcW w:type="dxa" w:w="1080"/>
           </w:tcPr>
           <w:p>
             <w:pPr>
@@ -8922,7 +10305,7 @@
         </w:tc>
         <w:tc>
           <w:tcPr>
-            <w:tcW w:type="dxa" w:w="1728"/>
+            <w:tcW w:type="dxa" w:w="1080"/>
           </w:tcPr>
           <w:p>
             <w:pPr>
@@ -8942,7 +10325,67 @@
         </w:tc>
         <w:tc>
           <w:tcPr>
-            <w:tcW w:type="dxa" w:w="1728"/>
+            <w:tcW w:type="dxa" w:w="1080"/>
+          </w:tcPr>
+          <w:p>
+            <w:pPr>
+              <w:spacing w:line="240" w:lineRule="auto"/>
+              <w:jc w:val="left"/>
+            </w:pPr>
+            <w:r/>
+            <w:r>
+              <w:rPr>
+                <w:b w:val="0"/>
+                <w:i w:val="0"/>
+                <w:sz w:val="22"/>
+              </w:rPr>
+              <w:t>✗</w:t>
+            </w:r>
+          </w:p>
+        </w:tc>
+        <w:tc>
+          <w:tcPr>
+            <w:tcW w:type="dxa" w:w="1080"/>
+          </w:tcPr>
+          <w:p>
+            <w:pPr>
+              <w:spacing w:line="240" w:lineRule="auto"/>
+              <w:jc w:val="left"/>
+            </w:pPr>
+            <w:r/>
+            <w:r>
+              <w:rPr>
+                <w:b w:val="0"/>
+                <w:i w:val="0"/>
+                <w:sz w:val="22"/>
+              </w:rPr>
+              <w:t>#8</w:t>
+            </w:r>
+          </w:p>
+        </w:tc>
+        <w:tc>
+          <w:tcPr>
+            <w:tcW w:type="dxa" w:w="1080"/>
+          </w:tcPr>
+          <w:p>
+            <w:pPr>
+              <w:spacing w:line="240" w:lineRule="auto"/>
+              <w:jc w:val="left"/>
+            </w:pPr>
+            <w:r/>
+            <w:r>
+              <w:rPr>
+                <w:b w:val="0"/>
+                <w:i w:val="0"/>
+                <w:sz w:val="22"/>
+              </w:rPr>
+              <w:t>filt.</w:t>
+            </w:r>
+          </w:p>
+        </w:tc>
+        <w:tc>
+          <w:tcPr>
+            <w:tcW w:type="dxa" w:w="1080"/>
           </w:tcPr>
           <w:p>
             <w:pPr>
@@ -8964,7 +10407,7 @@
       <w:tr>
         <w:tc>
           <w:tcPr>
-            <w:tcW w:type="dxa" w:w="1728"/>
+            <w:tcW w:type="dxa" w:w="1080"/>
           </w:tcPr>
           <w:p>
             <w:pPr>
@@ -8984,27 +10427,27 @@
         </w:tc>
         <w:tc>
           <w:tcPr>
-            <w:tcW w:type="dxa" w:w="1728"/>
-          </w:tcPr>
-          <w:p>
-            <w:pPr>
-              <w:spacing w:line="240" w:lineRule="auto"/>
-              <w:jc w:val="left"/>
-            </w:pPr>
-            <w:r/>
-            <w:r>
-              <w:rPr>
-                <w:b w:val="0"/>
-                <w:i w:val="0"/>
-                <w:sz w:val="22"/>
-              </w:rPr>
-              <w:t>Suilysin (SLY)</w:t>
-            </w:r>
-          </w:p>
-        </w:tc>
-        <w:tc>
-          <w:tcPr>
-            <w:tcW w:type="dxa" w:w="1728"/>
+            <w:tcW w:type="dxa" w:w="1080"/>
+          </w:tcPr>
+          <w:p>
+            <w:pPr>
+              <w:spacing w:line="240" w:lineRule="auto"/>
+              <w:jc w:val="left"/>
+            </w:pPr>
+            <w:r/>
+            <w:r>
+              <w:rPr>
+                <w:b w:val="0"/>
+                <w:i w:val="0"/>
+                <w:sz w:val="22"/>
+              </w:rPr>
+              <w:t>Suilysin</w:t>
+            </w:r>
+          </w:p>
+        </w:tc>
+        <w:tc>
+          <w:tcPr>
+            <w:tcW w:type="dxa" w:w="1080"/>
           </w:tcPr>
           <w:p>
             <w:pPr>
@@ -9024,7 +10467,7 @@
         </w:tc>
         <w:tc>
           <w:tcPr>
-            <w:tcW w:type="dxa" w:w="1728"/>
+            <w:tcW w:type="dxa" w:w="1080"/>
           </w:tcPr>
           <w:p>
             <w:pPr>
@@ -9044,7 +10487,67 @@
         </w:tc>
         <w:tc>
           <w:tcPr>
-            <w:tcW w:type="dxa" w:w="1728"/>
+            <w:tcW w:type="dxa" w:w="1080"/>
+          </w:tcPr>
+          <w:p>
+            <w:pPr>
+              <w:spacing w:line="240" w:lineRule="auto"/>
+              <w:jc w:val="left"/>
+            </w:pPr>
+            <w:r/>
+            <w:r>
+              <w:rPr>
+                <w:b w:val="0"/>
+                <w:i w:val="0"/>
+                <w:sz w:val="22"/>
+              </w:rPr>
+              <w:t>#6</w:t>
+            </w:r>
+          </w:p>
+        </w:tc>
+        <w:tc>
+          <w:tcPr>
+            <w:tcW w:type="dxa" w:w="1080"/>
+          </w:tcPr>
+          <w:p>
+            <w:pPr>
+              <w:spacing w:line="240" w:lineRule="auto"/>
+              <w:jc w:val="left"/>
+            </w:pPr>
+            <w:r/>
+            <w:r>
+              <w:rPr>
+                <w:b w:val="0"/>
+                <w:i w:val="0"/>
+                <w:sz w:val="22"/>
+              </w:rPr>
+              <w:t>#52</w:t>
+            </w:r>
+          </w:p>
+        </w:tc>
+        <w:tc>
+          <w:tcPr>
+            <w:tcW w:type="dxa" w:w="1080"/>
+          </w:tcPr>
+          <w:p>
+            <w:pPr>
+              <w:spacing w:line="240" w:lineRule="auto"/>
+              <w:jc w:val="left"/>
+            </w:pPr>
+            <w:r/>
+            <w:r>
+              <w:rPr>
+                <w:b w:val="0"/>
+                <w:i w:val="0"/>
+                <w:sz w:val="22"/>
+              </w:rPr>
+              <w:t>filt.</w:t>
+            </w:r>
+          </w:p>
+        </w:tc>
+        <w:tc>
+          <w:tcPr>
+            <w:tcW w:type="dxa" w:w="1080"/>
           </w:tcPr>
           <w:p>
             <w:pPr>
@@ -9066,19 +10569,19 @@
       <w:tr>
         <w:tc>
           <w:tcPr>
-            <w:tcW w:type="dxa" w:w="1728"/>
-          </w:tcPr>
-          <w:p>
-            <w:pPr>
-              <w:spacing w:line="240" w:lineRule="auto"/>
-              <w:jc w:val="left"/>
-            </w:pPr>
-            <w:r/>
-          </w:p>
-        </w:tc>
-        <w:tc>
-          <w:tcPr>
-            <w:tcW w:type="dxa" w:w="1728"/>
+            <w:tcW w:type="dxa" w:w="1080"/>
+          </w:tcPr>
+          <w:p>
+            <w:pPr>
+              <w:spacing w:line="240" w:lineRule="auto"/>
+              <w:jc w:val="left"/>
+            </w:pPr>
+            <w:r/>
+          </w:p>
+        </w:tc>
+        <w:tc>
+          <w:tcPr>
+            <w:tcW w:type="dxa" w:w="1080"/>
           </w:tcPr>
           <w:p>
             <w:pPr>
@@ -9098,7 +10601,7 @@
         </w:tc>
         <w:tc>
           <w:tcPr>
-            <w:tcW w:type="dxa" w:w="1728"/>
+            <w:tcW w:type="dxa" w:w="1080"/>
           </w:tcPr>
           <w:p>
             <w:pPr>
@@ -9118,7 +10621,7 @@
         </w:tc>
         <w:tc>
           <w:tcPr>
-            <w:tcW w:type="dxa" w:w="1728"/>
+            <w:tcW w:type="dxa" w:w="1080"/>
           </w:tcPr>
           <w:p>
             <w:pPr>
@@ -9138,7 +10641,67 @@
         </w:tc>
         <w:tc>
           <w:tcPr>
-            <w:tcW w:type="dxa" w:w="1728"/>
+            <w:tcW w:type="dxa" w:w="1080"/>
+          </w:tcPr>
+          <w:p>
+            <w:pPr>
+              <w:spacing w:line="240" w:lineRule="auto"/>
+              <w:jc w:val="left"/>
+            </w:pPr>
+            <w:r/>
+            <w:r>
+              <w:rPr>
+                <w:b w:val="0"/>
+                <w:i w:val="0"/>
+                <w:sz w:val="22"/>
+              </w:rPr>
+              <w:t>✗</w:t>
+            </w:r>
+          </w:p>
+        </w:tc>
+        <w:tc>
+          <w:tcPr>
+            <w:tcW w:type="dxa" w:w="1080"/>
+          </w:tcPr>
+          <w:p>
+            <w:pPr>
+              <w:spacing w:line="240" w:lineRule="auto"/>
+              <w:jc w:val="left"/>
+            </w:pPr>
+            <w:r/>
+            <w:r>
+              <w:rPr>
+                <w:b w:val="0"/>
+                <w:i w:val="0"/>
+                <w:sz w:val="22"/>
+              </w:rPr>
+              <w:t>#150</w:t>
+            </w:r>
+          </w:p>
+        </w:tc>
+        <w:tc>
+          <w:tcPr>
+            <w:tcW w:type="dxa" w:w="1080"/>
+          </w:tcPr>
+          <w:p>
+            <w:pPr>
+              <w:spacing w:line="240" w:lineRule="auto"/>
+              <w:jc w:val="left"/>
+            </w:pPr>
+            <w:r/>
+            <w:r>
+              <w:rPr>
+                <w:b w:val="0"/>
+                <w:i w:val="0"/>
+                <w:sz w:val="22"/>
+              </w:rPr>
+              <w:t>filt.</w:t>
+            </w:r>
+          </w:p>
+        </w:tc>
+        <w:tc>
+          <w:tcPr>
+            <w:tcW w:type="dxa" w:w="1080"/>
           </w:tcPr>
           <w:p>
             <w:pPr>
@@ -9160,19 +10723,19 @@
       <w:tr>
         <w:tc>
           <w:tcPr>
-            <w:tcW w:type="dxa" w:w="1728"/>
-          </w:tcPr>
-          <w:p>
-            <w:pPr>
-              <w:spacing w:line="240" w:lineRule="auto"/>
-              <w:jc w:val="left"/>
-            </w:pPr>
-            <w:r/>
-          </w:p>
-        </w:tc>
-        <w:tc>
-          <w:tcPr>
-            <w:tcW w:type="dxa" w:w="1728"/>
+            <w:tcW w:type="dxa" w:w="1080"/>
+          </w:tcPr>
+          <w:p>
+            <w:pPr>
+              <w:spacing w:line="240" w:lineRule="auto"/>
+              <w:jc w:val="left"/>
+            </w:pPr>
+            <w:r/>
+          </w:p>
+        </w:tc>
+        <w:tc>
+          <w:tcPr>
+            <w:tcW w:type="dxa" w:w="1080"/>
           </w:tcPr>
           <w:p>
             <w:pPr>
@@ -9192,7 +10755,7 @@
         </w:tc>
         <w:tc>
           <w:tcPr>
-            <w:tcW w:type="dxa" w:w="1728"/>
+            <w:tcW w:type="dxa" w:w="1080"/>
           </w:tcPr>
           <w:p>
             <w:pPr>
@@ -9212,7 +10775,7 @@
         </w:tc>
         <w:tc>
           <w:tcPr>
-            <w:tcW w:type="dxa" w:w="1728"/>
+            <w:tcW w:type="dxa" w:w="1080"/>
           </w:tcPr>
           <w:p>
             <w:pPr>
@@ -9232,7 +10795,67 @@
         </w:tc>
         <w:tc>
           <w:tcPr>
-            <w:tcW w:type="dxa" w:w="1728"/>
+            <w:tcW w:type="dxa" w:w="1080"/>
+          </w:tcPr>
+          <w:p>
+            <w:pPr>
+              <w:spacing w:line="240" w:lineRule="auto"/>
+              <w:jc w:val="left"/>
+            </w:pPr>
+            <w:r/>
+            <w:r>
+              <w:rPr>
+                <w:b w:val="0"/>
+                <w:i w:val="0"/>
+                <w:sz w:val="22"/>
+              </w:rPr>
+              <w:t>✗</w:t>
+            </w:r>
+          </w:p>
+        </w:tc>
+        <w:tc>
+          <w:tcPr>
+            <w:tcW w:type="dxa" w:w="1080"/>
+          </w:tcPr>
+          <w:p>
+            <w:pPr>
+              <w:spacing w:line="240" w:lineRule="auto"/>
+              <w:jc w:val="left"/>
+            </w:pPr>
+            <w:r/>
+            <w:r>
+              <w:rPr>
+                <w:b w:val="0"/>
+                <w:i w:val="0"/>
+                <w:sz w:val="22"/>
+              </w:rPr>
+              <w:t>#68</w:t>
+            </w:r>
+          </w:p>
+        </w:tc>
+        <w:tc>
+          <w:tcPr>
+            <w:tcW w:type="dxa" w:w="1080"/>
+          </w:tcPr>
+          <w:p>
+            <w:pPr>
+              <w:spacing w:line="240" w:lineRule="auto"/>
+              <w:jc w:val="left"/>
+            </w:pPr>
+            <w:r/>
+            <w:r>
+              <w:rPr>
+                <w:b w:val="0"/>
+                <w:i w:val="0"/>
+                <w:sz w:val="22"/>
+              </w:rPr>
+              <w:t>filt.</w:t>
+            </w:r>
+          </w:p>
+        </w:tc>
+        <w:tc>
+          <w:tcPr>
+            <w:tcW w:type="dxa" w:w="1080"/>
           </w:tcPr>
           <w:p>
             <w:pPr>
@@ -9254,19 +10877,19 @@
       <w:tr>
         <w:tc>
           <w:tcPr>
-            <w:tcW w:type="dxa" w:w="1728"/>
-          </w:tcPr>
-          <w:p>
-            <w:pPr>
-              <w:spacing w:line="240" w:lineRule="auto"/>
-              <w:jc w:val="left"/>
-            </w:pPr>
-            <w:r/>
-          </w:p>
-        </w:tc>
-        <w:tc>
-          <w:tcPr>
-            <w:tcW w:type="dxa" w:w="1728"/>
+            <w:tcW w:type="dxa" w:w="1080"/>
+          </w:tcPr>
+          <w:p>
+            <w:pPr>
+              <w:spacing w:line="240" w:lineRule="auto"/>
+              <w:jc w:val="left"/>
+            </w:pPr>
+            <w:r/>
+          </w:p>
+        </w:tc>
+        <w:tc>
+          <w:tcPr>
+            <w:tcW w:type="dxa" w:w="1080"/>
           </w:tcPr>
           <w:p>
             <w:pPr>
@@ -9286,7 +10909,7 @@
         </w:tc>
         <w:tc>
           <w:tcPr>
-            <w:tcW w:type="dxa" w:w="1728"/>
+            <w:tcW w:type="dxa" w:w="1080"/>
           </w:tcPr>
           <w:p>
             <w:pPr>
@@ -9306,7 +10929,7 @@
         </w:tc>
         <w:tc>
           <w:tcPr>
-            <w:tcW w:type="dxa" w:w="1728"/>
+            <w:tcW w:type="dxa" w:w="1080"/>
           </w:tcPr>
           <w:p>
             <w:pPr>
@@ -9326,7 +10949,67 @@
         </w:tc>
         <w:tc>
           <w:tcPr>
-            <w:tcW w:type="dxa" w:w="1728"/>
+            <w:tcW w:type="dxa" w:w="1080"/>
+          </w:tcPr>
+          <w:p>
+            <w:pPr>
+              <w:spacing w:line="240" w:lineRule="auto"/>
+              <w:jc w:val="left"/>
+            </w:pPr>
+            <w:r/>
+            <w:r>
+              <w:rPr>
+                <w:b w:val="0"/>
+                <w:i w:val="0"/>
+                <w:sz w:val="22"/>
+              </w:rPr>
+              <w:t>✗</w:t>
+            </w:r>
+          </w:p>
+        </w:tc>
+        <w:tc>
+          <w:tcPr>
+            <w:tcW w:type="dxa" w:w="1080"/>
+          </w:tcPr>
+          <w:p>
+            <w:pPr>
+              <w:spacing w:line="240" w:lineRule="auto"/>
+              <w:jc w:val="left"/>
+            </w:pPr>
+            <w:r/>
+            <w:r>
+              <w:rPr>
+                <w:b w:val="0"/>
+                <w:i w:val="0"/>
+                <w:sz w:val="22"/>
+              </w:rPr>
+              <w:t>#220</w:t>
+            </w:r>
+          </w:p>
+        </w:tc>
+        <w:tc>
+          <w:tcPr>
+            <w:tcW w:type="dxa" w:w="1080"/>
+          </w:tcPr>
+          <w:p>
+            <w:pPr>
+              <w:spacing w:line="240" w:lineRule="auto"/>
+              <w:jc w:val="left"/>
+            </w:pPr>
+            <w:r/>
+            <w:r>
+              <w:rPr>
+                <w:b w:val="0"/>
+                <w:i w:val="0"/>
+                <w:sz w:val="22"/>
+              </w:rPr>
+              <w:t>filt.</w:t>
+            </w:r>
+          </w:p>
+        </w:tc>
+        <w:tc>
+          <w:tcPr>
+            <w:tcW w:type="dxa" w:w="1080"/>
           </w:tcPr>
           <w:p>
             <w:pPr>
@@ -9348,19 +11031,19 @@
       <w:tr>
         <w:tc>
           <w:tcPr>
-            <w:tcW w:type="dxa" w:w="1728"/>
-          </w:tcPr>
-          <w:p>
-            <w:pPr>
-              <w:spacing w:line="240" w:lineRule="auto"/>
-              <w:jc w:val="left"/>
-            </w:pPr>
-            <w:r/>
-          </w:p>
-        </w:tc>
-        <w:tc>
-          <w:tcPr>
-            <w:tcW w:type="dxa" w:w="1728"/>
+            <w:tcW w:type="dxa" w:w="1080"/>
+          </w:tcPr>
+          <w:p>
+            <w:pPr>
+              <w:spacing w:line="240" w:lineRule="auto"/>
+              <w:jc w:val="left"/>
+            </w:pPr>
+            <w:r/>
+          </w:p>
+        </w:tc>
+        <w:tc>
+          <w:tcPr>
+            <w:tcW w:type="dxa" w:w="1080"/>
           </w:tcPr>
           <w:p>
             <w:pPr>
@@ -9380,7 +11063,7 @@
         </w:tc>
         <w:tc>
           <w:tcPr>
-            <w:tcW w:type="dxa" w:w="1728"/>
+            <w:tcW w:type="dxa" w:w="1080"/>
           </w:tcPr>
           <w:p>
             <w:pPr>
@@ -9400,7 +11083,7 @@
         </w:tc>
         <w:tc>
           <w:tcPr>
-            <w:tcW w:type="dxa" w:w="1728"/>
+            <w:tcW w:type="dxa" w:w="1080"/>
           </w:tcPr>
           <w:p>
             <w:pPr>
@@ -9420,7 +11103,67 @@
         </w:tc>
         <w:tc>
           <w:tcPr>
-            <w:tcW w:type="dxa" w:w="1728"/>
+            <w:tcW w:type="dxa" w:w="1080"/>
+          </w:tcPr>
+          <w:p>
+            <w:pPr>
+              <w:spacing w:line="240" w:lineRule="auto"/>
+              <w:jc w:val="left"/>
+            </w:pPr>
+            <w:r/>
+            <w:r>
+              <w:rPr>
+                <w:b w:val="0"/>
+                <w:i w:val="0"/>
+                <w:sz w:val="22"/>
+              </w:rPr>
+              <w:t>✗</w:t>
+            </w:r>
+          </w:p>
+        </w:tc>
+        <w:tc>
+          <w:tcPr>
+            <w:tcW w:type="dxa" w:w="1080"/>
+          </w:tcPr>
+          <w:p>
+            <w:pPr>
+              <w:spacing w:line="240" w:lineRule="auto"/>
+              <w:jc w:val="left"/>
+            </w:pPr>
+            <w:r/>
+            <w:r>
+              <w:rPr>
+                <w:b w:val="0"/>
+                <w:i w:val="0"/>
+                <w:sz w:val="22"/>
+              </w:rPr>
+              <w:t>#482</w:t>
+            </w:r>
+          </w:p>
+        </w:tc>
+        <w:tc>
+          <w:tcPr>
+            <w:tcW w:type="dxa" w:w="1080"/>
+          </w:tcPr>
+          <w:p>
+            <w:pPr>
+              <w:spacing w:line="240" w:lineRule="auto"/>
+              <w:jc w:val="left"/>
+            </w:pPr>
+            <w:r/>
+            <w:r>
+              <w:rPr>
+                <w:b w:val="0"/>
+                <w:i w:val="0"/>
+                <w:sz w:val="22"/>
+              </w:rPr>
+              <w:t>filt.</w:t>
+            </w:r>
+          </w:p>
+        </w:tc>
+        <w:tc>
+          <w:tcPr>
+            <w:tcW w:type="dxa" w:w="1080"/>
           </w:tcPr>
           <w:p>
             <w:pPr>
@@ -9442,7 +11185,7 @@
       <w:tr>
         <w:tc>
           <w:tcPr>
-            <w:tcW w:type="dxa" w:w="1728"/>
+            <w:tcW w:type="dxa" w:w="1080"/>
           </w:tcPr>
           <w:p>
             <w:pPr>
@@ -9462,7 +11205,7 @@
         </w:tc>
         <w:tc>
           <w:tcPr>
-            <w:tcW w:type="dxa" w:w="1728"/>
+            <w:tcW w:type="dxa" w:w="1080"/>
           </w:tcPr>
           <w:p>
             <w:pPr>
@@ -9482,7 +11225,7 @@
         </w:tc>
         <w:tc>
           <w:tcPr>
-            <w:tcW w:type="dxa" w:w="1728"/>
+            <w:tcW w:type="dxa" w:w="1080"/>
           </w:tcPr>
           <w:p>
             <w:pPr>
@@ -9502,7 +11245,7 @@
         </w:tc>
         <w:tc>
           <w:tcPr>
-            <w:tcW w:type="dxa" w:w="1728"/>
+            <w:tcW w:type="dxa" w:w="1080"/>
           </w:tcPr>
           <w:p>
             <w:pPr>
@@ -9522,7 +11265,67 @@
         </w:tc>
         <w:tc>
           <w:tcPr>
-            <w:tcW w:type="dxa" w:w="1728"/>
+            <w:tcW w:type="dxa" w:w="1080"/>
+          </w:tcPr>
+          <w:p>
+            <w:pPr>
+              <w:spacing w:line="240" w:lineRule="auto"/>
+              <w:jc w:val="left"/>
+            </w:pPr>
+            <w:r/>
+            <w:r>
+              <w:rPr>
+                <w:b w:val="0"/>
+                <w:i w:val="0"/>
+                <w:sz w:val="22"/>
+              </w:rPr>
+              <w:t>#102</w:t>
+            </w:r>
+          </w:p>
+        </w:tc>
+        <w:tc>
+          <w:tcPr>
+            <w:tcW w:type="dxa" w:w="1080"/>
+          </w:tcPr>
+          <w:p>
+            <w:pPr>
+              <w:spacing w:line="240" w:lineRule="auto"/>
+              <w:jc w:val="left"/>
+            </w:pPr>
+            <w:r/>
+            <w:r>
+              <w:rPr>
+                <w:b w:val="0"/>
+                <w:i w:val="0"/>
+                <w:sz w:val="22"/>
+              </w:rPr>
+              <w:t>#101</w:t>
+            </w:r>
+          </w:p>
+        </w:tc>
+        <w:tc>
+          <w:tcPr>
+            <w:tcW w:type="dxa" w:w="1080"/>
+          </w:tcPr>
+          <w:p>
+            <w:pPr>
+              <w:spacing w:line="240" w:lineRule="auto"/>
+              <w:jc w:val="left"/>
+            </w:pPr>
+            <w:r/>
+            <w:r>
+              <w:rPr>
+                <w:b w:val="0"/>
+                <w:i w:val="0"/>
+                <w:sz w:val="22"/>
+              </w:rPr>
+              <w:t>#3</w:t>
+            </w:r>
+          </w:p>
+        </w:tc>
+        <w:tc>
+          <w:tcPr>
+            <w:tcW w:type="dxa" w:w="1080"/>
           </w:tcPr>
           <w:p>
             <w:pPr>
@@ -9544,19 +11347,19 @@
       <w:tr>
         <w:tc>
           <w:tcPr>
-            <w:tcW w:type="dxa" w:w="1728"/>
-          </w:tcPr>
-          <w:p>
-            <w:pPr>
-              <w:spacing w:line="240" w:lineRule="auto"/>
-              <w:jc w:val="left"/>
-            </w:pPr>
-            <w:r/>
-          </w:p>
-        </w:tc>
-        <w:tc>
-          <w:tcPr>
-            <w:tcW w:type="dxa" w:w="1728"/>
+            <w:tcW w:type="dxa" w:w="1080"/>
+          </w:tcPr>
+          <w:p>
+            <w:pPr>
+              <w:spacing w:line="240" w:lineRule="auto"/>
+              <w:jc w:val="left"/>
+            </w:pPr>
+            <w:r/>
+          </w:p>
+        </w:tc>
+        <w:tc>
+          <w:tcPr>
+            <w:tcW w:type="dxa" w:w="1080"/>
           </w:tcPr>
           <w:p>
             <w:pPr>
@@ -9576,7 +11379,7 @@
         </w:tc>
         <w:tc>
           <w:tcPr>
-            <w:tcW w:type="dxa" w:w="1728"/>
+            <w:tcW w:type="dxa" w:w="1080"/>
           </w:tcPr>
           <w:p>
             <w:pPr>
@@ -9596,7 +11399,7 @@
         </w:tc>
         <w:tc>
           <w:tcPr>
-            <w:tcW w:type="dxa" w:w="1728"/>
+            <w:tcW w:type="dxa" w:w="1080"/>
           </w:tcPr>
           <w:p>
             <w:pPr>
@@ -9616,7 +11419,67 @@
         </w:tc>
         <w:tc>
           <w:tcPr>
-            <w:tcW w:type="dxa" w:w="1728"/>
+            <w:tcW w:type="dxa" w:w="1080"/>
+          </w:tcPr>
+          <w:p>
+            <w:pPr>
+              <w:spacing w:line="240" w:lineRule="auto"/>
+              <w:jc w:val="left"/>
+            </w:pPr>
+            <w:r/>
+            <w:r>
+              <w:rPr>
+                <w:b w:val="0"/>
+                <w:i w:val="0"/>
+                <w:sz w:val="22"/>
+              </w:rPr>
+              <w:t>#36</w:t>
+            </w:r>
+          </w:p>
+        </w:tc>
+        <w:tc>
+          <w:tcPr>
+            <w:tcW w:type="dxa" w:w="1080"/>
+          </w:tcPr>
+          <w:p>
+            <w:pPr>
+              <w:spacing w:line="240" w:lineRule="auto"/>
+              <w:jc w:val="left"/>
+            </w:pPr>
+            <w:r/>
+            <w:r>
+              <w:rPr>
+                <w:b w:val="0"/>
+                <w:i w:val="0"/>
+                <w:sz w:val="22"/>
+              </w:rPr>
+              <w:t>#218</w:t>
+            </w:r>
+          </w:p>
+        </w:tc>
+        <w:tc>
+          <w:tcPr>
+            <w:tcW w:type="dxa" w:w="1080"/>
+          </w:tcPr>
+          <w:p>
+            <w:pPr>
+              <w:spacing w:line="240" w:lineRule="auto"/>
+              <w:jc w:val="left"/>
+            </w:pPr>
+            <w:r/>
+            <w:r>
+              <w:rPr>
+                <w:b w:val="0"/>
+                <w:i w:val="0"/>
+                <w:sz w:val="22"/>
+              </w:rPr>
+              <w:t>#4</w:t>
+            </w:r>
+          </w:p>
+        </w:tc>
+        <w:tc>
+          <w:tcPr>
+            <w:tcW w:type="dxa" w:w="1080"/>
           </w:tcPr>
           <w:p>
             <w:pPr>
@@ -9638,19 +11501,19 @@
       <w:tr>
         <w:tc>
           <w:tcPr>
-            <w:tcW w:type="dxa" w:w="1728"/>
-          </w:tcPr>
-          <w:p>
-            <w:pPr>
-              <w:spacing w:line="240" w:lineRule="auto"/>
-              <w:jc w:val="left"/>
-            </w:pPr>
-            <w:r/>
-          </w:p>
-        </w:tc>
-        <w:tc>
-          <w:tcPr>
-            <w:tcW w:type="dxa" w:w="1728"/>
+            <w:tcW w:type="dxa" w:w="1080"/>
+          </w:tcPr>
+          <w:p>
+            <w:pPr>
+              <w:spacing w:line="240" w:lineRule="auto"/>
+              <w:jc w:val="left"/>
+            </w:pPr>
+            <w:r/>
+          </w:p>
+        </w:tc>
+        <w:tc>
+          <w:tcPr>
+            <w:tcW w:type="dxa" w:w="1080"/>
           </w:tcPr>
           <w:p>
             <w:pPr>
@@ -9670,7 +11533,7 @@
         </w:tc>
         <w:tc>
           <w:tcPr>
-            <w:tcW w:type="dxa" w:w="1728"/>
+            <w:tcW w:type="dxa" w:w="1080"/>
           </w:tcPr>
           <w:p>
             <w:pPr>
@@ -9690,7 +11553,7 @@
         </w:tc>
         <w:tc>
           <w:tcPr>
-            <w:tcW w:type="dxa" w:w="1728"/>
+            <w:tcW w:type="dxa" w:w="1080"/>
           </w:tcPr>
           <w:p>
             <w:pPr>
@@ -9710,7 +11573,67 @@
         </w:tc>
         <w:tc>
           <w:tcPr>
-            <w:tcW w:type="dxa" w:w="1728"/>
+            <w:tcW w:type="dxa" w:w="1080"/>
+          </w:tcPr>
+          <w:p>
+            <w:pPr>
+              <w:spacing w:line="240" w:lineRule="auto"/>
+              <w:jc w:val="left"/>
+            </w:pPr>
+            <w:r/>
+            <w:r>
+              <w:rPr>
+                <w:b w:val="0"/>
+                <w:i w:val="0"/>
+                <w:sz w:val="22"/>
+              </w:rPr>
+              <w:t>#181</w:t>
+            </w:r>
+          </w:p>
+        </w:tc>
+        <w:tc>
+          <w:tcPr>
+            <w:tcW w:type="dxa" w:w="1080"/>
+          </w:tcPr>
+          <w:p>
+            <w:pPr>
+              <w:spacing w:line="240" w:lineRule="auto"/>
+              <w:jc w:val="left"/>
+            </w:pPr>
+            <w:r/>
+            <w:r>
+              <w:rPr>
+                <w:b w:val="0"/>
+                <w:i w:val="0"/>
+                <w:sz w:val="22"/>
+              </w:rPr>
+              <w:t>#255</w:t>
+            </w:r>
+          </w:p>
+        </w:tc>
+        <w:tc>
+          <w:tcPr>
+            <w:tcW w:type="dxa" w:w="1080"/>
+          </w:tcPr>
+          <w:p>
+            <w:pPr>
+              <w:spacing w:line="240" w:lineRule="auto"/>
+              <w:jc w:val="left"/>
+            </w:pPr>
+            <w:r/>
+            <w:r>
+              <w:rPr>
+                <w:b w:val="0"/>
+                <w:i w:val="0"/>
+                <w:sz w:val="22"/>
+              </w:rPr>
+              <w:t>filt.</w:t>
+            </w:r>
+          </w:p>
+        </w:tc>
+        <w:tc>
+          <w:tcPr>
+            <w:tcW w:type="dxa" w:w="1080"/>
           </w:tcPr>
           <w:p>
             <w:pPr>
@@ -9732,19 +11655,19 @@
       <w:tr>
         <w:tc>
           <w:tcPr>
-            <w:tcW w:type="dxa" w:w="1728"/>
-          </w:tcPr>
-          <w:p>
-            <w:pPr>
-              <w:spacing w:line="240" w:lineRule="auto"/>
-              <w:jc w:val="left"/>
-            </w:pPr>
-            <w:r/>
-          </w:p>
-        </w:tc>
-        <w:tc>
-          <w:tcPr>
-            <w:tcW w:type="dxa" w:w="1728"/>
+            <w:tcW w:type="dxa" w:w="1080"/>
+          </w:tcPr>
+          <w:p>
+            <w:pPr>
+              <w:spacing w:line="240" w:lineRule="auto"/>
+              <w:jc w:val="left"/>
+            </w:pPr>
+            <w:r/>
+          </w:p>
+        </w:tc>
+        <w:tc>
+          <w:tcPr>
+            <w:tcW w:type="dxa" w:w="1080"/>
           </w:tcPr>
           <w:p>
             <w:pPr>
@@ -9764,7 +11687,7 @@
         </w:tc>
         <w:tc>
           <w:tcPr>
-            <w:tcW w:type="dxa" w:w="1728"/>
+            <w:tcW w:type="dxa" w:w="1080"/>
           </w:tcPr>
           <w:p>
             <w:pPr>
@@ -9784,7 +11707,7 @@
         </w:tc>
         <w:tc>
           <w:tcPr>
-            <w:tcW w:type="dxa" w:w="1728"/>
+            <w:tcW w:type="dxa" w:w="1080"/>
           </w:tcPr>
           <w:p>
             <w:pPr>
@@ -9804,7 +11727,67 @@
         </w:tc>
         <w:tc>
           <w:tcPr>
-            <w:tcW w:type="dxa" w:w="1728"/>
+            <w:tcW w:type="dxa" w:w="1080"/>
+          </w:tcPr>
+          <w:p>
+            <w:pPr>
+              <w:spacing w:line="240" w:lineRule="auto"/>
+              <w:jc w:val="left"/>
+            </w:pPr>
+            <w:r/>
+            <w:r>
+              <w:rPr>
+                <w:b w:val="0"/>
+                <w:i w:val="0"/>
+                <w:sz w:val="22"/>
+              </w:rPr>
+              <w:t>#26</w:t>
+            </w:r>
+          </w:p>
+        </w:tc>
+        <w:tc>
+          <w:tcPr>
+            <w:tcW w:type="dxa" w:w="1080"/>
+          </w:tcPr>
+          <w:p>
+            <w:pPr>
+              <w:spacing w:line="240" w:lineRule="auto"/>
+              <w:jc w:val="left"/>
+            </w:pPr>
+            <w:r/>
+            <w:r>
+              <w:rPr>
+                <w:b w:val="0"/>
+                <w:i w:val="0"/>
+                <w:sz w:val="22"/>
+              </w:rPr>
+              <w:t>#589</w:t>
+            </w:r>
+          </w:p>
+        </w:tc>
+        <w:tc>
+          <w:tcPr>
+            <w:tcW w:type="dxa" w:w="1080"/>
+          </w:tcPr>
+          <w:p>
+            <w:pPr>
+              <w:spacing w:line="240" w:lineRule="auto"/>
+              <w:jc w:val="left"/>
+            </w:pPr>
+            <w:r/>
+            <w:r>
+              <w:rPr>
+                <w:b w:val="0"/>
+                <w:i w:val="0"/>
+                <w:sz w:val="22"/>
+              </w:rPr>
+              <w:t>filt.</w:t>
+            </w:r>
+          </w:p>
+        </w:tc>
+        <w:tc>
+          <w:tcPr>
+            <w:tcW w:type="dxa" w:w="1080"/>
           </w:tcPr>
           <w:p>
             <w:pPr>
@@ -9826,19 +11809,19 @@
       <w:tr>
         <w:tc>
           <w:tcPr>
-            <w:tcW w:type="dxa" w:w="1728"/>
-          </w:tcPr>
-          <w:p>
-            <w:pPr>
-              <w:spacing w:line="240" w:lineRule="auto"/>
-              <w:jc w:val="left"/>
-            </w:pPr>
-            <w:r/>
-          </w:p>
-        </w:tc>
-        <w:tc>
-          <w:tcPr>
-            <w:tcW w:type="dxa" w:w="1728"/>
+            <w:tcW w:type="dxa" w:w="1080"/>
+          </w:tcPr>
+          <w:p>
+            <w:pPr>
+              <w:spacing w:line="240" w:lineRule="auto"/>
+              <w:jc w:val="left"/>
+            </w:pPr>
+            <w:r/>
+          </w:p>
+        </w:tc>
+        <w:tc>
+          <w:tcPr>
+            <w:tcW w:type="dxa" w:w="1080"/>
           </w:tcPr>
           <w:p>
             <w:pPr>
@@ -9858,7 +11841,7 @@
         </w:tc>
         <w:tc>
           <w:tcPr>
-            <w:tcW w:type="dxa" w:w="1728"/>
+            <w:tcW w:type="dxa" w:w="1080"/>
           </w:tcPr>
           <w:p>
             <w:pPr>
@@ -9878,7 +11861,7 @@
         </w:tc>
         <w:tc>
           <w:tcPr>
-            <w:tcW w:type="dxa" w:w="1728"/>
+            <w:tcW w:type="dxa" w:w="1080"/>
           </w:tcPr>
           <w:p>
             <w:pPr>
@@ -9898,7 +11881,67 @@
         </w:tc>
         <w:tc>
           <w:tcPr>
-            <w:tcW w:type="dxa" w:w="1728"/>
+            <w:tcW w:type="dxa" w:w="1080"/>
+          </w:tcPr>
+          <w:p>
+            <w:pPr>
+              <w:spacing w:line="240" w:lineRule="auto"/>
+              <w:jc w:val="left"/>
+            </w:pPr>
+            <w:r/>
+            <w:r>
+              <w:rPr>
+                <w:b w:val="0"/>
+                <w:i w:val="0"/>
+                <w:sz w:val="22"/>
+              </w:rPr>
+              <w:t>✗</w:t>
+            </w:r>
+          </w:p>
+        </w:tc>
+        <w:tc>
+          <w:tcPr>
+            <w:tcW w:type="dxa" w:w="1080"/>
+          </w:tcPr>
+          <w:p>
+            <w:pPr>
+              <w:spacing w:line="240" w:lineRule="auto"/>
+              <w:jc w:val="left"/>
+            </w:pPr>
+            <w:r/>
+            <w:r>
+              <w:rPr>
+                <w:b w:val="0"/>
+                <w:i w:val="0"/>
+                <w:sz w:val="22"/>
+              </w:rPr>
+              <w:t>#430</w:t>
+            </w:r>
+          </w:p>
+        </w:tc>
+        <w:tc>
+          <w:tcPr>
+            <w:tcW w:type="dxa" w:w="1080"/>
+          </w:tcPr>
+          <w:p>
+            <w:pPr>
+              <w:spacing w:line="240" w:lineRule="auto"/>
+              <w:jc w:val="left"/>
+            </w:pPr>
+            <w:r/>
+            <w:r>
+              <w:rPr>
+                <w:b w:val="0"/>
+                <w:i w:val="0"/>
+                <w:sz w:val="22"/>
+              </w:rPr>
+              <w:t>filt.</w:t>
+            </w:r>
+          </w:p>
+        </w:tc>
+        <w:tc>
+          <w:tcPr>
+            <w:tcW w:type="dxa" w:w="1080"/>
           </w:tcPr>
           <w:p>
             <w:pPr>
@@ -9920,7 +11963,7 @@
       <w:tr>
         <w:tc>
           <w:tcPr>
-            <w:tcW w:type="dxa" w:w="1728"/>
+            <w:tcW w:type="dxa" w:w="1080"/>
           </w:tcPr>
           <w:p>
             <w:pPr>
@@ -9940,7 +11983,7 @@
         </w:tc>
         <w:tc>
           <w:tcPr>
-            <w:tcW w:type="dxa" w:w="1728"/>
+            <w:tcW w:type="dxa" w:w="1080"/>
           </w:tcPr>
           <w:p>
             <w:pPr>
@@ -9960,7 +12003,7 @@
         </w:tc>
         <w:tc>
           <w:tcPr>
-            <w:tcW w:type="dxa" w:w="1728"/>
+            <w:tcW w:type="dxa" w:w="1080"/>
           </w:tcPr>
           <w:p>
             <w:pPr>
@@ -9980,7 +12023,7 @@
         </w:tc>
         <w:tc>
           <w:tcPr>
-            <w:tcW w:type="dxa" w:w="1728"/>
+            <w:tcW w:type="dxa" w:w="1080"/>
           </w:tcPr>
           <w:p>
             <w:pPr>
@@ -10000,7 +12043,67 @@
         </w:tc>
         <w:tc>
           <w:tcPr>
-            <w:tcW w:type="dxa" w:w="1728"/>
+            <w:tcW w:type="dxa" w:w="1080"/>
+          </w:tcPr>
+          <w:p>
+            <w:pPr>
+              <w:spacing w:line="240" w:lineRule="auto"/>
+              <w:jc w:val="left"/>
+            </w:pPr>
+            <w:r/>
+            <w:r>
+              <w:rPr>
+                <w:b w:val="0"/>
+                <w:i w:val="0"/>
+                <w:sz w:val="22"/>
+              </w:rPr>
+              <w:t>✗</w:t>
+            </w:r>
+          </w:p>
+        </w:tc>
+        <w:tc>
+          <w:tcPr>
+            <w:tcW w:type="dxa" w:w="1080"/>
+          </w:tcPr>
+          <w:p>
+            <w:pPr>
+              <w:spacing w:line="240" w:lineRule="auto"/>
+              <w:jc w:val="left"/>
+            </w:pPr>
+            <w:r/>
+            <w:r>
+              <w:rPr>
+                <w:b w:val="0"/>
+                <w:i w:val="0"/>
+                <w:sz w:val="22"/>
+              </w:rPr>
+              <w:t>#53</w:t>
+            </w:r>
+          </w:p>
+        </w:tc>
+        <w:tc>
+          <w:tcPr>
+            <w:tcW w:type="dxa" w:w="1080"/>
+          </w:tcPr>
+          <w:p>
+            <w:pPr>
+              <w:spacing w:line="240" w:lineRule="auto"/>
+              <w:jc w:val="left"/>
+            </w:pPr>
+            <w:r/>
+            <w:r>
+              <w:rPr>
+                <w:b w:val="0"/>
+                <w:i w:val="0"/>
+                <w:sz w:val="22"/>
+              </w:rPr>
+              <w:t>filt.</w:t>
+            </w:r>
+          </w:p>
+        </w:tc>
+        <w:tc>
+          <w:tcPr>
+            <w:tcW w:type="dxa" w:w="1080"/>
           </w:tcPr>
           <w:p>
             <w:pPr>
@@ -10022,19 +12125,19 @@
       <w:tr>
         <w:tc>
           <w:tcPr>
-            <w:tcW w:type="dxa" w:w="1728"/>
-          </w:tcPr>
-          <w:p>
-            <w:pPr>
-              <w:spacing w:line="240" w:lineRule="auto"/>
-              <w:jc w:val="left"/>
-            </w:pPr>
-            <w:r/>
-          </w:p>
-        </w:tc>
-        <w:tc>
-          <w:tcPr>
-            <w:tcW w:type="dxa" w:w="1728"/>
+            <w:tcW w:type="dxa" w:w="1080"/>
+          </w:tcPr>
+          <w:p>
+            <w:pPr>
+              <w:spacing w:line="240" w:lineRule="auto"/>
+              <w:jc w:val="left"/>
+            </w:pPr>
+            <w:r/>
+          </w:p>
+        </w:tc>
+        <w:tc>
+          <w:tcPr>
+            <w:tcW w:type="dxa" w:w="1080"/>
           </w:tcPr>
           <w:p>
             <w:pPr>
@@ -10054,7 +12157,7 @@
         </w:tc>
         <w:tc>
           <w:tcPr>
-            <w:tcW w:type="dxa" w:w="1728"/>
+            <w:tcW w:type="dxa" w:w="1080"/>
           </w:tcPr>
           <w:p>
             <w:pPr>
@@ -10074,7 +12177,7 @@
         </w:tc>
         <w:tc>
           <w:tcPr>
-            <w:tcW w:type="dxa" w:w="1728"/>
+            <w:tcW w:type="dxa" w:w="1080"/>
           </w:tcPr>
           <w:p>
             <w:pPr>
@@ -10094,7 +12197,67 @@
         </w:tc>
         <w:tc>
           <w:tcPr>
-            <w:tcW w:type="dxa" w:w="1728"/>
+            <w:tcW w:type="dxa" w:w="1080"/>
+          </w:tcPr>
+          <w:p>
+            <w:pPr>
+              <w:spacing w:line="240" w:lineRule="auto"/>
+              <w:jc w:val="left"/>
+            </w:pPr>
+            <w:r/>
+            <w:r>
+              <w:rPr>
+                <w:b w:val="0"/>
+                <w:i w:val="0"/>
+                <w:sz w:val="22"/>
+              </w:rPr>
+              <w:t>#1</w:t>
+            </w:r>
+          </w:p>
+        </w:tc>
+        <w:tc>
+          <w:tcPr>
+            <w:tcW w:type="dxa" w:w="1080"/>
+          </w:tcPr>
+          <w:p>
+            <w:pPr>
+              <w:spacing w:line="240" w:lineRule="auto"/>
+              <w:jc w:val="left"/>
+            </w:pPr>
+            <w:r/>
+            <w:r>
+              <w:rPr>
+                <w:b w:val="0"/>
+                <w:i w:val="0"/>
+                <w:sz w:val="22"/>
+              </w:rPr>
+              <w:t>#38</w:t>
+            </w:r>
+          </w:p>
+        </w:tc>
+        <w:tc>
+          <w:tcPr>
+            <w:tcW w:type="dxa" w:w="1080"/>
+          </w:tcPr>
+          <w:p>
+            <w:pPr>
+              <w:spacing w:line="240" w:lineRule="auto"/>
+              <w:jc w:val="left"/>
+            </w:pPr>
+            <w:r/>
+            <w:r>
+              <w:rPr>
+                <w:b w:val="0"/>
+                <w:i w:val="0"/>
+                <w:sz w:val="22"/>
+              </w:rPr>
+              <w:t>filt.</w:t>
+            </w:r>
+          </w:p>
+        </w:tc>
+        <w:tc>
+          <w:tcPr>
+            <w:tcW w:type="dxa" w:w="1080"/>
           </w:tcPr>
           <w:p>
             <w:pPr>
@@ -10116,19 +12279,19 @@
       <w:tr>
         <w:tc>
           <w:tcPr>
-            <w:tcW w:type="dxa" w:w="1728"/>
-          </w:tcPr>
-          <w:p>
-            <w:pPr>
-              <w:spacing w:line="240" w:lineRule="auto"/>
-              <w:jc w:val="left"/>
-            </w:pPr>
-            <w:r/>
-          </w:p>
-        </w:tc>
-        <w:tc>
-          <w:tcPr>
-            <w:tcW w:type="dxa" w:w="1728"/>
+            <w:tcW w:type="dxa" w:w="1080"/>
+          </w:tcPr>
+          <w:p>
+            <w:pPr>
+              <w:spacing w:line="240" w:lineRule="auto"/>
+              <w:jc w:val="left"/>
+            </w:pPr>
+            <w:r/>
+          </w:p>
+        </w:tc>
+        <w:tc>
+          <w:tcPr>
+            <w:tcW w:type="dxa" w:w="1080"/>
           </w:tcPr>
           <w:p>
             <w:pPr>
@@ -10148,7 +12311,7 @@
         </w:tc>
         <w:tc>
           <w:tcPr>
-            <w:tcW w:type="dxa" w:w="1728"/>
+            <w:tcW w:type="dxa" w:w="1080"/>
           </w:tcPr>
           <w:p>
             <w:pPr>
@@ -10168,7 +12331,7 @@
         </w:tc>
         <w:tc>
           <w:tcPr>
-            <w:tcW w:type="dxa" w:w="1728"/>
+            <w:tcW w:type="dxa" w:w="1080"/>
           </w:tcPr>
           <w:p>
             <w:pPr>
@@ -10188,7 +12351,67 @@
         </w:tc>
         <w:tc>
           <w:tcPr>
-            <w:tcW w:type="dxa" w:w="1728"/>
+            <w:tcW w:type="dxa" w:w="1080"/>
+          </w:tcPr>
+          <w:p>
+            <w:pPr>
+              <w:spacing w:line="240" w:lineRule="auto"/>
+              <w:jc w:val="left"/>
+            </w:pPr>
+            <w:r/>
+            <w:r>
+              <w:rPr>
+                <w:b w:val="0"/>
+                <w:i w:val="0"/>
+                <w:sz w:val="22"/>
+              </w:rPr>
+              <w:t>#27</w:t>
+            </w:r>
+          </w:p>
+        </w:tc>
+        <w:tc>
+          <w:tcPr>
+            <w:tcW w:type="dxa" w:w="1080"/>
+          </w:tcPr>
+          <w:p>
+            <w:pPr>
+              <w:spacing w:line="240" w:lineRule="auto"/>
+              <w:jc w:val="left"/>
+            </w:pPr>
+            <w:r/>
+            <w:r>
+              <w:rPr>
+                <w:b w:val="0"/>
+                <w:i w:val="0"/>
+                <w:sz w:val="22"/>
+              </w:rPr>
+              <w:t>#70</w:t>
+            </w:r>
+          </w:p>
+        </w:tc>
+        <w:tc>
+          <w:tcPr>
+            <w:tcW w:type="dxa" w:w="1080"/>
+          </w:tcPr>
+          <w:p>
+            <w:pPr>
+              <w:spacing w:line="240" w:lineRule="auto"/>
+              <w:jc w:val="left"/>
+            </w:pPr>
+            <w:r/>
+            <w:r>
+              <w:rPr>
+                <w:b w:val="0"/>
+                <w:i w:val="0"/>
+                <w:sz w:val="22"/>
+              </w:rPr>
+              <w:t>filt.</w:t>
+            </w:r>
+          </w:p>
+        </w:tc>
+        <w:tc>
+          <w:tcPr>
+            <w:tcW w:type="dxa" w:w="1080"/>
           </w:tcPr>
           <w:p>
             <w:pPr>
@@ -10210,19 +12433,19 @@
       <w:tr>
         <w:tc>
           <w:tcPr>
-            <w:tcW w:type="dxa" w:w="1728"/>
-          </w:tcPr>
-          <w:p>
-            <w:pPr>
-              <w:spacing w:line="240" w:lineRule="auto"/>
-              <w:jc w:val="left"/>
-            </w:pPr>
-            <w:r/>
-          </w:p>
-        </w:tc>
-        <w:tc>
-          <w:tcPr>
-            <w:tcW w:type="dxa" w:w="1728"/>
+            <w:tcW w:type="dxa" w:w="1080"/>
+          </w:tcPr>
+          <w:p>
+            <w:pPr>
+              <w:spacing w:line="240" w:lineRule="auto"/>
+              <w:jc w:val="left"/>
+            </w:pPr>
+            <w:r/>
+          </w:p>
+        </w:tc>
+        <w:tc>
+          <w:tcPr>
+            <w:tcW w:type="dxa" w:w="1080"/>
           </w:tcPr>
           <w:p>
             <w:pPr>
@@ -10242,7 +12465,7 @@
         </w:tc>
         <w:tc>
           <w:tcPr>
-            <w:tcW w:type="dxa" w:w="1728"/>
+            <w:tcW w:type="dxa" w:w="1080"/>
           </w:tcPr>
           <w:p>
             <w:pPr>
@@ -10262,7 +12485,7 @@
         </w:tc>
         <w:tc>
           <w:tcPr>
-            <w:tcW w:type="dxa" w:w="1728"/>
+            <w:tcW w:type="dxa" w:w="1080"/>
           </w:tcPr>
           <w:p>
             <w:pPr>
@@ -10282,7 +12505,67 @@
         </w:tc>
         <w:tc>
           <w:tcPr>
-            <w:tcW w:type="dxa" w:w="1728"/>
+            <w:tcW w:type="dxa" w:w="1080"/>
+          </w:tcPr>
+          <w:p>
+            <w:pPr>
+              <w:spacing w:line="240" w:lineRule="auto"/>
+              <w:jc w:val="left"/>
+            </w:pPr>
+            <w:r/>
+            <w:r>
+              <w:rPr>
+                <w:b w:val="0"/>
+                <w:i w:val="0"/>
+                <w:sz w:val="22"/>
+              </w:rPr>
+              <w:t>#202</w:t>
+            </w:r>
+          </w:p>
+        </w:tc>
+        <w:tc>
+          <w:tcPr>
+            <w:tcW w:type="dxa" w:w="1080"/>
+          </w:tcPr>
+          <w:p>
+            <w:pPr>
+              <w:spacing w:line="240" w:lineRule="auto"/>
+              <w:jc w:val="left"/>
+            </w:pPr>
+            <w:r/>
+            <w:r>
+              <w:rPr>
+                <w:b w:val="0"/>
+                <w:i w:val="0"/>
+                <w:sz w:val="22"/>
+              </w:rPr>
+              <w:t>#13</w:t>
+            </w:r>
+          </w:p>
+        </w:tc>
+        <w:tc>
+          <w:tcPr>
+            <w:tcW w:type="dxa" w:w="1080"/>
+          </w:tcPr>
+          <w:p>
+            <w:pPr>
+              <w:spacing w:line="240" w:lineRule="auto"/>
+              <w:jc w:val="left"/>
+            </w:pPr>
+            <w:r/>
+            <w:r>
+              <w:rPr>
+                <w:b w:val="0"/>
+                <w:i w:val="0"/>
+                <w:sz w:val="22"/>
+              </w:rPr>
+              <w:t>filt.</w:t>
+            </w:r>
+          </w:p>
+        </w:tc>
+        <w:tc>
+          <w:tcPr>
+            <w:tcW w:type="dxa" w:w="1080"/>
           </w:tcPr>
           <w:p>
             <w:pPr>
@@ -10304,19 +12587,19 @@
       <w:tr>
         <w:tc>
           <w:tcPr>
-            <w:tcW w:type="dxa" w:w="1728"/>
-          </w:tcPr>
-          <w:p>
-            <w:pPr>
-              <w:spacing w:line="240" w:lineRule="auto"/>
-              <w:jc w:val="left"/>
-            </w:pPr>
-            <w:r/>
-          </w:p>
-        </w:tc>
-        <w:tc>
-          <w:tcPr>
-            <w:tcW w:type="dxa" w:w="1728"/>
+            <w:tcW w:type="dxa" w:w="1080"/>
+          </w:tcPr>
+          <w:p>
+            <w:pPr>
+              <w:spacing w:line="240" w:lineRule="auto"/>
+              <w:jc w:val="left"/>
+            </w:pPr>
+            <w:r/>
+          </w:p>
+        </w:tc>
+        <w:tc>
+          <w:tcPr>
+            <w:tcW w:type="dxa" w:w="1080"/>
           </w:tcPr>
           <w:p>
             <w:pPr>
@@ -10336,7 +12619,7 @@
         </w:tc>
         <w:tc>
           <w:tcPr>
-            <w:tcW w:type="dxa" w:w="1728"/>
+            <w:tcW w:type="dxa" w:w="1080"/>
           </w:tcPr>
           <w:p>
             <w:pPr>
@@ -10356,7 +12639,7 @@
         </w:tc>
         <w:tc>
           <w:tcPr>
-            <w:tcW w:type="dxa" w:w="1728"/>
+            <w:tcW w:type="dxa" w:w="1080"/>
           </w:tcPr>
           <w:p>
             <w:pPr>
@@ -10376,7 +12659,67 @@
         </w:tc>
         <w:tc>
           <w:tcPr>
-            <w:tcW w:type="dxa" w:w="1728"/>
+            <w:tcW w:type="dxa" w:w="1080"/>
+          </w:tcPr>
+          <w:p>
+            <w:pPr>
+              <w:spacing w:line="240" w:lineRule="auto"/>
+              <w:jc w:val="left"/>
+            </w:pPr>
+            <w:r/>
+            <w:r>
+              <w:rPr>
+                <w:b w:val="0"/>
+                <w:i w:val="0"/>
+                <w:sz w:val="22"/>
+              </w:rPr>
+              <w:t>#114</w:t>
+            </w:r>
+          </w:p>
+        </w:tc>
+        <w:tc>
+          <w:tcPr>
+            <w:tcW w:type="dxa" w:w="1080"/>
+          </w:tcPr>
+          <w:p>
+            <w:pPr>
+              <w:spacing w:line="240" w:lineRule="auto"/>
+              <w:jc w:val="left"/>
+            </w:pPr>
+            <w:r/>
+            <w:r>
+              <w:rPr>
+                <w:b w:val="0"/>
+                <w:i w:val="0"/>
+                <w:sz w:val="22"/>
+              </w:rPr>
+              <w:t>#342</w:t>
+            </w:r>
+          </w:p>
+        </w:tc>
+        <w:tc>
+          <w:tcPr>
+            <w:tcW w:type="dxa" w:w="1080"/>
+          </w:tcPr>
+          <w:p>
+            <w:pPr>
+              <w:spacing w:line="240" w:lineRule="auto"/>
+              <w:jc w:val="left"/>
+            </w:pPr>
+            <w:r/>
+            <w:r>
+              <w:rPr>
+                <w:b w:val="0"/>
+                <w:i w:val="0"/>
+                <w:sz w:val="22"/>
+              </w:rPr>
+              <w:t>filt.</w:t>
+            </w:r>
+          </w:p>
+        </w:tc>
+        <w:tc>
+          <w:tcPr>
+            <w:tcW w:type="dxa" w:w="1080"/>
           </w:tcPr>
           <w:p>
             <w:pPr>
@@ -10398,7 +12741,7 @@
       <w:tr>
         <w:tc>
           <w:tcPr>
-            <w:tcW w:type="dxa" w:w="1728"/>
+            <w:tcW w:type="dxa" w:w="1080"/>
           </w:tcPr>
           <w:p>
             <w:pPr>
@@ -10418,7 +12761,7 @@
         </w:tc>
         <w:tc>
           <w:tcPr>
-            <w:tcW w:type="dxa" w:w="1728"/>
+            <w:tcW w:type="dxa" w:w="1080"/>
           </w:tcPr>
           <w:p>
             <w:pPr>
@@ -10438,7 +12781,7 @@
         </w:tc>
         <w:tc>
           <w:tcPr>
-            <w:tcW w:type="dxa" w:w="1728"/>
+            <w:tcW w:type="dxa" w:w="1080"/>
           </w:tcPr>
           <w:p>
             <w:pPr>
@@ -10458,7 +12801,7 @@
         </w:tc>
         <w:tc>
           <w:tcPr>
-            <w:tcW w:type="dxa" w:w="1728"/>
+            <w:tcW w:type="dxa" w:w="1080"/>
           </w:tcPr>
           <w:p>
             <w:pPr>
@@ -10478,7 +12821,67 @@
         </w:tc>
         <w:tc>
           <w:tcPr>
-            <w:tcW w:type="dxa" w:w="1728"/>
+            <w:tcW w:type="dxa" w:w="1080"/>
+          </w:tcPr>
+          <w:p>
+            <w:pPr>
+              <w:spacing w:line="240" w:lineRule="auto"/>
+              <w:jc w:val="left"/>
+            </w:pPr>
+            <w:r/>
+            <w:r>
+              <w:rPr>
+                <w:b w:val="0"/>
+                <w:i w:val="0"/>
+                <w:sz w:val="22"/>
+              </w:rPr>
+              <w:t>✗</w:t>
+            </w:r>
+          </w:p>
+        </w:tc>
+        <w:tc>
+          <w:tcPr>
+            <w:tcW w:type="dxa" w:w="1080"/>
+          </w:tcPr>
+          <w:p>
+            <w:pPr>
+              <w:spacing w:line="240" w:lineRule="auto"/>
+              <w:jc w:val="left"/>
+            </w:pPr>
+            <w:r/>
+            <w:r>
+              <w:rPr>
+                <w:b w:val="0"/>
+                <w:i w:val="0"/>
+                <w:sz w:val="22"/>
+              </w:rPr>
+              <w:t>#227</w:t>
+            </w:r>
+          </w:p>
+        </w:tc>
+        <w:tc>
+          <w:tcPr>
+            <w:tcW w:type="dxa" w:w="1080"/>
+          </w:tcPr>
+          <w:p>
+            <w:pPr>
+              <w:spacing w:line="240" w:lineRule="auto"/>
+              <w:jc w:val="left"/>
+            </w:pPr>
+            <w:r/>
+            <w:r>
+              <w:rPr>
+                <w:b w:val="0"/>
+                <w:i w:val="0"/>
+                <w:sz w:val="22"/>
+              </w:rPr>
+              <w:t>filt.</w:t>
+            </w:r>
+          </w:p>
+        </w:tc>
+        <w:tc>
+          <w:tcPr>
+            <w:tcW w:type="dxa" w:w="1080"/>
           </w:tcPr>
           <w:p>
             <w:pPr>
@@ -10500,19 +12903,19 @@
       <w:tr>
         <w:tc>
           <w:tcPr>
-            <w:tcW w:type="dxa" w:w="1728"/>
-          </w:tcPr>
-          <w:p>
-            <w:pPr>
-              <w:spacing w:line="240" w:lineRule="auto"/>
-              <w:jc w:val="left"/>
-            </w:pPr>
-            <w:r/>
-          </w:p>
-        </w:tc>
-        <w:tc>
-          <w:tcPr>
-            <w:tcW w:type="dxa" w:w="1728"/>
+            <w:tcW w:type="dxa" w:w="1080"/>
+          </w:tcPr>
+          <w:p>
+            <w:pPr>
+              <w:spacing w:line="240" w:lineRule="auto"/>
+              <w:jc w:val="left"/>
+            </w:pPr>
+            <w:r/>
+          </w:p>
+        </w:tc>
+        <w:tc>
+          <w:tcPr>
+            <w:tcW w:type="dxa" w:w="1080"/>
           </w:tcPr>
           <w:p>
             <w:pPr>
@@ -10532,7 +12935,7 @@
         </w:tc>
         <w:tc>
           <w:tcPr>
-            <w:tcW w:type="dxa" w:w="1728"/>
+            <w:tcW w:type="dxa" w:w="1080"/>
           </w:tcPr>
           <w:p>
             <w:pPr>
@@ -10552,7 +12955,7 @@
         </w:tc>
         <w:tc>
           <w:tcPr>
-            <w:tcW w:type="dxa" w:w="1728"/>
+            <w:tcW w:type="dxa" w:w="1080"/>
           </w:tcPr>
           <w:p>
             <w:pPr>
@@ -10572,7 +12975,67 @@
         </w:tc>
         <w:tc>
           <w:tcPr>
-            <w:tcW w:type="dxa" w:w="1728"/>
+            <w:tcW w:type="dxa" w:w="1080"/>
+          </w:tcPr>
+          <w:p>
+            <w:pPr>
+              <w:spacing w:line="240" w:lineRule="auto"/>
+              <w:jc w:val="left"/>
+            </w:pPr>
+            <w:r/>
+            <w:r>
+              <w:rPr>
+                <w:b w:val="0"/>
+                <w:i w:val="0"/>
+                <w:sz w:val="22"/>
+              </w:rPr>
+              <w:t>#171</w:t>
+            </w:r>
+          </w:p>
+        </w:tc>
+        <w:tc>
+          <w:tcPr>
+            <w:tcW w:type="dxa" w:w="1080"/>
+          </w:tcPr>
+          <w:p>
+            <w:pPr>
+              <w:spacing w:line="240" w:lineRule="auto"/>
+              <w:jc w:val="left"/>
+            </w:pPr>
+            <w:r/>
+            <w:r>
+              <w:rPr>
+                <w:b w:val="0"/>
+                <w:i w:val="0"/>
+                <w:sz w:val="22"/>
+              </w:rPr>
+              <w:t>#18</w:t>
+            </w:r>
+          </w:p>
+        </w:tc>
+        <w:tc>
+          <w:tcPr>
+            <w:tcW w:type="dxa" w:w="1080"/>
+          </w:tcPr>
+          <w:p>
+            <w:pPr>
+              <w:spacing w:line="240" w:lineRule="auto"/>
+              <w:jc w:val="left"/>
+            </w:pPr>
+            <w:r/>
+            <w:r>
+              <w:rPr>
+                <w:b w:val="0"/>
+                <w:i w:val="0"/>
+                <w:sz w:val="22"/>
+              </w:rPr>
+              <w:t>filt.</w:t>
+            </w:r>
+          </w:p>
+        </w:tc>
+        <w:tc>
+          <w:tcPr>
+            <w:tcW w:type="dxa" w:w="1080"/>
           </w:tcPr>
           <w:p>
             <w:pPr>
@@ -10594,19 +13057,19 @@
       <w:tr>
         <w:tc>
           <w:tcPr>
-            <w:tcW w:type="dxa" w:w="1728"/>
-          </w:tcPr>
-          <w:p>
-            <w:pPr>
-              <w:spacing w:line="240" w:lineRule="auto"/>
-              <w:jc w:val="left"/>
-            </w:pPr>
-            <w:r/>
-          </w:p>
-        </w:tc>
-        <w:tc>
-          <w:tcPr>
-            <w:tcW w:type="dxa" w:w="1728"/>
+            <w:tcW w:type="dxa" w:w="1080"/>
+          </w:tcPr>
+          <w:p>
+            <w:pPr>
+              <w:spacing w:line="240" w:lineRule="auto"/>
+              <w:jc w:val="left"/>
+            </w:pPr>
+            <w:r/>
+          </w:p>
+        </w:tc>
+        <w:tc>
+          <w:tcPr>
+            <w:tcW w:type="dxa" w:w="1080"/>
           </w:tcPr>
           <w:p>
             <w:pPr>
@@ -10626,7 +13089,7 @@
         </w:tc>
         <w:tc>
           <w:tcPr>
-            <w:tcW w:type="dxa" w:w="1728"/>
+            <w:tcW w:type="dxa" w:w="1080"/>
           </w:tcPr>
           <w:p>
             <w:pPr>
@@ -10646,7 +13109,7 @@
         </w:tc>
         <w:tc>
           <w:tcPr>
-            <w:tcW w:type="dxa" w:w="1728"/>
+            <w:tcW w:type="dxa" w:w="1080"/>
           </w:tcPr>
           <w:p>
             <w:pPr>
@@ -10666,7 +13129,67 @@
         </w:tc>
         <w:tc>
           <w:tcPr>
-            <w:tcW w:type="dxa" w:w="1728"/>
+            <w:tcW w:type="dxa" w:w="1080"/>
+          </w:tcPr>
+          <w:p>
+            <w:pPr>
+              <w:spacing w:line="240" w:lineRule="auto"/>
+              <w:jc w:val="left"/>
+            </w:pPr>
+            <w:r/>
+            <w:r>
+              <w:rPr>
+                <w:b w:val="0"/>
+                <w:i w:val="0"/>
+                <w:sz w:val="22"/>
+              </w:rPr>
+              <w:t>#145</w:t>
+            </w:r>
+          </w:p>
+        </w:tc>
+        <w:tc>
+          <w:tcPr>
+            <w:tcW w:type="dxa" w:w="1080"/>
+          </w:tcPr>
+          <w:p>
+            <w:pPr>
+              <w:spacing w:line="240" w:lineRule="auto"/>
+              <w:jc w:val="left"/>
+            </w:pPr>
+            <w:r/>
+            <w:r>
+              <w:rPr>
+                <w:b w:val="0"/>
+                <w:i w:val="0"/>
+                <w:sz w:val="22"/>
+              </w:rPr>
+              <w:t>#788</w:t>
+            </w:r>
+          </w:p>
+        </w:tc>
+        <w:tc>
+          <w:tcPr>
+            <w:tcW w:type="dxa" w:w="1080"/>
+          </w:tcPr>
+          <w:p>
+            <w:pPr>
+              <w:spacing w:line="240" w:lineRule="auto"/>
+              <w:jc w:val="left"/>
+            </w:pPr>
+            <w:r/>
+            <w:r>
+              <w:rPr>
+                <w:b w:val="0"/>
+                <w:i w:val="0"/>
+                <w:sz w:val="22"/>
+              </w:rPr>
+              <w:t>filt.</w:t>
+            </w:r>
+          </w:p>
+        </w:tc>
+        <w:tc>
+          <w:tcPr>
+            <w:tcW w:type="dxa" w:w="1080"/>
           </w:tcPr>
           <w:p>
             <w:pPr>
@@ -10688,19 +13211,19 @@
       <w:tr>
         <w:tc>
           <w:tcPr>
-            <w:tcW w:type="dxa" w:w="1728"/>
-          </w:tcPr>
-          <w:p>
-            <w:pPr>
-              <w:spacing w:line="240" w:lineRule="auto"/>
-              <w:jc w:val="left"/>
-            </w:pPr>
-            <w:r/>
-          </w:p>
-        </w:tc>
-        <w:tc>
-          <w:tcPr>
-            <w:tcW w:type="dxa" w:w="1728"/>
+            <w:tcW w:type="dxa" w:w="1080"/>
+          </w:tcPr>
+          <w:p>
+            <w:pPr>
+              <w:spacing w:line="240" w:lineRule="auto"/>
+              <w:jc w:val="left"/>
+            </w:pPr>
+            <w:r/>
+          </w:p>
+        </w:tc>
+        <w:tc>
+          <w:tcPr>
+            <w:tcW w:type="dxa" w:w="1080"/>
           </w:tcPr>
           <w:p>
             <w:pPr>
@@ -10720,7 +13243,7 @@
         </w:tc>
         <w:tc>
           <w:tcPr>
-            <w:tcW w:type="dxa" w:w="1728"/>
+            <w:tcW w:type="dxa" w:w="1080"/>
           </w:tcPr>
           <w:p>
             <w:pPr>
@@ -10740,7 +13263,7 @@
         </w:tc>
         <w:tc>
           <w:tcPr>
-            <w:tcW w:type="dxa" w:w="1728"/>
+            <w:tcW w:type="dxa" w:w="1080"/>
           </w:tcPr>
           <w:p>
             <w:pPr>
@@ -10760,7 +13283,67 @@
         </w:tc>
         <w:tc>
           <w:tcPr>
-            <w:tcW w:type="dxa" w:w="1728"/>
+            <w:tcW w:type="dxa" w:w="1080"/>
+          </w:tcPr>
+          <w:p>
+            <w:pPr>
+              <w:spacing w:line="240" w:lineRule="auto"/>
+              <w:jc w:val="left"/>
+            </w:pPr>
+            <w:r/>
+            <w:r>
+              <w:rPr>
+                <w:b w:val="0"/>
+                <w:i w:val="0"/>
+                <w:sz w:val="22"/>
+              </w:rPr>
+              <w:t>#107</w:t>
+            </w:r>
+          </w:p>
+        </w:tc>
+        <w:tc>
+          <w:tcPr>
+            <w:tcW w:type="dxa" w:w="1080"/>
+          </w:tcPr>
+          <w:p>
+            <w:pPr>
+              <w:spacing w:line="240" w:lineRule="auto"/>
+              <w:jc w:val="left"/>
+            </w:pPr>
+            <w:r/>
+            <w:r>
+              <w:rPr>
+                <w:b w:val="0"/>
+                <w:i w:val="0"/>
+                <w:sz w:val="22"/>
+              </w:rPr>
+              <w:t>#83</w:t>
+            </w:r>
+          </w:p>
+        </w:tc>
+        <w:tc>
+          <w:tcPr>
+            <w:tcW w:type="dxa" w:w="1080"/>
+          </w:tcPr>
+          <w:p>
+            <w:pPr>
+              <w:spacing w:line="240" w:lineRule="auto"/>
+              <w:jc w:val="left"/>
+            </w:pPr>
+            <w:r/>
+            <w:r>
+              <w:rPr>
+                <w:b w:val="0"/>
+                <w:i w:val="0"/>
+                <w:sz w:val="22"/>
+              </w:rPr>
+              <w:t>filt.</w:t>
+            </w:r>
+          </w:p>
+        </w:tc>
+        <w:tc>
+          <w:tcPr>
+            <w:tcW w:type="dxa" w:w="1080"/>
           </w:tcPr>
           <w:p>
             <w:pPr>
@@ -10782,19 +13365,19 @@
       <w:tr>
         <w:tc>
           <w:tcPr>
-            <w:tcW w:type="dxa" w:w="1728"/>
-          </w:tcPr>
-          <w:p>
-            <w:pPr>
-              <w:spacing w:line="240" w:lineRule="auto"/>
-              <w:jc w:val="left"/>
-            </w:pPr>
-            <w:r/>
-          </w:p>
-        </w:tc>
-        <w:tc>
-          <w:tcPr>
-            <w:tcW w:type="dxa" w:w="1728"/>
+            <w:tcW w:type="dxa" w:w="1080"/>
+          </w:tcPr>
+          <w:p>
+            <w:pPr>
+              <w:spacing w:line="240" w:lineRule="auto"/>
+              <w:jc w:val="left"/>
+            </w:pPr>
+            <w:r/>
+          </w:p>
+        </w:tc>
+        <w:tc>
+          <w:tcPr>
+            <w:tcW w:type="dxa" w:w="1080"/>
           </w:tcPr>
           <w:p>
             <w:pPr>
@@ -10814,7 +13397,7 @@
         </w:tc>
         <w:tc>
           <w:tcPr>
-            <w:tcW w:type="dxa" w:w="1728"/>
+            <w:tcW w:type="dxa" w:w="1080"/>
           </w:tcPr>
           <w:p>
             <w:pPr>
@@ -10834,7 +13417,7 @@
         </w:tc>
         <w:tc>
           <w:tcPr>
-            <w:tcW w:type="dxa" w:w="1728"/>
+            <w:tcW w:type="dxa" w:w="1080"/>
           </w:tcPr>
           <w:p>
             <w:pPr>
@@ -10854,7 +13437,67 @@
         </w:tc>
         <w:tc>
           <w:tcPr>
-            <w:tcW w:type="dxa" w:w="1728"/>
+            <w:tcW w:type="dxa" w:w="1080"/>
+          </w:tcPr>
+          <w:p>
+            <w:pPr>
+              <w:spacing w:line="240" w:lineRule="auto"/>
+              <w:jc w:val="left"/>
+            </w:pPr>
+            <w:r/>
+            <w:r>
+              <w:rPr>
+                <w:b w:val="0"/>
+                <w:i w:val="0"/>
+                <w:sz w:val="22"/>
+              </w:rPr>
+              <w:t>#150</w:t>
+            </w:r>
+          </w:p>
+        </w:tc>
+        <w:tc>
+          <w:tcPr>
+            <w:tcW w:type="dxa" w:w="1080"/>
+          </w:tcPr>
+          <w:p>
+            <w:pPr>
+              <w:spacing w:line="240" w:lineRule="auto"/>
+              <w:jc w:val="left"/>
+            </w:pPr>
+            <w:r/>
+            <w:r>
+              <w:rPr>
+                <w:b w:val="0"/>
+                <w:i w:val="0"/>
+                <w:sz w:val="22"/>
+              </w:rPr>
+              <w:t>#588</w:t>
+            </w:r>
+          </w:p>
+        </w:tc>
+        <w:tc>
+          <w:tcPr>
+            <w:tcW w:type="dxa" w:w="1080"/>
+          </w:tcPr>
+          <w:p>
+            <w:pPr>
+              <w:spacing w:line="240" w:lineRule="auto"/>
+              <w:jc w:val="left"/>
+            </w:pPr>
+            <w:r/>
+            <w:r>
+              <w:rPr>
+                <w:b w:val="0"/>
+                <w:i w:val="0"/>
+                <w:sz w:val="22"/>
+              </w:rPr>
+              <w:t>filt.</w:t>
+            </w:r>
+          </w:p>
+        </w:tc>
+        <w:tc>
+          <w:tcPr>
+            <w:tcW w:type="dxa" w:w="1080"/>
           </w:tcPr>
           <w:p>
             <w:pPr>
@@ -10876,7 +13519,7 @@
       <w:tr>
         <w:tc>
           <w:tcPr>
-            <w:tcW w:type="dxa" w:w="1728"/>
+            <w:tcW w:type="dxa" w:w="1080"/>
           </w:tcPr>
           <w:p>
             <w:pPr>
@@ -10896,7 +13539,7 @@
         </w:tc>
         <w:tc>
           <w:tcPr>
-            <w:tcW w:type="dxa" w:w="1728"/>
+            <w:tcW w:type="dxa" w:w="1080"/>
           </w:tcPr>
           <w:p>
             <w:pPr>
@@ -10916,7 +13559,7 @@
         </w:tc>
         <w:tc>
           <w:tcPr>
-            <w:tcW w:type="dxa" w:w="1728"/>
+            <w:tcW w:type="dxa" w:w="1080"/>
           </w:tcPr>
           <w:p>
             <w:pPr>
@@ -10936,7 +13579,7 @@
         </w:tc>
         <w:tc>
           <w:tcPr>
-            <w:tcW w:type="dxa" w:w="1728"/>
+            <w:tcW w:type="dxa" w:w="1080"/>
           </w:tcPr>
           <w:p>
             <w:pPr>
@@ -10956,7 +13599,67 @@
         </w:tc>
         <w:tc>
           <w:tcPr>
-            <w:tcW w:type="dxa" w:w="1728"/>
+            <w:tcW w:type="dxa" w:w="1080"/>
+          </w:tcPr>
+          <w:p>
+            <w:pPr>
+              <w:spacing w:line="240" w:lineRule="auto"/>
+              <w:jc w:val="left"/>
+            </w:pPr>
+            <w:r/>
+            <w:r>
+              <w:rPr>
+                <w:b w:val="0"/>
+                <w:i w:val="0"/>
+                <w:sz w:val="22"/>
+              </w:rPr>
+              <w:t>#2</w:t>
+            </w:r>
+          </w:p>
+        </w:tc>
+        <w:tc>
+          <w:tcPr>
+            <w:tcW w:type="dxa" w:w="1080"/>
+          </w:tcPr>
+          <w:p>
+            <w:pPr>
+              <w:spacing w:line="240" w:lineRule="auto"/>
+              <w:jc w:val="left"/>
+            </w:pPr>
+            <w:r/>
+            <w:r>
+              <w:rPr>
+                <w:b w:val="0"/>
+                <w:i w:val="0"/>
+                <w:sz w:val="22"/>
+              </w:rPr>
+              <w:t>#13</w:t>
+            </w:r>
+          </w:p>
+        </w:tc>
+        <w:tc>
+          <w:tcPr>
+            <w:tcW w:type="dxa" w:w="1080"/>
+          </w:tcPr>
+          <w:p>
+            <w:pPr>
+              <w:spacing w:line="240" w:lineRule="auto"/>
+              <w:jc w:val="left"/>
+            </w:pPr>
+            <w:r/>
+            <w:r>
+              <w:rPr>
+                <w:b w:val="0"/>
+                <w:i w:val="0"/>
+                <w:sz w:val="22"/>
+              </w:rPr>
+              <w:t>#3</w:t>
+            </w:r>
+          </w:p>
+        </w:tc>
+        <w:tc>
+          <w:tcPr>
+            <w:tcW w:type="dxa" w:w="1080"/>
           </w:tcPr>
           <w:p>
             <w:pPr>
@@ -10978,19 +13681,19 @@
       <w:tr>
         <w:tc>
           <w:tcPr>
-            <w:tcW w:type="dxa" w:w="1728"/>
-          </w:tcPr>
-          <w:p>
-            <w:pPr>
-              <w:spacing w:line="240" w:lineRule="auto"/>
-              <w:jc w:val="left"/>
-            </w:pPr>
-            <w:r/>
-          </w:p>
-        </w:tc>
-        <w:tc>
-          <w:tcPr>
-            <w:tcW w:type="dxa" w:w="1728"/>
+            <w:tcW w:type="dxa" w:w="1080"/>
+          </w:tcPr>
+          <w:p>
+            <w:pPr>
+              <w:spacing w:line="240" w:lineRule="auto"/>
+              <w:jc w:val="left"/>
+            </w:pPr>
+            <w:r/>
+          </w:p>
+        </w:tc>
+        <w:tc>
+          <w:tcPr>
+            <w:tcW w:type="dxa" w:w="1080"/>
           </w:tcPr>
           <w:p>
             <w:pPr>
@@ -11010,7 +13713,7 @@
         </w:tc>
         <w:tc>
           <w:tcPr>
-            <w:tcW w:type="dxa" w:w="1728"/>
+            <w:tcW w:type="dxa" w:w="1080"/>
           </w:tcPr>
           <w:p>
             <w:pPr>
@@ -11030,7 +13733,7 @@
         </w:tc>
         <w:tc>
           <w:tcPr>
-            <w:tcW w:type="dxa" w:w="1728"/>
+            <w:tcW w:type="dxa" w:w="1080"/>
           </w:tcPr>
           <w:p>
             <w:pPr>
@@ -11050,7 +13753,67 @@
         </w:tc>
         <w:tc>
           <w:tcPr>
-            <w:tcW w:type="dxa" w:w="1728"/>
+            <w:tcW w:type="dxa" w:w="1080"/>
+          </w:tcPr>
+          <w:p>
+            <w:pPr>
+              <w:spacing w:line="240" w:lineRule="auto"/>
+              <w:jc w:val="left"/>
+            </w:pPr>
+            <w:r/>
+            <w:r>
+              <w:rPr>
+                <w:b w:val="0"/>
+                <w:i w:val="0"/>
+                <w:sz w:val="22"/>
+              </w:rPr>
+              <w:t>#9</w:t>
+            </w:r>
+          </w:p>
+        </w:tc>
+        <w:tc>
+          <w:tcPr>
+            <w:tcW w:type="dxa" w:w="1080"/>
+          </w:tcPr>
+          <w:p>
+            <w:pPr>
+              <w:spacing w:line="240" w:lineRule="auto"/>
+              <w:jc w:val="left"/>
+            </w:pPr>
+            <w:r/>
+            <w:r>
+              <w:rPr>
+                <w:b w:val="0"/>
+                <w:i w:val="0"/>
+                <w:sz w:val="22"/>
+              </w:rPr>
+              <w:t>#108</w:t>
+            </w:r>
+          </w:p>
+        </w:tc>
+        <w:tc>
+          <w:tcPr>
+            <w:tcW w:type="dxa" w:w="1080"/>
+          </w:tcPr>
+          <w:p>
+            <w:pPr>
+              <w:spacing w:line="240" w:lineRule="auto"/>
+              <w:jc w:val="left"/>
+            </w:pPr>
+            <w:r/>
+            <w:r>
+              <w:rPr>
+                <w:b w:val="0"/>
+                <w:i w:val="0"/>
+                <w:sz w:val="22"/>
+              </w:rPr>
+              <w:t>filt.</w:t>
+            </w:r>
+          </w:p>
+        </w:tc>
+        <w:tc>
+          <w:tcPr>
+            <w:tcW w:type="dxa" w:w="1080"/>
           </w:tcPr>
           <w:p>
             <w:pPr>
@@ -11072,19 +13835,19 @@
       <w:tr>
         <w:tc>
           <w:tcPr>
-            <w:tcW w:type="dxa" w:w="1728"/>
-          </w:tcPr>
-          <w:p>
-            <w:pPr>
-              <w:spacing w:line="240" w:lineRule="auto"/>
-              <w:jc w:val="left"/>
-            </w:pPr>
-            <w:r/>
-          </w:p>
-        </w:tc>
-        <w:tc>
-          <w:tcPr>
-            <w:tcW w:type="dxa" w:w="1728"/>
+            <w:tcW w:type="dxa" w:w="1080"/>
+          </w:tcPr>
+          <w:p>
+            <w:pPr>
+              <w:spacing w:line="240" w:lineRule="auto"/>
+              <w:jc w:val="left"/>
+            </w:pPr>
+            <w:r/>
+          </w:p>
+        </w:tc>
+        <w:tc>
+          <w:tcPr>
+            <w:tcW w:type="dxa" w:w="1080"/>
           </w:tcPr>
           <w:p>
             <w:pPr>
@@ -11104,7 +13867,7 @@
         </w:tc>
         <w:tc>
           <w:tcPr>
-            <w:tcW w:type="dxa" w:w="1728"/>
+            <w:tcW w:type="dxa" w:w="1080"/>
           </w:tcPr>
           <w:p>
             <w:pPr>
@@ -11124,7 +13887,7 @@
         </w:tc>
         <w:tc>
           <w:tcPr>
-            <w:tcW w:type="dxa" w:w="1728"/>
+            <w:tcW w:type="dxa" w:w="1080"/>
           </w:tcPr>
           <w:p>
             <w:pPr>
@@ -11144,7 +13907,67 @@
         </w:tc>
         <w:tc>
           <w:tcPr>
-            <w:tcW w:type="dxa" w:w="1728"/>
+            <w:tcW w:type="dxa" w:w="1080"/>
+          </w:tcPr>
+          <w:p>
+            <w:pPr>
+              <w:spacing w:line="240" w:lineRule="auto"/>
+              <w:jc w:val="left"/>
+            </w:pPr>
+            <w:r/>
+            <w:r>
+              <w:rPr>
+                <w:b w:val="0"/>
+                <w:i w:val="0"/>
+                <w:sz w:val="22"/>
+              </w:rPr>
+              <w:t>#6</w:t>
+            </w:r>
+          </w:p>
+        </w:tc>
+        <w:tc>
+          <w:tcPr>
+            <w:tcW w:type="dxa" w:w="1080"/>
+          </w:tcPr>
+          <w:p>
+            <w:pPr>
+              <w:spacing w:line="240" w:lineRule="auto"/>
+              <w:jc w:val="left"/>
+            </w:pPr>
+            <w:r/>
+            <w:r>
+              <w:rPr>
+                <w:b w:val="0"/>
+                <w:i w:val="0"/>
+                <w:sz w:val="22"/>
+              </w:rPr>
+              <w:t>#119</w:t>
+            </w:r>
+          </w:p>
+        </w:tc>
+        <w:tc>
+          <w:tcPr>
+            <w:tcW w:type="dxa" w:w="1080"/>
+          </w:tcPr>
+          <w:p>
+            <w:pPr>
+              <w:spacing w:line="240" w:lineRule="auto"/>
+              <w:jc w:val="left"/>
+            </w:pPr>
+            <w:r/>
+            <w:r>
+              <w:rPr>
+                <w:b w:val="0"/>
+                <w:i w:val="0"/>
+                <w:sz w:val="22"/>
+              </w:rPr>
+              <w:t>filt.</w:t>
+            </w:r>
+          </w:p>
+        </w:tc>
+        <w:tc>
+          <w:tcPr>
+            <w:tcW w:type="dxa" w:w="1080"/>
           </w:tcPr>
           <w:p>
             <w:pPr>
@@ -11166,19 +13989,19 @@
       <w:tr>
         <w:tc>
           <w:tcPr>
-            <w:tcW w:type="dxa" w:w="1728"/>
-          </w:tcPr>
-          <w:p>
-            <w:pPr>
-              <w:spacing w:line="240" w:lineRule="auto"/>
-              <w:jc w:val="left"/>
-            </w:pPr>
-            <w:r/>
-          </w:p>
-        </w:tc>
-        <w:tc>
-          <w:tcPr>
-            <w:tcW w:type="dxa" w:w="1728"/>
+            <w:tcW w:type="dxa" w:w="1080"/>
+          </w:tcPr>
+          <w:p>
+            <w:pPr>
+              <w:spacing w:line="240" w:lineRule="auto"/>
+              <w:jc w:val="left"/>
+            </w:pPr>
+            <w:r/>
+          </w:p>
+        </w:tc>
+        <w:tc>
+          <w:tcPr>
+            <w:tcW w:type="dxa" w:w="1080"/>
           </w:tcPr>
           <w:p>
             <w:pPr>
@@ -11198,7 +14021,7 @@
         </w:tc>
         <w:tc>
           <w:tcPr>
-            <w:tcW w:type="dxa" w:w="1728"/>
+            <w:tcW w:type="dxa" w:w="1080"/>
           </w:tcPr>
           <w:p>
             <w:pPr>
@@ -11218,7 +14041,7 @@
         </w:tc>
         <w:tc>
           <w:tcPr>
-            <w:tcW w:type="dxa" w:w="1728"/>
+            <w:tcW w:type="dxa" w:w="1080"/>
           </w:tcPr>
           <w:p>
             <w:pPr>
@@ -11238,7 +14061,67 @@
         </w:tc>
         <w:tc>
           <w:tcPr>
-            <w:tcW w:type="dxa" w:w="1728"/>
+            <w:tcW w:type="dxa" w:w="1080"/>
+          </w:tcPr>
+          <w:p>
+            <w:pPr>
+              <w:spacing w:line="240" w:lineRule="auto"/>
+              <w:jc w:val="left"/>
+            </w:pPr>
+            <w:r/>
+            <w:r>
+              <w:rPr>
+                <w:b w:val="0"/>
+                <w:i w:val="0"/>
+                <w:sz w:val="22"/>
+              </w:rPr>
+              <w:t>✗</w:t>
+            </w:r>
+          </w:p>
+        </w:tc>
+        <w:tc>
+          <w:tcPr>
+            <w:tcW w:type="dxa" w:w="1080"/>
+          </w:tcPr>
+          <w:p>
+            <w:pPr>
+              <w:spacing w:line="240" w:lineRule="auto"/>
+              <w:jc w:val="left"/>
+            </w:pPr>
+            <w:r/>
+            <w:r>
+              <w:rPr>
+                <w:b w:val="0"/>
+                <w:i w:val="0"/>
+                <w:sz w:val="22"/>
+              </w:rPr>
+              <w:t>#1196</w:t>
+            </w:r>
+          </w:p>
+        </w:tc>
+        <w:tc>
+          <w:tcPr>
+            <w:tcW w:type="dxa" w:w="1080"/>
+          </w:tcPr>
+          <w:p>
+            <w:pPr>
+              <w:spacing w:line="240" w:lineRule="auto"/>
+              <w:jc w:val="left"/>
+            </w:pPr>
+            <w:r/>
+            <w:r>
+              <w:rPr>
+                <w:b w:val="0"/>
+                <w:i w:val="0"/>
+                <w:sz w:val="22"/>
+              </w:rPr>
+              <w:t>filt.</w:t>
+            </w:r>
+          </w:p>
+        </w:tc>
+        <w:tc>
+          <w:tcPr>
+            <w:tcW w:type="dxa" w:w="1080"/>
           </w:tcPr>
           <w:p>
             <w:pPr>
@@ -11260,19 +14143,19 @@
       <w:tr>
         <w:tc>
           <w:tcPr>
-            <w:tcW w:type="dxa" w:w="1728"/>
-          </w:tcPr>
-          <w:p>
-            <w:pPr>
-              <w:spacing w:line="240" w:lineRule="auto"/>
-              <w:jc w:val="left"/>
-            </w:pPr>
-            <w:r/>
-          </w:p>
-        </w:tc>
-        <w:tc>
-          <w:tcPr>
-            <w:tcW w:type="dxa" w:w="1728"/>
+            <w:tcW w:type="dxa" w:w="1080"/>
+          </w:tcPr>
+          <w:p>
+            <w:pPr>
+              <w:spacing w:line="240" w:lineRule="auto"/>
+              <w:jc w:val="left"/>
+            </w:pPr>
+            <w:r/>
+          </w:p>
+        </w:tc>
+        <w:tc>
+          <w:tcPr>
+            <w:tcW w:type="dxa" w:w="1080"/>
           </w:tcPr>
           <w:p>
             <w:pPr>
@@ -11292,7 +14175,7 @@
         </w:tc>
         <w:tc>
           <w:tcPr>
-            <w:tcW w:type="dxa" w:w="1728"/>
+            <w:tcW w:type="dxa" w:w="1080"/>
           </w:tcPr>
           <w:p>
             <w:pPr>
@@ -11312,7 +14195,7 @@
         </w:tc>
         <w:tc>
           <w:tcPr>
-            <w:tcW w:type="dxa" w:w="1728"/>
+            <w:tcW w:type="dxa" w:w="1080"/>
           </w:tcPr>
           <w:p>
             <w:pPr>
@@ -11332,7 +14215,67 @@
         </w:tc>
         <w:tc>
           <w:tcPr>
-            <w:tcW w:type="dxa" w:w="1728"/>
+            <w:tcW w:type="dxa" w:w="1080"/>
+          </w:tcPr>
+          <w:p>
+            <w:pPr>
+              <w:spacing w:line="240" w:lineRule="auto"/>
+              <w:jc w:val="left"/>
+            </w:pPr>
+            <w:r/>
+            <w:r>
+              <w:rPr>
+                <w:b w:val="0"/>
+                <w:i w:val="0"/>
+                <w:sz w:val="22"/>
+              </w:rPr>
+              <w:t>#65</w:t>
+            </w:r>
+          </w:p>
+        </w:tc>
+        <w:tc>
+          <w:tcPr>
+            <w:tcW w:type="dxa" w:w="1080"/>
+          </w:tcPr>
+          <w:p>
+            <w:pPr>
+              <w:spacing w:line="240" w:lineRule="auto"/>
+              <w:jc w:val="left"/>
+            </w:pPr>
+            <w:r/>
+            <w:r>
+              <w:rPr>
+                <w:b w:val="0"/>
+                <w:i w:val="0"/>
+                <w:sz w:val="22"/>
+              </w:rPr>
+              <w:t>#2</w:t>
+            </w:r>
+          </w:p>
+        </w:tc>
+        <w:tc>
+          <w:tcPr>
+            <w:tcW w:type="dxa" w:w="1080"/>
+          </w:tcPr>
+          <w:p>
+            <w:pPr>
+              <w:spacing w:line="240" w:lineRule="auto"/>
+              <w:jc w:val="left"/>
+            </w:pPr>
+            <w:r/>
+            <w:r>
+              <w:rPr>
+                <w:b w:val="0"/>
+                <w:i w:val="0"/>
+                <w:sz w:val="22"/>
+              </w:rPr>
+              <w:t>#2</w:t>
+            </w:r>
+          </w:p>
+        </w:tc>
+        <w:tc>
+          <w:tcPr>
+            <w:tcW w:type="dxa" w:w="1080"/>
           </w:tcPr>
           <w:p>
             <w:pPr>

--- a/benchmark/MANUSCRIPT.docx
+++ b/benchmark/MANUSCRIPT.docx
@@ -14289,7 +14289,7 @@
                 <w:i w:val="0"/>
                 <w:sz w:val="22"/>
               </w:rPr>
-              <w:t>—</w:t>
+              <w:t>Zhang 2007, 10.1016/j.vaccine.2007.11.072</w:t>
             </w:r>
           </w:p>
         </w:tc>

--- a/benchmark/MANUSCRIPT.docx
+++ b/benchmark/MANUSCRIPT.docx
@@ -75,7 +75,23 @@
           <w:i w:val="0"/>
           <w:sz w:val="24"/>
         </w:rPr>
-        <w:t>Reverse vaccinology tools rank candidate antigens from a genome, but most stop at the ranking step and treat the host as a single reference, which limits both their recall of validated antigens and their utility for veterinary and cross-species targets. We present VaxForge, a reverse vaccinology pipeline that carries a pathogen from candidate discovery through a soft-filter antigen funnel, host-specific class I and class II epitope prediction across four host species, and a characterised multi-epitope construct, and that ends in an in silico immunisation step. We benchmarked VaxForge against two established tools, NERVE 2.0 and Vaxign-ML, under default parameters and identical inputs. On the meningococcal exemplar VaxForge recovered all four licensed 4CMenB antigens, matching Vaxign-ML, where NERVE 2.0 recovered only one. Across nine further zoonotic bacteria run at full proteome scale, spanning genome sizes from 2.0 to 5.5 Mb and forty-four protective antigens, VaxForge recovered 33, below the sequence-only classifier Vaxign-ML (43 of 44) but well ahead of NERVE 2.0 (13 of 44), while placing protective antigens at competitive or higher ranks (for example iron-regulated surface determinant B at rank 4 of 2,889 proteins). VaxForge matched Vaxign-ML on species whose protective antigens are secreted or surface-exposed and fell behind only on two species whose antigens are cytoplasmic proteins that moonlight on the cell surface, which its localisation filter removes by design, an interpretable trade-off rather than an artefact. NERVE 2.0 reached higher fold enrichment but only by discarding surface antigens under its hard selection cascade, returning none for four of the nine species, which shows that fold enrichment alone is misleading. Across ten viruses spanning seven families, VaxForge recovered the protective or patented antigen within the top quartile of candidates for eight, and resolved host-specific epitope repertoires that differed between species in every case (pairwise Jaccard overlap below one, and zero for some host pairs), a dimension the comparators cannot address; on antigen ranking the head-to-head against Vaxign-ML was balanced (four wins each and two ties, NERVE 2.0 being unable to process viruses). VaxForge therefore matches the recall of a strong independent predictor while adding host resolution and an end-to-end construct that the field currently lacks.</w:t>
+        <w:t xml:space="preserve">Reverse vaccinology tools rank candidate antigens from a genome, but most stop at the ranking step and treat the host as a single reference, which limits both their recall of validated antigens and their utility for veterinary and cross-species targets. We present VaxForge, a reverse vaccinology pipeline that carries a pathogen from candidate discovery through a soft-filter antigen funnel, host-specific class I and class II epitope prediction across four host species, and a characterised multi-epitope construct, and that ends in an in silico immunisation step. We benchmarked VaxForge against two established tools, NERVE 2.0 and Vaxign-ML, under default parameters and identical inputs. On the meningococcal exemplar VaxForge recovered all four licensed 4CMenB antigens, matching Vaxign-ML, where NERVE 2.0 recovered only one. Across nine further zoonotic bacteria run at full proteome scale, spanning genome sizes from 2.0 to 5.5 Mb and forty-four protective antigens, VaxForge recovered 33, below the sequence-only classifier Vaxign-ML (43 of 44) but well ahead of NERVE 2.0 (13 of 44), while placing protective antigens at competitive or higher ranks (for example iron-regulated surface determinant B at rank 4 of 2,889 proteins). VaxForge matched Vaxign-ML on species whose protective antigens are secreted or surface-exposed and fell behind only on two species whose antigens are cytoplasmic proteins that moonlight on the cell surface, which its localisation filter removes by design, an interpretable trade-off rather than an artefact. Applied to three licensed live-attenuated </w:t>
+      </w:r>
+      <w:r>
+        <w:rPr>
+          <w:b w:val="0"/>
+          <w:i/>
+          <w:sz w:val="24"/>
+        </w:rPr>
+        <w:t>Brucella</w:t>
+      </w:r>
+      <w:r>
+        <w:rPr>
+          <w:b w:val="0"/>
+          <w:i w:val="0"/>
+          <w:sz w:val="24"/>
+        </w:rPr>
+        <w:t xml:space="preserve"> vaccine strains, VaxForge recovered the same outer-membrane and periplasmic antigens it had found in the virulent reference and missed only the cytoplasmic ribosomal antigen L7/L12 in each, showing that its behaviour is consistent across virulent and attenuated genomes. NERVE 2.0 reached higher fold enrichment but only by discarding surface antigens under its hard selection cascade, returning none for four of the nine species, which shows that fold enrichment alone is misleading. Across ten viruses spanning seven families, VaxForge recovered the protective or patented antigen within the top quartile of candidates for eight, and resolved host-specific epitope repertoires that differed between species in every case (pairwise Jaccard overlap below one, and zero for some host pairs), a dimension the comparators cannot address; on antigen ranking the head-to-head against Vaxign-ML was balanced (four wins each and two ties, NERVE 2.0 being unable to process viruses). VaxForge therefore matches the recall of a strong independent predictor while adding host resolution and an end-to-end construct that the field currently lacks.</w:t>
       </w:r>
     </w:p>
     <w:p>
@@ -14303,6 +14319,1337 @@
           <w:i w:val="0"/>
           <w:sz w:val="24"/>
         </w:rPr>
+        <w:t>VaxForge behaves consistently on a virulent reference and three licensed vaccine strains.</w:t>
+      </w:r>
+      <w:r>
+        <w:rPr>
+          <w:b w:val="0"/>
+          <w:i w:val="0"/>
+          <w:sz w:val="24"/>
+        </w:rPr>
+        <w:t xml:space="preserve"> Reverse vaccinology is ultimately judged on the genomes that deployed vaccines are built from, so we applied VaxForge at full proteome scale to three licensed live-attenuated brucellosis vaccine strains and set the result beside the virulent reference </w:t>
+      </w:r>
+      <w:r>
+        <w:rPr>
+          <w:b w:val="0"/>
+          <w:i/>
+          <w:sz w:val="24"/>
+        </w:rPr>
+        <w:t>B. suis</w:t>
+      </w:r>
+      <w:r>
+        <w:rPr>
+          <w:b w:val="0"/>
+          <w:i w:val="0"/>
+          <w:sz w:val="24"/>
+        </w:rPr>
+        <w:t xml:space="preserve"> 1330. The strains were the two cattle vaccines </w:t>
+      </w:r>
+      <w:r>
+        <w:rPr>
+          <w:b w:val="0"/>
+          <w:i/>
+          <w:sz w:val="24"/>
+        </w:rPr>
+        <w:t>B. abortus</w:t>
+      </w:r>
+      <w:r>
+        <w:rPr>
+          <w:b w:val="0"/>
+          <w:i w:val="0"/>
+          <w:sz w:val="24"/>
+        </w:rPr>
+        <w:t xml:space="preserve"> S19 and RB51 and the Chinese small-ruminant vaccine </w:t>
+      </w:r>
+      <w:r>
+        <w:rPr>
+          <w:b w:val="0"/>
+          <w:i/>
+          <w:sz w:val="24"/>
+        </w:rPr>
+        <w:t>B. suis</w:t>
+      </w:r>
+      <w:r>
+        <w:rPr>
+          <w:b w:val="0"/>
+          <w:i w:val="0"/>
+          <w:sz w:val="24"/>
+        </w:rPr>
+        <w:t xml:space="preserve"> S2, each run on its own RefSeq proteome under default parameters (Table S2; Figure S1). In every strain VaxForge recovered the outer-membrane and periplasmic protective antigens, Omp25, BP26/Omp28 and SodC throughout and Omp31 wherever the gene is present; </w:t>
+      </w:r>
+      <w:r>
+        <w:rPr>
+          <w:b w:val="0"/>
+          <w:i/>
+          <w:sz w:val="24"/>
+        </w:rPr>
+        <w:t>omp31</w:t>
+      </w:r>
+      <w:r>
+        <w:rPr>
+          <w:b w:val="0"/>
+          <w:i w:val="0"/>
+          <w:sz w:val="24"/>
+        </w:rPr>
+        <w:t xml:space="preserve"> is deleted in </w:t>
+      </w:r>
+      <w:r>
+        <w:rPr>
+          <w:b w:val="0"/>
+          <w:i/>
+          <w:sz w:val="24"/>
+        </w:rPr>
+        <w:t>B. abortus</w:t>
+      </w:r>
+      <w:r>
+        <w:rPr>
+          <w:b w:val="0"/>
+          <w:i w:val="0"/>
+          <w:sz w:val="24"/>
+        </w:rPr>
+        <w:t xml:space="preserve">, so S19 and RB51 carry four ground-truth antigens rather than five (Cloeckaert et al., 2002). In every strain the single miss was the same protein, the cytoplasmic ribosomal antigen L7/L12, which the localisation filter removes by design exactly as it does in the virulent reference. The </w:t>
+      </w:r>
+      <w:r>
+        <w:rPr>
+          <w:b w:val="0"/>
+          <w:i/>
+          <w:sz w:val="24"/>
+        </w:rPr>
+        <w:t>B. suis</w:t>
+      </w:r>
+      <w:r>
+        <w:rPr>
+          <w:b w:val="0"/>
+          <w:i w:val="0"/>
+          <w:sz w:val="24"/>
+        </w:rPr>
+        <w:t xml:space="preserve"> S2 vaccine, which shares the five-antigen set of the virulent </w:t>
+      </w:r>
+      <w:r>
+        <w:rPr>
+          <w:b w:val="0"/>
+          <w:i/>
+          <w:sz w:val="24"/>
+        </w:rPr>
+        <w:t>B. suis</w:t>
+      </w:r>
+      <w:r>
+        <w:rPr>
+          <w:b w:val="0"/>
+          <w:i w:val="0"/>
+          <w:sz w:val="24"/>
+        </w:rPr>
+        <w:t xml:space="preserve"> 1330, reproduced its result closely (4 of 5; best rank 24 of 740; Fisher exact p = 0.015), and the two </w:t>
+      </w:r>
+      <w:r>
+        <w:rPr>
+          <w:b w:val="0"/>
+          <w:i/>
+          <w:sz w:val="24"/>
+        </w:rPr>
+        <w:t>B. abortus</w:t>
+      </w:r>
+      <w:r>
+        <w:rPr>
+          <w:b w:val="0"/>
+          <w:i w:val="0"/>
+          <w:sz w:val="24"/>
+        </w:rPr>
+        <w:t xml:space="preserve"> vaccines reached 3 of 4 (best rank 87 and 89; p = 0.055). VaxForge therefore returns the same answer on a virulent strain and its attenuated vaccine derivatives, and its one consistent omission is the by-design localisation call rather than a stochastic failure.</w:t>
+      </w:r>
+    </w:p>
+    <w:p>
+      <w:r>
+        <w:rPr>
+          <w:b/>
+          <w:i w:val="0"/>
+          <w:sz w:val="24"/>
+        </w:rPr>
+        <w:t>Table S2.</w:t>
+      </w:r>
+      <w:r>
+        <w:rPr>
+          <w:b w:val="0"/>
+          <w:i w:val="0"/>
+          <w:sz w:val="24"/>
+        </w:rPr>
+        <w:t xml:space="preserve"> VaxForge applied to the virulent </w:t>
+      </w:r>
+      <w:r>
+        <w:rPr>
+          <w:b w:val="0"/>
+          <w:i/>
+          <w:sz w:val="24"/>
+        </w:rPr>
+        <w:t>Brucella</w:t>
+      </w:r>
+      <w:r>
+        <w:rPr>
+          <w:b w:val="0"/>
+          <w:i w:val="0"/>
+          <w:sz w:val="24"/>
+        </w:rPr>
+        <w:t xml:space="preserve"> reference and three licensed live-attenuated vaccine strains at full proteome scale (default parameters, identical pipeline). Each cell is the antigen's rank in the VaxForge candidate list; "–" marks an antigen absent from that genome (</w:t>
+      </w:r>
+      <w:r>
+        <w:rPr>
+          <w:b w:val="0"/>
+          <w:i/>
+          <w:sz w:val="24"/>
+        </w:rPr>
+        <w:t>omp31</w:t>
+      </w:r>
+      <w:r>
+        <w:rPr>
+          <w:b w:val="0"/>
+          <w:i w:val="0"/>
+          <w:sz w:val="24"/>
+        </w:rPr>
+        <w:t xml:space="preserve"> is deleted in </w:t>
+      </w:r>
+      <w:r>
+        <w:rPr>
+          <w:b w:val="0"/>
+          <w:i/>
+          <w:sz w:val="24"/>
+        </w:rPr>
+        <w:t>B. abortus</w:t>
+      </w:r>
+      <w:r>
+        <w:rPr>
+          <w:b w:val="0"/>
+          <w:i w:val="0"/>
+          <w:sz w:val="24"/>
+        </w:rPr>
+        <w:t>) and ✗ an antigen not recovered. Recall counts recovered ground-truth antigens; the Fisher exact p tests their enrichment among candidates.</w:t>
+      </w:r>
+    </w:p>
+    <w:tbl>
+      <w:tblPr>
+        <w:tblStyle w:val="LightGrid-Accent1"/>
+        <w:tblW w:type="auto" w:w="0"/>
+        <w:tblLook w:firstColumn="1" w:firstRow="1" w:lastColumn="0" w:lastRow="0" w:noHBand="0" w:noVBand="1" w:val="04A0"/>
+      </w:tblPr>
+      <w:tblGrid>
+        <w:gridCol w:w="864"/>
+        <w:gridCol w:w="864"/>
+        <w:gridCol w:w="864"/>
+        <w:gridCol w:w="864"/>
+        <w:gridCol w:w="864"/>
+        <w:gridCol w:w="864"/>
+        <w:gridCol w:w="864"/>
+        <w:gridCol w:w="864"/>
+        <w:gridCol w:w="864"/>
+        <w:gridCol w:w="864"/>
+      </w:tblGrid>
+      <w:tr>
+        <w:tc>
+          <w:tcPr>
+            <w:tcW w:type="dxa" w:w="864"/>
+          </w:tcPr>
+          <w:p>
+            <w:pPr>
+              <w:spacing w:line="240" w:lineRule="auto"/>
+              <w:jc w:val="left"/>
+            </w:pPr>
+            <w:r/>
+            <w:r>
+              <w:rPr>
+                <w:b/>
+                <w:i w:val="0"/>
+                <w:sz w:val="22"/>
+              </w:rPr>
+              <w:t>Strain (status)</w:t>
+            </w:r>
+          </w:p>
+        </w:tc>
+        <w:tc>
+          <w:tcPr>
+            <w:tcW w:type="dxa" w:w="864"/>
+          </w:tcPr>
+          <w:p>
+            <w:pPr>
+              <w:spacing w:line="240" w:lineRule="auto"/>
+              <w:jc w:val="left"/>
+            </w:pPr>
+            <w:r/>
+            <w:r>
+              <w:rPr>
+                <w:b/>
+                <w:i w:val="0"/>
+                <w:sz w:val="22"/>
+              </w:rPr>
+              <w:t>Species</w:t>
+            </w:r>
+          </w:p>
+        </w:tc>
+        <w:tc>
+          <w:tcPr>
+            <w:tcW w:type="dxa" w:w="864"/>
+          </w:tcPr>
+          <w:p>
+            <w:pPr>
+              <w:spacing w:line="240" w:lineRule="auto"/>
+              <w:jc w:val="left"/>
+            </w:pPr>
+            <w:r/>
+            <w:r>
+              <w:rPr>
+                <w:b/>
+                <w:i w:val="0"/>
+                <w:sz w:val="22"/>
+              </w:rPr>
+              <w:t>Proteins</w:t>
+            </w:r>
+          </w:p>
+        </w:tc>
+        <w:tc>
+          <w:tcPr>
+            <w:tcW w:type="dxa" w:w="864"/>
+          </w:tcPr>
+          <w:p>
+            <w:pPr>
+              <w:spacing w:line="240" w:lineRule="auto"/>
+              <w:jc w:val="left"/>
+            </w:pPr>
+            <w:r/>
+            <w:r>
+              <w:rPr>
+                <w:b/>
+                <w:i w:val="0"/>
+                <w:sz w:val="22"/>
+              </w:rPr>
+              <w:t>Omp25</w:t>
+            </w:r>
+          </w:p>
+        </w:tc>
+        <w:tc>
+          <w:tcPr>
+            <w:tcW w:type="dxa" w:w="864"/>
+          </w:tcPr>
+          <w:p>
+            <w:pPr>
+              <w:spacing w:line="240" w:lineRule="auto"/>
+              <w:jc w:val="left"/>
+            </w:pPr>
+            <w:r/>
+            <w:r>
+              <w:rPr>
+                <w:b/>
+                <w:i w:val="0"/>
+                <w:sz w:val="22"/>
+              </w:rPr>
+              <w:t>Omp31</w:t>
+            </w:r>
+          </w:p>
+        </w:tc>
+        <w:tc>
+          <w:tcPr>
+            <w:tcW w:type="dxa" w:w="864"/>
+          </w:tcPr>
+          <w:p>
+            <w:pPr>
+              <w:spacing w:line="240" w:lineRule="auto"/>
+              <w:jc w:val="left"/>
+            </w:pPr>
+            <w:r/>
+            <w:r>
+              <w:rPr>
+                <w:b/>
+                <w:i w:val="0"/>
+                <w:sz w:val="22"/>
+              </w:rPr>
+              <w:t>BP26</w:t>
+            </w:r>
+          </w:p>
+        </w:tc>
+        <w:tc>
+          <w:tcPr>
+            <w:tcW w:type="dxa" w:w="864"/>
+          </w:tcPr>
+          <w:p>
+            <w:pPr>
+              <w:spacing w:line="240" w:lineRule="auto"/>
+              <w:jc w:val="left"/>
+            </w:pPr>
+            <w:r/>
+            <w:r>
+              <w:rPr>
+                <w:b/>
+                <w:i w:val="0"/>
+                <w:sz w:val="22"/>
+              </w:rPr>
+              <w:t>SodC</w:t>
+            </w:r>
+          </w:p>
+        </w:tc>
+        <w:tc>
+          <w:tcPr>
+            <w:tcW w:type="dxa" w:w="864"/>
+          </w:tcPr>
+          <w:p>
+            <w:pPr>
+              <w:spacing w:line="240" w:lineRule="auto"/>
+              <w:jc w:val="left"/>
+            </w:pPr>
+            <w:r/>
+            <w:r>
+              <w:rPr>
+                <w:b/>
+                <w:i w:val="0"/>
+                <w:sz w:val="22"/>
+              </w:rPr>
+              <w:t>L7/L12</w:t>
+            </w:r>
+          </w:p>
+        </w:tc>
+        <w:tc>
+          <w:tcPr>
+            <w:tcW w:type="dxa" w:w="864"/>
+          </w:tcPr>
+          <w:p>
+            <w:pPr>
+              <w:spacing w:line="240" w:lineRule="auto"/>
+              <w:jc w:val="left"/>
+            </w:pPr>
+            <w:r/>
+            <w:r>
+              <w:rPr>
+                <w:b/>
+                <w:i w:val="0"/>
+                <w:sz w:val="22"/>
+              </w:rPr>
+              <w:t>Recall</w:t>
+            </w:r>
+          </w:p>
+        </w:tc>
+        <w:tc>
+          <w:tcPr>
+            <w:tcW w:type="dxa" w:w="864"/>
+          </w:tcPr>
+          <w:p>
+            <w:pPr>
+              <w:spacing w:line="240" w:lineRule="auto"/>
+              <w:jc w:val="left"/>
+            </w:pPr>
+            <w:r/>
+            <w:r>
+              <w:rPr>
+                <w:b/>
+                <w:i w:val="0"/>
+                <w:sz w:val="22"/>
+              </w:rPr>
+              <w:t>Fisher p</w:t>
+            </w:r>
+          </w:p>
+        </w:tc>
+      </w:tr>
+      <w:tr>
+        <w:tc>
+          <w:tcPr>
+            <w:tcW w:type="dxa" w:w="864"/>
+          </w:tcPr>
+          <w:p>
+            <w:pPr>
+              <w:spacing w:line="240" w:lineRule="auto"/>
+              <w:jc w:val="left"/>
+            </w:pPr>
+            <w:r/>
+            <w:r>
+              <w:rPr>
+                <w:b w:val="0"/>
+                <w:i w:val="0"/>
+                <w:sz w:val="22"/>
+              </w:rPr>
+              <w:t>1330 (virulent reference)</w:t>
+            </w:r>
+          </w:p>
+        </w:tc>
+        <w:tc>
+          <w:tcPr>
+            <w:tcW w:type="dxa" w:w="864"/>
+          </w:tcPr>
+          <w:p>
+            <w:pPr>
+              <w:spacing w:line="240" w:lineRule="auto"/>
+              <w:jc w:val="left"/>
+            </w:pPr>
+            <w:r/>
+            <w:r>
+              <w:rPr>
+                <w:b w:val="0"/>
+                <w:i w:val="0"/>
+                <w:sz w:val="22"/>
+              </w:rPr>
+              <w:t>B. suis</w:t>
+            </w:r>
+          </w:p>
+        </w:tc>
+        <w:tc>
+          <w:tcPr>
+            <w:tcW w:type="dxa" w:w="864"/>
+          </w:tcPr>
+          <w:p>
+            <w:pPr>
+              <w:spacing w:line="240" w:lineRule="auto"/>
+              <w:jc w:val="left"/>
+            </w:pPr>
+            <w:r/>
+            <w:r>
+              <w:rPr>
+                <w:b w:val="0"/>
+                <w:i w:val="0"/>
+                <w:sz w:val="22"/>
+              </w:rPr>
+              <w:t>3,249</w:t>
+            </w:r>
+          </w:p>
+        </w:tc>
+        <w:tc>
+          <w:tcPr>
+            <w:tcW w:type="dxa" w:w="864"/>
+          </w:tcPr>
+          <w:p>
+            <w:pPr>
+              <w:spacing w:line="240" w:lineRule="auto"/>
+              <w:jc w:val="left"/>
+            </w:pPr>
+            <w:r/>
+            <w:r>
+              <w:rPr>
+                <w:b w:val="0"/>
+                <w:i w:val="0"/>
+                <w:sz w:val="22"/>
+              </w:rPr>
+              <w:t>#102</w:t>
+            </w:r>
+          </w:p>
+        </w:tc>
+        <w:tc>
+          <w:tcPr>
+            <w:tcW w:type="dxa" w:w="864"/>
+          </w:tcPr>
+          <w:p>
+            <w:pPr>
+              <w:spacing w:line="240" w:lineRule="auto"/>
+              <w:jc w:val="left"/>
+            </w:pPr>
+            <w:r/>
+            <w:r>
+              <w:rPr>
+                <w:b w:val="0"/>
+                <w:i w:val="0"/>
+                <w:sz w:val="22"/>
+              </w:rPr>
+              <w:t>#36</w:t>
+            </w:r>
+          </w:p>
+        </w:tc>
+        <w:tc>
+          <w:tcPr>
+            <w:tcW w:type="dxa" w:w="864"/>
+          </w:tcPr>
+          <w:p>
+            <w:pPr>
+              <w:spacing w:line="240" w:lineRule="auto"/>
+              <w:jc w:val="left"/>
+            </w:pPr>
+            <w:r/>
+            <w:r>
+              <w:rPr>
+                <w:b w:val="0"/>
+                <w:i w:val="0"/>
+                <w:sz w:val="22"/>
+              </w:rPr>
+              <w:t>#181</w:t>
+            </w:r>
+          </w:p>
+        </w:tc>
+        <w:tc>
+          <w:tcPr>
+            <w:tcW w:type="dxa" w:w="864"/>
+          </w:tcPr>
+          <w:p>
+            <w:pPr>
+              <w:spacing w:line="240" w:lineRule="auto"/>
+              <w:jc w:val="left"/>
+            </w:pPr>
+            <w:r/>
+            <w:r>
+              <w:rPr>
+                <w:b w:val="0"/>
+                <w:i w:val="0"/>
+                <w:sz w:val="22"/>
+              </w:rPr>
+              <w:t>#26</w:t>
+            </w:r>
+          </w:p>
+        </w:tc>
+        <w:tc>
+          <w:tcPr>
+            <w:tcW w:type="dxa" w:w="864"/>
+          </w:tcPr>
+          <w:p>
+            <w:pPr>
+              <w:spacing w:line="240" w:lineRule="auto"/>
+              <w:jc w:val="left"/>
+            </w:pPr>
+            <w:r/>
+            <w:r>
+              <w:rPr>
+                <w:b w:val="0"/>
+                <w:i w:val="0"/>
+                <w:sz w:val="22"/>
+              </w:rPr>
+              <w:t>✗</w:t>
+            </w:r>
+          </w:p>
+        </w:tc>
+        <w:tc>
+          <w:tcPr>
+            <w:tcW w:type="dxa" w:w="864"/>
+          </w:tcPr>
+          <w:p>
+            <w:pPr>
+              <w:spacing w:line="240" w:lineRule="auto"/>
+              <w:jc w:val="left"/>
+            </w:pPr>
+            <w:r/>
+            <w:r>
+              <w:rPr>
+                <w:b w:val="0"/>
+                <w:i w:val="0"/>
+                <w:sz w:val="22"/>
+              </w:rPr>
+              <w:t>4/5</w:t>
+            </w:r>
+          </w:p>
+        </w:tc>
+        <w:tc>
+          <w:tcPr>
+            <w:tcW w:type="dxa" w:w="864"/>
+          </w:tcPr>
+          <w:p>
+            <w:pPr>
+              <w:spacing w:line="240" w:lineRule="auto"/>
+              <w:jc w:val="left"/>
+            </w:pPr>
+            <w:r/>
+            <w:r>
+              <w:rPr>
+                <w:b w:val="0"/>
+                <w:i w:val="0"/>
+                <w:sz w:val="22"/>
+              </w:rPr>
+              <w:t>0.026</w:t>
+            </w:r>
+          </w:p>
+        </w:tc>
+      </w:tr>
+      <w:tr>
+        <w:tc>
+          <w:tcPr>
+            <w:tcW w:type="dxa" w:w="864"/>
+          </w:tcPr>
+          <w:p>
+            <w:pPr>
+              <w:spacing w:line="240" w:lineRule="auto"/>
+              <w:jc w:val="left"/>
+            </w:pPr>
+            <w:r/>
+            <w:r>
+              <w:rPr>
+                <w:b w:val="0"/>
+                <w:i w:val="0"/>
+                <w:sz w:val="22"/>
+              </w:rPr>
+              <w:t>RB51 (licensed, cattle)</w:t>
+            </w:r>
+          </w:p>
+        </w:tc>
+        <w:tc>
+          <w:tcPr>
+            <w:tcW w:type="dxa" w:w="864"/>
+          </w:tcPr>
+          <w:p>
+            <w:pPr>
+              <w:spacing w:line="240" w:lineRule="auto"/>
+              <w:jc w:val="left"/>
+            </w:pPr>
+            <w:r/>
+            <w:r>
+              <w:rPr>
+                <w:b w:val="0"/>
+                <w:i w:val="0"/>
+                <w:sz w:val="22"/>
+              </w:rPr>
+              <w:t>B. abortus</w:t>
+            </w:r>
+          </w:p>
+        </w:tc>
+        <w:tc>
+          <w:tcPr>
+            <w:tcW w:type="dxa" w:w="864"/>
+          </w:tcPr>
+          <w:p>
+            <w:pPr>
+              <w:spacing w:line="240" w:lineRule="auto"/>
+              <w:jc w:val="left"/>
+            </w:pPr>
+            <w:r/>
+            <w:r>
+              <w:rPr>
+                <w:b w:val="0"/>
+                <w:i w:val="0"/>
+                <w:sz w:val="22"/>
+              </w:rPr>
+              <w:t>2,971</w:t>
+            </w:r>
+          </w:p>
+        </w:tc>
+        <w:tc>
+          <w:tcPr>
+            <w:tcW w:type="dxa" w:w="864"/>
+          </w:tcPr>
+          <w:p>
+            <w:pPr>
+              <w:spacing w:line="240" w:lineRule="auto"/>
+              <w:jc w:val="left"/>
+            </w:pPr>
+            <w:r/>
+            <w:r>
+              <w:rPr>
+                <w:b w:val="0"/>
+                <w:i w:val="0"/>
+                <w:sz w:val="22"/>
+              </w:rPr>
+              <w:t>#156</w:t>
+            </w:r>
+          </w:p>
+        </w:tc>
+        <w:tc>
+          <w:tcPr>
+            <w:tcW w:type="dxa" w:w="864"/>
+          </w:tcPr>
+          <w:p>
+            <w:pPr>
+              <w:spacing w:line="240" w:lineRule="auto"/>
+              <w:jc w:val="left"/>
+            </w:pPr>
+            <w:r/>
+            <w:r>
+              <w:rPr>
+                <w:b w:val="0"/>
+                <w:i w:val="0"/>
+                <w:sz w:val="22"/>
+              </w:rPr>
+              <w:t>–</w:t>
+            </w:r>
+          </w:p>
+        </w:tc>
+        <w:tc>
+          <w:tcPr>
+            <w:tcW w:type="dxa" w:w="864"/>
+          </w:tcPr>
+          <w:p>
+            <w:pPr>
+              <w:spacing w:line="240" w:lineRule="auto"/>
+              <w:jc w:val="left"/>
+            </w:pPr>
+            <w:r/>
+            <w:r>
+              <w:rPr>
+                <w:b w:val="0"/>
+                <w:i w:val="0"/>
+                <w:sz w:val="22"/>
+              </w:rPr>
+              <w:t>#87</w:t>
+            </w:r>
+          </w:p>
+        </w:tc>
+        <w:tc>
+          <w:tcPr>
+            <w:tcW w:type="dxa" w:w="864"/>
+          </w:tcPr>
+          <w:p>
+            <w:pPr>
+              <w:spacing w:line="240" w:lineRule="auto"/>
+              <w:jc w:val="left"/>
+            </w:pPr>
+            <w:r/>
+            <w:r>
+              <w:rPr>
+                <w:b w:val="0"/>
+                <w:i w:val="0"/>
+                <w:sz w:val="22"/>
+              </w:rPr>
+              <w:t>#524</w:t>
+            </w:r>
+          </w:p>
+        </w:tc>
+        <w:tc>
+          <w:tcPr>
+            <w:tcW w:type="dxa" w:w="864"/>
+          </w:tcPr>
+          <w:p>
+            <w:pPr>
+              <w:spacing w:line="240" w:lineRule="auto"/>
+              <w:jc w:val="left"/>
+            </w:pPr>
+            <w:r/>
+            <w:r>
+              <w:rPr>
+                <w:b w:val="0"/>
+                <w:i w:val="0"/>
+                <w:sz w:val="22"/>
+              </w:rPr>
+              <w:t>✗</w:t>
+            </w:r>
+          </w:p>
+        </w:tc>
+        <w:tc>
+          <w:tcPr>
+            <w:tcW w:type="dxa" w:w="864"/>
+          </w:tcPr>
+          <w:p>
+            <w:pPr>
+              <w:spacing w:line="240" w:lineRule="auto"/>
+              <w:jc w:val="left"/>
+            </w:pPr>
+            <w:r/>
+            <w:r>
+              <w:rPr>
+                <w:b w:val="0"/>
+                <w:i w:val="0"/>
+                <w:sz w:val="22"/>
+              </w:rPr>
+              <w:t>3/4</w:t>
+            </w:r>
+          </w:p>
+        </w:tc>
+        <w:tc>
+          <w:tcPr>
+            <w:tcW w:type="dxa" w:w="864"/>
+          </w:tcPr>
+          <w:p>
+            <w:pPr>
+              <w:spacing w:line="240" w:lineRule="auto"/>
+              <w:jc w:val="left"/>
+            </w:pPr>
+            <w:r/>
+            <w:r>
+              <w:rPr>
+                <w:b w:val="0"/>
+                <w:i w:val="0"/>
+                <w:sz w:val="22"/>
+              </w:rPr>
+              <w:t>0.055</w:t>
+            </w:r>
+          </w:p>
+        </w:tc>
+      </w:tr>
+      <w:tr>
+        <w:tc>
+          <w:tcPr>
+            <w:tcW w:type="dxa" w:w="864"/>
+          </w:tcPr>
+          <w:p>
+            <w:pPr>
+              <w:spacing w:line="240" w:lineRule="auto"/>
+              <w:jc w:val="left"/>
+            </w:pPr>
+            <w:r/>
+            <w:r>
+              <w:rPr>
+                <w:b w:val="0"/>
+                <w:i w:val="0"/>
+                <w:sz w:val="22"/>
+              </w:rPr>
+              <w:t>S19 (licensed, cattle)</w:t>
+            </w:r>
+          </w:p>
+        </w:tc>
+        <w:tc>
+          <w:tcPr>
+            <w:tcW w:type="dxa" w:w="864"/>
+          </w:tcPr>
+          <w:p>
+            <w:pPr>
+              <w:spacing w:line="240" w:lineRule="auto"/>
+              <w:jc w:val="left"/>
+            </w:pPr>
+            <w:r/>
+            <w:r>
+              <w:rPr>
+                <w:b w:val="0"/>
+                <w:i w:val="0"/>
+                <w:sz w:val="22"/>
+              </w:rPr>
+              <w:t>B. abortus</w:t>
+            </w:r>
+          </w:p>
+        </w:tc>
+        <w:tc>
+          <w:tcPr>
+            <w:tcW w:type="dxa" w:w="864"/>
+          </w:tcPr>
+          <w:p>
+            <w:pPr>
+              <w:spacing w:line="240" w:lineRule="auto"/>
+              <w:jc w:val="left"/>
+            </w:pPr>
+            <w:r/>
+            <w:r>
+              <w:rPr>
+                <w:b w:val="0"/>
+                <w:i w:val="0"/>
+                <w:sz w:val="22"/>
+              </w:rPr>
+              <w:t>2,964</w:t>
+            </w:r>
+          </w:p>
+        </w:tc>
+        <w:tc>
+          <w:tcPr>
+            <w:tcW w:type="dxa" w:w="864"/>
+          </w:tcPr>
+          <w:p>
+            <w:pPr>
+              <w:spacing w:line="240" w:lineRule="auto"/>
+              <w:jc w:val="left"/>
+            </w:pPr>
+            <w:r/>
+            <w:r>
+              <w:rPr>
+                <w:b w:val="0"/>
+                <w:i w:val="0"/>
+                <w:sz w:val="22"/>
+              </w:rPr>
+              <w:t>#159</w:t>
+            </w:r>
+          </w:p>
+        </w:tc>
+        <w:tc>
+          <w:tcPr>
+            <w:tcW w:type="dxa" w:w="864"/>
+          </w:tcPr>
+          <w:p>
+            <w:pPr>
+              <w:spacing w:line="240" w:lineRule="auto"/>
+              <w:jc w:val="left"/>
+            </w:pPr>
+            <w:r/>
+            <w:r>
+              <w:rPr>
+                <w:b w:val="0"/>
+                <w:i w:val="0"/>
+                <w:sz w:val="22"/>
+              </w:rPr>
+              <w:t>–</w:t>
+            </w:r>
+          </w:p>
+        </w:tc>
+        <w:tc>
+          <w:tcPr>
+            <w:tcW w:type="dxa" w:w="864"/>
+          </w:tcPr>
+          <w:p>
+            <w:pPr>
+              <w:spacing w:line="240" w:lineRule="auto"/>
+              <w:jc w:val="left"/>
+            </w:pPr>
+            <w:r/>
+            <w:r>
+              <w:rPr>
+                <w:b w:val="0"/>
+                <w:i w:val="0"/>
+                <w:sz w:val="22"/>
+              </w:rPr>
+              <w:t>#89</w:t>
+            </w:r>
+          </w:p>
+        </w:tc>
+        <w:tc>
+          <w:tcPr>
+            <w:tcW w:type="dxa" w:w="864"/>
+          </w:tcPr>
+          <w:p>
+            <w:pPr>
+              <w:spacing w:line="240" w:lineRule="auto"/>
+              <w:jc w:val="left"/>
+            </w:pPr>
+            <w:r/>
+            <w:r>
+              <w:rPr>
+                <w:b w:val="0"/>
+                <w:i w:val="0"/>
+                <w:sz w:val="22"/>
+              </w:rPr>
+              <w:t>#526</w:t>
+            </w:r>
+          </w:p>
+        </w:tc>
+        <w:tc>
+          <w:tcPr>
+            <w:tcW w:type="dxa" w:w="864"/>
+          </w:tcPr>
+          <w:p>
+            <w:pPr>
+              <w:spacing w:line="240" w:lineRule="auto"/>
+              <w:jc w:val="left"/>
+            </w:pPr>
+            <w:r/>
+            <w:r>
+              <w:rPr>
+                <w:b w:val="0"/>
+                <w:i w:val="0"/>
+                <w:sz w:val="22"/>
+              </w:rPr>
+              <w:t>✗</w:t>
+            </w:r>
+          </w:p>
+        </w:tc>
+        <w:tc>
+          <w:tcPr>
+            <w:tcW w:type="dxa" w:w="864"/>
+          </w:tcPr>
+          <w:p>
+            <w:pPr>
+              <w:spacing w:line="240" w:lineRule="auto"/>
+              <w:jc w:val="left"/>
+            </w:pPr>
+            <w:r/>
+            <w:r>
+              <w:rPr>
+                <w:b w:val="0"/>
+                <w:i w:val="0"/>
+                <w:sz w:val="22"/>
+              </w:rPr>
+              <w:t>3/4</w:t>
+            </w:r>
+          </w:p>
+        </w:tc>
+        <w:tc>
+          <w:tcPr>
+            <w:tcW w:type="dxa" w:w="864"/>
+          </w:tcPr>
+          <w:p>
+            <w:pPr>
+              <w:spacing w:line="240" w:lineRule="auto"/>
+              <w:jc w:val="left"/>
+            </w:pPr>
+            <w:r/>
+            <w:r>
+              <w:rPr>
+                <w:b w:val="0"/>
+                <w:i w:val="0"/>
+                <w:sz w:val="22"/>
+              </w:rPr>
+              <w:t>0.055</w:t>
+            </w:r>
+          </w:p>
+        </w:tc>
+      </w:tr>
+      <w:tr>
+        <w:tc>
+          <w:tcPr>
+            <w:tcW w:type="dxa" w:w="864"/>
+          </w:tcPr>
+          <w:p>
+            <w:pPr>
+              <w:spacing w:line="240" w:lineRule="auto"/>
+              <w:jc w:val="left"/>
+            </w:pPr>
+            <w:r/>
+            <w:r>
+              <w:rPr>
+                <w:b w:val="0"/>
+                <w:i w:val="0"/>
+                <w:sz w:val="22"/>
+              </w:rPr>
+              <w:t>S2 (licensed, small ruminant)</w:t>
+            </w:r>
+          </w:p>
+        </w:tc>
+        <w:tc>
+          <w:tcPr>
+            <w:tcW w:type="dxa" w:w="864"/>
+          </w:tcPr>
+          <w:p>
+            <w:pPr>
+              <w:spacing w:line="240" w:lineRule="auto"/>
+              <w:jc w:val="left"/>
+            </w:pPr>
+            <w:r/>
+            <w:r>
+              <w:rPr>
+                <w:b w:val="0"/>
+                <w:i w:val="0"/>
+                <w:sz w:val="22"/>
+              </w:rPr>
+              <w:t>B. suis</w:t>
+            </w:r>
+          </w:p>
+        </w:tc>
+        <w:tc>
+          <w:tcPr>
+            <w:tcW w:type="dxa" w:w="864"/>
+          </w:tcPr>
+          <w:p>
+            <w:pPr>
+              <w:spacing w:line="240" w:lineRule="auto"/>
+              <w:jc w:val="left"/>
+            </w:pPr>
+            <w:r/>
+            <w:r>
+              <w:rPr>
+                <w:b w:val="0"/>
+                <w:i w:val="0"/>
+                <w:sz w:val="22"/>
+              </w:rPr>
+              <w:t>2,979</w:t>
+            </w:r>
+          </w:p>
+        </w:tc>
+        <w:tc>
+          <w:tcPr>
+            <w:tcW w:type="dxa" w:w="864"/>
+          </w:tcPr>
+          <w:p>
+            <w:pPr>
+              <w:spacing w:line="240" w:lineRule="auto"/>
+              <w:jc w:val="left"/>
+            </w:pPr>
+            <w:r/>
+            <w:r>
+              <w:rPr>
+                <w:b w:val="0"/>
+                <w:i w:val="0"/>
+                <w:sz w:val="22"/>
+              </w:rPr>
+              <w:t>#54</w:t>
+            </w:r>
+          </w:p>
+        </w:tc>
+        <w:tc>
+          <w:tcPr>
+            <w:tcW w:type="dxa" w:w="864"/>
+          </w:tcPr>
+          <w:p>
+            <w:pPr>
+              <w:spacing w:line="240" w:lineRule="auto"/>
+              <w:jc w:val="left"/>
+            </w:pPr>
+            <w:r/>
+            <w:r>
+              <w:rPr>
+                <w:b w:val="0"/>
+                <w:i w:val="0"/>
+                <w:sz w:val="22"/>
+              </w:rPr>
+              <w:t>#24</w:t>
+            </w:r>
+          </w:p>
+        </w:tc>
+        <w:tc>
+          <w:tcPr>
+            <w:tcW w:type="dxa" w:w="864"/>
+          </w:tcPr>
+          <w:p>
+            <w:pPr>
+              <w:spacing w:line="240" w:lineRule="auto"/>
+              <w:jc w:val="left"/>
+            </w:pPr>
+            <w:r/>
+            <w:r>
+              <w:rPr>
+                <w:b w:val="0"/>
+                <w:i w:val="0"/>
+                <w:sz w:val="22"/>
+              </w:rPr>
+              <w:t>#94</w:t>
+            </w:r>
+          </w:p>
+        </w:tc>
+        <w:tc>
+          <w:tcPr>
+            <w:tcW w:type="dxa" w:w="864"/>
+          </w:tcPr>
+          <w:p>
+            <w:pPr>
+              <w:spacing w:line="240" w:lineRule="auto"/>
+              <w:jc w:val="left"/>
+            </w:pPr>
+            <w:r/>
+            <w:r>
+              <w:rPr>
+                <w:b w:val="0"/>
+                <w:i w:val="0"/>
+                <w:sz w:val="22"/>
+              </w:rPr>
+              <w:t>#103</w:t>
+            </w:r>
+          </w:p>
+        </w:tc>
+        <w:tc>
+          <w:tcPr>
+            <w:tcW w:type="dxa" w:w="864"/>
+          </w:tcPr>
+          <w:p>
+            <w:pPr>
+              <w:spacing w:line="240" w:lineRule="auto"/>
+              <w:jc w:val="left"/>
+            </w:pPr>
+            <w:r/>
+            <w:r>
+              <w:rPr>
+                <w:b w:val="0"/>
+                <w:i w:val="0"/>
+                <w:sz w:val="22"/>
+              </w:rPr>
+              <w:t>✗</w:t>
+            </w:r>
+          </w:p>
+        </w:tc>
+        <w:tc>
+          <w:tcPr>
+            <w:tcW w:type="dxa" w:w="864"/>
+          </w:tcPr>
+          <w:p>
+            <w:pPr>
+              <w:spacing w:line="240" w:lineRule="auto"/>
+              <w:jc w:val="left"/>
+            </w:pPr>
+            <w:r/>
+            <w:r>
+              <w:rPr>
+                <w:b w:val="0"/>
+                <w:i w:val="0"/>
+                <w:sz w:val="22"/>
+              </w:rPr>
+              <w:t>4/5</w:t>
+            </w:r>
+          </w:p>
+        </w:tc>
+        <w:tc>
+          <w:tcPr>
+            <w:tcW w:type="dxa" w:w="864"/>
+          </w:tcPr>
+          <w:p>
+            <w:pPr>
+              <w:spacing w:line="240" w:lineRule="auto"/>
+              <w:jc w:val="left"/>
+            </w:pPr>
+            <w:r/>
+            <w:r>
+              <w:rPr>
+                <w:b w:val="0"/>
+                <w:i w:val="0"/>
+                <w:sz w:val="22"/>
+              </w:rPr>
+              <w:t>0.015</w:t>
+            </w:r>
+          </w:p>
+        </w:tc>
+      </w:tr>
+    </w:tbl>
+    <w:p/>
+    <w:p>
+      <w:pPr>
+        <w:jc w:val="center"/>
+      </w:pPr>
+      <w:r>
+        <w:drawing>
+          <wp:inline xmlns:a="http://schemas.openxmlformats.org/drawingml/2006/main" xmlns:pic="http://schemas.openxmlformats.org/drawingml/2006/picture">
+            <wp:extent cx="5669280" cy="3042053"/>
+            <wp:docPr id="5" name="Picture 5"/>
+            <wp:cNvGraphicFramePr>
+              <a:graphicFrameLocks noChangeAspect="1"/>
+            </wp:cNvGraphicFramePr>
+            <a:graphic>
+              <a:graphicData uri="http://schemas.openxmlformats.org/drawingml/2006/picture">
+                <pic:pic>
+                  <pic:nvPicPr>
+                    <pic:cNvPr id="0" name="figS1_brucella_vaccine.png"/>
+                    <pic:cNvPicPr/>
+                  </pic:nvPicPr>
+                  <pic:blipFill>
+                    <a:blip r:embed="rId13"/>
+                    <a:stretch>
+                      <a:fillRect/>
+                    </a:stretch>
+                  </pic:blipFill>
+                  <pic:spPr>
+                    <a:xfrm>
+                      <a:off x="0" y="0"/>
+                      <a:ext cx="5669280" cy="3042053"/>
+                    </a:xfrm>
+                    <a:prstGeom prst="rect"/>
+                  </pic:spPr>
+                </pic:pic>
+              </a:graphicData>
+            </a:graphic>
+          </wp:inline>
+        </w:drawing>
+      </w:r>
+    </w:p>
+    <w:p>
+      <w:r>
+        <w:rPr>
+          <w:b/>
+          <w:i w:val="0"/>
+          <w:sz w:val="24"/>
+        </w:rPr>
+        <w:t>Figure S1.</w:t>
+      </w:r>
+      <w:r>
+        <w:rPr>
+          <w:b w:val="0"/>
+          <w:i w:val="0"/>
+          <w:sz w:val="24"/>
+        </w:rPr>
+        <w:t xml:space="preserve"> VaxForge gives a consistent answer on the virulent </w:t>
+      </w:r>
+      <w:r>
+        <w:rPr>
+          <w:b w:val="0"/>
+          <w:i/>
+          <w:sz w:val="24"/>
+        </w:rPr>
+        <w:t>Brucella</w:t>
+      </w:r>
+      <w:r>
+        <w:rPr>
+          <w:b w:val="0"/>
+          <w:i w:val="0"/>
+          <w:sz w:val="24"/>
+        </w:rPr>
+        <w:t xml:space="preserve"> reference and three licensed live-attenuated vaccine strains. Each row is one protective antigen and each point is one strain's rank for that antigen in the VaxForge candidate list, so a point further left is a better rank; the candidate-list size n for each strain is in the legend. A cross in the "not recovered" column marks an antigen the strain did not return. The outer-membrane and periplasmic antigens, Omp25, Omp31, BP26/Omp28 and SodC, are recovered in every strain that carries them; Omp31 is absent from the two </w:t>
+      </w:r>
+      <w:r>
+        <w:rPr>
+          <w:b w:val="0"/>
+          <w:i/>
+          <w:sz w:val="24"/>
+        </w:rPr>
+        <w:t>B. abortus</w:t>
+      </w:r>
+      <w:r>
+        <w:rPr>
+          <w:b w:val="0"/>
+          <w:i w:val="0"/>
+          <w:sz w:val="24"/>
+        </w:rPr>
+        <w:t xml:space="preserve"> vaccines because the gene is deleted in that species (Cloeckaert et al., 2002); and the cytoplasmic ribosomal antigen L7/L12 is removed by the localisation filter in all four strains, the same by-design call seen in the virulent reference.</w:t>
+      </w:r>
+    </w:p>
+    <w:p>
+      <w:r>
+        <w:rPr>
+          <w:b/>
+          <w:i w:val="0"/>
+          <w:sz w:val="24"/>
+        </w:rPr>
         <w:t>Host selection changes the predicted epitope repertoire, a dimension the comparators cannot address.</w:t>
       </w:r>
       <w:r>
@@ -15939,7 +17286,7 @@
         <w:drawing>
           <wp:inline xmlns:a="http://schemas.openxmlformats.org/drawingml/2006/main" xmlns:pic="http://schemas.openxmlformats.org/drawingml/2006/picture">
             <wp:extent cx="5669280" cy="3878981"/>
-            <wp:docPr id="5" name="Picture 5"/>
+            <wp:docPr id="6" name="Picture 6"/>
             <wp:cNvGraphicFramePr>
               <a:graphicFrameLocks noChangeAspect="1"/>
             </wp:cNvGraphicFramePr>
@@ -15951,7 +17298,7 @@
                     <pic:cNvPicPr/>
                   </pic:nvPicPr>
                   <pic:blipFill>
-                    <a:blip r:embed="rId13"/>
+                    <a:blip r:embed="rId14"/>
                     <a:stretch>
                       <a:fillRect/>
                     </a:stretch>
@@ -15996,7 +17343,7 @@
         <w:drawing>
           <wp:inline xmlns:a="http://schemas.openxmlformats.org/drawingml/2006/main" xmlns:pic="http://schemas.openxmlformats.org/drawingml/2006/picture">
             <wp:extent cx="5669280" cy="3563547"/>
-            <wp:docPr id="6" name="Picture 6"/>
+            <wp:docPr id="7" name="Picture 7"/>
             <wp:cNvGraphicFramePr>
               <a:graphicFrameLocks noChangeAspect="1"/>
             </wp:cNvGraphicFramePr>
@@ -16008,7 +17355,7 @@
                     <pic:cNvPicPr/>
                   </pic:nvPicPr>
                   <pic:blipFill>
-                    <a:blip r:embed="rId14"/>
+                    <a:blip r:embed="rId15"/>
                     <a:stretch>
                       <a:fillRect/>
                     </a:stretch>
@@ -16053,7 +17400,7 @@
         <w:drawing>
           <wp:inline xmlns:a="http://schemas.openxmlformats.org/drawingml/2006/main" xmlns:pic="http://schemas.openxmlformats.org/drawingml/2006/picture">
             <wp:extent cx="5669280" cy="3350029"/>
-            <wp:docPr id="7" name="Picture 7"/>
+            <wp:docPr id="8" name="Picture 8"/>
             <wp:cNvGraphicFramePr>
               <a:graphicFrameLocks noChangeAspect="1"/>
             </wp:cNvGraphicFramePr>
@@ -16065,7 +17412,7 @@
                     <pic:cNvPicPr/>
                   </pic:nvPicPr>
                   <pic:blipFill>
-                    <a:blip r:embed="rId15"/>
+                    <a:blip r:embed="rId16"/>
                     <a:stretch>
                       <a:fillRect/>
                     </a:stretch>
@@ -16380,6 +17727,48 @@
           <w:sz w:val="24"/>
         </w:rPr>
         <w:t>(12), e4497. https://doi.org/10.1002/pro.4497</w:t>
+      </w:r>
+    </w:p>
+    <w:p>
+      <w:r>
+        <w:rPr>
+          <w:b w:val="0"/>
+          <w:i w:val="0"/>
+          <w:sz w:val="24"/>
+        </w:rPr>
+        <w:t xml:space="preserve">Cloeckaert, A., Vizcaíno, N., Paquet, J. Y., Bowden, R. A., &amp; Elzer, P. H. (2002). Major outer membrane proteins of </w:t>
+      </w:r>
+      <w:r>
+        <w:rPr>
+          <w:b w:val="0"/>
+          <w:i/>
+          <w:sz w:val="24"/>
+        </w:rPr>
+        <w:t>Brucella</w:t>
+      </w:r>
+      <w:r>
+        <w:rPr>
+          <w:b w:val="0"/>
+          <w:i w:val="0"/>
+          <w:sz w:val="24"/>
+        </w:rPr>
+        <w:t xml:space="preserve"> spp.: past, present and future. </w:t>
+      </w:r>
+      <w:r>
+        <w:rPr>
+          <w:b w:val="0"/>
+          <w:i/>
+          <w:sz w:val="24"/>
+        </w:rPr>
+        <w:t>Veterinary Microbiology, 90</w:t>
+      </w:r>
+      <w:r>
+        <w:rPr>
+          <w:b w:val="0"/>
+          <w:i w:val="0"/>
+          <w:sz w:val="24"/>
+        </w:rPr>
+        <w:t>(1–4), 229–247. https://doi.org/10.1016/s0378-1135(02)00211-0</w:t>
       </w:r>
     </w:p>
     <w:p>

--- a/benchmark/MANUSCRIPT.docx
+++ b/benchmark/MANUSCRIPT.docx
@@ -75,7 +75,7 @@
           <w:i w:val="0"/>
           <w:sz w:val="24"/>
         </w:rPr>
-        <w:t>Reverse vaccinology ranks candidate antigens from a pathogen genome, but the tools in common use stop at the ranking step and model the host as a single human reference, which limits their value for the veterinary and zoonotic targets that carry much of the global vaccine burden. We present VaxForge, a deterministic pipeline that carries a proteome through a soft-filter antigen funnel, class I and class II epitope prediction against curated allele panels for four mammalian hosts, multi-epitope construct assembly and an in silico immunisation readout. Benchmarked under default parameters against NERVE 2.0 and Vaxign-ML on ten bacteria at whole-proteome scale, VaxForge recovered 37 of 48 independently validated protective antigens, against 47 of 48 for Vaxign-ML and 14 of 48 for NERVE 2.0, and recovered all four licensed 4CMenB antigens where NERVE 2.0 recovered one. We then attributed every missed antigen to a specific pipeline step. Six of the eleven misses were removed by the mandatory host-homology filter, a relationship that is absolute in one direction: no recovered antigen carried a human homologue (0 of 37; Fisher exact p = 3.8 × 10⁻⁵). The recall gap is therefore a quantified safety-sensitivity trade-off rather than a failure of discrimination. Across ten viruses the predicted epitope repertoire of the protective antigen differed between host species in every case, with host pairs sharing no epitopes at all for several viruses, a dimension neither comparator can resolve.</w:t>
+        <w:t>Reverse vaccinology ranks candidate antigens from a pathogen genome, but the tools in common use stop at the ranking step and model the host as a single human reference, which limits their value for the veterinary and zoonotic targets that carry much of the global vaccine burden. We present VaxForge, a deterministic pipeline that carries a proteome through a soft-filter antigen funnel, class I and class II epitope prediction against curated allele panels for four mammalian hosts, multi-epitope construct assembly and an in silico immunisation readout. Benchmarked under default parameters against NERVE 2.0 and Vaxign-ML on ten bacteria at whole-proteome scale, VaxForge recovered 37 of 48 independently validated protective antigens, against 47 of 48 for Vaxign-ML and 14 of 48 for NERVE 2.0, and recovered all four licensed 4CMenB antigens where NERVE 2.0 recovered one. We then attributed every missed antigen to a specific pipeline step. Six of the eleven misses were removed by the mandatory host-homology filter, a relationship that is absolute in one direction: no recovered antigen carried a human homologue (0 of 37; Fisher exact p = 3.8 × 10⁻⁵). The recall gap is therefore a quantified safety-sensitivity trade-off rather than a failure of discrimination. We further show that 26 of the 44 ground-truth antigens of the generalisation benchmark, 59%, are at least 90% identical to records in Protegen, the training source of the supervised comparator, and that the comparator's ranking advantage is concentrated there: its median rank degrades from 70 on antigens that are its own training labels to 214 on the seven antigens independent of that source, none of which it places in its top twenty, while VaxForge places three of the seven. Across ten viruses the predicted epitope repertoire of the protective antigen differed between host species in every case, with host pairs sharing no epitopes at all for several viruses, a dimension neither comparator can resolve.</w:t>
       </w:r>
     </w:p>
     <w:p>
@@ -6704,6 +6704,556 @@
           <w:i w:val="0"/>
           <w:sz w:val="24"/>
         </w:rPr>
+        <w:t>Most of the benchmark's ground truth is in the comparator's training set, and the comparator's advantage is concentrated there.</w:t>
+      </w:r>
+      <w:r>
+        <w:rPr>
+          <w:b w:val="0"/>
+          <w:i w:val="0"/>
+          <w:sz w:val="24"/>
+        </w:rPr>
+        <w:t xml:space="preserve"> Vaxign-ML is a supervised classifier, and the model distributed in its container is trained on the whole of Protegen: 397 bacterial protective antigens after homologue removal, taken from Protegen as of 31 July 2019 across 50 Gram-positive and Gram-negative pathogens, against negatives drawn from the same 50 proteomes at under 30% similarity to those antigens (Ong et al., 2020). Our ground truth is assembled the same way any such set must be, from experimentally supported protective antigens in the literature, so the two sets can overlap by construction. Leaving that overlap unmeasured would make the recall comparison uninterpretable in both directions, so we quantified it: we downloaded Protegen v4.0 and aligned all 44 ground-truth antigens of the nine-bacterium benchmark against it with DIAMOND (Methods). Twenty-six of the 44, 59%, are at least 90% identical to a Protegen record and are therefore the comparator's own training labels; a further eleven fall between 30 and 90%, above the similarity cutoff Vaxign-ML itself used to define negatives, so they too carry information from training. Only seven of the 44, 16%, are independent of it.</w:t>
+      </w:r>
+    </w:p>
+    <w:p>
+      <w:r>
+        <w:rPr>
+          <w:b w:val="0"/>
+          <w:i w:val="0"/>
+          <w:sz w:val="24"/>
+        </w:rPr>
+        <w:t>Recall cannot separate these classes, because Vaxign-ML scores every protein in a proteome and so recovers every antigen in all three classes; rank is the informative statistic. Stratified by overlap class, the comparator's median rank degrades monotonically as the antigen moves away from its training set, from 70 on antigens that are training labels to 127 on homologues and 214 on independent antigens, and it places none of the seven independent antigens in its top twenty. VaxForge, which has no training set, shows the same ordering far more weakly, 24, 12 and 61, and places three of the seven independent antigens in its top twenty (Table 5). The 43-of-44 against 33-of-44 recall difference in Table 3 is therefore not a like-for-like measure of generalisation: on the subset of antigens that neither tool could have memorised, the ranking advantage reverses. We report this as a property of the benchmark rather than a fault of either tool, since any supervised reverse-vaccinology model will share it and no published benchmark of this kind can avoid the overlap entirely; what it can do is measure it.</w:t>
+      </w:r>
+    </w:p>
+    <w:p>
+      <w:r>
+        <w:rPr>
+          <w:b/>
+          <w:i w:val="0"/>
+          <w:sz w:val="24"/>
+        </w:rPr>
+        <w:t>Table 5.</w:t>
+      </w:r>
+      <w:r>
+        <w:rPr>
+          <w:b w:val="0"/>
+          <w:i w:val="0"/>
+          <w:sz w:val="24"/>
+        </w:rPr>
+        <w:t xml:space="preserve"> Overlap between the nine-bacterium ground truth and Protegen, the training source of Vaxign-ML, with ranking performance stratified by overlap class. Identity is the best DIAMOND alignment of each ground-truth antigen against Protegen v4.0; "training label" means at least 90% identity, "homologue" 30 to 90%, which is above the under-30% cutoff used to select Vaxign-ML's negatives, and "independent" under 30%. Median rank is over the antigens each tool recovered. Per-antigen values are in `results/vaxignml_circularity.json`.</w:t>
+      </w:r>
+    </w:p>
+    <w:tbl>
+      <w:tblPr>
+        <w:tblStyle w:val="LightGrid-Accent1"/>
+        <w:tblW w:type="auto" w:w="0"/>
+        <w:tblLook w:firstColumn="1" w:firstRow="1" w:lastColumn="0" w:lastRow="0" w:noHBand="0" w:noVBand="1" w:val="04A0"/>
+      </w:tblPr>
+      <w:tblGrid>
+        <w:gridCol w:w="1440"/>
+        <w:gridCol w:w="1440"/>
+        <w:gridCol w:w="1440"/>
+        <w:gridCol w:w="1440"/>
+        <w:gridCol w:w="1440"/>
+        <w:gridCol w:w="1440"/>
+      </w:tblGrid>
+      <w:tr>
+        <w:tc>
+          <w:tcPr>
+            <w:tcW w:type="dxa" w:w="1440"/>
+          </w:tcPr>
+          <w:p>
+            <w:pPr>
+              <w:spacing w:line="240" w:lineRule="auto"/>
+              <w:jc w:val="left"/>
+            </w:pPr>
+            <w:r/>
+            <w:r>
+              <w:rPr>
+                <w:b/>
+                <w:i w:val="0"/>
+                <w:sz w:val="22"/>
+              </w:rPr>
+              <w:t>Overlap class</w:t>
+            </w:r>
+          </w:p>
+        </w:tc>
+        <w:tc>
+          <w:tcPr>
+            <w:tcW w:type="dxa" w:w="1440"/>
+          </w:tcPr>
+          <w:p>
+            <w:pPr>
+              <w:spacing w:line="240" w:lineRule="auto"/>
+              <w:jc w:val="left"/>
+            </w:pPr>
+            <w:r/>
+            <w:r>
+              <w:rPr>
+                <w:b/>
+                <w:i w:val="0"/>
+                <w:sz w:val="22"/>
+              </w:rPr>
+              <w:t>n</w:t>
+            </w:r>
+          </w:p>
+        </w:tc>
+        <w:tc>
+          <w:tcPr>
+            <w:tcW w:type="dxa" w:w="1440"/>
+          </w:tcPr>
+          <w:p>
+            <w:pPr>
+              <w:spacing w:line="240" w:lineRule="auto"/>
+              <w:jc w:val="left"/>
+            </w:pPr>
+            <w:r/>
+            <w:r>
+              <w:rPr>
+                <w:b/>
+                <w:i w:val="0"/>
+                <w:sz w:val="22"/>
+              </w:rPr>
+              <w:t>Vaxign-ML median rank</w:t>
+            </w:r>
+          </w:p>
+        </w:tc>
+        <w:tc>
+          <w:tcPr>
+            <w:tcW w:type="dxa" w:w="1440"/>
+          </w:tcPr>
+          <w:p>
+            <w:pPr>
+              <w:spacing w:line="240" w:lineRule="auto"/>
+              <w:jc w:val="left"/>
+            </w:pPr>
+            <w:r/>
+            <w:r>
+              <w:rPr>
+                <w:b/>
+                <w:i w:val="0"/>
+                <w:sz w:val="22"/>
+              </w:rPr>
+              <w:t>VaxForge median rank</w:t>
+            </w:r>
+          </w:p>
+        </w:tc>
+        <w:tc>
+          <w:tcPr>
+            <w:tcW w:type="dxa" w:w="1440"/>
+          </w:tcPr>
+          <w:p>
+            <w:pPr>
+              <w:spacing w:line="240" w:lineRule="auto"/>
+              <w:jc w:val="left"/>
+            </w:pPr>
+            <w:r/>
+            <w:r>
+              <w:rPr>
+                <w:b/>
+                <w:i w:val="0"/>
+                <w:sz w:val="22"/>
+              </w:rPr>
+              <w:t>Vaxign-ML top 20</w:t>
+            </w:r>
+          </w:p>
+        </w:tc>
+        <w:tc>
+          <w:tcPr>
+            <w:tcW w:type="dxa" w:w="1440"/>
+          </w:tcPr>
+          <w:p>
+            <w:pPr>
+              <w:spacing w:line="240" w:lineRule="auto"/>
+              <w:jc w:val="left"/>
+            </w:pPr>
+            <w:r/>
+            <w:r>
+              <w:rPr>
+                <w:b/>
+                <w:i w:val="0"/>
+                <w:sz w:val="22"/>
+              </w:rPr>
+              <w:t>VaxForge top 20</w:t>
+            </w:r>
+          </w:p>
+        </w:tc>
+      </w:tr>
+      <w:tr>
+        <w:tc>
+          <w:tcPr>
+            <w:tcW w:type="dxa" w:w="1440"/>
+          </w:tcPr>
+          <w:p>
+            <w:pPr>
+              <w:spacing w:line="240" w:lineRule="auto"/>
+              <w:jc w:val="left"/>
+            </w:pPr>
+            <w:r/>
+            <w:r>
+              <w:rPr>
+                <w:b w:val="0"/>
+                <w:i w:val="0"/>
+                <w:sz w:val="22"/>
+              </w:rPr>
+              <w:t>Training label (≥ 90% identity)</w:t>
+            </w:r>
+          </w:p>
+        </w:tc>
+        <w:tc>
+          <w:tcPr>
+            <w:tcW w:type="dxa" w:w="1440"/>
+          </w:tcPr>
+          <w:p>
+            <w:pPr>
+              <w:spacing w:line="240" w:lineRule="auto"/>
+              <w:jc w:val="left"/>
+            </w:pPr>
+            <w:r/>
+            <w:r>
+              <w:rPr>
+                <w:b w:val="0"/>
+                <w:i w:val="0"/>
+                <w:sz w:val="22"/>
+              </w:rPr>
+              <w:t>26</w:t>
+            </w:r>
+          </w:p>
+        </w:tc>
+        <w:tc>
+          <w:tcPr>
+            <w:tcW w:type="dxa" w:w="1440"/>
+          </w:tcPr>
+          <w:p>
+            <w:pPr>
+              <w:spacing w:line="240" w:lineRule="auto"/>
+              <w:jc w:val="left"/>
+            </w:pPr>
+            <w:r/>
+            <w:r>
+              <w:rPr>
+                <w:b w:val="0"/>
+                <w:i w:val="0"/>
+                <w:sz w:val="22"/>
+              </w:rPr>
+              <w:t>70</w:t>
+            </w:r>
+          </w:p>
+        </w:tc>
+        <w:tc>
+          <w:tcPr>
+            <w:tcW w:type="dxa" w:w="1440"/>
+          </w:tcPr>
+          <w:p>
+            <w:pPr>
+              <w:spacing w:line="240" w:lineRule="auto"/>
+              <w:jc w:val="left"/>
+            </w:pPr>
+            <w:r/>
+            <w:r>
+              <w:rPr>
+                <w:b w:val="0"/>
+                <w:i w:val="0"/>
+                <w:sz w:val="22"/>
+              </w:rPr>
+              <w:t>24</w:t>
+            </w:r>
+          </w:p>
+        </w:tc>
+        <w:tc>
+          <w:tcPr>
+            <w:tcW w:type="dxa" w:w="1440"/>
+          </w:tcPr>
+          <w:p>
+            <w:pPr>
+              <w:spacing w:line="240" w:lineRule="auto"/>
+              <w:jc w:val="left"/>
+            </w:pPr>
+            <w:r/>
+            <w:r>
+              <w:rPr>
+                <w:b w:val="0"/>
+                <w:i w:val="0"/>
+                <w:sz w:val="22"/>
+              </w:rPr>
+              <w:t>5/26</w:t>
+            </w:r>
+          </w:p>
+        </w:tc>
+        <w:tc>
+          <w:tcPr>
+            <w:tcW w:type="dxa" w:w="1440"/>
+          </w:tcPr>
+          <w:p>
+            <w:pPr>
+              <w:spacing w:line="240" w:lineRule="auto"/>
+              <w:jc w:val="left"/>
+            </w:pPr>
+            <w:r/>
+            <w:r>
+              <w:rPr>
+                <w:b w:val="0"/>
+                <w:i w:val="0"/>
+                <w:sz w:val="22"/>
+              </w:rPr>
+              <w:t>9/26</w:t>
+            </w:r>
+          </w:p>
+        </w:tc>
+      </w:tr>
+      <w:tr>
+        <w:tc>
+          <w:tcPr>
+            <w:tcW w:type="dxa" w:w="1440"/>
+          </w:tcPr>
+          <w:p>
+            <w:pPr>
+              <w:spacing w:line="240" w:lineRule="auto"/>
+              <w:jc w:val="left"/>
+            </w:pPr>
+            <w:r/>
+            <w:r>
+              <w:rPr>
+                <w:b w:val="0"/>
+                <w:i w:val="0"/>
+                <w:sz w:val="22"/>
+              </w:rPr>
+              <w:t>Homologue (30–90%)</w:t>
+            </w:r>
+          </w:p>
+        </w:tc>
+        <w:tc>
+          <w:tcPr>
+            <w:tcW w:type="dxa" w:w="1440"/>
+          </w:tcPr>
+          <w:p>
+            <w:pPr>
+              <w:spacing w:line="240" w:lineRule="auto"/>
+              <w:jc w:val="left"/>
+            </w:pPr>
+            <w:r/>
+            <w:r>
+              <w:rPr>
+                <w:b w:val="0"/>
+                <w:i w:val="0"/>
+                <w:sz w:val="22"/>
+              </w:rPr>
+              <w:t>11</w:t>
+            </w:r>
+          </w:p>
+        </w:tc>
+        <w:tc>
+          <w:tcPr>
+            <w:tcW w:type="dxa" w:w="1440"/>
+          </w:tcPr>
+          <w:p>
+            <w:pPr>
+              <w:spacing w:line="240" w:lineRule="auto"/>
+              <w:jc w:val="left"/>
+            </w:pPr>
+            <w:r/>
+            <w:r>
+              <w:rPr>
+                <w:b w:val="0"/>
+                <w:i w:val="0"/>
+                <w:sz w:val="22"/>
+              </w:rPr>
+              <w:t>127</w:t>
+            </w:r>
+          </w:p>
+        </w:tc>
+        <w:tc>
+          <w:tcPr>
+            <w:tcW w:type="dxa" w:w="1440"/>
+          </w:tcPr>
+          <w:p>
+            <w:pPr>
+              <w:spacing w:line="240" w:lineRule="auto"/>
+              <w:jc w:val="left"/>
+            </w:pPr>
+            <w:r/>
+            <w:r>
+              <w:rPr>
+                <w:b w:val="0"/>
+                <w:i w:val="0"/>
+                <w:sz w:val="22"/>
+              </w:rPr>
+              <w:t>12</w:t>
+            </w:r>
+          </w:p>
+        </w:tc>
+        <w:tc>
+          <w:tcPr>
+            <w:tcW w:type="dxa" w:w="1440"/>
+          </w:tcPr>
+          <w:p>
+            <w:pPr>
+              <w:spacing w:line="240" w:lineRule="auto"/>
+              <w:jc w:val="left"/>
+            </w:pPr>
+            <w:r/>
+            <w:r>
+              <w:rPr>
+                <w:b w:val="0"/>
+                <w:i w:val="0"/>
+                <w:sz w:val="22"/>
+              </w:rPr>
+              <w:t>1/11</w:t>
+            </w:r>
+          </w:p>
+        </w:tc>
+        <w:tc>
+          <w:tcPr>
+            <w:tcW w:type="dxa" w:w="1440"/>
+          </w:tcPr>
+          <w:p>
+            <w:pPr>
+              <w:spacing w:line="240" w:lineRule="auto"/>
+              <w:jc w:val="left"/>
+            </w:pPr>
+            <w:r/>
+            <w:r>
+              <w:rPr>
+                <w:b w:val="0"/>
+                <w:i w:val="0"/>
+                <w:sz w:val="22"/>
+              </w:rPr>
+              <w:t>4/11</w:t>
+            </w:r>
+          </w:p>
+        </w:tc>
+      </w:tr>
+      <w:tr>
+        <w:tc>
+          <w:tcPr>
+            <w:tcW w:type="dxa" w:w="1440"/>
+          </w:tcPr>
+          <w:p>
+            <w:pPr>
+              <w:spacing w:line="240" w:lineRule="auto"/>
+              <w:jc w:val="left"/>
+            </w:pPr>
+            <w:r/>
+            <w:r>
+              <w:rPr>
+                <w:b w:val="0"/>
+                <w:i w:val="0"/>
+                <w:sz w:val="22"/>
+              </w:rPr>
+              <w:t>Independent (&lt; 30%)</w:t>
+            </w:r>
+          </w:p>
+        </w:tc>
+        <w:tc>
+          <w:tcPr>
+            <w:tcW w:type="dxa" w:w="1440"/>
+          </w:tcPr>
+          <w:p>
+            <w:pPr>
+              <w:spacing w:line="240" w:lineRule="auto"/>
+              <w:jc w:val="left"/>
+            </w:pPr>
+            <w:r/>
+            <w:r>
+              <w:rPr>
+                <w:b w:val="0"/>
+                <w:i w:val="0"/>
+                <w:sz w:val="22"/>
+              </w:rPr>
+              <w:t>7</w:t>
+            </w:r>
+          </w:p>
+        </w:tc>
+        <w:tc>
+          <w:tcPr>
+            <w:tcW w:type="dxa" w:w="1440"/>
+          </w:tcPr>
+          <w:p>
+            <w:pPr>
+              <w:spacing w:line="240" w:lineRule="auto"/>
+              <w:jc w:val="left"/>
+            </w:pPr>
+            <w:r/>
+            <w:r>
+              <w:rPr>
+                <w:b w:val="0"/>
+                <w:i w:val="0"/>
+                <w:sz w:val="22"/>
+              </w:rPr>
+              <w:t>214</w:t>
+            </w:r>
+          </w:p>
+        </w:tc>
+        <w:tc>
+          <w:tcPr>
+            <w:tcW w:type="dxa" w:w="1440"/>
+          </w:tcPr>
+          <w:p>
+            <w:pPr>
+              <w:spacing w:line="240" w:lineRule="auto"/>
+              <w:jc w:val="left"/>
+            </w:pPr>
+            <w:r/>
+            <w:r>
+              <w:rPr>
+                <w:b w:val="0"/>
+                <w:i w:val="0"/>
+                <w:sz w:val="22"/>
+              </w:rPr>
+              <w:t>61</w:t>
+            </w:r>
+          </w:p>
+        </w:tc>
+        <w:tc>
+          <w:tcPr>
+            <w:tcW w:type="dxa" w:w="1440"/>
+          </w:tcPr>
+          <w:p>
+            <w:pPr>
+              <w:spacing w:line="240" w:lineRule="auto"/>
+              <w:jc w:val="left"/>
+            </w:pPr>
+            <w:r/>
+            <w:r>
+              <w:rPr>
+                <w:b w:val="0"/>
+                <w:i w:val="0"/>
+                <w:sz w:val="22"/>
+              </w:rPr>
+              <w:t>0/7</w:t>
+            </w:r>
+          </w:p>
+        </w:tc>
+        <w:tc>
+          <w:tcPr>
+            <w:tcW w:type="dxa" w:w="1440"/>
+          </w:tcPr>
+          <w:p>
+            <w:pPr>
+              <w:spacing w:line="240" w:lineRule="auto"/>
+              <w:jc w:val="left"/>
+            </w:pPr>
+            <w:r/>
+            <w:r>
+              <w:rPr>
+                <w:b w:val="0"/>
+                <w:i w:val="0"/>
+                <w:sz w:val="22"/>
+              </w:rPr>
+              <w:t>3/7</w:t>
+            </w:r>
+          </w:p>
+        </w:tc>
+      </w:tr>
+    </w:tbl>
+    <w:p/>
+    <w:p>
+      <w:r>
+        <w:rPr>
+          <w:b/>
+          <w:i w:val="0"/>
+          <w:sz w:val="24"/>
+        </w:rPr>
         <w:t>VaxForge returns the same antigens on a virulent reference and three licensed vaccine strains.</w:t>
       </w:r>
       <w:r>
@@ -6842,7 +7392,7 @@
           <w:i w:val="0"/>
           <w:sz w:val="24"/>
         </w:rPr>
-        <w:t xml:space="preserve"> VaxForge draws binding predictions from curated allele panels for human, mouse, bovine and pig, taken from IMGT/HLA and IPD-MHC (Table 5). For human, mouse and bovine, both classes run on real NetMHCpan and NetMHCIIpan models, including the BoLA-DRB3 class II panel for cattle; pig class I is real while its class II rests on a single validated allele. The panels are representative subsets rather than complete databases, and invalid allele names are dropped at runtime, so the reported epitopes are conservative.</w:t>
+        <w:t xml:space="preserve"> VaxForge draws binding predictions from curated allele panels for human, mouse, bovine and pig, taken from IMGT/HLA and IPD-MHC (Table 6). For human, mouse and bovine, both classes run on real NetMHCpan and NetMHCIIpan models, including the BoLA-DRB3 class II panel for cattle; pig class I is real while its class II rests on a single validated allele. The panels are representative subsets rather than complete databases, and invalid allele names are dropped at runtime, so the reported epitopes are conservative.</w:t>
       </w:r>
     </w:p>
     <w:p>
@@ -6852,7 +7402,7 @@
           <w:i w:val="0"/>
           <w:sz w:val="24"/>
         </w:rPr>
-        <w:t>Table 5.</w:t>
+        <w:t>Table 6.</w:t>
       </w:r>
       <w:r>
         <w:rPr>
@@ -7294,7 +7844,7 @@
           <w:i w:val="0"/>
           <w:sz w:val="24"/>
         </w:rPr>
-        <w:t>The viral arm was built to exercise this layer across ten viruses that all four hosts naturally infect, spanning seven families, with the protein carrying the protective, patented or licensed target as ground truth (`PATENTED_VACCINES.md`). Viral envelope and capsid antigens are the intended vaccine targets yet are membrane-embedded, so a transmembrane-count filter tuned for bacteria discards them; we therefore made that filter soft for the viral profile and added a surface-exposure signal (Methods). With this in place VaxForge placed the protective antigen within the top quartile of candidates for eight of the ten viruses, first for Getah, Rift Valley fever and Japanese encephalitis and second for rabies, vesicular stomatitis and Venezuelan equine encephalitis (Table 6; Fig. 5). Against Vaxign-ML the ranking head-to-head was balanced, with four wins each and two ties, which is the honest outcome for two general rankers on viral proteomes. The one clear weakness is reovirus σ1 at rank 9 of 11: σ1 is a fibre protein with no membrane anchor and so receives no surface-exposure credit, whereas Vaxign-ML ranked it first, which is a real limitation of anchoring the viral signal on membrane topology.</w:t>
+        <w:t>The viral arm was built to exercise this layer across ten viruses that all four hosts naturally infect, spanning seven families, with the protein carrying the protective, patented or licensed target as ground truth (`PATENTED_VACCINES.md`). Viral envelope and capsid antigens are the intended vaccine targets yet are membrane-embedded, so a transmembrane-count filter tuned for bacteria discards them; we therefore made that filter soft for the viral profile and added a surface-exposure signal (Methods). With this in place VaxForge placed the protective antigen within the top quartile of candidates for eight of the ten viruses, first for Getah, Rift Valley fever and Japanese encephalitis and second for rabies, vesicular stomatitis and Venezuelan equine encephalitis (Table 7; Fig. 5). Against Vaxign-ML the ranking head-to-head was balanced, with four wins each and two ties, which is the honest outcome for two general rankers on viral proteomes. The one clear weakness is reovirus σ1 at rank 9 of 11: σ1 is a fibre protein with no membrane anchor and so receives no surface-exposure credit, whereas Vaxign-ML ranked it first, which is a real limitation of anchoring the viral signal on membrane topology.</w:t>
       </w:r>
     </w:p>
     <w:p>
@@ -7304,7 +7854,7 @@
           <w:i w:val="0"/>
           <w:sz w:val="24"/>
         </w:rPr>
-        <w:t>The capability that separates VaxForge from both comparators is not the ranking but the host dimension, and it held across all ten viruses. For every virus the epitope set of the ground-truth antigen differed between host species, with pairwise host Jaccard overlap below one in every case and, for several viruses, host pairs sharing no epitopes at all (Table 6; Fig. 6; the rabies glycoprotein pairwise detail is in Fig. S2). NERVE 2.0 cannot process viral proteomes, and Vaxign-ML returns a single host-free protegenicity score, ranking rabies glycoprotein G fourth of five with no host resolution, so this per-host repertoire is unique to VaxForge among the three. Because each virus contributes a single protective antigen, the rank statistic is descriptive rather than inferential, and population coverage was reported as unavailable for non-human hosts rather than imputed.</w:t>
+        <w:t>The capability that separates VaxForge from both comparators is not the ranking but the host dimension, and it held across all ten viruses. For every virus the epitope set of the ground-truth antigen differed between host species, with pairwise host Jaccard overlap below one in every case and, for several viruses, host pairs sharing no epitopes at all (Table 7; Fig. 6; the rabies glycoprotein pairwise detail is in Fig. S2). NERVE 2.0 cannot process viral proteomes, and Vaxign-ML returns a single host-free protegenicity score, ranking rabies glycoprotein G fourth of five with no host resolution, so this per-host repertoire is unique to VaxForge among the three. Because each virus contributes a single protective antigen, the rank statistic is descriptive rather than inferential, and population coverage was reported as unavailable for non-human hosts rather than imputed.</w:t>
       </w:r>
     </w:p>
     <w:p>
@@ -7314,7 +7864,7 @@
           <w:i w:val="0"/>
           <w:sz w:val="24"/>
         </w:rPr>
-        <w:t>Table 6.</w:t>
+        <w:t>Table 7.</w:t>
       </w:r>
       <w:r>
         <w:rPr>
@@ -8653,6 +9203,16 @@
           <w:sz w:val="24"/>
         </w:rPr>
         <w:t>The host dimension is the contribution we consider least substitutable. NetMHCpan and NetMHCIIpan already support many non-human alleles (Reynisson et al., 2020), yet reverse vaccinology pipelines apply them against a single human reference, and NERVE 2.0's epitope module is explicitly built on human HLA supertypes (Conte et al., 2024). Because all ten viruses infect the four hosts examined (Cox et al., 1977; Fooks et al., 2017), we could compute a per-host repertoire for each, and the epitope sets of the ground-truth antigens differed between species in every case, with some host pairs sharing nothing. For the veterinary and zoonotic targets that carry much of the practical vaccine burden (Fooks et al., 2017; Hampson et al., 2015), a human-only epitope layer does not merely lose precision, it reports a repertoire for the wrong species.</w:t>
+      </w:r>
+    </w:p>
+    <w:p>
+      <w:r>
+        <w:rPr>
+          <w:b w:val="0"/>
+          <w:i w:val="0"/>
+          <w:sz w:val="24"/>
+        </w:rPr>
+        <w:t>The overlap analysis also bounds what any benchmark of this kind can claim. Our ground truth and Protegen are drawn from the same literature, so the 59% overlap we measured is not a flaw in either set but an unavoidable property of the field: there is only one body of experimentally validated protective antigens, and every supervised model trains on it. The consequence is that recall against such a set rewards memorisation, and a tool with no training set is structurally disadvantaged on the majority of the antigens while being measured on exactly the subset where its competitor is strongest. We therefore treat the stratified ranking in Table 5 as the comparison that carries interpretive weight and the aggregate recall in Table 3 as descriptive. The seven independent antigens are too few for inference, so the reversal we observe on them is an indication rather than a result, and establishing it would require a prospective ground-truth set curated after the comparator's training cutoff of 31 July 2019.</w:t>
       </w:r>
     </w:p>
     <w:p>
@@ -9002,6 +9562,24 @@
           <w:sz w:val="24"/>
         </w:rPr>
         <w:t xml:space="preserve"> VaxForge was compared with the two reverse vaccinology tools that are current, locally installable and most widely used for bacterial antigen prediction, so that the comparison reflects what a user would actually run (Table 1). Vaxign-ML (Ong et al., 2020) is a supervised machine-learning classifier that takes a protein proteome and returns a protegenicity probability for each protein, ranking candidates but producing no epitopes, host information or construct. NERVE 2.0 (Conte et al., 2024) is an end-to-end bacterial reverse vaccinology environment that takes a bacterial proteome and a Gram label and returns a shortlist of candidate proteins after a cascade of hard selection filters, followed by an optional epitope-prediction module that reports linear MHC-I/II binders and population coverage for human HLA supertypes. VaxForge takes a proteome, coding sequences or a genome, for bacteria or viruses, and returns ranked antigens together with host-specific epitopes, a multi-epitope construct and an in silico immunisation readout. Both comparators were installed locally in containers and run with default parameters on identical input, with no threshold tuning; recall over ground-truth antigens and the antigen ranks were read from each tool's native output. Protein language model classifiers (Chen et al., 2024; Podda et al., 2025; Zai et al., 2025) were not included because they return a protegenicity score only and, for the structure-based framework, require predicted structures and GPU compute; the rationale is set out in the Discussion.</w:t>
+      </w:r>
+    </w:p>
+    <w:p>
+      <w:r>
+        <w:rPr>
+          <w:b/>
+          <w:i w:val="0"/>
+          <w:sz w:val="24"/>
+        </w:rPr>
+        <w:t>Overlap between the ground truth and the comparator's training data.</w:t>
+      </w:r>
+      <w:r>
+        <w:rPr>
+          <w:b w:val="0"/>
+          <w:i w:val="0"/>
+          <w:sz w:val="24"/>
+        </w:rPr>
+        <w:t xml:space="preserve"> Vaxign-ML's distributed model is trained on Protegen (Ong et al., 2020), so the bacterial protective-antigen set of Protegen v4.0 was downloaded in full (`protegen-bacterium-4.0-2019-01-09.faa`, 660 records; Yang et al., 2011) and used as a proxy for that training set, which is not itself released as a file. The 44 ground-truth antigens of the nine-bacterium benchmark were extracted from the prepared proteomes by accession and aligned against Protegen with DIAMOND blastp (`--very-sensitive`, best hit per query). Each antigen was assigned to one of three classes by its best alignment identity: training label at 90% or above, homologue between 30 and 90%, and independent below 30%. The 30% boundary is not arbitrary: it is the similarity cutoff Vaxign-ML itself used to select negatives, so an antigen above it could not have been a negative in training. Ranking was then stratified by class, using each antigen's position in each tool's candidate list, with the median taken over recovered antigens only; recall is not stratified because Vaxign-ML scores every protein in a proteome and therefore recovers every antigen in all three classes, making recall uninformative for this comparison. Per-antigen values are in `results/vaxignml_circularity.json` and the per-tool ranks in `results/vaxignml_circularity_vs_recall.json`; the analysis is reproduced by `measure_vaxignml_circularity.py`.</w:t>
       </w:r>
     </w:p>
     <w:p>
@@ -18908,6 +19486,32 @@
           <w:sz w:val="24"/>
         </w:rPr>
         <w:t>(W1), W228–W234. https://doi.org/10.1093/nar/gkac278</w:t>
+      </w:r>
+    </w:p>
+    <w:p>
+      <w:r>
+        <w:rPr>
+          <w:b w:val="0"/>
+          <w:i w:val="0"/>
+          <w:sz w:val="24"/>
+        </w:rPr>
+        <w:t xml:space="preserve">Yang, B., Sayers, S., Xiang, Z., &amp; He, Y. (2011). Protegen: a web-based protective antigen database and analysis system. </w:t>
+      </w:r>
+      <w:r>
+        <w:rPr>
+          <w:b w:val="0"/>
+          <w:i/>
+          <w:sz w:val="24"/>
+        </w:rPr>
+        <w:t>Nucleic Acids Research, 39</w:t>
+      </w:r>
+      <w:r>
+        <w:rPr>
+          <w:b w:val="0"/>
+          <w:i w:val="0"/>
+          <w:sz w:val="24"/>
+        </w:rPr>
+        <w:t>(Database issue), D1073–D1078. https://doi.org/10.1093/nar/gkq944</w:t>
       </w:r>
     </w:p>
     <w:p>

--- a/benchmark/MANUSCRIPT.docx
+++ b/benchmark/MANUSCRIPT.docx
@@ -6220,7 +6220,23 @@
           <w:i w:val="0"/>
           <w:sz w:val="24"/>
         </w:rPr>
-        <w:t xml:space="preserve">, follows an upstream misassignment, PSORTb calling a characterised surface lipoprotein cytoplasmic with a score of 9.97, which is a limit of the localisation predictor rather than of the funnel. The remaining two, ESAT-6 of </w:t>
+        <w:t xml:space="preserve">, follows a localisation call that PSORTb makes with a score of 9.97 on a characterised surface lipoprotein. We first read this as an error specific to that predictor, and tested it against an architecturally independent one: DeepLocPro 1.0, a prokaryote-specific model built on ESM-2 embeddings and trained on experimentally verified PSORTdb 4.0 data, which outperforms PSORTb 3.0 across all organism groups and, on the cell wall and surface class in particular, by a margin that leaves PSORTb close to random (Matthews correlation 0.28 against −0.02 for Gram-positive and 0.80 against 0.00 for Gram-negative organisms; Moreno et al., 2024). On the eight antigens we tested, the five </w:t>
+      </w:r>
+      <w:r>
+        <w:rPr>
+          <w:b w:val="0"/>
+          <w:i/>
+          <w:sz w:val="24"/>
+        </w:rPr>
+        <w:t>S. suis</w:t>
+      </w:r>
+      <w:r>
+        <w:rPr>
+          <w:b w:val="0"/>
+          <w:i w:val="0"/>
+          <w:sz w:val="24"/>
+        </w:rPr>
+        <w:t xml:space="preserve"> ground-truth proteins, CapB, ActA and LigA, the two predictors returned the same top call in every case, and DeepLocPro places LigA in the cytoplasm at 0.995 confidence (`results/localization_agreement.json`). The miss is therefore a limit of sequence-based localisation prediction as such rather than of one implementation, and it is not closed by substituting the newer tool. The same measurement raises the moonlighting interpretation of the host-homology misses from a single-tool assumption to a two-tool result: enolase, GAPDH, 6-phosphogluconate dehydrogenase and DnaJ are called cytoplasmic by both predictors at 0.845 to 0.988 confidence, which is what non-classical surface display looks like to any method that reads only the sequence. The remaining two, ESAT-6 of </w:t>
       </w:r>
       <w:r>
         <w:rPr>
@@ -6548,7 +6564,7 @@
                 <w:i w:val="0"/>
                 <w:sz w:val="22"/>
               </w:rPr>
-              <w:t>Upstream localisation misassignment (PSORTb)</w:t>
+              <w:t>Limit of sequence-based localisation prediction</w:t>
             </w:r>
           </w:p>
         </w:tc>
@@ -6608,7 +6624,7 @@
                 <w:i w:val="0"/>
                 <w:sz w:val="22"/>
               </w:rPr>
-              <w:t>Limit of the localisation predictor</w:t>
+              <w:t>Not specific to PSORTb: DeepLocPro 1.0 also calls it cytoplasmic at 0.995 confidence (8/8 top-call agreement across the eight antigens tested)</w:t>
             </w:r>
           </w:p>
         </w:tc>
@@ -9562,6 +9578,40 @@
           <w:sz w:val="24"/>
         </w:rPr>
         <w:t xml:space="preserve"> VaxForge was compared with the two reverse vaccinology tools that are current, locally installable and most widely used for bacterial antigen prediction, so that the comparison reflects what a user would actually run (Table 1). Vaxign-ML (Ong et al., 2020) is a supervised machine-learning classifier that takes a protein proteome and returns a protegenicity probability for each protein, ranking candidates but producing no epitopes, host information or construct. NERVE 2.0 (Conte et al., 2024) is an end-to-end bacterial reverse vaccinology environment that takes a bacterial proteome and a Gram label and returns a shortlist of candidate proteins after a cascade of hard selection filters, followed by an optional epitope-prediction module that reports linear MHC-I/II binders and population coverage for human HLA supertypes. VaxForge takes a proteome, coding sequences or a genome, for bacteria or viruses, and returns ranked antigens together with host-specific epitopes, a multi-epitope construct and an in silico immunisation readout. Both comparators were installed locally in containers and run with default parameters on identical input, with no threshold tuning; recall over ground-truth antigens and the antigen ranks were read from each tool's native output. Protein language model classifiers (Chen et al., 2024; Podda et al., 2025; Zai et al., 2025) were not included because they return a protegenicity score only and, for the structure-based framework, require predicted structures and GPU compute; the rationale is set out in the Discussion.</w:t>
+      </w:r>
+    </w:p>
+    <w:p>
+      <w:r>
+        <w:rPr>
+          <w:b/>
+          <w:i w:val="0"/>
+          <w:sz w:val="24"/>
+        </w:rPr>
+        <w:t>Cross-checking the localisation calls.</w:t>
+      </w:r>
+      <w:r>
+        <w:rPr>
+          <w:b w:val="0"/>
+          <w:i w:val="0"/>
+          <w:sz w:val="24"/>
+        </w:rPr>
+        <w:t xml:space="preserve"> Because the funnel removes cytoplasmic proteins as a hard filter, the localisation predictor is the single point at which a surface-exposed antigen can be lost without recourse. PSORTb's calls on the antigens missed at or after this step were therefore repeated with DeepLocPro 1.0 (Moreno et al., 2024), a prokaryote-specific model built on ESM-2 embeddings and trained on experimentally verified PSORTdb 4.0 data, installed locally and run on CPU with the organism group supplied from the species configuration (`-g positive` or `-g negative`). Eight antigens were tested: the five </w:t>
+      </w:r>
+      <w:r>
+        <w:rPr>
+          <w:b w:val="0"/>
+          <w:i/>
+          <w:sz w:val="24"/>
+        </w:rPr>
+        <w:t>S. suis</w:t>
+      </w:r>
+      <w:r>
+        <w:rPr>
+          <w:b w:val="0"/>
+          <w:i w:val="0"/>
+          <w:sz w:val="24"/>
+        </w:rPr>
+        <w:t xml:space="preserve"> ground-truth proteins, including the recovered suilysin as a positive control, together with CapB, ActA and LigA. Labels were mapped to a common vocabulary before agreement was counted, because PSORTb's Gram-positive `membrane` call denotes the cytoplasmic membrane, Gram-positive organisms having no outer membrane. DeepLocPro is distributed under CC BY-NC-SA 4.0 and is used here as a measurement instrument rather than as a pipeline component. Per-antigen calls and probabilities are in `results/localization_agreement.json`; the analysis is reproduced by `measure_localization_agreement.py`.</w:t>
       </w:r>
     </w:p>
     <w:p>
@@ -19304,6 +19354,32 @@
           <w:sz w:val="24"/>
         </w:rPr>
         <w:t>. https://doi.org/10.1016/j.immuno.2025.100014</w:t>
+      </w:r>
+    </w:p>
+    <w:p>
+      <w:r>
+        <w:rPr>
+          <w:b w:val="0"/>
+          <w:i w:val="0"/>
+          <w:sz w:val="24"/>
+        </w:rPr>
+        <w:t xml:space="preserve">Moreno, J., Nielsen, H., Winther, O., &amp; Teufel, F. (2024). Predicting the subcellular location of prokaryotic proteins with DeepLocPro. </w:t>
+      </w:r>
+      <w:r>
+        <w:rPr>
+          <w:b w:val="0"/>
+          <w:i/>
+          <w:sz w:val="24"/>
+        </w:rPr>
+        <w:t>Bioinformatics, 40</w:t>
+      </w:r>
+      <w:r>
+        <w:rPr>
+          <w:b w:val="0"/>
+          <w:i w:val="0"/>
+          <w:sz w:val="24"/>
+        </w:rPr>
+        <w:t>(12), btae677. https://doi.org/10.1093/bioinformatics/btae677</w:t>
       </w:r>
     </w:p>
     <w:p>

--- a/benchmark/MANUSCRIPT.docx
+++ b/benchmark/MANUSCRIPT.docx
@@ -9228,7 +9228,109 @@
           <w:i w:val="0"/>
           <w:sz w:val="24"/>
         </w:rPr>
-        <w:t>The overlap analysis also bounds what any benchmark of this kind can claim. Our ground truth and Protegen are drawn from the same literature, so the 59% overlap we measured is not a flaw in either set but an unavoidable property of the field: there is only one body of experimentally validated protective antigens, and every supervised model trains on it. The consequence is that recall against such a set rewards memorisation, and a tool with no training set is structurally disadvantaged on the majority of the antigens while being measured on exactly the subset where its competitor is strongest. We therefore treat the stratified ranking in Table 5 as the comparison that carries interpretive weight and the aggregate recall in Table 3 as descriptive. The seven independent antigens are too few for inference, so the reversal we observe on them is an indication rather than a result, and establishing it would require a prospective ground-truth set curated after the comparator's training cutoff of 31 July 2019.</w:t>
+        <w:t>The overlap analysis also bounds what any benchmark of this kind can claim. Our ground truth and Protegen are drawn from the same literature, so the 59% overlap we measured is not a flaw in either set but an unavoidable property of the field: there is only one body of experimentally validated protective antigens, and every supervised model trains on it. The consequence is that recall against such a set rewards memorisation, and a tool with no training set is structurally disadvantaged on the majority of the antigens while being measured on exactly the subset where its competitor is strongest. We therefore treat the stratified ranking in Table 5 as the comparison that carries interpretive weight and the aggregate recall in Table 3 as descriptive. The seven independent antigens are too few for inference, so the reversal we observe on them is an indication rather than a result, and establishing it requires a prospective ground-truth set curated after the comparator's training cutoff of 31 July 2019. We built such a set for one species, and it is informative less for the recall it yields than for what it reveals about the ceiling on this design.</w:t>
+      </w:r>
+    </w:p>
+    <w:p>
+      <w:r>
+        <w:rPr>
+          <w:b/>
+          <w:i w:val="0"/>
+          <w:sz w:val="24"/>
+        </w:rPr>
+        <w:t>A prospective set can be curated, and its limits are the interesting result.</w:t>
+      </w:r>
+      <w:r>
+        <w:rPr>
+          <w:b w:val="0"/>
+          <w:i w:val="0"/>
+          <w:sz w:val="24"/>
+        </w:rPr>
+        <w:t xml:space="preserve"> For </w:t>
+      </w:r>
+      <w:r>
+        <w:rPr>
+          <w:b w:val="0"/>
+          <w:i/>
+          <w:sz w:val="24"/>
+        </w:rPr>
+        <w:t>S. suis</w:t>
+      </w:r>
+      <w:r>
+        <w:rPr>
+          <w:b w:val="0"/>
+          <w:i w:val="0"/>
+          <w:sz w:val="24"/>
+        </w:rPr>
+        <w:t xml:space="preserve"> we curated fifteen antigens reported after 31 July 2019, each with active or passive immunisation and a live challenge, drawn chiefly from a genome-wide phage display and immunoprecipitation screen (Dong et al., 2024) together with single-antigen and mixture studies (Xing et al., 2019; Guo et al., 2021). Mapping was by sequence alignment rather than by name, after an earlier error in which a `suis` pattern matched twenty-eight </w:t>
+      </w:r>
+      <w:r>
+        <w:rPr>
+          <w:b w:val="0"/>
+          <w:i/>
+          <w:sz w:val="24"/>
+        </w:rPr>
+        <w:t>Glaesserella parasuis</w:t>
+      </w:r>
+      <w:r>
+        <w:rPr>
+          <w:b w:val="0"/>
+          <w:i w:val="0"/>
+          <w:sz w:val="24"/>
+        </w:rPr>
+        <w:t xml:space="preserve"> records. Four criteria then reduce fifteen to four, and the excluded sets overlap, so they do not sum. Five antigens were administered as a mixture, so protection cannot be attributed to any single component and they cannot enter a single-antigen count. Three are absent from the strain we ran, BM407, two with no alignment hit at all and one at 29.8% identity, which is below the threshold at which we call two proteins the same; for one of these an independent reason is published, since the srtBCD pilus cluster occurs only in serotype 14 and virulent serotype 2 isolates. Three had been tested as vaccine candidates before the cutoff and are therefore not prospective. Two more align to Protegen at 32.8% and 36.0%, above the 30% identity at which we stop calling an antigen independent of the comparator's training data. Four antigens satisfy every criterion, and VaxForge recovers one of them, at rank 66 of 488. The ceiling here is set not by curation effort but by the distance between the strain in which an antigen is published and the strain a benchmark runs, which is a constraint on prospective evaluation generally rather than a property of this pipeline.</w:t>
+      </w:r>
+    </w:p>
+    <w:p>
+      <w:r>
+        <w:rPr>
+          <w:b/>
+          <w:i w:val="0"/>
+          <w:sz w:val="24"/>
+        </w:rPr>
+        <w:t>The independent set reproduces the localisation limit and exposes one mechanism the original attribution could not see.</w:t>
+      </w:r>
+      <w:r>
+        <w:rPr>
+          <w:b w:val="0"/>
+          <w:i w:val="0"/>
+          <w:sz w:val="24"/>
+        </w:rPr>
+        <w:t xml:space="preserve"> Of the four prospective antigens, three yield no candidate and PSORTb calls all three cytoplasmic, at scores of 7.5, 9.97 and 9.2; the one that does produce a candidate carries an `unknown` localisation call at 2.5 and passes the gate by the conservative exemption described above. The binding constraint is therefore localisation prediction again, now on antigens published too late to have influenced any of our design decisions, which removes the selection bias that qualified the attribution in Table 4. One antigen behaves differently. SspA, a subtilisin-like S8 peptidase, is present in BM407 at full identity, is placed in the cell wall by PSORTb at 9.98, which the Gram-positive permitted list admits, and carries no host homology, yet yields no candidate. Rather than infer the cause we ran the funnel on that protein and read the trace: it is removed by the transmembrane gate at two predicted helices against a limit of one, with a control antigen from the same run passing in the same subset. This is a fourth miss mechanism, distinct from the three in Table 4, and the forty-eight antigen panel could not have revealed it because fifteen of the sixteen antigens we have measured for this species carry one helix or none. We measured the gate's reach rather than adjusting it: across the BM407 proteome it removes 19.1% of all proteins and 22.2% of the signal-peptide-positive pool, but only one of sixteen experimentally protective antigens, which is a cost worth recording and not yet a demonstrated miscalibration. Changing it would require length-matched and class-matched control sets, cell-wall-anchored surface antigens against genuinely polytopic membrane proteins, and we have deferred that rather than alter a filter on a single observation.</w:t>
+      </w:r>
+    </w:p>
+    <w:p>
+      <w:r>
+        <w:rPr>
+          <w:b/>
+          <w:i w:val="0"/>
+          <w:sz w:val="24"/>
+        </w:rPr>
+        <w:t>The prospective set also contains a contradiction within our own ground truth.</w:t>
+      </w:r>
+      <w:r>
+        <w:rPr>
+          <w:b w:val="0"/>
+          <w:i w:val="0"/>
+          <w:sz w:val="24"/>
+        </w:rPr>
+        <w:t xml:space="preserve"> Enolase appears in our </w:t>
+      </w:r>
+      <w:r>
+        <w:rPr>
+          <w:b w:val="0"/>
+          <w:i/>
+          <w:sz w:val="24"/>
+        </w:rPr>
+        <w:t>S. suis</w:t>
+      </w:r>
+      <w:r>
+        <w:rPr>
+          <w:b w:val="0"/>
+          <w:i w:val="0"/>
+          <w:sz w:val="24"/>
+        </w:rPr>
+        <w:t xml:space="preserve"> protective list, yet two doses with each of four adjuvants conferred no protection against lethal serotype 2 challenge in CD-1 mice despite substantial antibody titres, and the authors conclude that enolase is probably not a good vaccine candidate (Dumesnil et al., 2019). We did not remove the antigen, because the protective reports we drew on are equally published, but the disagreement is recorded. It is a reminder that the denominators in every table here are literature constructs rather than facts, and that a benchmark can be no more precise than the ground truth it is scored against.</w:t>
       </w:r>
     </w:p>
     <w:p>
@@ -19025,6 +19127,74 @@
           <w:i w:val="0"/>
           <w:sz w:val="24"/>
         </w:rPr>
+        <w:t xml:space="preserve">Dong, J., Zhang, Q., Yang, J., Zhao, Y., Miao, Z., Pei, S., Qin, H., Jing, C., Wen, G., Zhang, A., &amp; Tao, P. (2024). BacScan: a novel genome-wide strategy for uncovering broadly immunogenic proteins in bacteria. </w:t>
+      </w:r>
+      <w:r>
+        <w:rPr>
+          <w:b w:val="0"/>
+          <w:i/>
+          <w:sz w:val="24"/>
+        </w:rPr>
+        <w:t>Frontiers in Immunology, 15</w:t>
+      </w:r>
+      <w:r>
+        <w:rPr>
+          <w:b w:val="0"/>
+          <w:i w:val="0"/>
+          <w:sz w:val="24"/>
+        </w:rPr>
+        <w:t>, 1392456. https://doi.org/10.3389/fimmu.2024.1392456</w:t>
+      </w:r>
+    </w:p>
+    <w:p>
+      <w:r>
+        <w:rPr>
+          <w:b w:val="0"/>
+          <w:i w:val="0"/>
+          <w:sz w:val="24"/>
+        </w:rPr>
+        <w:t xml:space="preserve">Dumesnil, A., Martelet, L., Grenier, D., Auger, J. P., Harel, J., Nadeau, E., &amp; Gottschalk, M. (2019). Enolase and dipeptidyl peptidase IV protein sub-unit vaccines are not protective against a lethal </w:t>
+      </w:r>
+      <w:r>
+        <w:rPr>
+          <w:b w:val="0"/>
+          <w:i/>
+          <w:sz w:val="24"/>
+        </w:rPr>
+        <w:t>Streptococcus suis</w:t>
+      </w:r>
+      <w:r>
+        <w:rPr>
+          <w:b w:val="0"/>
+          <w:i w:val="0"/>
+          <w:sz w:val="24"/>
+        </w:rPr>
+        <w:t xml:space="preserve"> serotype 2 challenge in a mouse model of infection. </w:t>
+      </w:r>
+      <w:r>
+        <w:rPr>
+          <w:b w:val="0"/>
+          <w:i/>
+          <w:sz w:val="24"/>
+        </w:rPr>
+        <w:t>BMC Veterinary Research, 15</w:t>
+      </w:r>
+      <w:r>
+        <w:rPr>
+          <w:b w:val="0"/>
+          <w:i w:val="0"/>
+          <w:sz w:val="24"/>
+        </w:rPr>
+        <w:t>(1), 448. https://doi.org/10.1186/s12917-019-2196-y</w:t>
+      </w:r>
+    </w:p>
+    <w:p>
+      <w:r>
+        <w:rPr>
+          <w:b w:val="0"/>
+          <w:i w:val="0"/>
+          <w:sz w:val="24"/>
+        </w:rPr>
         <w:t xml:space="preserve">Fooks, A. R., Cliquet, F., Finke, S., Freuling, C., Hemachudha, T., Mani, R. S., Müller, T., Nadin-Davis, S., Picard-Meyer, E., Wilde, H., &amp; Banyard, A. C. (2017). Rabies. </w:t>
       </w:r>
       <w:r>
@@ -19120,6 +19290,48 @@
           <w:sz w:val="24"/>
         </w:rPr>
         <w:t>(2), fuad004. https://doi.org/10.1093/femsre/fuad004</w:t>
+      </w:r>
+    </w:p>
+    <w:p>
+      <w:r>
+        <w:rPr>
+          <w:b w:val="0"/>
+          <w:i w:val="0"/>
+          <w:sz w:val="24"/>
+        </w:rPr>
+        <w:t xml:space="preserve">Guo, G., Kong, X., Wang, Z., Li, M., Tan, Z., &amp; Zhang, W. (2021). Evaluation of the immunogenicity and protective ability of a pili subunit, SBP2', of </w:t>
+      </w:r>
+      <w:r>
+        <w:rPr>
+          <w:b w:val="0"/>
+          <w:i/>
+          <w:sz w:val="24"/>
+        </w:rPr>
+        <w:t>Streptococcus suis</w:t>
+      </w:r>
+      <w:r>
+        <w:rPr>
+          <w:b w:val="0"/>
+          <w:i w:val="0"/>
+          <w:sz w:val="24"/>
+        </w:rPr>
+        <w:t xml:space="preserve"> serotype 2. </w:t>
+      </w:r>
+      <w:r>
+        <w:rPr>
+          <w:b w:val="0"/>
+          <w:i/>
+          <w:sz w:val="24"/>
+        </w:rPr>
+        <w:t>Research in Veterinary Science, 137</w:t>
+      </w:r>
+      <w:r>
+        <w:rPr>
+          <w:b w:val="0"/>
+          <w:i w:val="0"/>
+          <w:sz w:val="24"/>
+        </w:rPr>
+        <w:t>, 201–207. https://doi.org/10.1016/j.rvsc.2021.05.006</w:t>
       </w:r>
     </w:p>
     <w:p>
@@ -19562,6 +19774,48 @@
           <w:sz w:val="24"/>
         </w:rPr>
         <w:t>(W1), W228–W234. https://doi.org/10.1093/nar/gkac278</w:t>
+      </w:r>
+    </w:p>
+    <w:p>
+      <w:r>
+        <w:rPr>
+          <w:b w:val="0"/>
+          <w:i w:val="0"/>
+          <w:sz w:val="24"/>
+        </w:rPr>
+        <w:t xml:space="preserve">Xing, X., Bi, S., Fan, X., Jin, M., Liu, W., &amp; Wang, B. (2019). Intranasal vaccination with multiple virulence factors promotes mucosal clearance of </w:t>
+      </w:r>
+      <w:r>
+        <w:rPr>
+          <w:b w:val="0"/>
+          <w:i/>
+          <w:sz w:val="24"/>
+        </w:rPr>
+        <w:t>Streptococcus suis</w:t>
+      </w:r>
+      <w:r>
+        <w:rPr>
+          <w:b w:val="0"/>
+          <w:i w:val="0"/>
+          <w:sz w:val="24"/>
+        </w:rPr>
+        <w:t xml:space="preserve"> across serotypes and protects against meningitis in mice. </w:t>
+      </w:r>
+      <w:r>
+        <w:rPr>
+          <w:b w:val="0"/>
+          <w:i/>
+          <w:sz w:val="24"/>
+        </w:rPr>
+        <w:t>The Journal of Infectious Diseases, 220</w:t>
+      </w:r>
+      <w:r>
+        <w:rPr>
+          <w:b w:val="0"/>
+          <w:i w:val="0"/>
+          <w:sz w:val="24"/>
+        </w:rPr>
+        <w:t>(10), 1679–1687. https://doi.org/10.1093/infdis/jiz352</w:t>
       </w:r>
     </w:p>
     <w:p>
